--- a/public/labs/os/kmp-23/ЛР5_ОС_Управління_процесами.docx
+++ b/public/labs/os/kmp-23/ЛР5_ОС_Управління_процесами.docx
@@ -93,317 +93,315 @@
     <w:p>
       <w:pPr>
         <w:pStyle w:val="SourceCode"/>
-      </w:pPr>
-      <w:r>
-        <w:rPr>
-          <w:rStyle w:val="VerbatimChar"/>
-        </w:rPr>
+        <w:spacing w:before="120" w:after="0" w:line="200" w:lineRule="auto"/>
+      </w:pPr>
+      <w:r>
         <w:t xml:space="preserve">┌───────────────────────────────────────────────────────────────────────┐</w:t>
       </w:r>
-      <w:r>
-        <w:br/>
-      </w:r>
-      <w:r>
-        <w:rPr>
-          <w:rStyle w:val="VerbatimChar"/>
-        </w:rPr>
+    </w:p>
+    <w:p>
+      <w:pPr>
+        <w:pStyle w:val="SourceCode"/>
+        <w:spacing w:before="0" w:after="0" w:line="200" w:lineRule="auto"/>
+      </w:pPr>
+      <w:r>
         <w:t xml:space="preserve">│                    ІНСТРУМЕНТИ КЕРУВАННЯ ПРОЦЕСАМИ                    │</w:t>
       </w:r>
-      <w:r>
-        <w:br/>
-      </w:r>
-      <w:r>
-        <w:rPr>
-          <w:rStyle w:val="VerbatimChar"/>
-        </w:rPr>
+    </w:p>
+    <w:p>
+      <w:pPr>
+        <w:pStyle w:val="SourceCode"/>
+        <w:spacing w:before="0" w:after="0" w:line="200" w:lineRule="auto"/>
+      </w:pPr>
+      <w:r>
         <w:t xml:space="preserve">├───────────────────────────────────────────────────────────────────────┤</w:t>
       </w:r>
-      <w:r>
-        <w:br/>
-      </w:r>
-      <w:r>
-        <w:rPr>
-          <w:rStyle w:val="VerbatimChar"/>
-        </w:rPr>
+    </w:p>
+    <w:p>
+      <w:pPr>
+        <w:pStyle w:val="SourceCode"/>
+        <w:spacing w:before="0" w:after="0" w:line="200" w:lineRule="auto"/>
+      </w:pPr>
+      <w:r>
         <w:t xml:space="preserve">│                                                                       │</w:t>
       </w:r>
-      <w:r>
-        <w:br/>
-      </w:r>
-      <w:r>
-        <w:rPr>
-          <w:rStyle w:val="VerbatimChar"/>
-        </w:rPr>
+    </w:p>
+    <w:p>
+      <w:pPr>
+        <w:pStyle w:val="SourceCode"/>
+        <w:spacing w:before="0" w:after="0" w:line="200" w:lineRule="auto"/>
+      </w:pPr>
+      <w:r>
         <w:t xml:space="preserve">│   ПЕРЕГЛЯД:                                                           │</w:t>
       </w:r>
-      <w:r>
-        <w:br/>
-      </w:r>
-      <w:r>
-        <w:rPr>
-          <w:rStyle w:val="VerbatimChar"/>
-        </w:rPr>
+    </w:p>
+    <w:p>
+      <w:pPr>
+        <w:pStyle w:val="SourceCode"/>
+        <w:spacing w:before="0" w:after="0" w:line="200" w:lineRule="auto"/>
+      </w:pPr>
+      <w:r>
         <w:t xml:space="preserve">│   ┌─────────────────────────────────────────────────────────────────┐ │</w:t>
       </w:r>
-      <w:r>
-        <w:br/>
-      </w:r>
-      <w:r>
-        <w:rPr>
-          <w:rStyle w:val="VerbatimChar"/>
-        </w:rPr>
+    </w:p>
+    <w:p>
+      <w:pPr>
+        <w:pStyle w:val="SourceCode"/>
+        <w:spacing w:before="0" w:after="0" w:line="200" w:lineRule="auto"/>
+      </w:pPr>
+      <w:r>
         <w:t xml:space="preserve">│   │ ps aux        → список всіх процесів (snapshot)                 │ │</w:t>
       </w:r>
-      <w:r>
-        <w:br/>
-      </w:r>
-      <w:r>
-        <w:rPr>
-          <w:rStyle w:val="VerbatimChar"/>
-        </w:rPr>
+    </w:p>
+    <w:p>
+      <w:pPr>
+        <w:pStyle w:val="SourceCode"/>
+        <w:spacing w:before="0" w:after="0" w:line="200" w:lineRule="auto"/>
+      </w:pPr>
+      <w:r>
         <w:t xml:space="preserve">│   │ ps auxf       → дерево процесів                                 │ │</w:t>
       </w:r>
-      <w:r>
-        <w:br/>
-      </w:r>
-      <w:r>
-        <w:rPr>
-          <w:rStyle w:val="VerbatimChar"/>
-        </w:rPr>
+    </w:p>
+    <w:p>
+      <w:pPr>
+        <w:pStyle w:val="SourceCode"/>
+        <w:spacing w:before="0" w:after="0" w:line="200" w:lineRule="auto"/>
+      </w:pPr>
+      <w:r>
         <w:t xml:space="preserve">│   │ top           → процеси в реальному часі                        │ │</w:t>
       </w:r>
-      <w:r>
-        <w:br/>
-      </w:r>
-      <w:r>
-        <w:rPr>
-          <w:rStyle w:val="VerbatimChar"/>
-        </w:rPr>
+    </w:p>
+    <w:p>
+      <w:pPr>
+        <w:pStyle w:val="SourceCode"/>
+        <w:spacing w:before="0" w:after="0" w:line="200" w:lineRule="auto"/>
+      </w:pPr>
+      <w:r>
         <w:t xml:space="preserve">│   │ htop          → покращений top з кольорами                      │ │</w:t>
       </w:r>
-      <w:r>
-        <w:br/>
-      </w:r>
-      <w:r>
-        <w:rPr>
-          <w:rStyle w:val="VerbatimChar"/>
-        </w:rPr>
+    </w:p>
+    <w:p>
+      <w:pPr>
+        <w:pStyle w:val="SourceCode"/>
+        <w:spacing w:before="0" w:after="0" w:line="200" w:lineRule="auto"/>
+      </w:pPr>
+      <w:r>
         <w:t xml:space="preserve">│   │ pstree        → ієрархія процесів у вигляді дерева              │ │</w:t>
       </w:r>
-      <w:r>
-        <w:br/>
-      </w:r>
-      <w:r>
-        <w:rPr>
-          <w:rStyle w:val="VerbatimChar"/>
-        </w:rPr>
+    </w:p>
+    <w:p>
+      <w:pPr>
+        <w:pStyle w:val="SourceCode"/>
+        <w:spacing w:before="0" w:after="0" w:line="200" w:lineRule="auto"/>
+      </w:pPr>
+      <w:r>
         <w:t xml:space="preserve">│   │ pgrep         → пошук процесів за ім'ям/атрибутами              │ │</w:t>
       </w:r>
-      <w:r>
-        <w:br/>
-      </w:r>
-      <w:r>
-        <w:rPr>
-          <w:rStyle w:val="VerbatimChar"/>
-        </w:rPr>
+    </w:p>
+    <w:p>
+      <w:pPr>
+        <w:pStyle w:val="SourceCode"/>
+        <w:spacing w:before="0" w:after="0" w:line="200" w:lineRule="auto"/>
+      </w:pPr>
+      <w:r>
         <w:t xml:space="preserve">│   └─────────────────────────────────────────────────────────────────┘ │</w:t>
       </w:r>
-      <w:r>
-        <w:br/>
-      </w:r>
-      <w:r>
-        <w:rPr>
-          <w:rStyle w:val="VerbatimChar"/>
-        </w:rPr>
+    </w:p>
+    <w:p>
+      <w:pPr>
+        <w:pStyle w:val="SourceCode"/>
+        <w:spacing w:before="0" w:after="0" w:line="200" w:lineRule="auto"/>
+      </w:pPr>
+      <w:r>
         <w:t xml:space="preserve">│                                                                       │</w:t>
       </w:r>
-      <w:r>
-        <w:br/>
-      </w:r>
-      <w:r>
-        <w:rPr>
-          <w:rStyle w:val="VerbatimChar"/>
-        </w:rPr>
+    </w:p>
+    <w:p>
+      <w:pPr>
+        <w:pStyle w:val="SourceCode"/>
+        <w:spacing w:before="0" w:after="0" w:line="200" w:lineRule="auto"/>
+      </w:pPr>
+      <w:r>
         <w:t xml:space="preserve">│   КЕРУВАННЯ:                                                          │</w:t>
       </w:r>
-      <w:r>
-        <w:br/>
-      </w:r>
-      <w:r>
-        <w:rPr>
-          <w:rStyle w:val="VerbatimChar"/>
-        </w:rPr>
+    </w:p>
+    <w:p>
+      <w:pPr>
+        <w:pStyle w:val="SourceCode"/>
+        <w:spacing w:before="0" w:after="0" w:line="200" w:lineRule="auto"/>
+      </w:pPr>
+      <w:r>
         <w:t xml:space="preserve">│   ┌─────────────────────────────────────────────────────────────────┐ │</w:t>
       </w:r>
-      <w:r>
-        <w:br/>
-      </w:r>
-      <w:r>
-        <w:rPr>
-          <w:rStyle w:val="VerbatimChar"/>
-        </w:rPr>
+    </w:p>
+    <w:p>
+      <w:pPr>
+        <w:pStyle w:val="SourceCode"/>
+        <w:spacing w:before="0" w:after="0" w:line="200" w:lineRule="auto"/>
+      </w:pPr>
+      <w:r>
         <w:t xml:space="preserve">│   │ kill PID      → надіслати сигнал (default: SIGTERM)             │ │</w:t>
       </w:r>
-      <w:r>
-        <w:br/>
-      </w:r>
-      <w:r>
-        <w:rPr>
-          <w:rStyle w:val="VerbatimChar"/>
-        </w:rPr>
+    </w:p>
+    <w:p>
+      <w:pPr>
+        <w:pStyle w:val="SourceCode"/>
+        <w:spacing w:before="0" w:after="0" w:line="200" w:lineRule="auto"/>
+      </w:pPr>
+      <w:r>
         <w:t xml:space="preserve">│   │ kill -9 PID   → примусово завершити (SIGKILL)                   │ │</w:t>
       </w:r>
-      <w:r>
-        <w:br/>
-      </w:r>
-      <w:r>
-        <w:rPr>
-          <w:rStyle w:val="VerbatimChar"/>
-        </w:rPr>
+    </w:p>
+    <w:p>
+      <w:pPr>
+        <w:pStyle w:val="SourceCode"/>
+        <w:spacing w:before="0" w:after="0" w:line="200" w:lineRule="auto"/>
+      </w:pPr>
+      <w:r>
         <w:t xml:space="preserve">│   │ killall name  → завершити за ім'ям                              │ │</w:t>
       </w:r>
-      <w:r>
-        <w:br/>
-      </w:r>
-      <w:r>
-        <w:rPr>
-          <w:rStyle w:val="VerbatimChar"/>
-        </w:rPr>
+    </w:p>
+    <w:p>
+      <w:pPr>
+        <w:pStyle w:val="SourceCode"/>
+        <w:spacing w:before="0" w:after="0" w:line="200" w:lineRule="auto"/>
+      </w:pPr>
+      <w:r>
         <w:t xml:space="preserve">│   │ pkill pattern → завершити за шаблоном                           │ │</w:t>
       </w:r>
-      <w:r>
-        <w:br/>
-      </w:r>
-      <w:r>
-        <w:rPr>
-          <w:rStyle w:val="VerbatimChar"/>
-        </w:rPr>
+    </w:p>
+    <w:p>
+      <w:pPr>
+        <w:pStyle w:val="SourceCode"/>
+        <w:spacing w:before="0" w:after="0" w:line="200" w:lineRule="auto"/>
+      </w:pPr>
+      <w:r>
         <w:t xml:space="preserve">│   │ nice          → запустити з пріоритетом                         │ │</w:t>
       </w:r>
-      <w:r>
-        <w:br/>
-      </w:r>
-      <w:r>
-        <w:rPr>
-          <w:rStyle w:val="VerbatimChar"/>
-        </w:rPr>
+    </w:p>
+    <w:p>
+      <w:pPr>
+        <w:pStyle w:val="SourceCode"/>
+        <w:spacing w:before="0" w:after="0" w:line="200" w:lineRule="auto"/>
+      </w:pPr>
+      <w:r>
         <w:t xml:space="preserve">│   │ renice        → змінити пріоритет                               │ │</w:t>
       </w:r>
-      <w:r>
-        <w:br/>
-      </w:r>
-      <w:r>
-        <w:rPr>
-          <w:rStyle w:val="VerbatimChar"/>
-        </w:rPr>
+    </w:p>
+    <w:p>
+      <w:pPr>
+        <w:pStyle w:val="SourceCode"/>
+        <w:spacing w:before="0" w:after="0" w:line="200" w:lineRule="auto"/>
+      </w:pPr>
+      <w:r>
         <w:t xml:space="preserve">│   └─────────────────────────────────────────────────────────────────┘ │</w:t>
       </w:r>
-      <w:r>
-        <w:br/>
-      </w:r>
-      <w:r>
-        <w:rPr>
-          <w:rStyle w:val="VerbatimChar"/>
-        </w:rPr>
+    </w:p>
+    <w:p>
+      <w:pPr>
+        <w:pStyle w:val="SourceCode"/>
+        <w:spacing w:before="0" w:after="0" w:line="200" w:lineRule="auto"/>
+      </w:pPr>
+      <w:r>
         <w:t xml:space="preserve">│                                                                       │</w:t>
       </w:r>
-      <w:r>
-        <w:br/>
-      </w:r>
-      <w:r>
-        <w:rPr>
-          <w:rStyle w:val="VerbatimChar"/>
-        </w:rPr>
+    </w:p>
+    <w:p>
+      <w:pPr>
+        <w:pStyle w:val="SourceCode"/>
+        <w:spacing w:before="0" w:after="0" w:line="200" w:lineRule="auto"/>
+      </w:pPr>
+      <w:r>
         <w:t xml:space="preserve">│   ФОНОВІ ПРОЦЕСИ:                                                     │</w:t>
       </w:r>
-      <w:r>
-        <w:br/>
-      </w:r>
-      <w:r>
-        <w:rPr>
-          <w:rStyle w:val="VerbatimChar"/>
-        </w:rPr>
+    </w:p>
+    <w:p>
+      <w:pPr>
+        <w:pStyle w:val="SourceCode"/>
+        <w:spacing w:before="0" w:after="0" w:line="200" w:lineRule="auto"/>
+      </w:pPr>
+      <w:r>
         <w:t xml:space="preserve">│   ┌─────────────────────────────────────────────────────────────────┐ │</w:t>
       </w:r>
-      <w:r>
-        <w:br/>
-      </w:r>
-      <w:r>
-        <w:rPr>
-          <w:rStyle w:val="VerbatimChar"/>
-        </w:rPr>
+    </w:p>
+    <w:p>
+      <w:pPr>
+        <w:pStyle w:val="SourceCode"/>
+        <w:spacing w:before="0" w:after="0" w:line="200" w:lineRule="auto"/>
+      </w:pPr>
+      <w:r>
         <w:t xml:space="preserve">│   │ command &amp;     → запустити у фоні                                │ │</w:t>
       </w:r>
-      <w:r>
-        <w:br/>
-      </w:r>
-      <w:r>
-        <w:rPr>
-          <w:rStyle w:val="VerbatimChar"/>
-        </w:rPr>
+    </w:p>
+    <w:p>
+      <w:pPr>
+        <w:pStyle w:val="SourceCode"/>
+        <w:spacing w:before="0" w:after="0" w:line="200" w:lineRule="auto"/>
+      </w:pPr>
+      <w:r>
         <w:t xml:space="preserve">│   │ jobs          → список фонових задач                            │ │</w:t>
       </w:r>
-      <w:r>
-        <w:br/>
-      </w:r>
-      <w:r>
-        <w:rPr>
-          <w:rStyle w:val="VerbatimChar"/>
-        </w:rPr>
+    </w:p>
+    <w:p>
+      <w:pPr>
+        <w:pStyle w:val="SourceCode"/>
+        <w:spacing w:before="0" w:after="0" w:line="200" w:lineRule="auto"/>
+      </w:pPr>
+      <w:r>
         <w:t xml:space="preserve">│   │ fg %N         → повернути задачу N на передній план             │ │</w:t>
       </w:r>
-      <w:r>
-        <w:br/>
-      </w:r>
-      <w:r>
-        <w:rPr>
-          <w:rStyle w:val="VerbatimChar"/>
-        </w:rPr>
+    </w:p>
+    <w:p>
+      <w:pPr>
+        <w:pStyle w:val="SourceCode"/>
+        <w:spacing w:before="0" w:after="0" w:line="200" w:lineRule="auto"/>
+      </w:pPr>
+      <w:r>
         <w:t xml:space="preserve">│   │ bg %N         → відновити задачу N у фоні                       │ │</w:t>
       </w:r>
-      <w:r>
-        <w:br/>
-      </w:r>
-      <w:r>
-        <w:rPr>
-          <w:rStyle w:val="VerbatimChar"/>
-        </w:rPr>
+    </w:p>
+    <w:p>
+      <w:pPr>
+        <w:pStyle w:val="SourceCode"/>
+        <w:spacing w:before="0" w:after="0" w:line="200" w:lineRule="auto"/>
+      </w:pPr>
+      <w:r>
         <w:t xml:space="preserve">│   │ Ctrl+Z        → призупинити поточний процес                     │ │</w:t>
       </w:r>
-      <w:r>
-        <w:br/>
-      </w:r>
-      <w:r>
-        <w:rPr>
-          <w:rStyle w:val="VerbatimChar"/>
-        </w:rPr>
+    </w:p>
+    <w:p>
+      <w:pPr>
+        <w:pStyle w:val="SourceCode"/>
+        <w:spacing w:before="0" w:after="0" w:line="200" w:lineRule="auto"/>
+      </w:pPr>
+      <w:r>
         <w:t xml:space="preserve">│   │ Ctrl+C        → перервати (SIGINT)                              │ │</w:t>
       </w:r>
-      <w:r>
-        <w:br/>
-      </w:r>
-      <w:r>
-        <w:rPr>
-          <w:rStyle w:val="VerbatimChar"/>
-        </w:rPr>
+    </w:p>
+    <w:p>
+      <w:pPr>
+        <w:pStyle w:val="SourceCode"/>
+        <w:spacing w:before="0" w:after="0" w:line="200" w:lineRule="auto"/>
+      </w:pPr>
+      <w:r>
         <w:t xml:space="preserve">│   └─────────────────────────────────────────────────────────────────┘ │</w:t>
       </w:r>
-      <w:r>
-        <w:br/>
-      </w:r>
-      <w:r>
-        <w:rPr>
-          <w:rStyle w:val="VerbatimChar"/>
-        </w:rPr>
+    </w:p>
+    <w:p>
+      <w:pPr>
+        <w:pStyle w:val="SourceCode"/>
+        <w:spacing w:before="0" w:after="0" w:line="200" w:lineRule="auto"/>
+      </w:pPr>
+      <w:r>
         <w:t xml:space="preserve">│                                                                       │</w:t>
       </w:r>
-      <w:r>
-        <w:br/>
-      </w:r>
-      <w:r>
-        <w:rPr>
-          <w:rStyle w:val="VerbatimChar"/>
-        </w:rPr>
+    </w:p>
+    <w:p>
+      <w:pPr>
+        <w:pStyle w:val="SourceCode"/>
+        <w:spacing w:before="0" w:after="120" w:line="200" w:lineRule="auto"/>
+      </w:pPr>
+      <w:r>
         <w:t xml:space="preserve">└───────────────────────────────────────────────────────────────────────┘</w:t>
       </w:r>
     </w:p>
@@ -420,263 +418,261 @@
     <w:p>
       <w:pPr>
         <w:pStyle w:val="SourceCode"/>
-      </w:pPr>
-      <w:r>
-        <w:rPr>
-          <w:rStyle w:val="VerbatimChar"/>
-        </w:rPr>
+        <w:spacing w:before="120" w:after="0" w:line="200" w:lineRule="auto"/>
+      </w:pPr>
+      <w:r>
         <w:t xml:space="preserve">┌───────────────────────────────────────────────────────────────────────┐</w:t>
       </w:r>
-      <w:r>
-        <w:br/>
-      </w:r>
-      <w:r>
-        <w:rPr>
-          <w:rStyle w:val="VerbatimChar"/>
-        </w:rPr>
+    </w:p>
+    <w:p>
+      <w:pPr>
+        <w:pStyle w:val="SourceCode"/>
+        <w:spacing w:before="0" w:after="0" w:line="200" w:lineRule="auto"/>
+      </w:pPr>
+      <w:r>
         <w:t xml:space="preserve">│                    СТАНИ ПРОЦЕСІВ (STAT у ps)                         │</w:t>
       </w:r>
-      <w:r>
-        <w:br/>
-      </w:r>
-      <w:r>
-        <w:rPr>
-          <w:rStyle w:val="VerbatimChar"/>
-        </w:rPr>
+    </w:p>
+    <w:p>
+      <w:pPr>
+        <w:pStyle w:val="SourceCode"/>
+        <w:spacing w:before="0" w:after="0" w:line="200" w:lineRule="auto"/>
+      </w:pPr>
+      <w:r>
         <w:t xml:space="preserve">├───────────────────────────────────────────────────────────────────────┤</w:t>
       </w:r>
-      <w:r>
-        <w:br/>
-      </w:r>
-      <w:r>
-        <w:rPr>
-          <w:rStyle w:val="VerbatimChar"/>
-        </w:rPr>
+    </w:p>
+    <w:p>
+      <w:pPr>
+        <w:pStyle w:val="SourceCode"/>
+        <w:spacing w:before="0" w:after="0" w:line="200" w:lineRule="auto"/>
+      </w:pPr>
+      <w:r>
         <w:t xml:space="preserve">│                                                                       │</w:t>
       </w:r>
-      <w:r>
-        <w:br/>
-      </w:r>
-      <w:r>
-        <w:rPr>
-          <w:rStyle w:val="VerbatimChar"/>
-        </w:rPr>
+    </w:p>
+    <w:p>
+      <w:pPr>
+        <w:pStyle w:val="SourceCode"/>
+        <w:spacing w:before="0" w:after="0" w:line="200" w:lineRule="auto"/>
+      </w:pPr>
+      <w:r>
         <w:t xml:space="preserve">│   ОСНОВНІ СТАНИ:                                                      │</w:t>
       </w:r>
-      <w:r>
-        <w:br/>
-      </w:r>
-      <w:r>
-        <w:rPr>
-          <w:rStyle w:val="VerbatimChar"/>
-        </w:rPr>
+    </w:p>
+    <w:p>
+      <w:pPr>
+        <w:pStyle w:val="SourceCode"/>
+        <w:spacing w:before="0" w:after="0" w:line="200" w:lineRule="auto"/>
+      </w:pPr>
+      <w:r>
         <w:t xml:space="preserve">│   ┌─────────────────────────────────────────────────────────────────┐ │</w:t>
       </w:r>
-      <w:r>
-        <w:br/>
-      </w:r>
-      <w:r>
-        <w:rPr>
-          <w:rStyle w:val="VerbatimChar"/>
-        </w:rPr>
+    </w:p>
+    <w:p>
+      <w:pPr>
+        <w:pStyle w:val="SourceCode"/>
+        <w:spacing w:before="0" w:after="0" w:line="200" w:lineRule="auto"/>
+      </w:pPr>
+      <w:r>
         <w:t xml:space="preserve">│   │ R → Running    → виконується або готовий                        │ │</w:t>
       </w:r>
-      <w:r>
-        <w:br/>
-      </w:r>
-      <w:r>
-        <w:rPr>
-          <w:rStyle w:val="VerbatimChar"/>
-        </w:rPr>
+    </w:p>
+    <w:p>
+      <w:pPr>
+        <w:pStyle w:val="SourceCode"/>
+        <w:spacing w:before="0" w:after="0" w:line="200" w:lineRule="auto"/>
+      </w:pPr>
+      <w:r>
         <w:t xml:space="preserve">│   │ S → Sleeping   → очікує події (interruptible)                   │ │</w:t>
       </w:r>
-      <w:r>
-        <w:br/>
-      </w:r>
-      <w:r>
-        <w:rPr>
-          <w:rStyle w:val="VerbatimChar"/>
-        </w:rPr>
+    </w:p>
+    <w:p>
+      <w:pPr>
+        <w:pStyle w:val="SourceCode"/>
+        <w:spacing w:before="0" w:after="0" w:line="200" w:lineRule="auto"/>
+      </w:pPr>
+      <w:r>
         <w:t xml:space="preserve">│   │ D → Disk sleep → очікує I/O (uninterruptible)                   │ │</w:t>
       </w:r>
-      <w:r>
-        <w:br/>
-      </w:r>
-      <w:r>
-        <w:rPr>
-          <w:rStyle w:val="VerbatimChar"/>
-        </w:rPr>
+    </w:p>
+    <w:p>
+      <w:pPr>
+        <w:pStyle w:val="SourceCode"/>
+        <w:spacing w:before="0" w:after="0" w:line="200" w:lineRule="auto"/>
+      </w:pPr>
+      <w:r>
         <w:t xml:space="preserve">│   │ T → Stopped    → зупинений (Ctrl+Z або SIGSTOP)                 │ │</w:t>
       </w:r>
-      <w:r>
-        <w:br/>
-      </w:r>
-      <w:r>
-        <w:rPr>
-          <w:rStyle w:val="VerbatimChar"/>
-        </w:rPr>
+    </w:p>
+    <w:p>
+      <w:pPr>
+        <w:pStyle w:val="SourceCode"/>
+        <w:spacing w:before="0" w:after="0" w:line="200" w:lineRule="auto"/>
+      </w:pPr>
+      <w:r>
         <w:t xml:space="preserve">│   │ Z → Zombie     → завершений, чекає wait() від батька            │ │</w:t>
       </w:r>
-      <w:r>
-        <w:br/>
-      </w:r>
-      <w:r>
-        <w:rPr>
-          <w:rStyle w:val="VerbatimChar"/>
-        </w:rPr>
+    </w:p>
+    <w:p>
+      <w:pPr>
+        <w:pStyle w:val="SourceCode"/>
+        <w:spacing w:before="0" w:after="0" w:line="200" w:lineRule="auto"/>
+      </w:pPr>
+      <w:r>
         <w:t xml:space="preserve">│   └─────────────────────────────────────────────────────────────────┘ │</w:t>
       </w:r>
-      <w:r>
-        <w:br/>
-      </w:r>
-      <w:r>
-        <w:rPr>
-          <w:rStyle w:val="VerbatimChar"/>
-        </w:rPr>
+    </w:p>
+    <w:p>
+      <w:pPr>
+        <w:pStyle w:val="SourceCode"/>
+        <w:spacing w:before="0" w:after="0" w:line="200" w:lineRule="auto"/>
+      </w:pPr>
+      <w:r>
         <w:t xml:space="preserve">│                                                                       │</w:t>
       </w:r>
-      <w:r>
-        <w:br/>
-      </w:r>
-      <w:r>
-        <w:rPr>
-          <w:rStyle w:val="VerbatimChar"/>
-        </w:rPr>
+    </w:p>
+    <w:p>
+      <w:pPr>
+        <w:pStyle w:val="SourceCode"/>
+        <w:spacing w:before="0" w:after="0" w:line="200" w:lineRule="auto"/>
+      </w:pPr>
+      <w:r>
         <w:t xml:space="preserve">│   ДОДАТКОВІ СИМВОЛИ:                                                  │</w:t>
       </w:r>
-      <w:r>
-        <w:br/>
-      </w:r>
-      <w:r>
-        <w:rPr>
-          <w:rStyle w:val="VerbatimChar"/>
-        </w:rPr>
+    </w:p>
+    <w:p>
+      <w:pPr>
+        <w:pStyle w:val="SourceCode"/>
+        <w:spacing w:before="0" w:after="0" w:line="200" w:lineRule="auto"/>
+      </w:pPr>
+      <w:r>
         <w:t xml:space="preserve">│   ┌─────────────────────────────────────────────────────────────────┐ │</w:t>
       </w:r>
-      <w:r>
-        <w:br/>
-      </w:r>
-      <w:r>
-        <w:rPr>
-          <w:rStyle w:val="VerbatimChar"/>
-        </w:rPr>
+    </w:p>
+    <w:p>
+      <w:pPr>
+        <w:pStyle w:val="SourceCode"/>
+        <w:spacing w:before="0" w:after="0" w:line="200" w:lineRule="auto"/>
+      </w:pPr>
+      <w:r>
         <w:t xml:space="preserve">│   │ &lt; → high priority (low nice)                                    │ │</w:t>
       </w:r>
-      <w:r>
-        <w:br/>
-      </w:r>
-      <w:r>
-        <w:rPr>
-          <w:rStyle w:val="VerbatimChar"/>
-        </w:rPr>
+    </w:p>
+    <w:p>
+      <w:pPr>
+        <w:pStyle w:val="SourceCode"/>
+        <w:spacing w:before="0" w:after="0" w:line="200" w:lineRule="auto"/>
+      </w:pPr>
+      <w:r>
         <w:t xml:space="preserve">│   │ N → low priority (high nice)                                    │ │</w:t>
       </w:r>
-      <w:r>
-        <w:br/>
-      </w:r>
-      <w:r>
-        <w:rPr>
-          <w:rStyle w:val="VerbatimChar"/>
-        </w:rPr>
+    </w:p>
+    <w:p>
+      <w:pPr>
+        <w:pStyle w:val="SourceCode"/>
+        <w:spacing w:before="0" w:after="0" w:line="200" w:lineRule="auto"/>
+      </w:pPr>
+      <w:r>
         <w:t xml:space="preserve">│   │ s → session leader                                              │ │</w:t>
       </w:r>
-      <w:r>
-        <w:br/>
-      </w:r>
-      <w:r>
-        <w:rPr>
-          <w:rStyle w:val="VerbatimChar"/>
-        </w:rPr>
+    </w:p>
+    <w:p>
+      <w:pPr>
+        <w:pStyle w:val="SourceCode"/>
+        <w:spacing w:before="0" w:after="0" w:line="200" w:lineRule="auto"/>
+      </w:pPr>
+      <w:r>
         <w:t xml:space="preserve">│   │ l → multi-threaded (uses CLONE_THREAD)                          │ │</w:t>
       </w:r>
-      <w:r>
-        <w:br/>
-      </w:r>
-      <w:r>
-        <w:rPr>
-          <w:rStyle w:val="VerbatimChar"/>
-        </w:rPr>
+    </w:p>
+    <w:p>
+      <w:pPr>
+        <w:pStyle w:val="SourceCode"/>
+        <w:spacing w:before="0" w:after="0" w:line="200" w:lineRule="auto"/>
+      </w:pPr>
+      <w:r>
         <w:t xml:space="preserve">│   │ + → foreground process group                                    │ │</w:t>
       </w:r>
-      <w:r>
-        <w:br/>
-      </w:r>
-      <w:r>
-        <w:rPr>
-          <w:rStyle w:val="VerbatimChar"/>
-        </w:rPr>
+    </w:p>
+    <w:p>
+      <w:pPr>
+        <w:pStyle w:val="SourceCode"/>
+        <w:spacing w:before="0" w:after="0" w:line="200" w:lineRule="auto"/>
+      </w:pPr>
+      <w:r>
         <w:t xml:space="preserve">│   └─────────────────────────────────────────────────────────────────┘ │</w:t>
       </w:r>
-      <w:r>
-        <w:br/>
-      </w:r>
-      <w:r>
-        <w:rPr>
-          <w:rStyle w:val="VerbatimChar"/>
-        </w:rPr>
+    </w:p>
+    <w:p>
+      <w:pPr>
+        <w:pStyle w:val="SourceCode"/>
+        <w:spacing w:before="0" w:after="0" w:line="200" w:lineRule="auto"/>
+      </w:pPr>
+      <w:r>
         <w:t xml:space="preserve">│                                                                       │</w:t>
       </w:r>
-      <w:r>
-        <w:br/>
-      </w:r>
-      <w:r>
-        <w:rPr>
-          <w:rStyle w:val="VerbatimChar"/>
-        </w:rPr>
+    </w:p>
+    <w:p>
+      <w:pPr>
+        <w:pStyle w:val="SourceCode"/>
+        <w:spacing w:before="0" w:after="0" w:line="200" w:lineRule="auto"/>
+      </w:pPr>
+      <w:r>
         <w:t xml:space="preserve">│   ПРИКЛАДИ:                                                           │</w:t>
       </w:r>
-      <w:r>
-        <w:br/>
-      </w:r>
-      <w:r>
-        <w:rPr>
-          <w:rStyle w:val="VerbatimChar"/>
-        </w:rPr>
+    </w:p>
+    <w:p>
+      <w:pPr>
+        <w:pStyle w:val="SourceCode"/>
+        <w:spacing w:before="0" w:after="0" w:line="200" w:lineRule="auto"/>
+      </w:pPr>
+      <w:r>
         <w:t xml:space="preserve">│   Ss  → sleeping, session leader                                      │</w:t>
       </w:r>
-      <w:r>
-        <w:br/>
-      </w:r>
-      <w:r>
-        <w:rPr>
-          <w:rStyle w:val="VerbatimChar"/>
-        </w:rPr>
+    </w:p>
+    <w:p>
+      <w:pPr>
+        <w:pStyle w:val="SourceCode"/>
+        <w:spacing w:before="0" w:after="0" w:line="200" w:lineRule="auto"/>
+      </w:pPr>
+      <w:r>
         <w:t xml:space="preserve">│   R+  → running, foreground                                           │</w:t>
       </w:r>
-      <w:r>
-        <w:br/>
-      </w:r>
-      <w:r>
-        <w:rPr>
-          <w:rStyle w:val="VerbatimChar"/>
-        </w:rPr>
+    </w:p>
+    <w:p>
+      <w:pPr>
+        <w:pStyle w:val="SourceCode"/>
+        <w:spacing w:before="0" w:after="0" w:line="200" w:lineRule="auto"/>
+      </w:pPr>
+      <w:r>
         <w:t xml:space="preserve">│   SN  → sleeping, nice (low priority)                                 │</w:t>
       </w:r>
-      <w:r>
-        <w:br/>
-      </w:r>
-      <w:r>
-        <w:rPr>
-          <w:rStyle w:val="VerbatimChar"/>
-        </w:rPr>
+    </w:p>
+    <w:p>
+      <w:pPr>
+        <w:pStyle w:val="SourceCode"/>
+        <w:spacing w:before="0" w:after="0" w:line="200" w:lineRule="auto"/>
+      </w:pPr>
+      <w:r>
         <w:t xml:space="preserve">│   Sl  → sleeping, multi-threaded                                      │</w:t>
       </w:r>
-      <w:r>
-        <w:br/>
-      </w:r>
-      <w:r>
-        <w:rPr>
-          <w:rStyle w:val="VerbatimChar"/>
-        </w:rPr>
+    </w:p>
+    <w:p>
+      <w:pPr>
+        <w:pStyle w:val="SourceCode"/>
+        <w:spacing w:before="0" w:after="0" w:line="200" w:lineRule="auto"/>
+      </w:pPr>
+      <w:r>
         <w:t xml:space="preserve">│                                                                       │</w:t>
       </w:r>
-      <w:r>
-        <w:br/>
-      </w:r>
-      <w:r>
-        <w:rPr>
-          <w:rStyle w:val="VerbatimChar"/>
-        </w:rPr>
+    </w:p>
+    <w:p>
+      <w:pPr>
+        <w:pStyle w:val="SourceCode"/>
+        <w:spacing w:before="0" w:after="120" w:line="200" w:lineRule="auto"/>
+      </w:pPr>
+      <w:r>
         <w:t xml:space="preserve">└───────────────────────────────────────────────────────────────────────┘</w:t>
       </w:r>
     </w:p>
@@ -703,71 +699,75 @@
     <w:p>
       <w:pPr>
         <w:pStyle w:val="SourceCode"/>
-      </w:pPr>
-      <w:r>
-        <w:rPr>
-          <w:rStyle w:val="VerbatimChar"/>
-        </w:rPr>
+        <w:spacing w:before="120" w:after="0" w:line="200" w:lineRule="auto"/>
+      </w:pPr>
+      <w:r>
         <w:t xml:space="preserve"># Ubuntu/Debian</w:t>
       </w:r>
-      <w:r>
-        <w:br/>
-      </w:r>
-      <w:r>
-        <w:rPr>
-          <w:rStyle w:val="VerbatimChar"/>
-        </w:rPr>
+    </w:p>
+    <w:p>
+      <w:pPr>
+        <w:pStyle w:val="SourceCode"/>
+        <w:spacing w:before="0" w:after="0" w:line="200" w:lineRule="auto"/>
+      </w:pPr>
+      <w:r>
         <w:t xml:space="preserve">sudo apt update</w:t>
       </w:r>
-      <w:r>
-        <w:br/>
-      </w:r>
-      <w:r>
-        <w:rPr>
-          <w:rStyle w:val="VerbatimChar"/>
-        </w:rPr>
+    </w:p>
+    <w:p>
+      <w:pPr>
+        <w:pStyle w:val="SourceCode"/>
+        <w:spacing w:before="0" w:after="0" w:line="200" w:lineRule="auto"/>
+      </w:pPr>
+      <w:r>
         <w:t xml:space="preserve">sudo apt install -y htop tree stress-ng procps psmisc</w:t>
       </w:r>
-      <w:r>
-        <w:br/>
-      </w:r>
-      <w:r>
-        <w:br/>
-      </w:r>
-      <w:r>
-        <w:rPr>
-          <w:rStyle w:val="VerbatimChar"/>
-        </w:rPr>
+    </w:p>
+    <w:p>
+      <w:pPr>
+        <w:pStyle w:val="SourceCode"/>
+        <w:spacing w:before="0" w:after="0" w:line="200" w:lineRule="auto"/>
+      </w:pPr>
+    </w:p>
+    <w:p>
+      <w:pPr>
+        <w:pStyle w:val="SourceCode"/>
+        <w:spacing w:before="0" w:after="0" w:line="200" w:lineRule="auto"/>
+      </w:pPr>
+      <w:r>
         <w:t xml:space="preserve"># Fedora/RHEL</w:t>
       </w:r>
-      <w:r>
-        <w:br/>
-      </w:r>
-      <w:r>
-        <w:rPr>
-          <w:rStyle w:val="VerbatimChar"/>
-        </w:rPr>
+    </w:p>
+    <w:p>
+      <w:pPr>
+        <w:pStyle w:val="SourceCode"/>
+        <w:spacing w:before="0" w:after="0" w:line="200" w:lineRule="auto"/>
+      </w:pPr>
+      <w:r>
         <w:t xml:space="preserve">sudo dnf install -y htop tree stress-ng procps-ng psmisc</w:t>
       </w:r>
-      <w:r>
-        <w:br/>
-      </w:r>
-      <w:r>
-        <w:br/>
-      </w:r>
-      <w:r>
-        <w:rPr>
-          <w:rStyle w:val="VerbatimChar"/>
-        </w:rPr>
+    </w:p>
+    <w:p>
+      <w:pPr>
+        <w:pStyle w:val="SourceCode"/>
+        <w:spacing w:before="0" w:after="0" w:line="200" w:lineRule="auto"/>
+      </w:pPr>
+    </w:p>
+    <w:p>
+      <w:pPr>
+        <w:pStyle w:val="SourceCode"/>
+        <w:spacing w:before="0" w:after="0" w:line="200" w:lineRule="auto"/>
+      </w:pPr>
+      <w:r>
         <w:t xml:space="preserve"># Перевірка встановлення</w:t>
       </w:r>
-      <w:r>
-        <w:br/>
-      </w:r>
-      <w:r>
-        <w:rPr>
-          <w:rStyle w:val="VerbatimChar"/>
-        </w:rPr>
+    </w:p>
+    <w:p>
+      <w:pPr>
+        <w:pStyle w:val="SourceCode"/>
+        <w:spacing w:before="0" w:after="120" w:line="200" w:lineRule="auto"/>
+      </w:pPr>
+      <w:r>
         <w:t xml:space="preserve">which htop top ps kill pstree nice renice</w:t>
       </w:r>
     </w:p>
@@ -792,20 +792,18 @@
     <w:p>
       <w:pPr>
         <w:pStyle w:val="SourceCode"/>
-      </w:pPr>
-      <w:r>
-        <w:rPr>
-          <w:rStyle w:val="VerbatimChar"/>
-        </w:rPr>
+        <w:spacing w:before="120" w:after="0" w:line="200" w:lineRule="auto"/>
+      </w:pPr>
+      <w:r>
         <w:t xml:space="preserve">mkdir -p ~/lab07_processes</w:t>
       </w:r>
-      <w:r>
-        <w:br/>
-      </w:r>
-      <w:r>
-        <w:rPr>
-          <w:rStyle w:val="VerbatimChar"/>
-        </w:rPr>
+    </w:p>
+    <w:p>
+      <w:pPr>
+        <w:pStyle w:val="SourceCode"/>
+        <w:spacing w:before="0" w:after="120" w:line="200" w:lineRule="auto"/>
+      </w:pPr>
+      <w:r>
         <w:t xml:space="preserve">cd ~/lab07_processes</w:t>
       </w:r>
     </w:p>
@@ -820,92 +818,90 @@
     <w:p>
       <w:pPr>
         <w:pStyle w:val="SourceCode"/>
-      </w:pPr>
-      <w:r>
-        <w:rPr>
-          <w:rStyle w:val="VerbatimChar"/>
-        </w:rPr>
+        <w:spacing w:before="120" w:after="0" w:line="200" w:lineRule="auto"/>
+      </w:pPr>
+      <w:r>
         <w:t xml:space="preserve">cat &gt; cpu_load.sh &lt;&lt; 'EOF'</w:t>
       </w:r>
-      <w:r>
-        <w:br/>
-      </w:r>
-      <w:r>
-        <w:rPr>
-          <w:rStyle w:val="VerbatimChar"/>
-        </w:rPr>
+    </w:p>
+    <w:p>
+      <w:pPr>
+        <w:pStyle w:val="SourceCode"/>
+        <w:spacing w:before="0" w:after="0" w:line="200" w:lineRule="auto"/>
+      </w:pPr>
+      <w:r>
         <w:t xml:space="preserve">#!/bin/bash</w:t>
       </w:r>
-      <w:r>
-        <w:br/>
-      </w:r>
-      <w:r>
-        <w:rPr>
-          <w:rStyle w:val="VerbatimChar"/>
-        </w:rPr>
+    </w:p>
+    <w:p>
+      <w:pPr>
+        <w:pStyle w:val="SourceCode"/>
+        <w:spacing w:before="0" w:after="0" w:line="200" w:lineRule="auto"/>
+      </w:pPr>
+      <w:r>
         <w:t xml:space="preserve"># cpu_load.sh - Скрипт для генерації CPU-навантаження</w:t>
       </w:r>
-      <w:r>
-        <w:br/>
-      </w:r>
-      <w:r>
-        <w:rPr>
-          <w:rStyle w:val="VerbatimChar"/>
-        </w:rPr>
+    </w:p>
+    <w:p>
+      <w:pPr>
+        <w:pStyle w:val="SourceCode"/>
+        <w:spacing w:before="0" w:after="0" w:line="200" w:lineRule="auto"/>
+      </w:pPr>
+      <w:r>
         <w:t xml:space="preserve">echo "PID: $$ - CPU load started"</w:t>
       </w:r>
-      <w:r>
-        <w:br/>
-      </w:r>
-      <w:r>
-        <w:rPr>
-          <w:rStyle w:val="VerbatimChar"/>
-        </w:rPr>
+    </w:p>
+    <w:p>
+      <w:pPr>
+        <w:pStyle w:val="SourceCode"/>
+        <w:spacing w:before="0" w:after="0" w:line="200" w:lineRule="auto"/>
+      </w:pPr>
+      <w:r>
         <w:t xml:space="preserve">while true; do</w:t>
       </w:r>
-      <w:r>
-        <w:br/>
-      </w:r>
-      <w:r>
-        <w:rPr>
-          <w:rStyle w:val="VerbatimChar"/>
-        </w:rPr>
+    </w:p>
+    <w:p>
+      <w:pPr>
+        <w:pStyle w:val="SourceCode"/>
+        <w:spacing w:before="0" w:after="0" w:line="200" w:lineRule="auto"/>
+      </w:pPr>
+      <w:r>
         <w:t xml:space="preserve">    # Обчислення для навантаження CPU</w:t>
       </w:r>
-      <w:r>
-        <w:br/>
-      </w:r>
-      <w:r>
-        <w:rPr>
-          <w:rStyle w:val="VerbatimChar"/>
-        </w:rPr>
+    </w:p>
+    <w:p>
+      <w:pPr>
+        <w:pStyle w:val="SourceCode"/>
+        <w:spacing w:before="0" w:after="0" w:line="200" w:lineRule="auto"/>
+      </w:pPr>
+      <w:r>
         <w:t xml:space="preserve">    echo "scale=5000; 4*a(1)" | bc -l &gt; /dev/null 2&gt;&amp;1</w:t>
       </w:r>
-      <w:r>
-        <w:br/>
-      </w:r>
-      <w:r>
-        <w:rPr>
-          <w:rStyle w:val="VerbatimChar"/>
-        </w:rPr>
+    </w:p>
+    <w:p>
+      <w:pPr>
+        <w:pStyle w:val="SourceCode"/>
+        <w:spacing w:before="0" w:after="0" w:line="200" w:lineRule="auto"/>
+      </w:pPr>
+      <w:r>
         <w:t xml:space="preserve">done</w:t>
       </w:r>
-      <w:r>
-        <w:br/>
-      </w:r>
-      <w:r>
-        <w:rPr>
-          <w:rStyle w:val="VerbatimChar"/>
-        </w:rPr>
+    </w:p>
+    <w:p>
+      <w:pPr>
+        <w:pStyle w:val="SourceCode"/>
+        <w:spacing w:before="0" w:after="0" w:line="200" w:lineRule="auto"/>
+      </w:pPr>
+      <w:r>
         <w:t xml:space="preserve">EOF</w:t>
       </w:r>
-      <w:r>
-        <w:br/>
-      </w:r>
-      <w:r>
-        <w:rPr>
-          <w:rStyle w:val="VerbatimChar"/>
-        </w:rPr>
+    </w:p>
+    <w:p>
+      <w:pPr>
+        <w:pStyle w:val="SourceCode"/>
+        <w:spacing w:before="0" w:after="120" w:line="200" w:lineRule="auto"/>
+      </w:pPr>
+      <w:r>
         <w:t xml:space="preserve">chmod +x cpu_load.sh</w:t>
       </w:r>
     </w:p>
@@ -920,101 +916,99 @@
     <w:p>
       <w:pPr>
         <w:pStyle w:val="SourceCode"/>
-      </w:pPr>
-      <w:r>
-        <w:rPr>
-          <w:rStyle w:val="VerbatimChar"/>
-        </w:rPr>
+        <w:spacing w:before="120" w:after="0" w:line="200" w:lineRule="auto"/>
+      </w:pPr>
+      <w:r>
         <w:t xml:space="preserve">cat &gt; io_load.sh &lt;&lt; 'EOF'</w:t>
       </w:r>
-      <w:r>
-        <w:br/>
-      </w:r>
-      <w:r>
-        <w:rPr>
-          <w:rStyle w:val="VerbatimChar"/>
-        </w:rPr>
+    </w:p>
+    <w:p>
+      <w:pPr>
+        <w:pStyle w:val="SourceCode"/>
+        <w:spacing w:before="0" w:after="0" w:line="200" w:lineRule="auto"/>
+      </w:pPr>
+      <w:r>
         <w:t xml:space="preserve">#!/bin/bash</w:t>
       </w:r>
-      <w:r>
-        <w:br/>
-      </w:r>
-      <w:r>
-        <w:rPr>
-          <w:rStyle w:val="VerbatimChar"/>
-        </w:rPr>
+    </w:p>
+    <w:p>
+      <w:pPr>
+        <w:pStyle w:val="SourceCode"/>
+        <w:spacing w:before="0" w:after="0" w:line="200" w:lineRule="auto"/>
+      </w:pPr>
+      <w:r>
         <w:t xml:space="preserve"># io_load.sh - Скрипт для I/O-навантаження</w:t>
       </w:r>
-      <w:r>
-        <w:br/>
-      </w:r>
-      <w:r>
-        <w:rPr>
-          <w:rStyle w:val="VerbatimChar"/>
-        </w:rPr>
+    </w:p>
+    <w:p>
+      <w:pPr>
+        <w:pStyle w:val="SourceCode"/>
+        <w:spacing w:before="0" w:after="0" w:line="200" w:lineRule="auto"/>
+      </w:pPr>
+      <w:r>
         <w:t xml:space="preserve">echo "PID: $$ - I/O load started"</w:t>
       </w:r>
-      <w:r>
-        <w:br/>
-      </w:r>
-      <w:r>
-        <w:rPr>
-          <w:rStyle w:val="VerbatimChar"/>
-        </w:rPr>
+    </w:p>
+    <w:p>
+      <w:pPr>
+        <w:pStyle w:val="SourceCode"/>
+        <w:spacing w:before="0" w:after="0" w:line="200" w:lineRule="auto"/>
+      </w:pPr>
+      <w:r>
         <w:t xml:space="preserve">while true; do</w:t>
       </w:r>
-      <w:r>
-        <w:br/>
-      </w:r>
-      <w:r>
-        <w:rPr>
-          <w:rStyle w:val="VerbatimChar"/>
-        </w:rPr>
+    </w:p>
+    <w:p>
+      <w:pPr>
+        <w:pStyle w:val="SourceCode"/>
+        <w:spacing w:before="0" w:after="0" w:line="200" w:lineRule="auto"/>
+      </w:pPr>
+      <w:r>
         <w:t xml:space="preserve">    dd if=/dev/zero of=/tmp/testfile_$$ bs=1M count=10 2&gt;/dev/null</w:t>
       </w:r>
-      <w:r>
-        <w:br/>
-      </w:r>
-      <w:r>
-        <w:rPr>
-          <w:rStyle w:val="VerbatimChar"/>
-        </w:rPr>
+    </w:p>
+    <w:p>
+      <w:pPr>
+        <w:pStyle w:val="SourceCode"/>
+        <w:spacing w:before="0" w:after="0" w:line="200" w:lineRule="auto"/>
+      </w:pPr>
+      <w:r>
         <w:t xml:space="preserve">    rm -f /tmp/testfile_$$</w:t>
       </w:r>
-      <w:r>
-        <w:br/>
-      </w:r>
-      <w:r>
-        <w:rPr>
-          <w:rStyle w:val="VerbatimChar"/>
-        </w:rPr>
+    </w:p>
+    <w:p>
+      <w:pPr>
+        <w:pStyle w:val="SourceCode"/>
+        <w:spacing w:before="0" w:after="0" w:line="200" w:lineRule="auto"/>
+      </w:pPr>
+      <w:r>
         <w:t xml:space="preserve">    sleep 1</w:t>
       </w:r>
-      <w:r>
-        <w:br/>
-      </w:r>
-      <w:r>
-        <w:rPr>
-          <w:rStyle w:val="VerbatimChar"/>
-        </w:rPr>
+    </w:p>
+    <w:p>
+      <w:pPr>
+        <w:pStyle w:val="SourceCode"/>
+        <w:spacing w:before="0" w:after="0" w:line="200" w:lineRule="auto"/>
+      </w:pPr>
+      <w:r>
         <w:t xml:space="preserve">done</w:t>
       </w:r>
-      <w:r>
-        <w:br/>
-      </w:r>
-      <w:r>
-        <w:rPr>
-          <w:rStyle w:val="VerbatimChar"/>
-        </w:rPr>
+    </w:p>
+    <w:p>
+      <w:pPr>
+        <w:pStyle w:val="SourceCode"/>
+        <w:spacing w:before="0" w:after="0" w:line="200" w:lineRule="auto"/>
+      </w:pPr>
+      <w:r>
         <w:t xml:space="preserve">EOF</w:t>
       </w:r>
-      <w:r>
-        <w:br/>
-      </w:r>
-      <w:r>
-        <w:rPr>
-          <w:rStyle w:val="VerbatimChar"/>
-        </w:rPr>
+    </w:p>
+    <w:p>
+      <w:pPr>
+        <w:pStyle w:val="SourceCode"/>
+        <w:spacing w:before="0" w:after="120" w:line="200" w:lineRule="auto"/>
+      </w:pPr>
+      <w:r>
         <w:t xml:space="preserve">chmod +x io_load.sh</w:t>
       </w:r>
     </w:p>
@@ -1029,152 +1023,156 @@
     <w:p>
       <w:pPr>
         <w:pStyle w:val="SourceCode"/>
-      </w:pPr>
-      <w:r>
-        <w:rPr>
-          <w:rStyle w:val="VerbatimChar"/>
-        </w:rPr>
+        <w:spacing w:before="120" w:after="0" w:line="200" w:lineRule="auto"/>
+      </w:pPr>
+      <w:r>
         <w:t xml:space="preserve">cat &gt; parent_child.sh &lt;&lt; 'EOF'</w:t>
       </w:r>
-      <w:r>
-        <w:br/>
-      </w:r>
-      <w:r>
-        <w:rPr>
-          <w:rStyle w:val="VerbatimChar"/>
-        </w:rPr>
+    </w:p>
+    <w:p>
+      <w:pPr>
+        <w:pStyle w:val="SourceCode"/>
+        <w:spacing w:before="0" w:after="0" w:line="200" w:lineRule="auto"/>
+      </w:pPr>
+      <w:r>
         <w:t xml:space="preserve">#!/bin/bash</w:t>
       </w:r>
-      <w:r>
-        <w:br/>
-      </w:r>
-      <w:r>
-        <w:rPr>
-          <w:rStyle w:val="VerbatimChar"/>
-        </w:rPr>
+    </w:p>
+    <w:p>
+      <w:pPr>
+        <w:pStyle w:val="SourceCode"/>
+        <w:spacing w:before="0" w:after="0" w:line="200" w:lineRule="auto"/>
+      </w:pPr>
+      <w:r>
         <w:t xml:space="preserve"># parent_child.sh - Демонстрація батьківсько-дочірніх зв'язків</w:t>
       </w:r>
-      <w:r>
-        <w:br/>
-      </w:r>
-      <w:r>
-        <w:rPr>
-          <w:rStyle w:val="VerbatimChar"/>
-        </w:rPr>
+    </w:p>
+    <w:p>
+      <w:pPr>
+        <w:pStyle w:val="SourceCode"/>
+        <w:spacing w:before="0" w:after="0" w:line="200" w:lineRule="auto"/>
+      </w:pPr>
+      <w:r>
         <w:t xml:space="preserve">echo "Parent PID: $$"</w:t>
       </w:r>
-      <w:r>
-        <w:br/>
-      </w:r>
-      <w:r>
-        <w:br/>
-      </w:r>
-      <w:r>
-        <w:rPr>
-          <w:rStyle w:val="VerbatimChar"/>
-        </w:rPr>
+    </w:p>
+    <w:p>
+      <w:pPr>
+        <w:pStyle w:val="SourceCode"/>
+        <w:spacing w:before="0" w:after="0" w:line="200" w:lineRule="auto"/>
+      </w:pPr>
+    </w:p>
+    <w:p>
+      <w:pPr>
+        <w:pStyle w:val="SourceCode"/>
+        <w:spacing w:before="0" w:after="0" w:line="200" w:lineRule="auto"/>
+      </w:pPr>
+      <w:r>
         <w:t xml:space="preserve"># Створюємо дочірні процеси</w:t>
       </w:r>
-      <w:r>
-        <w:br/>
-      </w:r>
-      <w:r>
-        <w:rPr>
-          <w:rStyle w:val="VerbatimChar"/>
-        </w:rPr>
+    </w:p>
+    <w:p>
+      <w:pPr>
+        <w:pStyle w:val="SourceCode"/>
+        <w:spacing w:before="0" w:after="0" w:line="200" w:lineRule="auto"/>
+      </w:pPr>
+      <w:r>
         <w:t xml:space="preserve">for i in 1 2 3; do</w:t>
       </w:r>
-      <w:r>
-        <w:br/>
-      </w:r>
-      <w:r>
-        <w:rPr>
-          <w:rStyle w:val="VerbatimChar"/>
-        </w:rPr>
+    </w:p>
+    <w:p>
+      <w:pPr>
+        <w:pStyle w:val="SourceCode"/>
+        <w:spacing w:before="0" w:after="0" w:line="200" w:lineRule="auto"/>
+      </w:pPr>
+      <w:r>
         <w:t xml:space="preserve">    (</w:t>
       </w:r>
-      <w:r>
-        <w:br/>
-      </w:r>
-      <w:r>
-        <w:rPr>
-          <w:rStyle w:val="VerbatimChar"/>
-        </w:rPr>
+    </w:p>
+    <w:p>
+      <w:pPr>
+        <w:pStyle w:val="SourceCode"/>
+        <w:spacing w:before="0" w:after="0" w:line="200" w:lineRule="auto"/>
+      </w:pPr>
+      <w:r>
         <w:t xml:space="preserve">        echo "Child $i PID: $$ (Parent: $PPID)"</w:t>
       </w:r>
-      <w:r>
-        <w:br/>
-      </w:r>
-      <w:r>
-        <w:rPr>
-          <w:rStyle w:val="VerbatimChar"/>
-        </w:rPr>
+    </w:p>
+    <w:p>
+      <w:pPr>
+        <w:pStyle w:val="SourceCode"/>
+        <w:spacing w:before="0" w:after="0" w:line="200" w:lineRule="auto"/>
+      </w:pPr>
+      <w:r>
         <w:t xml:space="preserve">        sleep 300</w:t>
       </w:r>
-      <w:r>
-        <w:br/>
-      </w:r>
-      <w:r>
-        <w:rPr>
-          <w:rStyle w:val="VerbatimChar"/>
-        </w:rPr>
+    </w:p>
+    <w:p>
+      <w:pPr>
+        <w:pStyle w:val="SourceCode"/>
+        <w:spacing w:before="0" w:after="0" w:line="200" w:lineRule="auto"/>
+      </w:pPr>
+      <w:r>
         <w:t xml:space="preserve">    ) &amp;</w:t>
       </w:r>
-      <w:r>
-        <w:br/>
-      </w:r>
-      <w:r>
-        <w:rPr>
-          <w:rStyle w:val="VerbatimChar"/>
-        </w:rPr>
+    </w:p>
+    <w:p>
+      <w:pPr>
+        <w:pStyle w:val="SourceCode"/>
+        <w:spacing w:before="0" w:after="0" w:line="200" w:lineRule="auto"/>
+      </w:pPr>
+      <w:r>
         <w:t xml:space="preserve">done</w:t>
       </w:r>
-      <w:r>
-        <w:br/>
-      </w:r>
-      <w:r>
-        <w:br/>
-      </w:r>
-      <w:r>
-        <w:rPr>
-          <w:rStyle w:val="VerbatimChar"/>
-        </w:rPr>
+    </w:p>
+    <w:p>
+      <w:pPr>
+        <w:pStyle w:val="SourceCode"/>
+        <w:spacing w:before="0" w:after="0" w:line="200" w:lineRule="auto"/>
+      </w:pPr>
+    </w:p>
+    <w:p>
+      <w:pPr>
+        <w:pStyle w:val="SourceCode"/>
+        <w:spacing w:before="0" w:after="0" w:line="200" w:lineRule="auto"/>
+      </w:pPr>
+      <w:r>
         <w:t xml:space="preserve">echo "Parent waiting for children..."</w:t>
       </w:r>
-      <w:r>
-        <w:br/>
-      </w:r>
-      <w:r>
-        <w:rPr>
-          <w:rStyle w:val="VerbatimChar"/>
-        </w:rPr>
+    </w:p>
+    <w:p>
+      <w:pPr>
+        <w:pStyle w:val="SourceCode"/>
+        <w:spacing w:before="0" w:after="0" w:line="200" w:lineRule="auto"/>
+      </w:pPr>
+      <w:r>
         <w:t xml:space="preserve">wait</w:t>
       </w:r>
-      <w:r>
-        <w:br/>
-      </w:r>
-      <w:r>
-        <w:rPr>
-          <w:rStyle w:val="VerbatimChar"/>
-        </w:rPr>
+    </w:p>
+    <w:p>
+      <w:pPr>
+        <w:pStyle w:val="SourceCode"/>
+        <w:spacing w:before="0" w:after="0" w:line="200" w:lineRule="auto"/>
+      </w:pPr>
+      <w:r>
         <w:t xml:space="preserve">echo "All children finished"</w:t>
       </w:r>
-      <w:r>
-        <w:br/>
-      </w:r>
-      <w:r>
-        <w:rPr>
-          <w:rStyle w:val="VerbatimChar"/>
-        </w:rPr>
+    </w:p>
+    <w:p>
+      <w:pPr>
+        <w:pStyle w:val="SourceCode"/>
+        <w:spacing w:before="0" w:after="0" w:line="200" w:lineRule="auto"/>
+      </w:pPr>
+      <w:r>
         <w:t xml:space="preserve">EOF</w:t>
       </w:r>
-      <w:r>
-        <w:br/>
-      </w:r>
-      <w:r>
-        <w:rPr>
-          <w:rStyle w:val="VerbatimChar"/>
-        </w:rPr>
+    </w:p>
+    <w:p>
+      <w:pPr>
+        <w:pStyle w:val="SourceCode"/>
+        <w:spacing w:before="0" w:after="120" w:line="200" w:lineRule="auto"/>
+      </w:pPr>
+      <w:r>
         <w:t xml:space="preserve">chmod +x parent_child.sh</w:t>
       </w:r>
     </w:p>
@@ -1200,159 +1198,162 @@
     <w:p>
       <w:pPr>
         <w:pStyle w:val="SourceCode"/>
-      </w:pPr>
-      <w:r>
-        <w:rPr>
-          <w:rStyle w:val="VerbatimChar"/>
-        </w:rPr>
+        <w:spacing w:before="120" w:after="0" w:line="200" w:lineRule="auto"/>
+      </w:pPr>
+      <w:r>
         <w:t xml:space="preserve"># 1. Подивіться процеси поточного терміналу</w:t>
       </w:r>
-      <w:r>
-        <w:br/>
-      </w:r>
-      <w:r>
-        <w:rPr>
-          <w:rStyle w:val="VerbatimChar"/>
-        </w:rPr>
+    </w:p>
+    <w:p>
+      <w:pPr>
+        <w:pStyle w:val="SourceCode"/>
+        <w:spacing w:before="0" w:after="0" w:line="200" w:lineRule="auto"/>
+      </w:pPr>
+      <w:r>
         <w:t xml:space="preserve">ps</w:t>
       </w:r>
-      <w:r>
-        <w:br/>
-      </w:r>
-      <w:r>
-        <w:br/>
-      </w:r>
-      <w:r>
-        <w:rPr>
-          <w:rStyle w:val="VerbatimChar"/>
-        </w:rPr>
+    </w:p>
+    <w:p>
+      <w:pPr>
+        <w:pStyle w:val="SourceCode"/>
+        <w:spacing w:before="0" w:after="0" w:line="200" w:lineRule="auto"/>
+      </w:pPr>
+    </w:p>
+    <w:p>
+      <w:pPr>
+        <w:pStyle w:val="SourceCode"/>
+        <w:spacing w:before="0" w:after="0" w:line="200" w:lineRule="auto"/>
+      </w:pPr>
+      <w:r>
         <w:t xml:space="preserve"># Запишіть у звіт:</w:t>
       </w:r>
-      <w:r>
-        <w:br/>
-      </w:r>
-      <w:r>
-        <w:rPr>
-          <w:rStyle w:val="VerbatimChar"/>
-        </w:rPr>
+    </w:p>
+    <w:p>
+      <w:pPr>
+        <w:pStyle w:val="SourceCode"/>
+        <w:spacing w:before="0" w:after="0" w:line="200" w:lineRule="auto"/>
+      </w:pPr>
+      <w:r>
         <w:t xml:space="preserve"># - Що означають колонки PID, TTY, TIME, CMD?</w:t>
       </w:r>
-      <w:r>
-        <w:br/>
-      </w:r>
-      <w:r>
-        <w:rPr>
-          <w:rStyle w:val="VerbatimChar"/>
-        </w:rPr>
+    </w:p>
+    <w:p>
+      <w:pPr>
+        <w:pStyle w:val="SourceCode"/>
+        <w:spacing w:before="0" w:after="120" w:line="200" w:lineRule="auto"/>
+      </w:pPr>
+      <w:r>
         <w:t xml:space="preserve"># - Який PID у вашого bash/zsh процесу?</w:t>
       </w:r>
     </w:p>
     <w:p>
       <w:pPr>
         <w:pStyle w:val="SourceCode"/>
-      </w:pPr>
-      <w:r>
-        <w:rPr>
-          <w:rStyle w:val="VerbatimChar"/>
-        </w:rPr>
+        <w:spacing w:before="120" w:after="0" w:line="200" w:lineRule="auto"/>
+      </w:pPr>
+      <w:r>
         <w:t xml:space="preserve"># 2. Подивіться ВСІ процеси в системі</w:t>
       </w:r>
-      <w:r>
-        <w:br/>
-      </w:r>
-      <w:r>
-        <w:rPr>
-          <w:rStyle w:val="VerbatimChar"/>
-        </w:rPr>
+    </w:p>
+    <w:p>
+      <w:pPr>
+        <w:pStyle w:val="SourceCode"/>
+        <w:spacing w:before="0" w:after="0" w:line="200" w:lineRule="auto"/>
+      </w:pPr>
+      <w:r>
         <w:t xml:space="preserve">ps aux</w:t>
       </w:r>
-      <w:r>
-        <w:br/>
-      </w:r>
-      <w:r>
-        <w:br/>
-      </w:r>
-      <w:r>
-        <w:rPr>
-          <w:rStyle w:val="VerbatimChar"/>
-        </w:rPr>
+    </w:p>
+    <w:p>
+      <w:pPr>
+        <w:pStyle w:val="SourceCode"/>
+        <w:spacing w:before="0" w:after="0" w:line="200" w:lineRule="auto"/>
+      </w:pPr>
+    </w:p>
+    <w:p>
+      <w:pPr>
+        <w:pStyle w:val="SourceCode"/>
+        <w:spacing w:before="0" w:after="0" w:line="200" w:lineRule="auto"/>
+      </w:pPr>
+      <w:r>
         <w:t xml:space="preserve"># Знайдіть і запишіть:</w:t>
       </w:r>
-      <w:r>
-        <w:br/>
-      </w:r>
-      <w:r>
-        <w:rPr>
-          <w:rStyle w:val="VerbatimChar"/>
-        </w:rPr>
+    </w:p>
+    <w:p>
+      <w:pPr>
+        <w:pStyle w:val="SourceCode"/>
+        <w:spacing w:before="0" w:after="0" w:line="200" w:lineRule="auto"/>
+      </w:pPr>
+      <w:r>
         <w:t xml:space="preserve"># - Загальну кількість процесів (підказка: ps aux | wc -l)</w:t>
       </w:r>
-      <w:r>
-        <w:br/>
-      </w:r>
-      <w:r>
-        <w:rPr>
-          <w:rStyle w:val="VerbatimChar"/>
-        </w:rPr>
+    </w:p>
+    <w:p>
+      <w:pPr>
+        <w:pStyle w:val="SourceCode"/>
+        <w:spacing w:before="0" w:after="0" w:line="200" w:lineRule="auto"/>
+      </w:pPr>
+      <w:r>
         <w:t xml:space="preserve"># - Процес з найбільшим %MEM</w:t>
       </w:r>
-      <w:r>
-        <w:br/>
-      </w:r>
-      <w:r>
-        <w:rPr>
-          <w:rStyle w:val="VerbatimChar"/>
-        </w:rPr>
+    </w:p>
+    <w:p>
+      <w:pPr>
+        <w:pStyle w:val="SourceCode"/>
+        <w:spacing w:before="0" w:after="0" w:line="200" w:lineRule="auto"/>
+      </w:pPr>
+      <w:r>
         <w:t xml:space="preserve"># - Процес з найбільшим %CPU</w:t>
       </w:r>
-      <w:r>
-        <w:br/>
-      </w:r>
-      <w:r>
-        <w:rPr>
-          <w:rStyle w:val="VerbatimChar"/>
-        </w:rPr>
+    </w:p>
+    <w:p>
+      <w:pPr>
+        <w:pStyle w:val="SourceCode"/>
+        <w:spacing w:before="0" w:after="120" w:line="200" w:lineRule="auto"/>
+      </w:pPr>
+      <w:r>
         <w:t xml:space="preserve"># - Процеси користувача root (скільки їх?)</w:t>
       </w:r>
     </w:p>
     <w:p>
       <w:pPr>
         <w:pStyle w:val="SourceCode"/>
-      </w:pPr>
-      <w:r>
-        <w:rPr>
-          <w:rStyle w:val="VerbatimChar"/>
-        </w:rPr>
+        <w:spacing w:before="120" w:after="0" w:line="200" w:lineRule="auto"/>
+      </w:pPr>
+      <w:r>
         <w:t xml:space="preserve"># 3. Відфільтруйте процеси за користувачем</w:t>
       </w:r>
-      <w:r>
-        <w:br/>
-      </w:r>
-      <w:r>
-        <w:rPr>
-          <w:rStyle w:val="VerbatimChar"/>
-        </w:rPr>
+    </w:p>
+    <w:p>
+      <w:pPr>
+        <w:pStyle w:val="SourceCode"/>
+        <w:spacing w:before="0" w:after="0" w:line="200" w:lineRule="auto"/>
+      </w:pPr>
+      <w:r>
         <w:t xml:space="preserve">ps -u $USER</w:t>
       </w:r>
-      <w:r>
-        <w:br/>
-      </w:r>
-      <w:r>
-        <w:br/>
-      </w:r>
-      <w:r>
-        <w:rPr>
-          <w:rStyle w:val="VerbatimChar"/>
-        </w:rPr>
+    </w:p>
+    <w:p>
+      <w:pPr>
+        <w:pStyle w:val="SourceCode"/>
+        <w:spacing w:before="0" w:after="0" w:line="200" w:lineRule="auto"/>
+      </w:pPr>
+    </w:p>
+    <w:p>
+      <w:pPr>
+        <w:pStyle w:val="SourceCode"/>
+        <w:spacing w:before="0" w:after="0" w:line="200" w:lineRule="auto"/>
+      </w:pPr>
+      <w:r>
         <w:t xml:space="preserve"># Підрахуйте кількість ваших процесів</w:t>
       </w:r>
-      <w:r>
-        <w:br/>
-      </w:r>
-      <w:r>
-        <w:rPr>
-          <w:rStyle w:val="VerbatimChar"/>
-        </w:rPr>
+    </w:p>
+    <w:p>
+      <w:pPr>
+        <w:pStyle w:val="SourceCode"/>
+        <w:spacing w:before="0" w:after="120" w:line="200" w:lineRule="auto"/>
+      </w:pPr>
+      <w:r>
         <w:t xml:space="preserve">ps -u $USER | wc -l</w:t>
       </w:r>
     </w:p>
@@ -1369,121 +1370,126 @@
     <w:p>
       <w:pPr>
         <w:pStyle w:val="SourceCode"/>
-      </w:pPr>
-      <w:r>
-        <w:rPr>
-          <w:rStyle w:val="VerbatimChar"/>
-        </w:rPr>
+        <w:spacing w:before="120" w:after="0" w:line="200" w:lineRule="auto"/>
+      </w:pPr>
+      <w:r>
         <w:t xml:space="preserve"># 1. Подивіться дерево всіх процесів</w:t>
       </w:r>
-      <w:r>
-        <w:br/>
-      </w:r>
-      <w:r>
-        <w:rPr>
-          <w:rStyle w:val="VerbatimChar"/>
-        </w:rPr>
+    </w:p>
+    <w:p>
+      <w:pPr>
+        <w:pStyle w:val="SourceCode"/>
+        <w:spacing w:before="0" w:after="0" w:line="200" w:lineRule="auto"/>
+      </w:pPr>
+      <w:r>
         <w:t xml:space="preserve">pstree</w:t>
       </w:r>
-      <w:r>
-        <w:br/>
-      </w:r>
-      <w:r>
-        <w:br/>
-      </w:r>
-      <w:r>
-        <w:rPr>
-          <w:rStyle w:val="VerbatimChar"/>
-        </w:rPr>
+    </w:p>
+    <w:p>
+      <w:pPr>
+        <w:pStyle w:val="SourceCode"/>
+        <w:spacing w:before="0" w:after="0" w:line="200" w:lineRule="auto"/>
+      </w:pPr>
+    </w:p>
+    <w:p>
+      <w:pPr>
+        <w:pStyle w:val="SourceCode"/>
+        <w:spacing w:before="0" w:after="0" w:line="200" w:lineRule="auto"/>
+      </w:pPr>
+      <w:r>
         <w:t xml:space="preserve"># 2. Подивіться дерево з PID</w:t>
       </w:r>
-      <w:r>
-        <w:br/>
-      </w:r>
-      <w:r>
-        <w:rPr>
-          <w:rStyle w:val="VerbatimChar"/>
-        </w:rPr>
+    </w:p>
+    <w:p>
+      <w:pPr>
+        <w:pStyle w:val="SourceCode"/>
+        <w:spacing w:before="0" w:after="0" w:line="200" w:lineRule="auto"/>
+      </w:pPr>
+      <w:r>
         <w:t xml:space="preserve">pstree -p</w:t>
       </w:r>
-      <w:r>
-        <w:br/>
-      </w:r>
-      <w:r>
-        <w:br/>
-      </w:r>
-      <w:r>
-        <w:rPr>
-          <w:rStyle w:val="VerbatimChar"/>
-        </w:rPr>
+    </w:p>
+    <w:p>
+      <w:pPr>
+        <w:pStyle w:val="SourceCode"/>
+        <w:spacing w:before="0" w:after="0" w:line="200" w:lineRule="auto"/>
+      </w:pPr>
+    </w:p>
+    <w:p>
+      <w:pPr>
+        <w:pStyle w:val="SourceCode"/>
+        <w:spacing w:before="0" w:after="0" w:line="200" w:lineRule="auto"/>
+      </w:pPr>
+      <w:r>
         <w:t xml:space="preserve"># 3. Подивіться дерево від конкретного процесу (systemd або init)</w:t>
       </w:r>
-      <w:r>
-        <w:br/>
-      </w:r>
-      <w:r>
-        <w:rPr>
-          <w:rStyle w:val="VerbatimChar"/>
-        </w:rPr>
+    </w:p>
+    <w:p>
+      <w:pPr>
+        <w:pStyle w:val="SourceCode"/>
+        <w:spacing w:before="0" w:after="120" w:line="200" w:lineRule="auto"/>
+      </w:pPr>
+      <w:r>
         <w:t xml:space="preserve">pstree -p 1</w:t>
       </w:r>
     </w:p>
     <w:p>
       <w:pPr>
         <w:pStyle w:val="SourceCode"/>
-      </w:pPr>
-      <w:r>
-        <w:rPr>
-          <w:rStyle w:val="VerbatimChar"/>
-        </w:rPr>
+        <w:spacing w:before="120" w:after="0" w:line="200" w:lineRule="auto"/>
+      </w:pPr>
+      <w:r>
         <w:t xml:space="preserve"># 4. Запустіть тестовий скрипт і подивіться ієрархію</w:t>
       </w:r>
-      <w:r>
-        <w:br/>
-      </w:r>
-      <w:r>
-        <w:rPr>
-          <w:rStyle w:val="VerbatimChar"/>
-        </w:rPr>
+    </w:p>
+    <w:p>
+      <w:pPr>
+        <w:pStyle w:val="SourceCode"/>
+        <w:spacing w:before="0" w:after="0" w:line="200" w:lineRule="auto"/>
+      </w:pPr>
+      <w:r>
         <w:t xml:space="preserve">./parent_child.sh &amp;</w:t>
       </w:r>
-      <w:r>
-        <w:br/>
-      </w:r>
-      <w:r>
-        <w:rPr>
-          <w:rStyle w:val="VerbatimChar"/>
-        </w:rPr>
+    </w:p>
+    <w:p>
+      <w:pPr>
+        <w:pStyle w:val="SourceCode"/>
+        <w:spacing w:before="0" w:after="0" w:line="200" w:lineRule="auto"/>
+      </w:pPr>
+      <w:r>
         <w:t xml:space="preserve">sleep 2</w:t>
       </w:r>
-      <w:r>
-        <w:br/>
-      </w:r>
-      <w:r>
-        <w:rPr>
-          <w:rStyle w:val="VerbatimChar"/>
-        </w:rPr>
+    </w:p>
+    <w:p>
+      <w:pPr>
+        <w:pStyle w:val="SourceCode"/>
+        <w:spacing w:before="0" w:after="0" w:line="200" w:lineRule="auto"/>
+      </w:pPr>
+      <w:r>
         <w:t xml:space="preserve">pstree -p $$</w:t>
       </w:r>
-      <w:r>
-        <w:br/>
-      </w:r>
-      <w:r>
-        <w:br/>
-      </w:r>
-      <w:r>
-        <w:rPr>
-          <w:rStyle w:val="VerbatimChar"/>
-        </w:rPr>
+    </w:p>
+    <w:p>
+      <w:pPr>
+        <w:pStyle w:val="SourceCode"/>
+        <w:spacing w:before="0" w:after="0" w:line="200" w:lineRule="auto"/>
+      </w:pPr>
+    </w:p>
+    <w:p>
+      <w:pPr>
+        <w:pStyle w:val="SourceCode"/>
+        <w:spacing w:before="0" w:after="0" w:line="200" w:lineRule="auto"/>
+      </w:pPr>
+      <w:r>
         <w:t xml:space="preserve"># Знайдіть в дереві ваш скрипт та його дочірні процеси</w:t>
       </w:r>
-      <w:r>
-        <w:br/>
-      </w:r>
-      <w:r>
-        <w:rPr>
-          <w:rStyle w:val="VerbatimChar"/>
-        </w:rPr>
+    </w:p>
+    <w:p>
+      <w:pPr>
+        <w:pStyle w:val="SourceCode"/>
+        <w:spacing w:before="0" w:after="120" w:line="200" w:lineRule="auto"/>
+      </w:pPr>
+      <w:r>
         <w:t xml:space="preserve"># Запишіть PID батьківського та дочірніх процесів</w:t>
       </w:r>
     </w:p>
@@ -1500,62 +1506,66 @@
     <w:p>
       <w:pPr>
         <w:pStyle w:val="SourceCode"/>
-      </w:pPr>
-      <w:r>
-        <w:rPr>
-          <w:rStyle w:val="VerbatimChar"/>
-        </w:rPr>
+        <w:spacing w:before="120" w:after="0" w:line="200" w:lineRule="auto"/>
+      </w:pPr>
+      <w:r>
         <w:t xml:space="preserve"># 1. Знайдіть процеси за ім'ям</w:t>
       </w:r>
-      <w:r>
-        <w:br/>
-      </w:r>
-      <w:r>
-        <w:rPr>
-          <w:rStyle w:val="VerbatimChar"/>
-        </w:rPr>
+    </w:p>
+    <w:p>
+      <w:pPr>
+        <w:pStyle w:val="SourceCode"/>
+        <w:spacing w:before="0" w:after="0" w:line="200" w:lineRule="auto"/>
+      </w:pPr>
+      <w:r>
         <w:t xml:space="preserve">pgrep -a bash</w:t>
       </w:r>
-      <w:r>
-        <w:br/>
-      </w:r>
-      <w:r>
-        <w:br/>
-      </w:r>
-      <w:r>
-        <w:rPr>
-          <w:rStyle w:val="VerbatimChar"/>
-        </w:rPr>
+    </w:p>
+    <w:p>
+      <w:pPr>
+        <w:pStyle w:val="SourceCode"/>
+        <w:spacing w:before="0" w:after="0" w:line="200" w:lineRule="auto"/>
+      </w:pPr>
+    </w:p>
+    <w:p>
+      <w:pPr>
+        <w:pStyle w:val="SourceCode"/>
+        <w:spacing w:before="0" w:after="0" w:line="200" w:lineRule="auto"/>
+      </w:pPr>
+      <w:r>
         <w:t xml:space="preserve"># 2. Знайдіть процеси за користувачем</w:t>
       </w:r>
-      <w:r>
-        <w:br/>
-      </w:r>
-      <w:r>
-        <w:rPr>
-          <w:rStyle w:val="VerbatimChar"/>
-        </w:rPr>
+    </w:p>
+    <w:p>
+      <w:pPr>
+        <w:pStyle w:val="SourceCode"/>
+        <w:spacing w:before="0" w:after="0" w:line="200" w:lineRule="auto"/>
+      </w:pPr>
+      <w:r>
         <w:t xml:space="preserve">pgrep -u $USER -l</w:t>
       </w:r>
-      <w:r>
-        <w:br/>
-      </w:r>
-      <w:r>
-        <w:br/>
-      </w:r>
-      <w:r>
-        <w:rPr>
-          <w:rStyle w:val="VerbatimChar"/>
-        </w:rPr>
+    </w:p>
+    <w:p>
+      <w:pPr>
+        <w:pStyle w:val="SourceCode"/>
+        <w:spacing w:before="0" w:after="0" w:line="200" w:lineRule="auto"/>
+      </w:pPr>
+    </w:p>
+    <w:p>
+      <w:pPr>
+        <w:pStyle w:val="SourceCode"/>
+        <w:spacing w:before="0" w:after="0" w:line="200" w:lineRule="auto"/>
+      </w:pPr>
+      <w:r>
         <w:t xml:space="preserve"># 3. Знайдіть процеси за шаблоном</w:t>
       </w:r>
-      <w:r>
-        <w:br/>
-      </w:r>
-      <w:r>
-        <w:rPr>
-          <w:rStyle w:val="VerbatimChar"/>
-        </w:rPr>
+    </w:p>
+    <w:p>
+      <w:pPr>
+        <w:pStyle w:val="SourceCode"/>
+        <w:spacing w:before="0" w:after="120" w:line="200" w:lineRule="auto"/>
+      </w:pPr>
+      <w:r>
         <w:t xml:space="preserve">pgrep -f "parent_child"</w:t>
       </w:r>
     </w:p>
@@ -1582,86 +1592,87 @@
     <w:p>
       <w:pPr>
         <w:pStyle w:val="SourceCode"/>
-      </w:pPr>
-      <w:r>
-        <w:rPr>
-          <w:rStyle w:val="VerbatimChar"/>
-        </w:rPr>
+        <w:spacing w:before="120" w:after="0" w:line="200" w:lineRule="auto"/>
+      </w:pPr>
+      <w:r>
         <w:t xml:space="preserve"># Запустіть top</w:t>
       </w:r>
-      <w:r>
-        <w:br/>
-      </w:r>
-      <w:r>
-        <w:rPr>
-          <w:rStyle w:val="VerbatimChar"/>
-        </w:rPr>
+    </w:p>
+    <w:p>
+      <w:pPr>
+        <w:pStyle w:val="SourceCode"/>
+        <w:spacing w:before="0" w:after="0" w:line="200" w:lineRule="auto"/>
+      </w:pPr>
+      <w:r>
         <w:t xml:space="preserve">top</w:t>
       </w:r>
-      <w:r>
-        <w:br/>
-      </w:r>
-      <w:r>
-        <w:br/>
-      </w:r>
-      <w:r>
-        <w:rPr>
-          <w:rStyle w:val="VerbatimChar"/>
-        </w:rPr>
+    </w:p>
+    <w:p>
+      <w:pPr>
+        <w:pStyle w:val="SourceCode"/>
+        <w:spacing w:before="0" w:after="0" w:line="200" w:lineRule="auto"/>
+      </w:pPr>
+    </w:p>
+    <w:p>
+      <w:pPr>
+        <w:pStyle w:val="SourceCode"/>
+        <w:spacing w:before="0" w:after="0" w:line="200" w:lineRule="auto"/>
+      </w:pPr>
+      <w:r>
         <w:t xml:space="preserve"># ЗАВДАННЯ (виконуйте в top):</w:t>
       </w:r>
-      <w:r>
-        <w:br/>
-      </w:r>
-      <w:r>
-        <w:rPr>
-          <w:rStyle w:val="VerbatimChar"/>
-        </w:rPr>
+    </w:p>
+    <w:p>
+      <w:pPr>
+        <w:pStyle w:val="SourceCode"/>
+        <w:spacing w:before="0" w:after="0" w:line="200" w:lineRule="auto"/>
+      </w:pPr>
+      <w:r>
         <w:t xml:space="preserve"># 1. Натисніть '1' - подивіться окремі ядра CPU</w:t>
       </w:r>
-      <w:r>
-        <w:br/>
-      </w:r>
-      <w:r>
-        <w:rPr>
-          <w:rStyle w:val="VerbatimChar"/>
-        </w:rPr>
+    </w:p>
+    <w:p>
+      <w:pPr>
+        <w:pStyle w:val="SourceCode"/>
+        <w:spacing w:before="0" w:after="0" w:line="200" w:lineRule="auto"/>
+      </w:pPr>
+      <w:r>
         <w:t xml:space="preserve"># 2. Натисніть 'M' - відсортуйте за пам'яттю</w:t>
       </w:r>
-      <w:r>
-        <w:br/>
-      </w:r>
-      <w:r>
-        <w:rPr>
-          <w:rStyle w:val="VerbatimChar"/>
-        </w:rPr>
+    </w:p>
+    <w:p>
+      <w:pPr>
+        <w:pStyle w:val="SourceCode"/>
+        <w:spacing w:before="0" w:after="0" w:line="200" w:lineRule="auto"/>
+      </w:pPr>
+      <w:r>
         <w:t xml:space="preserve"># 3. Натисніть 'P' - відсортуйте за CPU</w:t>
       </w:r>
-      <w:r>
-        <w:br/>
-      </w:r>
-      <w:r>
-        <w:rPr>
-          <w:rStyle w:val="VerbatimChar"/>
-        </w:rPr>
+    </w:p>
+    <w:p>
+      <w:pPr>
+        <w:pStyle w:val="SourceCode"/>
+        <w:spacing w:before="0" w:after="0" w:line="200" w:lineRule="auto"/>
+      </w:pPr>
+      <w:r>
         <w:t xml:space="preserve"># 4. Натисніть 'u', введіть ваш username - фільтр за користувачем</w:t>
       </w:r>
-      <w:r>
-        <w:br/>
-      </w:r>
-      <w:r>
-        <w:rPr>
-          <w:rStyle w:val="VerbatimChar"/>
-        </w:rPr>
+    </w:p>
+    <w:p>
+      <w:pPr>
+        <w:pStyle w:val="SourceCode"/>
+        <w:spacing w:before="0" w:after="0" w:line="200" w:lineRule="auto"/>
+      </w:pPr>
+      <w:r>
         <w:t xml:space="preserve"># 5. Натисніть 'h' - подивіться довідку</w:t>
       </w:r>
-      <w:r>
-        <w:br/>
-      </w:r>
-      <w:r>
-        <w:rPr>
-          <w:rStyle w:val="VerbatimChar"/>
-        </w:rPr>
+    </w:p>
+    <w:p>
+      <w:pPr>
+        <w:pStyle w:val="SourceCode"/>
+        <w:spacing w:before="0" w:after="120" w:line="200" w:lineRule="auto"/>
+      </w:pPr>
+      <w:r>
         <w:t xml:space="preserve"># 6. Натисніть 'q' - вийдіть</w:t>
       </w:r>
     </w:p>
@@ -1725,86 +1736,87 @@
     <w:p>
       <w:pPr>
         <w:pStyle w:val="SourceCode"/>
-      </w:pPr>
-      <w:r>
-        <w:rPr>
-          <w:rStyle w:val="VerbatimChar"/>
-        </w:rPr>
+        <w:spacing w:before="120" w:after="0" w:line="200" w:lineRule="auto"/>
+      </w:pPr>
+      <w:r>
         <w:t xml:space="preserve"># Запустіть htop</w:t>
       </w:r>
-      <w:r>
-        <w:br/>
-      </w:r>
-      <w:r>
-        <w:rPr>
-          <w:rStyle w:val="VerbatimChar"/>
-        </w:rPr>
+    </w:p>
+    <w:p>
+      <w:pPr>
+        <w:pStyle w:val="SourceCode"/>
+        <w:spacing w:before="0" w:after="0" w:line="200" w:lineRule="auto"/>
+      </w:pPr>
+      <w:r>
         <w:t xml:space="preserve">htop</w:t>
       </w:r>
-      <w:r>
-        <w:br/>
-      </w:r>
-      <w:r>
-        <w:br/>
-      </w:r>
-      <w:r>
-        <w:rPr>
-          <w:rStyle w:val="VerbatimChar"/>
-        </w:rPr>
+    </w:p>
+    <w:p>
+      <w:pPr>
+        <w:pStyle w:val="SourceCode"/>
+        <w:spacing w:before="0" w:after="0" w:line="200" w:lineRule="auto"/>
+      </w:pPr>
+    </w:p>
+    <w:p>
+      <w:pPr>
+        <w:pStyle w:val="SourceCode"/>
+        <w:spacing w:before="0" w:after="0" w:line="200" w:lineRule="auto"/>
+      </w:pPr>
+      <w:r>
         <w:t xml:space="preserve"># ЗАВДАННЯ (виконуйте в htop):</w:t>
       </w:r>
-      <w:r>
-        <w:br/>
-      </w:r>
-      <w:r>
-        <w:rPr>
-          <w:rStyle w:val="VerbatimChar"/>
-        </w:rPr>
+    </w:p>
+    <w:p>
+      <w:pPr>
+        <w:pStyle w:val="SourceCode"/>
+        <w:spacing w:before="0" w:after="0" w:line="200" w:lineRule="auto"/>
+      </w:pPr>
+      <w:r>
         <w:t xml:space="preserve"># 1. F5 - перемкніть на режим дерева</w:t>
       </w:r>
-      <w:r>
-        <w:br/>
-      </w:r>
-      <w:r>
-        <w:rPr>
-          <w:rStyle w:val="VerbatimChar"/>
-        </w:rPr>
+    </w:p>
+    <w:p>
+      <w:pPr>
+        <w:pStyle w:val="SourceCode"/>
+        <w:spacing w:before="0" w:after="0" w:line="200" w:lineRule="auto"/>
+      </w:pPr>
+      <w:r>
         <w:t xml:space="preserve"># 2. F4 - введіть фільтр "bash"</w:t>
       </w:r>
-      <w:r>
-        <w:br/>
-      </w:r>
-      <w:r>
-        <w:rPr>
-          <w:rStyle w:val="VerbatimChar"/>
-        </w:rPr>
+    </w:p>
+    <w:p>
+      <w:pPr>
+        <w:pStyle w:val="SourceCode"/>
+        <w:spacing w:before="0" w:after="0" w:line="200" w:lineRule="auto"/>
+      </w:pPr>
+      <w:r>
         <w:t xml:space="preserve"># 3. F6 - змініть сортування</w:t>
       </w:r>
-      <w:r>
-        <w:br/>
-      </w:r>
-      <w:r>
-        <w:rPr>
-          <w:rStyle w:val="VerbatimChar"/>
-        </w:rPr>
+    </w:p>
+    <w:p>
+      <w:pPr>
+        <w:pStyle w:val="SourceCode"/>
+        <w:spacing w:before="0" w:after="0" w:line="200" w:lineRule="auto"/>
+      </w:pPr>
+      <w:r>
         <w:t xml:space="preserve"># 4. Виберіть процес стрілками та натисніть F7/F8 - змініть nice</w:t>
       </w:r>
-      <w:r>
-        <w:br/>
-      </w:r>
-      <w:r>
-        <w:rPr>
-          <w:rStyle w:val="VerbatimChar"/>
-        </w:rPr>
+    </w:p>
+    <w:p>
+      <w:pPr>
+        <w:pStyle w:val="SourceCode"/>
+        <w:spacing w:before="0" w:after="0" w:line="200" w:lineRule="auto"/>
+      </w:pPr>
+      <w:r>
         <w:t xml:space="preserve"># 5. F3 - знайдіть процес</w:t>
       </w:r>
-      <w:r>
-        <w:br/>
-      </w:r>
-      <w:r>
-        <w:rPr>
-          <w:rStyle w:val="VerbatimChar"/>
-        </w:rPr>
+    </w:p>
+    <w:p>
+      <w:pPr>
+        <w:pStyle w:val="SourceCode"/>
+        <w:spacing w:before="0" w:after="120" w:line="200" w:lineRule="auto"/>
+      </w:pPr>
+      <w:r>
         <w:t xml:space="preserve"># 6. F10 або q - вийдіть</w:t>
       </w:r>
     </w:p>
@@ -1831,217 +1843,237 @@
     <w:p>
       <w:pPr>
         <w:pStyle w:val="SourceCode"/>
-      </w:pPr>
-      <w:r>
-        <w:rPr>
-          <w:rStyle w:val="VerbatimChar"/>
-        </w:rPr>
+        <w:spacing w:before="120" w:after="0" w:line="200" w:lineRule="auto"/>
+      </w:pPr>
+      <w:r>
         <w:t xml:space="preserve"># 1. Запустіть процес на передньому плані</w:t>
       </w:r>
-      <w:r>
-        <w:br/>
-      </w:r>
-      <w:r>
-        <w:rPr>
-          <w:rStyle w:val="VerbatimChar"/>
-        </w:rPr>
+    </w:p>
+    <w:p>
+      <w:pPr>
+        <w:pStyle w:val="SourceCode"/>
+        <w:spacing w:before="0" w:after="0" w:line="200" w:lineRule="auto"/>
+      </w:pPr>
+      <w:r>
         <w:t xml:space="preserve">./cpu_load.sh</w:t>
       </w:r>
-      <w:r>
-        <w:br/>
-      </w:r>
-      <w:r>
-        <w:br/>
-      </w:r>
-      <w:r>
-        <w:rPr>
-          <w:rStyle w:val="VerbatimChar"/>
-        </w:rPr>
+    </w:p>
+    <w:p>
+      <w:pPr>
+        <w:pStyle w:val="SourceCode"/>
+        <w:spacing w:before="0" w:after="0" w:line="200" w:lineRule="auto"/>
+      </w:pPr>
+    </w:p>
+    <w:p>
+      <w:pPr>
+        <w:pStyle w:val="SourceCode"/>
+        <w:spacing w:before="0" w:after="0" w:line="200" w:lineRule="auto"/>
+      </w:pPr>
+      <w:r>
         <w:t xml:space="preserve"># Натисніть Ctrl+Z щоб призупинити</w:t>
       </w:r>
-      <w:r>
-        <w:br/>
-      </w:r>
-      <w:r>
-        <w:rPr>
-          <w:rStyle w:val="VerbatimChar"/>
-        </w:rPr>
+    </w:p>
+    <w:p>
+      <w:pPr>
+        <w:pStyle w:val="SourceCode"/>
+        <w:spacing w:before="0" w:after="0" w:line="200" w:lineRule="auto"/>
+      </w:pPr>
+      <w:r>
         <w:t xml:space="preserve"># Ви побачите: [1]+ Stopped ./cpu_load.sh</w:t>
       </w:r>
-      <w:r>
-        <w:br/>
-      </w:r>
-      <w:r>
-        <w:br/>
-      </w:r>
-      <w:r>
-        <w:rPr>
-          <w:rStyle w:val="VerbatimChar"/>
-        </w:rPr>
+    </w:p>
+    <w:p>
+      <w:pPr>
+        <w:pStyle w:val="SourceCode"/>
+        <w:spacing w:before="0" w:after="0" w:line="200" w:lineRule="auto"/>
+      </w:pPr>
+    </w:p>
+    <w:p>
+      <w:pPr>
+        <w:pStyle w:val="SourceCode"/>
+        <w:spacing w:before="0" w:after="0" w:line="200" w:lineRule="auto"/>
+      </w:pPr>
+      <w:r>
         <w:t xml:space="preserve"># 2. Подивіться список jobs</w:t>
       </w:r>
-      <w:r>
-        <w:br/>
-      </w:r>
-      <w:r>
-        <w:rPr>
-          <w:rStyle w:val="VerbatimChar"/>
-        </w:rPr>
+    </w:p>
+    <w:p>
+      <w:pPr>
+        <w:pStyle w:val="SourceCode"/>
+        <w:spacing w:before="0" w:after="0" w:line="200" w:lineRule="auto"/>
+      </w:pPr>
+      <w:r>
         <w:t xml:space="preserve">jobs -l</w:t>
       </w:r>
-      <w:r>
-        <w:br/>
-      </w:r>
-      <w:r>
-        <w:br/>
-      </w:r>
-      <w:r>
-        <w:rPr>
-          <w:rStyle w:val="VerbatimChar"/>
-        </w:rPr>
+    </w:p>
+    <w:p>
+      <w:pPr>
+        <w:pStyle w:val="SourceCode"/>
+        <w:spacing w:before="0" w:after="0" w:line="200" w:lineRule="auto"/>
+      </w:pPr>
+    </w:p>
+    <w:p>
+      <w:pPr>
+        <w:pStyle w:val="SourceCode"/>
+        <w:spacing w:before="0" w:after="0" w:line="200" w:lineRule="auto"/>
+      </w:pPr>
+      <w:r>
         <w:t xml:space="preserve"># 3. Переведіть процес у фоновий режим</w:t>
       </w:r>
-      <w:r>
-        <w:br/>
-      </w:r>
-      <w:r>
-        <w:rPr>
-          <w:rStyle w:val="VerbatimChar"/>
-        </w:rPr>
+    </w:p>
+    <w:p>
+      <w:pPr>
+        <w:pStyle w:val="SourceCode"/>
+        <w:spacing w:before="0" w:after="0" w:line="200" w:lineRule="auto"/>
+      </w:pPr>
+      <w:r>
         <w:t xml:space="preserve">bg %1</w:t>
       </w:r>
-      <w:r>
-        <w:br/>
-      </w:r>
-      <w:r>
-        <w:br/>
-      </w:r>
-      <w:r>
-        <w:rPr>
-          <w:rStyle w:val="VerbatimChar"/>
-        </w:rPr>
+    </w:p>
+    <w:p>
+      <w:pPr>
+        <w:pStyle w:val="SourceCode"/>
+        <w:spacing w:before="0" w:after="0" w:line="200" w:lineRule="auto"/>
+      </w:pPr>
+    </w:p>
+    <w:p>
+      <w:pPr>
+        <w:pStyle w:val="SourceCode"/>
+        <w:spacing w:before="0" w:after="0" w:line="200" w:lineRule="auto"/>
+      </w:pPr>
+      <w:r>
         <w:t xml:space="preserve"># 4. Перевірте статус</w:t>
       </w:r>
-      <w:r>
-        <w:br/>
-      </w:r>
-      <w:r>
-        <w:rPr>
-          <w:rStyle w:val="VerbatimChar"/>
-        </w:rPr>
+    </w:p>
+    <w:p>
+      <w:pPr>
+        <w:pStyle w:val="SourceCode"/>
+        <w:spacing w:before="0" w:after="0" w:line="200" w:lineRule="auto"/>
+      </w:pPr>
+      <w:r>
         <w:t xml:space="preserve">jobs -l</w:t>
       </w:r>
-      <w:r>
-        <w:br/>
-      </w:r>
-      <w:r>
-        <w:rPr>
-          <w:rStyle w:val="VerbatimChar"/>
-        </w:rPr>
+    </w:p>
+    <w:p>
+      <w:pPr>
+        <w:pStyle w:val="SourceCode"/>
+        <w:spacing w:before="0" w:after="0" w:line="200" w:lineRule="auto"/>
+      </w:pPr>
+      <w:r>
         <w:t xml:space="preserve">ps aux | grep cpu_load</w:t>
       </w:r>
-      <w:r>
-        <w:br/>
-      </w:r>
-      <w:r>
-        <w:br/>
-      </w:r>
-      <w:r>
-        <w:rPr>
-          <w:rStyle w:val="VerbatimChar"/>
-        </w:rPr>
+    </w:p>
+    <w:p>
+      <w:pPr>
+        <w:pStyle w:val="SourceCode"/>
+        <w:spacing w:before="0" w:after="0" w:line="200" w:lineRule="auto"/>
+      </w:pPr>
+    </w:p>
+    <w:p>
+      <w:pPr>
+        <w:pStyle w:val="SourceCode"/>
+        <w:spacing w:before="0" w:after="0" w:line="200" w:lineRule="auto"/>
+      </w:pPr>
+      <w:r>
         <w:t xml:space="preserve"># 5. Поверніть на передній план</w:t>
       </w:r>
-      <w:r>
-        <w:br/>
-      </w:r>
-      <w:r>
-        <w:rPr>
-          <w:rStyle w:val="VerbatimChar"/>
-        </w:rPr>
+    </w:p>
+    <w:p>
+      <w:pPr>
+        <w:pStyle w:val="SourceCode"/>
+        <w:spacing w:before="0" w:after="0" w:line="200" w:lineRule="auto"/>
+      </w:pPr>
+      <w:r>
         <w:t xml:space="preserve">fg %1</w:t>
       </w:r>
-      <w:r>
-        <w:br/>
-      </w:r>
-      <w:r>
-        <w:br/>
-      </w:r>
-      <w:r>
-        <w:rPr>
-          <w:rStyle w:val="VerbatimChar"/>
-        </w:rPr>
+    </w:p>
+    <w:p>
+      <w:pPr>
+        <w:pStyle w:val="SourceCode"/>
+        <w:spacing w:before="0" w:after="0" w:line="200" w:lineRule="auto"/>
+      </w:pPr>
+    </w:p>
+    <w:p>
+      <w:pPr>
+        <w:pStyle w:val="SourceCode"/>
+        <w:spacing w:before="0" w:after="120" w:line="200" w:lineRule="auto"/>
+      </w:pPr>
+      <w:r>
         <w:t xml:space="preserve"># 6. Завершіть процес: Ctrl+C</w:t>
       </w:r>
     </w:p>
     <w:p>
       <w:pPr>
         <w:pStyle w:val="SourceCode"/>
-      </w:pPr>
-      <w:r>
-        <w:rPr>
-          <w:rStyle w:val="VerbatimChar"/>
-        </w:rPr>
+        <w:spacing w:before="120" w:after="0" w:line="200" w:lineRule="auto"/>
+      </w:pPr>
+      <w:r>
         <w:t xml:space="preserve"># 7. Запустіть кілька фонових процесів</w:t>
       </w:r>
-      <w:r>
-        <w:br/>
-      </w:r>
-      <w:r>
-        <w:rPr>
-          <w:rStyle w:val="VerbatimChar"/>
-        </w:rPr>
+    </w:p>
+    <w:p>
+      <w:pPr>
+        <w:pStyle w:val="SourceCode"/>
+        <w:spacing w:before="0" w:after="0" w:line="200" w:lineRule="auto"/>
+      </w:pPr>
+      <w:r>
         <w:t xml:space="preserve">./cpu_load.sh &amp;</w:t>
       </w:r>
-      <w:r>
-        <w:br/>
-      </w:r>
-      <w:r>
-        <w:rPr>
-          <w:rStyle w:val="VerbatimChar"/>
-        </w:rPr>
+    </w:p>
+    <w:p>
+      <w:pPr>
+        <w:pStyle w:val="SourceCode"/>
+        <w:spacing w:before="0" w:after="0" w:line="200" w:lineRule="auto"/>
+      </w:pPr>
+      <w:r>
         <w:t xml:space="preserve">./io_load.sh &amp;</w:t>
       </w:r>
-      <w:r>
-        <w:br/>
-      </w:r>
-      <w:r>
-        <w:rPr>
-          <w:rStyle w:val="VerbatimChar"/>
-        </w:rPr>
+    </w:p>
+    <w:p>
+      <w:pPr>
+        <w:pStyle w:val="SourceCode"/>
+        <w:spacing w:before="0" w:after="0" w:line="200" w:lineRule="auto"/>
+      </w:pPr>
+      <w:r>
         <w:t xml:space="preserve">sleep 1000 &amp;</w:t>
       </w:r>
-      <w:r>
-        <w:br/>
-      </w:r>
-      <w:r>
-        <w:br/>
-      </w:r>
-      <w:r>
-        <w:rPr>
-          <w:rStyle w:val="VerbatimChar"/>
-        </w:rPr>
+    </w:p>
+    <w:p>
+      <w:pPr>
+        <w:pStyle w:val="SourceCode"/>
+        <w:spacing w:before="0" w:after="0" w:line="200" w:lineRule="auto"/>
+      </w:pPr>
+    </w:p>
+    <w:p>
+      <w:pPr>
+        <w:pStyle w:val="SourceCode"/>
+        <w:spacing w:before="0" w:after="0" w:line="200" w:lineRule="auto"/>
+      </w:pPr>
+      <w:r>
         <w:t xml:space="preserve"># 8. Подивіться всі jobs</w:t>
       </w:r>
-      <w:r>
-        <w:br/>
-      </w:r>
-      <w:r>
-        <w:rPr>
-          <w:rStyle w:val="VerbatimChar"/>
-        </w:rPr>
+    </w:p>
+    <w:p>
+      <w:pPr>
+        <w:pStyle w:val="SourceCode"/>
+        <w:spacing w:before="0" w:after="0" w:line="200" w:lineRule="auto"/>
+      </w:pPr>
+      <w:r>
         <w:t xml:space="preserve">jobs -l</w:t>
       </w:r>
-      <w:r>
-        <w:br/>
-      </w:r>
-      <w:r>
-        <w:br/>
-      </w:r>
-      <w:r>
-        <w:rPr>
-          <w:rStyle w:val="VerbatimChar"/>
-        </w:rPr>
+    </w:p>
+    <w:p>
+      <w:pPr>
+        <w:pStyle w:val="SourceCode"/>
+        <w:spacing w:before="0" w:after="0" w:line="200" w:lineRule="auto"/>
+      </w:pPr>
+    </w:p>
+    <w:p>
+      <w:pPr>
+        <w:pStyle w:val="SourceCode"/>
+        <w:spacing w:before="0" w:after="120" w:line="200" w:lineRule="auto"/>
+      </w:pPr>
+      <w:r>
         <w:t xml:space="preserve"># Запишіть PID кожного процесу</w:t>
       </w:r>
     </w:p>
@@ -2058,265 +2090,279 @@
     <w:p>
       <w:pPr>
         <w:pStyle w:val="SourceCode"/>
-      </w:pPr>
-      <w:r>
-        <w:rPr>
-          <w:rStyle w:val="VerbatimChar"/>
-        </w:rPr>
+        <w:spacing w:before="120" w:after="0" w:line="200" w:lineRule="auto"/>
+      </w:pPr>
+      <w:r>
         <w:t xml:space="preserve"># 1. Запустіть тестовий процес</w:t>
       </w:r>
-      <w:r>
-        <w:br/>
-      </w:r>
-      <w:r>
-        <w:rPr>
-          <w:rStyle w:val="VerbatimChar"/>
-        </w:rPr>
+    </w:p>
+    <w:p>
+      <w:pPr>
+        <w:pStyle w:val="SourceCode"/>
+        <w:spacing w:before="0" w:after="0" w:line="200" w:lineRule="auto"/>
+      </w:pPr>
+      <w:r>
         <w:t xml:space="preserve">./cpu_load.sh &amp;</w:t>
       </w:r>
-      <w:r>
-        <w:br/>
-      </w:r>
-      <w:r>
-        <w:rPr>
-          <w:rStyle w:val="VerbatimChar"/>
-        </w:rPr>
+    </w:p>
+    <w:p>
+      <w:pPr>
+        <w:pStyle w:val="SourceCode"/>
+        <w:spacing w:before="0" w:after="0" w:line="200" w:lineRule="auto"/>
+      </w:pPr>
+      <w:r>
         <w:t xml:space="preserve">CPU_PID=$!</w:t>
       </w:r>
-      <w:r>
-        <w:br/>
-      </w:r>
-      <w:r>
-        <w:rPr>
-          <w:rStyle w:val="VerbatimChar"/>
-        </w:rPr>
+    </w:p>
+    <w:p>
+      <w:pPr>
+        <w:pStyle w:val="SourceCode"/>
+        <w:spacing w:before="0" w:after="0" w:line="200" w:lineRule="auto"/>
+      </w:pPr>
+      <w:r>
         <w:t xml:space="preserve">echo "CPU load PID: $CPU_PID"</w:t>
       </w:r>
-      <w:r>
-        <w:br/>
-      </w:r>
-      <w:r>
-        <w:br/>
-      </w:r>
-      <w:r>
-        <w:rPr>
-          <w:rStyle w:val="VerbatimChar"/>
-        </w:rPr>
+    </w:p>
+    <w:p>
+      <w:pPr>
+        <w:pStyle w:val="SourceCode"/>
+        <w:spacing w:before="0" w:after="0" w:line="200" w:lineRule="auto"/>
+      </w:pPr>
+    </w:p>
+    <w:p>
+      <w:pPr>
+        <w:pStyle w:val="SourceCode"/>
+        <w:spacing w:before="0" w:after="0" w:line="200" w:lineRule="auto"/>
+      </w:pPr>
+      <w:r>
         <w:t xml:space="preserve"># 2. Перевірте, що він працює</w:t>
       </w:r>
-      <w:r>
-        <w:br/>
-      </w:r>
-      <w:r>
-        <w:rPr>
-          <w:rStyle w:val="VerbatimChar"/>
-        </w:rPr>
+    </w:p>
+    <w:p>
+      <w:pPr>
+        <w:pStyle w:val="SourceCode"/>
+        <w:spacing w:before="0" w:after="0" w:line="200" w:lineRule="auto"/>
+      </w:pPr>
+      <w:r>
         <w:t xml:space="preserve">ps -p $CPU_PID</w:t>
       </w:r>
-      <w:r>
-        <w:br/>
-      </w:r>
-      <w:r>
-        <w:br/>
-      </w:r>
-      <w:r>
-        <w:rPr>
-          <w:rStyle w:val="VerbatimChar"/>
-        </w:rPr>
+    </w:p>
+    <w:p>
+      <w:pPr>
+        <w:pStyle w:val="SourceCode"/>
+        <w:spacing w:before="0" w:after="0" w:line="200" w:lineRule="auto"/>
+      </w:pPr>
+    </w:p>
+    <w:p>
+      <w:pPr>
+        <w:pStyle w:val="SourceCode"/>
+        <w:spacing w:before="0" w:after="0" w:line="200" w:lineRule="auto"/>
+      </w:pPr>
+      <w:r>
         <w:t xml:space="preserve"># 3. Надішліть SIGTERM (коректне завершення)</w:t>
       </w:r>
-      <w:r>
-        <w:br/>
-      </w:r>
-      <w:r>
-        <w:rPr>
-          <w:rStyle w:val="VerbatimChar"/>
-        </w:rPr>
+    </w:p>
+    <w:p>
+      <w:pPr>
+        <w:pStyle w:val="SourceCode"/>
+        <w:spacing w:before="0" w:after="0" w:line="200" w:lineRule="auto"/>
+      </w:pPr>
+      <w:r>
         <w:t xml:space="preserve">kill $CPU_PID</w:t>
       </w:r>
-      <w:r>
-        <w:br/>
-      </w:r>
-      <w:r>
-        <w:rPr>
-          <w:rStyle w:val="VerbatimChar"/>
-        </w:rPr>
+    </w:p>
+    <w:p>
+      <w:pPr>
+        <w:pStyle w:val="SourceCode"/>
+        <w:spacing w:before="0" w:after="0" w:line="200" w:lineRule="auto"/>
+      </w:pPr>
+      <w:r>
         <w:t xml:space="preserve">sleep 1</w:t>
       </w:r>
-      <w:r>
-        <w:br/>
-      </w:r>
-      <w:r>
-        <w:rPr>
-          <w:rStyle w:val="VerbatimChar"/>
-        </w:rPr>
+    </w:p>
+    <w:p>
+      <w:pPr>
+        <w:pStyle w:val="SourceCode"/>
+        <w:spacing w:before="0" w:after="120" w:line="200" w:lineRule="auto"/>
+      </w:pPr>
+      <w:r>
         <w:t xml:space="preserve">ps -p $CPU_PID  # Має показати, що процес відсутній</w:t>
       </w:r>
     </w:p>
     <w:p>
       <w:pPr>
         <w:pStyle w:val="SourceCode"/>
-      </w:pPr>
-      <w:r>
-        <w:rPr>
-          <w:rStyle w:val="VerbatimChar"/>
-        </w:rPr>
+        <w:spacing w:before="120" w:after="0" w:line="200" w:lineRule="auto"/>
+      </w:pPr>
+      <w:r>
         <w:t xml:space="preserve"># 4. Запустіть процес, що ігнорує SIGTERM</w:t>
       </w:r>
-      <w:r>
-        <w:br/>
-      </w:r>
-      <w:r>
-        <w:rPr>
-          <w:rStyle w:val="VerbatimChar"/>
-        </w:rPr>
+    </w:p>
+    <w:p>
+      <w:pPr>
+        <w:pStyle w:val="SourceCode"/>
+        <w:spacing w:before="0" w:after="0" w:line="200" w:lineRule="auto"/>
+      </w:pPr>
+      <w:r>
         <w:t xml:space="preserve">cat &gt; stubborn.sh &lt;&lt; 'EOF'</w:t>
       </w:r>
-      <w:r>
-        <w:br/>
-      </w:r>
-      <w:r>
-        <w:rPr>
-          <w:rStyle w:val="VerbatimChar"/>
-        </w:rPr>
+    </w:p>
+    <w:p>
+      <w:pPr>
+        <w:pStyle w:val="SourceCode"/>
+        <w:spacing w:before="0" w:after="0" w:line="200" w:lineRule="auto"/>
+      </w:pPr>
+      <w:r>
         <w:t xml:space="preserve">#!/bin/bash</w:t>
       </w:r>
-      <w:r>
-        <w:br/>
-      </w:r>
-      <w:r>
-        <w:rPr>
-          <w:rStyle w:val="VerbatimChar"/>
-        </w:rPr>
+    </w:p>
+    <w:p>
+      <w:pPr>
+        <w:pStyle w:val="SourceCode"/>
+        <w:spacing w:before="0" w:after="0" w:line="200" w:lineRule="auto"/>
+      </w:pPr>
+      <w:r>
         <w:t xml:space="preserve">trap '' SIGTERM  # Ігноруємо SIGTERM</w:t>
       </w:r>
-      <w:r>
-        <w:br/>
-      </w:r>
-      <w:r>
-        <w:rPr>
-          <w:rStyle w:val="VerbatimChar"/>
-        </w:rPr>
+    </w:p>
+    <w:p>
+      <w:pPr>
+        <w:pStyle w:val="SourceCode"/>
+        <w:spacing w:before="0" w:after="0" w:line="200" w:lineRule="auto"/>
+      </w:pPr>
+      <w:r>
         <w:t xml:space="preserve">echo "PID: $$ - I ignore SIGTERM! Use SIGKILL to stop me."</w:t>
       </w:r>
-      <w:r>
-        <w:br/>
-      </w:r>
-      <w:r>
-        <w:rPr>
-          <w:rStyle w:val="VerbatimChar"/>
-        </w:rPr>
+    </w:p>
+    <w:p>
+      <w:pPr>
+        <w:pStyle w:val="SourceCode"/>
+        <w:spacing w:before="0" w:after="0" w:line="200" w:lineRule="auto"/>
+      </w:pPr>
+      <w:r>
         <w:t xml:space="preserve">while true; do sleep 1; done</w:t>
       </w:r>
-      <w:r>
-        <w:br/>
-      </w:r>
-      <w:r>
-        <w:rPr>
-          <w:rStyle w:val="VerbatimChar"/>
-        </w:rPr>
+    </w:p>
+    <w:p>
+      <w:pPr>
+        <w:pStyle w:val="SourceCode"/>
+        <w:spacing w:before="0" w:after="0" w:line="200" w:lineRule="auto"/>
+      </w:pPr>
+      <w:r>
         <w:t xml:space="preserve">EOF</w:t>
       </w:r>
-      <w:r>
-        <w:br/>
-      </w:r>
-      <w:r>
-        <w:rPr>
-          <w:rStyle w:val="VerbatimChar"/>
-        </w:rPr>
+    </w:p>
+    <w:p>
+      <w:pPr>
+        <w:pStyle w:val="SourceCode"/>
+        <w:spacing w:before="0" w:after="0" w:line="200" w:lineRule="auto"/>
+      </w:pPr>
+      <w:r>
         <w:t xml:space="preserve">chmod +x stubborn.sh</w:t>
       </w:r>
-      <w:r>
-        <w:br/>
-      </w:r>
-      <w:r>
-        <w:br/>
-      </w:r>
-      <w:r>
-        <w:rPr>
-          <w:rStyle w:val="VerbatimChar"/>
-        </w:rPr>
+    </w:p>
+    <w:p>
+      <w:pPr>
+        <w:pStyle w:val="SourceCode"/>
+        <w:spacing w:before="0" w:after="0" w:line="200" w:lineRule="auto"/>
+      </w:pPr>
+    </w:p>
+    <w:p>
+      <w:pPr>
+        <w:pStyle w:val="SourceCode"/>
+        <w:spacing w:before="0" w:after="0" w:line="200" w:lineRule="auto"/>
+      </w:pPr>
+      <w:r>
         <w:t xml:space="preserve">./stubborn.sh &amp;</w:t>
       </w:r>
-      <w:r>
-        <w:br/>
-      </w:r>
-      <w:r>
-        <w:rPr>
-          <w:rStyle w:val="VerbatimChar"/>
-        </w:rPr>
+    </w:p>
+    <w:p>
+      <w:pPr>
+        <w:pStyle w:val="SourceCode"/>
+        <w:spacing w:before="0" w:after="0" w:line="200" w:lineRule="auto"/>
+      </w:pPr>
+      <w:r>
         <w:t xml:space="preserve">STUBBORN_PID=$!</w:t>
       </w:r>
-      <w:r>
-        <w:br/>
-      </w:r>
-      <w:r>
-        <w:br/>
-      </w:r>
-      <w:r>
-        <w:rPr>
-          <w:rStyle w:val="VerbatimChar"/>
-        </w:rPr>
+    </w:p>
+    <w:p>
+      <w:pPr>
+        <w:pStyle w:val="SourceCode"/>
+        <w:spacing w:before="0" w:after="0" w:line="200" w:lineRule="auto"/>
+      </w:pPr>
+    </w:p>
+    <w:p>
+      <w:pPr>
+        <w:pStyle w:val="SourceCode"/>
+        <w:spacing w:before="0" w:after="0" w:line="200" w:lineRule="auto"/>
+      </w:pPr>
+      <w:r>
         <w:t xml:space="preserve"># 5. Спробуйте SIGTERM</w:t>
       </w:r>
-      <w:r>
-        <w:br/>
-      </w:r>
-      <w:r>
-        <w:rPr>
-          <w:rStyle w:val="VerbatimChar"/>
-        </w:rPr>
+    </w:p>
+    <w:p>
+      <w:pPr>
+        <w:pStyle w:val="SourceCode"/>
+        <w:spacing w:before="0" w:after="0" w:line="200" w:lineRule="auto"/>
+      </w:pPr>
+      <w:r>
         <w:t xml:space="preserve">kill $STUBBORN_PID</w:t>
       </w:r>
-      <w:r>
-        <w:br/>
-      </w:r>
-      <w:r>
-        <w:rPr>
-          <w:rStyle w:val="VerbatimChar"/>
-        </w:rPr>
+    </w:p>
+    <w:p>
+      <w:pPr>
+        <w:pStyle w:val="SourceCode"/>
+        <w:spacing w:before="0" w:after="0" w:line="200" w:lineRule="auto"/>
+      </w:pPr>
+      <w:r>
         <w:t xml:space="preserve">ps -p $STUBBORN_PID  # Ще працює!</w:t>
       </w:r>
-      <w:r>
-        <w:br/>
-      </w:r>
-      <w:r>
-        <w:br/>
-      </w:r>
-      <w:r>
-        <w:rPr>
-          <w:rStyle w:val="VerbatimChar"/>
-        </w:rPr>
+    </w:p>
+    <w:p>
+      <w:pPr>
+        <w:pStyle w:val="SourceCode"/>
+        <w:spacing w:before="0" w:after="0" w:line="200" w:lineRule="auto"/>
+      </w:pPr>
+    </w:p>
+    <w:p>
+      <w:pPr>
+        <w:pStyle w:val="SourceCode"/>
+        <w:spacing w:before="0" w:after="0" w:line="200" w:lineRule="auto"/>
+      </w:pPr>
+      <w:r>
         <w:t xml:space="preserve"># 6. Використайте SIGKILL</w:t>
       </w:r>
-      <w:r>
-        <w:br/>
-      </w:r>
-      <w:r>
-        <w:rPr>
-          <w:rStyle w:val="VerbatimChar"/>
-        </w:rPr>
+    </w:p>
+    <w:p>
+      <w:pPr>
+        <w:pStyle w:val="SourceCode"/>
+        <w:spacing w:before="0" w:after="0" w:line="200" w:lineRule="auto"/>
+      </w:pPr>
+      <w:r>
         <w:t xml:space="preserve">kill -9 $STUBBORN_PID</w:t>
       </w:r>
-      <w:r>
-        <w:br/>
-      </w:r>
-      <w:r>
-        <w:rPr>
-          <w:rStyle w:val="VerbatimChar"/>
-        </w:rPr>
+    </w:p>
+    <w:p>
+      <w:pPr>
+        <w:pStyle w:val="SourceCode"/>
+        <w:spacing w:before="0" w:after="0" w:line="200" w:lineRule="auto"/>
+      </w:pPr>
+      <w:r>
         <w:t xml:space="preserve">ps -p $STUBBORN_PID  # Тепер завершено</w:t>
       </w:r>
-      <w:r>
-        <w:br/>
-      </w:r>
-      <w:r>
-        <w:br/>
-      </w:r>
-      <w:r>
-        <w:rPr>
-          <w:rStyle w:val="VerbatimChar"/>
-        </w:rPr>
+    </w:p>
+    <w:p>
+      <w:pPr>
+        <w:pStyle w:val="SourceCode"/>
+        <w:spacing w:before="0" w:after="0" w:line="200" w:lineRule="auto"/>
+      </w:pPr>
+    </w:p>
+    <w:p>
+      <w:pPr>
+        <w:pStyle w:val="SourceCode"/>
+        <w:spacing w:before="0" w:after="120" w:line="200" w:lineRule="auto"/>
+      </w:pPr>
+      <w:r>
         <w:t xml:space="preserve"># Запишіть у звіт: чому SIGKILL завжди працює?</w:t>
       </w:r>
     </w:p>
@@ -2333,155 +2379,171 @@
     <w:p>
       <w:pPr>
         <w:pStyle w:val="SourceCode"/>
-      </w:pPr>
-      <w:r>
-        <w:rPr>
-          <w:rStyle w:val="VerbatimChar"/>
-        </w:rPr>
+        <w:spacing w:before="120" w:after="0" w:line="200" w:lineRule="auto"/>
+      </w:pPr>
+      <w:r>
         <w:t xml:space="preserve"># 1. Запустіть процес</w:t>
       </w:r>
-      <w:r>
-        <w:br/>
-      </w:r>
-      <w:r>
-        <w:rPr>
-          <w:rStyle w:val="VerbatimChar"/>
-        </w:rPr>
+    </w:p>
+    <w:p>
+      <w:pPr>
+        <w:pStyle w:val="SourceCode"/>
+        <w:spacing w:before="0" w:after="0" w:line="200" w:lineRule="auto"/>
+      </w:pPr>
+      <w:r>
         <w:t xml:space="preserve">./cpu_load.sh &amp;</w:t>
       </w:r>
-      <w:r>
-        <w:br/>
-      </w:r>
-      <w:r>
-        <w:rPr>
-          <w:rStyle w:val="VerbatimChar"/>
-        </w:rPr>
+    </w:p>
+    <w:p>
+      <w:pPr>
+        <w:pStyle w:val="SourceCode"/>
+        <w:spacing w:before="0" w:after="0" w:line="200" w:lineRule="auto"/>
+      </w:pPr>
+      <w:r>
         <w:t xml:space="preserve">PID=$!</w:t>
       </w:r>
-      <w:r>
-        <w:br/>
-      </w:r>
-      <w:r>
-        <w:br/>
-      </w:r>
-      <w:r>
-        <w:rPr>
-          <w:rStyle w:val="VerbatimChar"/>
-        </w:rPr>
+    </w:p>
+    <w:p>
+      <w:pPr>
+        <w:pStyle w:val="SourceCode"/>
+        <w:spacing w:before="0" w:after="0" w:line="200" w:lineRule="auto"/>
+      </w:pPr>
+    </w:p>
+    <w:p>
+      <w:pPr>
+        <w:pStyle w:val="SourceCode"/>
+        <w:spacing w:before="0" w:after="0" w:line="200" w:lineRule="auto"/>
+      </w:pPr>
+      <w:r>
         <w:t xml:space="preserve"># 2. Подивіться його стан в top (R - running)</w:t>
       </w:r>
-      <w:r>
-        <w:br/>
-      </w:r>
-      <w:r>
-        <w:rPr>
-          <w:rStyle w:val="VerbatimChar"/>
-        </w:rPr>
+    </w:p>
+    <w:p>
+      <w:pPr>
+        <w:pStyle w:val="SourceCode"/>
+        <w:spacing w:before="0" w:after="0" w:line="200" w:lineRule="auto"/>
+      </w:pPr>
+      <w:r>
         <w:t xml:space="preserve">ps -o pid,stat,cmd -p $PID</w:t>
       </w:r>
-      <w:r>
-        <w:br/>
-      </w:r>
-      <w:r>
-        <w:br/>
-      </w:r>
-      <w:r>
-        <w:rPr>
-          <w:rStyle w:val="VerbatimChar"/>
-        </w:rPr>
+    </w:p>
+    <w:p>
+      <w:pPr>
+        <w:pStyle w:val="SourceCode"/>
+        <w:spacing w:before="0" w:after="0" w:line="200" w:lineRule="auto"/>
+      </w:pPr>
+    </w:p>
+    <w:p>
+      <w:pPr>
+        <w:pStyle w:val="SourceCode"/>
+        <w:spacing w:before="0" w:after="0" w:line="200" w:lineRule="auto"/>
+      </w:pPr>
+      <w:r>
         <w:t xml:space="preserve"># 3. Призупиніть процес</w:t>
       </w:r>
-      <w:r>
-        <w:br/>
-      </w:r>
-      <w:r>
-        <w:rPr>
-          <w:rStyle w:val="VerbatimChar"/>
-        </w:rPr>
+    </w:p>
+    <w:p>
+      <w:pPr>
+        <w:pStyle w:val="SourceCode"/>
+        <w:spacing w:before="0" w:after="0" w:line="200" w:lineRule="auto"/>
+      </w:pPr>
+      <w:r>
         <w:t xml:space="preserve">kill -STOP $PID</w:t>
       </w:r>
-      <w:r>
-        <w:br/>
-      </w:r>
-      <w:r>
-        <w:br/>
-      </w:r>
-      <w:r>
-        <w:rPr>
-          <w:rStyle w:val="VerbatimChar"/>
-        </w:rPr>
+    </w:p>
+    <w:p>
+      <w:pPr>
+        <w:pStyle w:val="SourceCode"/>
+        <w:spacing w:before="0" w:after="0" w:line="200" w:lineRule="auto"/>
+      </w:pPr>
+    </w:p>
+    <w:p>
+      <w:pPr>
+        <w:pStyle w:val="SourceCode"/>
+        <w:spacing w:before="0" w:after="0" w:line="200" w:lineRule="auto"/>
+      </w:pPr>
+      <w:r>
         <w:t xml:space="preserve"># 4. Перевірте стан (T - stopped)</w:t>
       </w:r>
-      <w:r>
-        <w:br/>
-      </w:r>
-      <w:r>
-        <w:rPr>
-          <w:rStyle w:val="VerbatimChar"/>
-        </w:rPr>
+    </w:p>
+    <w:p>
+      <w:pPr>
+        <w:pStyle w:val="SourceCode"/>
+        <w:spacing w:before="0" w:after="0" w:line="200" w:lineRule="auto"/>
+      </w:pPr>
+      <w:r>
         <w:t xml:space="preserve">ps -o pid,stat,cmd -p $PID</w:t>
       </w:r>
-      <w:r>
-        <w:br/>
-      </w:r>
-      <w:r>
-        <w:br/>
-      </w:r>
-      <w:r>
-        <w:rPr>
-          <w:rStyle w:val="VerbatimChar"/>
-        </w:rPr>
+    </w:p>
+    <w:p>
+      <w:pPr>
+        <w:pStyle w:val="SourceCode"/>
+        <w:spacing w:before="0" w:after="0" w:line="200" w:lineRule="auto"/>
+      </w:pPr>
+    </w:p>
+    <w:p>
+      <w:pPr>
+        <w:pStyle w:val="SourceCode"/>
+        <w:spacing w:before="0" w:after="0" w:line="200" w:lineRule="auto"/>
+      </w:pPr>
+      <w:r>
         <w:t xml:space="preserve"># 5. Продовжіть виконання</w:t>
       </w:r>
-      <w:r>
-        <w:br/>
-      </w:r>
-      <w:r>
-        <w:rPr>
-          <w:rStyle w:val="VerbatimChar"/>
-        </w:rPr>
+    </w:p>
+    <w:p>
+      <w:pPr>
+        <w:pStyle w:val="SourceCode"/>
+        <w:spacing w:before="0" w:after="0" w:line="200" w:lineRule="auto"/>
+      </w:pPr>
+      <w:r>
         <w:t xml:space="preserve">kill -CONT $PID</w:t>
       </w:r>
-      <w:r>
-        <w:br/>
-      </w:r>
-      <w:r>
-        <w:br/>
-      </w:r>
-      <w:r>
-        <w:rPr>
-          <w:rStyle w:val="VerbatimChar"/>
-        </w:rPr>
+    </w:p>
+    <w:p>
+      <w:pPr>
+        <w:pStyle w:val="SourceCode"/>
+        <w:spacing w:before="0" w:after="0" w:line="200" w:lineRule="auto"/>
+      </w:pPr>
+    </w:p>
+    <w:p>
+      <w:pPr>
+        <w:pStyle w:val="SourceCode"/>
+        <w:spacing w:before="0" w:after="0" w:line="200" w:lineRule="auto"/>
+      </w:pPr>
+      <w:r>
         <w:t xml:space="preserve"># 6. Перевірте стан знову (R - running)</w:t>
       </w:r>
-      <w:r>
-        <w:br/>
-      </w:r>
-      <w:r>
-        <w:rPr>
-          <w:rStyle w:val="VerbatimChar"/>
-        </w:rPr>
+    </w:p>
+    <w:p>
+      <w:pPr>
+        <w:pStyle w:val="SourceCode"/>
+        <w:spacing w:before="0" w:after="0" w:line="200" w:lineRule="auto"/>
+      </w:pPr>
+      <w:r>
         <w:t xml:space="preserve">ps -o pid,stat,cmd -p $PID</w:t>
       </w:r>
-      <w:r>
-        <w:br/>
-      </w:r>
-      <w:r>
-        <w:br/>
-      </w:r>
-      <w:r>
-        <w:rPr>
-          <w:rStyle w:val="VerbatimChar"/>
-        </w:rPr>
+    </w:p>
+    <w:p>
+      <w:pPr>
+        <w:pStyle w:val="SourceCode"/>
+        <w:spacing w:before="0" w:after="0" w:line="200" w:lineRule="auto"/>
+      </w:pPr>
+    </w:p>
+    <w:p>
+      <w:pPr>
+        <w:pStyle w:val="SourceCode"/>
+        <w:spacing w:before="0" w:after="0" w:line="200" w:lineRule="auto"/>
+      </w:pPr>
+      <w:r>
         <w:t xml:space="preserve"># 7. Завершіть</w:t>
       </w:r>
-      <w:r>
-        <w:br/>
-      </w:r>
-      <w:r>
-        <w:rPr>
-          <w:rStyle w:val="VerbatimChar"/>
-        </w:rPr>
+    </w:p>
+    <w:p>
+      <w:pPr>
+        <w:pStyle w:val="SourceCode"/>
+        <w:spacing w:before="0" w:after="120" w:line="200" w:lineRule="auto"/>
+      </w:pPr>
+      <w:r>
         <w:t xml:space="preserve">kill $PID</w:t>
       </w:r>
     </w:p>
@@ -2508,71 +2570,75 @@
     <w:p>
       <w:pPr>
         <w:pStyle w:val="SourceCode"/>
-      </w:pPr>
-      <w:r>
-        <w:rPr>
-          <w:rStyle w:val="VerbatimChar"/>
-        </w:rPr>
+        <w:spacing w:before="120" w:after="0" w:line="200" w:lineRule="auto"/>
+      </w:pPr>
+      <w:r>
         <w:t xml:space="preserve"># 1. Подивіться nice values процесів</w:t>
       </w:r>
-      <w:r>
-        <w:br/>
-      </w:r>
-      <w:r>
-        <w:rPr>
-          <w:rStyle w:val="VerbatimChar"/>
-        </w:rPr>
+    </w:p>
+    <w:p>
+      <w:pPr>
+        <w:pStyle w:val="SourceCode"/>
+        <w:spacing w:before="0" w:after="0" w:line="200" w:lineRule="auto"/>
+      </w:pPr>
+      <w:r>
         <w:t xml:space="preserve">ps -eo pid,ni,cmd | head -20</w:t>
       </w:r>
-      <w:r>
-        <w:br/>
-      </w:r>
-      <w:r>
-        <w:br/>
-      </w:r>
-      <w:r>
-        <w:rPr>
-          <w:rStyle w:val="VerbatimChar"/>
-        </w:rPr>
+    </w:p>
+    <w:p>
+      <w:pPr>
+        <w:pStyle w:val="SourceCode"/>
+        <w:spacing w:before="0" w:after="0" w:line="200" w:lineRule="auto"/>
+      </w:pPr>
+    </w:p>
+    <w:p>
+      <w:pPr>
+        <w:pStyle w:val="SourceCode"/>
+        <w:spacing w:before="0" w:after="0" w:line="200" w:lineRule="auto"/>
+      </w:pPr>
+      <w:r>
         <w:t xml:space="preserve"># 2. Подивіться пріоритет конкретного процесу</w:t>
       </w:r>
-      <w:r>
-        <w:br/>
-      </w:r>
-      <w:r>
-        <w:rPr>
-          <w:rStyle w:val="VerbatimChar"/>
-        </w:rPr>
+    </w:p>
+    <w:p>
+      <w:pPr>
+        <w:pStyle w:val="SourceCode"/>
+        <w:spacing w:before="0" w:after="0" w:line="200" w:lineRule="auto"/>
+      </w:pPr>
+      <w:r>
         <w:t xml:space="preserve">ps -o pid,ni,pri,cmd -p 1</w:t>
       </w:r>
-      <w:r>
-        <w:br/>
-      </w:r>
-      <w:r>
-        <w:br/>
-      </w:r>
-      <w:r>
-        <w:rPr>
-          <w:rStyle w:val="VerbatimChar"/>
-        </w:rPr>
+    </w:p>
+    <w:p>
+      <w:pPr>
+        <w:pStyle w:val="SourceCode"/>
+        <w:spacing w:before="0" w:after="0" w:line="200" w:lineRule="auto"/>
+      </w:pPr>
+    </w:p>
+    <w:p>
+      <w:pPr>
+        <w:pStyle w:val="SourceCode"/>
+        <w:spacing w:before="0" w:after="0" w:line="200" w:lineRule="auto"/>
+      </w:pPr>
+      <w:r>
         <w:t xml:space="preserve"># Запишіть у звіт:</w:t>
       </w:r>
-      <w:r>
-        <w:br/>
-      </w:r>
-      <w:r>
-        <w:rPr>
-          <w:rStyle w:val="VerbatimChar"/>
-        </w:rPr>
+    </w:p>
+    <w:p>
+      <w:pPr>
+        <w:pStyle w:val="SourceCode"/>
+        <w:spacing w:before="0" w:after="0" w:line="200" w:lineRule="auto"/>
+      </w:pPr>
+      <w:r>
         <w:t xml:space="preserve"># - Який nice value у процесу init/systemd?</w:t>
       </w:r>
-      <w:r>
-        <w:br/>
-      </w:r>
-      <w:r>
-        <w:rPr>
-          <w:rStyle w:val="VerbatimChar"/>
-        </w:rPr>
+    </w:p>
+    <w:p>
+      <w:pPr>
+        <w:pStyle w:val="SourceCode"/>
+        <w:spacing w:before="0" w:after="120" w:line="200" w:lineRule="auto"/>
+      </w:pPr>
+      <w:r>
         <w:t xml:space="preserve"># - Що означають колонки NI та PRI?</w:t>
       </w:r>
     </w:p>
@@ -2589,188 +2655,201 @@
     <w:p>
       <w:pPr>
         <w:pStyle w:val="SourceCode"/>
-      </w:pPr>
-      <w:r>
-        <w:rPr>
-          <w:rStyle w:val="VerbatimChar"/>
-        </w:rPr>
+        <w:spacing w:before="120" w:after="0" w:line="200" w:lineRule="auto"/>
+      </w:pPr>
+      <w:r>
         <w:t xml:space="preserve"># 1. Запустіть процес зі звичайним пріоритетом</w:t>
       </w:r>
-      <w:r>
-        <w:br/>
-      </w:r>
-      <w:r>
-        <w:rPr>
-          <w:rStyle w:val="VerbatimChar"/>
-        </w:rPr>
+    </w:p>
+    <w:p>
+      <w:pPr>
+        <w:pStyle w:val="SourceCode"/>
+        <w:spacing w:before="0" w:after="0" w:line="200" w:lineRule="auto"/>
+      </w:pPr>
+      <w:r>
         <w:t xml:space="preserve">./cpu_load.sh &amp;</w:t>
       </w:r>
-      <w:r>
-        <w:br/>
-      </w:r>
-      <w:r>
-        <w:rPr>
-          <w:rStyle w:val="VerbatimChar"/>
-        </w:rPr>
+    </w:p>
+    <w:p>
+      <w:pPr>
+        <w:pStyle w:val="SourceCode"/>
+        <w:spacing w:before="0" w:after="0" w:line="200" w:lineRule="auto"/>
+      </w:pPr>
+      <w:r>
         <w:t xml:space="preserve">PID_NORMAL=$!</w:t>
       </w:r>
-      <w:r>
-        <w:br/>
-      </w:r>
-      <w:r>
-        <w:rPr>
-          <w:rStyle w:val="VerbatimChar"/>
-        </w:rPr>
+    </w:p>
+    <w:p>
+      <w:pPr>
+        <w:pStyle w:val="SourceCode"/>
+        <w:spacing w:before="0" w:after="0" w:line="200" w:lineRule="auto"/>
+      </w:pPr>
+      <w:r>
         <w:t xml:space="preserve">echo "Normal priority PID: $PID_NORMAL"</w:t>
       </w:r>
-      <w:r>
-        <w:br/>
-      </w:r>
-      <w:r>
-        <w:br/>
-      </w:r>
-      <w:r>
-        <w:rPr>
-          <w:rStyle w:val="VerbatimChar"/>
-        </w:rPr>
+    </w:p>
+    <w:p>
+      <w:pPr>
+        <w:pStyle w:val="SourceCode"/>
+        <w:spacing w:before="0" w:after="0" w:line="200" w:lineRule="auto"/>
+      </w:pPr>
+    </w:p>
+    <w:p>
+      <w:pPr>
+        <w:pStyle w:val="SourceCode"/>
+        <w:spacing w:before="0" w:after="0" w:line="200" w:lineRule="auto"/>
+      </w:pPr>
+      <w:r>
         <w:t xml:space="preserve"># 2. Запустіть процес з низьким пріоритетом (nice = 19)</w:t>
       </w:r>
-      <w:r>
-        <w:br/>
-      </w:r>
-      <w:r>
-        <w:rPr>
-          <w:rStyle w:val="VerbatimChar"/>
-        </w:rPr>
+    </w:p>
+    <w:p>
+      <w:pPr>
+        <w:pStyle w:val="SourceCode"/>
+        <w:spacing w:before="0" w:after="0" w:line="200" w:lineRule="auto"/>
+      </w:pPr>
+      <w:r>
         <w:t xml:space="preserve">nice -n 19 ./cpu_load.sh &amp;</w:t>
       </w:r>
-      <w:r>
-        <w:br/>
-      </w:r>
-      <w:r>
-        <w:rPr>
-          <w:rStyle w:val="VerbatimChar"/>
-        </w:rPr>
+    </w:p>
+    <w:p>
+      <w:pPr>
+        <w:pStyle w:val="SourceCode"/>
+        <w:spacing w:before="0" w:after="0" w:line="200" w:lineRule="auto"/>
+      </w:pPr>
+      <w:r>
         <w:t xml:space="preserve">PID_LOW=$!</w:t>
       </w:r>
-      <w:r>
-        <w:br/>
-      </w:r>
-      <w:r>
-        <w:rPr>
-          <w:rStyle w:val="VerbatimChar"/>
-        </w:rPr>
+    </w:p>
+    <w:p>
+      <w:pPr>
+        <w:pStyle w:val="SourceCode"/>
+        <w:spacing w:before="0" w:after="0" w:line="200" w:lineRule="auto"/>
+      </w:pPr>
+      <w:r>
         <w:t xml:space="preserve">echo "Low priority PID: $PID_LOW"</w:t>
       </w:r>
-      <w:r>
-        <w:br/>
-      </w:r>
-      <w:r>
-        <w:br/>
-      </w:r>
-      <w:r>
-        <w:rPr>
-          <w:rStyle w:val="VerbatimChar"/>
-        </w:rPr>
+    </w:p>
+    <w:p>
+      <w:pPr>
+        <w:pStyle w:val="SourceCode"/>
+        <w:spacing w:before="0" w:after="0" w:line="200" w:lineRule="auto"/>
+      </w:pPr>
+    </w:p>
+    <w:p>
+      <w:pPr>
+        <w:pStyle w:val="SourceCode"/>
+        <w:spacing w:before="0" w:after="0" w:line="200" w:lineRule="auto"/>
+      </w:pPr>
+      <w:r>
         <w:t xml:space="preserve"># 3. Запустіть процес з високим пріоритетом (потрібен sudo)</w:t>
       </w:r>
-      <w:r>
-        <w:br/>
-      </w:r>
-      <w:r>
-        <w:rPr>
-          <w:rStyle w:val="VerbatimChar"/>
-        </w:rPr>
+    </w:p>
+    <w:p>
+      <w:pPr>
+        <w:pStyle w:val="SourceCode"/>
+        <w:spacing w:before="0" w:after="0" w:line="200" w:lineRule="auto"/>
+      </w:pPr>
+      <w:r>
         <w:t xml:space="preserve">sudo nice -n -10 ./cpu_load.sh &amp;</w:t>
       </w:r>
-      <w:r>
-        <w:br/>
-      </w:r>
-      <w:r>
-        <w:rPr>
-          <w:rStyle w:val="VerbatimChar"/>
-        </w:rPr>
+    </w:p>
+    <w:p>
+      <w:pPr>
+        <w:pStyle w:val="SourceCode"/>
+        <w:spacing w:before="0" w:after="0" w:line="200" w:lineRule="auto"/>
+      </w:pPr>
+      <w:r>
         <w:t xml:space="preserve">PID_HIGH=$!</w:t>
       </w:r>
-      <w:r>
-        <w:br/>
-      </w:r>
-      <w:r>
-        <w:rPr>
-          <w:rStyle w:val="VerbatimChar"/>
-        </w:rPr>
+    </w:p>
+    <w:p>
+      <w:pPr>
+        <w:pStyle w:val="SourceCode"/>
+        <w:spacing w:before="0" w:after="0" w:line="200" w:lineRule="auto"/>
+      </w:pPr>
+      <w:r>
         <w:t xml:space="preserve">echo "High priority PID: $PID_HIGH"</w:t>
       </w:r>
-      <w:r>
-        <w:br/>
-      </w:r>
-      <w:r>
-        <w:br/>
-      </w:r>
-      <w:r>
-        <w:rPr>
-          <w:rStyle w:val="VerbatimChar"/>
-        </w:rPr>
+    </w:p>
+    <w:p>
+      <w:pPr>
+        <w:pStyle w:val="SourceCode"/>
+        <w:spacing w:before="0" w:after="0" w:line="200" w:lineRule="auto"/>
+      </w:pPr>
+    </w:p>
+    <w:p>
+      <w:pPr>
+        <w:pStyle w:val="SourceCode"/>
+        <w:spacing w:before="0" w:after="0" w:line="200" w:lineRule="auto"/>
+      </w:pPr>
+      <w:r>
         <w:t xml:space="preserve"># 4. Порівняйте в top</w:t>
       </w:r>
-      <w:r>
-        <w:br/>
-      </w:r>
-      <w:r>
-        <w:rPr>
-          <w:rStyle w:val="VerbatimChar"/>
-        </w:rPr>
+    </w:p>
+    <w:p>
+      <w:pPr>
+        <w:pStyle w:val="SourceCode"/>
+        <w:spacing w:before="0" w:after="0" w:line="200" w:lineRule="auto"/>
+      </w:pPr>
+      <w:r>
         <w:t xml:space="preserve">top -p $PID_NORMAL,$PID_LOW,$PID_HIGH</w:t>
       </w:r>
-      <w:r>
-        <w:br/>
-      </w:r>
-      <w:r>
-        <w:br/>
-      </w:r>
-      <w:r>
-        <w:rPr>
-          <w:rStyle w:val="VerbatimChar"/>
-        </w:rPr>
+    </w:p>
+    <w:p>
+      <w:pPr>
+        <w:pStyle w:val="SourceCode"/>
+        <w:spacing w:before="0" w:after="0" w:line="200" w:lineRule="auto"/>
+      </w:pPr>
+    </w:p>
+    <w:p>
+      <w:pPr>
+        <w:pStyle w:val="SourceCode"/>
+        <w:spacing w:before="0" w:after="0" w:line="200" w:lineRule="auto"/>
+      </w:pPr>
+      <w:r>
         <w:t xml:space="preserve"># Зверніть увагу на колонку NI та %CPU</w:t>
       </w:r>
-      <w:r>
-        <w:br/>
-      </w:r>
-      <w:r>
-        <w:rPr>
-          <w:rStyle w:val="VerbatimChar"/>
-        </w:rPr>
+    </w:p>
+    <w:p>
+      <w:pPr>
+        <w:pStyle w:val="SourceCode"/>
+        <w:spacing w:before="0" w:after="0" w:line="200" w:lineRule="auto"/>
+      </w:pPr>
+      <w:r>
         <w:t xml:space="preserve"># Процес з вищим пріоритетом отримує більше CPU</w:t>
       </w:r>
-      <w:r>
-        <w:br/>
-      </w:r>
-      <w:r>
-        <w:br/>
-      </w:r>
-      <w:r>
-        <w:rPr>
-          <w:rStyle w:val="VerbatimChar"/>
-        </w:rPr>
+    </w:p>
+    <w:p>
+      <w:pPr>
+        <w:pStyle w:val="SourceCode"/>
+        <w:spacing w:before="0" w:after="0" w:line="200" w:lineRule="auto"/>
+      </w:pPr>
+    </w:p>
+    <w:p>
+      <w:pPr>
+        <w:pStyle w:val="SourceCode"/>
+        <w:spacing w:before="0" w:after="0" w:line="200" w:lineRule="auto"/>
+      </w:pPr>
+      <w:r>
         <w:t xml:space="preserve"># 5. Завершіть всі</w:t>
       </w:r>
-      <w:r>
-        <w:br/>
-      </w:r>
-      <w:r>
-        <w:rPr>
-          <w:rStyle w:val="VerbatimChar"/>
-        </w:rPr>
+    </w:p>
+    <w:p>
+      <w:pPr>
+        <w:pStyle w:val="SourceCode"/>
+        <w:spacing w:before="0" w:after="0" w:line="200" w:lineRule="auto"/>
+      </w:pPr>
+      <w:r>
         <w:t xml:space="preserve">kill $PID_NORMAL $PID_LOW</w:t>
       </w:r>
-      <w:r>
-        <w:br/>
-      </w:r>
-      <w:r>
-        <w:rPr>
-          <w:rStyle w:val="VerbatimChar"/>
-        </w:rPr>
+    </w:p>
+    <w:p>
+      <w:pPr>
+        <w:pStyle w:val="SourceCode"/>
+        <w:spacing w:before="0" w:after="120" w:line="200" w:lineRule="auto"/>
+      </w:pPr>
+      <w:r>
         <w:t xml:space="preserve">sudo kill $PID_HIGH</w:t>
       </w:r>
     </w:p>
@@ -2787,161 +2866,174 @@
     <w:p>
       <w:pPr>
         <w:pStyle w:val="SourceCode"/>
-      </w:pPr>
-      <w:r>
-        <w:rPr>
-          <w:rStyle w:val="VerbatimChar"/>
-        </w:rPr>
+        <w:spacing w:before="120" w:after="0" w:line="200" w:lineRule="auto"/>
+      </w:pPr>
+      <w:r>
         <w:t xml:space="preserve"># 1. Запустіть процес</w:t>
       </w:r>
-      <w:r>
-        <w:br/>
-      </w:r>
-      <w:r>
-        <w:rPr>
-          <w:rStyle w:val="VerbatimChar"/>
-        </w:rPr>
+    </w:p>
+    <w:p>
+      <w:pPr>
+        <w:pStyle w:val="SourceCode"/>
+        <w:spacing w:before="0" w:after="0" w:line="200" w:lineRule="auto"/>
+      </w:pPr>
+      <w:r>
         <w:t xml:space="preserve">./cpu_load.sh &amp;</w:t>
       </w:r>
-      <w:r>
-        <w:br/>
-      </w:r>
-      <w:r>
-        <w:rPr>
-          <w:rStyle w:val="VerbatimChar"/>
-        </w:rPr>
+    </w:p>
+    <w:p>
+      <w:pPr>
+        <w:pStyle w:val="SourceCode"/>
+        <w:spacing w:before="0" w:after="0" w:line="200" w:lineRule="auto"/>
+      </w:pPr>
+      <w:r>
         <w:t xml:space="preserve">PID=$!</w:t>
       </w:r>
-      <w:r>
-        <w:br/>
-      </w:r>
-      <w:r>
-        <w:br/>
-      </w:r>
-      <w:r>
-        <w:rPr>
-          <w:rStyle w:val="VerbatimChar"/>
-        </w:rPr>
+    </w:p>
+    <w:p>
+      <w:pPr>
+        <w:pStyle w:val="SourceCode"/>
+        <w:spacing w:before="0" w:after="0" w:line="200" w:lineRule="auto"/>
+      </w:pPr>
+    </w:p>
+    <w:p>
+      <w:pPr>
+        <w:pStyle w:val="SourceCode"/>
+        <w:spacing w:before="0" w:after="0" w:line="200" w:lineRule="auto"/>
+      </w:pPr>
+      <w:r>
         <w:t xml:space="preserve"># 2. Подивіться поточний nice</w:t>
       </w:r>
-      <w:r>
-        <w:br/>
-      </w:r>
-      <w:r>
-        <w:rPr>
-          <w:rStyle w:val="VerbatimChar"/>
-        </w:rPr>
+    </w:p>
+    <w:p>
+      <w:pPr>
+        <w:pStyle w:val="SourceCode"/>
+        <w:spacing w:before="0" w:after="0" w:line="200" w:lineRule="auto"/>
+      </w:pPr>
+      <w:r>
         <w:t xml:space="preserve">ps -o pid,ni,cmd -p $PID</w:t>
       </w:r>
-      <w:r>
-        <w:br/>
-      </w:r>
-      <w:r>
-        <w:br/>
-      </w:r>
-      <w:r>
-        <w:rPr>
-          <w:rStyle w:val="VerbatimChar"/>
-        </w:rPr>
+    </w:p>
+    <w:p>
+      <w:pPr>
+        <w:pStyle w:val="SourceCode"/>
+        <w:spacing w:before="0" w:after="0" w:line="200" w:lineRule="auto"/>
+      </w:pPr>
+    </w:p>
+    <w:p>
+      <w:pPr>
+        <w:pStyle w:val="SourceCode"/>
+        <w:spacing w:before="0" w:after="0" w:line="200" w:lineRule="auto"/>
+      </w:pPr>
+      <w:r>
         <w:t xml:space="preserve"># 3. Знизьте пріоритет (збільште nice)</w:t>
       </w:r>
-      <w:r>
-        <w:br/>
-      </w:r>
-      <w:r>
-        <w:rPr>
-          <w:rStyle w:val="VerbatimChar"/>
-        </w:rPr>
+    </w:p>
+    <w:p>
+      <w:pPr>
+        <w:pStyle w:val="SourceCode"/>
+        <w:spacing w:before="0" w:after="0" w:line="200" w:lineRule="auto"/>
+      </w:pPr>
+      <w:r>
         <w:t xml:space="preserve">renice 10 -p $PID</w:t>
       </w:r>
-      <w:r>
-        <w:br/>
-      </w:r>
-      <w:r>
-        <w:rPr>
-          <w:rStyle w:val="VerbatimChar"/>
-        </w:rPr>
+    </w:p>
+    <w:p>
+      <w:pPr>
+        <w:pStyle w:val="SourceCode"/>
+        <w:spacing w:before="0" w:after="0" w:line="200" w:lineRule="auto"/>
+      </w:pPr>
+      <w:r>
         <w:t xml:space="preserve">ps -o pid,ni,cmd -p $PID</w:t>
       </w:r>
-      <w:r>
-        <w:br/>
-      </w:r>
-      <w:r>
-        <w:br/>
-      </w:r>
-      <w:r>
-        <w:rPr>
-          <w:rStyle w:val="VerbatimChar"/>
-        </w:rPr>
+    </w:p>
+    <w:p>
+      <w:pPr>
+        <w:pStyle w:val="SourceCode"/>
+        <w:spacing w:before="0" w:after="0" w:line="200" w:lineRule="auto"/>
+      </w:pPr>
+    </w:p>
+    <w:p>
+      <w:pPr>
+        <w:pStyle w:val="SourceCode"/>
+        <w:spacing w:before="0" w:after="0" w:line="200" w:lineRule="auto"/>
+      </w:pPr>
+      <w:r>
         <w:t xml:space="preserve"># 4. Спробуйте підвищити пріоритет (без sudo - помилка!)</w:t>
       </w:r>
-      <w:r>
-        <w:br/>
-      </w:r>
-      <w:r>
-        <w:rPr>
-          <w:rStyle w:val="VerbatimChar"/>
-        </w:rPr>
+    </w:p>
+    <w:p>
+      <w:pPr>
+        <w:pStyle w:val="SourceCode"/>
+        <w:spacing w:before="0" w:after="0" w:line="200" w:lineRule="auto"/>
+      </w:pPr>
+      <w:r>
         <w:t xml:space="preserve">renice 0 -p $PID</w:t>
       </w:r>
-      <w:r>
-        <w:br/>
-      </w:r>
-      <w:r>
-        <w:rPr>
-          <w:rStyle w:val="VerbatimChar"/>
-        </w:rPr>
+    </w:p>
+    <w:p>
+      <w:pPr>
+        <w:pStyle w:val="SourceCode"/>
+        <w:spacing w:before="0" w:after="0" w:line="200" w:lineRule="auto"/>
+      </w:pPr>
+      <w:r>
         <w:t xml:space="preserve"># renice: failed to set priority for 1234 (process ID): Permission denied</w:t>
       </w:r>
-      <w:r>
-        <w:br/>
-      </w:r>
-      <w:r>
-        <w:br/>
-      </w:r>
-      <w:r>
-        <w:rPr>
-          <w:rStyle w:val="VerbatimChar"/>
-        </w:rPr>
+    </w:p>
+    <w:p>
+      <w:pPr>
+        <w:pStyle w:val="SourceCode"/>
+        <w:spacing w:before="0" w:after="0" w:line="200" w:lineRule="auto"/>
+      </w:pPr>
+    </w:p>
+    <w:p>
+      <w:pPr>
+        <w:pStyle w:val="SourceCode"/>
+        <w:spacing w:before="0" w:after="0" w:line="200" w:lineRule="auto"/>
+      </w:pPr>
+      <w:r>
         <w:t xml:space="preserve"># 5. Підвищіть з sudo</w:t>
       </w:r>
-      <w:r>
-        <w:br/>
-      </w:r>
-      <w:r>
-        <w:rPr>
-          <w:rStyle w:val="VerbatimChar"/>
-        </w:rPr>
+    </w:p>
+    <w:p>
+      <w:pPr>
+        <w:pStyle w:val="SourceCode"/>
+        <w:spacing w:before="0" w:after="0" w:line="200" w:lineRule="auto"/>
+      </w:pPr>
+      <w:r>
         <w:t xml:space="preserve">sudo renice -5 -p $PID</w:t>
       </w:r>
-      <w:r>
-        <w:br/>
-      </w:r>
-      <w:r>
-        <w:rPr>
-          <w:rStyle w:val="VerbatimChar"/>
-        </w:rPr>
+    </w:p>
+    <w:p>
+      <w:pPr>
+        <w:pStyle w:val="SourceCode"/>
+        <w:spacing w:before="0" w:after="0" w:line="200" w:lineRule="auto"/>
+      </w:pPr>
+      <w:r>
         <w:t xml:space="preserve">ps -o pid,ni,cmd -p $PID</w:t>
       </w:r>
-      <w:r>
-        <w:br/>
-      </w:r>
-      <w:r>
-        <w:br/>
-      </w:r>
-      <w:r>
-        <w:rPr>
-          <w:rStyle w:val="VerbatimChar"/>
-        </w:rPr>
+    </w:p>
+    <w:p>
+      <w:pPr>
+        <w:pStyle w:val="SourceCode"/>
+        <w:spacing w:before="0" w:after="0" w:line="200" w:lineRule="auto"/>
+      </w:pPr>
+    </w:p>
+    <w:p>
+      <w:pPr>
+        <w:pStyle w:val="SourceCode"/>
+        <w:spacing w:before="0" w:after="0" w:line="200" w:lineRule="auto"/>
+      </w:pPr>
+      <w:r>
         <w:t xml:space="preserve"># 6. Завершіть</w:t>
       </w:r>
-      <w:r>
-        <w:br/>
-      </w:r>
-      <w:r>
-        <w:rPr>
-          <w:rStyle w:val="VerbatimChar"/>
-        </w:rPr>
+    </w:p>
+    <w:p>
+      <w:pPr>
+        <w:pStyle w:val="SourceCode"/>
+        <w:spacing w:before="0" w:after="120" w:line="200" w:lineRule="auto"/>
+      </w:pPr>
+      <w:r>
         <w:t xml:space="preserve">kill $PID</w:t>
       </w:r>
     </w:p>
@@ -2968,278 +3060,300 @@
     <w:p>
       <w:pPr>
         <w:pStyle w:val="SourceCode"/>
-      </w:pPr>
-      <w:r>
-        <w:rPr>
-          <w:rStyle w:val="VerbatimChar"/>
-        </w:rPr>
+        <w:spacing w:before="120" w:after="0" w:line="200" w:lineRule="auto"/>
+      </w:pPr>
+      <w:r>
         <w:t xml:space="preserve"># Створіть скрипт, що створює zombie</w:t>
       </w:r>
-      <w:r>
-        <w:br/>
-      </w:r>
-      <w:r>
-        <w:rPr>
-          <w:rStyle w:val="VerbatimChar"/>
-        </w:rPr>
+    </w:p>
+    <w:p>
+      <w:pPr>
+        <w:pStyle w:val="SourceCode"/>
+        <w:spacing w:before="0" w:after="0" w:line="200" w:lineRule="auto"/>
+      </w:pPr>
+      <w:r>
         <w:t xml:space="preserve">cat &gt; create_zombie.sh &lt;&lt; 'EOF'</w:t>
       </w:r>
-      <w:r>
-        <w:br/>
-      </w:r>
-      <w:r>
-        <w:rPr>
-          <w:rStyle w:val="VerbatimChar"/>
-        </w:rPr>
+    </w:p>
+    <w:p>
+      <w:pPr>
+        <w:pStyle w:val="SourceCode"/>
+        <w:spacing w:before="0" w:after="0" w:line="200" w:lineRule="auto"/>
+      </w:pPr>
+      <w:r>
         <w:t xml:space="preserve">#!/bin/bash</w:t>
       </w:r>
-      <w:r>
-        <w:br/>
-      </w:r>
-      <w:r>
-        <w:rPr>
-          <w:rStyle w:val="VerbatimChar"/>
-        </w:rPr>
+    </w:p>
+    <w:p>
+      <w:pPr>
+        <w:pStyle w:val="SourceCode"/>
+        <w:spacing w:before="0" w:after="0" w:line="200" w:lineRule="auto"/>
+      </w:pPr>
+      <w:r>
         <w:t xml:space="preserve"># Батьківський процес НЕ викликає wait()</w:t>
       </w:r>
-      <w:r>
-        <w:br/>
-      </w:r>
-      <w:r>
-        <w:br/>
-      </w:r>
-      <w:r>
-        <w:rPr>
-          <w:rStyle w:val="VerbatimChar"/>
-        </w:rPr>
+    </w:p>
+    <w:p>
+      <w:pPr>
+        <w:pStyle w:val="SourceCode"/>
+        <w:spacing w:before="0" w:after="0" w:line="200" w:lineRule="auto"/>
+      </w:pPr>
+    </w:p>
+    <w:p>
+      <w:pPr>
+        <w:pStyle w:val="SourceCode"/>
+        <w:spacing w:before="0" w:after="0" w:line="200" w:lineRule="auto"/>
+      </w:pPr>
+      <w:r>
         <w:t xml:space="preserve">echo "Parent PID: $$"</w:t>
       </w:r>
-      <w:r>
-        <w:br/>
-      </w:r>
-      <w:r>
-        <w:br/>
-      </w:r>
-      <w:r>
-        <w:rPr>
-          <w:rStyle w:val="VerbatimChar"/>
-        </w:rPr>
+    </w:p>
+    <w:p>
+      <w:pPr>
+        <w:pStyle w:val="SourceCode"/>
+        <w:spacing w:before="0" w:after="0" w:line="200" w:lineRule="auto"/>
+      </w:pPr>
+    </w:p>
+    <w:p>
+      <w:pPr>
+        <w:pStyle w:val="SourceCode"/>
+        <w:spacing w:before="0" w:after="0" w:line="200" w:lineRule="auto"/>
+      </w:pPr>
+      <w:r>
         <w:t xml:space="preserve"># Форкаємо дочірній процес</w:t>
       </w:r>
-      <w:r>
-        <w:br/>
-      </w:r>
-      <w:r>
-        <w:rPr>
-          <w:rStyle w:val="VerbatimChar"/>
-        </w:rPr>
+    </w:p>
+    <w:p>
+      <w:pPr>
+        <w:pStyle w:val="SourceCode"/>
+        <w:spacing w:before="0" w:after="0" w:line="200" w:lineRule="auto"/>
+      </w:pPr>
+      <w:r>
         <w:t xml:space="preserve">(</w:t>
       </w:r>
-      <w:r>
-        <w:br/>
-      </w:r>
-      <w:r>
-        <w:rPr>
-          <w:rStyle w:val="VerbatimChar"/>
-        </w:rPr>
+    </w:p>
+    <w:p>
+      <w:pPr>
+        <w:pStyle w:val="SourceCode"/>
+        <w:spacing w:before="0" w:after="0" w:line="200" w:lineRule="auto"/>
+      </w:pPr>
+      <w:r>
         <w:t xml:space="preserve">    echo "Child PID: $$ - I will become zombie!"</w:t>
       </w:r>
-      <w:r>
-        <w:br/>
-      </w:r>
-      <w:r>
-        <w:rPr>
-          <w:rStyle w:val="VerbatimChar"/>
-        </w:rPr>
+    </w:p>
+    <w:p>
+      <w:pPr>
+        <w:pStyle w:val="SourceCode"/>
+        <w:spacing w:before="0" w:after="0" w:line="200" w:lineRule="auto"/>
+      </w:pPr>
+      <w:r>
         <w:t xml:space="preserve">    exit 0  # Дочірній завершується</w:t>
       </w:r>
-      <w:r>
-        <w:br/>
-      </w:r>
-      <w:r>
-        <w:rPr>
-          <w:rStyle w:val="VerbatimChar"/>
-        </w:rPr>
+    </w:p>
+    <w:p>
+      <w:pPr>
+        <w:pStyle w:val="SourceCode"/>
+        <w:spacing w:before="0" w:after="0" w:line="200" w:lineRule="auto"/>
+      </w:pPr>
+      <w:r>
         <w:t xml:space="preserve">) &amp;</w:t>
       </w:r>
-      <w:r>
-        <w:br/>
-      </w:r>
-      <w:r>
-        <w:br/>
-      </w:r>
-      <w:r>
-        <w:rPr>
-          <w:rStyle w:val="VerbatimChar"/>
-        </w:rPr>
+    </w:p>
+    <w:p>
+      <w:pPr>
+        <w:pStyle w:val="SourceCode"/>
+        <w:spacing w:before="0" w:after="0" w:line="200" w:lineRule="auto"/>
+      </w:pPr>
+    </w:p>
+    <w:p>
+      <w:pPr>
+        <w:pStyle w:val="SourceCode"/>
+        <w:spacing w:before="0" w:after="0" w:line="200" w:lineRule="auto"/>
+      </w:pPr>
+      <w:r>
         <w:t xml:space="preserve">CHILD_PID=$!</w:t>
       </w:r>
-      <w:r>
-        <w:br/>
-      </w:r>
-      <w:r>
-        <w:rPr>
-          <w:rStyle w:val="VerbatimChar"/>
-        </w:rPr>
+    </w:p>
+    <w:p>
+      <w:pPr>
+        <w:pStyle w:val="SourceCode"/>
+        <w:spacing w:before="0" w:after="0" w:line="200" w:lineRule="auto"/>
+      </w:pPr>
+      <w:r>
         <w:t xml:space="preserve">echo "Child PID: $CHILD_PID"</w:t>
       </w:r>
-      <w:r>
-        <w:br/>
-      </w:r>
-      <w:r>
-        <w:br/>
-      </w:r>
-      <w:r>
-        <w:rPr>
-          <w:rStyle w:val="VerbatimChar"/>
-        </w:rPr>
+    </w:p>
+    <w:p>
+      <w:pPr>
+        <w:pStyle w:val="SourceCode"/>
+        <w:spacing w:before="0" w:after="0" w:line="200" w:lineRule="auto"/>
+      </w:pPr>
+    </w:p>
+    <w:p>
+      <w:pPr>
+        <w:pStyle w:val="SourceCode"/>
+        <w:spacing w:before="0" w:after="0" w:line="200" w:lineRule="auto"/>
+      </w:pPr>
+      <w:r>
         <w:t xml:space="preserve"># Батько НЕ викликає wait(), просто спить</w:t>
       </w:r>
-      <w:r>
-        <w:br/>
-      </w:r>
-      <w:r>
-        <w:rPr>
-          <w:rStyle w:val="VerbatimChar"/>
-        </w:rPr>
+    </w:p>
+    <w:p>
+      <w:pPr>
+        <w:pStyle w:val="SourceCode"/>
+        <w:spacing w:before="0" w:after="0" w:line="200" w:lineRule="auto"/>
+      </w:pPr>
+      <w:r>
         <w:t xml:space="preserve">echo "Parent sleeping... Child will become zombie"</w:t>
       </w:r>
-      <w:r>
-        <w:br/>
-      </w:r>
-      <w:r>
-        <w:rPr>
-          <w:rStyle w:val="VerbatimChar"/>
-        </w:rPr>
+    </w:p>
+    <w:p>
+      <w:pPr>
+        <w:pStyle w:val="SourceCode"/>
+        <w:spacing w:before="0" w:after="0" w:line="200" w:lineRule="auto"/>
+      </w:pPr>
+      <w:r>
         <w:t xml:space="preserve">sleep 60</w:t>
       </w:r>
-      <w:r>
-        <w:br/>
-      </w:r>
-      <w:r>
-        <w:rPr>
-          <w:rStyle w:val="VerbatimChar"/>
-        </w:rPr>
+    </w:p>
+    <w:p>
+      <w:pPr>
+        <w:pStyle w:val="SourceCode"/>
+        <w:spacing w:before="0" w:after="0" w:line="200" w:lineRule="auto"/>
+      </w:pPr>
+      <w:r>
         <w:t xml:space="preserve">EOF</w:t>
       </w:r>
-      <w:r>
-        <w:br/>
-      </w:r>
-      <w:r>
-        <w:rPr>
-          <w:rStyle w:val="VerbatimChar"/>
-        </w:rPr>
+    </w:p>
+    <w:p>
+      <w:pPr>
+        <w:pStyle w:val="SourceCode"/>
+        <w:spacing w:before="0" w:after="0" w:line="200" w:lineRule="auto"/>
+      </w:pPr>
+      <w:r>
         <w:t xml:space="preserve">chmod +x create_zombie.sh</w:t>
       </w:r>
-      <w:r>
-        <w:br/>
-      </w:r>
-      <w:r>
-        <w:br/>
-      </w:r>
-      <w:r>
-        <w:rPr>
-          <w:rStyle w:val="VerbatimChar"/>
-        </w:rPr>
+    </w:p>
+    <w:p>
+      <w:pPr>
+        <w:pStyle w:val="SourceCode"/>
+        <w:spacing w:before="0" w:after="0" w:line="200" w:lineRule="auto"/>
+      </w:pPr>
+    </w:p>
+    <w:p>
+      <w:pPr>
+        <w:pStyle w:val="SourceCode"/>
+        <w:spacing w:before="0" w:after="0" w:line="200" w:lineRule="auto"/>
+      </w:pPr>
+      <w:r>
         <w:t xml:space="preserve"># Запустіть</w:t>
       </w:r>
-      <w:r>
-        <w:br/>
-      </w:r>
-      <w:r>
-        <w:rPr>
-          <w:rStyle w:val="VerbatimChar"/>
-        </w:rPr>
+    </w:p>
+    <w:p>
+      <w:pPr>
+        <w:pStyle w:val="SourceCode"/>
+        <w:spacing w:before="0" w:after="0" w:line="200" w:lineRule="auto"/>
+      </w:pPr>
+      <w:r>
         <w:t xml:space="preserve">./create_zombie.sh &amp;</w:t>
       </w:r>
-      <w:r>
-        <w:br/>
-      </w:r>
-      <w:r>
-        <w:rPr>
-          <w:rStyle w:val="VerbatimChar"/>
-        </w:rPr>
+    </w:p>
+    <w:p>
+      <w:pPr>
+        <w:pStyle w:val="SourceCode"/>
+        <w:spacing w:before="0" w:after="0" w:line="200" w:lineRule="auto"/>
+      </w:pPr>
+      <w:r>
         <w:t xml:space="preserve">sleep 2</w:t>
       </w:r>
-      <w:r>
-        <w:br/>
-      </w:r>
-      <w:r>
-        <w:br/>
-      </w:r>
-      <w:r>
-        <w:rPr>
-          <w:rStyle w:val="VerbatimChar"/>
-        </w:rPr>
+    </w:p>
+    <w:p>
+      <w:pPr>
+        <w:pStyle w:val="SourceCode"/>
+        <w:spacing w:before="0" w:after="0" w:line="200" w:lineRule="auto"/>
+      </w:pPr>
+    </w:p>
+    <w:p>
+      <w:pPr>
+        <w:pStyle w:val="SourceCode"/>
+        <w:spacing w:before="0" w:after="0" w:line="200" w:lineRule="auto"/>
+      </w:pPr>
+      <w:r>
         <w:t xml:space="preserve"># Знайдіть zombie процес</w:t>
       </w:r>
-      <w:r>
-        <w:br/>
-      </w:r>
-      <w:r>
-        <w:rPr>
-          <w:rStyle w:val="VerbatimChar"/>
-        </w:rPr>
+    </w:p>
+    <w:p>
+      <w:pPr>
+        <w:pStyle w:val="SourceCode"/>
+        <w:spacing w:before="0" w:after="0" w:line="200" w:lineRule="auto"/>
+      </w:pPr>
+      <w:r>
         <w:t xml:space="preserve">ps aux | grep -E 'Z|defunct'</w:t>
       </w:r>
-      <w:r>
-        <w:br/>
-      </w:r>
-      <w:r>
-        <w:br/>
-      </w:r>
-      <w:r>
-        <w:rPr>
-          <w:rStyle w:val="VerbatimChar"/>
-        </w:rPr>
+    </w:p>
+    <w:p>
+      <w:pPr>
+        <w:pStyle w:val="SourceCode"/>
+        <w:spacing w:before="0" w:after="0" w:line="200" w:lineRule="auto"/>
+      </w:pPr>
+    </w:p>
+    <w:p>
+      <w:pPr>
+        <w:pStyle w:val="SourceCode"/>
+        <w:spacing w:before="0" w:after="0" w:line="200" w:lineRule="auto"/>
+      </w:pPr>
+      <w:r>
         <w:t xml:space="preserve"># Запишіть у звіт:</w:t>
       </w:r>
-      <w:r>
-        <w:br/>
-      </w:r>
-      <w:r>
-        <w:rPr>
-          <w:rStyle w:val="VerbatimChar"/>
-        </w:rPr>
+    </w:p>
+    <w:p>
+      <w:pPr>
+        <w:pStyle w:val="SourceCode"/>
+        <w:spacing w:before="0" w:after="0" w:line="200" w:lineRule="auto"/>
+      </w:pPr>
+      <w:r>
         <w:t xml:space="preserve"># - Який статус має zombie? (Z)</w:t>
       </w:r>
-      <w:r>
-        <w:br/>
-      </w:r>
-      <w:r>
-        <w:rPr>
-          <w:rStyle w:val="VerbatimChar"/>
-        </w:rPr>
+    </w:p>
+    <w:p>
+      <w:pPr>
+        <w:pStyle w:val="SourceCode"/>
+        <w:spacing w:before="0" w:after="0" w:line="200" w:lineRule="auto"/>
+      </w:pPr>
+      <w:r>
         <w:t xml:space="preserve"># - Чи споживає zombie CPU/Memory?</w:t>
       </w:r>
-      <w:r>
-        <w:br/>
-      </w:r>
-      <w:r>
-        <w:rPr>
-          <w:rStyle w:val="VerbatimChar"/>
-        </w:rPr>
+    </w:p>
+    <w:p>
+      <w:pPr>
+        <w:pStyle w:val="SourceCode"/>
+        <w:spacing w:before="0" w:after="0" w:line="200" w:lineRule="auto"/>
+      </w:pPr>
+      <w:r>
         <w:t xml:space="preserve"># - Як "вбити" zombie?</w:t>
       </w:r>
-      <w:r>
-        <w:br/>
-      </w:r>
-      <w:r>
-        <w:br/>
-      </w:r>
-      <w:r>
-        <w:rPr>
-          <w:rStyle w:val="VerbatimChar"/>
-        </w:rPr>
+    </w:p>
+    <w:p>
+      <w:pPr>
+        <w:pStyle w:val="SourceCode"/>
+        <w:spacing w:before="0" w:after="0" w:line="200" w:lineRule="auto"/>
+      </w:pPr>
+    </w:p>
+    <w:p>
+      <w:pPr>
+        <w:pStyle w:val="SourceCode"/>
+        <w:spacing w:before="0" w:after="0" w:line="200" w:lineRule="auto"/>
+      </w:pPr>
+      <w:r>
         <w:t xml:space="preserve"># Завершіть батьківський процес - zombie зникне</w:t>
       </w:r>
-      <w:r>
-        <w:br/>
-      </w:r>
-      <w:r>
-        <w:rPr>
-          <w:rStyle w:val="VerbatimChar"/>
-        </w:rPr>
+    </w:p>
+    <w:p>
+      <w:pPr>
+        <w:pStyle w:val="SourceCode"/>
+        <w:spacing w:before="0" w:after="120" w:line="200" w:lineRule="auto"/>
+      </w:pPr>
+      <w:r>
         <w:t xml:space="preserve">killall create_zombie.sh</w:t>
       </w:r>
     </w:p>
@@ -3256,254 +3370,270 @@
     <w:p>
       <w:pPr>
         <w:pStyle w:val="SourceCode"/>
-      </w:pPr>
-      <w:r>
-        <w:rPr>
-          <w:rStyle w:val="VerbatimChar"/>
-        </w:rPr>
+        <w:spacing w:before="120" w:after="0" w:line="200" w:lineRule="auto"/>
+      </w:pPr>
+      <w:r>
         <w:t xml:space="preserve"># Створіть скрипт</w:t>
       </w:r>
-      <w:r>
-        <w:br/>
-      </w:r>
-      <w:r>
-        <w:rPr>
-          <w:rStyle w:val="VerbatimChar"/>
-        </w:rPr>
+    </w:p>
+    <w:p>
+      <w:pPr>
+        <w:pStyle w:val="SourceCode"/>
+        <w:spacing w:before="0" w:after="0" w:line="200" w:lineRule="auto"/>
+      </w:pPr>
+      <w:r>
         <w:t xml:space="preserve">cat &gt; create_orphan.sh &lt;&lt; 'EOF'</w:t>
       </w:r>
-      <w:r>
-        <w:br/>
-      </w:r>
-      <w:r>
-        <w:rPr>
-          <w:rStyle w:val="VerbatimChar"/>
-        </w:rPr>
+    </w:p>
+    <w:p>
+      <w:pPr>
+        <w:pStyle w:val="SourceCode"/>
+        <w:spacing w:before="0" w:after="0" w:line="200" w:lineRule="auto"/>
+      </w:pPr>
+      <w:r>
         <w:t xml:space="preserve">#!/bin/bash</w:t>
       </w:r>
-      <w:r>
-        <w:br/>
-      </w:r>
-      <w:r>
-        <w:rPr>
-          <w:rStyle w:val="VerbatimChar"/>
-        </w:rPr>
+    </w:p>
+    <w:p>
+      <w:pPr>
+        <w:pStyle w:val="SourceCode"/>
+        <w:spacing w:before="0" w:after="0" w:line="200" w:lineRule="auto"/>
+      </w:pPr>
+      <w:r>
         <w:t xml:space="preserve">echo "Parent PID: $$"</w:t>
       </w:r>
-      <w:r>
-        <w:br/>
-      </w:r>
-      <w:r>
-        <w:br/>
-      </w:r>
-      <w:r>
-        <w:rPr>
-          <w:rStyle w:val="VerbatimChar"/>
-        </w:rPr>
+    </w:p>
+    <w:p>
+      <w:pPr>
+        <w:pStyle w:val="SourceCode"/>
+        <w:spacing w:before="0" w:after="0" w:line="200" w:lineRule="auto"/>
+      </w:pPr>
+    </w:p>
+    <w:p>
+      <w:pPr>
+        <w:pStyle w:val="SourceCode"/>
+        <w:spacing w:before="0" w:after="0" w:line="200" w:lineRule="auto"/>
+      </w:pPr>
+      <w:r>
         <w:t xml:space="preserve"># Створюємо дочірній процес</w:t>
       </w:r>
-      <w:r>
-        <w:br/>
-      </w:r>
-      <w:r>
-        <w:rPr>
-          <w:rStyle w:val="VerbatimChar"/>
-        </w:rPr>
+    </w:p>
+    <w:p>
+      <w:pPr>
+        <w:pStyle w:val="SourceCode"/>
+        <w:spacing w:before="0" w:after="0" w:line="200" w:lineRule="auto"/>
+      </w:pPr>
+      <w:r>
         <w:t xml:space="preserve">(</w:t>
       </w:r>
-      <w:r>
-        <w:br/>
-      </w:r>
-      <w:r>
-        <w:rPr>
-          <w:rStyle w:val="VerbatimChar"/>
-        </w:rPr>
+    </w:p>
+    <w:p>
+      <w:pPr>
+        <w:pStyle w:val="SourceCode"/>
+        <w:spacing w:before="0" w:after="0" w:line="200" w:lineRule="auto"/>
+      </w:pPr>
+      <w:r>
         <w:t xml:space="preserve">    echo "Child PID: $$ - My parent is $$, PPID: $PPID"</w:t>
       </w:r>
-      <w:r>
-        <w:br/>
-      </w:r>
-      <w:r>
-        <w:rPr>
-          <w:rStyle w:val="VerbatimChar"/>
-        </w:rPr>
+    </w:p>
+    <w:p>
+      <w:pPr>
+        <w:pStyle w:val="SourceCode"/>
+        <w:spacing w:before="0" w:after="0" w:line="200" w:lineRule="auto"/>
+      </w:pPr>
+      <w:r>
         <w:t xml:space="preserve">    sleep 2</w:t>
       </w:r>
-      <w:r>
-        <w:br/>
-      </w:r>
-      <w:r>
-        <w:rPr>
-          <w:rStyle w:val="VerbatimChar"/>
-        </w:rPr>
+    </w:p>
+    <w:p>
+      <w:pPr>
+        <w:pStyle w:val="SourceCode"/>
+        <w:spacing w:before="0" w:after="0" w:line="200" w:lineRule="auto"/>
+      </w:pPr>
+      <w:r>
         <w:t xml:space="preserve">    echo "Child: Now my PPID should be 1 (init/systemd)"</w:t>
       </w:r>
-      <w:r>
-        <w:br/>
-      </w:r>
-      <w:r>
-        <w:rPr>
-          <w:rStyle w:val="VerbatimChar"/>
-        </w:rPr>
+    </w:p>
+    <w:p>
+      <w:pPr>
+        <w:pStyle w:val="SourceCode"/>
+        <w:spacing w:before="0" w:after="0" w:line="200" w:lineRule="auto"/>
+      </w:pPr>
+      <w:r>
         <w:t xml:space="preserve">    echo "Child: Checking... PPID = $(ps -o ppid= -p $$)"</w:t>
       </w:r>
-      <w:r>
-        <w:br/>
-      </w:r>
-      <w:r>
-        <w:rPr>
-          <w:rStyle w:val="VerbatimChar"/>
-        </w:rPr>
+    </w:p>
+    <w:p>
+      <w:pPr>
+        <w:pStyle w:val="SourceCode"/>
+        <w:spacing w:before="0" w:after="0" w:line="200" w:lineRule="auto"/>
+      </w:pPr>
+      <w:r>
         <w:t xml:space="preserve">    sleep 30</w:t>
       </w:r>
-      <w:r>
-        <w:br/>
-      </w:r>
-      <w:r>
-        <w:rPr>
-          <w:rStyle w:val="VerbatimChar"/>
-        </w:rPr>
+    </w:p>
+    <w:p>
+      <w:pPr>
+        <w:pStyle w:val="SourceCode"/>
+        <w:spacing w:before="0" w:after="0" w:line="200" w:lineRule="auto"/>
+      </w:pPr>
+      <w:r>
         <w:t xml:space="preserve">) &amp;</w:t>
       </w:r>
-      <w:r>
-        <w:br/>
-      </w:r>
-      <w:r>
-        <w:br/>
-      </w:r>
-      <w:r>
-        <w:rPr>
-          <w:rStyle w:val="VerbatimChar"/>
-        </w:rPr>
+    </w:p>
+    <w:p>
+      <w:pPr>
+        <w:pStyle w:val="SourceCode"/>
+        <w:spacing w:before="0" w:after="0" w:line="200" w:lineRule="auto"/>
+      </w:pPr>
+    </w:p>
+    <w:p>
+      <w:pPr>
+        <w:pStyle w:val="SourceCode"/>
+        <w:spacing w:before="0" w:after="0" w:line="200" w:lineRule="auto"/>
+      </w:pPr>
+      <w:r>
         <w:t xml:space="preserve">echo "Parent: I'm exiting immediately!"</w:t>
       </w:r>
-      <w:r>
-        <w:br/>
-      </w:r>
-      <w:r>
-        <w:rPr>
-          <w:rStyle w:val="VerbatimChar"/>
-        </w:rPr>
+    </w:p>
+    <w:p>
+      <w:pPr>
+        <w:pStyle w:val="SourceCode"/>
+        <w:spacing w:before="0" w:after="0" w:line="200" w:lineRule="auto"/>
+      </w:pPr>
+      <w:r>
         <w:t xml:space="preserve">exit 0</w:t>
       </w:r>
-      <w:r>
-        <w:br/>
-      </w:r>
-      <w:r>
-        <w:rPr>
-          <w:rStyle w:val="VerbatimChar"/>
-        </w:rPr>
+    </w:p>
+    <w:p>
+      <w:pPr>
+        <w:pStyle w:val="SourceCode"/>
+        <w:spacing w:before="0" w:after="0" w:line="200" w:lineRule="auto"/>
+      </w:pPr>
+      <w:r>
         <w:t xml:space="preserve">EOF</w:t>
       </w:r>
-      <w:r>
-        <w:br/>
-      </w:r>
-      <w:r>
-        <w:rPr>
-          <w:rStyle w:val="VerbatimChar"/>
-        </w:rPr>
+    </w:p>
+    <w:p>
+      <w:pPr>
+        <w:pStyle w:val="SourceCode"/>
+        <w:spacing w:before="0" w:after="0" w:line="200" w:lineRule="auto"/>
+      </w:pPr>
+      <w:r>
         <w:t xml:space="preserve">chmod +x create_orphan.sh</w:t>
       </w:r>
-      <w:r>
-        <w:br/>
-      </w:r>
-      <w:r>
-        <w:br/>
-      </w:r>
-      <w:r>
-        <w:rPr>
-          <w:rStyle w:val="VerbatimChar"/>
-        </w:rPr>
+    </w:p>
+    <w:p>
+      <w:pPr>
+        <w:pStyle w:val="SourceCode"/>
+        <w:spacing w:before="0" w:after="0" w:line="200" w:lineRule="auto"/>
+      </w:pPr>
+    </w:p>
+    <w:p>
+      <w:pPr>
+        <w:pStyle w:val="SourceCode"/>
+        <w:spacing w:before="0" w:after="0" w:line="200" w:lineRule="auto"/>
+      </w:pPr>
+      <w:r>
         <w:t xml:space="preserve"># Запустіть</w:t>
       </w:r>
-      <w:r>
-        <w:br/>
-      </w:r>
-      <w:r>
-        <w:rPr>
-          <w:rStyle w:val="VerbatimChar"/>
-        </w:rPr>
+    </w:p>
+    <w:p>
+      <w:pPr>
+        <w:pStyle w:val="SourceCode"/>
+        <w:spacing w:before="0" w:after="0" w:line="200" w:lineRule="auto"/>
+      </w:pPr>
+      <w:r>
         <w:t xml:space="preserve">./create_orphan.sh</w:t>
       </w:r>
-      <w:r>
-        <w:br/>
-      </w:r>
-      <w:r>
-        <w:br/>
-      </w:r>
-      <w:r>
-        <w:rPr>
-          <w:rStyle w:val="VerbatimChar"/>
-        </w:rPr>
+    </w:p>
+    <w:p>
+      <w:pPr>
+        <w:pStyle w:val="SourceCode"/>
+        <w:spacing w:before="0" w:after="0" w:line="200" w:lineRule="auto"/>
+      </w:pPr>
+    </w:p>
+    <w:p>
+      <w:pPr>
+        <w:pStyle w:val="SourceCode"/>
+        <w:spacing w:before="0" w:after="0" w:line="200" w:lineRule="auto"/>
+      </w:pPr>
+      <w:r>
         <w:t xml:space="preserve"># Через 3 секунди перевірте PPID дочірнього процесу</w:t>
       </w:r>
-      <w:r>
-        <w:br/>
-      </w:r>
-      <w:r>
-        <w:rPr>
-          <w:rStyle w:val="VerbatimChar"/>
-        </w:rPr>
+    </w:p>
+    <w:p>
+      <w:pPr>
+        <w:pStyle w:val="SourceCode"/>
+        <w:spacing w:before="0" w:after="0" w:line="200" w:lineRule="auto"/>
+      </w:pPr>
+      <w:r>
         <w:t xml:space="preserve">sleep 3</w:t>
       </w:r>
-      <w:r>
-        <w:br/>
-      </w:r>
-      <w:r>
-        <w:rPr>
-          <w:rStyle w:val="VerbatimChar"/>
-        </w:rPr>
+    </w:p>
+    <w:p>
+      <w:pPr>
+        <w:pStyle w:val="SourceCode"/>
+        <w:spacing w:before="0" w:after="0" w:line="200" w:lineRule="auto"/>
+      </w:pPr>
+      <w:r>
         <w:t xml:space="preserve">pgrep -a sleep | grep -v grep</w:t>
       </w:r>
-      <w:r>
-        <w:br/>
-      </w:r>
-      <w:r>
-        <w:br/>
-      </w:r>
-      <w:r>
-        <w:rPr>
-          <w:rStyle w:val="VerbatimChar"/>
-        </w:rPr>
+    </w:p>
+    <w:p>
+      <w:pPr>
+        <w:pStyle w:val="SourceCode"/>
+        <w:spacing w:before="0" w:after="0" w:line="200" w:lineRule="auto"/>
+      </w:pPr>
+    </w:p>
+    <w:p>
+      <w:pPr>
+        <w:pStyle w:val="SourceCode"/>
+        <w:spacing w:before="0" w:after="0" w:line="200" w:lineRule="auto"/>
+      </w:pPr>
+      <w:r>
         <w:t xml:space="preserve"># Знайдіть процес з PPID=1</w:t>
       </w:r>
-      <w:r>
-        <w:br/>
-      </w:r>
-      <w:r>
-        <w:rPr>
-          <w:rStyle w:val="VerbatimChar"/>
-        </w:rPr>
+    </w:p>
+    <w:p>
+      <w:pPr>
+        <w:pStyle w:val="SourceCode"/>
+        <w:spacing w:before="0" w:after="0" w:line="200" w:lineRule="auto"/>
+      </w:pPr>
+      <w:r>
         <w:t xml:space="preserve">ps -eo pid,ppid,cmd | grep sleep</w:t>
       </w:r>
-      <w:r>
-        <w:br/>
-      </w:r>
-      <w:r>
-        <w:br/>
-      </w:r>
-      <w:r>
-        <w:rPr>
-          <w:rStyle w:val="VerbatimChar"/>
-        </w:rPr>
+    </w:p>
+    <w:p>
+      <w:pPr>
+        <w:pStyle w:val="SourceCode"/>
+        <w:spacing w:before="0" w:after="0" w:line="200" w:lineRule="auto"/>
+      </w:pPr>
+    </w:p>
+    <w:p>
+      <w:pPr>
+        <w:pStyle w:val="SourceCode"/>
+        <w:spacing w:before="0" w:after="0" w:line="200" w:lineRule="auto"/>
+      </w:pPr>
+      <w:r>
         <w:t xml:space="preserve"># Запишіть у звіт:</w:t>
       </w:r>
-      <w:r>
-        <w:br/>
-      </w:r>
-      <w:r>
-        <w:rPr>
-          <w:rStyle w:val="VerbatimChar"/>
-        </w:rPr>
+    </w:p>
+    <w:p>
+      <w:pPr>
+        <w:pStyle w:val="SourceCode"/>
+        <w:spacing w:before="0" w:after="0" w:line="200" w:lineRule="auto"/>
+      </w:pPr>
+      <w:r>
         <w:t xml:space="preserve"># - Хто стає батьком orphan-процесу?</w:t>
       </w:r>
-      <w:r>
-        <w:br/>
-      </w:r>
-      <w:r>
-        <w:rPr>
-          <w:rStyle w:val="VerbatimChar"/>
-        </w:rPr>
+    </w:p>
+    <w:p>
+      <w:pPr>
+        <w:pStyle w:val="SourceCode"/>
+        <w:spacing w:before="0" w:after="120" w:line="200" w:lineRule="auto"/>
+      </w:pPr>
+      <w:r>
         <w:t xml:space="preserve"># - Чи це проблема для системи?</w:t>
       </w:r>
     </w:p>
@@ -6776,15 +6906,8 @@
     <w:basedOn w:val="Normal"/>
     <w:qFormat/>
     <w:pPr>
-      <w:pBdr>
-        <w:top w:color="BFBFBF" w:space="4" w:sz="4" w:val="single"/>
-        <w:left w:color="BFBFBF" w:space="4" w:sz="4" w:val="single"/>
-        <w:bottom w:color="BFBFBF" w:space="4" w:sz="4" w:val="single"/>
-        <w:right w:color="BFBFBF" w:space="4" w:sz="4" w:val="single"/>
-      </w:pBdr>
-      <w:shd w:color="auto" w:fill="F4F4F4" w:val="clear"/>
       <w:spacing w:after="120" w:before="120" w:line="200" w:lineRule="auto"/>
-      <w:ind w:firstLine="0" w:left="284" w:right="284"/>
+      <w:ind w:hanging="340" w:left="340" w:right="0"/>
       <w:jc w:val="left"/>
     </w:pPr>
     <w:rPr>

--- a/public/labs/os/kmp-23/ЛР5_ОС_Управління_процесами.docx
+++ b/public/labs/os/kmp-23/ЛР5_ОС_Управління_процесами.docx
@@ -92,318 +92,367 @@
     </w:p>
     <w:p>
       <w:pPr>
-        <w:pStyle w:val="SourceCode"/>
-        <w:spacing w:before="120" w:after="0" w:line="200" w:lineRule="auto"/>
-      </w:pPr>
-      <w:r>
-        <w:t xml:space="preserve">┌───────────────────────────────────────────────────────────────────────┐</w:t>
-      </w:r>
-    </w:p>
-    <w:p>
-      <w:pPr>
-        <w:pStyle w:val="SourceCode"/>
-        <w:spacing w:before="0" w:after="0" w:line="200" w:lineRule="auto"/>
-      </w:pPr>
-      <w:r>
-        <w:t xml:space="preserve">│                    ІНСТРУМЕНТИ КЕРУВАННЯ ПРОЦЕСАМИ                    │</w:t>
-      </w:r>
-    </w:p>
-    <w:p>
-      <w:pPr>
-        <w:pStyle w:val="SourceCode"/>
-        <w:spacing w:before="0" w:after="0" w:line="200" w:lineRule="auto"/>
-      </w:pPr>
-      <w:r>
-        <w:t xml:space="preserve">├───────────────────────────────────────────────────────────────────────┤</w:t>
-      </w:r>
-    </w:p>
-    <w:p>
-      <w:pPr>
-        <w:pStyle w:val="SourceCode"/>
-        <w:spacing w:before="0" w:after="0" w:line="200" w:lineRule="auto"/>
-      </w:pPr>
-      <w:r>
-        <w:t xml:space="preserve">│                                                                       │</w:t>
-      </w:r>
-    </w:p>
-    <w:p>
-      <w:pPr>
-        <w:pStyle w:val="SourceCode"/>
-        <w:spacing w:before="0" w:after="0" w:line="200" w:lineRule="auto"/>
-      </w:pPr>
-      <w:r>
-        <w:t xml:space="preserve">│   ПЕРЕГЛЯД:                                                           │</w:t>
-      </w:r>
-    </w:p>
-    <w:p>
-      <w:pPr>
-        <w:pStyle w:val="SourceCode"/>
-        <w:spacing w:before="0" w:after="0" w:line="200" w:lineRule="auto"/>
-      </w:pPr>
-      <w:r>
-        <w:t xml:space="preserve">│   ┌─────────────────────────────────────────────────────────────────┐ │</w:t>
-      </w:r>
-    </w:p>
-    <w:p>
-      <w:pPr>
-        <w:pStyle w:val="SourceCode"/>
-        <w:spacing w:before="0" w:after="0" w:line="200" w:lineRule="auto"/>
-      </w:pPr>
-      <w:r>
-        <w:t xml:space="preserve">│   │ ps aux        → список всіх процесів (snapshot)                 │ │</w:t>
-      </w:r>
-    </w:p>
-    <w:p>
-      <w:pPr>
-        <w:pStyle w:val="SourceCode"/>
-        <w:spacing w:before="0" w:after="0" w:line="200" w:lineRule="auto"/>
-      </w:pPr>
-      <w:r>
-        <w:t xml:space="preserve">│   │ ps auxf       → дерево процесів                                 │ │</w:t>
-      </w:r>
-    </w:p>
-    <w:p>
-      <w:pPr>
-        <w:pStyle w:val="SourceCode"/>
-        <w:spacing w:before="0" w:after="0" w:line="200" w:lineRule="auto"/>
-      </w:pPr>
-      <w:r>
-        <w:t xml:space="preserve">│   │ top           → процеси в реальному часі                        │ │</w:t>
-      </w:r>
-    </w:p>
-    <w:p>
-      <w:pPr>
-        <w:pStyle w:val="SourceCode"/>
-        <w:spacing w:before="0" w:after="0" w:line="200" w:lineRule="auto"/>
-      </w:pPr>
-      <w:r>
-        <w:t xml:space="preserve">│   │ htop          → покращений top з кольорами                      │ │</w:t>
-      </w:r>
-    </w:p>
-    <w:p>
-      <w:pPr>
-        <w:pStyle w:val="SourceCode"/>
-        <w:spacing w:before="0" w:after="0" w:line="200" w:lineRule="auto"/>
-      </w:pPr>
-      <w:r>
-        <w:t xml:space="preserve">│   │ pstree        → ієрархія процесів у вигляді дерева              │ │</w:t>
-      </w:r>
-    </w:p>
-    <w:p>
-      <w:pPr>
-        <w:pStyle w:val="SourceCode"/>
-        <w:spacing w:before="0" w:after="0" w:line="200" w:lineRule="auto"/>
-      </w:pPr>
-      <w:r>
-        <w:t xml:space="preserve">│   │ pgrep         → пошук процесів за ім'ям/атрибутами              │ │</w:t>
-      </w:r>
-    </w:p>
-    <w:p>
-      <w:pPr>
-        <w:pStyle w:val="SourceCode"/>
-        <w:spacing w:before="0" w:after="0" w:line="200" w:lineRule="auto"/>
-      </w:pPr>
-      <w:r>
-        <w:t xml:space="preserve">│   └─────────────────────────────────────────────────────────────────┘ │</w:t>
-      </w:r>
-    </w:p>
-    <w:p>
-      <w:pPr>
-        <w:pStyle w:val="SourceCode"/>
-        <w:spacing w:before="0" w:after="0" w:line="200" w:lineRule="auto"/>
-      </w:pPr>
-      <w:r>
-        <w:t xml:space="preserve">│                                                                       │</w:t>
-      </w:r>
-    </w:p>
-    <w:p>
-      <w:pPr>
-        <w:pStyle w:val="SourceCode"/>
-        <w:spacing w:before="0" w:after="0" w:line="200" w:lineRule="auto"/>
-      </w:pPr>
-      <w:r>
-        <w:t xml:space="preserve">│   КЕРУВАННЯ:                                                          │</w:t>
-      </w:r>
-    </w:p>
-    <w:p>
-      <w:pPr>
-        <w:pStyle w:val="SourceCode"/>
-        <w:spacing w:before="0" w:after="0" w:line="200" w:lineRule="auto"/>
-      </w:pPr>
-      <w:r>
-        <w:t xml:space="preserve">│   ┌─────────────────────────────────────────────────────────────────┐ │</w:t>
-      </w:r>
-    </w:p>
-    <w:p>
-      <w:pPr>
-        <w:pStyle w:val="SourceCode"/>
-        <w:spacing w:before="0" w:after="0" w:line="200" w:lineRule="auto"/>
-      </w:pPr>
-      <w:r>
-        <w:t xml:space="preserve">│   │ kill PID      → надіслати сигнал (default: SIGTERM)             │ │</w:t>
-      </w:r>
-    </w:p>
-    <w:p>
-      <w:pPr>
-        <w:pStyle w:val="SourceCode"/>
-        <w:spacing w:before="0" w:after="0" w:line="200" w:lineRule="auto"/>
-      </w:pPr>
-      <w:r>
-        <w:t xml:space="preserve">│   │ kill -9 PID   → примусово завершити (SIGKILL)                   │ │</w:t>
-      </w:r>
-    </w:p>
-    <w:p>
-      <w:pPr>
-        <w:pStyle w:val="SourceCode"/>
-        <w:spacing w:before="0" w:after="0" w:line="200" w:lineRule="auto"/>
-      </w:pPr>
-      <w:r>
-        <w:t xml:space="preserve">│   │ killall name  → завершити за ім'ям                              │ │</w:t>
-      </w:r>
-    </w:p>
-    <w:p>
-      <w:pPr>
-        <w:pStyle w:val="SourceCode"/>
-        <w:spacing w:before="0" w:after="0" w:line="200" w:lineRule="auto"/>
-      </w:pPr>
-      <w:r>
-        <w:t xml:space="preserve">│   │ pkill pattern → завершити за шаблоном                           │ │</w:t>
-      </w:r>
-    </w:p>
-    <w:p>
-      <w:pPr>
-        <w:pStyle w:val="SourceCode"/>
-        <w:spacing w:before="0" w:after="0" w:line="200" w:lineRule="auto"/>
-      </w:pPr>
-      <w:r>
-        <w:t xml:space="preserve">│   │ nice          → запустити з пріоритетом                         │ │</w:t>
-      </w:r>
-    </w:p>
-    <w:p>
-      <w:pPr>
-        <w:pStyle w:val="SourceCode"/>
-        <w:spacing w:before="0" w:after="0" w:line="200" w:lineRule="auto"/>
-      </w:pPr>
-      <w:r>
-        <w:t xml:space="preserve">│   │ renice        → змінити пріоритет                               │ │</w:t>
-      </w:r>
-    </w:p>
-    <w:p>
-      <w:pPr>
-        <w:pStyle w:val="SourceCode"/>
-        <w:spacing w:before="0" w:after="0" w:line="200" w:lineRule="auto"/>
-      </w:pPr>
-      <w:r>
-        <w:t xml:space="preserve">│   └─────────────────────────────────────────────────────────────────┘ │</w:t>
-      </w:r>
-    </w:p>
-    <w:p>
-      <w:pPr>
-        <w:pStyle w:val="SourceCode"/>
-        <w:spacing w:before="0" w:after="0" w:line="200" w:lineRule="auto"/>
-      </w:pPr>
-      <w:r>
-        <w:t xml:space="preserve">│                                                                       │</w:t>
-      </w:r>
-    </w:p>
-    <w:p>
-      <w:pPr>
-        <w:pStyle w:val="SourceCode"/>
-        <w:spacing w:before="0" w:after="0" w:line="200" w:lineRule="auto"/>
-      </w:pPr>
-      <w:r>
-        <w:t xml:space="preserve">│   ФОНОВІ ПРОЦЕСИ:                                                     │</w:t>
-      </w:r>
-    </w:p>
-    <w:p>
-      <w:pPr>
-        <w:pStyle w:val="SourceCode"/>
-        <w:spacing w:before="0" w:after="0" w:line="200" w:lineRule="auto"/>
-      </w:pPr>
-      <w:r>
-        <w:t xml:space="preserve">│   ┌─────────────────────────────────────────────────────────────────┐ │</w:t>
-      </w:r>
-    </w:p>
-    <w:p>
-      <w:pPr>
-        <w:pStyle w:val="SourceCode"/>
-        <w:spacing w:before="0" w:after="0" w:line="200" w:lineRule="auto"/>
-      </w:pPr>
-      <w:r>
-        <w:t xml:space="preserve">│   │ command &amp;     → запустити у фоні                                │ │</w:t>
-      </w:r>
-    </w:p>
-    <w:p>
-      <w:pPr>
-        <w:pStyle w:val="SourceCode"/>
-        <w:spacing w:before="0" w:after="0" w:line="200" w:lineRule="auto"/>
-      </w:pPr>
-      <w:r>
-        <w:t xml:space="preserve">│   │ jobs          → список фонових задач                            │ │</w:t>
-      </w:r>
-    </w:p>
-    <w:p>
-      <w:pPr>
-        <w:pStyle w:val="SourceCode"/>
-        <w:spacing w:before="0" w:after="0" w:line="200" w:lineRule="auto"/>
-      </w:pPr>
-      <w:r>
-        <w:t xml:space="preserve">│   │ fg %N         → повернути задачу N на передній план             │ │</w:t>
-      </w:r>
-    </w:p>
-    <w:p>
-      <w:pPr>
-        <w:pStyle w:val="SourceCode"/>
-        <w:spacing w:before="0" w:after="0" w:line="200" w:lineRule="auto"/>
-      </w:pPr>
-      <w:r>
-        <w:t xml:space="preserve">│   │ bg %N         → відновити задачу N у фоні                       │ │</w:t>
-      </w:r>
-    </w:p>
-    <w:p>
-      <w:pPr>
-        <w:pStyle w:val="SourceCode"/>
-        <w:spacing w:before="0" w:after="0" w:line="200" w:lineRule="auto"/>
-      </w:pPr>
-      <w:r>
-        <w:t xml:space="preserve">│   │ Ctrl+Z        → призупинити поточний процес                     │ │</w:t>
-      </w:r>
-    </w:p>
-    <w:p>
-      <w:pPr>
-        <w:pStyle w:val="SourceCode"/>
-        <w:spacing w:before="0" w:after="0" w:line="200" w:lineRule="auto"/>
-      </w:pPr>
-      <w:r>
-        <w:t xml:space="preserve">│   │ Ctrl+C        → перервати (SIGINT)                              │ │</w:t>
-      </w:r>
-    </w:p>
-    <w:p>
-      <w:pPr>
-        <w:pStyle w:val="SourceCode"/>
-        <w:spacing w:before="0" w:after="0" w:line="200" w:lineRule="auto"/>
-      </w:pPr>
-      <w:r>
-        <w:t xml:space="preserve">│   └─────────────────────────────────────────────────────────────────┘ │</w:t>
-      </w:r>
-    </w:p>
-    <w:p>
-      <w:pPr>
-        <w:pStyle w:val="SourceCode"/>
-        <w:spacing w:before="0" w:after="0" w:line="200" w:lineRule="auto"/>
-      </w:pPr>
-      <w:r>
-        <w:t xml:space="preserve">│                                                                       │</w:t>
-      </w:r>
-    </w:p>
-    <w:p>
-      <w:pPr>
-        <w:pStyle w:val="SourceCode"/>
-        <w:spacing w:before="0" w:after="120" w:line="200" w:lineRule="auto"/>
-      </w:pPr>
-      <w:r>
-        <w:t xml:space="preserve">└───────────────────────────────────────────────────────────────────────┘</w:t>
-      </w:r>
+        <w:spacing w:before="0" w:after="0" w:line="120" w:lineRule="exact"/>
+        <w:rPr>
+          <w:sz w:val="4"/>
+          <w:szCs w:val="4"/>
+        </w:rPr>
+      </w:pPr>
+    </w:p>
+    <w:tbl>
+      <w:tblPr>
+        <w:tblStyle w:val="SourceCodeTable"/>
+        <w:tblW w:type="dxa" w:w="9637"/>
+        <w:tblInd w:w="0" w:type="dxa"/>
+        <w:tblBorders>
+          <w:top w:color="BFBFBF" w:space="0" w:sz="4" w:val="single"/>
+          <w:left w:color="BFBFBF" w:space="0" w:sz="4" w:val="single"/>
+          <w:bottom w:color="BFBFBF" w:space="0" w:sz="4" w:val="single"/>
+          <w:right w:color="BFBFBF" w:space="0" w:sz="4" w:val="single"/>
+        </w:tblBorders>
+        <w:tblLayout w:type="fixed"/>
+        <w:tblCellMar>
+          <w:top w:type="dxa" w:w="113"/>
+          <w:left w:type="dxa" w:w="113"/>
+          <w:bottom w:type="dxa" w:w="113"/>
+          <w:right w:type="dxa" w:w="113"/>
+        </w:tblCellMar>
+        <w:tblLook w:val="0000" w:firstRow="0" w:lastRow="0" w:firstColumn="0" w:lastColumn="0" w:noHBand="1" w:noVBand="1"/>
+      </w:tblPr>
+      <w:tblGrid>
+        <w:gridCol w:w="9637"/>
+      </w:tblGrid>
+      <w:tr>
+        <w:tc>
+          <w:tcPr>
+            <w:tcW w:type="dxa" w:w="9637"/>
+          </w:tcPr>
+          <w:p>
+            <w:pPr>
+              <w:pStyle w:val="SourceCode"/>
+              <w:spacing w:before="0" w:after="0" w:line="200" w:lineRule="auto"/>
+            </w:pPr>
+            <w:r>
+              <w:t xml:space="preserve">┌───────────────────────────────────────────────────────────────────────┐</w:t>
+            </w:r>
+          </w:p>
+          <w:p>
+            <w:pPr>
+              <w:pStyle w:val="SourceCode"/>
+              <w:spacing w:before="0" w:after="0" w:line="200" w:lineRule="auto"/>
+            </w:pPr>
+            <w:r>
+              <w:t xml:space="preserve">│                    ІНСТРУМЕНТИ КЕРУВАННЯ ПРОЦЕСАМИ                    │</w:t>
+            </w:r>
+          </w:p>
+          <w:p>
+            <w:pPr>
+              <w:pStyle w:val="SourceCode"/>
+              <w:spacing w:before="0" w:after="0" w:line="200" w:lineRule="auto"/>
+            </w:pPr>
+            <w:r>
+              <w:t xml:space="preserve">├───────────────────────────────────────────────────────────────────────┤</w:t>
+            </w:r>
+          </w:p>
+          <w:p>
+            <w:pPr>
+              <w:pStyle w:val="SourceCode"/>
+              <w:spacing w:before="0" w:after="0" w:line="200" w:lineRule="auto"/>
+            </w:pPr>
+            <w:r>
+              <w:t xml:space="preserve">│                                                                       │</w:t>
+            </w:r>
+          </w:p>
+          <w:p>
+            <w:pPr>
+              <w:pStyle w:val="SourceCode"/>
+              <w:spacing w:before="0" w:after="0" w:line="200" w:lineRule="auto"/>
+            </w:pPr>
+            <w:r>
+              <w:t xml:space="preserve">│   ПЕРЕГЛЯД:                                                           │</w:t>
+            </w:r>
+          </w:p>
+          <w:p>
+            <w:pPr>
+              <w:pStyle w:val="SourceCode"/>
+              <w:spacing w:before="0" w:after="0" w:line="200" w:lineRule="auto"/>
+            </w:pPr>
+            <w:r>
+              <w:t xml:space="preserve">│   ┌─────────────────────────────────────────────────────────────────┐ │</w:t>
+            </w:r>
+          </w:p>
+          <w:p>
+            <w:pPr>
+              <w:pStyle w:val="SourceCode"/>
+              <w:spacing w:before="0" w:after="0" w:line="200" w:lineRule="auto"/>
+            </w:pPr>
+            <w:r>
+              <w:t xml:space="preserve">│   │ ps aux        → список всіх процесів (snapshot)                 │ │</w:t>
+            </w:r>
+          </w:p>
+          <w:p>
+            <w:pPr>
+              <w:pStyle w:val="SourceCode"/>
+              <w:spacing w:before="0" w:after="0" w:line="200" w:lineRule="auto"/>
+            </w:pPr>
+            <w:r>
+              <w:t xml:space="preserve">│   │ ps auxf       → дерево процесів                                 │ │</w:t>
+            </w:r>
+          </w:p>
+          <w:p>
+            <w:pPr>
+              <w:pStyle w:val="SourceCode"/>
+              <w:spacing w:before="0" w:after="0" w:line="200" w:lineRule="auto"/>
+            </w:pPr>
+            <w:r>
+              <w:t xml:space="preserve">│   │ top           → процеси в реальному часі                        │ │</w:t>
+            </w:r>
+          </w:p>
+          <w:p>
+            <w:pPr>
+              <w:pStyle w:val="SourceCode"/>
+              <w:spacing w:before="0" w:after="0" w:line="200" w:lineRule="auto"/>
+            </w:pPr>
+            <w:r>
+              <w:t xml:space="preserve">│   │ htop          → покращений top з кольорами                      │ │</w:t>
+            </w:r>
+          </w:p>
+          <w:p>
+            <w:pPr>
+              <w:pStyle w:val="SourceCode"/>
+              <w:spacing w:before="0" w:after="0" w:line="200" w:lineRule="auto"/>
+            </w:pPr>
+            <w:r>
+              <w:t xml:space="preserve">│   │ pstree        → ієрархія процесів у вигляді дерева              │ │</w:t>
+            </w:r>
+          </w:p>
+          <w:p>
+            <w:pPr>
+              <w:pStyle w:val="SourceCode"/>
+              <w:spacing w:before="0" w:after="0" w:line="200" w:lineRule="auto"/>
+            </w:pPr>
+            <w:r>
+              <w:t xml:space="preserve">│   │ pgrep         → пошук процесів за ім'ям/атрибутами              │ │</w:t>
+            </w:r>
+          </w:p>
+          <w:p>
+            <w:pPr>
+              <w:pStyle w:val="SourceCode"/>
+              <w:spacing w:before="0" w:after="0" w:line="200" w:lineRule="auto"/>
+            </w:pPr>
+            <w:r>
+              <w:t xml:space="preserve">│   └─────────────────────────────────────────────────────────────────┘ │</w:t>
+            </w:r>
+          </w:p>
+          <w:p>
+            <w:pPr>
+              <w:pStyle w:val="SourceCode"/>
+              <w:spacing w:before="0" w:after="0" w:line="200" w:lineRule="auto"/>
+            </w:pPr>
+            <w:r>
+              <w:t xml:space="preserve">│                                                                       │</w:t>
+            </w:r>
+          </w:p>
+          <w:p>
+            <w:pPr>
+              <w:pStyle w:val="SourceCode"/>
+              <w:spacing w:before="0" w:after="0" w:line="200" w:lineRule="auto"/>
+            </w:pPr>
+            <w:r>
+              <w:t xml:space="preserve">│   КЕРУВАННЯ:                                                          │</w:t>
+            </w:r>
+          </w:p>
+          <w:p>
+            <w:pPr>
+              <w:pStyle w:val="SourceCode"/>
+              <w:spacing w:before="0" w:after="0" w:line="200" w:lineRule="auto"/>
+            </w:pPr>
+            <w:r>
+              <w:t xml:space="preserve">│   ┌─────────────────────────────────────────────────────────────────┐ │</w:t>
+            </w:r>
+          </w:p>
+          <w:p>
+            <w:pPr>
+              <w:pStyle w:val="SourceCode"/>
+              <w:spacing w:before="0" w:after="0" w:line="200" w:lineRule="auto"/>
+            </w:pPr>
+            <w:r>
+              <w:t xml:space="preserve">│   │ kill PID      → надіслати сигнал (default: SIGTERM)             │ │</w:t>
+            </w:r>
+          </w:p>
+          <w:p>
+            <w:pPr>
+              <w:pStyle w:val="SourceCode"/>
+              <w:spacing w:before="0" w:after="0" w:line="200" w:lineRule="auto"/>
+            </w:pPr>
+            <w:r>
+              <w:t xml:space="preserve">│   │ kill -9 PID   → примусово завершити (SIGKILL)                   │ │</w:t>
+            </w:r>
+          </w:p>
+          <w:p>
+            <w:pPr>
+              <w:pStyle w:val="SourceCode"/>
+              <w:spacing w:before="0" w:after="0" w:line="200" w:lineRule="auto"/>
+            </w:pPr>
+            <w:r>
+              <w:t xml:space="preserve">│   │ killall name  → завершити за ім'ям                              │ │</w:t>
+            </w:r>
+          </w:p>
+          <w:p>
+            <w:pPr>
+              <w:pStyle w:val="SourceCode"/>
+              <w:spacing w:before="0" w:after="0" w:line="200" w:lineRule="auto"/>
+            </w:pPr>
+            <w:r>
+              <w:t xml:space="preserve">│   │ pkill pattern → завершити за шаблоном                           │ │</w:t>
+            </w:r>
+          </w:p>
+          <w:p>
+            <w:pPr>
+              <w:pStyle w:val="SourceCode"/>
+              <w:spacing w:before="0" w:after="0" w:line="200" w:lineRule="auto"/>
+            </w:pPr>
+            <w:r>
+              <w:t xml:space="preserve">│   │ nice          → запустити з пріоритетом                         │ │</w:t>
+            </w:r>
+          </w:p>
+          <w:p>
+            <w:pPr>
+              <w:pStyle w:val="SourceCode"/>
+              <w:spacing w:before="0" w:after="0" w:line="200" w:lineRule="auto"/>
+            </w:pPr>
+            <w:r>
+              <w:t xml:space="preserve">│   │ renice        → змінити пріоритет                               │ │</w:t>
+            </w:r>
+          </w:p>
+          <w:p>
+            <w:pPr>
+              <w:pStyle w:val="SourceCode"/>
+              <w:spacing w:before="0" w:after="0" w:line="200" w:lineRule="auto"/>
+            </w:pPr>
+            <w:r>
+              <w:t xml:space="preserve">│   └─────────────────────────────────────────────────────────────────┘ │</w:t>
+            </w:r>
+          </w:p>
+          <w:p>
+            <w:pPr>
+              <w:pStyle w:val="SourceCode"/>
+              <w:spacing w:before="0" w:after="0" w:line="200" w:lineRule="auto"/>
+            </w:pPr>
+            <w:r>
+              <w:t xml:space="preserve">│                                                                       │</w:t>
+            </w:r>
+          </w:p>
+          <w:p>
+            <w:pPr>
+              <w:pStyle w:val="SourceCode"/>
+              <w:spacing w:before="0" w:after="0" w:line="200" w:lineRule="auto"/>
+            </w:pPr>
+            <w:r>
+              <w:t xml:space="preserve">│   ФОНОВІ ПРОЦЕСИ:                                                     │</w:t>
+            </w:r>
+          </w:p>
+          <w:p>
+            <w:pPr>
+              <w:pStyle w:val="SourceCode"/>
+              <w:spacing w:before="0" w:after="0" w:line="200" w:lineRule="auto"/>
+            </w:pPr>
+            <w:r>
+              <w:t xml:space="preserve">│   ┌─────────────────────────────────────────────────────────────────┐ │</w:t>
+            </w:r>
+          </w:p>
+          <w:p>
+            <w:pPr>
+              <w:pStyle w:val="SourceCode"/>
+              <w:spacing w:before="0" w:after="0" w:line="200" w:lineRule="auto"/>
+            </w:pPr>
+            <w:r>
+              <w:t xml:space="preserve">│   │ command &amp;     → запустити у фоні                                │ │</w:t>
+            </w:r>
+          </w:p>
+          <w:p>
+            <w:pPr>
+              <w:pStyle w:val="SourceCode"/>
+              <w:spacing w:before="0" w:after="0" w:line="200" w:lineRule="auto"/>
+            </w:pPr>
+            <w:r>
+              <w:t xml:space="preserve">│   │ jobs          → список фонових задач                            │ │</w:t>
+            </w:r>
+          </w:p>
+          <w:p>
+            <w:pPr>
+              <w:pStyle w:val="SourceCode"/>
+              <w:spacing w:before="0" w:after="0" w:line="200" w:lineRule="auto"/>
+            </w:pPr>
+            <w:r>
+              <w:t xml:space="preserve">│   │ fg %N         → повернути задачу N на передній план             │ │</w:t>
+            </w:r>
+          </w:p>
+          <w:p>
+            <w:pPr>
+              <w:pStyle w:val="SourceCode"/>
+              <w:spacing w:before="0" w:after="0" w:line="200" w:lineRule="auto"/>
+            </w:pPr>
+            <w:r>
+              <w:t xml:space="preserve">│   │ bg %N         → відновити задачу N у фоні                       │ │</w:t>
+            </w:r>
+          </w:p>
+          <w:p>
+            <w:pPr>
+              <w:pStyle w:val="SourceCode"/>
+              <w:spacing w:before="0" w:after="0" w:line="200" w:lineRule="auto"/>
+            </w:pPr>
+            <w:r>
+              <w:t xml:space="preserve">│   │ Ctrl+Z        → призупинити поточний процес                     │ │</w:t>
+            </w:r>
+          </w:p>
+          <w:p>
+            <w:pPr>
+              <w:pStyle w:val="SourceCode"/>
+              <w:spacing w:before="0" w:after="0" w:line="200" w:lineRule="auto"/>
+            </w:pPr>
+            <w:r>
+              <w:t xml:space="preserve">│   │ Ctrl+C        → перервати (SIGINT)                              │ │</w:t>
+            </w:r>
+          </w:p>
+          <w:p>
+            <w:pPr>
+              <w:pStyle w:val="SourceCode"/>
+              <w:spacing w:before="0" w:after="0" w:line="200" w:lineRule="auto"/>
+            </w:pPr>
+            <w:r>
+              <w:t xml:space="preserve">│   └─────────────────────────────────────────────────────────────────┘ │</w:t>
+            </w:r>
+          </w:p>
+          <w:p>
+            <w:pPr>
+              <w:pStyle w:val="SourceCode"/>
+              <w:spacing w:before="0" w:after="0" w:line="200" w:lineRule="auto"/>
+            </w:pPr>
+            <w:r>
+              <w:t xml:space="preserve">│                                                                       │</w:t>
+            </w:r>
+          </w:p>
+          <w:p>
+            <w:pPr>
+              <w:pStyle w:val="SourceCode"/>
+              <w:spacing w:before="0" w:after="0" w:line="200" w:lineRule="auto"/>
+            </w:pPr>
+            <w:r>
+              <w:t xml:space="preserve">└───────────────────────────────────────────────────────────────────────┘</w:t>
+            </w:r>
+          </w:p>
+        </w:tc>
+      </w:tr>
+    </w:tbl>
+    <w:p>
+      <w:pPr>
+        <w:spacing w:before="0" w:after="0" w:line="120" w:lineRule="exact"/>
+        <w:rPr>
+          <w:sz w:val="4"/>
+          <w:szCs w:val="4"/>
+        </w:rPr>
+      </w:pPr>
     </w:p>
     <w:bookmarkEnd w:id="9"/>
     <w:bookmarkStart w:id="10" w:name="стани-процесів"/>
@@ -417,264 +466,313 @@
     </w:p>
     <w:p>
       <w:pPr>
-        <w:pStyle w:val="SourceCode"/>
-        <w:spacing w:before="120" w:after="0" w:line="200" w:lineRule="auto"/>
-      </w:pPr>
-      <w:r>
-        <w:t xml:space="preserve">┌───────────────────────────────────────────────────────────────────────┐</w:t>
-      </w:r>
-    </w:p>
-    <w:p>
-      <w:pPr>
-        <w:pStyle w:val="SourceCode"/>
-        <w:spacing w:before="0" w:after="0" w:line="200" w:lineRule="auto"/>
-      </w:pPr>
-      <w:r>
-        <w:t xml:space="preserve">│                    СТАНИ ПРОЦЕСІВ (STAT у ps)                         │</w:t>
-      </w:r>
-    </w:p>
-    <w:p>
-      <w:pPr>
-        <w:pStyle w:val="SourceCode"/>
-        <w:spacing w:before="0" w:after="0" w:line="200" w:lineRule="auto"/>
-      </w:pPr>
-      <w:r>
-        <w:t xml:space="preserve">├───────────────────────────────────────────────────────────────────────┤</w:t>
-      </w:r>
-    </w:p>
-    <w:p>
-      <w:pPr>
-        <w:pStyle w:val="SourceCode"/>
-        <w:spacing w:before="0" w:after="0" w:line="200" w:lineRule="auto"/>
-      </w:pPr>
-      <w:r>
-        <w:t xml:space="preserve">│                                                                       │</w:t>
-      </w:r>
-    </w:p>
-    <w:p>
-      <w:pPr>
-        <w:pStyle w:val="SourceCode"/>
-        <w:spacing w:before="0" w:after="0" w:line="200" w:lineRule="auto"/>
-      </w:pPr>
-      <w:r>
-        <w:t xml:space="preserve">│   ОСНОВНІ СТАНИ:                                                      │</w:t>
-      </w:r>
-    </w:p>
-    <w:p>
-      <w:pPr>
-        <w:pStyle w:val="SourceCode"/>
-        <w:spacing w:before="0" w:after="0" w:line="200" w:lineRule="auto"/>
-      </w:pPr>
-      <w:r>
-        <w:t xml:space="preserve">│   ┌─────────────────────────────────────────────────────────────────┐ │</w:t>
-      </w:r>
-    </w:p>
-    <w:p>
-      <w:pPr>
-        <w:pStyle w:val="SourceCode"/>
-        <w:spacing w:before="0" w:after="0" w:line="200" w:lineRule="auto"/>
-      </w:pPr>
-      <w:r>
-        <w:t xml:space="preserve">│   │ R → Running    → виконується або готовий                        │ │</w:t>
-      </w:r>
-    </w:p>
-    <w:p>
-      <w:pPr>
-        <w:pStyle w:val="SourceCode"/>
-        <w:spacing w:before="0" w:after="0" w:line="200" w:lineRule="auto"/>
-      </w:pPr>
-      <w:r>
-        <w:t xml:space="preserve">│   │ S → Sleeping   → очікує події (interruptible)                   │ │</w:t>
-      </w:r>
-    </w:p>
-    <w:p>
-      <w:pPr>
-        <w:pStyle w:val="SourceCode"/>
-        <w:spacing w:before="0" w:after="0" w:line="200" w:lineRule="auto"/>
-      </w:pPr>
-      <w:r>
-        <w:t xml:space="preserve">│   │ D → Disk sleep → очікує I/O (uninterruptible)                   │ │</w:t>
-      </w:r>
-    </w:p>
-    <w:p>
-      <w:pPr>
-        <w:pStyle w:val="SourceCode"/>
-        <w:spacing w:before="0" w:after="0" w:line="200" w:lineRule="auto"/>
-      </w:pPr>
-      <w:r>
-        <w:t xml:space="preserve">│   │ T → Stopped    → зупинений (Ctrl+Z або SIGSTOP)                 │ │</w:t>
-      </w:r>
-    </w:p>
-    <w:p>
-      <w:pPr>
-        <w:pStyle w:val="SourceCode"/>
-        <w:spacing w:before="0" w:after="0" w:line="200" w:lineRule="auto"/>
-      </w:pPr>
-      <w:r>
-        <w:t xml:space="preserve">│   │ Z → Zombie     → завершений, чекає wait() від батька            │ │</w:t>
-      </w:r>
-    </w:p>
-    <w:p>
-      <w:pPr>
-        <w:pStyle w:val="SourceCode"/>
-        <w:spacing w:before="0" w:after="0" w:line="200" w:lineRule="auto"/>
-      </w:pPr>
-      <w:r>
-        <w:t xml:space="preserve">│   └─────────────────────────────────────────────────────────────────┘ │</w:t>
-      </w:r>
-    </w:p>
-    <w:p>
-      <w:pPr>
-        <w:pStyle w:val="SourceCode"/>
-        <w:spacing w:before="0" w:after="0" w:line="200" w:lineRule="auto"/>
-      </w:pPr>
-      <w:r>
-        <w:t xml:space="preserve">│                                                                       │</w:t>
-      </w:r>
-    </w:p>
-    <w:p>
-      <w:pPr>
-        <w:pStyle w:val="SourceCode"/>
-        <w:spacing w:before="0" w:after="0" w:line="200" w:lineRule="auto"/>
-      </w:pPr>
-      <w:r>
-        <w:t xml:space="preserve">│   ДОДАТКОВІ СИМВОЛИ:                                                  │</w:t>
-      </w:r>
-    </w:p>
-    <w:p>
-      <w:pPr>
-        <w:pStyle w:val="SourceCode"/>
-        <w:spacing w:before="0" w:after="0" w:line="200" w:lineRule="auto"/>
-      </w:pPr>
-      <w:r>
-        <w:t xml:space="preserve">│   ┌─────────────────────────────────────────────────────────────────┐ │</w:t>
-      </w:r>
-    </w:p>
-    <w:p>
-      <w:pPr>
-        <w:pStyle w:val="SourceCode"/>
-        <w:spacing w:before="0" w:after="0" w:line="200" w:lineRule="auto"/>
-      </w:pPr>
-      <w:r>
-        <w:t xml:space="preserve">│   │ &lt; → high priority (low nice)                                    │ │</w:t>
-      </w:r>
-    </w:p>
-    <w:p>
-      <w:pPr>
-        <w:pStyle w:val="SourceCode"/>
-        <w:spacing w:before="0" w:after="0" w:line="200" w:lineRule="auto"/>
-      </w:pPr>
-      <w:r>
-        <w:t xml:space="preserve">│   │ N → low priority (high nice)                                    │ │</w:t>
-      </w:r>
-    </w:p>
-    <w:p>
-      <w:pPr>
-        <w:pStyle w:val="SourceCode"/>
-        <w:spacing w:before="0" w:after="0" w:line="200" w:lineRule="auto"/>
-      </w:pPr>
-      <w:r>
-        <w:t xml:space="preserve">│   │ s → session leader                                              │ │</w:t>
-      </w:r>
-    </w:p>
-    <w:p>
-      <w:pPr>
-        <w:pStyle w:val="SourceCode"/>
-        <w:spacing w:before="0" w:after="0" w:line="200" w:lineRule="auto"/>
-      </w:pPr>
-      <w:r>
-        <w:t xml:space="preserve">│   │ l → multi-threaded (uses CLONE_THREAD)                          │ │</w:t>
-      </w:r>
-    </w:p>
-    <w:p>
-      <w:pPr>
-        <w:pStyle w:val="SourceCode"/>
-        <w:spacing w:before="0" w:after="0" w:line="200" w:lineRule="auto"/>
-      </w:pPr>
-      <w:r>
-        <w:t xml:space="preserve">│   │ + → foreground process group                                    │ │</w:t>
-      </w:r>
-    </w:p>
-    <w:p>
-      <w:pPr>
-        <w:pStyle w:val="SourceCode"/>
-        <w:spacing w:before="0" w:after="0" w:line="200" w:lineRule="auto"/>
-      </w:pPr>
-      <w:r>
-        <w:t xml:space="preserve">│   └─────────────────────────────────────────────────────────────────┘ │</w:t>
-      </w:r>
-    </w:p>
-    <w:p>
-      <w:pPr>
-        <w:pStyle w:val="SourceCode"/>
-        <w:spacing w:before="0" w:after="0" w:line="200" w:lineRule="auto"/>
-      </w:pPr>
-      <w:r>
-        <w:t xml:space="preserve">│                                                                       │</w:t>
-      </w:r>
-    </w:p>
-    <w:p>
-      <w:pPr>
-        <w:pStyle w:val="SourceCode"/>
-        <w:spacing w:before="0" w:after="0" w:line="200" w:lineRule="auto"/>
-      </w:pPr>
-      <w:r>
-        <w:t xml:space="preserve">│   ПРИКЛАДИ:                                                           │</w:t>
-      </w:r>
-    </w:p>
-    <w:p>
-      <w:pPr>
-        <w:pStyle w:val="SourceCode"/>
-        <w:spacing w:before="0" w:after="0" w:line="200" w:lineRule="auto"/>
-      </w:pPr>
-      <w:r>
-        <w:t xml:space="preserve">│   Ss  → sleeping, session leader                                      │</w:t>
-      </w:r>
-    </w:p>
-    <w:p>
-      <w:pPr>
-        <w:pStyle w:val="SourceCode"/>
-        <w:spacing w:before="0" w:after="0" w:line="200" w:lineRule="auto"/>
-      </w:pPr>
-      <w:r>
-        <w:t xml:space="preserve">│   R+  → running, foreground                                           │</w:t>
-      </w:r>
-    </w:p>
-    <w:p>
-      <w:pPr>
-        <w:pStyle w:val="SourceCode"/>
-        <w:spacing w:before="0" w:after="0" w:line="200" w:lineRule="auto"/>
-      </w:pPr>
-      <w:r>
-        <w:t xml:space="preserve">│   SN  → sleeping, nice (low priority)                                 │</w:t>
-      </w:r>
-    </w:p>
-    <w:p>
-      <w:pPr>
-        <w:pStyle w:val="SourceCode"/>
-        <w:spacing w:before="0" w:after="0" w:line="200" w:lineRule="auto"/>
-      </w:pPr>
-      <w:r>
-        <w:t xml:space="preserve">│   Sl  → sleeping, multi-threaded                                      │</w:t>
-      </w:r>
-    </w:p>
-    <w:p>
-      <w:pPr>
-        <w:pStyle w:val="SourceCode"/>
-        <w:spacing w:before="0" w:after="0" w:line="200" w:lineRule="auto"/>
-      </w:pPr>
-      <w:r>
-        <w:t xml:space="preserve">│                                                                       │</w:t>
-      </w:r>
-    </w:p>
-    <w:p>
-      <w:pPr>
-        <w:pStyle w:val="SourceCode"/>
-        <w:spacing w:before="0" w:after="120" w:line="200" w:lineRule="auto"/>
-      </w:pPr>
-      <w:r>
-        <w:t xml:space="preserve">└───────────────────────────────────────────────────────────────────────┘</w:t>
-      </w:r>
+        <w:spacing w:before="0" w:after="0" w:line="120" w:lineRule="exact"/>
+        <w:rPr>
+          <w:sz w:val="4"/>
+          <w:szCs w:val="4"/>
+        </w:rPr>
+      </w:pPr>
+    </w:p>
+    <w:tbl>
+      <w:tblPr>
+        <w:tblStyle w:val="SourceCodeTable"/>
+        <w:tblW w:type="dxa" w:w="9637"/>
+        <w:tblInd w:w="0" w:type="dxa"/>
+        <w:tblBorders>
+          <w:top w:color="BFBFBF" w:space="0" w:sz="4" w:val="single"/>
+          <w:left w:color="BFBFBF" w:space="0" w:sz="4" w:val="single"/>
+          <w:bottom w:color="BFBFBF" w:space="0" w:sz="4" w:val="single"/>
+          <w:right w:color="BFBFBF" w:space="0" w:sz="4" w:val="single"/>
+        </w:tblBorders>
+        <w:tblLayout w:type="fixed"/>
+        <w:tblCellMar>
+          <w:top w:type="dxa" w:w="113"/>
+          <w:left w:type="dxa" w:w="113"/>
+          <w:bottom w:type="dxa" w:w="113"/>
+          <w:right w:type="dxa" w:w="113"/>
+        </w:tblCellMar>
+        <w:tblLook w:val="0000" w:firstRow="0" w:lastRow="0" w:firstColumn="0" w:lastColumn="0" w:noHBand="1" w:noVBand="1"/>
+      </w:tblPr>
+      <w:tblGrid>
+        <w:gridCol w:w="9637"/>
+      </w:tblGrid>
+      <w:tr>
+        <w:tc>
+          <w:tcPr>
+            <w:tcW w:type="dxa" w:w="9637"/>
+          </w:tcPr>
+          <w:p>
+            <w:pPr>
+              <w:pStyle w:val="SourceCode"/>
+              <w:spacing w:before="0" w:after="0" w:line="200" w:lineRule="auto"/>
+            </w:pPr>
+            <w:r>
+              <w:t xml:space="preserve">┌───────────────────────────────────────────────────────────────────────┐</w:t>
+            </w:r>
+          </w:p>
+          <w:p>
+            <w:pPr>
+              <w:pStyle w:val="SourceCode"/>
+              <w:spacing w:before="0" w:after="0" w:line="200" w:lineRule="auto"/>
+            </w:pPr>
+            <w:r>
+              <w:t xml:space="preserve">│                    СТАНИ ПРОЦЕСІВ (STAT у ps)                         │</w:t>
+            </w:r>
+          </w:p>
+          <w:p>
+            <w:pPr>
+              <w:pStyle w:val="SourceCode"/>
+              <w:spacing w:before="0" w:after="0" w:line="200" w:lineRule="auto"/>
+            </w:pPr>
+            <w:r>
+              <w:t xml:space="preserve">├───────────────────────────────────────────────────────────────────────┤</w:t>
+            </w:r>
+          </w:p>
+          <w:p>
+            <w:pPr>
+              <w:pStyle w:val="SourceCode"/>
+              <w:spacing w:before="0" w:after="0" w:line="200" w:lineRule="auto"/>
+            </w:pPr>
+            <w:r>
+              <w:t xml:space="preserve">│                                                                       │</w:t>
+            </w:r>
+          </w:p>
+          <w:p>
+            <w:pPr>
+              <w:pStyle w:val="SourceCode"/>
+              <w:spacing w:before="0" w:after="0" w:line="200" w:lineRule="auto"/>
+            </w:pPr>
+            <w:r>
+              <w:t xml:space="preserve">│   ОСНОВНІ СТАНИ:                                                      │</w:t>
+            </w:r>
+          </w:p>
+          <w:p>
+            <w:pPr>
+              <w:pStyle w:val="SourceCode"/>
+              <w:spacing w:before="0" w:after="0" w:line="200" w:lineRule="auto"/>
+            </w:pPr>
+            <w:r>
+              <w:t xml:space="preserve">│   ┌─────────────────────────────────────────────────────────────────┐ │</w:t>
+            </w:r>
+          </w:p>
+          <w:p>
+            <w:pPr>
+              <w:pStyle w:val="SourceCode"/>
+              <w:spacing w:before="0" w:after="0" w:line="200" w:lineRule="auto"/>
+            </w:pPr>
+            <w:r>
+              <w:t xml:space="preserve">│   │ R → Running    → виконується або готовий                        │ │</w:t>
+            </w:r>
+          </w:p>
+          <w:p>
+            <w:pPr>
+              <w:pStyle w:val="SourceCode"/>
+              <w:spacing w:before="0" w:after="0" w:line="200" w:lineRule="auto"/>
+            </w:pPr>
+            <w:r>
+              <w:t xml:space="preserve">│   │ S → Sleeping   → очікує події (interruptible)                   │ │</w:t>
+            </w:r>
+          </w:p>
+          <w:p>
+            <w:pPr>
+              <w:pStyle w:val="SourceCode"/>
+              <w:spacing w:before="0" w:after="0" w:line="200" w:lineRule="auto"/>
+            </w:pPr>
+            <w:r>
+              <w:t xml:space="preserve">│   │ D → Disk sleep → очікує I/O (uninterruptible)                   │ │</w:t>
+            </w:r>
+          </w:p>
+          <w:p>
+            <w:pPr>
+              <w:pStyle w:val="SourceCode"/>
+              <w:spacing w:before="0" w:after="0" w:line="200" w:lineRule="auto"/>
+            </w:pPr>
+            <w:r>
+              <w:t xml:space="preserve">│   │ T → Stopped    → зупинений (Ctrl+Z або SIGSTOP)                 │ │</w:t>
+            </w:r>
+          </w:p>
+          <w:p>
+            <w:pPr>
+              <w:pStyle w:val="SourceCode"/>
+              <w:spacing w:before="0" w:after="0" w:line="200" w:lineRule="auto"/>
+            </w:pPr>
+            <w:r>
+              <w:t xml:space="preserve">│   │ Z → Zombie     → завершений, чекає wait() від батька            │ │</w:t>
+            </w:r>
+          </w:p>
+          <w:p>
+            <w:pPr>
+              <w:pStyle w:val="SourceCode"/>
+              <w:spacing w:before="0" w:after="0" w:line="200" w:lineRule="auto"/>
+            </w:pPr>
+            <w:r>
+              <w:t xml:space="preserve">│   └─────────────────────────────────────────────────────────────────┘ │</w:t>
+            </w:r>
+          </w:p>
+          <w:p>
+            <w:pPr>
+              <w:pStyle w:val="SourceCode"/>
+              <w:spacing w:before="0" w:after="0" w:line="200" w:lineRule="auto"/>
+            </w:pPr>
+            <w:r>
+              <w:t xml:space="preserve">│                                                                       │</w:t>
+            </w:r>
+          </w:p>
+          <w:p>
+            <w:pPr>
+              <w:pStyle w:val="SourceCode"/>
+              <w:spacing w:before="0" w:after="0" w:line="200" w:lineRule="auto"/>
+            </w:pPr>
+            <w:r>
+              <w:t xml:space="preserve">│   ДОДАТКОВІ СИМВОЛИ:                                                  │</w:t>
+            </w:r>
+          </w:p>
+          <w:p>
+            <w:pPr>
+              <w:pStyle w:val="SourceCode"/>
+              <w:spacing w:before="0" w:after="0" w:line="200" w:lineRule="auto"/>
+            </w:pPr>
+            <w:r>
+              <w:t xml:space="preserve">│   ┌─────────────────────────────────────────────────────────────────┐ │</w:t>
+            </w:r>
+          </w:p>
+          <w:p>
+            <w:pPr>
+              <w:pStyle w:val="SourceCode"/>
+              <w:spacing w:before="0" w:after="0" w:line="200" w:lineRule="auto"/>
+            </w:pPr>
+            <w:r>
+              <w:t xml:space="preserve">│   │ &lt; → high priority (low nice)                                    │ │</w:t>
+            </w:r>
+          </w:p>
+          <w:p>
+            <w:pPr>
+              <w:pStyle w:val="SourceCode"/>
+              <w:spacing w:before="0" w:after="0" w:line="200" w:lineRule="auto"/>
+            </w:pPr>
+            <w:r>
+              <w:t xml:space="preserve">│   │ N → low priority (high nice)                                    │ │</w:t>
+            </w:r>
+          </w:p>
+          <w:p>
+            <w:pPr>
+              <w:pStyle w:val="SourceCode"/>
+              <w:spacing w:before="0" w:after="0" w:line="200" w:lineRule="auto"/>
+            </w:pPr>
+            <w:r>
+              <w:t xml:space="preserve">│   │ s → session leader                                              │ │</w:t>
+            </w:r>
+          </w:p>
+          <w:p>
+            <w:pPr>
+              <w:pStyle w:val="SourceCode"/>
+              <w:spacing w:before="0" w:after="0" w:line="200" w:lineRule="auto"/>
+            </w:pPr>
+            <w:r>
+              <w:t xml:space="preserve">│   │ l → multi-threaded (uses CLONE_THREAD)                          │ │</w:t>
+            </w:r>
+          </w:p>
+          <w:p>
+            <w:pPr>
+              <w:pStyle w:val="SourceCode"/>
+              <w:spacing w:before="0" w:after="0" w:line="200" w:lineRule="auto"/>
+            </w:pPr>
+            <w:r>
+              <w:t xml:space="preserve">│   │ + → foreground process group                                    │ │</w:t>
+            </w:r>
+          </w:p>
+          <w:p>
+            <w:pPr>
+              <w:pStyle w:val="SourceCode"/>
+              <w:spacing w:before="0" w:after="0" w:line="200" w:lineRule="auto"/>
+            </w:pPr>
+            <w:r>
+              <w:t xml:space="preserve">│   └─────────────────────────────────────────────────────────────────┘ │</w:t>
+            </w:r>
+          </w:p>
+          <w:p>
+            <w:pPr>
+              <w:pStyle w:val="SourceCode"/>
+              <w:spacing w:before="0" w:after="0" w:line="200" w:lineRule="auto"/>
+            </w:pPr>
+            <w:r>
+              <w:t xml:space="preserve">│                                                                       │</w:t>
+            </w:r>
+          </w:p>
+          <w:p>
+            <w:pPr>
+              <w:pStyle w:val="SourceCode"/>
+              <w:spacing w:before="0" w:after="0" w:line="200" w:lineRule="auto"/>
+            </w:pPr>
+            <w:r>
+              <w:t xml:space="preserve">│   ПРИКЛАДИ:                                                           │</w:t>
+            </w:r>
+          </w:p>
+          <w:p>
+            <w:pPr>
+              <w:pStyle w:val="SourceCode"/>
+              <w:spacing w:before="0" w:after="0" w:line="200" w:lineRule="auto"/>
+            </w:pPr>
+            <w:r>
+              <w:t xml:space="preserve">│   Ss  → sleeping, session leader                                      │</w:t>
+            </w:r>
+          </w:p>
+          <w:p>
+            <w:pPr>
+              <w:pStyle w:val="SourceCode"/>
+              <w:spacing w:before="0" w:after="0" w:line="200" w:lineRule="auto"/>
+            </w:pPr>
+            <w:r>
+              <w:t xml:space="preserve">│   R+  → running, foreground                                           │</w:t>
+            </w:r>
+          </w:p>
+          <w:p>
+            <w:pPr>
+              <w:pStyle w:val="SourceCode"/>
+              <w:spacing w:before="0" w:after="0" w:line="200" w:lineRule="auto"/>
+            </w:pPr>
+            <w:r>
+              <w:t xml:space="preserve">│   SN  → sleeping, nice (low priority)                                 │</w:t>
+            </w:r>
+          </w:p>
+          <w:p>
+            <w:pPr>
+              <w:pStyle w:val="SourceCode"/>
+              <w:spacing w:before="0" w:after="0" w:line="200" w:lineRule="auto"/>
+            </w:pPr>
+            <w:r>
+              <w:t xml:space="preserve">│   Sl  → sleeping, multi-threaded                                      │</w:t>
+            </w:r>
+          </w:p>
+          <w:p>
+            <w:pPr>
+              <w:pStyle w:val="SourceCode"/>
+              <w:spacing w:before="0" w:after="0" w:line="200" w:lineRule="auto"/>
+            </w:pPr>
+            <w:r>
+              <w:t xml:space="preserve">│                                                                       │</w:t>
+            </w:r>
+          </w:p>
+          <w:p>
+            <w:pPr>
+              <w:pStyle w:val="SourceCode"/>
+              <w:spacing w:before="0" w:after="0" w:line="200" w:lineRule="auto"/>
+            </w:pPr>
+            <w:r>
+              <w:t xml:space="preserve">└───────────────────────────────────────────────────────────────────────┘</w:t>
+            </w:r>
+          </w:p>
+        </w:tc>
+      </w:tr>
+    </w:tbl>
+    <w:p>
+      <w:pPr>
+        <w:spacing w:before="0" w:after="0" w:line="120" w:lineRule="exact"/>
+        <w:rPr>
+          <w:sz w:val="4"/>
+          <w:szCs w:val="4"/>
+        </w:rPr>
+      </w:pPr>
     </w:p>
     <w:bookmarkEnd w:id="10"/>
     <w:bookmarkEnd w:id="11"/>
@@ -698,78 +796,127 @@
     </w:p>
     <w:p>
       <w:pPr>
-        <w:pStyle w:val="SourceCode"/>
-        <w:spacing w:before="120" w:after="0" w:line="200" w:lineRule="auto"/>
-      </w:pPr>
-      <w:r>
-        <w:t xml:space="preserve"># Ubuntu/Debian</w:t>
-      </w:r>
-    </w:p>
-    <w:p>
-      <w:pPr>
-        <w:pStyle w:val="SourceCode"/>
-        <w:spacing w:before="0" w:after="0" w:line="200" w:lineRule="auto"/>
-      </w:pPr>
-      <w:r>
-        <w:t xml:space="preserve">sudo apt update</w:t>
-      </w:r>
-    </w:p>
-    <w:p>
-      <w:pPr>
-        <w:pStyle w:val="SourceCode"/>
-        <w:spacing w:before="0" w:after="0" w:line="200" w:lineRule="auto"/>
-      </w:pPr>
-      <w:r>
-        <w:t xml:space="preserve">sudo apt install -y htop tree stress-ng procps psmisc</w:t>
-      </w:r>
-    </w:p>
-    <w:p>
-      <w:pPr>
-        <w:pStyle w:val="SourceCode"/>
-        <w:spacing w:before="0" w:after="0" w:line="200" w:lineRule="auto"/>
-      </w:pPr>
-    </w:p>
-    <w:p>
-      <w:pPr>
-        <w:pStyle w:val="SourceCode"/>
-        <w:spacing w:before="0" w:after="0" w:line="200" w:lineRule="auto"/>
-      </w:pPr>
-      <w:r>
-        <w:t xml:space="preserve"># Fedora/RHEL</w:t>
-      </w:r>
-    </w:p>
-    <w:p>
-      <w:pPr>
-        <w:pStyle w:val="SourceCode"/>
-        <w:spacing w:before="0" w:after="0" w:line="200" w:lineRule="auto"/>
-      </w:pPr>
-      <w:r>
-        <w:t xml:space="preserve">sudo dnf install -y htop tree stress-ng procps-ng psmisc</w:t>
-      </w:r>
-    </w:p>
-    <w:p>
-      <w:pPr>
-        <w:pStyle w:val="SourceCode"/>
-        <w:spacing w:before="0" w:after="0" w:line="200" w:lineRule="auto"/>
-      </w:pPr>
-    </w:p>
-    <w:p>
-      <w:pPr>
-        <w:pStyle w:val="SourceCode"/>
-        <w:spacing w:before="0" w:after="0" w:line="200" w:lineRule="auto"/>
-      </w:pPr>
-      <w:r>
-        <w:t xml:space="preserve"># Перевірка встановлення</w:t>
-      </w:r>
-    </w:p>
-    <w:p>
-      <w:pPr>
-        <w:pStyle w:val="SourceCode"/>
-        <w:spacing w:before="0" w:after="120" w:line="200" w:lineRule="auto"/>
-      </w:pPr>
-      <w:r>
-        <w:t xml:space="preserve">which htop top ps kill pstree nice renice</w:t>
-      </w:r>
+        <w:spacing w:before="0" w:after="0" w:line="120" w:lineRule="exact"/>
+        <w:rPr>
+          <w:sz w:val="4"/>
+          <w:szCs w:val="4"/>
+        </w:rPr>
+      </w:pPr>
+    </w:p>
+    <w:tbl>
+      <w:tblPr>
+        <w:tblStyle w:val="SourceCodeTable"/>
+        <w:tblW w:type="dxa" w:w="9637"/>
+        <w:tblInd w:w="0" w:type="dxa"/>
+        <w:tblBorders>
+          <w:top w:color="BFBFBF" w:space="0" w:sz="4" w:val="single"/>
+          <w:left w:color="BFBFBF" w:space="0" w:sz="4" w:val="single"/>
+          <w:bottom w:color="BFBFBF" w:space="0" w:sz="4" w:val="single"/>
+          <w:right w:color="BFBFBF" w:space="0" w:sz="4" w:val="single"/>
+        </w:tblBorders>
+        <w:tblLayout w:type="fixed"/>
+        <w:tblCellMar>
+          <w:top w:type="dxa" w:w="113"/>
+          <w:left w:type="dxa" w:w="113"/>
+          <w:bottom w:type="dxa" w:w="113"/>
+          <w:right w:type="dxa" w:w="113"/>
+        </w:tblCellMar>
+        <w:tblLook w:val="0000" w:firstRow="0" w:lastRow="0" w:firstColumn="0" w:lastColumn="0" w:noHBand="1" w:noVBand="1"/>
+      </w:tblPr>
+      <w:tblGrid>
+        <w:gridCol w:w="9637"/>
+      </w:tblGrid>
+      <w:tr>
+        <w:tc>
+          <w:tcPr>
+            <w:tcW w:type="dxa" w:w="9637"/>
+          </w:tcPr>
+          <w:p>
+            <w:pPr>
+              <w:pStyle w:val="SourceCode"/>
+              <w:spacing w:before="0" w:after="0" w:line="200" w:lineRule="auto"/>
+            </w:pPr>
+            <w:r>
+              <w:t xml:space="preserve"># Ubuntu/Debian</w:t>
+            </w:r>
+          </w:p>
+          <w:p>
+            <w:pPr>
+              <w:pStyle w:val="SourceCode"/>
+              <w:spacing w:before="0" w:after="0" w:line="200" w:lineRule="auto"/>
+            </w:pPr>
+            <w:r>
+              <w:t xml:space="preserve">sudo apt update</w:t>
+            </w:r>
+          </w:p>
+          <w:p>
+            <w:pPr>
+              <w:pStyle w:val="SourceCode"/>
+              <w:spacing w:before="0" w:after="0" w:line="200" w:lineRule="auto"/>
+            </w:pPr>
+            <w:r>
+              <w:t xml:space="preserve">sudo apt install -y htop tree stress-ng procps psmisc</w:t>
+            </w:r>
+          </w:p>
+          <w:p>
+            <w:pPr>
+              <w:pStyle w:val="SourceCode"/>
+              <w:spacing w:before="0" w:after="0" w:line="200" w:lineRule="auto"/>
+            </w:pPr>
+          </w:p>
+          <w:p>
+            <w:pPr>
+              <w:pStyle w:val="SourceCode"/>
+              <w:spacing w:before="0" w:after="0" w:line="200" w:lineRule="auto"/>
+            </w:pPr>
+            <w:r>
+              <w:t xml:space="preserve"># Fedora/RHEL</w:t>
+            </w:r>
+          </w:p>
+          <w:p>
+            <w:pPr>
+              <w:pStyle w:val="SourceCode"/>
+              <w:spacing w:before="0" w:after="0" w:line="200" w:lineRule="auto"/>
+            </w:pPr>
+            <w:r>
+              <w:t xml:space="preserve">sudo dnf install -y htop tree stress-ng procps-ng psmisc</w:t>
+            </w:r>
+          </w:p>
+          <w:p>
+            <w:pPr>
+              <w:pStyle w:val="SourceCode"/>
+              <w:spacing w:before="0" w:after="0" w:line="200" w:lineRule="auto"/>
+            </w:pPr>
+          </w:p>
+          <w:p>
+            <w:pPr>
+              <w:pStyle w:val="SourceCode"/>
+              <w:spacing w:before="0" w:after="0" w:line="200" w:lineRule="auto"/>
+            </w:pPr>
+            <w:r>
+              <w:t xml:space="preserve"># Перевірка встановлення</w:t>
+            </w:r>
+          </w:p>
+          <w:p>
+            <w:pPr>
+              <w:pStyle w:val="SourceCode"/>
+              <w:spacing w:before="0" w:after="0" w:line="200" w:lineRule="auto"/>
+            </w:pPr>
+            <w:r>
+              <w:t xml:space="preserve">which htop top ps kill pstree nice renice</w:t>
+            </w:r>
+          </w:p>
+        </w:tc>
+      </w:tr>
+    </w:tbl>
+    <w:p>
+      <w:pPr>
+        <w:spacing w:before="0" w:after="0" w:line="120" w:lineRule="exact"/>
+        <w:rPr>
+          <w:sz w:val="4"/>
+          <w:szCs w:val="4"/>
+        </w:rPr>
+      </w:pPr>
     </w:p>
     <w:bookmarkEnd w:id="12"/>
     <w:bookmarkStart w:id="13" w:name="крок-2.-підготовка-тестових-скриптів"/>
@@ -791,21 +938,70 @@
     </w:p>
     <w:p>
       <w:pPr>
-        <w:pStyle w:val="SourceCode"/>
-        <w:spacing w:before="120" w:after="0" w:line="200" w:lineRule="auto"/>
-      </w:pPr>
-      <w:r>
-        <w:t xml:space="preserve">mkdir -p ~/lab07_processes</w:t>
-      </w:r>
-    </w:p>
-    <w:p>
-      <w:pPr>
-        <w:pStyle w:val="SourceCode"/>
-        <w:spacing w:before="0" w:after="120" w:line="200" w:lineRule="auto"/>
-      </w:pPr>
-      <w:r>
-        <w:t xml:space="preserve">cd ~/lab07_processes</w:t>
-      </w:r>
+        <w:spacing w:before="0" w:after="0" w:line="120" w:lineRule="exact"/>
+        <w:rPr>
+          <w:sz w:val="4"/>
+          <w:szCs w:val="4"/>
+        </w:rPr>
+      </w:pPr>
+    </w:p>
+    <w:tbl>
+      <w:tblPr>
+        <w:tblStyle w:val="SourceCodeTable"/>
+        <w:tblW w:type="dxa" w:w="9637"/>
+        <w:tblInd w:w="0" w:type="dxa"/>
+        <w:tblBorders>
+          <w:top w:color="BFBFBF" w:space="0" w:sz="4" w:val="single"/>
+          <w:left w:color="BFBFBF" w:space="0" w:sz="4" w:val="single"/>
+          <w:bottom w:color="BFBFBF" w:space="0" w:sz="4" w:val="single"/>
+          <w:right w:color="BFBFBF" w:space="0" w:sz="4" w:val="single"/>
+        </w:tblBorders>
+        <w:tblLayout w:type="fixed"/>
+        <w:tblCellMar>
+          <w:top w:type="dxa" w:w="113"/>
+          <w:left w:type="dxa" w:w="113"/>
+          <w:bottom w:type="dxa" w:w="113"/>
+          <w:right w:type="dxa" w:w="113"/>
+        </w:tblCellMar>
+        <w:tblLook w:val="0000" w:firstRow="0" w:lastRow="0" w:firstColumn="0" w:lastColumn="0" w:noHBand="1" w:noVBand="1"/>
+      </w:tblPr>
+      <w:tblGrid>
+        <w:gridCol w:w="9637"/>
+      </w:tblGrid>
+      <w:tr>
+        <w:tc>
+          <w:tcPr>
+            <w:tcW w:type="dxa" w:w="9637"/>
+          </w:tcPr>
+          <w:p>
+            <w:pPr>
+              <w:pStyle w:val="SourceCode"/>
+              <w:spacing w:before="0" w:after="0" w:line="200" w:lineRule="auto"/>
+            </w:pPr>
+            <w:r>
+              <w:t xml:space="preserve">mkdir -p ~/lab07_processes</w:t>
+            </w:r>
+          </w:p>
+          <w:p>
+            <w:pPr>
+              <w:pStyle w:val="SourceCode"/>
+              <w:spacing w:before="0" w:after="0" w:line="200" w:lineRule="auto"/>
+            </w:pPr>
+            <w:r>
+              <w:t xml:space="preserve">cd ~/lab07_processes</w:t>
+            </w:r>
+          </w:p>
+        </w:tc>
+      </w:tr>
+    </w:tbl>
+    <w:p>
+      <w:pPr>
+        <w:spacing w:before="0" w:after="0" w:line="120" w:lineRule="exact"/>
+        <w:rPr>
+          <w:sz w:val="4"/>
+          <w:szCs w:val="4"/>
+        </w:rPr>
+      </w:pPr>
     </w:p>
     <w:p>
       <w:pPr>
@@ -817,93 +1013,142 @@
     </w:p>
     <w:p>
       <w:pPr>
-        <w:pStyle w:val="SourceCode"/>
-        <w:spacing w:before="120" w:after="0" w:line="200" w:lineRule="auto"/>
-      </w:pPr>
-      <w:r>
-        <w:t xml:space="preserve">cat &gt; cpu_load.sh &lt;&lt; 'EOF'</w:t>
-      </w:r>
-    </w:p>
-    <w:p>
-      <w:pPr>
-        <w:pStyle w:val="SourceCode"/>
-        <w:spacing w:before="0" w:after="0" w:line="200" w:lineRule="auto"/>
-      </w:pPr>
-      <w:r>
-        <w:t xml:space="preserve">#!/bin/bash</w:t>
-      </w:r>
-    </w:p>
-    <w:p>
-      <w:pPr>
-        <w:pStyle w:val="SourceCode"/>
-        <w:spacing w:before="0" w:after="0" w:line="200" w:lineRule="auto"/>
-      </w:pPr>
-      <w:r>
-        <w:t xml:space="preserve"># cpu_load.sh - Скрипт для генерації CPU-навантаження</w:t>
-      </w:r>
-    </w:p>
-    <w:p>
-      <w:pPr>
-        <w:pStyle w:val="SourceCode"/>
-        <w:spacing w:before="0" w:after="0" w:line="200" w:lineRule="auto"/>
-      </w:pPr>
-      <w:r>
-        <w:t xml:space="preserve">echo "PID: $$ - CPU load started"</w:t>
-      </w:r>
-    </w:p>
-    <w:p>
-      <w:pPr>
-        <w:pStyle w:val="SourceCode"/>
-        <w:spacing w:before="0" w:after="0" w:line="200" w:lineRule="auto"/>
-      </w:pPr>
-      <w:r>
-        <w:t xml:space="preserve">while true; do</w:t>
-      </w:r>
-    </w:p>
-    <w:p>
-      <w:pPr>
-        <w:pStyle w:val="SourceCode"/>
-        <w:spacing w:before="0" w:after="0" w:line="200" w:lineRule="auto"/>
-      </w:pPr>
-      <w:r>
-        <w:t xml:space="preserve">    # Обчислення для навантаження CPU</w:t>
-      </w:r>
-    </w:p>
-    <w:p>
-      <w:pPr>
-        <w:pStyle w:val="SourceCode"/>
-        <w:spacing w:before="0" w:after="0" w:line="200" w:lineRule="auto"/>
-      </w:pPr>
-      <w:r>
-        <w:t xml:space="preserve">    echo "scale=5000; 4*a(1)" | bc -l &gt; /dev/null 2&gt;&amp;1</w:t>
-      </w:r>
-    </w:p>
-    <w:p>
-      <w:pPr>
-        <w:pStyle w:val="SourceCode"/>
-        <w:spacing w:before="0" w:after="0" w:line="200" w:lineRule="auto"/>
-      </w:pPr>
-      <w:r>
-        <w:t xml:space="preserve">done</w:t>
-      </w:r>
-    </w:p>
-    <w:p>
-      <w:pPr>
-        <w:pStyle w:val="SourceCode"/>
-        <w:spacing w:before="0" w:after="0" w:line="200" w:lineRule="auto"/>
-      </w:pPr>
-      <w:r>
-        <w:t xml:space="preserve">EOF</w:t>
-      </w:r>
-    </w:p>
-    <w:p>
-      <w:pPr>
-        <w:pStyle w:val="SourceCode"/>
-        <w:spacing w:before="0" w:after="120" w:line="200" w:lineRule="auto"/>
-      </w:pPr>
-      <w:r>
-        <w:t xml:space="preserve">chmod +x cpu_load.sh</w:t>
-      </w:r>
+        <w:spacing w:before="0" w:after="0" w:line="120" w:lineRule="exact"/>
+        <w:rPr>
+          <w:sz w:val="4"/>
+          <w:szCs w:val="4"/>
+        </w:rPr>
+      </w:pPr>
+    </w:p>
+    <w:tbl>
+      <w:tblPr>
+        <w:tblStyle w:val="SourceCodeTable"/>
+        <w:tblW w:type="dxa" w:w="9637"/>
+        <w:tblInd w:w="0" w:type="dxa"/>
+        <w:tblBorders>
+          <w:top w:color="BFBFBF" w:space="0" w:sz="4" w:val="single"/>
+          <w:left w:color="BFBFBF" w:space="0" w:sz="4" w:val="single"/>
+          <w:bottom w:color="BFBFBF" w:space="0" w:sz="4" w:val="single"/>
+          <w:right w:color="BFBFBF" w:space="0" w:sz="4" w:val="single"/>
+        </w:tblBorders>
+        <w:tblLayout w:type="fixed"/>
+        <w:tblCellMar>
+          <w:top w:type="dxa" w:w="113"/>
+          <w:left w:type="dxa" w:w="113"/>
+          <w:bottom w:type="dxa" w:w="113"/>
+          <w:right w:type="dxa" w:w="113"/>
+        </w:tblCellMar>
+        <w:tblLook w:val="0000" w:firstRow="0" w:lastRow="0" w:firstColumn="0" w:lastColumn="0" w:noHBand="1" w:noVBand="1"/>
+      </w:tblPr>
+      <w:tblGrid>
+        <w:gridCol w:w="9637"/>
+      </w:tblGrid>
+      <w:tr>
+        <w:tc>
+          <w:tcPr>
+            <w:tcW w:type="dxa" w:w="9637"/>
+          </w:tcPr>
+          <w:p>
+            <w:pPr>
+              <w:pStyle w:val="SourceCode"/>
+              <w:spacing w:before="0" w:after="0" w:line="200" w:lineRule="auto"/>
+            </w:pPr>
+            <w:r>
+              <w:t xml:space="preserve">cat &gt; cpu_load.sh &lt;&lt; 'EOF'</w:t>
+            </w:r>
+          </w:p>
+          <w:p>
+            <w:pPr>
+              <w:pStyle w:val="SourceCode"/>
+              <w:spacing w:before="0" w:after="0" w:line="200" w:lineRule="auto"/>
+            </w:pPr>
+            <w:r>
+              <w:t xml:space="preserve">#!/bin/bash</w:t>
+            </w:r>
+          </w:p>
+          <w:p>
+            <w:pPr>
+              <w:pStyle w:val="SourceCode"/>
+              <w:spacing w:before="0" w:after="0" w:line="200" w:lineRule="auto"/>
+            </w:pPr>
+            <w:r>
+              <w:t xml:space="preserve"># cpu_load.sh - Скрипт для генерації CPU-навантаження</w:t>
+            </w:r>
+          </w:p>
+          <w:p>
+            <w:pPr>
+              <w:pStyle w:val="SourceCode"/>
+              <w:spacing w:before="0" w:after="0" w:line="200" w:lineRule="auto"/>
+            </w:pPr>
+            <w:r>
+              <w:t xml:space="preserve">echo "PID: $$ - CPU load started"</w:t>
+            </w:r>
+          </w:p>
+          <w:p>
+            <w:pPr>
+              <w:pStyle w:val="SourceCode"/>
+              <w:spacing w:before="0" w:after="0" w:line="200" w:lineRule="auto"/>
+            </w:pPr>
+            <w:r>
+              <w:t xml:space="preserve">while true; do</w:t>
+            </w:r>
+          </w:p>
+          <w:p>
+            <w:pPr>
+              <w:pStyle w:val="SourceCode"/>
+              <w:spacing w:before="0" w:after="0" w:line="200" w:lineRule="auto"/>
+            </w:pPr>
+            <w:r>
+              <w:t xml:space="preserve">    # Обчислення для навантаження CPU</w:t>
+            </w:r>
+          </w:p>
+          <w:p>
+            <w:pPr>
+              <w:pStyle w:val="SourceCode"/>
+              <w:spacing w:before="0" w:after="0" w:line="200" w:lineRule="auto"/>
+            </w:pPr>
+            <w:r>
+              <w:t xml:space="preserve">    echo "scale=5000; 4*a(1)" | bc -l &gt; /dev/null 2&gt;&amp;1</w:t>
+            </w:r>
+          </w:p>
+          <w:p>
+            <w:pPr>
+              <w:pStyle w:val="SourceCode"/>
+              <w:spacing w:before="0" w:after="0" w:line="200" w:lineRule="auto"/>
+            </w:pPr>
+            <w:r>
+              <w:t xml:space="preserve">done</w:t>
+            </w:r>
+          </w:p>
+          <w:p>
+            <w:pPr>
+              <w:pStyle w:val="SourceCode"/>
+              <w:spacing w:before="0" w:after="0" w:line="200" w:lineRule="auto"/>
+            </w:pPr>
+            <w:r>
+              <w:t xml:space="preserve">EOF</w:t>
+            </w:r>
+          </w:p>
+          <w:p>
+            <w:pPr>
+              <w:pStyle w:val="SourceCode"/>
+              <w:spacing w:before="0" w:after="0" w:line="200" w:lineRule="auto"/>
+            </w:pPr>
+            <w:r>
+              <w:t xml:space="preserve">chmod +x cpu_load.sh</w:t>
+            </w:r>
+          </w:p>
+        </w:tc>
+      </w:tr>
+    </w:tbl>
+    <w:p>
+      <w:pPr>
+        <w:spacing w:before="0" w:after="0" w:line="120" w:lineRule="exact"/>
+        <w:rPr>
+          <w:sz w:val="4"/>
+          <w:szCs w:val="4"/>
+        </w:rPr>
+      </w:pPr>
     </w:p>
     <w:p>
       <w:pPr>
@@ -915,102 +1160,151 @@
     </w:p>
     <w:p>
       <w:pPr>
-        <w:pStyle w:val="SourceCode"/>
-        <w:spacing w:before="120" w:after="0" w:line="200" w:lineRule="auto"/>
-      </w:pPr>
-      <w:r>
-        <w:t xml:space="preserve">cat &gt; io_load.sh &lt;&lt; 'EOF'</w:t>
-      </w:r>
-    </w:p>
-    <w:p>
-      <w:pPr>
-        <w:pStyle w:val="SourceCode"/>
-        <w:spacing w:before="0" w:after="0" w:line="200" w:lineRule="auto"/>
-      </w:pPr>
-      <w:r>
-        <w:t xml:space="preserve">#!/bin/bash</w:t>
-      </w:r>
-    </w:p>
-    <w:p>
-      <w:pPr>
-        <w:pStyle w:val="SourceCode"/>
-        <w:spacing w:before="0" w:after="0" w:line="200" w:lineRule="auto"/>
-      </w:pPr>
-      <w:r>
-        <w:t xml:space="preserve"># io_load.sh - Скрипт для I/O-навантаження</w:t>
-      </w:r>
-    </w:p>
-    <w:p>
-      <w:pPr>
-        <w:pStyle w:val="SourceCode"/>
-        <w:spacing w:before="0" w:after="0" w:line="200" w:lineRule="auto"/>
-      </w:pPr>
-      <w:r>
-        <w:t xml:space="preserve">echo "PID: $$ - I/O load started"</w:t>
-      </w:r>
-    </w:p>
-    <w:p>
-      <w:pPr>
-        <w:pStyle w:val="SourceCode"/>
-        <w:spacing w:before="0" w:after="0" w:line="200" w:lineRule="auto"/>
-      </w:pPr>
-      <w:r>
-        <w:t xml:space="preserve">while true; do</w:t>
-      </w:r>
-    </w:p>
-    <w:p>
-      <w:pPr>
-        <w:pStyle w:val="SourceCode"/>
-        <w:spacing w:before="0" w:after="0" w:line="200" w:lineRule="auto"/>
-      </w:pPr>
-      <w:r>
-        <w:t xml:space="preserve">    dd if=/dev/zero of=/tmp/testfile_$$ bs=1M count=10 2&gt;/dev/null</w:t>
-      </w:r>
-    </w:p>
-    <w:p>
-      <w:pPr>
-        <w:pStyle w:val="SourceCode"/>
-        <w:spacing w:before="0" w:after="0" w:line="200" w:lineRule="auto"/>
-      </w:pPr>
-      <w:r>
-        <w:t xml:space="preserve">    rm -f /tmp/testfile_$$</w:t>
-      </w:r>
-    </w:p>
-    <w:p>
-      <w:pPr>
-        <w:pStyle w:val="SourceCode"/>
-        <w:spacing w:before="0" w:after="0" w:line="200" w:lineRule="auto"/>
-      </w:pPr>
-      <w:r>
-        <w:t xml:space="preserve">    sleep 1</w:t>
-      </w:r>
-    </w:p>
-    <w:p>
-      <w:pPr>
-        <w:pStyle w:val="SourceCode"/>
-        <w:spacing w:before="0" w:after="0" w:line="200" w:lineRule="auto"/>
-      </w:pPr>
-      <w:r>
-        <w:t xml:space="preserve">done</w:t>
-      </w:r>
-    </w:p>
-    <w:p>
-      <w:pPr>
-        <w:pStyle w:val="SourceCode"/>
-        <w:spacing w:before="0" w:after="0" w:line="200" w:lineRule="auto"/>
-      </w:pPr>
-      <w:r>
-        <w:t xml:space="preserve">EOF</w:t>
-      </w:r>
-    </w:p>
-    <w:p>
-      <w:pPr>
-        <w:pStyle w:val="SourceCode"/>
-        <w:spacing w:before="0" w:after="120" w:line="200" w:lineRule="auto"/>
-      </w:pPr>
-      <w:r>
-        <w:t xml:space="preserve">chmod +x io_load.sh</w:t>
-      </w:r>
+        <w:spacing w:before="0" w:after="0" w:line="120" w:lineRule="exact"/>
+        <w:rPr>
+          <w:sz w:val="4"/>
+          <w:szCs w:val="4"/>
+        </w:rPr>
+      </w:pPr>
+    </w:p>
+    <w:tbl>
+      <w:tblPr>
+        <w:tblStyle w:val="SourceCodeTable"/>
+        <w:tblW w:type="dxa" w:w="9637"/>
+        <w:tblInd w:w="0" w:type="dxa"/>
+        <w:tblBorders>
+          <w:top w:color="BFBFBF" w:space="0" w:sz="4" w:val="single"/>
+          <w:left w:color="BFBFBF" w:space="0" w:sz="4" w:val="single"/>
+          <w:bottom w:color="BFBFBF" w:space="0" w:sz="4" w:val="single"/>
+          <w:right w:color="BFBFBF" w:space="0" w:sz="4" w:val="single"/>
+        </w:tblBorders>
+        <w:tblLayout w:type="fixed"/>
+        <w:tblCellMar>
+          <w:top w:type="dxa" w:w="113"/>
+          <w:left w:type="dxa" w:w="113"/>
+          <w:bottom w:type="dxa" w:w="113"/>
+          <w:right w:type="dxa" w:w="113"/>
+        </w:tblCellMar>
+        <w:tblLook w:val="0000" w:firstRow="0" w:lastRow="0" w:firstColumn="0" w:lastColumn="0" w:noHBand="1" w:noVBand="1"/>
+      </w:tblPr>
+      <w:tblGrid>
+        <w:gridCol w:w="9637"/>
+      </w:tblGrid>
+      <w:tr>
+        <w:tc>
+          <w:tcPr>
+            <w:tcW w:type="dxa" w:w="9637"/>
+          </w:tcPr>
+          <w:p>
+            <w:pPr>
+              <w:pStyle w:val="SourceCode"/>
+              <w:spacing w:before="0" w:after="0" w:line="200" w:lineRule="auto"/>
+            </w:pPr>
+            <w:r>
+              <w:t xml:space="preserve">cat &gt; io_load.sh &lt;&lt; 'EOF'</w:t>
+            </w:r>
+          </w:p>
+          <w:p>
+            <w:pPr>
+              <w:pStyle w:val="SourceCode"/>
+              <w:spacing w:before="0" w:after="0" w:line="200" w:lineRule="auto"/>
+            </w:pPr>
+            <w:r>
+              <w:t xml:space="preserve">#!/bin/bash</w:t>
+            </w:r>
+          </w:p>
+          <w:p>
+            <w:pPr>
+              <w:pStyle w:val="SourceCode"/>
+              <w:spacing w:before="0" w:after="0" w:line="200" w:lineRule="auto"/>
+            </w:pPr>
+            <w:r>
+              <w:t xml:space="preserve"># io_load.sh - Скрипт для I/O-навантаження</w:t>
+            </w:r>
+          </w:p>
+          <w:p>
+            <w:pPr>
+              <w:pStyle w:val="SourceCode"/>
+              <w:spacing w:before="0" w:after="0" w:line="200" w:lineRule="auto"/>
+            </w:pPr>
+            <w:r>
+              <w:t xml:space="preserve">echo "PID: $$ - I/O load started"</w:t>
+            </w:r>
+          </w:p>
+          <w:p>
+            <w:pPr>
+              <w:pStyle w:val="SourceCode"/>
+              <w:spacing w:before="0" w:after="0" w:line="200" w:lineRule="auto"/>
+            </w:pPr>
+            <w:r>
+              <w:t xml:space="preserve">while true; do</w:t>
+            </w:r>
+          </w:p>
+          <w:p>
+            <w:pPr>
+              <w:pStyle w:val="SourceCode"/>
+              <w:spacing w:before="0" w:after="0" w:line="200" w:lineRule="auto"/>
+            </w:pPr>
+            <w:r>
+              <w:t xml:space="preserve">    dd if=/dev/zero of=/tmp/testfile_$$ bs=1M count=10 2&gt;/dev/null</w:t>
+            </w:r>
+          </w:p>
+          <w:p>
+            <w:pPr>
+              <w:pStyle w:val="SourceCode"/>
+              <w:spacing w:before="0" w:after="0" w:line="200" w:lineRule="auto"/>
+            </w:pPr>
+            <w:r>
+              <w:t xml:space="preserve">    rm -f /tmp/testfile_$$</w:t>
+            </w:r>
+          </w:p>
+          <w:p>
+            <w:pPr>
+              <w:pStyle w:val="SourceCode"/>
+              <w:spacing w:before="0" w:after="0" w:line="200" w:lineRule="auto"/>
+            </w:pPr>
+            <w:r>
+              <w:t xml:space="preserve">    sleep 1</w:t>
+            </w:r>
+          </w:p>
+          <w:p>
+            <w:pPr>
+              <w:pStyle w:val="SourceCode"/>
+              <w:spacing w:before="0" w:after="0" w:line="200" w:lineRule="auto"/>
+            </w:pPr>
+            <w:r>
+              <w:t xml:space="preserve">done</w:t>
+            </w:r>
+          </w:p>
+          <w:p>
+            <w:pPr>
+              <w:pStyle w:val="SourceCode"/>
+              <w:spacing w:before="0" w:after="0" w:line="200" w:lineRule="auto"/>
+            </w:pPr>
+            <w:r>
+              <w:t xml:space="preserve">EOF</w:t>
+            </w:r>
+          </w:p>
+          <w:p>
+            <w:pPr>
+              <w:pStyle w:val="SourceCode"/>
+              <w:spacing w:before="0" w:after="0" w:line="200" w:lineRule="auto"/>
+            </w:pPr>
+            <w:r>
+              <w:t xml:space="preserve">chmod +x io_load.sh</w:t>
+            </w:r>
+          </w:p>
+        </w:tc>
+      </w:tr>
+    </w:tbl>
+    <w:p>
+      <w:pPr>
+        <w:spacing w:before="0" w:after="0" w:line="120" w:lineRule="exact"/>
+        <w:rPr>
+          <w:sz w:val="4"/>
+          <w:szCs w:val="4"/>
+        </w:rPr>
+      </w:pPr>
     </w:p>
     <w:p>
       <w:pPr>
@@ -1022,159 +1316,208 @@
     </w:p>
     <w:p>
       <w:pPr>
-        <w:pStyle w:val="SourceCode"/>
-        <w:spacing w:before="120" w:after="0" w:line="200" w:lineRule="auto"/>
-      </w:pPr>
-      <w:r>
-        <w:t xml:space="preserve">cat &gt; parent_child.sh &lt;&lt; 'EOF'</w:t>
-      </w:r>
-    </w:p>
-    <w:p>
-      <w:pPr>
-        <w:pStyle w:val="SourceCode"/>
-        <w:spacing w:before="0" w:after="0" w:line="200" w:lineRule="auto"/>
-      </w:pPr>
-      <w:r>
-        <w:t xml:space="preserve">#!/bin/bash</w:t>
-      </w:r>
-    </w:p>
-    <w:p>
-      <w:pPr>
-        <w:pStyle w:val="SourceCode"/>
-        <w:spacing w:before="0" w:after="0" w:line="200" w:lineRule="auto"/>
-      </w:pPr>
-      <w:r>
-        <w:t xml:space="preserve"># parent_child.sh - Демонстрація батьківсько-дочірніх зв'язків</w:t>
-      </w:r>
-    </w:p>
-    <w:p>
-      <w:pPr>
-        <w:pStyle w:val="SourceCode"/>
-        <w:spacing w:before="0" w:after="0" w:line="200" w:lineRule="auto"/>
-      </w:pPr>
-      <w:r>
-        <w:t xml:space="preserve">echo "Parent PID: $$"</w:t>
-      </w:r>
-    </w:p>
-    <w:p>
-      <w:pPr>
-        <w:pStyle w:val="SourceCode"/>
-        <w:spacing w:before="0" w:after="0" w:line="200" w:lineRule="auto"/>
-      </w:pPr>
-    </w:p>
-    <w:p>
-      <w:pPr>
-        <w:pStyle w:val="SourceCode"/>
-        <w:spacing w:before="0" w:after="0" w:line="200" w:lineRule="auto"/>
-      </w:pPr>
-      <w:r>
-        <w:t xml:space="preserve"># Створюємо дочірні процеси</w:t>
-      </w:r>
-    </w:p>
-    <w:p>
-      <w:pPr>
-        <w:pStyle w:val="SourceCode"/>
-        <w:spacing w:before="0" w:after="0" w:line="200" w:lineRule="auto"/>
-      </w:pPr>
-      <w:r>
-        <w:t xml:space="preserve">for i in 1 2 3; do</w:t>
-      </w:r>
-    </w:p>
-    <w:p>
-      <w:pPr>
-        <w:pStyle w:val="SourceCode"/>
-        <w:spacing w:before="0" w:after="0" w:line="200" w:lineRule="auto"/>
-      </w:pPr>
-      <w:r>
-        <w:t xml:space="preserve">    (</w:t>
-      </w:r>
-    </w:p>
-    <w:p>
-      <w:pPr>
-        <w:pStyle w:val="SourceCode"/>
-        <w:spacing w:before="0" w:after="0" w:line="200" w:lineRule="auto"/>
-      </w:pPr>
-      <w:r>
-        <w:t xml:space="preserve">        echo "Child $i PID: $$ (Parent: $PPID)"</w:t>
-      </w:r>
-    </w:p>
-    <w:p>
-      <w:pPr>
-        <w:pStyle w:val="SourceCode"/>
-        <w:spacing w:before="0" w:after="0" w:line="200" w:lineRule="auto"/>
-      </w:pPr>
-      <w:r>
-        <w:t xml:space="preserve">        sleep 300</w:t>
-      </w:r>
-    </w:p>
-    <w:p>
-      <w:pPr>
-        <w:pStyle w:val="SourceCode"/>
-        <w:spacing w:before="0" w:after="0" w:line="200" w:lineRule="auto"/>
-      </w:pPr>
-      <w:r>
-        <w:t xml:space="preserve">    ) &amp;</w:t>
-      </w:r>
-    </w:p>
-    <w:p>
-      <w:pPr>
-        <w:pStyle w:val="SourceCode"/>
-        <w:spacing w:before="0" w:after="0" w:line="200" w:lineRule="auto"/>
-      </w:pPr>
-      <w:r>
-        <w:t xml:space="preserve">done</w:t>
-      </w:r>
-    </w:p>
-    <w:p>
-      <w:pPr>
-        <w:pStyle w:val="SourceCode"/>
-        <w:spacing w:before="0" w:after="0" w:line="200" w:lineRule="auto"/>
-      </w:pPr>
-    </w:p>
-    <w:p>
-      <w:pPr>
-        <w:pStyle w:val="SourceCode"/>
-        <w:spacing w:before="0" w:after="0" w:line="200" w:lineRule="auto"/>
-      </w:pPr>
-      <w:r>
-        <w:t xml:space="preserve">echo "Parent waiting for children..."</w:t>
-      </w:r>
-    </w:p>
-    <w:p>
-      <w:pPr>
-        <w:pStyle w:val="SourceCode"/>
-        <w:spacing w:before="0" w:after="0" w:line="200" w:lineRule="auto"/>
-      </w:pPr>
-      <w:r>
-        <w:t xml:space="preserve">wait</w:t>
-      </w:r>
-    </w:p>
-    <w:p>
-      <w:pPr>
-        <w:pStyle w:val="SourceCode"/>
-        <w:spacing w:before="0" w:after="0" w:line="200" w:lineRule="auto"/>
-      </w:pPr>
-      <w:r>
-        <w:t xml:space="preserve">echo "All children finished"</w:t>
-      </w:r>
-    </w:p>
-    <w:p>
-      <w:pPr>
-        <w:pStyle w:val="SourceCode"/>
-        <w:spacing w:before="0" w:after="0" w:line="200" w:lineRule="auto"/>
-      </w:pPr>
-      <w:r>
-        <w:t xml:space="preserve">EOF</w:t>
-      </w:r>
-    </w:p>
-    <w:p>
-      <w:pPr>
-        <w:pStyle w:val="SourceCode"/>
-        <w:spacing w:before="0" w:after="120" w:line="200" w:lineRule="auto"/>
-      </w:pPr>
-      <w:r>
-        <w:t xml:space="preserve">chmod +x parent_child.sh</w:t>
-      </w:r>
+        <w:spacing w:before="0" w:after="0" w:line="120" w:lineRule="exact"/>
+        <w:rPr>
+          <w:sz w:val="4"/>
+          <w:szCs w:val="4"/>
+        </w:rPr>
+      </w:pPr>
+    </w:p>
+    <w:tbl>
+      <w:tblPr>
+        <w:tblStyle w:val="SourceCodeTable"/>
+        <w:tblW w:type="dxa" w:w="9637"/>
+        <w:tblInd w:w="0" w:type="dxa"/>
+        <w:tblBorders>
+          <w:top w:color="BFBFBF" w:space="0" w:sz="4" w:val="single"/>
+          <w:left w:color="BFBFBF" w:space="0" w:sz="4" w:val="single"/>
+          <w:bottom w:color="BFBFBF" w:space="0" w:sz="4" w:val="single"/>
+          <w:right w:color="BFBFBF" w:space="0" w:sz="4" w:val="single"/>
+        </w:tblBorders>
+        <w:tblLayout w:type="fixed"/>
+        <w:tblCellMar>
+          <w:top w:type="dxa" w:w="113"/>
+          <w:left w:type="dxa" w:w="113"/>
+          <w:bottom w:type="dxa" w:w="113"/>
+          <w:right w:type="dxa" w:w="113"/>
+        </w:tblCellMar>
+        <w:tblLook w:val="0000" w:firstRow="0" w:lastRow="0" w:firstColumn="0" w:lastColumn="0" w:noHBand="1" w:noVBand="1"/>
+      </w:tblPr>
+      <w:tblGrid>
+        <w:gridCol w:w="9637"/>
+      </w:tblGrid>
+      <w:tr>
+        <w:tc>
+          <w:tcPr>
+            <w:tcW w:type="dxa" w:w="9637"/>
+          </w:tcPr>
+          <w:p>
+            <w:pPr>
+              <w:pStyle w:val="SourceCode"/>
+              <w:spacing w:before="0" w:after="0" w:line="200" w:lineRule="auto"/>
+            </w:pPr>
+            <w:r>
+              <w:t xml:space="preserve">cat &gt; parent_child.sh &lt;&lt; 'EOF'</w:t>
+            </w:r>
+          </w:p>
+          <w:p>
+            <w:pPr>
+              <w:pStyle w:val="SourceCode"/>
+              <w:spacing w:before="0" w:after="0" w:line="200" w:lineRule="auto"/>
+            </w:pPr>
+            <w:r>
+              <w:t xml:space="preserve">#!/bin/bash</w:t>
+            </w:r>
+          </w:p>
+          <w:p>
+            <w:pPr>
+              <w:pStyle w:val="SourceCode"/>
+              <w:spacing w:before="0" w:after="0" w:line="200" w:lineRule="auto"/>
+            </w:pPr>
+            <w:r>
+              <w:t xml:space="preserve"># parent_child.sh - Демонстрація батьківсько-дочірніх зв'язків</w:t>
+            </w:r>
+          </w:p>
+          <w:p>
+            <w:pPr>
+              <w:pStyle w:val="SourceCode"/>
+              <w:spacing w:before="0" w:after="0" w:line="200" w:lineRule="auto"/>
+            </w:pPr>
+            <w:r>
+              <w:t xml:space="preserve">echo "Parent PID: $$"</w:t>
+            </w:r>
+          </w:p>
+          <w:p>
+            <w:pPr>
+              <w:pStyle w:val="SourceCode"/>
+              <w:spacing w:before="0" w:after="0" w:line="200" w:lineRule="auto"/>
+            </w:pPr>
+          </w:p>
+          <w:p>
+            <w:pPr>
+              <w:pStyle w:val="SourceCode"/>
+              <w:spacing w:before="0" w:after="0" w:line="200" w:lineRule="auto"/>
+            </w:pPr>
+            <w:r>
+              <w:t xml:space="preserve"># Створюємо дочірні процеси</w:t>
+            </w:r>
+          </w:p>
+          <w:p>
+            <w:pPr>
+              <w:pStyle w:val="SourceCode"/>
+              <w:spacing w:before="0" w:after="0" w:line="200" w:lineRule="auto"/>
+            </w:pPr>
+            <w:r>
+              <w:t xml:space="preserve">for i in 1 2 3; do</w:t>
+            </w:r>
+          </w:p>
+          <w:p>
+            <w:pPr>
+              <w:pStyle w:val="SourceCode"/>
+              <w:spacing w:before="0" w:after="0" w:line="200" w:lineRule="auto"/>
+            </w:pPr>
+            <w:r>
+              <w:t xml:space="preserve">    (</w:t>
+            </w:r>
+          </w:p>
+          <w:p>
+            <w:pPr>
+              <w:pStyle w:val="SourceCode"/>
+              <w:spacing w:before="0" w:after="0" w:line="200" w:lineRule="auto"/>
+            </w:pPr>
+            <w:r>
+              <w:t xml:space="preserve">        echo "Child $i PID: $$ (Parent: $PPID)"</w:t>
+            </w:r>
+          </w:p>
+          <w:p>
+            <w:pPr>
+              <w:pStyle w:val="SourceCode"/>
+              <w:spacing w:before="0" w:after="0" w:line="200" w:lineRule="auto"/>
+            </w:pPr>
+            <w:r>
+              <w:t xml:space="preserve">        sleep 300</w:t>
+            </w:r>
+          </w:p>
+          <w:p>
+            <w:pPr>
+              <w:pStyle w:val="SourceCode"/>
+              <w:spacing w:before="0" w:after="0" w:line="200" w:lineRule="auto"/>
+            </w:pPr>
+            <w:r>
+              <w:t xml:space="preserve">    ) &amp;</w:t>
+            </w:r>
+          </w:p>
+          <w:p>
+            <w:pPr>
+              <w:pStyle w:val="SourceCode"/>
+              <w:spacing w:before="0" w:after="0" w:line="200" w:lineRule="auto"/>
+            </w:pPr>
+            <w:r>
+              <w:t xml:space="preserve">done</w:t>
+            </w:r>
+          </w:p>
+          <w:p>
+            <w:pPr>
+              <w:pStyle w:val="SourceCode"/>
+              <w:spacing w:before="0" w:after="0" w:line="200" w:lineRule="auto"/>
+            </w:pPr>
+          </w:p>
+          <w:p>
+            <w:pPr>
+              <w:pStyle w:val="SourceCode"/>
+              <w:spacing w:before="0" w:after="0" w:line="200" w:lineRule="auto"/>
+            </w:pPr>
+            <w:r>
+              <w:t xml:space="preserve">echo "Parent waiting for children..."</w:t>
+            </w:r>
+          </w:p>
+          <w:p>
+            <w:pPr>
+              <w:pStyle w:val="SourceCode"/>
+              <w:spacing w:before="0" w:after="0" w:line="200" w:lineRule="auto"/>
+            </w:pPr>
+            <w:r>
+              <w:t xml:space="preserve">wait</w:t>
+            </w:r>
+          </w:p>
+          <w:p>
+            <w:pPr>
+              <w:pStyle w:val="SourceCode"/>
+              <w:spacing w:before="0" w:after="0" w:line="200" w:lineRule="auto"/>
+            </w:pPr>
+            <w:r>
+              <w:t xml:space="preserve">echo "All children finished"</w:t>
+            </w:r>
+          </w:p>
+          <w:p>
+            <w:pPr>
+              <w:pStyle w:val="SourceCode"/>
+              <w:spacing w:before="0" w:after="0" w:line="200" w:lineRule="auto"/>
+            </w:pPr>
+            <w:r>
+              <w:t xml:space="preserve">EOF</w:t>
+            </w:r>
+          </w:p>
+          <w:p>
+            <w:pPr>
+              <w:pStyle w:val="SourceCode"/>
+              <w:spacing w:before="0" w:after="0" w:line="200" w:lineRule="auto"/>
+            </w:pPr>
+            <w:r>
+              <w:t xml:space="preserve">chmod +x parent_child.sh</w:t>
+            </w:r>
+          </w:p>
+        </w:tc>
+      </w:tr>
+    </w:tbl>
+    <w:p>
+      <w:pPr>
+        <w:spacing w:before="0" w:after="0" w:line="120" w:lineRule="exact"/>
+        <w:rPr>
+          <w:sz w:val="4"/>
+          <w:szCs w:val="4"/>
+        </w:rPr>
+      </w:pPr>
     </w:p>
     <w:bookmarkEnd w:id="13"/>
     <w:bookmarkStart w:id="17" w:name="крок-3.-перегляд-процесів"/>
@@ -1197,165 +1540,312 @@
     </w:p>
     <w:p>
       <w:pPr>
-        <w:pStyle w:val="SourceCode"/>
-        <w:spacing w:before="120" w:after="0" w:line="200" w:lineRule="auto"/>
-      </w:pPr>
-      <w:r>
-        <w:t xml:space="preserve"># 1. Подивіться процеси поточного терміналу</w:t>
-      </w:r>
-    </w:p>
-    <w:p>
-      <w:pPr>
-        <w:pStyle w:val="SourceCode"/>
-        <w:spacing w:before="0" w:after="0" w:line="200" w:lineRule="auto"/>
-      </w:pPr>
-      <w:r>
-        <w:t xml:space="preserve">ps</w:t>
-      </w:r>
-    </w:p>
-    <w:p>
-      <w:pPr>
-        <w:pStyle w:val="SourceCode"/>
-        <w:spacing w:before="0" w:after="0" w:line="200" w:lineRule="auto"/>
-      </w:pPr>
-    </w:p>
-    <w:p>
-      <w:pPr>
-        <w:pStyle w:val="SourceCode"/>
-        <w:spacing w:before="0" w:after="0" w:line="200" w:lineRule="auto"/>
-      </w:pPr>
-      <w:r>
-        <w:t xml:space="preserve"># Запишіть у звіт:</w:t>
-      </w:r>
-    </w:p>
-    <w:p>
-      <w:pPr>
-        <w:pStyle w:val="SourceCode"/>
-        <w:spacing w:before="0" w:after="0" w:line="200" w:lineRule="auto"/>
-      </w:pPr>
-      <w:r>
-        <w:t xml:space="preserve"># - Що означають колонки PID, TTY, TIME, CMD?</w:t>
-      </w:r>
-    </w:p>
-    <w:p>
-      <w:pPr>
-        <w:pStyle w:val="SourceCode"/>
-        <w:spacing w:before="0" w:after="120" w:line="200" w:lineRule="auto"/>
-      </w:pPr>
-      <w:r>
-        <w:t xml:space="preserve"># - Який PID у вашого bash/zsh процесу?</w:t>
-      </w:r>
-    </w:p>
-    <w:p>
-      <w:pPr>
-        <w:pStyle w:val="SourceCode"/>
-        <w:spacing w:before="120" w:after="0" w:line="200" w:lineRule="auto"/>
-      </w:pPr>
-      <w:r>
-        <w:t xml:space="preserve"># 2. Подивіться ВСІ процеси в системі</w:t>
-      </w:r>
-    </w:p>
-    <w:p>
-      <w:pPr>
-        <w:pStyle w:val="SourceCode"/>
-        <w:spacing w:before="0" w:after="0" w:line="200" w:lineRule="auto"/>
-      </w:pPr>
-      <w:r>
-        <w:t xml:space="preserve">ps aux</w:t>
-      </w:r>
-    </w:p>
-    <w:p>
-      <w:pPr>
-        <w:pStyle w:val="SourceCode"/>
-        <w:spacing w:before="0" w:after="0" w:line="200" w:lineRule="auto"/>
-      </w:pPr>
-    </w:p>
-    <w:p>
-      <w:pPr>
-        <w:pStyle w:val="SourceCode"/>
-        <w:spacing w:before="0" w:after="0" w:line="200" w:lineRule="auto"/>
-      </w:pPr>
-      <w:r>
-        <w:t xml:space="preserve"># Знайдіть і запишіть:</w:t>
-      </w:r>
-    </w:p>
-    <w:p>
-      <w:pPr>
-        <w:pStyle w:val="SourceCode"/>
-        <w:spacing w:before="0" w:after="0" w:line="200" w:lineRule="auto"/>
-      </w:pPr>
-      <w:r>
-        <w:t xml:space="preserve"># - Загальну кількість процесів (підказка: ps aux | wc -l)</w:t>
-      </w:r>
-    </w:p>
-    <w:p>
-      <w:pPr>
-        <w:pStyle w:val="SourceCode"/>
-        <w:spacing w:before="0" w:after="0" w:line="200" w:lineRule="auto"/>
-      </w:pPr>
-      <w:r>
-        <w:t xml:space="preserve"># - Процес з найбільшим %MEM</w:t>
-      </w:r>
-    </w:p>
-    <w:p>
-      <w:pPr>
-        <w:pStyle w:val="SourceCode"/>
-        <w:spacing w:before="0" w:after="0" w:line="200" w:lineRule="auto"/>
-      </w:pPr>
-      <w:r>
-        <w:t xml:space="preserve"># - Процес з найбільшим %CPU</w:t>
-      </w:r>
-    </w:p>
-    <w:p>
-      <w:pPr>
-        <w:pStyle w:val="SourceCode"/>
-        <w:spacing w:before="0" w:after="120" w:line="200" w:lineRule="auto"/>
-      </w:pPr>
-      <w:r>
-        <w:t xml:space="preserve"># - Процеси користувача root (скільки їх?)</w:t>
-      </w:r>
-    </w:p>
-    <w:p>
-      <w:pPr>
-        <w:pStyle w:val="SourceCode"/>
-        <w:spacing w:before="120" w:after="0" w:line="200" w:lineRule="auto"/>
-      </w:pPr>
-      <w:r>
-        <w:t xml:space="preserve"># 3. Відфільтруйте процеси за користувачем</w:t>
-      </w:r>
-    </w:p>
-    <w:p>
-      <w:pPr>
-        <w:pStyle w:val="SourceCode"/>
-        <w:spacing w:before="0" w:after="0" w:line="200" w:lineRule="auto"/>
-      </w:pPr>
-      <w:r>
-        <w:t xml:space="preserve">ps -u $USER</w:t>
-      </w:r>
-    </w:p>
-    <w:p>
-      <w:pPr>
-        <w:pStyle w:val="SourceCode"/>
-        <w:spacing w:before="0" w:after="0" w:line="200" w:lineRule="auto"/>
-      </w:pPr>
-    </w:p>
-    <w:p>
-      <w:pPr>
-        <w:pStyle w:val="SourceCode"/>
-        <w:spacing w:before="0" w:after="0" w:line="200" w:lineRule="auto"/>
-      </w:pPr>
-      <w:r>
-        <w:t xml:space="preserve"># Підрахуйте кількість ваших процесів</w:t>
-      </w:r>
-    </w:p>
-    <w:p>
-      <w:pPr>
-        <w:pStyle w:val="SourceCode"/>
-        <w:spacing w:before="0" w:after="120" w:line="200" w:lineRule="auto"/>
-      </w:pPr>
-      <w:r>
-        <w:t xml:space="preserve">ps -u $USER | wc -l</w:t>
-      </w:r>
+        <w:spacing w:before="0" w:after="0" w:line="120" w:lineRule="exact"/>
+        <w:rPr>
+          <w:sz w:val="4"/>
+          <w:szCs w:val="4"/>
+        </w:rPr>
+      </w:pPr>
+    </w:p>
+    <w:tbl>
+      <w:tblPr>
+        <w:tblStyle w:val="SourceCodeTable"/>
+        <w:tblW w:type="dxa" w:w="9637"/>
+        <w:tblInd w:w="0" w:type="dxa"/>
+        <w:tblBorders>
+          <w:top w:color="BFBFBF" w:space="0" w:sz="4" w:val="single"/>
+          <w:left w:color="BFBFBF" w:space="0" w:sz="4" w:val="single"/>
+          <w:bottom w:color="BFBFBF" w:space="0" w:sz="4" w:val="single"/>
+          <w:right w:color="BFBFBF" w:space="0" w:sz="4" w:val="single"/>
+        </w:tblBorders>
+        <w:tblLayout w:type="fixed"/>
+        <w:tblCellMar>
+          <w:top w:type="dxa" w:w="113"/>
+          <w:left w:type="dxa" w:w="113"/>
+          <w:bottom w:type="dxa" w:w="113"/>
+          <w:right w:type="dxa" w:w="113"/>
+        </w:tblCellMar>
+        <w:tblLook w:val="0000" w:firstRow="0" w:lastRow="0" w:firstColumn="0" w:lastColumn="0" w:noHBand="1" w:noVBand="1"/>
+      </w:tblPr>
+      <w:tblGrid>
+        <w:gridCol w:w="9637"/>
+      </w:tblGrid>
+      <w:tr>
+        <w:tc>
+          <w:tcPr>
+            <w:tcW w:type="dxa" w:w="9637"/>
+          </w:tcPr>
+          <w:p>
+            <w:pPr>
+              <w:pStyle w:val="SourceCode"/>
+              <w:spacing w:before="0" w:after="0" w:line="200" w:lineRule="auto"/>
+            </w:pPr>
+            <w:r>
+              <w:t xml:space="preserve"># 1. Подивіться процеси поточного терміналу</w:t>
+            </w:r>
+          </w:p>
+          <w:p>
+            <w:pPr>
+              <w:pStyle w:val="SourceCode"/>
+              <w:spacing w:before="0" w:after="0" w:line="200" w:lineRule="auto"/>
+            </w:pPr>
+            <w:r>
+              <w:t xml:space="preserve">ps</w:t>
+            </w:r>
+          </w:p>
+          <w:p>
+            <w:pPr>
+              <w:pStyle w:val="SourceCode"/>
+              <w:spacing w:before="0" w:after="0" w:line="200" w:lineRule="auto"/>
+            </w:pPr>
+          </w:p>
+          <w:p>
+            <w:pPr>
+              <w:pStyle w:val="SourceCode"/>
+              <w:spacing w:before="0" w:after="0" w:line="200" w:lineRule="auto"/>
+            </w:pPr>
+            <w:r>
+              <w:t xml:space="preserve"># Запишіть у звіт:</w:t>
+            </w:r>
+          </w:p>
+          <w:p>
+            <w:pPr>
+              <w:pStyle w:val="SourceCode"/>
+              <w:spacing w:before="0" w:after="0" w:line="200" w:lineRule="auto"/>
+            </w:pPr>
+            <w:r>
+              <w:t xml:space="preserve"># - Що означають колонки PID, TTY, TIME, CMD?</w:t>
+            </w:r>
+          </w:p>
+          <w:p>
+            <w:pPr>
+              <w:pStyle w:val="SourceCode"/>
+              <w:spacing w:before="0" w:after="0" w:line="200" w:lineRule="auto"/>
+            </w:pPr>
+            <w:r>
+              <w:t xml:space="preserve"># - Який PID у вашого bash/zsh процесу?</w:t>
+            </w:r>
+          </w:p>
+        </w:tc>
+      </w:tr>
+    </w:tbl>
+    <w:p>
+      <w:pPr>
+        <w:spacing w:before="0" w:after="0" w:line="120" w:lineRule="exact"/>
+        <w:rPr>
+          <w:sz w:val="4"/>
+          <w:szCs w:val="4"/>
+        </w:rPr>
+      </w:pPr>
+    </w:p>
+    <w:p>
+      <w:pPr>
+        <w:spacing w:before="0" w:after="0" w:line="120" w:lineRule="exact"/>
+        <w:rPr>
+          <w:sz w:val="4"/>
+          <w:szCs w:val="4"/>
+        </w:rPr>
+      </w:pPr>
+    </w:p>
+    <w:tbl>
+      <w:tblPr>
+        <w:tblStyle w:val="SourceCodeTable"/>
+        <w:tblW w:type="dxa" w:w="9637"/>
+        <w:tblInd w:w="0" w:type="dxa"/>
+        <w:tblBorders>
+          <w:top w:color="BFBFBF" w:space="0" w:sz="4" w:val="single"/>
+          <w:left w:color="BFBFBF" w:space="0" w:sz="4" w:val="single"/>
+          <w:bottom w:color="BFBFBF" w:space="0" w:sz="4" w:val="single"/>
+          <w:right w:color="BFBFBF" w:space="0" w:sz="4" w:val="single"/>
+        </w:tblBorders>
+        <w:tblLayout w:type="fixed"/>
+        <w:tblCellMar>
+          <w:top w:type="dxa" w:w="113"/>
+          <w:left w:type="dxa" w:w="113"/>
+          <w:bottom w:type="dxa" w:w="113"/>
+          <w:right w:type="dxa" w:w="113"/>
+        </w:tblCellMar>
+        <w:tblLook w:val="0000" w:firstRow="0" w:lastRow="0" w:firstColumn="0" w:lastColumn="0" w:noHBand="1" w:noVBand="1"/>
+      </w:tblPr>
+      <w:tblGrid>
+        <w:gridCol w:w="9637"/>
+      </w:tblGrid>
+      <w:tr>
+        <w:tc>
+          <w:tcPr>
+            <w:tcW w:type="dxa" w:w="9637"/>
+          </w:tcPr>
+          <w:p>
+            <w:pPr>
+              <w:pStyle w:val="SourceCode"/>
+              <w:spacing w:before="0" w:after="0" w:line="200" w:lineRule="auto"/>
+            </w:pPr>
+            <w:r>
+              <w:t xml:space="preserve"># 2. Подивіться ВСІ процеси в системі</w:t>
+            </w:r>
+          </w:p>
+          <w:p>
+            <w:pPr>
+              <w:pStyle w:val="SourceCode"/>
+              <w:spacing w:before="0" w:after="0" w:line="200" w:lineRule="auto"/>
+            </w:pPr>
+            <w:r>
+              <w:t xml:space="preserve">ps aux</w:t>
+            </w:r>
+          </w:p>
+          <w:p>
+            <w:pPr>
+              <w:pStyle w:val="SourceCode"/>
+              <w:spacing w:before="0" w:after="0" w:line="200" w:lineRule="auto"/>
+            </w:pPr>
+          </w:p>
+          <w:p>
+            <w:pPr>
+              <w:pStyle w:val="SourceCode"/>
+              <w:spacing w:before="0" w:after="0" w:line="200" w:lineRule="auto"/>
+            </w:pPr>
+            <w:r>
+              <w:t xml:space="preserve"># Знайдіть і запишіть:</w:t>
+            </w:r>
+          </w:p>
+          <w:p>
+            <w:pPr>
+              <w:pStyle w:val="SourceCode"/>
+              <w:spacing w:before="0" w:after="0" w:line="200" w:lineRule="auto"/>
+            </w:pPr>
+            <w:r>
+              <w:t xml:space="preserve"># - Загальну кількість процесів (підказка: ps aux | wc -l)</w:t>
+            </w:r>
+          </w:p>
+          <w:p>
+            <w:pPr>
+              <w:pStyle w:val="SourceCode"/>
+              <w:spacing w:before="0" w:after="0" w:line="200" w:lineRule="auto"/>
+            </w:pPr>
+            <w:r>
+              <w:t xml:space="preserve"># - Процес з найбільшим %MEM</w:t>
+            </w:r>
+          </w:p>
+          <w:p>
+            <w:pPr>
+              <w:pStyle w:val="SourceCode"/>
+              <w:spacing w:before="0" w:after="0" w:line="200" w:lineRule="auto"/>
+            </w:pPr>
+            <w:r>
+              <w:t xml:space="preserve"># - Процес з найбільшим %CPU</w:t>
+            </w:r>
+          </w:p>
+          <w:p>
+            <w:pPr>
+              <w:pStyle w:val="SourceCode"/>
+              <w:spacing w:before="0" w:after="0" w:line="200" w:lineRule="auto"/>
+            </w:pPr>
+            <w:r>
+              <w:t xml:space="preserve"># - Процеси користувача root (скільки їх?)</w:t>
+            </w:r>
+          </w:p>
+        </w:tc>
+      </w:tr>
+    </w:tbl>
+    <w:p>
+      <w:pPr>
+        <w:spacing w:before="0" w:after="0" w:line="120" w:lineRule="exact"/>
+        <w:rPr>
+          <w:sz w:val="4"/>
+          <w:szCs w:val="4"/>
+        </w:rPr>
+      </w:pPr>
+    </w:p>
+    <w:p>
+      <w:pPr>
+        <w:spacing w:before="0" w:after="0" w:line="120" w:lineRule="exact"/>
+        <w:rPr>
+          <w:sz w:val="4"/>
+          <w:szCs w:val="4"/>
+        </w:rPr>
+      </w:pPr>
+    </w:p>
+    <w:tbl>
+      <w:tblPr>
+        <w:tblStyle w:val="SourceCodeTable"/>
+        <w:tblW w:type="dxa" w:w="9637"/>
+        <w:tblInd w:w="0" w:type="dxa"/>
+        <w:tblBorders>
+          <w:top w:color="BFBFBF" w:space="0" w:sz="4" w:val="single"/>
+          <w:left w:color="BFBFBF" w:space="0" w:sz="4" w:val="single"/>
+          <w:bottom w:color="BFBFBF" w:space="0" w:sz="4" w:val="single"/>
+          <w:right w:color="BFBFBF" w:space="0" w:sz="4" w:val="single"/>
+        </w:tblBorders>
+        <w:tblLayout w:type="fixed"/>
+        <w:tblCellMar>
+          <w:top w:type="dxa" w:w="113"/>
+          <w:left w:type="dxa" w:w="113"/>
+          <w:bottom w:type="dxa" w:w="113"/>
+          <w:right w:type="dxa" w:w="113"/>
+        </w:tblCellMar>
+        <w:tblLook w:val="0000" w:firstRow="0" w:lastRow="0" w:firstColumn="0" w:lastColumn="0" w:noHBand="1" w:noVBand="1"/>
+      </w:tblPr>
+      <w:tblGrid>
+        <w:gridCol w:w="9637"/>
+      </w:tblGrid>
+      <w:tr>
+        <w:tc>
+          <w:tcPr>
+            <w:tcW w:type="dxa" w:w="9637"/>
+          </w:tcPr>
+          <w:p>
+            <w:pPr>
+              <w:pStyle w:val="SourceCode"/>
+              <w:spacing w:before="0" w:after="0" w:line="200" w:lineRule="auto"/>
+            </w:pPr>
+            <w:r>
+              <w:t xml:space="preserve"># 3. Відфільтруйте процеси за користувачем</w:t>
+            </w:r>
+          </w:p>
+          <w:p>
+            <w:pPr>
+              <w:pStyle w:val="SourceCode"/>
+              <w:spacing w:before="0" w:after="0" w:line="200" w:lineRule="auto"/>
+            </w:pPr>
+            <w:r>
+              <w:t xml:space="preserve">ps -u $USER</w:t>
+            </w:r>
+          </w:p>
+          <w:p>
+            <w:pPr>
+              <w:pStyle w:val="SourceCode"/>
+              <w:spacing w:before="0" w:after="0" w:line="200" w:lineRule="auto"/>
+            </w:pPr>
+          </w:p>
+          <w:p>
+            <w:pPr>
+              <w:pStyle w:val="SourceCode"/>
+              <w:spacing w:before="0" w:after="0" w:line="200" w:lineRule="auto"/>
+            </w:pPr>
+            <w:r>
+              <w:t xml:space="preserve"># Підрахуйте кількість ваших процесів</w:t>
+            </w:r>
+          </w:p>
+          <w:p>
+            <w:pPr>
+              <w:pStyle w:val="SourceCode"/>
+              <w:spacing w:before="0" w:after="0" w:line="200" w:lineRule="auto"/>
+            </w:pPr>
+            <w:r>
+              <w:t xml:space="preserve">ps -u $USER | wc -l</w:t>
+            </w:r>
+          </w:p>
+        </w:tc>
+      </w:tr>
+    </w:tbl>
+    <w:p>
+      <w:pPr>
+        <w:spacing w:before="0" w:after="0" w:line="120" w:lineRule="exact"/>
+        <w:rPr>
+          <w:sz w:val="4"/>
+          <w:szCs w:val="4"/>
+        </w:rPr>
+      </w:pPr>
     </w:p>
     <w:bookmarkEnd w:id="14"/>
     <w:bookmarkStart w:id="15" w:name="дерево-процесів"/>
@@ -1369,129 +1859,227 @@
     </w:p>
     <w:p>
       <w:pPr>
-        <w:pStyle w:val="SourceCode"/>
-        <w:spacing w:before="120" w:after="0" w:line="200" w:lineRule="auto"/>
-      </w:pPr>
-      <w:r>
-        <w:t xml:space="preserve"># 1. Подивіться дерево всіх процесів</w:t>
-      </w:r>
-    </w:p>
-    <w:p>
-      <w:pPr>
-        <w:pStyle w:val="SourceCode"/>
-        <w:spacing w:before="0" w:after="0" w:line="200" w:lineRule="auto"/>
-      </w:pPr>
-      <w:r>
-        <w:t xml:space="preserve">pstree</w:t>
-      </w:r>
-    </w:p>
-    <w:p>
-      <w:pPr>
-        <w:pStyle w:val="SourceCode"/>
-        <w:spacing w:before="0" w:after="0" w:line="200" w:lineRule="auto"/>
-      </w:pPr>
-    </w:p>
-    <w:p>
-      <w:pPr>
-        <w:pStyle w:val="SourceCode"/>
-        <w:spacing w:before="0" w:after="0" w:line="200" w:lineRule="auto"/>
-      </w:pPr>
-      <w:r>
-        <w:t xml:space="preserve"># 2. Подивіться дерево з PID</w:t>
-      </w:r>
-    </w:p>
-    <w:p>
-      <w:pPr>
-        <w:pStyle w:val="SourceCode"/>
-        <w:spacing w:before="0" w:after="0" w:line="200" w:lineRule="auto"/>
-      </w:pPr>
-      <w:r>
-        <w:t xml:space="preserve">pstree -p</w:t>
-      </w:r>
-    </w:p>
-    <w:p>
-      <w:pPr>
-        <w:pStyle w:val="SourceCode"/>
-        <w:spacing w:before="0" w:after="0" w:line="200" w:lineRule="auto"/>
-      </w:pPr>
-    </w:p>
-    <w:p>
-      <w:pPr>
-        <w:pStyle w:val="SourceCode"/>
-        <w:spacing w:before="0" w:after="0" w:line="200" w:lineRule="auto"/>
-      </w:pPr>
-      <w:r>
-        <w:t xml:space="preserve"># 3. Подивіться дерево від конкретного процесу (systemd або init)</w:t>
-      </w:r>
-    </w:p>
-    <w:p>
-      <w:pPr>
-        <w:pStyle w:val="SourceCode"/>
-        <w:spacing w:before="0" w:after="120" w:line="200" w:lineRule="auto"/>
-      </w:pPr>
-      <w:r>
-        <w:t xml:space="preserve">pstree -p 1</w:t>
-      </w:r>
-    </w:p>
-    <w:p>
-      <w:pPr>
-        <w:pStyle w:val="SourceCode"/>
-        <w:spacing w:before="120" w:after="0" w:line="200" w:lineRule="auto"/>
-      </w:pPr>
-      <w:r>
-        <w:t xml:space="preserve"># 4. Запустіть тестовий скрипт і подивіться ієрархію</w:t>
-      </w:r>
-    </w:p>
-    <w:p>
-      <w:pPr>
-        <w:pStyle w:val="SourceCode"/>
-        <w:spacing w:before="0" w:after="0" w:line="200" w:lineRule="auto"/>
-      </w:pPr>
-      <w:r>
-        <w:t xml:space="preserve">./parent_child.sh &amp;</w:t>
-      </w:r>
-    </w:p>
-    <w:p>
-      <w:pPr>
-        <w:pStyle w:val="SourceCode"/>
-        <w:spacing w:before="0" w:after="0" w:line="200" w:lineRule="auto"/>
-      </w:pPr>
-      <w:r>
-        <w:t xml:space="preserve">sleep 2</w:t>
-      </w:r>
-    </w:p>
-    <w:p>
-      <w:pPr>
-        <w:pStyle w:val="SourceCode"/>
-        <w:spacing w:before="0" w:after="0" w:line="200" w:lineRule="auto"/>
-      </w:pPr>
-      <w:r>
-        <w:t xml:space="preserve">pstree -p $$</w:t>
-      </w:r>
-    </w:p>
-    <w:p>
-      <w:pPr>
-        <w:pStyle w:val="SourceCode"/>
-        <w:spacing w:before="0" w:after="0" w:line="200" w:lineRule="auto"/>
-      </w:pPr>
-    </w:p>
-    <w:p>
-      <w:pPr>
-        <w:pStyle w:val="SourceCode"/>
-        <w:spacing w:before="0" w:after="0" w:line="200" w:lineRule="auto"/>
-      </w:pPr>
-      <w:r>
-        <w:t xml:space="preserve"># Знайдіть в дереві ваш скрипт та його дочірні процеси</w:t>
-      </w:r>
-    </w:p>
-    <w:p>
-      <w:pPr>
-        <w:pStyle w:val="SourceCode"/>
-        <w:spacing w:before="0" w:after="120" w:line="200" w:lineRule="auto"/>
-      </w:pPr>
-      <w:r>
-        <w:t xml:space="preserve"># Запишіть PID батьківського та дочірніх процесів</w:t>
-      </w:r>
+        <w:spacing w:before="0" w:after="0" w:line="120" w:lineRule="exact"/>
+        <w:rPr>
+          <w:sz w:val="4"/>
+          <w:szCs w:val="4"/>
+        </w:rPr>
+      </w:pPr>
+    </w:p>
+    <w:tbl>
+      <w:tblPr>
+        <w:tblStyle w:val="SourceCodeTable"/>
+        <w:tblW w:type="dxa" w:w="9637"/>
+        <w:tblInd w:w="0" w:type="dxa"/>
+        <w:tblBorders>
+          <w:top w:color="BFBFBF" w:space="0" w:sz="4" w:val="single"/>
+          <w:left w:color="BFBFBF" w:space="0" w:sz="4" w:val="single"/>
+          <w:bottom w:color="BFBFBF" w:space="0" w:sz="4" w:val="single"/>
+          <w:right w:color="BFBFBF" w:space="0" w:sz="4" w:val="single"/>
+        </w:tblBorders>
+        <w:tblLayout w:type="fixed"/>
+        <w:tblCellMar>
+          <w:top w:type="dxa" w:w="113"/>
+          <w:left w:type="dxa" w:w="113"/>
+          <w:bottom w:type="dxa" w:w="113"/>
+          <w:right w:type="dxa" w:w="113"/>
+        </w:tblCellMar>
+        <w:tblLook w:val="0000" w:firstRow="0" w:lastRow="0" w:firstColumn="0" w:lastColumn="0" w:noHBand="1" w:noVBand="1"/>
+      </w:tblPr>
+      <w:tblGrid>
+        <w:gridCol w:w="9637"/>
+      </w:tblGrid>
+      <w:tr>
+        <w:tc>
+          <w:tcPr>
+            <w:tcW w:type="dxa" w:w="9637"/>
+          </w:tcPr>
+          <w:p>
+            <w:pPr>
+              <w:pStyle w:val="SourceCode"/>
+              <w:spacing w:before="0" w:after="0" w:line="200" w:lineRule="auto"/>
+            </w:pPr>
+            <w:r>
+              <w:t xml:space="preserve"># 1. Подивіться дерево всіх процесів</w:t>
+            </w:r>
+          </w:p>
+          <w:p>
+            <w:pPr>
+              <w:pStyle w:val="SourceCode"/>
+              <w:spacing w:before="0" w:after="0" w:line="200" w:lineRule="auto"/>
+            </w:pPr>
+            <w:r>
+              <w:t xml:space="preserve">pstree</w:t>
+            </w:r>
+          </w:p>
+          <w:p>
+            <w:pPr>
+              <w:pStyle w:val="SourceCode"/>
+              <w:spacing w:before="0" w:after="0" w:line="200" w:lineRule="auto"/>
+            </w:pPr>
+          </w:p>
+          <w:p>
+            <w:pPr>
+              <w:pStyle w:val="SourceCode"/>
+              <w:spacing w:before="0" w:after="0" w:line="200" w:lineRule="auto"/>
+            </w:pPr>
+            <w:r>
+              <w:t xml:space="preserve"># 2. Подивіться дерево з PID</w:t>
+            </w:r>
+          </w:p>
+          <w:p>
+            <w:pPr>
+              <w:pStyle w:val="SourceCode"/>
+              <w:spacing w:before="0" w:after="0" w:line="200" w:lineRule="auto"/>
+            </w:pPr>
+            <w:r>
+              <w:t xml:space="preserve">pstree -p</w:t>
+            </w:r>
+          </w:p>
+          <w:p>
+            <w:pPr>
+              <w:pStyle w:val="SourceCode"/>
+              <w:spacing w:before="0" w:after="0" w:line="200" w:lineRule="auto"/>
+            </w:pPr>
+          </w:p>
+          <w:p>
+            <w:pPr>
+              <w:pStyle w:val="SourceCode"/>
+              <w:spacing w:before="0" w:after="0" w:line="200" w:lineRule="auto"/>
+            </w:pPr>
+            <w:r>
+              <w:t xml:space="preserve"># 3. Подивіться дерево від конкретного процесу (systemd або init)</w:t>
+            </w:r>
+          </w:p>
+          <w:p>
+            <w:pPr>
+              <w:pStyle w:val="SourceCode"/>
+              <w:spacing w:before="0" w:after="0" w:line="200" w:lineRule="auto"/>
+            </w:pPr>
+            <w:r>
+              <w:t xml:space="preserve">pstree -p 1</w:t>
+            </w:r>
+          </w:p>
+        </w:tc>
+      </w:tr>
+    </w:tbl>
+    <w:p>
+      <w:pPr>
+        <w:spacing w:before="0" w:after="0" w:line="120" w:lineRule="exact"/>
+        <w:rPr>
+          <w:sz w:val="4"/>
+          <w:szCs w:val="4"/>
+        </w:rPr>
+      </w:pPr>
+    </w:p>
+    <w:p>
+      <w:pPr>
+        <w:spacing w:before="0" w:after="0" w:line="120" w:lineRule="exact"/>
+        <w:rPr>
+          <w:sz w:val="4"/>
+          <w:szCs w:val="4"/>
+        </w:rPr>
+      </w:pPr>
+    </w:p>
+    <w:tbl>
+      <w:tblPr>
+        <w:tblStyle w:val="SourceCodeTable"/>
+        <w:tblW w:type="dxa" w:w="9637"/>
+        <w:tblInd w:w="0" w:type="dxa"/>
+        <w:tblBorders>
+          <w:top w:color="BFBFBF" w:space="0" w:sz="4" w:val="single"/>
+          <w:left w:color="BFBFBF" w:space="0" w:sz="4" w:val="single"/>
+          <w:bottom w:color="BFBFBF" w:space="0" w:sz="4" w:val="single"/>
+          <w:right w:color="BFBFBF" w:space="0" w:sz="4" w:val="single"/>
+        </w:tblBorders>
+        <w:tblLayout w:type="fixed"/>
+        <w:tblCellMar>
+          <w:top w:type="dxa" w:w="113"/>
+          <w:left w:type="dxa" w:w="113"/>
+          <w:bottom w:type="dxa" w:w="113"/>
+          <w:right w:type="dxa" w:w="113"/>
+        </w:tblCellMar>
+        <w:tblLook w:val="0000" w:firstRow="0" w:lastRow="0" w:firstColumn="0" w:lastColumn="0" w:noHBand="1" w:noVBand="1"/>
+      </w:tblPr>
+      <w:tblGrid>
+        <w:gridCol w:w="9637"/>
+      </w:tblGrid>
+      <w:tr>
+        <w:tc>
+          <w:tcPr>
+            <w:tcW w:type="dxa" w:w="9637"/>
+          </w:tcPr>
+          <w:p>
+            <w:pPr>
+              <w:pStyle w:val="SourceCode"/>
+              <w:spacing w:before="0" w:after="0" w:line="200" w:lineRule="auto"/>
+            </w:pPr>
+            <w:r>
+              <w:t xml:space="preserve"># 4. Запустіть тестовий скрипт і подивіться ієрархію</w:t>
+            </w:r>
+          </w:p>
+          <w:p>
+            <w:pPr>
+              <w:pStyle w:val="SourceCode"/>
+              <w:spacing w:before="0" w:after="0" w:line="200" w:lineRule="auto"/>
+            </w:pPr>
+            <w:r>
+              <w:t xml:space="preserve">./parent_child.sh &amp;</w:t>
+            </w:r>
+          </w:p>
+          <w:p>
+            <w:pPr>
+              <w:pStyle w:val="SourceCode"/>
+              <w:spacing w:before="0" w:after="0" w:line="200" w:lineRule="auto"/>
+            </w:pPr>
+            <w:r>
+              <w:t xml:space="preserve">sleep 2</w:t>
+            </w:r>
+          </w:p>
+          <w:p>
+            <w:pPr>
+              <w:pStyle w:val="SourceCode"/>
+              <w:spacing w:before="0" w:after="0" w:line="200" w:lineRule="auto"/>
+            </w:pPr>
+            <w:r>
+              <w:t xml:space="preserve">pstree -p $$</w:t>
+            </w:r>
+          </w:p>
+          <w:p>
+            <w:pPr>
+              <w:pStyle w:val="SourceCode"/>
+              <w:spacing w:before="0" w:after="0" w:line="200" w:lineRule="auto"/>
+            </w:pPr>
+          </w:p>
+          <w:p>
+            <w:pPr>
+              <w:pStyle w:val="SourceCode"/>
+              <w:spacing w:before="0" w:after="0" w:line="200" w:lineRule="auto"/>
+            </w:pPr>
+            <w:r>
+              <w:t xml:space="preserve"># Знайдіть в дереві ваш скрипт та його дочірні процеси</w:t>
+            </w:r>
+          </w:p>
+          <w:p>
+            <w:pPr>
+              <w:pStyle w:val="SourceCode"/>
+              <w:spacing w:before="0" w:after="0" w:line="200" w:lineRule="auto"/>
+            </w:pPr>
+            <w:r>
+              <w:t xml:space="preserve"># Запишіть PID батьківського та дочірніх процесів</w:t>
+            </w:r>
+          </w:p>
+        </w:tc>
+      </w:tr>
+    </w:tbl>
+    <w:p>
+      <w:pPr>
+        <w:spacing w:before="0" w:after="0" w:line="120" w:lineRule="exact"/>
+        <w:rPr>
+          <w:sz w:val="4"/>
+          <w:szCs w:val="4"/>
+        </w:rPr>
+      </w:pPr>
     </w:p>
     <w:bookmarkEnd w:id="15"/>
     <w:bookmarkStart w:id="16" w:name="фільтрація-та-пошук-процесів"/>
@@ -1505,69 +2093,118 @@
     </w:p>
     <w:p>
       <w:pPr>
-        <w:pStyle w:val="SourceCode"/>
-        <w:spacing w:before="120" w:after="0" w:line="200" w:lineRule="auto"/>
-      </w:pPr>
-      <w:r>
-        <w:t xml:space="preserve"># 1. Знайдіть процеси за ім'ям</w:t>
-      </w:r>
-    </w:p>
-    <w:p>
-      <w:pPr>
-        <w:pStyle w:val="SourceCode"/>
-        <w:spacing w:before="0" w:after="0" w:line="200" w:lineRule="auto"/>
-      </w:pPr>
-      <w:r>
-        <w:t xml:space="preserve">pgrep -a bash</w:t>
-      </w:r>
-    </w:p>
-    <w:p>
-      <w:pPr>
-        <w:pStyle w:val="SourceCode"/>
-        <w:spacing w:before="0" w:after="0" w:line="200" w:lineRule="auto"/>
-      </w:pPr>
-    </w:p>
-    <w:p>
-      <w:pPr>
-        <w:pStyle w:val="SourceCode"/>
-        <w:spacing w:before="0" w:after="0" w:line="200" w:lineRule="auto"/>
-      </w:pPr>
-      <w:r>
-        <w:t xml:space="preserve"># 2. Знайдіть процеси за користувачем</w:t>
-      </w:r>
-    </w:p>
-    <w:p>
-      <w:pPr>
-        <w:pStyle w:val="SourceCode"/>
-        <w:spacing w:before="0" w:after="0" w:line="200" w:lineRule="auto"/>
-      </w:pPr>
-      <w:r>
-        <w:t xml:space="preserve">pgrep -u $USER -l</w:t>
-      </w:r>
-    </w:p>
-    <w:p>
-      <w:pPr>
-        <w:pStyle w:val="SourceCode"/>
-        <w:spacing w:before="0" w:after="0" w:line="200" w:lineRule="auto"/>
-      </w:pPr>
-    </w:p>
-    <w:p>
-      <w:pPr>
-        <w:pStyle w:val="SourceCode"/>
-        <w:spacing w:before="0" w:after="0" w:line="200" w:lineRule="auto"/>
-      </w:pPr>
-      <w:r>
-        <w:t xml:space="preserve"># 3. Знайдіть процеси за шаблоном</w:t>
-      </w:r>
-    </w:p>
-    <w:p>
-      <w:pPr>
-        <w:pStyle w:val="SourceCode"/>
-        <w:spacing w:before="0" w:after="120" w:line="200" w:lineRule="auto"/>
-      </w:pPr>
-      <w:r>
-        <w:t xml:space="preserve">pgrep -f "parent_child"</w:t>
-      </w:r>
+        <w:spacing w:before="0" w:after="0" w:line="120" w:lineRule="exact"/>
+        <w:rPr>
+          <w:sz w:val="4"/>
+          <w:szCs w:val="4"/>
+        </w:rPr>
+      </w:pPr>
+    </w:p>
+    <w:tbl>
+      <w:tblPr>
+        <w:tblStyle w:val="SourceCodeTable"/>
+        <w:tblW w:type="dxa" w:w="9637"/>
+        <w:tblInd w:w="0" w:type="dxa"/>
+        <w:tblBorders>
+          <w:top w:color="BFBFBF" w:space="0" w:sz="4" w:val="single"/>
+          <w:left w:color="BFBFBF" w:space="0" w:sz="4" w:val="single"/>
+          <w:bottom w:color="BFBFBF" w:space="0" w:sz="4" w:val="single"/>
+          <w:right w:color="BFBFBF" w:space="0" w:sz="4" w:val="single"/>
+        </w:tblBorders>
+        <w:tblLayout w:type="fixed"/>
+        <w:tblCellMar>
+          <w:top w:type="dxa" w:w="113"/>
+          <w:left w:type="dxa" w:w="113"/>
+          <w:bottom w:type="dxa" w:w="113"/>
+          <w:right w:type="dxa" w:w="113"/>
+        </w:tblCellMar>
+        <w:tblLook w:val="0000" w:firstRow="0" w:lastRow="0" w:firstColumn="0" w:lastColumn="0" w:noHBand="1" w:noVBand="1"/>
+      </w:tblPr>
+      <w:tblGrid>
+        <w:gridCol w:w="9637"/>
+      </w:tblGrid>
+      <w:tr>
+        <w:tc>
+          <w:tcPr>
+            <w:tcW w:type="dxa" w:w="9637"/>
+          </w:tcPr>
+          <w:p>
+            <w:pPr>
+              <w:pStyle w:val="SourceCode"/>
+              <w:spacing w:before="0" w:after="0" w:line="200" w:lineRule="auto"/>
+            </w:pPr>
+            <w:r>
+              <w:t xml:space="preserve"># 1. Знайдіть процеси за ім'ям</w:t>
+            </w:r>
+          </w:p>
+          <w:p>
+            <w:pPr>
+              <w:pStyle w:val="SourceCode"/>
+              <w:spacing w:before="0" w:after="0" w:line="200" w:lineRule="auto"/>
+            </w:pPr>
+            <w:r>
+              <w:t xml:space="preserve">pgrep -a bash</w:t>
+            </w:r>
+          </w:p>
+          <w:p>
+            <w:pPr>
+              <w:pStyle w:val="SourceCode"/>
+              <w:spacing w:before="0" w:after="0" w:line="200" w:lineRule="auto"/>
+            </w:pPr>
+          </w:p>
+          <w:p>
+            <w:pPr>
+              <w:pStyle w:val="SourceCode"/>
+              <w:spacing w:before="0" w:after="0" w:line="200" w:lineRule="auto"/>
+            </w:pPr>
+            <w:r>
+              <w:t xml:space="preserve"># 2. Знайдіть процеси за користувачем</w:t>
+            </w:r>
+          </w:p>
+          <w:p>
+            <w:pPr>
+              <w:pStyle w:val="SourceCode"/>
+              <w:spacing w:before="0" w:after="0" w:line="200" w:lineRule="auto"/>
+            </w:pPr>
+            <w:r>
+              <w:t xml:space="preserve">pgrep -u $USER -l</w:t>
+            </w:r>
+          </w:p>
+          <w:p>
+            <w:pPr>
+              <w:pStyle w:val="SourceCode"/>
+              <w:spacing w:before="0" w:after="0" w:line="200" w:lineRule="auto"/>
+            </w:pPr>
+          </w:p>
+          <w:p>
+            <w:pPr>
+              <w:pStyle w:val="SourceCode"/>
+              <w:spacing w:before="0" w:after="0" w:line="200" w:lineRule="auto"/>
+            </w:pPr>
+            <w:r>
+              <w:t xml:space="preserve"># 3. Знайдіть процеси за шаблоном</w:t>
+            </w:r>
+          </w:p>
+          <w:p>
+            <w:pPr>
+              <w:pStyle w:val="SourceCode"/>
+              <w:spacing w:before="0" w:after="0" w:line="200" w:lineRule="auto"/>
+            </w:pPr>
+            <w:r>
+              <w:t xml:space="preserve">pgrep -f "parent_child"</w:t>
+            </w:r>
+          </w:p>
+        </w:tc>
+      </w:tr>
+    </w:tbl>
+    <w:p>
+      <w:pPr>
+        <w:spacing w:before="0" w:after="0" w:line="120" w:lineRule="exact"/>
+        <w:rPr>
+          <w:sz w:val="4"/>
+          <w:szCs w:val="4"/>
+        </w:rPr>
+      </w:pPr>
     </w:p>
     <w:bookmarkEnd w:id="16"/>
     <w:bookmarkEnd w:id="17"/>
@@ -1591,90 +2228,139 @@
     </w:p>
     <w:p>
       <w:pPr>
-        <w:pStyle w:val="SourceCode"/>
-        <w:spacing w:before="120" w:after="0" w:line="200" w:lineRule="auto"/>
-      </w:pPr>
-      <w:r>
-        <w:t xml:space="preserve"># Запустіть top</w:t>
-      </w:r>
-    </w:p>
-    <w:p>
-      <w:pPr>
-        <w:pStyle w:val="SourceCode"/>
-        <w:spacing w:before="0" w:after="0" w:line="200" w:lineRule="auto"/>
-      </w:pPr>
-      <w:r>
-        <w:t xml:space="preserve">top</w:t>
-      </w:r>
-    </w:p>
-    <w:p>
-      <w:pPr>
-        <w:pStyle w:val="SourceCode"/>
-        <w:spacing w:before="0" w:after="0" w:line="200" w:lineRule="auto"/>
-      </w:pPr>
-    </w:p>
-    <w:p>
-      <w:pPr>
-        <w:pStyle w:val="SourceCode"/>
-        <w:spacing w:before="0" w:after="0" w:line="200" w:lineRule="auto"/>
-      </w:pPr>
-      <w:r>
-        <w:t xml:space="preserve"># ЗАВДАННЯ (виконуйте в top):</w:t>
-      </w:r>
-    </w:p>
-    <w:p>
-      <w:pPr>
-        <w:pStyle w:val="SourceCode"/>
-        <w:spacing w:before="0" w:after="0" w:line="200" w:lineRule="auto"/>
-      </w:pPr>
-      <w:r>
-        <w:t xml:space="preserve"># 1. Натисніть '1' - подивіться окремі ядра CPU</w:t>
-      </w:r>
-    </w:p>
-    <w:p>
-      <w:pPr>
-        <w:pStyle w:val="SourceCode"/>
-        <w:spacing w:before="0" w:after="0" w:line="200" w:lineRule="auto"/>
-      </w:pPr>
-      <w:r>
-        <w:t xml:space="preserve"># 2. Натисніть 'M' - відсортуйте за пам'яттю</w:t>
-      </w:r>
-    </w:p>
-    <w:p>
-      <w:pPr>
-        <w:pStyle w:val="SourceCode"/>
-        <w:spacing w:before="0" w:after="0" w:line="200" w:lineRule="auto"/>
-      </w:pPr>
-      <w:r>
-        <w:t xml:space="preserve"># 3. Натисніть 'P' - відсортуйте за CPU</w:t>
-      </w:r>
-    </w:p>
-    <w:p>
-      <w:pPr>
-        <w:pStyle w:val="SourceCode"/>
-        <w:spacing w:before="0" w:after="0" w:line="200" w:lineRule="auto"/>
-      </w:pPr>
-      <w:r>
-        <w:t xml:space="preserve"># 4. Натисніть 'u', введіть ваш username - фільтр за користувачем</w:t>
-      </w:r>
-    </w:p>
-    <w:p>
-      <w:pPr>
-        <w:pStyle w:val="SourceCode"/>
-        <w:spacing w:before="0" w:after="0" w:line="200" w:lineRule="auto"/>
-      </w:pPr>
-      <w:r>
-        <w:t xml:space="preserve"># 5. Натисніть 'h' - подивіться довідку</w:t>
-      </w:r>
-    </w:p>
-    <w:p>
-      <w:pPr>
-        <w:pStyle w:val="SourceCode"/>
-        <w:spacing w:before="0" w:after="120" w:line="200" w:lineRule="auto"/>
-      </w:pPr>
-      <w:r>
-        <w:t xml:space="preserve"># 6. Натисніть 'q' - вийдіть</w:t>
-      </w:r>
+        <w:spacing w:before="0" w:after="0" w:line="120" w:lineRule="exact"/>
+        <w:rPr>
+          <w:sz w:val="4"/>
+          <w:szCs w:val="4"/>
+        </w:rPr>
+      </w:pPr>
+    </w:p>
+    <w:tbl>
+      <w:tblPr>
+        <w:tblStyle w:val="SourceCodeTable"/>
+        <w:tblW w:type="dxa" w:w="9637"/>
+        <w:tblInd w:w="0" w:type="dxa"/>
+        <w:tblBorders>
+          <w:top w:color="BFBFBF" w:space="0" w:sz="4" w:val="single"/>
+          <w:left w:color="BFBFBF" w:space="0" w:sz="4" w:val="single"/>
+          <w:bottom w:color="BFBFBF" w:space="0" w:sz="4" w:val="single"/>
+          <w:right w:color="BFBFBF" w:space="0" w:sz="4" w:val="single"/>
+        </w:tblBorders>
+        <w:tblLayout w:type="fixed"/>
+        <w:tblCellMar>
+          <w:top w:type="dxa" w:w="113"/>
+          <w:left w:type="dxa" w:w="113"/>
+          <w:bottom w:type="dxa" w:w="113"/>
+          <w:right w:type="dxa" w:w="113"/>
+        </w:tblCellMar>
+        <w:tblLook w:val="0000" w:firstRow="0" w:lastRow="0" w:firstColumn="0" w:lastColumn="0" w:noHBand="1" w:noVBand="1"/>
+      </w:tblPr>
+      <w:tblGrid>
+        <w:gridCol w:w="9637"/>
+      </w:tblGrid>
+      <w:tr>
+        <w:tc>
+          <w:tcPr>
+            <w:tcW w:type="dxa" w:w="9637"/>
+          </w:tcPr>
+          <w:p>
+            <w:pPr>
+              <w:pStyle w:val="SourceCode"/>
+              <w:spacing w:before="0" w:after="0" w:line="200" w:lineRule="auto"/>
+            </w:pPr>
+            <w:r>
+              <w:t xml:space="preserve"># Запустіть top</w:t>
+            </w:r>
+          </w:p>
+          <w:p>
+            <w:pPr>
+              <w:pStyle w:val="SourceCode"/>
+              <w:spacing w:before="0" w:after="0" w:line="200" w:lineRule="auto"/>
+            </w:pPr>
+            <w:r>
+              <w:t xml:space="preserve">top</w:t>
+            </w:r>
+          </w:p>
+          <w:p>
+            <w:pPr>
+              <w:pStyle w:val="SourceCode"/>
+              <w:spacing w:before="0" w:after="0" w:line="200" w:lineRule="auto"/>
+            </w:pPr>
+          </w:p>
+          <w:p>
+            <w:pPr>
+              <w:pStyle w:val="SourceCode"/>
+              <w:spacing w:before="0" w:after="0" w:line="200" w:lineRule="auto"/>
+            </w:pPr>
+            <w:r>
+              <w:t xml:space="preserve"># ЗАВДАННЯ (виконуйте в top):</w:t>
+            </w:r>
+          </w:p>
+          <w:p>
+            <w:pPr>
+              <w:pStyle w:val="SourceCode"/>
+              <w:spacing w:before="0" w:after="0" w:line="200" w:lineRule="auto"/>
+            </w:pPr>
+            <w:r>
+              <w:t xml:space="preserve"># 1. Натисніть '1' - подивіться окремі ядра CPU</w:t>
+            </w:r>
+          </w:p>
+          <w:p>
+            <w:pPr>
+              <w:pStyle w:val="SourceCode"/>
+              <w:spacing w:before="0" w:after="0" w:line="200" w:lineRule="auto"/>
+            </w:pPr>
+            <w:r>
+              <w:t xml:space="preserve"># 2. Натисніть 'M' - відсортуйте за пам'яттю</w:t>
+            </w:r>
+          </w:p>
+          <w:p>
+            <w:pPr>
+              <w:pStyle w:val="SourceCode"/>
+              <w:spacing w:before="0" w:after="0" w:line="200" w:lineRule="auto"/>
+            </w:pPr>
+            <w:r>
+              <w:t xml:space="preserve"># 3. Натисніть 'P' - відсортуйте за CPU</w:t>
+            </w:r>
+          </w:p>
+          <w:p>
+            <w:pPr>
+              <w:pStyle w:val="SourceCode"/>
+              <w:spacing w:before="0" w:after="0" w:line="200" w:lineRule="auto"/>
+            </w:pPr>
+            <w:r>
+              <w:t xml:space="preserve"># 4. Натисніть 'u', введіть ваш username - фільтр за користувачем</w:t>
+            </w:r>
+          </w:p>
+          <w:p>
+            <w:pPr>
+              <w:pStyle w:val="SourceCode"/>
+              <w:spacing w:before="0" w:after="0" w:line="200" w:lineRule="auto"/>
+            </w:pPr>
+            <w:r>
+              <w:t xml:space="preserve"># 5. Натисніть 'h' - подивіться довідку</w:t>
+            </w:r>
+          </w:p>
+          <w:p>
+            <w:pPr>
+              <w:pStyle w:val="SourceCode"/>
+              <w:spacing w:before="0" w:after="0" w:line="200" w:lineRule="auto"/>
+            </w:pPr>
+            <w:r>
+              <w:t xml:space="preserve"># 6. Натисніть 'q' - вийдіть</w:t>
+            </w:r>
+          </w:p>
+        </w:tc>
+      </w:tr>
+    </w:tbl>
+    <w:p>
+      <w:pPr>
+        <w:spacing w:before="0" w:after="0" w:line="120" w:lineRule="exact"/>
+        <w:rPr>
+          <w:sz w:val="4"/>
+          <w:szCs w:val="4"/>
+        </w:rPr>
+      </w:pPr>
     </w:p>
     <w:p>
       <w:pPr>
@@ -1735,90 +2421,139 @@
     </w:p>
     <w:p>
       <w:pPr>
-        <w:pStyle w:val="SourceCode"/>
-        <w:spacing w:before="120" w:after="0" w:line="200" w:lineRule="auto"/>
-      </w:pPr>
-      <w:r>
-        <w:t xml:space="preserve"># Запустіть htop</w:t>
-      </w:r>
-    </w:p>
-    <w:p>
-      <w:pPr>
-        <w:pStyle w:val="SourceCode"/>
-        <w:spacing w:before="0" w:after="0" w:line="200" w:lineRule="auto"/>
-      </w:pPr>
-      <w:r>
-        <w:t xml:space="preserve">htop</w:t>
-      </w:r>
-    </w:p>
-    <w:p>
-      <w:pPr>
-        <w:pStyle w:val="SourceCode"/>
-        <w:spacing w:before="0" w:after="0" w:line="200" w:lineRule="auto"/>
-      </w:pPr>
-    </w:p>
-    <w:p>
-      <w:pPr>
-        <w:pStyle w:val="SourceCode"/>
-        <w:spacing w:before="0" w:after="0" w:line="200" w:lineRule="auto"/>
-      </w:pPr>
-      <w:r>
-        <w:t xml:space="preserve"># ЗАВДАННЯ (виконуйте в htop):</w:t>
-      </w:r>
-    </w:p>
-    <w:p>
-      <w:pPr>
-        <w:pStyle w:val="SourceCode"/>
-        <w:spacing w:before="0" w:after="0" w:line="200" w:lineRule="auto"/>
-      </w:pPr>
-      <w:r>
-        <w:t xml:space="preserve"># 1. F5 - перемкніть на режим дерева</w:t>
-      </w:r>
-    </w:p>
-    <w:p>
-      <w:pPr>
-        <w:pStyle w:val="SourceCode"/>
-        <w:spacing w:before="0" w:after="0" w:line="200" w:lineRule="auto"/>
-      </w:pPr>
-      <w:r>
-        <w:t xml:space="preserve"># 2. F4 - введіть фільтр "bash"</w:t>
-      </w:r>
-    </w:p>
-    <w:p>
-      <w:pPr>
-        <w:pStyle w:val="SourceCode"/>
-        <w:spacing w:before="0" w:after="0" w:line="200" w:lineRule="auto"/>
-      </w:pPr>
-      <w:r>
-        <w:t xml:space="preserve"># 3. F6 - змініть сортування</w:t>
-      </w:r>
-    </w:p>
-    <w:p>
-      <w:pPr>
-        <w:pStyle w:val="SourceCode"/>
-        <w:spacing w:before="0" w:after="0" w:line="200" w:lineRule="auto"/>
-      </w:pPr>
-      <w:r>
-        <w:t xml:space="preserve"># 4. Виберіть процес стрілками та натисніть F7/F8 - змініть nice</w:t>
-      </w:r>
-    </w:p>
-    <w:p>
-      <w:pPr>
-        <w:pStyle w:val="SourceCode"/>
-        <w:spacing w:before="0" w:after="0" w:line="200" w:lineRule="auto"/>
-      </w:pPr>
-      <w:r>
-        <w:t xml:space="preserve"># 5. F3 - знайдіть процес</w:t>
-      </w:r>
-    </w:p>
-    <w:p>
-      <w:pPr>
-        <w:pStyle w:val="SourceCode"/>
-        <w:spacing w:before="0" w:after="120" w:line="200" w:lineRule="auto"/>
-      </w:pPr>
-      <w:r>
-        <w:t xml:space="preserve"># 6. F10 або q - вийдіть</w:t>
-      </w:r>
+        <w:spacing w:before="0" w:after="0" w:line="120" w:lineRule="exact"/>
+        <w:rPr>
+          <w:sz w:val="4"/>
+          <w:szCs w:val="4"/>
+        </w:rPr>
+      </w:pPr>
+    </w:p>
+    <w:tbl>
+      <w:tblPr>
+        <w:tblStyle w:val="SourceCodeTable"/>
+        <w:tblW w:type="dxa" w:w="9637"/>
+        <w:tblInd w:w="0" w:type="dxa"/>
+        <w:tblBorders>
+          <w:top w:color="BFBFBF" w:space="0" w:sz="4" w:val="single"/>
+          <w:left w:color="BFBFBF" w:space="0" w:sz="4" w:val="single"/>
+          <w:bottom w:color="BFBFBF" w:space="0" w:sz="4" w:val="single"/>
+          <w:right w:color="BFBFBF" w:space="0" w:sz="4" w:val="single"/>
+        </w:tblBorders>
+        <w:tblLayout w:type="fixed"/>
+        <w:tblCellMar>
+          <w:top w:type="dxa" w:w="113"/>
+          <w:left w:type="dxa" w:w="113"/>
+          <w:bottom w:type="dxa" w:w="113"/>
+          <w:right w:type="dxa" w:w="113"/>
+        </w:tblCellMar>
+        <w:tblLook w:val="0000" w:firstRow="0" w:lastRow="0" w:firstColumn="0" w:lastColumn="0" w:noHBand="1" w:noVBand="1"/>
+      </w:tblPr>
+      <w:tblGrid>
+        <w:gridCol w:w="9637"/>
+      </w:tblGrid>
+      <w:tr>
+        <w:tc>
+          <w:tcPr>
+            <w:tcW w:type="dxa" w:w="9637"/>
+          </w:tcPr>
+          <w:p>
+            <w:pPr>
+              <w:pStyle w:val="SourceCode"/>
+              <w:spacing w:before="0" w:after="0" w:line="200" w:lineRule="auto"/>
+            </w:pPr>
+            <w:r>
+              <w:t xml:space="preserve"># Запустіть htop</w:t>
+            </w:r>
+          </w:p>
+          <w:p>
+            <w:pPr>
+              <w:pStyle w:val="SourceCode"/>
+              <w:spacing w:before="0" w:after="0" w:line="200" w:lineRule="auto"/>
+            </w:pPr>
+            <w:r>
+              <w:t xml:space="preserve">htop</w:t>
+            </w:r>
+          </w:p>
+          <w:p>
+            <w:pPr>
+              <w:pStyle w:val="SourceCode"/>
+              <w:spacing w:before="0" w:after="0" w:line="200" w:lineRule="auto"/>
+            </w:pPr>
+          </w:p>
+          <w:p>
+            <w:pPr>
+              <w:pStyle w:val="SourceCode"/>
+              <w:spacing w:before="0" w:after="0" w:line="200" w:lineRule="auto"/>
+            </w:pPr>
+            <w:r>
+              <w:t xml:space="preserve"># ЗАВДАННЯ (виконуйте в htop):</w:t>
+            </w:r>
+          </w:p>
+          <w:p>
+            <w:pPr>
+              <w:pStyle w:val="SourceCode"/>
+              <w:spacing w:before="0" w:after="0" w:line="200" w:lineRule="auto"/>
+            </w:pPr>
+            <w:r>
+              <w:t xml:space="preserve"># 1. F5 - перемкніть на режим дерева</w:t>
+            </w:r>
+          </w:p>
+          <w:p>
+            <w:pPr>
+              <w:pStyle w:val="SourceCode"/>
+              <w:spacing w:before="0" w:after="0" w:line="200" w:lineRule="auto"/>
+            </w:pPr>
+            <w:r>
+              <w:t xml:space="preserve"># 2. F4 - введіть фільтр "bash"</w:t>
+            </w:r>
+          </w:p>
+          <w:p>
+            <w:pPr>
+              <w:pStyle w:val="SourceCode"/>
+              <w:spacing w:before="0" w:after="0" w:line="200" w:lineRule="auto"/>
+            </w:pPr>
+            <w:r>
+              <w:t xml:space="preserve"># 3. F6 - змініть сортування</w:t>
+            </w:r>
+          </w:p>
+          <w:p>
+            <w:pPr>
+              <w:pStyle w:val="SourceCode"/>
+              <w:spacing w:before="0" w:after="0" w:line="200" w:lineRule="auto"/>
+            </w:pPr>
+            <w:r>
+              <w:t xml:space="preserve"># 4. Виберіть процес стрілками та натисніть F7/F8 - змініть nice</w:t>
+            </w:r>
+          </w:p>
+          <w:p>
+            <w:pPr>
+              <w:pStyle w:val="SourceCode"/>
+              <w:spacing w:before="0" w:after="0" w:line="200" w:lineRule="auto"/>
+            </w:pPr>
+            <w:r>
+              <w:t xml:space="preserve"># 5. F3 - знайдіть процес</w:t>
+            </w:r>
+          </w:p>
+          <w:p>
+            <w:pPr>
+              <w:pStyle w:val="SourceCode"/>
+              <w:spacing w:before="0" w:after="0" w:line="200" w:lineRule="auto"/>
+            </w:pPr>
+            <w:r>
+              <w:t xml:space="preserve"># 6. F10 або q - вийдіть</w:t>
+            </w:r>
+          </w:p>
+        </w:tc>
+      </w:tr>
+    </w:tbl>
+    <w:p>
+      <w:pPr>
+        <w:spacing w:before="0" w:after="0" w:line="120" w:lineRule="exact"/>
+        <w:rPr>
+          <w:sz w:val="4"/>
+          <w:szCs w:val="4"/>
+        </w:rPr>
+      </w:pPr>
     </w:p>
     <w:bookmarkEnd w:id="19"/>
     <w:bookmarkEnd w:id="20"/>
@@ -1842,240 +2577,338 @@
     </w:p>
     <w:p>
       <w:pPr>
-        <w:pStyle w:val="SourceCode"/>
-        <w:spacing w:before="120" w:after="0" w:line="200" w:lineRule="auto"/>
-      </w:pPr>
-      <w:r>
-        <w:t xml:space="preserve"># 1. Запустіть процес на передньому плані</w:t>
-      </w:r>
-    </w:p>
-    <w:p>
-      <w:pPr>
-        <w:pStyle w:val="SourceCode"/>
-        <w:spacing w:before="0" w:after="0" w:line="200" w:lineRule="auto"/>
-      </w:pPr>
-      <w:r>
-        <w:t xml:space="preserve">./cpu_load.sh</w:t>
-      </w:r>
-    </w:p>
-    <w:p>
-      <w:pPr>
-        <w:pStyle w:val="SourceCode"/>
-        <w:spacing w:before="0" w:after="0" w:line="200" w:lineRule="auto"/>
-      </w:pPr>
-    </w:p>
-    <w:p>
-      <w:pPr>
-        <w:pStyle w:val="SourceCode"/>
-        <w:spacing w:before="0" w:after="0" w:line="200" w:lineRule="auto"/>
-      </w:pPr>
-      <w:r>
-        <w:t xml:space="preserve"># Натисніть Ctrl+Z щоб призупинити</w:t>
-      </w:r>
-    </w:p>
-    <w:p>
-      <w:pPr>
-        <w:pStyle w:val="SourceCode"/>
-        <w:spacing w:before="0" w:after="0" w:line="200" w:lineRule="auto"/>
-      </w:pPr>
-      <w:r>
-        <w:t xml:space="preserve"># Ви побачите: [1]+ Stopped ./cpu_load.sh</w:t>
-      </w:r>
-    </w:p>
-    <w:p>
-      <w:pPr>
-        <w:pStyle w:val="SourceCode"/>
-        <w:spacing w:before="0" w:after="0" w:line="200" w:lineRule="auto"/>
-      </w:pPr>
-    </w:p>
-    <w:p>
-      <w:pPr>
-        <w:pStyle w:val="SourceCode"/>
-        <w:spacing w:before="0" w:after="0" w:line="200" w:lineRule="auto"/>
-      </w:pPr>
-      <w:r>
-        <w:t xml:space="preserve"># 2. Подивіться список jobs</w:t>
-      </w:r>
-    </w:p>
-    <w:p>
-      <w:pPr>
-        <w:pStyle w:val="SourceCode"/>
-        <w:spacing w:before="0" w:after="0" w:line="200" w:lineRule="auto"/>
-      </w:pPr>
-      <w:r>
-        <w:t xml:space="preserve">jobs -l</w:t>
-      </w:r>
-    </w:p>
-    <w:p>
-      <w:pPr>
-        <w:pStyle w:val="SourceCode"/>
-        <w:spacing w:before="0" w:after="0" w:line="200" w:lineRule="auto"/>
-      </w:pPr>
-    </w:p>
-    <w:p>
-      <w:pPr>
-        <w:pStyle w:val="SourceCode"/>
-        <w:spacing w:before="0" w:after="0" w:line="200" w:lineRule="auto"/>
-      </w:pPr>
-      <w:r>
-        <w:t xml:space="preserve"># 3. Переведіть процес у фоновий режим</w:t>
-      </w:r>
-    </w:p>
-    <w:p>
-      <w:pPr>
-        <w:pStyle w:val="SourceCode"/>
-        <w:spacing w:before="0" w:after="0" w:line="200" w:lineRule="auto"/>
-      </w:pPr>
-      <w:r>
-        <w:t xml:space="preserve">bg %1</w:t>
-      </w:r>
-    </w:p>
-    <w:p>
-      <w:pPr>
-        <w:pStyle w:val="SourceCode"/>
-        <w:spacing w:before="0" w:after="0" w:line="200" w:lineRule="auto"/>
-      </w:pPr>
-    </w:p>
-    <w:p>
-      <w:pPr>
-        <w:pStyle w:val="SourceCode"/>
-        <w:spacing w:before="0" w:after="0" w:line="200" w:lineRule="auto"/>
-      </w:pPr>
-      <w:r>
-        <w:t xml:space="preserve"># 4. Перевірте статус</w:t>
-      </w:r>
-    </w:p>
-    <w:p>
-      <w:pPr>
-        <w:pStyle w:val="SourceCode"/>
-        <w:spacing w:before="0" w:after="0" w:line="200" w:lineRule="auto"/>
-      </w:pPr>
-      <w:r>
-        <w:t xml:space="preserve">jobs -l</w:t>
-      </w:r>
-    </w:p>
-    <w:p>
-      <w:pPr>
-        <w:pStyle w:val="SourceCode"/>
-        <w:spacing w:before="0" w:after="0" w:line="200" w:lineRule="auto"/>
-      </w:pPr>
-      <w:r>
-        <w:t xml:space="preserve">ps aux | grep cpu_load</w:t>
-      </w:r>
-    </w:p>
-    <w:p>
-      <w:pPr>
-        <w:pStyle w:val="SourceCode"/>
-        <w:spacing w:before="0" w:after="0" w:line="200" w:lineRule="auto"/>
-      </w:pPr>
-    </w:p>
-    <w:p>
-      <w:pPr>
-        <w:pStyle w:val="SourceCode"/>
-        <w:spacing w:before="0" w:after="0" w:line="200" w:lineRule="auto"/>
-      </w:pPr>
-      <w:r>
-        <w:t xml:space="preserve"># 5. Поверніть на передній план</w:t>
-      </w:r>
-    </w:p>
-    <w:p>
-      <w:pPr>
-        <w:pStyle w:val="SourceCode"/>
-        <w:spacing w:before="0" w:after="0" w:line="200" w:lineRule="auto"/>
-      </w:pPr>
-      <w:r>
-        <w:t xml:space="preserve">fg %1</w:t>
-      </w:r>
-    </w:p>
-    <w:p>
-      <w:pPr>
-        <w:pStyle w:val="SourceCode"/>
-        <w:spacing w:before="0" w:after="0" w:line="200" w:lineRule="auto"/>
-      </w:pPr>
-    </w:p>
-    <w:p>
-      <w:pPr>
-        <w:pStyle w:val="SourceCode"/>
-        <w:spacing w:before="0" w:after="120" w:line="200" w:lineRule="auto"/>
-      </w:pPr>
-      <w:r>
-        <w:t xml:space="preserve"># 6. Завершіть процес: Ctrl+C</w:t>
-      </w:r>
-    </w:p>
-    <w:p>
-      <w:pPr>
-        <w:pStyle w:val="SourceCode"/>
-        <w:spacing w:before="120" w:after="0" w:line="200" w:lineRule="auto"/>
-      </w:pPr>
-      <w:r>
-        <w:t xml:space="preserve"># 7. Запустіть кілька фонових процесів</w:t>
-      </w:r>
-    </w:p>
-    <w:p>
-      <w:pPr>
-        <w:pStyle w:val="SourceCode"/>
-        <w:spacing w:before="0" w:after="0" w:line="200" w:lineRule="auto"/>
-      </w:pPr>
-      <w:r>
-        <w:t xml:space="preserve">./cpu_load.sh &amp;</w:t>
-      </w:r>
-    </w:p>
-    <w:p>
-      <w:pPr>
-        <w:pStyle w:val="SourceCode"/>
-        <w:spacing w:before="0" w:after="0" w:line="200" w:lineRule="auto"/>
-      </w:pPr>
-      <w:r>
-        <w:t xml:space="preserve">./io_load.sh &amp;</w:t>
-      </w:r>
-    </w:p>
-    <w:p>
-      <w:pPr>
-        <w:pStyle w:val="SourceCode"/>
-        <w:spacing w:before="0" w:after="0" w:line="200" w:lineRule="auto"/>
-      </w:pPr>
-      <w:r>
-        <w:t xml:space="preserve">sleep 1000 &amp;</w:t>
-      </w:r>
-    </w:p>
-    <w:p>
-      <w:pPr>
-        <w:pStyle w:val="SourceCode"/>
-        <w:spacing w:before="0" w:after="0" w:line="200" w:lineRule="auto"/>
-      </w:pPr>
-    </w:p>
-    <w:p>
-      <w:pPr>
-        <w:pStyle w:val="SourceCode"/>
-        <w:spacing w:before="0" w:after="0" w:line="200" w:lineRule="auto"/>
-      </w:pPr>
-      <w:r>
-        <w:t xml:space="preserve"># 8. Подивіться всі jobs</w:t>
-      </w:r>
-    </w:p>
-    <w:p>
-      <w:pPr>
-        <w:pStyle w:val="SourceCode"/>
-        <w:spacing w:before="0" w:after="0" w:line="200" w:lineRule="auto"/>
-      </w:pPr>
-      <w:r>
-        <w:t xml:space="preserve">jobs -l</w:t>
-      </w:r>
-    </w:p>
-    <w:p>
-      <w:pPr>
-        <w:pStyle w:val="SourceCode"/>
-        <w:spacing w:before="0" w:after="0" w:line="200" w:lineRule="auto"/>
-      </w:pPr>
-    </w:p>
-    <w:p>
-      <w:pPr>
-        <w:pStyle w:val="SourceCode"/>
-        <w:spacing w:before="0" w:after="120" w:line="200" w:lineRule="auto"/>
-      </w:pPr>
-      <w:r>
-        <w:t xml:space="preserve"># Запишіть PID кожного процесу</w:t>
-      </w:r>
+        <w:spacing w:before="0" w:after="0" w:line="120" w:lineRule="exact"/>
+        <w:rPr>
+          <w:sz w:val="4"/>
+          <w:szCs w:val="4"/>
+        </w:rPr>
+      </w:pPr>
+    </w:p>
+    <w:tbl>
+      <w:tblPr>
+        <w:tblStyle w:val="SourceCodeTable"/>
+        <w:tblW w:type="dxa" w:w="9637"/>
+        <w:tblInd w:w="0" w:type="dxa"/>
+        <w:tblBorders>
+          <w:top w:color="BFBFBF" w:space="0" w:sz="4" w:val="single"/>
+          <w:left w:color="BFBFBF" w:space="0" w:sz="4" w:val="single"/>
+          <w:bottom w:color="BFBFBF" w:space="0" w:sz="4" w:val="single"/>
+          <w:right w:color="BFBFBF" w:space="0" w:sz="4" w:val="single"/>
+        </w:tblBorders>
+        <w:tblLayout w:type="fixed"/>
+        <w:tblCellMar>
+          <w:top w:type="dxa" w:w="113"/>
+          <w:left w:type="dxa" w:w="113"/>
+          <w:bottom w:type="dxa" w:w="113"/>
+          <w:right w:type="dxa" w:w="113"/>
+        </w:tblCellMar>
+        <w:tblLook w:val="0000" w:firstRow="0" w:lastRow="0" w:firstColumn="0" w:lastColumn="0" w:noHBand="1" w:noVBand="1"/>
+      </w:tblPr>
+      <w:tblGrid>
+        <w:gridCol w:w="9637"/>
+      </w:tblGrid>
+      <w:tr>
+        <w:tc>
+          <w:tcPr>
+            <w:tcW w:type="dxa" w:w="9637"/>
+          </w:tcPr>
+          <w:p>
+            <w:pPr>
+              <w:pStyle w:val="SourceCode"/>
+              <w:spacing w:before="0" w:after="0" w:line="200" w:lineRule="auto"/>
+            </w:pPr>
+            <w:r>
+              <w:t xml:space="preserve"># 1. Запустіть процес на передньому плані</w:t>
+            </w:r>
+          </w:p>
+          <w:p>
+            <w:pPr>
+              <w:pStyle w:val="SourceCode"/>
+              <w:spacing w:before="0" w:after="0" w:line="200" w:lineRule="auto"/>
+            </w:pPr>
+            <w:r>
+              <w:t xml:space="preserve">./cpu_load.sh</w:t>
+            </w:r>
+          </w:p>
+          <w:p>
+            <w:pPr>
+              <w:pStyle w:val="SourceCode"/>
+              <w:spacing w:before="0" w:after="0" w:line="200" w:lineRule="auto"/>
+            </w:pPr>
+          </w:p>
+          <w:p>
+            <w:pPr>
+              <w:pStyle w:val="SourceCode"/>
+              <w:spacing w:before="0" w:after="0" w:line="200" w:lineRule="auto"/>
+            </w:pPr>
+            <w:r>
+              <w:t xml:space="preserve"># Натисніть Ctrl+Z щоб призупинити</w:t>
+            </w:r>
+          </w:p>
+          <w:p>
+            <w:pPr>
+              <w:pStyle w:val="SourceCode"/>
+              <w:spacing w:before="0" w:after="0" w:line="200" w:lineRule="auto"/>
+            </w:pPr>
+            <w:r>
+              <w:t xml:space="preserve"># Ви побачите: [1]+ Stopped ./cpu_load.sh</w:t>
+            </w:r>
+          </w:p>
+          <w:p>
+            <w:pPr>
+              <w:pStyle w:val="SourceCode"/>
+              <w:spacing w:before="0" w:after="0" w:line="200" w:lineRule="auto"/>
+            </w:pPr>
+          </w:p>
+          <w:p>
+            <w:pPr>
+              <w:pStyle w:val="SourceCode"/>
+              <w:spacing w:before="0" w:after="0" w:line="200" w:lineRule="auto"/>
+            </w:pPr>
+            <w:r>
+              <w:t xml:space="preserve"># 2. Подивіться список jobs</w:t>
+            </w:r>
+          </w:p>
+          <w:p>
+            <w:pPr>
+              <w:pStyle w:val="SourceCode"/>
+              <w:spacing w:before="0" w:after="0" w:line="200" w:lineRule="auto"/>
+            </w:pPr>
+            <w:r>
+              <w:t xml:space="preserve">jobs -l</w:t>
+            </w:r>
+          </w:p>
+          <w:p>
+            <w:pPr>
+              <w:pStyle w:val="SourceCode"/>
+              <w:spacing w:before="0" w:after="0" w:line="200" w:lineRule="auto"/>
+            </w:pPr>
+          </w:p>
+          <w:p>
+            <w:pPr>
+              <w:pStyle w:val="SourceCode"/>
+              <w:spacing w:before="0" w:after="0" w:line="200" w:lineRule="auto"/>
+            </w:pPr>
+            <w:r>
+              <w:t xml:space="preserve"># 3. Переведіть процес у фоновий режим</w:t>
+            </w:r>
+          </w:p>
+          <w:p>
+            <w:pPr>
+              <w:pStyle w:val="SourceCode"/>
+              <w:spacing w:before="0" w:after="0" w:line="200" w:lineRule="auto"/>
+            </w:pPr>
+            <w:r>
+              <w:t xml:space="preserve">bg %1</w:t>
+            </w:r>
+          </w:p>
+          <w:p>
+            <w:pPr>
+              <w:pStyle w:val="SourceCode"/>
+              <w:spacing w:before="0" w:after="0" w:line="200" w:lineRule="auto"/>
+            </w:pPr>
+          </w:p>
+          <w:p>
+            <w:pPr>
+              <w:pStyle w:val="SourceCode"/>
+              <w:spacing w:before="0" w:after="0" w:line="200" w:lineRule="auto"/>
+            </w:pPr>
+            <w:r>
+              <w:t xml:space="preserve"># 4. Перевірте статус</w:t>
+            </w:r>
+          </w:p>
+          <w:p>
+            <w:pPr>
+              <w:pStyle w:val="SourceCode"/>
+              <w:spacing w:before="0" w:after="0" w:line="200" w:lineRule="auto"/>
+            </w:pPr>
+            <w:r>
+              <w:t xml:space="preserve">jobs -l</w:t>
+            </w:r>
+          </w:p>
+          <w:p>
+            <w:pPr>
+              <w:pStyle w:val="SourceCode"/>
+              <w:spacing w:before="0" w:after="0" w:line="200" w:lineRule="auto"/>
+            </w:pPr>
+            <w:r>
+              <w:t xml:space="preserve">ps aux | grep cpu_load</w:t>
+            </w:r>
+          </w:p>
+          <w:p>
+            <w:pPr>
+              <w:pStyle w:val="SourceCode"/>
+              <w:spacing w:before="0" w:after="0" w:line="200" w:lineRule="auto"/>
+            </w:pPr>
+          </w:p>
+          <w:p>
+            <w:pPr>
+              <w:pStyle w:val="SourceCode"/>
+              <w:spacing w:before="0" w:after="0" w:line="200" w:lineRule="auto"/>
+            </w:pPr>
+            <w:r>
+              <w:t xml:space="preserve"># 5. Поверніть на передній план</w:t>
+            </w:r>
+          </w:p>
+          <w:p>
+            <w:pPr>
+              <w:pStyle w:val="SourceCode"/>
+              <w:spacing w:before="0" w:after="0" w:line="200" w:lineRule="auto"/>
+            </w:pPr>
+            <w:r>
+              <w:t xml:space="preserve">fg %1</w:t>
+            </w:r>
+          </w:p>
+          <w:p>
+            <w:pPr>
+              <w:pStyle w:val="SourceCode"/>
+              <w:spacing w:before="0" w:after="0" w:line="200" w:lineRule="auto"/>
+            </w:pPr>
+          </w:p>
+          <w:p>
+            <w:pPr>
+              <w:pStyle w:val="SourceCode"/>
+              <w:spacing w:before="0" w:after="0" w:line="200" w:lineRule="auto"/>
+            </w:pPr>
+            <w:r>
+              <w:t xml:space="preserve"># 6. Завершіть процес: Ctrl+C</w:t>
+            </w:r>
+          </w:p>
+        </w:tc>
+      </w:tr>
+    </w:tbl>
+    <w:p>
+      <w:pPr>
+        <w:spacing w:before="0" w:after="0" w:line="120" w:lineRule="exact"/>
+        <w:rPr>
+          <w:sz w:val="4"/>
+          <w:szCs w:val="4"/>
+        </w:rPr>
+      </w:pPr>
+    </w:p>
+    <w:p>
+      <w:pPr>
+        <w:spacing w:before="0" w:after="0" w:line="120" w:lineRule="exact"/>
+        <w:rPr>
+          <w:sz w:val="4"/>
+          <w:szCs w:val="4"/>
+        </w:rPr>
+      </w:pPr>
+    </w:p>
+    <w:tbl>
+      <w:tblPr>
+        <w:tblStyle w:val="SourceCodeTable"/>
+        <w:tblW w:type="dxa" w:w="9637"/>
+        <w:tblInd w:w="0" w:type="dxa"/>
+        <w:tblBorders>
+          <w:top w:color="BFBFBF" w:space="0" w:sz="4" w:val="single"/>
+          <w:left w:color="BFBFBF" w:space="0" w:sz="4" w:val="single"/>
+          <w:bottom w:color="BFBFBF" w:space="0" w:sz="4" w:val="single"/>
+          <w:right w:color="BFBFBF" w:space="0" w:sz="4" w:val="single"/>
+        </w:tblBorders>
+        <w:tblLayout w:type="fixed"/>
+        <w:tblCellMar>
+          <w:top w:type="dxa" w:w="113"/>
+          <w:left w:type="dxa" w:w="113"/>
+          <w:bottom w:type="dxa" w:w="113"/>
+          <w:right w:type="dxa" w:w="113"/>
+        </w:tblCellMar>
+        <w:tblLook w:val="0000" w:firstRow="0" w:lastRow="0" w:firstColumn="0" w:lastColumn="0" w:noHBand="1" w:noVBand="1"/>
+      </w:tblPr>
+      <w:tblGrid>
+        <w:gridCol w:w="9637"/>
+      </w:tblGrid>
+      <w:tr>
+        <w:tc>
+          <w:tcPr>
+            <w:tcW w:type="dxa" w:w="9637"/>
+          </w:tcPr>
+          <w:p>
+            <w:pPr>
+              <w:pStyle w:val="SourceCode"/>
+              <w:spacing w:before="0" w:after="0" w:line="200" w:lineRule="auto"/>
+            </w:pPr>
+            <w:r>
+              <w:t xml:space="preserve"># 7. Запустіть кілька фонових процесів</w:t>
+            </w:r>
+          </w:p>
+          <w:p>
+            <w:pPr>
+              <w:pStyle w:val="SourceCode"/>
+              <w:spacing w:before="0" w:after="0" w:line="200" w:lineRule="auto"/>
+            </w:pPr>
+            <w:r>
+              <w:t xml:space="preserve">./cpu_load.sh &amp;</w:t>
+            </w:r>
+          </w:p>
+          <w:p>
+            <w:pPr>
+              <w:pStyle w:val="SourceCode"/>
+              <w:spacing w:before="0" w:after="0" w:line="200" w:lineRule="auto"/>
+            </w:pPr>
+            <w:r>
+              <w:t xml:space="preserve">./io_load.sh &amp;</w:t>
+            </w:r>
+          </w:p>
+          <w:p>
+            <w:pPr>
+              <w:pStyle w:val="SourceCode"/>
+              <w:spacing w:before="0" w:after="0" w:line="200" w:lineRule="auto"/>
+            </w:pPr>
+            <w:r>
+              <w:t xml:space="preserve">sleep 1000 &amp;</w:t>
+            </w:r>
+          </w:p>
+          <w:p>
+            <w:pPr>
+              <w:pStyle w:val="SourceCode"/>
+              <w:spacing w:before="0" w:after="0" w:line="200" w:lineRule="auto"/>
+            </w:pPr>
+          </w:p>
+          <w:p>
+            <w:pPr>
+              <w:pStyle w:val="SourceCode"/>
+              <w:spacing w:before="0" w:after="0" w:line="200" w:lineRule="auto"/>
+            </w:pPr>
+            <w:r>
+              <w:t xml:space="preserve"># 8. Подивіться всі jobs</w:t>
+            </w:r>
+          </w:p>
+          <w:p>
+            <w:pPr>
+              <w:pStyle w:val="SourceCode"/>
+              <w:spacing w:before="0" w:after="0" w:line="200" w:lineRule="auto"/>
+            </w:pPr>
+            <w:r>
+              <w:t xml:space="preserve">jobs -l</w:t>
+            </w:r>
+          </w:p>
+          <w:p>
+            <w:pPr>
+              <w:pStyle w:val="SourceCode"/>
+              <w:spacing w:before="0" w:after="0" w:line="200" w:lineRule="auto"/>
+            </w:pPr>
+          </w:p>
+          <w:p>
+            <w:pPr>
+              <w:pStyle w:val="SourceCode"/>
+              <w:spacing w:before="0" w:after="0" w:line="200" w:lineRule="auto"/>
+            </w:pPr>
+            <w:r>
+              <w:t xml:space="preserve"># Запишіть PID кожного процесу</w:t>
+            </w:r>
+          </w:p>
+        </w:tc>
+      </w:tr>
+    </w:tbl>
+    <w:p>
+      <w:pPr>
+        <w:spacing w:before="0" w:after="0" w:line="120" w:lineRule="exact"/>
+        <w:rPr>
+          <w:sz w:val="4"/>
+          <w:szCs w:val="4"/>
+        </w:rPr>
+      </w:pPr>
     </w:p>
     <w:bookmarkEnd w:id="21"/>
     <w:bookmarkStart w:id="22" w:name="завершення-процесів"/>
@@ -2089,282 +2922,380 @@
     </w:p>
     <w:p>
       <w:pPr>
-        <w:pStyle w:val="SourceCode"/>
-        <w:spacing w:before="120" w:after="0" w:line="200" w:lineRule="auto"/>
-      </w:pPr>
-      <w:r>
-        <w:t xml:space="preserve"># 1. Запустіть тестовий процес</w:t>
-      </w:r>
-    </w:p>
-    <w:p>
-      <w:pPr>
-        <w:pStyle w:val="SourceCode"/>
-        <w:spacing w:before="0" w:after="0" w:line="200" w:lineRule="auto"/>
-      </w:pPr>
-      <w:r>
-        <w:t xml:space="preserve">./cpu_load.sh &amp;</w:t>
-      </w:r>
-    </w:p>
-    <w:p>
-      <w:pPr>
-        <w:pStyle w:val="SourceCode"/>
-        <w:spacing w:before="0" w:after="0" w:line="200" w:lineRule="auto"/>
-      </w:pPr>
-      <w:r>
-        <w:t xml:space="preserve">CPU_PID=$!</w:t>
-      </w:r>
-    </w:p>
-    <w:p>
-      <w:pPr>
-        <w:pStyle w:val="SourceCode"/>
-        <w:spacing w:before="0" w:after="0" w:line="200" w:lineRule="auto"/>
-      </w:pPr>
-      <w:r>
-        <w:t xml:space="preserve">echo "CPU load PID: $CPU_PID"</w:t>
-      </w:r>
-    </w:p>
-    <w:p>
-      <w:pPr>
-        <w:pStyle w:val="SourceCode"/>
-        <w:spacing w:before="0" w:after="0" w:line="200" w:lineRule="auto"/>
-      </w:pPr>
-    </w:p>
-    <w:p>
-      <w:pPr>
-        <w:pStyle w:val="SourceCode"/>
-        <w:spacing w:before="0" w:after="0" w:line="200" w:lineRule="auto"/>
-      </w:pPr>
-      <w:r>
-        <w:t xml:space="preserve"># 2. Перевірте, що він працює</w:t>
-      </w:r>
-    </w:p>
-    <w:p>
-      <w:pPr>
-        <w:pStyle w:val="SourceCode"/>
-        <w:spacing w:before="0" w:after="0" w:line="200" w:lineRule="auto"/>
-      </w:pPr>
-      <w:r>
-        <w:t xml:space="preserve">ps -p $CPU_PID</w:t>
-      </w:r>
-    </w:p>
-    <w:p>
-      <w:pPr>
-        <w:pStyle w:val="SourceCode"/>
-        <w:spacing w:before="0" w:after="0" w:line="200" w:lineRule="auto"/>
-      </w:pPr>
-    </w:p>
-    <w:p>
-      <w:pPr>
-        <w:pStyle w:val="SourceCode"/>
-        <w:spacing w:before="0" w:after="0" w:line="200" w:lineRule="auto"/>
-      </w:pPr>
-      <w:r>
-        <w:t xml:space="preserve"># 3. Надішліть SIGTERM (коректне завершення)</w:t>
-      </w:r>
-    </w:p>
-    <w:p>
-      <w:pPr>
-        <w:pStyle w:val="SourceCode"/>
-        <w:spacing w:before="0" w:after="0" w:line="200" w:lineRule="auto"/>
-      </w:pPr>
-      <w:r>
-        <w:t xml:space="preserve">kill $CPU_PID</w:t>
-      </w:r>
-    </w:p>
-    <w:p>
-      <w:pPr>
-        <w:pStyle w:val="SourceCode"/>
-        <w:spacing w:before="0" w:after="0" w:line="200" w:lineRule="auto"/>
-      </w:pPr>
-      <w:r>
-        <w:t xml:space="preserve">sleep 1</w:t>
-      </w:r>
-    </w:p>
-    <w:p>
-      <w:pPr>
-        <w:pStyle w:val="SourceCode"/>
-        <w:spacing w:before="0" w:after="120" w:line="200" w:lineRule="auto"/>
-      </w:pPr>
-      <w:r>
-        <w:t xml:space="preserve">ps -p $CPU_PID  # Має показати, що процес відсутній</w:t>
-      </w:r>
-    </w:p>
-    <w:p>
-      <w:pPr>
-        <w:pStyle w:val="SourceCode"/>
-        <w:spacing w:before="120" w:after="0" w:line="200" w:lineRule="auto"/>
-      </w:pPr>
-      <w:r>
-        <w:t xml:space="preserve"># 4. Запустіть процес, що ігнорує SIGTERM</w:t>
-      </w:r>
-    </w:p>
-    <w:p>
-      <w:pPr>
-        <w:pStyle w:val="SourceCode"/>
-        <w:spacing w:before="0" w:after="0" w:line="200" w:lineRule="auto"/>
-      </w:pPr>
-      <w:r>
-        <w:t xml:space="preserve">cat &gt; stubborn.sh &lt;&lt; 'EOF'</w:t>
-      </w:r>
-    </w:p>
-    <w:p>
-      <w:pPr>
-        <w:pStyle w:val="SourceCode"/>
-        <w:spacing w:before="0" w:after="0" w:line="200" w:lineRule="auto"/>
-      </w:pPr>
-      <w:r>
-        <w:t xml:space="preserve">#!/bin/bash</w:t>
-      </w:r>
-    </w:p>
-    <w:p>
-      <w:pPr>
-        <w:pStyle w:val="SourceCode"/>
-        <w:spacing w:before="0" w:after="0" w:line="200" w:lineRule="auto"/>
-      </w:pPr>
-      <w:r>
-        <w:t xml:space="preserve">trap '' SIGTERM  # Ігноруємо SIGTERM</w:t>
-      </w:r>
-    </w:p>
-    <w:p>
-      <w:pPr>
-        <w:pStyle w:val="SourceCode"/>
-        <w:spacing w:before="0" w:after="0" w:line="200" w:lineRule="auto"/>
-      </w:pPr>
-      <w:r>
-        <w:t xml:space="preserve">echo "PID: $$ - I ignore SIGTERM! Use SIGKILL to stop me."</w:t>
-      </w:r>
-    </w:p>
-    <w:p>
-      <w:pPr>
-        <w:pStyle w:val="SourceCode"/>
-        <w:spacing w:before="0" w:after="0" w:line="200" w:lineRule="auto"/>
-      </w:pPr>
-      <w:r>
-        <w:t xml:space="preserve">while true; do sleep 1; done</w:t>
-      </w:r>
-    </w:p>
-    <w:p>
-      <w:pPr>
-        <w:pStyle w:val="SourceCode"/>
-        <w:spacing w:before="0" w:after="0" w:line="200" w:lineRule="auto"/>
-      </w:pPr>
-      <w:r>
-        <w:t xml:space="preserve">EOF</w:t>
-      </w:r>
-    </w:p>
-    <w:p>
-      <w:pPr>
-        <w:pStyle w:val="SourceCode"/>
-        <w:spacing w:before="0" w:after="0" w:line="200" w:lineRule="auto"/>
-      </w:pPr>
-      <w:r>
-        <w:t xml:space="preserve">chmod +x stubborn.sh</w:t>
-      </w:r>
-    </w:p>
-    <w:p>
-      <w:pPr>
-        <w:pStyle w:val="SourceCode"/>
-        <w:spacing w:before="0" w:after="0" w:line="200" w:lineRule="auto"/>
-      </w:pPr>
-    </w:p>
-    <w:p>
-      <w:pPr>
-        <w:pStyle w:val="SourceCode"/>
-        <w:spacing w:before="0" w:after="0" w:line="200" w:lineRule="auto"/>
-      </w:pPr>
-      <w:r>
-        <w:t xml:space="preserve">./stubborn.sh &amp;</w:t>
-      </w:r>
-    </w:p>
-    <w:p>
-      <w:pPr>
-        <w:pStyle w:val="SourceCode"/>
-        <w:spacing w:before="0" w:after="0" w:line="200" w:lineRule="auto"/>
-      </w:pPr>
-      <w:r>
-        <w:t xml:space="preserve">STUBBORN_PID=$!</w:t>
-      </w:r>
-    </w:p>
-    <w:p>
-      <w:pPr>
-        <w:pStyle w:val="SourceCode"/>
-        <w:spacing w:before="0" w:after="0" w:line="200" w:lineRule="auto"/>
-      </w:pPr>
-    </w:p>
-    <w:p>
-      <w:pPr>
-        <w:pStyle w:val="SourceCode"/>
-        <w:spacing w:before="0" w:after="0" w:line="200" w:lineRule="auto"/>
-      </w:pPr>
-      <w:r>
-        <w:t xml:space="preserve"># 5. Спробуйте SIGTERM</w:t>
-      </w:r>
-    </w:p>
-    <w:p>
-      <w:pPr>
-        <w:pStyle w:val="SourceCode"/>
-        <w:spacing w:before="0" w:after="0" w:line="200" w:lineRule="auto"/>
-      </w:pPr>
-      <w:r>
-        <w:t xml:space="preserve">kill $STUBBORN_PID</w:t>
-      </w:r>
-    </w:p>
-    <w:p>
-      <w:pPr>
-        <w:pStyle w:val="SourceCode"/>
-        <w:spacing w:before="0" w:after="0" w:line="200" w:lineRule="auto"/>
-      </w:pPr>
-      <w:r>
-        <w:t xml:space="preserve">ps -p $STUBBORN_PID  # Ще працює!</w:t>
-      </w:r>
-    </w:p>
-    <w:p>
-      <w:pPr>
-        <w:pStyle w:val="SourceCode"/>
-        <w:spacing w:before="0" w:after="0" w:line="200" w:lineRule="auto"/>
-      </w:pPr>
-    </w:p>
-    <w:p>
-      <w:pPr>
-        <w:pStyle w:val="SourceCode"/>
-        <w:spacing w:before="0" w:after="0" w:line="200" w:lineRule="auto"/>
-      </w:pPr>
-      <w:r>
-        <w:t xml:space="preserve"># 6. Використайте SIGKILL</w:t>
-      </w:r>
-    </w:p>
-    <w:p>
-      <w:pPr>
-        <w:pStyle w:val="SourceCode"/>
-        <w:spacing w:before="0" w:after="0" w:line="200" w:lineRule="auto"/>
-      </w:pPr>
-      <w:r>
-        <w:t xml:space="preserve">kill -9 $STUBBORN_PID</w:t>
-      </w:r>
-    </w:p>
-    <w:p>
-      <w:pPr>
-        <w:pStyle w:val="SourceCode"/>
-        <w:spacing w:before="0" w:after="0" w:line="200" w:lineRule="auto"/>
-      </w:pPr>
-      <w:r>
-        <w:t xml:space="preserve">ps -p $STUBBORN_PID  # Тепер завершено</w:t>
-      </w:r>
-    </w:p>
-    <w:p>
-      <w:pPr>
-        <w:pStyle w:val="SourceCode"/>
-        <w:spacing w:before="0" w:after="0" w:line="200" w:lineRule="auto"/>
-      </w:pPr>
-    </w:p>
-    <w:p>
-      <w:pPr>
-        <w:pStyle w:val="SourceCode"/>
-        <w:spacing w:before="0" w:after="120" w:line="200" w:lineRule="auto"/>
-      </w:pPr>
-      <w:r>
-        <w:t xml:space="preserve"># Запишіть у звіт: чому SIGKILL завжди працює?</w:t>
-      </w:r>
+        <w:spacing w:before="0" w:after="0" w:line="120" w:lineRule="exact"/>
+        <w:rPr>
+          <w:sz w:val="4"/>
+          <w:szCs w:val="4"/>
+        </w:rPr>
+      </w:pPr>
+    </w:p>
+    <w:tbl>
+      <w:tblPr>
+        <w:tblStyle w:val="SourceCodeTable"/>
+        <w:tblW w:type="dxa" w:w="9637"/>
+        <w:tblInd w:w="0" w:type="dxa"/>
+        <w:tblBorders>
+          <w:top w:color="BFBFBF" w:space="0" w:sz="4" w:val="single"/>
+          <w:left w:color="BFBFBF" w:space="0" w:sz="4" w:val="single"/>
+          <w:bottom w:color="BFBFBF" w:space="0" w:sz="4" w:val="single"/>
+          <w:right w:color="BFBFBF" w:space="0" w:sz="4" w:val="single"/>
+        </w:tblBorders>
+        <w:tblLayout w:type="fixed"/>
+        <w:tblCellMar>
+          <w:top w:type="dxa" w:w="113"/>
+          <w:left w:type="dxa" w:w="113"/>
+          <w:bottom w:type="dxa" w:w="113"/>
+          <w:right w:type="dxa" w:w="113"/>
+        </w:tblCellMar>
+        <w:tblLook w:val="0000" w:firstRow="0" w:lastRow="0" w:firstColumn="0" w:lastColumn="0" w:noHBand="1" w:noVBand="1"/>
+      </w:tblPr>
+      <w:tblGrid>
+        <w:gridCol w:w="9637"/>
+      </w:tblGrid>
+      <w:tr>
+        <w:tc>
+          <w:tcPr>
+            <w:tcW w:type="dxa" w:w="9637"/>
+          </w:tcPr>
+          <w:p>
+            <w:pPr>
+              <w:pStyle w:val="SourceCode"/>
+              <w:spacing w:before="0" w:after="0" w:line="200" w:lineRule="auto"/>
+            </w:pPr>
+            <w:r>
+              <w:t xml:space="preserve"># 1. Запустіть тестовий процес</w:t>
+            </w:r>
+          </w:p>
+          <w:p>
+            <w:pPr>
+              <w:pStyle w:val="SourceCode"/>
+              <w:spacing w:before="0" w:after="0" w:line="200" w:lineRule="auto"/>
+            </w:pPr>
+            <w:r>
+              <w:t xml:space="preserve">./cpu_load.sh &amp;</w:t>
+            </w:r>
+          </w:p>
+          <w:p>
+            <w:pPr>
+              <w:pStyle w:val="SourceCode"/>
+              <w:spacing w:before="0" w:after="0" w:line="200" w:lineRule="auto"/>
+            </w:pPr>
+            <w:r>
+              <w:t xml:space="preserve">CPU_PID=$!</w:t>
+            </w:r>
+          </w:p>
+          <w:p>
+            <w:pPr>
+              <w:pStyle w:val="SourceCode"/>
+              <w:spacing w:before="0" w:after="0" w:line="200" w:lineRule="auto"/>
+            </w:pPr>
+            <w:r>
+              <w:t xml:space="preserve">echo "CPU load PID: $CPU_PID"</w:t>
+            </w:r>
+          </w:p>
+          <w:p>
+            <w:pPr>
+              <w:pStyle w:val="SourceCode"/>
+              <w:spacing w:before="0" w:after="0" w:line="200" w:lineRule="auto"/>
+            </w:pPr>
+          </w:p>
+          <w:p>
+            <w:pPr>
+              <w:pStyle w:val="SourceCode"/>
+              <w:spacing w:before="0" w:after="0" w:line="200" w:lineRule="auto"/>
+            </w:pPr>
+            <w:r>
+              <w:t xml:space="preserve"># 2. Перевірте, що він працює</w:t>
+            </w:r>
+          </w:p>
+          <w:p>
+            <w:pPr>
+              <w:pStyle w:val="SourceCode"/>
+              <w:spacing w:before="0" w:after="0" w:line="200" w:lineRule="auto"/>
+            </w:pPr>
+            <w:r>
+              <w:t xml:space="preserve">ps -p $CPU_PID</w:t>
+            </w:r>
+          </w:p>
+          <w:p>
+            <w:pPr>
+              <w:pStyle w:val="SourceCode"/>
+              <w:spacing w:before="0" w:after="0" w:line="200" w:lineRule="auto"/>
+            </w:pPr>
+          </w:p>
+          <w:p>
+            <w:pPr>
+              <w:pStyle w:val="SourceCode"/>
+              <w:spacing w:before="0" w:after="0" w:line="200" w:lineRule="auto"/>
+            </w:pPr>
+            <w:r>
+              <w:t xml:space="preserve"># 3. Надішліть SIGTERM (коректне завершення)</w:t>
+            </w:r>
+          </w:p>
+          <w:p>
+            <w:pPr>
+              <w:pStyle w:val="SourceCode"/>
+              <w:spacing w:before="0" w:after="0" w:line="200" w:lineRule="auto"/>
+            </w:pPr>
+            <w:r>
+              <w:t xml:space="preserve">kill $CPU_PID</w:t>
+            </w:r>
+          </w:p>
+          <w:p>
+            <w:pPr>
+              <w:pStyle w:val="SourceCode"/>
+              <w:spacing w:before="0" w:after="0" w:line="200" w:lineRule="auto"/>
+            </w:pPr>
+            <w:r>
+              <w:t xml:space="preserve">sleep 1</w:t>
+            </w:r>
+          </w:p>
+          <w:p>
+            <w:pPr>
+              <w:pStyle w:val="SourceCode"/>
+              <w:spacing w:before="0" w:after="0" w:line="200" w:lineRule="auto"/>
+            </w:pPr>
+            <w:r>
+              <w:t xml:space="preserve">ps -p $CPU_PID  # Має показати, що процес відсутній</w:t>
+            </w:r>
+          </w:p>
+        </w:tc>
+      </w:tr>
+    </w:tbl>
+    <w:p>
+      <w:pPr>
+        <w:spacing w:before="0" w:after="0" w:line="120" w:lineRule="exact"/>
+        <w:rPr>
+          <w:sz w:val="4"/>
+          <w:szCs w:val="4"/>
+        </w:rPr>
+      </w:pPr>
+    </w:p>
+    <w:p>
+      <w:pPr>
+        <w:spacing w:before="0" w:after="0" w:line="120" w:lineRule="exact"/>
+        <w:rPr>
+          <w:sz w:val="4"/>
+          <w:szCs w:val="4"/>
+        </w:rPr>
+      </w:pPr>
+    </w:p>
+    <w:tbl>
+      <w:tblPr>
+        <w:tblStyle w:val="SourceCodeTable"/>
+        <w:tblW w:type="dxa" w:w="9637"/>
+        <w:tblInd w:w="0" w:type="dxa"/>
+        <w:tblBorders>
+          <w:top w:color="BFBFBF" w:space="0" w:sz="4" w:val="single"/>
+          <w:left w:color="BFBFBF" w:space="0" w:sz="4" w:val="single"/>
+          <w:bottom w:color="BFBFBF" w:space="0" w:sz="4" w:val="single"/>
+          <w:right w:color="BFBFBF" w:space="0" w:sz="4" w:val="single"/>
+        </w:tblBorders>
+        <w:tblLayout w:type="fixed"/>
+        <w:tblCellMar>
+          <w:top w:type="dxa" w:w="113"/>
+          <w:left w:type="dxa" w:w="113"/>
+          <w:bottom w:type="dxa" w:w="113"/>
+          <w:right w:type="dxa" w:w="113"/>
+        </w:tblCellMar>
+        <w:tblLook w:val="0000" w:firstRow="0" w:lastRow="0" w:firstColumn="0" w:lastColumn="0" w:noHBand="1" w:noVBand="1"/>
+      </w:tblPr>
+      <w:tblGrid>
+        <w:gridCol w:w="9637"/>
+      </w:tblGrid>
+      <w:tr>
+        <w:tc>
+          <w:tcPr>
+            <w:tcW w:type="dxa" w:w="9637"/>
+          </w:tcPr>
+          <w:p>
+            <w:pPr>
+              <w:pStyle w:val="SourceCode"/>
+              <w:spacing w:before="0" w:after="0" w:line="200" w:lineRule="auto"/>
+            </w:pPr>
+            <w:r>
+              <w:t xml:space="preserve"># 4. Запустіть процес, що ігнорує SIGTERM</w:t>
+            </w:r>
+          </w:p>
+          <w:p>
+            <w:pPr>
+              <w:pStyle w:val="SourceCode"/>
+              <w:spacing w:before="0" w:after="0" w:line="200" w:lineRule="auto"/>
+            </w:pPr>
+            <w:r>
+              <w:t xml:space="preserve">cat &gt; stubborn.sh &lt;&lt; 'EOF'</w:t>
+            </w:r>
+          </w:p>
+          <w:p>
+            <w:pPr>
+              <w:pStyle w:val="SourceCode"/>
+              <w:spacing w:before="0" w:after="0" w:line="200" w:lineRule="auto"/>
+            </w:pPr>
+            <w:r>
+              <w:t xml:space="preserve">#!/bin/bash</w:t>
+            </w:r>
+          </w:p>
+          <w:p>
+            <w:pPr>
+              <w:pStyle w:val="SourceCode"/>
+              <w:spacing w:before="0" w:after="0" w:line="200" w:lineRule="auto"/>
+            </w:pPr>
+            <w:r>
+              <w:t xml:space="preserve">trap '' SIGTERM  # Ігноруємо SIGTERM</w:t>
+            </w:r>
+          </w:p>
+          <w:p>
+            <w:pPr>
+              <w:pStyle w:val="SourceCode"/>
+              <w:spacing w:before="0" w:after="0" w:line="200" w:lineRule="auto"/>
+            </w:pPr>
+            <w:r>
+              <w:t xml:space="preserve">echo "PID: $$ - I ignore SIGTERM! Use SIGKILL to stop me."</w:t>
+            </w:r>
+          </w:p>
+          <w:p>
+            <w:pPr>
+              <w:pStyle w:val="SourceCode"/>
+              <w:spacing w:before="0" w:after="0" w:line="200" w:lineRule="auto"/>
+            </w:pPr>
+            <w:r>
+              <w:t xml:space="preserve">while true; do sleep 1; done</w:t>
+            </w:r>
+          </w:p>
+          <w:p>
+            <w:pPr>
+              <w:pStyle w:val="SourceCode"/>
+              <w:spacing w:before="0" w:after="0" w:line="200" w:lineRule="auto"/>
+            </w:pPr>
+            <w:r>
+              <w:t xml:space="preserve">EOF</w:t>
+            </w:r>
+          </w:p>
+          <w:p>
+            <w:pPr>
+              <w:pStyle w:val="SourceCode"/>
+              <w:spacing w:before="0" w:after="0" w:line="200" w:lineRule="auto"/>
+            </w:pPr>
+            <w:r>
+              <w:t xml:space="preserve">chmod +x stubborn.sh</w:t>
+            </w:r>
+          </w:p>
+          <w:p>
+            <w:pPr>
+              <w:pStyle w:val="SourceCode"/>
+              <w:spacing w:before="0" w:after="0" w:line="200" w:lineRule="auto"/>
+            </w:pPr>
+          </w:p>
+          <w:p>
+            <w:pPr>
+              <w:pStyle w:val="SourceCode"/>
+              <w:spacing w:before="0" w:after="0" w:line="200" w:lineRule="auto"/>
+            </w:pPr>
+            <w:r>
+              <w:t xml:space="preserve">./stubborn.sh &amp;</w:t>
+            </w:r>
+          </w:p>
+          <w:p>
+            <w:pPr>
+              <w:pStyle w:val="SourceCode"/>
+              <w:spacing w:before="0" w:after="0" w:line="200" w:lineRule="auto"/>
+            </w:pPr>
+            <w:r>
+              <w:t xml:space="preserve">STUBBORN_PID=$!</w:t>
+            </w:r>
+          </w:p>
+          <w:p>
+            <w:pPr>
+              <w:pStyle w:val="SourceCode"/>
+              <w:spacing w:before="0" w:after="0" w:line="200" w:lineRule="auto"/>
+            </w:pPr>
+          </w:p>
+          <w:p>
+            <w:pPr>
+              <w:pStyle w:val="SourceCode"/>
+              <w:spacing w:before="0" w:after="0" w:line="200" w:lineRule="auto"/>
+            </w:pPr>
+            <w:r>
+              <w:t xml:space="preserve"># 5. Спробуйте SIGTERM</w:t>
+            </w:r>
+          </w:p>
+          <w:p>
+            <w:pPr>
+              <w:pStyle w:val="SourceCode"/>
+              <w:spacing w:before="0" w:after="0" w:line="200" w:lineRule="auto"/>
+            </w:pPr>
+            <w:r>
+              <w:t xml:space="preserve">kill $STUBBORN_PID</w:t>
+            </w:r>
+          </w:p>
+          <w:p>
+            <w:pPr>
+              <w:pStyle w:val="SourceCode"/>
+              <w:spacing w:before="0" w:after="0" w:line="200" w:lineRule="auto"/>
+            </w:pPr>
+            <w:r>
+              <w:t xml:space="preserve">ps -p $STUBBORN_PID  # Ще працює!</w:t>
+            </w:r>
+          </w:p>
+          <w:p>
+            <w:pPr>
+              <w:pStyle w:val="SourceCode"/>
+              <w:spacing w:before="0" w:after="0" w:line="200" w:lineRule="auto"/>
+            </w:pPr>
+          </w:p>
+          <w:p>
+            <w:pPr>
+              <w:pStyle w:val="SourceCode"/>
+              <w:spacing w:before="0" w:after="0" w:line="200" w:lineRule="auto"/>
+            </w:pPr>
+            <w:r>
+              <w:t xml:space="preserve"># 6. Використайте SIGKILL</w:t>
+            </w:r>
+          </w:p>
+          <w:p>
+            <w:pPr>
+              <w:pStyle w:val="SourceCode"/>
+              <w:spacing w:before="0" w:after="0" w:line="200" w:lineRule="auto"/>
+            </w:pPr>
+            <w:r>
+              <w:t xml:space="preserve">kill -9 $STUBBORN_PID</w:t>
+            </w:r>
+          </w:p>
+          <w:p>
+            <w:pPr>
+              <w:pStyle w:val="SourceCode"/>
+              <w:spacing w:before="0" w:after="0" w:line="200" w:lineRule="auto"/>
+            </w:pPr>
+            <w:r>
+              <w:t xml:space="preserve">ps -p $STUBBORN_PID  # Тепер завершено</w:t>
+            </w:r>
+          </w:p>
+          <w:p>
+            <w:pPr>
+              <w:pStyle w:val="SourceCode"/>
+              <w:spacing w:before="0" w:after="0" w:line="200" w:lineRule="auto"/>
+            </w:pPr>
+          </w:p>
+          <w:p>
+            <w:pPr>
+              <w:pStyle w:val="SourceCode"/>
+              <w:spacing w:before="0" w:after="0" w:line="200" w:lineRule="auto"/>
+            </w:pPr>
+            <w:r>
+              <w:t xml:space="preserve"># Запишіть у звіт: чому SIGKILL завжди працює?</w:t>
+            </w:r>
+          </w:p>
+        </w:tc>
+      </w:tr>
+    </w:tbl>
+    <w:p>
+      <w:pPr>
+        <w:spacing w:before="0" w:after="0" w:line="120" w:lineRule="exact"/>
+        <w:rPr>
+          <w:sz w:val="4"/>
+          <w:szCs w:val="4"/>
+        </w:rPr>
+      </w:pPr>
     </w:p>
     <w:bookmarkEnd w:id="22"/>
     <w:bookmarkStart w:id="23" w:name="сигнали-stop-та-cont"/>
@@ -2378,174 +3309,223 @@
     </w:p>
     <w:p>
       <w:pPr>
-        <w:pStyle w:val="SourceCode"/>
-        <w:spacing w:before="120" w:after="0" w:line="200" w:lineRule="auto"/>
-      </w:pPr>
-      <w:r>
-        <w:t xml:space="preserve"># 1. Запустіть процес</w:t>
-      </w:r>
-    </w:p>
-    <w:p>
-      <w:pPr>
-        <w:pStyle w:val="SourceCode"/>
-        <w:spacing w:before="0" w:after="0" w:line="200" w:lineRule="auto"/>
-      </w:pPr>
-      <w:r>
-        <w:t xml:space="preserve">./cpu_load.sh &amp;</w:t>
-      </w:r>
-    </w:p>
-    <w:p>
-      <w:pPr>
-        <w:pStyle w:val="SourceCode"/>
-        <w:spacing w:before="0" w:after="0" w:line="200" w:lineRule="auto"/>
-      </w:pPr>
-      <w:r>
-        <w:t xml:space="preserve">PID=$!</w:t>
-      </w:r>
-    </w:p>
-    <w:p>
-      <w:pPr>
-        <w:pStyle w:val="SourceCode"/>
-        <w:spacing w:before="0" w:after="0" w:line="200" w:lineRule="auto"/>
-      </w:pPr>
-    </w:p>
-    <w:p>
-      <w:pPr>
-        <w:pStyle w:val="SourceCode"/>
-        <w:spacing w:before="0" w:after="0" w:line="200" w:lineRule="auto"/>
-      </w:pPr>
-      <w:r>
-        <w:t xml:space="preserve"># 2. Подивіться його стан в top (R - running)</w:t>
-      </w:r>
-    </w:p>
-    <w:p>
-      <w:pPr>
-        <w:pStyle w:val="SourceCode"/>
-        <w:spacing w:before="0" w:after="0" w:line="200" w:lineRule="auto"/>
-      </w:pPr>
-      <w:r>
-        <w:t xml:space="preserve">ps -o pid,stat,cmd -p $PID</w:t>
-      </w:r>
-    </w:p>
-    <w:p>
-      <w:pPr>
-        <w:pStyle w:val="SourceCode"/>
-        <w:spacing w:before="0" w:after="0" w:line="200" w:lineRule="auto"/>
-      </w:pPr>
-    </w:p>
-    <w:p>
-      <w:pPr>
-        <w:pStyle w:val="SourceCode"/>
-        <w:spacing w:before="0" w:after="0" w:line="200" w:lineRule="auto"/>
-      </w:pPr>
-      <w:r>
-        <w:t xml:space="preserve"># 3. Призупиніть процес</w:t>
-      </w:r>
-    </w:p>
-    <w:p>
-      <w:pPr>
-        <w:pStyle w:val="SourceCode"/>
-        <w:spacing w:before="0" w:after="0" w:line="200" w:lineRule="auto"/>
-      </w:pPr>
-      <w:r>
-        <w:t xml:space="preserve">kill -STOP $PID</w:t>
-      </w:r>
-    </w:p>
-    <w:p>
-      <w:pPr>
-        <w:pStyle w:val="SourceCode"/>
-        <w:spacing w:before="0" w:after="0" w:line="200" w:lineRule="auto"/>
-      </w:pPr>
-    </w:p>
-    <w:p>
-      <w:pPr>
-        <w:pStyle w:val="SourceCode"/>
-        <w:spacing w:before="0" w:after="0" w:line="200" w:lineRule="auto"/>
-      </w:pPr>
-      <w:r>
-        <w:t xml:space="preserve"># 4. Перевірте стан (T - stopped)</w:t>
-      </w:r>
-    </w:p>
-    <w:p>
-      <w:pPr>
-        <w:pStyle w:val="SourceCode"/>
-        <w:spacing w:before="0" w:after="0" w:line="200" w:lineRule="auto"/>
-      </w:pPr>
-      <w:r>
-        <w:t xml:space="preserve">ps -o pid,stat,cmd -p $PID</w:t>
-      </w:r>
-    </w:p>
-    <w:p>
-      <w:pPr>
-        <w:pStyle w:val="SourceCode"/>
-        <w:spacing w:before="0" w:after="0" w:line="200" w:lineRule="auto"/>
-      </w:pPr>
-    </w:p>
-    <w:p>
-      <w:pPr>
-        <w:pStyle w:val="SourceCode"/>
-        <w:spacing w:before="0" w:after="0" w:line="200" w:lineRule="auto"/>
-      </w:pPr>
-      <w:r>
-        <w:t xml:space="preserve"># 5. Продовжіть виконання</w:t>
-      </w:r>
-    </w:p>
-    <w:p>
-      <w:pPr>
-        <w:pStyle w:val="SourceCode"/>
-        <w:spacing w:before="0" w:after="0" w:line="200" w:lineRule="auto"/>
-      </w:pPr>
-      <w:r>
-        <w:t xml:space="preserve">kill -CONT $PID</w:t>
-      </w:r>
-    </w:p>
-    <w:p>
-      <w:pPr>
-        <w:pStyle w:val="SourceCode"/>
-        <w:spacing w:before="0" w:after="0" w:line="200" w:lineRule="auto"/>
-      </w:pPr>
-    </w:p>
-    <w:p>
-      <w:pPr>
-        <w:pStyle w:val="SourceCode"/>
-        <w:spacing w:before="0" w:after="0" w:line="200" w:lineRule="auto"/>
-      </w:pPr>
-      <w:r>
-        <w:t xml:space="preserve"># 6. Перевірте стан знову (R - running)</w:t>
-      </w:r>
-    </w:p>
-    <w:p>
-      <w:pPr>
-        <w:pStyle w:val="SourceCode"/>
-        <w:spacing w:before="0" w:after="0" w:line="200" w:lineRule="auto"/>
-      </w:pPr>
-      <w:r>
-        <w:t xml:space="preserve">ps -o pid,stat,cmd -p $PID</w:t>
-      </w:r>
-    </w:p>
-    <w:p>
-      <w:pPr>
-        <w:pStyle w:val="SourceCode"/>
-        <w:spacing w:before="0" w:after="0" w:line="200" w:lineRule="auto"/>
-      </w:pPr>
-    </w:p>
-    <w:p>
-      <w:pPr>
-        <w:pStyle w:val="SourceCode"/>
-        <w:spacing w:before="0" w:after="0" w:line="200" w:lineRule="auto"/>
-      </w:pPr>
-      <w:r>
-        <w:t xml:space="preserve"># 7. Завершіть</w:t>
-      </w:r>
-    </w:p>
-    <w:p>
-      <w:pPr>
-        <w:pStyle w:val="SourceCode"/>
-        <w:spacing w:before="0" w:after="120" w:line="200" w:lineRule="auto"/>
-      </w:pPr>
-      <w:r>
-        <w:t xml:space="preserve">kill $PID</w:t>
-      </w:r>
+        <w:spacing w:before="0" w:after="0" w:line="120" w:lineRule="exact"/>
+        <w:rPr>
+          <w:sz w:val="4"/>
+          <w:szCs w:val="4"/>
+        </w:rPr>
+      </w:pPr>
+    </w:p>
+    <w:tbl>
+      <w:tblPr>
+        <w:tblStyle w:val="SourceCodeTable"/>
+        <w:tblW w:type="dxa" w:w="9637"/>
+        <w:tblInd w:w="0" w:type="dxa"/>
+        <w:tblBorders>
+          <w:top w:color="BFBFBF" w:space="0" w:sz="4" w:val="single"/>
+          <w:left w:color="BFBFBF" w:space="0" w:sz="4" w:val="single"/>
+          <w:bottom w:color="BFBFBF" w:space="0" w:sz="4" w:val="single"/>
+          <w:right w:color="BFBFBF" w:space="0" w:sz="4" w:val="single"/>
+        </w:tblBorders>
+        <w:tblLayout w:type="fixed"/>
+        <w:tblCellMar>
+          <w:top w:type="dxa" w:w="113"/>
+          <w:left w:type="dxa" w:w="113"/>
+          <w:bottom w:type="dxa" w:w="113"/>
+          <w:right w:type="dxa" w:w="113"/>
+        </w:tblCellMar>
+        <w:tblLook w:val="0000" w:firstRow="0" w:lastRow="0" w:firstColumn="0" w:lastColumn="0" w:noHBand="1" w:noVBand="1"/>
+      </w:tblPr>
+      <w:tblGrid>
+        <w:gridCol w:w="9637"/>
+      </w:tblGrid>
+      <w:tr>
+        <w:tc>
+          <w:tcPr>
+            <w:tcW w:type="dxa" w:w="9637"/>
+          </w:tcPr>
+          <w:p>
+            <w:pPr>
+              <w:pStyle w:val="SourceCode"/>
+              <w:spacing w:before="0" w:after="0" w:line="200" w:lineRule="auto"/>
+            </w:pPr>
+            <w:r>
+              <w:t xml:space="preserve"># 1. Запустіть процес</w:t>
+            </w:r>
+          </w:p>
+          <w:p>
+            <w:pPr>
+              <w:pStyle w:val="SourceCode"/>
+              <w:spacing w:before="0" w:after="0" w:line="200" w:lineRule="auto"/>
+            </w:pPr>
+            <w:r>
+              <w:t xml:space="preserve">./cpu_load.sh &amp;</w:t>
+            </w:r>
+          </w:p>
+          <w:p>
+            <w:pPr>
+              <w:pStyle w:val="SourceCode"/>
+              <w:spacing w:before="0" w:after="0" w:line="200" w:lineRule="auto"/>
+            </w:pPr>
+            <w:r>
+              <w:t xml:space="preserve">PID=$!</w:t>
+            </w:r>
+          </w:p>
+          <w:p>
+            <w:pPr>
+              <w:pStyle w:val="SourceCode"/>
+              <w:spacing w:before="0" w:after="0" w:line="200" w:lineRule="auto"/>
+            </w:pPr>
+          </w:p>
+          <w:p>
+            <w:pPr>
+              <w:pStyle w:val="SourceCode"/>
+              <w:spacing w:before="0" w:after="0" w:line="200" w:lineRule="auto"/>
+            </w:pPr>
+            <w:r>
+              <w:t xml:space="preserve"># 2. Подивіться його стан в top (R - running)</w:t>
+            </w:r>
+          </w:p>
+          <w:p>
+            <w:pPr>
+              <w:pStyle w:val="SourceCode"/>
+              <w:spacing w:before="0" w:after="0" w:line="200" w:lineRule="auto"/>
+            </w:pPr>
+            <w:r>
+              <w:t xml:space="preserve">ps -o pid,stat,cmd -p $PID</w:t>
+            </w:r>
+          </w:p>
+          <w:p>
+            <w:pPr>
+              <w:pStyle w:val="SourceCode"/>
+              <w:spacing w:before="0" w:after="0" w:line="200" w:lineRule="auto"/>
+            </w:pPr>
+          </w:p>
+          <w:p>
+            <w:pPr>
+              <w:pStyle w:val="SourceCode"/>
+              <w:spacing w:before="0" w:after="0" w:line="200" w:lineRule="auto"/>
+            </w:pPr>
+            <w:r>
+              <w:t xml:space="preserve"># 3. Призупиніть процес</w:t>
+            </w:r>
+          </w:p>
+          <w:p>
+            <w:pPr>
+              <w:pStyle w:val="SourceCode"/>
+              <w:spacing w:before="0" w:after="0" w:line="200" w:lineRule="auto"/>
+            </w:pPr>
+            <w:r>
+              <w:t xml:space="preserve">kill -STOP $PID</w:t>
+            </w:r>
+          </w:p>
+          <w:p>
+            <w:pPr>
+              <w:pStyle w:val="SourceCode"/>
+              <w:spacing w:before="0" w:after="0" w:line="200" w:lineRule="auto"/>
+            </w:pPr>
+          </w:p>
+          <w:p>
+            <w:pPr>
+              <w:pStyle w:val="SourceCode"/>
+              <w:spacing w:before="0" w:after="0" w:line="200" w:lineRule="auto"/>
+            </w:pPr>
+            <w:r>
+              <w:t xml:space="preserve"># 4. Перевірте стан (T - stopped)</w:t>
+            </w:r>
+          </w:p>
+          <w:p>
+            <w:pPr>
+              <w:pStyle w:val="SourceCode"/>
+              <w:spacing w:before="0" w:after="0" w:line="200" w:lineRule="auto"/>
+            </w:pPr>
+            <w:r>
+              <w:t xml:space="preserve">ps -o pid,stat,cmd -p $PID</w:t>
+            </w:r>
+          </w:p>
+          <w:p>
+            <w:pPr>
+              <w:pStyle w:val="SourceCode"/>
+              <w:spacing w:before="0" w:after="0" w:line="200" w:lineRule="auto"/>
+            </w:pPr>
+          </w:p>
+          <w:p>
+            <w:pPr>
+              <w:pStyle w:val="SourceCode"/>
+              <w:spacing w:before="0" w:after="0" w:line="200" w:lineRule="auto"/>
+            </w:pPr>
+            <w:r>
+              <w:t xml:space="preserve"># 5. Продовжіть виконання</w:t>
+            </w:r>
+          </w:p>
+          <w:p>
+            <w:pPr>
+              <w:pStyle w:val="SourceCode"/>
+              <w:spacing w:before="0" w:after="0" w:line="200" w:lineRule="auto"/>
+            </w:pPr>
+            <w:r>
+              <w:t xml:space="preserve">kill -CONT $PID</w:t>
+            </w:r>
+          </w:p>
+          <w:p>
+            <w:pPr>
+              <w:pStyle w:val="SourceCode"/>
+              <w:spacing w:before="0" w:after="0" w:line="200" w:lineRule="auto"/>
+            </w:pPr>
+          </w:p>
+          <w:p>
+            <w:pPr>
+              <w:pStyle w:val="SourceCode"/>
+              <w:spacing w:before="0" w:after="0" w:line="200" w:lineRule="auto"/>
+            </w:pPr>
+            <w:r>
+              <w:t xml:space="preserve"># 6. Перевірте стан знову (R - running)</w:t>
+            </w:r>
+          </w:p>
+          <w:p>
+            <w:pPr>
+              <w:pStyle w:val="SourceCode"/>
+              <w:spacing w:before="0" w:after="0" w:line="200" w:lineRule="auto"/>
+            </w:pPr>
+            <w:r>
+              <w:t xml:space="preserve">ps -o pid,stat,cmd -p $PID</w:t>
+            </w:r>
+          </w:p>
+          <w:p>
+            <w:pPr>
+              <w:pStyle w:val="SourceCode"/>
+              <w:spacing w:before="0" w:after="0" w:line="200" w:lineRule="auto"/>
+            </w:pPr>
+          </w:p>
+          <w:p>
+            <w:pPr>
+              <w:pStyle w:val="SourceCode"/>
+              <w:spacing w:before="0" w:after="0" w:line="200" w:lineRule="auto"/>
+            </w:pPr>
+            <w:r>
+              <w:t xml:space="preserve"># 7. Завершіть</w:t>
+            </w:r>
+          </w:p>
+          <w:p>
+            <w:pPr>
+              <w:pStyle w:val="SourceCode"/>
+              <w:spacing w:before="0" w:after="0" w:line="200" w:lineRule="auto"/>
+            </w:pPr>
+            <w:r>
+              <w:t xml:space="preserve">kill $PID</w:t>
+            </w:r>
+          </w:p>
+        </w:tc>
+      </w:tr>
+    </w:tbl>
+    <w:p>
+      <w:pPr>
+        <w:spacing w:before="0" w:after="0" w:line="120" w:lineRule="exact"/>
+        <w:rPr>
+          <w:sz w:val="4"/>
+          <w:szCs w:val="4"/>
+        </w:rPr>
+      </w:pPr>
     </w:p>
     <w:bookmarkEnd w:id="23"/>
     <w:bookmarkEnd w:id="24"/>
@@ -2569,78 +3549,127 @@
     </w:p>
     <w:p>
       <w:pPr>
-        <w:pStyle w:val="SourceCode"/>
-        <w:spacing w:before="120" w:after="0" w:line="200" w:lineRule="auto"/>
-      </w:pPr>
-      <w:r>
-        <w:t xml:space="preserve"># 1. Подивіться nice values процесів</w:t>
-      </w:r>
-    </w:p>
-    <w:p>
-      <w:pPr>
-        <w:pStyle w:val="SourceCode"/>
-        <w:spacing w:before="0" w:after="0" w:line="200" w:lineRule="auto"/>
-      </w:pPr>
-      <w:r>
-        <w:t xml:space="preserve">ps -eo pid,ni,cmd | head -20</w:t>
-      </w:r>
-    </w:p>
-    <w:p>
-      <w:pPr>
-        <w:pStyle w:val="SourceCode"/>
-        <w:spacing w:before="0" w:after="0" w:line="200" w:lineRule="auto"/>
-      </w:pPr>
-    </w:p>
-    <w:p>
-      <w:pPr>
-        <w:pStyle w:val="SourceCode"/>
-        <w:spacing w:before="0" w:after="0" w:line="200" w:lineRule="auto"/>
-      </w:pPr>
-      <w:r>
-        <w:t xml:space="preserve"># 2. Подивіться пріоритет конкретного процесу</w:t>
-      </w:r>
-    </w:p>
-    <w:p>
-      <w:pPr>
-        <w:pStyle w:val="SourceCode"/>
-        <w:spacing w:before="0" w:after="0" w:line="200" w:lineRule="auto"/>
-      </w:pPr>
-      <w:r>
-        <w:t xml:space="preserve">ps -o pid,ni,pri,cmd -p 1</w:t>
-      </w:r>
-    </w:p>
-    <w:p>
-      <w:pPr>
-        <w:pStyle w:val="SourceCode"/>
-        <w:spacing w:before="0" w:after="0" w:line="200" w:lineRule="auto"/>
-      </w:pPr>
-    </w:p>
-    <w:p>
-      <w:pPr>
-        <w:pStyle w:val="SourceCode"/>
-        <w:spacing w:before="0" w:after="0" w:line="200" w:lineRule="auto"/>
-      </w:pPr>
-      <w:r>
-        <w:t xml:space="preserve"># Запишіть у звіт:</w:t>
-      </w:r>
-    </w:p>
-    <w:p>
-      <w:pPr>
-        <w:pStyle w:val="SourceCode"/>
-        <w:spacing w:before="0" w:after="0" w:line="200" w:lineRule="auto"/>
-      </w:pPr>
-      <w:r>
-        <w:t xml:space="preserve"># - Який nice value у процесу init/systemd?</w:t>
-      </w:r>
-    </w:p>
-    <w:p>
-      <w:pPr>
-        <w:pStyle w:val="SourceCode"/>
-        <w:spacing w:before="0" w:after="120" w:line="200" w:lineRule="auto"/>
-      </w:pPr>
-      <w:r>
-        <w:t xml:space="preserve"># - Що означають колонки NI та PRI?</w:t>
-      </w:r>
+        <w:spacing w:before="0" w:after="0" w:line="120" w:lineRule="exact"/>
+        <w:rPr>
+          <w:sz w:val="4"/>
+          <w:szCs w:val="4"/>
+        </w:rPr>
+      </w:pPr>
+    </w:p>
+    <w:tbl>
+      <w:tblPr>
+        <w:tblStyle w:val="SourceCodeTable"/>
+        <w:tblW w:type="dxa" w:w="9637"/>
+        <w:tblInd w:w="0" w:type="dxa"/>
+        <w:tblBorders>
+          <w:top w:color="BFBFBF" w:space="0" w:sz="4" w:val="single"/>
+          <w:left w:color="BFBFBF" w:space="0" w:sz="4" w:val="single"/>
+          <w:bottom w:color="BFBFBF" w:space="0" w:sz="4" w:val="single"/>
+          <w:right w:color="BFBFBF" w:space="0" w:sz="4" w:val="single"/>
+        </w:tblBorders>
+        <w:tblLayout w:type="fixed"/>
+        <w:tblCellMar>
+          <w:top w:type="dxa" w:w="113"/>
+          <w:left w:type="dxa" w:w="113"/>
+          <w:bottom w:type="dxa" w:w="113"/>
+          <w:right w:type="dxa" w:w="113"/>
+        </w:tblCellMar>
+        <w:tblLook w:val="0000" w:firstRow="0" w:lastRow="0" w:firstColumn="0" w:lastColumn="0" w:noHBand="1" w:noVBand="1"/>
+      </w:tblPr>
+      <w:tblGrid>
+        <w:gridCol w:w="9637"/>
+      </w:tblGrid>
+      <w:tr>
+        <w:tc>
+          <w:tcPr>
+            <w:tcW w:type="dxa" w:w="9637"/>
+          </w:tcPr>
+          <w:p>
+            <w:pPr>
+              <w:pStyle w:val="SourceCode"/>
+              <w:spacing w:before="0" w:after="0" w:line="200" w:lineRule="auto"/>
+            </w:pPr>
+            <w:r>
+              <w:t xml:space="preserve"># 1. Подивіться nice values процесів</w:t>
+            </w:r>
+          </w:p>
+          <w:p>
+            <w:pPr>
+              <w:pStyle w:val="SourceCode"/>
+              <w:spacing w:before="0" w:after="0" w:line="200" w:lineRule="auto"/>
+            </w:pPr>
+            <w:r>
+              <w:t xml:space="preserve">ps -eo pid,ni,cmd | head -20</w:t>
+            </w:r>
+          </w:p>
+          <w:p>
+            <w:pPr>
+              <w:pStyle w:val="SourceCode"/>
+              <w:spacing w:before="0" w:after="0" w:line="200" w:lineRule="auto"/>
+            </w:pPr>
+          </w:p>
+          <w:p>
+            <w:pPr>
+              <w:pStyle w:val="SourceCode"/>
+              <w:spacing w:before="0" w:after="0" w:line="200" w:lineRule="auto"/>
+            </w:pPr>
+            <w:r>
+              <w:t xml:space="preserve"># 2. Подивіться пріоритет конкретного процесу</w:t>
+            </w:r>
+          </w:p>
+          <w:p>
+            <w:pPr>
+              <w:pStyle w:val="SourceCode"/>
+              <w:spacing w:before="0" w:after="0" w:line="200" w:lineRule="auto"/>
+            </w:pPr>
+            <w:r>
+              <w:t xml:space="preserve">ps -o pid,ni,pri,cmd -p 1</w:t>
+            </w:r>
+          </w:p>
+          <w:p>
+            <w:pPr>
+              <w:pStyle w:val="SourceCode"/>
+              <w:spacing w:before="0" w:after="0" w:line="200" w:lineRule="auto"/>
+            </w:pPr>
+          </w:p>
+          <w:p>
+            <w:pPr>
+              <w:pStyle w:val="SourceCode"/>
+              <w:spacing w:before="0" w:after="0" w:line="200" w:lineRule="auto"/>
+            </w:pPr>
+            <w:r>
+              <w:t xml:space="preserve"># Запишіть у звіт:</w:t>
+            </w:r>
+          </w:p>
+          <w:p>
+            <w:pPr>
+              <w:pStyle w:val="SourceCode"/>
+              <w:spacing w:before="0" w:after="0" w:line="200" w:lineRule="auto"/>
+            </w:pPr>
+            <w:r>
+              <w:t xml:space="preserve"># - Який nice value у процесу init/systemd?</w:t>
+            </w:r>
+          </w:p>
+          <w:p>
+            <w:pPr>
+              <w:pStyle w:val="SourceCode"/>
+              <w:spacing w:before="0" w:after="0" w:line="200" w:lineRule="auto"/>
+            </w:pPr>
+            <w:r>
+              <w:t xml:space="preserve"># - Що означають колонки NI та PRI?</w:t>
+            </w:r>
+          </w:p>
+        </w:tc>
+      </w:tr>
+    </w:tbl>
+    <w:p>
+      <w:pPr>
+        <w:spacing w:before="0" w:after="0" w:line="120" w:lineRule="exact"/>
+        <w:rPr>
+          <w:sz w:val="4"/>
+          <w:szCs w:val="4"/>
+        </w:rPr>
+      </w:pPr>
     </w:p>
     <w:bookmarkEnd w:id="25"/>
     <w:bookmarkStart w:id="26" w:name="запуск-з-різними-пріоритетами"/>
@@ -2654,204 +3683,253 @@
     </w:p>
     <w:p>
       <w:pPr>
-        <w:pStyle w:val="SourceCode"/>
-        <w:spacing w:before="120" w:after="0" w:line="200" w:lineRule="auto"/>
-      </w:pPr>
-      <w:r>
-        <w:t xml:space="preserve"># 1. Запустіть процес зі звичайним пріоритетом</w:t>
-      </w:r>
-    </w:p>
-    <w:p>
-      <w:pPr>
-        <w:pStyle w:val="SourceCode"/>
-        <w:spacing w:before="0" w:after="0" w:line="200" w:lineRule="auto"/>
-      </w:pPr>
-      <w:r>
-        <w:t xml:space="preserve">./cpu_load.sh &amp;</w:t>
-      </w:r>
-    </w:p>
-    <w:p>
-      <w:pPr>
-        <w:pStyle w:val="SourceCode"/>
-        <w:spacing w:before="0" w:after="0" w:line="200" w:lineRule="auto"/>
-      </w:pPr>
-      <w:r>
-        <w:t xml:space="preserve">PID_NORMAL=$!</w:t>
-      </w:r>
-    </w:p>
-    <w:p>
-      <w:pPr>
-        <w:pStyle w:val="SourceCode"/>
-        <w:spacing w:before="0" w:after="0" w:line="200" w:lineRule="auto"/>
-      </w:pPr>
-      <w:r>
-        <w:t xml:space="preserve">echo "Normal priority PID: $PID_NORMAL"</w:t>
-      </w:r>
-    </w:p>
-    <w:p>
-      <w:pPr>
-        <w:pStyle w:val="SourceCode"/>
-        <w:spacing w:before="0" w:after="0" w:line="200" w:lineRule="auto"/>
-      </w:pPr>
-    </w:p>
-    <w:p>
-      <w:pPr>
-        <w:pStyle w:val="SourceCode"/>
-        <w:spacing w:before="0" w:after="0" w:line="200" w:lineRule="auto"/>
-      </w:pPr>
-      <w:r>
-        <w:t xml:space="preserve"># 2. Запустіть процес з низьким пріоритетом (nice = 19)</w:t>
-      </w:r>
-    </w:p>
-    <w:p>
-      <w:pPr>
-        <w:pStyle w:val="SourceCode"/>
-        <w:spacing w:before="0" w:after="0" w:line="200" w:lineRule="auto"/>
-      </w:pPr>
-      <w:r>
-        <w:t xml:space="preserve">nice -n 19 ./cpu_load.sh &amp;</w:t>
-      </w:r>
-    </w:p>
-    <w:p>
-      <w:pPr>
-        <w:pStyle w:val="SourceCode"/>
-        <w:spacing w:before="0" w:after="0" w:line="200" w:lineRule="auto"/>
-      </w:pPr>
-      <w:r>
-        <w:t xml:space="preserve">PID_LOW=$!</w:t>
-      </w:r>
-    </w:p>
-    <w:p>
-      <w:pPr>
-        <w:pStyle w:val="SourceCode"/>
-        <w:spacing w:before="0" w:after="0" w:line="200" w:lineRule="auto"/>
-      </w:pPr>
-      <w:r>
-        <w:t xml:space="preserve">echo "Low priority PID: $PID_LOW"</w:t>
-      </w:r>
-    </w:p>
-    <w:p>
-      <w:pPr>
-        <w:pStyle w:val="SourceCode"/>
-        <w:spacing w:before="0" w:after="0" w:line="200" w:lineRule="auto"/>
-      </w:pPr>
-    </w:p>
-    <w:p>
-      <w:pPr>
-        <w:pStyle w:val="SourceCode"/>
-        <w:spacing w:before="0" w:after="0" w:line="200" w:lineRule="auto"/>
-      </w:pPr>
-      <w:r>
-        <w:t xml:space="preserve"># 3. Запустіть процес з високим пріоритетом (потрібен sudo)</w:t>
-      </w:r>
-    </w:p>
-    <w:p>
-      <w:pPr>
-        <w:pStyle w:val="SourceCode"/>
-        <w:spacing w:before="0" w:after="0" w:line="200" w:lineRule="auto"/>
-      </w:pPr>
-      <w:r>
-        <w:t xml:space="preserve">sudo nice -n -10 ./cpu_load.sh &amp;</w:t>
-      </w:r>
-    </w:p>
-    <w:p>
-      <w:pPr>
-        <w:pStyle w:val="SourceCode"/>
-        <w:spacing w:before="0" w:after="0" w:line="200" w:lineRule="auto"/>
-      </w:pPr>
-      <w:r>
-        <w:t xml:space="preserve">PID_HIGH=$!</w:t>
-      </w:r>
-    </w:p>
-    <w:p>
-      <w:pPr>
-        <w:pStyle w:val="SourceCode"/>
-        <w:spacing w:before="0" w:after="0" w:line="200" w:lineRule="auto"/>
-      </w:pPr>
-      <w:r>
-        <w:t xml:space="preserve">echo "High priority PID: $PID_HIGH"</w:t>
-      </w:r>
-    </w:p>
-    <w:p>
-      <w:pPr>
-        <w:pStyle w:val="SourceCode"/>
-        <w:spacing w:before="0" w:after="0" w:line="200" w:lineRule="auto"/>
-      </w:pPr>
-    </w:p>
-    <w:p>
-      <w:pPr>
-        <w:pStyle w:val="SourceCode"/>
-        <w:spacing w:before="0" w:after="0" w:line="200" w:lineRule="auto"/>
-      </w:pPr>
-      <w:r>
-        <w:t xml:space="preserve"># 4. Порівняйте в top</w:t>
-      </w:r>
-    </w:p>
-    <w:p>
-      <w:pPr>
-        <w:pStyle w:val="SourceCode"/>
-        <w:spacing w:before="0" w:after="0" w:line="200" w:lineRule="auto"/>
-      </w:pPr>
-      <w:r>
-        <w:t xml:space="preserve">top -p $PID_NORMAL,$PID_LOW,$PID_HIGH</w:t>
-      </w:r>
-    </w:p>
-    <w:p>
-      <w:pPr>
-        <w:pStyle w:val="SourceCode"/>
-        <w:spacing w:before="0" w:after="0" w:line="200" w:lineRule="auto"/>
-      </w:pPr>
-    </w:p>
-    <w:p>
-      <w:pPr>
-        <w:pStyle w:val="SourceCode"/>
-        <w:spacing w:before="0" w:after="0" w:line="200" w:lineRule="auto"/>
-      </w:pPr>
-      <w:r>
-        <w:t xml:space="preserve"># Зверніть увагу на колонку NI та %CPU</w:t>
-      </w:r>
-    </w:p>
-    <w:p>
-      <w:pPr>
-        <w:pStyle w:val="SourceCode"/>
-        <w:spacing w:before="0" w:after="0" w:line="200" w:lineRule="auto"/>
-      </w:pPr>
-      <w:r>
-        <w:t xml:space="preserve"># Процес з вищим пріоритетом отримує більше CPU</w:t>
-      </w:r>
-    </w:p>
-    <w:p>
-      <w:pPr>
-        <w:pStyle w:val="SourceCode"/>
-        <w:spacing w:before="0" w:after="0" w:line="200" w:lineRule="auto"/>
-      </w:pPr>
-    </w:p>
-    <w:p>
-      <w:pPr>
-        <w:pStyle w:val="SourceCode"/>
-        <w:spacing w:before="0" w:after="0" w:line="200" w:lineRule="auto"/>
-      </w:pPr>
-      <w:r>
-        <w:t xml:space="preserve"># 5. Завершіть всі</w:t>
-      </w:r>
-    </w:p>
-    <w:p>
-      <w:pPr>
-        <w:pStyle w:val="SourceCode"/>
-        <w:spacing w:before="0" w:after="0" w:line="200" w:lineRule="auto"/>
-      </w:pPr>
-      <w:r>
-        <w:t xml:space="preserve">kill $PID_NORMAL $PID_LOW</w:t>
-      </w:r>
-    </w:p>
-    <w:p>
-      <w:pPr>
-        <w:pStyle w:val="SourceCode"/>
-        <w:spacing w:before="0" w:after="120" w:line="200" w:lineRule="auto"/>
-      </w:pPr>
-      <w:r>
-        <w:t xml:space="preserve">sudo kill $PID_HIGH</w:t>
-      </w:r>
+        <w:spacing w:before="0" w:after="0" w:line="120" w:lineRule="exact"/>
+        <w:rPr>
+          <w:sz w:val="4"/>
+          <w:szCs w:val="4"/>
+        </w:rPr>
+      </w:pPr>
+    </w:p>
+    <w:tbl>
+      <w:tblPr>
+        <w:tblStyle w:val="SourceCodeTable"/>
+        <w:tblW w:type="dxa" w:w="9637"/>
+        <w:tblInd w:w="0" w:type="dxa"/>
+        <w:tblBorders>
+          <w:top w:color="BFBFBF" w:space="0" w:sz="4" w:val="single"/>
+          <w:left w:color="BFBFBF" w:space="0" w:sz="4" w:val="single"/>
+          <w:bottom w:color="BFBFBF" w:space="0" w:sz="4" w:val="single"/>
+          <w:right w:color="BFBFBF" w:space="0" w:sz="4" w:val="single"/>
+        </w:tblBorders>
+        <w:tblLayout w:type="fixed"/>
+        <w:tblCellMar>
+          <w:top w:type="dxa" w:w="113"/>
+          <w:left w:type="dxa" w:w="113"/>
+          <w:bottom w:type="dxa" w:w="113"/>
+          <w:right w:type="dxa" w:w="113"/>
+        </w:tblCellMar>
+        <w:tblLook w:val="0000" w:firstRow="0" w:lastRow="0" w:firstColumn="0" w:lastColumn="0" w:noHBand="1" w:noVBand="1"/>
+      </w:tblPr>
+      <w:tblGrid>
+        <w:gridCol w:w="9637"/>
+      </w:tblGrid>
+      <w:tr>
+        <w:tc>
+          <w:tcPr>
+            <w:tcW w:type="dxa" w:w="9637"/>
+          </w:tcPr>
+          <w:p>
+            <w:pPr>
+              <w:pStyle w:val="SourceCode"/>
+              <w:spacing w:before="0" w:after="0" w:line="200" w:lineRule="auto"/>
+            </w:pPr>
+            <w:r>
+              <w:t xml:space="preserve"># 1. Запустіть процес зі звичайним пріоритетом</w:t>
+            </w:r>
+          </w:p>
+          <w:p>
+            <w:pPr>
+              <w:pStyle w:val="SourceCode"/>
+              <w:spacing w:before="0" w:after="0" w:line="200" w:lineRule="auto"/>
+            </w:pPr>
+            <w:r>
+              <w:t xml:space="preserve">./cpu_load.sh &amp;</w:t>
+            </w:r>
+          </w:p>
+          <w:p>
+            <w:pPr>
+              <w:pStyle w:val="SourceCode"/>
+              <w:spacing w:before="0" w:after="0" w:line="200" w:lineRule="auto"/>
+            </w:pPr>
+            <w:r>
+              <w:t xml:space="preserve">PID_NORMAL=$!</w:t>
+            </w:r>
+          </w:p>
+          <w:p>
+            <w:pPr>
+              <w:pStyle w:val="SourceCode"/>
+              <w:spacing w:before="0" w:after="0" w:line="200" w:lineRule="auto"/>
+            </w:pPr>
+            <w:r>
+              <w:t xml:space="preserve">echo "Normal priority PID: $PID_NORMAL"</w:t>
+            </w:r>
+          </w:p>
+          <w:p>
+            <w:pPr>
+              <w:pStyle w:val="SourceCode"/>
+              <w:spacing w:before="0" w:after="0" w:line="200" w:lineRule="auto"/>
+            </w:pPr>
+          </w:p>
+          <w:p>
+            <w:pPr>
+              <w:pStyle w:val="SourceCode"/>
+              <w:spacing w:before="0" w:after="0" w:line="200" w:lineRule="auto"/>
+            </w:pPr>
+            <w:r>
+              <w:t xml:space="preserve"># 2. Запустіть процес з низьким пріоритетом (nice = 19)</w:t>
+            </w:r>
+          </w:p>
+          <w:p>
+            <w:pPr>
+              <w:pStyle w:val="SourceCode"/>
+              <w:spacing w:before="0" w:after="0" w:line="200" w:lineRule="auto"/>
+            </w:pPr>
+            <w:r>
+              <w:t xml:space="preserve">nice -n 19 ./cpu_load.sh &amp;</w:t>
+            </w:r>
+          </w:p>
+          <w:p>
+            <w:pPr>
+              <w:pStyle w:val="SourceCode"/>
+              <w:spacing w:before="0" w:after="0" w:line="200" w:lineRule="auto"/>
+            </w:pPr>
+            <w:r>
+              <w:t xml:space="preserve">PID_LOW=$!</w:t>
+            </w:r>
+          </w:p>
+          <w:p>
+            <w:pPr>
+              <w:pStyle w:val="SourceCode"/>
+              <w:spacing w:before="0" w:after="0" w:line="200" w:lineRule="auto"/>
+            </w:pPr>
+            <w:r>
+              <w:t xml:space="preserve">echo "Low priority PID: $PID_LOW"</w:t>
+            </w:r>
+          </w:p>
+          <w:p>
+            <w:pPr>
+              <w:pStyle w:val="SourceCode"/>
+              <w:spacing w:before="0" w:after="0" w:line="200" w:lineRule="auto"/>
+            </w:pPr>
+          </w:p>
+          <w:p>
+            <w:pPr>
+              <w:pStyle w:val="SourceCode"/>
+              <w:spacing w:before="0" w:after="0" w:line="200" w:lineRule="auto"/>
+            </w:pPr>
+            <w:r>
+              <w:t xml:space="preserve"># 3. Запустіть процес з високим пріоритетом (потрібен sudo)</w:t>
+            </w:r>
+          </w:p>
+          <w:p>
+            <w:pPr>
+              <w:pStyle w:val="SourceCode"/>
+              <w:spacing w:before="0" w:after="0" w:line="200" w:lineRule="auto"/>
+            </w:pPr>
+            <w:r>
+              <w:t xml:space="preserve">sudo nice -n -10 ./cpu_load.sh &amp;</w:t>
+            </w:r>
+          </w:p>
+          <w:p>
+            <w:pPr>
+              <w:pStyle w:val="SourceCode"/>
+              <w:spacing w:before="0" w:after="0" w:line="200" w:lineRule="auto"/>
+            </w:pPr>
+            <w:r>
+              <w:t xml:space="preserve">PID_HIGH=$!</w:t>
+            </w:r>
+          </w:p>
+          <w:p>
+            <w:pPr>
+              <w:pStyle w:val="SourceCode"/>
+              <w:spacing w:before="0" w:after="0" w:line="200" w:lineRule="auto"/>
+            </w:pPr>
+            <w:r>
+              <w:t xml:space="preserve">echo "High priority PID: $PID_HIGH"</w:t>
+            </w:r>
+          </w:p>
+          <w:p>
+            <w:pPr>
+              <w:pStyle w:val="SourceCode"/>
+              <w:spacing w:before="0" w:after="0" w:line="200" w:lineRule="auto"/>
+            </w:pPr>
+          </w:p>
+          <w:p>
+            <w:pPr>
+              <w:pStyle w:val="SourceCode"/>
+              <w:spacing w:before="0" w:after="0" w:line="200" w:lineRule="auto"/>
+            </w:pPr>
+            <w:r>
+              <w:t xml:space="preserve"># 4. Порівняйте в top</w:t>
+            </w:r>
+          </w:p>
+          <w:p>
+            <w:pPr>
+              <w:pStyle w:val="SourceCode"/>
+              <w:spacing w:before="0" w:after="0" w:line="200" w:lineRule="auto"/>
+            </w:pPr>
+            <w:r>
+              <w:t xml:space="preserve">top -p $PID_NORMAL,$PID_LOW,$PID_HIGH</w:t>
+            </w:r>
+          </w:p>
+          <w:p>
+            <w:pPr>
+              <w:pStyle w:val="SourceCode"/>
+              <w:spacing w:before="0" w:after="0" w:line="200" w:lineRule="auto"/>
+            </w:pPr>
+          </w:p>
+          <w:p>
+            <w:pPr>
+              <w:pStyle w:val="SourceCode"/>
+              <w:spacing w:before="0" w:after="0" w:line="200" w:lineRule="auto"/>
+            </w:pPr>
+            <w:r>
+              <w:t xml:space="preserve"># Зверніть увагу на колонку NI та %CPU</w:t>
+            </w:r>
+          </w:p>
+          <w:p>
+            <w:pPr>
+              <w:pStyle w:val="SourceCode"/>
+              <w:spacing w:before="0" w:after="0" w:line="200" w:lineRule="auto"/>
+            </w:pPr>
+            <w:r>
+              <w:t xml:space="preserve"># Процес з вищим пріоритетом отримує більше CPU</w:t>
+            </w:r>
+          </w:p>
+          <w:p>
+            <w:pPr>
+              <w:pStyle w:val="SourceCode"/>
+              <w:spacing w:before="0" w:after="0" w:line="200" w:lineRule="auto"/>
+            </w:pPr>
+          </w:p>
+          <w:p>
+            <w:pPr>
+              <w:pStyle w:val="SourceCode"/>
+              <w:spacing w:before="0" w:after="0" w:line="200" w:lineRule="auto"/>
+            </w:pPr>
+            <w:r>
+              <w:t xml:space="preserve"># 5. Завершіть всі</w:t>
+            </w:r>
+          </w:p>
+          <w:p>
+            <w:pPr>
+              <w:pStyle w:val="SourceCode"/>
+              <w:spacing w:before="0" w:after="0" w:line="200" w:lineRule="auto"/>
+            </w:pPr>
+            <w:r>
+              <w:t xml:space="preserve">kill $PID_NORMAL $PID_LOW</w:t>
+            </w:r>
+          </w:p>
+          <w:p>
+            <w:pPr>
+              <w:pStyle w:val="SourceCode"/>
+              <w:spacing w:before="0" w:after="0" w:line="200" w:lineRule="auto"/>
+            </w:pPr>
+            <w:r>
+              <w:t xml:space="preserve">sudo kill $PID_HIGH</w:t>
+            </w:r>
+          </w:p>
+        </w:tc>
+      </w:tr>
+    </w:tbl>
+    <w:p>
+      <w:pPr>
+        <w:spacing w:before="0" w:after="0" w:line="120" w:lineRule="exact"/>
+        <w:rPr>
+          <w:sz w:val="4"/>
+          <w:szCs w:val="4"/>
+        </w:rPr>
+      </w:pPr>
     </w:p>
     <w:bookmarkEnd w:id="26"/>
     <w:bookmarkStart w:id="27" w:name="зміна-пріоритету-існуючого-процесу"/>
@@ -2865,177 +3943,226 @@
     </w:p>
     <w:p>
       <w:pPr>
-        <w:pStyle w:val="SourceCode"/>
-        <w:spacing w:before="120" w:after="0" w:line="200" w:lineRule="auto"/>
-      </w:pPr>
-      <w:r>
-        <w:t xml:space="preserve"># 1. Запустіть процес</w:t>
-      </w:r>
-    </w:p>
-    <w:p>
-      <w:pPr>
-        <w:pStyle w:val="SourceCode"/>
-        <w:spacing w:before="0" w:after="0" w:line="200" w:lineRule="auto"/>
-      </w:pPr>
-      <w:r>
-        <w:t xml:space="preserve">./cpu_load.sh &amp;</w:t>
-      </w:r>
-    </w:p>
-    <w:p>
-      <w:pPr>
-        <w:pStyle w:val="SourceCode"/>
-        <w:spacing w:before="0" w:after="0" w:line="200" w:lineRule="auto"/>
-      </w:pPr>
-      <w:r>
-        <w:t xml:space="preserve">PID=$!</w:t>
-      </w:r>
-    </w:p>
-    <w:p>
-      <w:pPr>
-        <w:pStyle w:val="SourceCode"/>
-        <w:spacing w:before="0" w:after="0" w:line="200" w:lineRule="auto"/>
-      </w:pPr>
-    </w:p>
-    <w:p>
-      <w:pPr>
-        <w:pStyle w:val="SourceCode"/>
-        <w:spacing w:before="0" w:after="0" w:line="200" w:lineRule="auto"/>
-      </w:pPr>
-      <w:r>
-        <w:t xml:space="preserve"># 2. Подивіться поточний nice</w:t>
-      </w:r>
-    </w:p>
-    <w:p>
-      <w:pPr>
-        <w:pStyle w:val="SourceCode"/>
-        <w:spacing w:before="0" w:after="0" w:line="200" w:lineRule="auto"/>
-      </w:pPr>
-      <w:r>
-        <w:t xml:space="preserve">ps -o pid,ni,cmd -p $PID</w:t>
-      </w:r>
-    </w:p>
-    <w:p>
-      <w:pPr>
-        <w:pStyle w:val="SourceCode"/>
-        <w:spacing w:before="0" w:after="0" w:line="200" w:lineRule="auto"/>
-      </w:pPr>
-    </w:p>
-    <w:p>
-      <w:pPr>
-        <w:pStyle w:val="SourceCode"/>
-        <w:spacing w:before="0" w:after="0" w:line="200" w:lineRule="auto"/>
-      </w:pPr>
-      <w:r>
-        <w:t xml:space="preserve"># 3. Знизьте пріоритет (збільште nice)</w:t>
-      </w:r>
-    </w:p>
-    <w:p>
-      <w:pPr>
-        <w:pStyle w:val="SourceCode"/>
-        <w:spacing w:before="0" w:after="0" w:line="200" w:lineRule="auto"/>
-      </w:pPr>
-      <w:r>
-        <w:t xml:space="preserve">renice 10 -p $PID</w:t>
-      </w:r>
-    </w:p>
-    <w:p>
-      <w:pPr>
-        <w:pStyle w:val="SourceCode"/>
-        <w:spacing w:before="0" w:after="0" w:line="200" w:lineRule="auto"/>
-      </w:pPr>
-      <w:r>
-        <w:t xml:space="preserve">ps -o pid,ni,cmd -p $PID</w:t>
-      </w:r>
-    </w:p>
-    <w:p>
-      <w:pPr>
-        <w:pStyle w:val="SourceCode"/>
-        <w:spacing w:before="0" w:after="0" w:line="200" w:lineRule="auto"/>
-      </w:pPr>
-    </w:p>
-    <w:p>
-      <w:pPr>
-        <w:pStyle w:val="SourceCode"/>
-        <w:spacing w:before="0" w:after="0" w:line="200" w:lineRule="auto"/>
-      </w:pPr>
-      <w:r>
-        <w:t xml:space="preserve"># 4. Спробуйте підвищити пріоритет (без sudo - помилка!)</w:t>
-      </w:r>
-    </w:p>
-    <w:p>
-      <w:pPr>
-        <w:pStyle w:val="SourceCode"/>
-        <w:spacing w:before="0" w:after="0" w:line="200" w:lineRule="auto"/>
-      </w:pPr>
-      <w:r>
-        <w:t xml:space="preserve">renice 0 -p $PID</w:t>
-      </w:r>
-    </w:p>
-    <w:p>
-      <w:pPr>
-        <w:pStyle w:val="SourceCode"/>
-        <w:spacing w:before="0" w:after="0" w:line="200" w:lineRule="auto"/>
-      </w:pPr>
-      <w:r>
-        <w:t xml:space="preserve"># renice: failed to set priority for 1234 (process ID): Permission denied</w:t>
-      </w:r>
-    </w:p>
-    <w:p>
-      <w:pPr>
-        <w:pStyle w:val="SourceCode"/>
-        <w:spacing w:before="0" w:after="0" w:line="200" w:lineRule="auto"/>
-      </w:pPr>
-    </w:p>
-    <w:p>
-      <w:pPr>
-        <w:pStyle w:val="SourceCode"/>
-        <w:spacing w:before="0" w:after="0" w:line="200" w:lineRule="auto"/>
-      </w:pPr>
-      <w:r>
-        <w:t xml:space="preserve"># 5. Підвищіть з sudo</w:t>
-      </w:r>
-    </w:p>
-    <w:p>
-      <w:pPr>
-        <w:pStyle w:val="SourceCode"/>
-        <w:spacing w:before="0" w:after="0" w:line="200" w:lineRule="auto"/>
-      </w:pPr>
-      <w:r>
-        <w:t xml:space="preserve">sudo renice -5 -p $PID</w:t>
-      </w:r>
-    </w:p>
-    <w:p>
-      <w:pPr>
-        <w:pStyle w:val="SourceCode"/>
-        <w:spacing w:before="0" w:after="0" w:line="200" w:lineRule="auto"/>
-      </w:pPr>
-      <w:r>
-        <w:t xml:space="preserve">ps -o pid,ni,cmd -p $PID</w:t>
-      </w:r>
-    </w:p>
-    <w:p>
-      <w:pPr>
-        <w:pStyle w:val="SourceCode"/>
-        <w:spacing w:before="0" w:after="0" w:line="200" w:lineRule="auto"/>
-      </w:pPr>
-    </w:p>
-    <w:p>
-      <w:pPr>
-        <w:pStyle w:val="SourceCode"/>
-        <w:spacing w:before="0" w:after="0" w:line="200" w:lineRule="auto"/>
-      </w:pPr>
-      <w:r>
-        <w:t xml:space="preserve"># 6. Завершіть</w:t>
-      </w:r>
-    </w:p>
-    <w:p>
-      <w:pPr>
-        <w:pStyle w:val="SourceCode"/>
-        <w:spacing w:before="0" w:after="120" w:line="200" w:lineRule="auto"/>
-      </w:pPr>
-      <w:r>
-        <w:t xml:space="preserve">kill $PID</w:t>
-      </w:r>
+        <w:spacing w:before="0" w:after="0" w:line="120" w:lineRule="exact"/>
+        <w:rPr>
+          <w:sz w:val="4"/>
+          <w:szCs w:val="4"/>
+        </w:rPr>
+      </w:pPr>
+    </w:p>
+    <w:tbl>
+      <w:tblPr>
+        <w:tblStyle w:val="SourceCodeTable"/>
+        <w:tblW w:type="dxa" w:w="9637"/>
+        <w:tblInd w:w="0" w:type="dxa"/>
+        <w:tblBorders>
+          <w:top w:color="BFBFBF" w:space="0" w:sz="4" w:val="single"/>
+          <w:left w:color="BFBFBF" w:space="0" w:sz="4" w:val="single"/>
+          <w:bottom w:color="BFBFBF" w:space="0" w:sz="4" w:val="single"/>
+          <w:right w:color="BFBFBF" w:space="0" w:sz="4" w:val="single"/>
+        </w:tblBorders>
+        <w:tblLayout w:type="fixed"/>
+        <w:tblCellMar>
+          <w:top w:type="dxa" w:w="113"/>
+          <w:left w:type="dxa" w:w="113"/>
+          <w:bottom w:type="dxa" w:w="113"/>
+          <w:right w:type="dxa" w:w="113"/>
+        </w:tblCellMar>
+        <w:tblLook w:val="0000" w:firstRow="0" w:lastRow="0" w:firstColumn="0" w:lastColumn="0" w:noHBand="1" w:noVBand="1"/>
+      </w:tblPr>
+      <w:tblGrid>
+        <w:gridCol w:w="9637"/>
+      </w:tblGrid>
+      <w:tr>
+        <w:tc>
+          <w:tcPr>
+            <w:tcW w:type="dxa" w:w="9637"/>
+          </w:tcPr>
+          <w:p>
+            <w:pPr>
+              <w:pStyle w:val="SourceCode"/>
+              <w:spacing w:before="0" w:after="0" w:line="200" w:lineRule="auto"/>
+            </w:pPr>
+            <w:r>
+              <w:t xml:space="preserve"># 1. Запустіть процес</w:t>
+            </w:r>
+          </w:p>
+          <w:p>
+            <w:pPr>
+              <w:pStyle w:val="SourceCode"/>
+              <w:spacing w:before="0" w:after="0" w:line="200" w:lineRule="auto"/>
+            </w:pPr>
+            <w:r>
+              <w:t xml:space="preserve">./cpu_load.sh &amp;</w:t>
+            </w:r>
+          </w:p>
+          <w:p>
+            <w:pPr>
+              <w:pStyle w:val="SourceCode"/>
+              <w:spacing w:before="0" w:after="0" w:line="200" w:lineRule="auto"/>
+            </w:pPr>
+            <w:r>
+              <w:t xml:space="preserve">PID=$!</w:t>
+            </w:r>
+          </w:p>
+          <w:p>
+            <w:pPr>
+              <w:pStyle w:val="SourceCode"/>
+              <w:spacing w:before="0" w:after="0" w:line="200" w:lineRule="auto"/>
+            </w:pPr>
+          </w:p>
+          <w:p>
+            <w:pPr>
+              <w:pStyle w:val="SourceCode"/>
+              <w:spacing w:before="0" w:after="0" w:line="200" w:lineRule="auto"/>
+            </w:pPr>
+            <w:r>
+              <w:t xml:space="preserve"># 2. Подивіться поточний nice</w:t>
+            </w:r>
+          </w:p>
+          <w:p>
+            <w:pPr>
+              <w:pStyle w:val="SourceCode"/>
+              <w:spacing w:before="0" w:after="0" w:line="200" w:lineRule="auto"/>
+            </w:pPr>
+            <w:r>
+              <w:t xml:space="preserve">ps -o pid,ni,cmd -p $PID</w:t>
+            </w:r>
+          </w:p>
+          <w:p>
+            <w:pPr>
+              <w:pStyle w:val="SourceCode"/>
+              <w:spacing w:before="0" w:after="0" w:line="200" w:lineRule="auto"/>
+            </w:pPr>
+          </w:p>
+          <w:p>
+            <w:pPr>
+              <w:pStyle w:val="SourceCode"/>
+              <w:spacing w:before="0" w:after="0" w:line="200" w:lineRule="auto"/>
+            </w:pPr>
+            <w:r>
+              <w:t xml:space="preserve"># 3. Знизьте пріоритет (збільште nice)</w:t>
+            </w:r>
+          </w:p>
+          <w:p>
+            <w:pPr>
+              <w:pStyle w:val="SourceCode"/>
+              <w:spacing w:before="0" w:after="0" w:line="200" w:lineRule="auto"/>
+            </w:pPr>
+            <w:r>
+              <w:t xml:space="preserve">renice 10 -p $PID</w:t>
+            </w:r>
+          </w:p>
+          <w:p>
+            <w:pPr>
+              <w:pStyle w:val="SourceCode"/>
+              <w:spacing w:before="0" w:after="0" w:line="200" w:lineRule="auto"/>
+            </w:pPr>
+            <w:r>
+              <w:t xml:space="preserve">ps -o pid,ni,cmd -p $PID</w:t>
+            </w:r>
+          </w:p>
+          <w:p>
+            <w:pPr>
+              <w:pStyle w:val="SourceCode"/>
+              <w:spacing w:before="0" w:after="0" w:line="200" w:lineRule="auto"/>
+            </w:pPr>
+          </w:p>
+          <w:p>
+            <w:pPr>
+              <w:pStyle w:val="SourceCode"/>
+              <w:spacing w:before="0" w:after="0" w:line="200" w:lineRule="auto"/>
+            </w:pPr>
+            <w:r>
+              <w:t xml:space="preserve"># 4. Спробуйте підвищити пріоритет (без sudo - помилка!)</w:t>
+            </w:r>
+          </w:p>
+          <w:p>
+            <w:pPr>
+              <w:pStyle w:val="SourceCode"/>
+              <w:spacing w:before="0" w:after="0" w:line="200" w:lineRule="auto"/>
+            </w:pPr>
+            <w:r>
+              <w:t xml:space="preserve">renice 0 -p $PID</w:t>
+            </w:r>
+          </w:p>
+          <w:p>
+            <w:pPr>
+              <w:pStyle w:val="SourceCode"/>
+              <w:spacing w:before="0" w:after="0" w:line="200" w:lineRule="auto"/>
+            </w:pPr>
+            <w:r>
+              <w:t xml:space="preserve"># renice: failed to set priority for 1234 (process ID): Permission denied</w:t>
+            </w:r>
+          </w:p>
+          <w:p>
+            <w:pPr>
+              <w:pStyle w:val="SourceCode"/>
+              <w:spacing w:before="0" w:after="0" w:line="200" w:lineRule="auto"/>
+            </w:pPr>
+          </w:p>
+          <w:p>
+            <w:pPr>
+              <w:pStyle w:val="SourceCode"/>
+              <w:spacing w:before="0" w:after="0" w:line="200" w:lineRule="auto"/>
+            </w:pPr>
+            <w:r>
+              <w:t xml:space="preserve"># 5. Підвищіть з sudo</w:t>
+            </w:r>
+          </w:p>
+          <w:p>
+            <w:pPr>
+              <w:pStyle w:val="SourceCode"/>
+              <w:spacing w:before="0" w:after="0" w:line="200" w:lineRule="auto"/>
+            </w:pPr>
+            <w:r>
+              <w:t xml:space="preserve">sudo renice -5 -p $PID</w:t>
+            </w:r>
+          </w:p>
+          <w:p>
+            <w:pPr>
+              <w:pStyle w:val="SourceCode"/>
+              <w:spacing w:before="0" w:after="0" w:line="200" w:lineRule="auto"/>
+            </w:pPr>
+            <w:r>
+              <w:t xml:space="preserve">ps -o pid,ni,cmd -p $PID</w:t>
+            </w:r>
+          </w:p>
+          <w:p>
+            <w:pPr>
+              <w:pStyle w:val="SourceCode"/>
+              <w:spacing w:before="0" w:after="0" w:line="200" w:lineRule="auto"/>
+            </w:pPr>
+          </w:p>
+          <w:p>
+            <w:pPr>
+              <w:pStyle w:val="SourceCode"/>
+              <w:spacing w:before="0" w:after="0" w:line="200" w:lineRule="auto"/>
+            </w:pPr>
+            <w:r>
+              <w:t xml:space="preserve"># 6. Завершіть</w:t>
+            </w:r>
+          </w:p>
+          <w:p>
+            <w:pPr>
+              <w:pStyle w:val="SourceCode"/>
+              <w:spacing w:before="0" w:after="0" w:line="200" w:lineRule="auto"/>
+            </w:pPr>
+            <w:r>
+              <w:t xml:space="preserve">kill $PID</w:t>
+            </w:r>
+          </w:p>
+        </w:tc>
+      </w:tr>
+    </w:tbl>
+    <w:p>
+      <w:pPr>
+        <w:spacing w:before="0" w:after="0" w:line="120" w:lineRule="exact"/>
+        <w:rPr>
+          <w:sz w:val="4"/>
+          <w:szCs w:val="4"/>
+        </w:rPr>
+      </w:pPr>
     </w:p>
     <w:bookmarkEnd w:id="27"/>
     <w:bookmarkEnd w:id="28"/>
@@ -3059,303 +4186,352 @@
     </w:p>
     <w:p>
       <w:pPr>
-        <w:pStyle w:val="SourceCode"/>
-        <w:spacing w:before="120" w:after="0" w:line="200" w:lineRule="auto"/>
-      </w:pPr>
-      <w:r>
-        <w:t xml:space="preserve"># Створіть скрипт, що створює zombie</w:t>
-      </w:r>
-    </w:p>
-    <w:p>
-      <w:pPr>
-        <w:pStyle w:val="SourceCode"/>
-        <w:spacing w:before="0" w:after="0" w:line="200" w:lineRule="auto"/>
-      </w:pPr>
-      <w:r>
-        <w:t xml:space="preserve">cat &gt; create_zombie.sh &lt;&lt; 'EOF'</w:t>
-      </w:r>
-    </w:p>
-    <w:p>
-      <w:pPr>
-        <w:pStyle w:val="SourceCode"/>
-        <w:spacing w:before="0" w:after="0" w:line="200" w:lineRule="auto"/>
-      </w:pPr>
-      <w:r>
-        <w:t xml:space="preserve">#!/bin/bash</w:t>
-      </w:r>
-    </w:p>
-    <w:p>
-      <w:pPr>
-        <w:pStyle w:val="SourceCode"/>
-        <w:spacing w:before="0" w:after="0" w:line="200" w:lineRule="auto"/>
-      </w:pPr>
-      <w:r>
-        <w:t xml:space="preserve"># Батьківський процес НЕ викликає wait()</w:t>
-      </w:r>
-    </w:p>
-    <w:p>
-      <w:pPr>
-        <w:pStyle w:val="SourceCode"/>
-        <w:spacing w:before="0" w:after="0" w:line="200" w:lineRule="auto"/>
-      </w:pPr>
-    </w:p>
-    <w:p>
-      <w:pPr>
-        <w:pStyle w:val="SourceCode"/>
-        <w:spacing w:before="0" w:after="0" w:line="200" w:lineRule="auto"/>
-      </w:pPr>
-      <w:r>
-        <w:t xml:space="preserve">echo "Parent PID: $$"</w:t>
-      </w:r>
-    </w:p>
-    <w:p>
-      <w:pPr>
-        <w:pStyle w:val="SourceCode"/>
-        <w:spacing w:before="0" w:after="0" w:line="200" w:lineRule="auto"/>
-      </w:pPr>
-    </w:p>
-    <w:p>
-      <w:pPr>
-        <w:pStyle w:val="SourceCode"/>
-        <w:spacing w:before="0" w:after="0" w:line="200" w:lineRule="auto"/>
-      </w:pPr>
-      <w:r>
-        <w:t xml:space="preserve"># Форкаємо дочірній процес</w:t>
-      </w:r>
-    </w:p>
-    <w:p>
-      <w:pPr>
-        <w:pStyle w:val="SourceCode"/>
-        <w:spacing w:before="0" w:after="0" w:line="200" w:lineRule="auto"/>
-      </w:pPr>
-      <w:r>
-        <w:t xml:space="preserve">(</w:t>
-      </w:r>
-    </w:p>
-    <w:p>
-      <w:pPr>
-        <w:pStyle w:val="SourceCode"/>
-        <w:spacing w:before="0" w:after="0" w:line="200" w:lineRule="auto"/>
-      </w:pPr>
-      <w:r>
-        <w:t xml:space="preserve">    echo "Child PID: $$ - I will become zombie!"</w:t>
-      </w:r>
-    </w:p>
-    <w:p>
-      <w:pPr>
-        <w:pStyle w:val="SourceCode"/>
-        <w:spacing w:before="0" w:after="0" w:line="200" w:lineRule="auto"/>
-      </w:pPr>
-      <w:r>
-        <w:t xml:space="preserve">    exit 0  # Дочірній завершується</w:t>
-      </w:r>
-    </w:p>
-    <w:p>
-      <w:pPr>
-        <w:pStyle w:val="SourceCode"/>
-        <w:spacing w:before="0" w:after="0" w:line="200" w:lineRule="auto"/>
-      </w:pPr>
-      <w:r>
-        <w:t xml:space="preserve">) &amp;</w:t>
-      </w:r>
-    </w:p>
-    <w:p>
-      <w:pPr>
-        <w:pStyle w:val="SourceCode"/>
-        <w:spacing w:before="0" w:after="0" w:line="200" w:lineRule="auto"/>
-      </w:pPr>
-    </w:p>
-    <w:p>
-      <w:pPr>
-        <w:pStyle w:val="SourceCode"/>
-        <w:spacing w:before="0" w:after="0" w:line="200" w:lineRule="auto"/>
-      </w:pPr>
-      <w:r>
-        <w:t xml:space="preserve">CHILD_PID=$!</w:t>
-      </w:r>
-    </w:p>
-    <w:p>
-      <w:pPr>
-        <w:pStyle w:val="SourceCode"/>
-        <w:spacing w:before="0" w:after="0" w:line="200" w:lineRule="auto"/>
-      </w:pPr>
-      <w:r>
-        <w:t xml:space="preserve">echo "Child PID: $CHILD_PID"</w:t>
-      </w:r>
-    </w:p>
-    <w:p>
-      <w:pPr>
-        <w:pStyle w:val="SourceCode"/>
-        <w:spacing w:before="0" w:after="0" w:line="200" w:lineRule="auto"/>
-      </w:pPr>
-    </w:p>
-    <w:p>
-      <w:pPr>
-        <w:pStyle w:val="SourceCode"/>
-        <w:spacing w:before="0" w:after="0" w:line="200" w:lineRule="auto"/>
-      </w:pPr>
-      <w:r>
-        <w:t xml:space="preserve"># Батько НЕ викликає wait(), просто спить</w:t>
-      </w:r>
-    </w:p>
-    <w:p>
-      <w:pPr>
-        <w:pStyle w:val="SourceCode"/>
-        <w:spacing w:before="0" w:after="0" w:line="200" w:lineRule="auto"/>
-      </w:pPr>
-      <w:r>
-        <w:t xml:space="preserve">echo "Parent sleeping... Child will become zombie"</w:t>
-      </w:r>
-    </w:p>
-    <w:p>
-      <w:pPr>
-        <w:pStyle w:val="SourceCode"/>
-        <w:spacing w:before="0" w:after="0" w:line="200" w:lineRule="auto"/>
-      </w:pPr>
-      <w:r>
-        <w:t xml:space="preserve">sleep 60</w:t>
-      </w:r>
-    </w:p>
-    <w:p>
-      <w:pPr>
-        <w:pStyle w:val="SourceCode"/>
-        <w:spacing w:before="0" w:after="0" w:line="200" w:lineRule="auto"/>
-      </w:pPr>
-      <w:r>
-        <w:t xml:space="preserve">EOF</w:t>
-      </w:r>
-    </w:p>
-    <w:p>
-      <w:pPr>
-        <w:pStyle w:val="SourceCode"/>
-        <w:spacing w:before="0" w:after="0" w:line="200" w:lineRule="auto"/>
-      </w:pPr>
-      <w:r>
-        <w:t xml:space="preserve">chmod +x create_zombie.sh</w:t>
-      </w:r>
-    </w:p>
-    <w:p>
-      <w:pPr>
-        <w:pStyle w:val="SourceCode"/>
-        <w:spacing w:before="0" w:after="0" w:line="200" w:lineRule="auto"/>
-      </w:pPr>
-    </w:p>
-    <w:p>
-      <w:pPr>
-        <w:pStyle w:val="SourceCode"/>
-        <w:spacing w:before="0" w:after="0" w:line="200" w:lineRule="auto"/>
-      </w:pPr>
-      <w:r>
-        <w:t xml:space="preserve"># Запустіть</w:t>
-      </w:r>
-    </w:p>
-    <w:p>
-      <w:pPr>
-        <w:pStyle w:val="SourceCode"/>
-        <w:spacing w:before="0" w:after="0" w:line="200" w:lineRule="auto"/>
-      </w:pPr>
-      <w:r>
-        <w:t xml:space="preserve">./create_zombie.sh &amp;</w:t>
-      </w:r>
-    </w:p>
-    <w:p>
-      <w:pPr>
-        <w:pStyle w:val="SourceCode"/>
-        <w:spacing w:before="0" w:after="0" w:line="200" w:lineRule="auto"/>
-      </w:pPr>
-      <w:r>
-        <w:t xml:space="preserve">sleep 2</w:t>
-      </w:r>
-    </w:p>
-    <w:p>
-      <w:pPr>
-        <w:pStyle w:val="SourceCode"/>
-        <w:spacing w:before="0" w:after="0" w:line="200" w:lineRule="auto"/>
-      </w:pPr>
-    </w:p>
-    <w:p>
-      <w:pPr>
-        <w:pStyle w:val="SourceCode"/>
-        <w:spacing w:before="0" w:after="0" w:line="200" w:lineRule="auto"/>
-      </w:pPr>
-      <w:r>
-        <w:t xml:space="preserve"># Знайдіть zombie процес</w:t>
-      </w:r>
-    </w:p>
-    <w:p>
-      <w:pPr>
-        <w:pStyle w:val="SourceCode"/>
-        <w:spacing w:before="0" w:after="0" w:line="200" w:lineRule="auto"/>
-      </w:pPr>
-      <w:r>
-        <w:t xml:space="preserve">ps aux | grep -E 'Z|defunct'</w:t>
-      </w:r>
-    </w:p>
-    <w:p>
-      <w:pPr>
-        <w:pStyle w:val="SourceCode"/>
-        <w:spacing w:before="0" w:after="0" w:line="200" w:lineRule="auto"/>
-      </w:pPr>
-    </w:p>
-    <w:p>
-      <w:pPr>
-        <w:pStyle w:val="SourceCode"/>
-        <w:spacing w:before="0" w:after="0" w:line="200" w:lineRule="auto"/>
-      </w:pPr>
-      <w:r>
-        <w:t xml:space="preserve"># Запишіть у звіт:</w:t>
-      </w:r>
-    </w:p>
-    <w:p>
-      <w:pPr>
-        <w:pStyle w:val="SourceCode"/>
-        <w:spacing w:before="0" w:after="0" w:line="200" w:lineRule="auto"/>
-      </w:pPr>
-      <w:r>
-        <w:t xml:space="preserve"># - Який статус має zombie? (Z)</w:t>
-      </w:r>
-    </w:p>
-    <w:p>
-      <w:pPr>
-        <w:pStyle w:val="SourceCode"/>
-        <w:spacing w:before="0" w:after="0" w:line="200" w:lineRule="auto"/>
-      </w:pPr>
-      <w:r>
-        <w:t xml:space="preserve"># - Чи споживає zombie CPU/Memory?</w:t>
-      </w:r>
-    </w:p>
-    <w:p>
-      <w:pPr>
-        <w:pStyle w:val="SourceCode"/>
-        <w:spacing w:before="0" w:after="0" w:line="200" w:lineRule="auto"/>
-      </w:pPr>
-      <w:r>
-        <w:t xml:space="preserve"># - Як "вбити" zombie?</w:t>
-      </w:r>
-    </w:p>
-    <w:p>
-      <w:pPr>
-        <w:pStyle w:val="SourceCode"/>
-        <w:spacing w:before="0" w:after="0" w:line="200" w:lineRule="auto"/>
-      </w:pPr>
-    </w:p>
-    <w:p>
-      <w:pPr>
-        <w:pStyle w:val="SourceCode"/>
-        <w:spacing w:before="0" w:after="0" w:line="200" w:lineRule="auto"/>
-      </w:pPr>
-      <w:r>
-        <w:t xml:space="preserve"># Завершіть батьківський процес - zombie зникне</w:t>
-      </w:r>
-    </w:p>
-    <w:p>
-      <w:pPr>
-        <w:pStyle w:val="SourceCode"/>
-        <w:spacing w:before="0" w:after="120" w:line="200" w:lineRule="auto"/>
-      </w:pPr>
-      <w:r>
-        <w:t xml:space="preserve">killall create_zombie.sh</w:t>
-      </w:r>
+        <w:spacing w:before="0" w:after="0" w:line="120" w:lineRule="exact"/>
+        <w:rPr>
+          <w:sz w:val="4"/>
+          <w:szCs w:val="4"/>
+        </w:rPr>
+      </w:pPr>
+    </w:p>
+    <w:tbl>
+      <w:tblPr>
+        <w:tblStyle w:val="SourceCodeTable"/>
+        <w:tblW w:type="dxa" w:w="9637"/>
+        <w:tblInd w:w="0" w:type="dxa"/>
+        <w:tblBorders>
+          <w:top w:color="BFBFBF" w:space="0" w:sz="4" w:val="single"/>
+          <w:left w:color="BFBFBF" w:space="0" w:sz="4" w:val="single"/>
+          <w:bottom w:color="BFBFBF" w:space="0" w:sz="4" w:val="single"/>
+          <w:right w:color="BFBFBF" w:space="0" w:sz="4" w:val="single"/>
+        </w:tblBorders>
+        <w:tblLayout w:type="fixed"/>
+        <w:tblCellMar>
+          <w:top w:type="dxa" w:w="113"/>
+          <w:left w:type="dxa" w:w="113"/>
+          <w:bottom w:type="dxa" w:w="113"/>
+          <w:right w:type="dxa" w:w="113"/>
+        </w:tblCellMar>
+        <w:tblLook w:val="0000" w:firstRow="0" w:lastRow="0" w:firstColumn="0" w:lastColumn="0" w:noHBand="1" w:noVBand="1"/>
+      </w:tblPr>
+      <w:tblGrid>
+        <w:gridCol w:w="9637"/>
+      </w:tblGrid>
+      <w:tr>
+        <w:tc>
+          <w:tcPr>
+            <w:tcW w:type="dxa" w:w="9637"/>
+          </w:tcPr>
+          <w:p>
+            <w:pPr>
+              <w:pStyle w:val="SourceCode"/>
+              <w:spacing w:before="0" w:after="0" w:line="200" w:lineRule="auto"/>
+            </w:pPr>
+            <w:r>
+              <w:t xml:space="preserve"># Створіть скрипт, що створює zombie</w:t>
+            </w:r>
+          </w:p>
+          <w:p>
+            <w:pPr>
+              <w:pStyle w:val="SourceCode"/>
+              <w:spacing w:before="0" w:after="0" w:line="200" w:lineRule="auto"/>
+            </w:pPr>
+            <w:r>
+              <w:t xml:space="preserve">cat &gt; create_zombie.sh &lt;&lt; 'EOF'</w:t>
+            </w:r>
+          </w:p>
+          <w:p>
+            <w:pPr>
+              <w:pStyle w:val="SourceCode"/>
+              <w:spacing w:before="0" w:after="0" w:line="200" w:lineRule="auto"/>
+            </w:pPr>
+            <w:r>
+              <w:t xml:space="preserve">#!/bin/bash</w:t>
+            </w:r>
+          </w:p>
+          <w:p>
+            <w:pPr>
+              <w:pStyle w:val="SourceCode"/>
+              <w:spacing w:before="0" w:after="0" w:line="200" w:lineRule="auto"/>
+            </w:pPr>
+            <w:r>
+              <w:t xml:space="preserve"># Батьківський процес НЕ викликає wait()</w:t>
+            </w:r>
+          </w:p>
+          <w:p>
+            <w:pPr>
+              <w:pStyle w:val="SourceCode"/>
+              <w:spacing w:before="0" w:after="0" w:line="200" w:lineRule="auto"/>
+            </w:pPr>
+          </w:p>
+          <w:p>
+            <w:pPr>
+              <w:pStyle w:val="SourceCode"/>
+              <w:spacing w:before="0" w:after="0" w:line="200" w:lineRule="auto"/>
+            </w:pPr>
+            <w:r>
+              <w:t xml:space="preserve">echo "Parent PID: $$"</w:t>
+            </w:r>
+          </w:p>
+          <w:p>
+            <w:pPr>
+              <w:pStyle w:val="SourceCode"/>
+              <w:spacing w:before="0" w:after="0" w:line="200" w:lineRule="auto"/>
+            </w:pPr>
+          </w:p>
+          <w:p>
+            <w:pPr>
+              <w:pStyle w:val="SourceCode"/>
+              <w:spacing w:before="0" w:after="0" w:line="200" w:lineRule="auto"/>
+            </w:pPr>
+            <w:r>
+              <w:t xml:space="preserve"># Форкаємо дочірній процес</w:t>
+            </w:r>
+          </w:p>
+          <w:p>
+            <w:pPr>
+              <w:pStyle w:val="SourceCode"/>
+              <w:spacing w:before="0" w:after="0" w:line="200" w:lineRule="auto"/>
+            </w:pPr>
+            <w:r>
+              <w:t xml:space="preserve">(</w:t>
+            </w:r>
+          </w:p>
+          <w:p>
+            <w:pPr>
+              <w:pStyle w:val="SourceCode"/>
+              <w:spacing w:before="0" w:after="0" w:line="200" w:lineRule="auto"/>
+            </w:pPr>
+            <w:r>
+              <w:t xml:space="preserve">    echo "Child PID: $$ - I will become zombie!"</w:t>
+            </w:r>
+          </w:p>
+          <w:p>
+            <w:pPr>
+              <w:pStyle w:val="SourceCode"/>
+              <w:spacing w:before="0" w:after="0" w:line="200" w:lineRule="auto"/>
+            </w:pPr>
+            <w:r>
+              <w:t xml:space="preserve">    exit 0  # Дочірній завершується</w:t>
+            </w:r>
+          </w:p>
+          <w:p>
+            <w:pPr>
+              <w:pStyle w:val="SourceCode"/>
+              <w:spacing w:before="0" w:after="0" w:line="200" w:lineRule="auto"/>
+            </w:pPr>
+            <w:r>
+              <w:t xml:space="preserve">) &amp;</w:t>
+            </w:r>
+          </w:p>
+          <w:p>
+            <w:pPr>
+              <w:pStyle w:val="SourceCode"/>
+              <w:spacing w:before="0" w:after="0" w:line="200" w:lineRule="auto"/>
+            </w:pPr>
+          </w:p>
+          <w:p>
+            <w:pPr>
+              <w:pStyle w:val="SourceCode"/>
+              <w:spacing w:before="0" w:after="0" w:line="200" w:lineRule="auto"/>
+            </w:pPr>
+            <w:r>
+              <w:t xml:space="preserve">CHILD_PID=$!</w:t>
+            </w:r>
+          </w:p>
+          <w:p>
+            <w:pPr>
+              <w:pStyle w:val="SourceCode"/>
+              <w:spacing w:before="0" w:after="0" w:line="200" w:lineRule="auto"/>
+            </w:pPr>
+            <w:r>
+              <w:t xml:space="preserve">echo "Child PID: $CHILD_PID"</w:t>
+            </w:r>
+          </w:p>
+          <w:p>
+            <w:pPr>
+              <w:pStyle w:val="SourceCode"/>
+              <w:spacing w:before="0" w:after="0" w:line="200" w:lineRule="auto"/>
+            </w:pPr>
+          </w:p>
+          <w:p>
+            <w:pPr>
+              <w:pStyle w:val="SourceCode"/>
+              <w:spacing w:before="0" w:after="0" w:line="200" w:lineRule="auto"/>
+            </w:pPr>
+            <w:r>
+              <w:t xml:space="preserve"># Батько НЕ викликає wait(), просто спить</w:t>
+            </w:r>
+          </w:p>
+          <w:p>
+            <w:pPr>
+              <w:pStyle w:val="SourceCode"/>
+              <w:spacing w:before="0" w:after="0" w:line="200" w:lineRule="auto"/>
+            </w:pPr>
+            <w:r>
+              <w:t xml:space="preserve">echo "Parent sleeping... Child will become zombie"</w:t>
+            </w:r>
+          </w:p>
+          <w:p>
+            <w:pPr>
+              <w:pStyle w:val="SourceCode"/>
+              <w:spacing w:before="0" w:after="0" w:line="200" w:lineRule="auto"/>
+            </w:pPr>
+            <w:r>
+              <w:t xml:space="preserve">sleep 60</w:t>
+            </w:r>
+          </w:p>
+          <w:p>
+            <w:pPr>
+              <w:pStyle w:val="SourceCode"/>
+              <w:spacing w:before="0" w:after="0" w:line="200" w:lineRule="auto"/>
+            </w:pPr>
+            <w:r>
+              <w:t xml:space="preserve">EOF</w:t>
+            </w:r>
+          </w:p>
+          <w:p>
+            <w:pPr>
+              <w:pStyle w:val="SourceCode"/>
+              <w:spacing w:before="0" w:after="0" w:line="200" w:lineRule="auto"/>
+            </w:pPr>
+            <w:r>
+              <w:t xml:space="preserve">chmod +x create_zombie.sh</w:t>
+            </w:r>
+          </w:p>
+          <w:p>
+            <w:pPr>
+              <w:pStyle w:val="SourceCode"/>
+              <w:spacing w:before="0" w:after="0" w:line="200" w:lineRule="auto"/>
+            </w:pPr>
+          </w:p>
+          <w:p>
+            <w:pPr>
+              <w:pStyle w:val="SourceCode"/>
+              <w:spacing w:before="0" w:after="0" w:line="200" w:lineRule="auto"/>
+            </w:pPr>
+            <w:r>
+              <w:t xml:space="preserve"># Запустіть</w:t>
+            </w:r>
+          </w:p>
+          <w:p>
+            <w:pPr>
+              <w:pStyle w:val="SourceCode"/>
+              <w:spacing w:before="0" w:after="0" w:line="200" w:lineRule="auto"/>
+            </w:pPr>
+            <w:r>
+              <w:t xml:space="preserve">./create_zombie.sh &amp;</w:t>
+            </w:r>
+          </w:p>
+          <w:p>
+            <w:pPr>
+              <w:pStyle w:val="SourceCode"/>
+              <w:spacing w:before="0" w:after="0" w:line="200" w:lineRule="auto"/>
+            </w:pPr>
+            <w:r>
+              <w:t xml:space="preserve">sleep 2</w:t>
+            </w:r>
+          </w:p>
+          <w:p>
+            <w:pPr>
+              <w:pStyle w:val="SourceCode"/>
+              <w:spacing w:before="0" w:after="0" w:line="200" w:lineRule="auto"/>
+            </w:pPr>
+          </w:p>
+          <w:p>
+            <w:pPr>
+              <w:pStyle w:val="SourceCode"/>
+              <w:spacing w:before="0" w:after="0" w:line="200" w:lineRule="auto"/>
+            </w:pPr>
+            <w:r>
+              <w:t xml:space="preserve"># Знайдіть zombie процес</w:t>
+            </w:r>
+          </w:p>
+          <w:p>
+            <w:pPr>
+              <w:pStyle w:val="SourceCode"/>
+              <w:spacing w:before="0" w:after="0" w:line="200" w:lineRule="auto"/>
+            </w:pPr>
+            <w:r>
+              <w:t xml:space="preserve">ps aux | grep -E 'Z|defunct'</w:t>
+            </w:r>
+          </w:p>
+          <w:p>
+            <w:pPr>
+              <w:pStyle w:val="SourceCode"/>
+              <w:spacing w:before="0" w:after="0" w:line="200" w:lineRule="auto"/>
+            </w:pPr>
+          </w:p>
+          <w:p>
+            <w:pPr>
+              <w:pStyle w:val="SourceCode"/>
+              <w:spacing w:before="0" w:after="0" w:line="200" w:lineRule="auto"/>
+            </w:pPr>
+            <w:r>
+              <w:t xml:space="preserve"># Запишіть у звіт:</w:t>
+            </w:r>
+          </w:p>
+          <w:p>
+            <w:pPr>
+              <w:pStyle w:val="SourceCode"/>
+              <w:spacing w:before="0" w:after="0" w:line="200" w:lineRule="auto"/>
+            </w:pPr>
+            <w:r>
+              <w:t xml:space="preserve"># - Який статус має zombie? (Z)</w:t>
+            </w:r>
+          </w:p>
+          <w:p>
+            <w:pPr>
+              <w:pStyle w:val="SourceCode"/>
+              <w:spacing w:before="0" w:after="0" w:line="200" w:lineRule="auto"/>
+            </w:pPr>
+            <w:r>
+              <w:t xml:space="preserve"># - Чи споживає zombie CPU/Memory?</w:t>
+            </w:r>
+          </w:p>
+          <w:p>
+            <w:pPr>
+              <w:pStyle w:val="SourceCode"/>
+              <w:spacing w:before="0" w:after="0" w:line="200" w:lineRule="auto"/>
+            </w:pPr>
+            <w:r>
+              <w:t xml:space="preserve"># - Як "вбити" zombie?</w:t>
+            </w:r>
+          </w:p>
+          <w:p>
+            <w:pPr>
+              <w:pStyle w:val="SourceCode"/>
+              <w:spacing w:before="0" w:after="0" w:line="200" w:lineRule="auto"/>
+            </w:pPr>
+          </w:p>
+          <w:p>
+            <w:pPr>
+              <w:pStyle w:val="SourceCode"/>
+              <w:spacing w:before="0" w:after="0" w:line="200" w:lineRule="auto"/>
+            </w:pPr>
+            <w:r>
+              <w:t xml:space="preserve"># Завершіть батьківський процес - zombie зникне</w:t>
+            </w:r>
+          </w:p>
+          <w:p>
+            <w:pPr>
+              <w:pStyle w:val="SourceCode"/>
+              <w:spacing w:before="0" w:after="0" w:line="200" w:lineRule="auto"/>
+            </w:pPr>
+            <w:r>
+              <w:t xml:space="preserve">killall create_zombie.sh</w:t>
+            </w:r>
+          </w:p>
+        </w:tc>
+      </w:tr>
+    </w:tbl>
+    <w:p>
+      <w:pPr>
+        <w:spacing w:before="0" w:after="0" w:line="120" w:lineRule="exact"/>
+        <w:rPr>
+          <w:sz w:val="4"/>
+          <w:szCs w:val="4"/>
+        </w:rPr>
+      </w:pPr>
     </w:p>
     <w:bookmarkEnd w:id="29"/>
     <w:bookmarkStart w:id="30" w:name="orphan-процес"/>
@@ -3369,273 +4545,322 @@
     </w:p>
     <w:p>
       <w:pPr>
-        <w:pStyle w:val="SourceCode"/>
-        <w:spacing w:before="120" w:after="0" w:line="200" w:lineRule="auto"/>
-      </w:pPr>
-      <w:r>
-        <w:t xml:space="preserve"># Створіть скрипт</w:t>
-      </w:r>
-    </w:p>
-    <w:p>
-      <w:pPr>
-        <w:pStyle w:val="SourceCode"/>
-        <w:spacing w:before="0" w:after="0" w:line="200" w:lineRule="auto"/>
-      </w:pPr>
-      <w:r>
-        <w:t xml:space="preserve">cat &gt; create_orphan.sh &lt;&lt; 'EOF'</w:t>
-      </w:r>
-    </w:p>
-    <w:p>
-      <w:pPr>
-        <w:pStyle w:val="SourceCode"/>
-        <w:spacing w:before="0" w:after="0" w:line="200" w:lineRule="auto"/>
-      </w:pPr>
-      <w:r>
-        <w:t xml:space="preserve">#!/bin/bash</w:t>
-      </w:r>
-    </w:p>
-    <w:p>
-      <w:pPr>
-        <w:pStyle w:val="SourceCode"/>
-        <w:spacing w:before="0" w:after="0" w:line="200" w:lineRule="auto"/>
-      </w:pPr>
-      <w:r>
-        <w:t xml:space="preserve">echo "Parent PID: $$"</w:t>
-      </w:r>
-    </w:p>
-    <w:p>
-      <w:pPr>
-        <w:pStyle w:val="SourceCode"/>
-        <w:spacing w:before="0" w:after="0" w:line="200" w:lineRule="auto"/>
-      </w:pPr>
-    </w:p>
-    <w:p>
-      <w:pPr>
-        <w:pStyle w:val="SourceCode"/>
-        <w:spacing w:before="0" w:after="0" w:line="200" w:lineRule="auto"/>
-      </w:pPr>
-      <w:r>
-        <w:t xml:space="preserve"># Створюємо дочірній процес</w:t>
-      </w:r>
-    </w:p>
-    <w:p>
-      <w:pPr>
-        <w:pStyle w:val="SourceCode"/>
-        <w:spacing w:before="0" w:after="0" w:line="200" w:lineRule="auto"/>
-      </w:pPr>
-      <w:r>
-        <w:t xml:space="preserve">(</w:t>
-      </w:r>
-    </w:p>
-    <w:p>
-      <w:pPr>
-        <w:pStyle w:val="SourceCode"/>
-        <w:spacing w:before="0" w:after="0" w:line="200" w:lineRule="auto"/>
-      </w:pPr>
-      <w:r>
-        <w:t xml:space="preserve">    echo "Child PID: $$ - My parent is $$, PPID: $PPID"</w:t>
-      </w:r>
-    </w:p>
-    <w:p>
-      <w:pPr>
-        <w:pStyle w:val="SourceCode"/>
-        <w:spacing w:before="0" w:after="0" w:line="200" w:lineRule="auto"/>
-      </w:pPr>
-      <w:r>
-        <w:t xml:space="preserve">    sleep 2</w:t>
-      </w:r>
-    </w:p>
-    <w:p>
-      <w:pPr>
-        <w:pStyle w:val="SourceCode"/>
-        <w:spacing w:before="0" w:after="0" w:line="200" w:lineRule="auto"/>
-      </w:pPr>
-      <w:r>
-        <w:t xml:space="preserve">    echo "Child: Now my PPID should be 1 (init/systemd)"</w:t>
-      </w:r>
-    </w:p>
-    <w:p>
-      <w:pPr>
-        <w:pStyle w:val="SourceCode"/>
-        <w:spacing w:before="0" w:after="0" w:line="200" w:lineRule="auto"/>
-      </w:pPr>
-      <w:r>
-        <w:t xml:space="preserve">    echo "Child: Checking... PPID = $(ps -o ppid= -p $$)"</w:t>
-      </w:r>
-    </w:p>
-    <w:p>
-      <w:pPr>
-        <w:pStyle w:val="SourceCode"/>
-        <w:spacing w:before="0" w:after="0" w:line="200" w:lineRule="auto"/>
-      </w:pPr>
-      <w:r>
-        <w:t xml:space="preserve">    sleep 30</w:t>
-      </w:r>
-    </w:p>
-    <w:p>
-      <w:pPr>
-        <w:pStyle w:val="SourceCode"/>
-        <w:spacing w:before="0" w:after="0" w:line="200" w:lineRule="auto"/>
-      </w:pPr>
-      <w:r>
-        <w:t xml:space="preserve">) &amp;</w:t>
-      </w:r>
-    </w:p>
-    <w:p>
-      <w:pPr>
-        <w:pStyle w:val="SourceCode"/>
-        <w:spacing w:before="0" w:after="0" w:line="200" w:lineRule="auto"/>
-      </w:pPr>
-    </w:p>
-    <w:p>
-      <w:pPr>
-        <w:pStyle w:val="SourceCode"/>
-        <w:spacing w:before="0" w:after="0" w:line="200" w:lineRule="auto"/>
-      </w:pPr>
-      <w:r>
-        <w:t xml:space="preserve">echo "Parent: I'm exiting immediately!"</w:t>
-      </w:r>
-    </w:p>
-    <w:p>
-      <w:pPr>
-        <w:pStyle w:val="SourceCode"/>
-        <w:spacing w:before="0" w:after="0" w:line="200" w:lineRule="auto"/>
-      </w:pPr>
-      <w:r>
-        <w:t xml:space="preserve">exit 0</w:t>
-      </w:r>
-    </w:p>
-    <w:p>
-      <w:pPr>
-        <w:pStyle w:val="SourceCode"/>
-        <w:spacing w:before="0" w:after="0" w:line="200" w:lineRule="auto"/>
-      </w:pPr>
-      <w:r>
-        <w:t xml:space="preserve">EOF</w:t>
-      </w:r>
-    </w:p>
-    <w:p>
-      <w:pPr>
-        <w:pStyle w:val="SourceCode"/>
-        <w:spacing w:before="0" w:after="0" w:line="200" w:lineRule="auto"/>
-      </w:pPr>
-      <w:r>
-        <w:t xml:space="preserve">chmod +x create_orphan.sh</w:t>
-      </w:r>
-    </w:p>
-    <w:p>
-      <w:pPr>
-        <w:pStyle w:val="SourceCode"/>
-        <w:spacing w:before="0" w:after="0" w:line="200" w:lineRule="auto"/>
-      </w:pPr>
-    </w:p>
-    <w:p>
-      <w:pPr>
-        <w:pStyle w:val="SourceCode"/>
-        <w:spacing w:before="0" w:after="0" w:line="200" w:lineRule="auto"/>
-      </w:pPr>
-      <w:r>
-        <w:t xml:space="preserve"># Запустіть</w:t>
-      </w:r>
-    </w:p>
-    <w:p>
-      <w:pPr>
-        <w:pStyle w:val="SourceCode"/>
-        <w:spacing w:before="0" w:after="0" w:line="200" w:lineRule="auto"/>
-      </w:pPr>
-      <w:r>
-        <w:t xml:space="preserve">./create_orphan.sh</w:t>
-      </w:r>
-    </w:p>
-    <w:p>
-      <w:pPr>
-        <w:pStyle w:val="SourceCode"/>
-        <w:spacing w:before="0" w:after="0" w:line="200" w:lineRule="auto"/>
-      </w:pPr>
-    </w:p>
-    <w:p>
-      <w:pPr>
-        <w:pStyle w:val="SourceCode"/>
-        <w:spacing w:before="0" w:after="0" w:line="200" w:lineRule="auto"/>
-      </w:pPr>
-      <w:r>
-        <w:t xml:space="preserve"># Через 3 секунди перевірте PPID дочірнього процесу</w:t>
-      </w:r>
-    </w:p>
-    <w:p>
-      <w:pPr>
-        <w:pStyle w:val="SourceCode"/>
-        <w:spacing w:before="0" w:after="0" w:line="200" w:lineRule="auto"/>
-      </w:pPr>
-      <w:r>
-        <w:t xml:space="preserve">sleep 3</w:t>
-      </w:r>
-    </w:p>
-    <w:p>
-      <w:pPr>
-        <w:pStyle w:val="SourceCode"/>
-        <w:spacing w:before="0" w:after="0" w:line="200" w:lineRule="auto"/>
-      </w:pPr>
-      <w:r>
-        <w:t xml:space="preserve">pgrep -a sleep | grep -v grep</w:t>
-      </w:r>
-    </w:p>
-    <w:p>
-      <w:pPr>
-        <w:pStyle w:val="SourceCode"/>
-        <w:spacing w:before="0" w:after="0" w:line="200" w:lineRule="auto"/>
-      </w:pPr>
-    </w:p>
-    <w:p>
-      <w:pPr>
-        <w:pStyle w:val="SourceCode"/>
-        <w:spacing w:before="0" w:after="0" w:line="200" w:lineRule="auto"/>
-      </w:pPr>
-      <w:r>
-        <w:t xml:space="preserve"># Знайдіть процес з PPID=1</w:t>
-      </w:r>
-    </w:p>
-    <w:p>
-      <w:pPr>
-        <w:pStyle w:val="SourceCode"/>
-        <w:spacing w:before="0" w:after="0" w:line="200" w:lineRule="auto"/>
-      </w:pPr>
-      <w:r>
-        <w:t xml:space="preserve">ps -eo pid,ppid,cmd | grep sleep</w:t>
-      </w:r>
-    </w:p>
-    <w:p>
-      <w:pPr>
-        <w:pStyle w:val="SourceCode"/>
-        <w:spacing w:before="0" w:after="0" w:line="200" w:lineRule="auto"/>
-      </w:pPr>
-    </w:p>
-    <w:p>
-      <w:pPr>
-        <w:pStyle w:val="SourceCode"/>
-        <w:spacing w:before="0" w:after="0" w:line="200" w:lineRule="auto"/>
-      </w:pPr>
-      <w:r>
-        <w:t xml:space="preserve"># Запишіть у звіт:</w:t>
-      </w:r>
-    </w:p>
-    <w:p>
-      <w:pPr>
-        <w:pStyle w:val="SourceCode"/>
-        <w:spacing w:before="0" w:after="0" w:line="200" w:lineRule="auto"/>
-      </w:pPr>
-      <w:r>
-        <w:t xml:space="preserve"># - Хто стає батьком orphan-процесу?</w:t>
-      </w:r>
-    </w:p>
-    <w:p>
-      <w:pPr>
-        <w:pStyle w:val="SourceCode"/>
-        <w:spacing w:before="0" w:after="120" w:line="200" w:lineRule="auto"/>
-      </w:pPr>
-      <w:r>
-        <w:t xml:space="preserve"># - Чи це проблема для системи?</w:t>
-      </w:r>
+        <w:spacing w:before="0" w:after="0" w:line="120" w:lineRule="exact"/>
+        <w:rPr>
+          <w:sz w:val="4"/>
+          <w:szCs w:val="4"/>
+        </w:rPr>
+      </w:pPr>
+    </w:p>
+    <w:tbl>
+      <w:tblPr>
+        <w:tblStyle w:val="SourceCodeTable"/>
+        <w:tblW w:type="dxa" w:w="9637"/>
+        <w:tblInd w:w="0" w:type="dxa"/>
+        <w:tblBorders>
+          <w:top w:color="BFBFBF" w:space="0" w:sz="4" w:val="single"/>
+          <w:left w:color="BFBFBF" w:space="0" w:sz="4" w:val="single"/>
+          <w:bottom w:color="BFBFBF" w:space="0" w:sz="4" w:val="single"/>
+          <w:right w:color="BFBFBF" w:space="0" w:sz="4" w:val="single"/>
+        </w:tblBorders>
+        <w:tblLayout w:type="fixed"/>
+        <w:tblCellMar>
+          <w:top w:type="dxa" w:w="113"/>
+          <w:left w:type="dxa" w:w="113"/>
+          <w:bottom w:type="dxa" w:w="113"/>
+          <w:right w:type="dxa" w:w="113"/>
+        </w:tblCellMar>
+        <w:tblLook w:val="0000" w:firstRow="0" w:lastRow="0" w:firstColumn="0" w:lastColumn="0" w:noHBand="1" w:noVBand="1"/>
+      </w:tblPr>
+      <w:tblGrid>
+        <w:gridCol w:w="9637"/>
+      </w:tblGrid>
+      <w:tr>
+        <w:tc>
+          <w:tcPr>
+            <w:tcW w:type="dxa" w:w="9637"/>
+          </w:tcPr>
+          <w:p>
+            <w:pPr>
+              <w:pStyle w:val="SourceCode"/>
+              <w:spacing w:before="0" w:after="0" w:line="200" w:lineRule="auto"/>
+            </w:pPr>
+            <w:r>
+              <w:t xml:space="preserve"># Створіть скрипт</w:t>
+            </w:r>
+          </w:p>
+          <w:p>
+            <w:pPr>
+              <w:pStyle w:val="SourceCode"/>
+              <w:spacing w:before="0" w:after="0" w:line="200" w:lineRule="auto"/>
+            </w:pPr>
+            <w:r>
+              <w:t xml:space="preserve">cat &gt; create_orphan.sh &lt;&lt; 'EOF'</w:t>
+            </w:r>
+          </w:p>
+          <w:p>
+            <w:pPr>
+              <w:pStyle w:val="SourceCode"/>
+              <w:spacing w:before="0" w:after="0" w:line="200" w:lineRule="auto"/>
+            </w:pPr>
+            <w:r>
+              <w:t xml:space="preserve">#!/bin/bash</w:t>
+            </w:r>
+          </w:p>
+          <w:p>
+            <w:pPr>
+              <w:pStyle w:val="SourceCode"/>
+              <w:spacing w:before="0" w:after="0" w:line="200" w:lineRule="auto"/>
+            </w:pPr>
+            <w:r>
+              <w:t xml:space="preserve">echo "Parent PID: $$"</w:t>
+            </w:r>
+          </w:p>
+          <w:p>
+            <w:pPr>
+              <w:pStyle w:val="SourceCode"/>
+              <w:spacing w:before="0" w:after="0" w:line="200" w:lineRule="auto"/>
+            </w:pPr>
+          </w:p>
+          <w:p>
+            <w:pPr>
+              <w:pStyle w:val="SourceCode"/>
+              <w:spacing w:before="0" w:after="0" w:line="200" w:lineRule="auto"/>
+            </w:pPr>
+            <w:r>
+              <w:t xml:space="preserve"># Створюємо дочірній процес</w:t>
+            </w:r>
+          </w:p>
+          <w:p>
+            <w:pPr>
+              <w:pStyle w:val="SourceCode"/>
+              <w:spacing w:before="0" w:after="0" w:line="200" w:lineRule="auto"/>
+            </w:pPr>
+            <w:r>
+              <w:t xml:space="preserve">(</w:t>
+            </w:r>
+          </w:p>
+          <w:p>
+            <w:pPr>
+              <w:pStyle w:val="SourceCode"/>
+              <w:spacing w:before="0" w:after="0" w:line="200" w:lineRule="auto"/>
+            </w:pPr>
+            <w:r>
+              <w:t xml:space="preserve">    echo "Child PID: $$ - My parent is $$, PPID: $PPID"</w:t>
+            </w:r>
+          </w:p>
+          <w:p>
+            <w:pPr>
+              <w:pStyle w:val="SourceCode"/>
+              <w:spacing w:before="0" w:after="0" w:line="200" w:lineRule="auto"/>
+            </w:pPr>
+            <w:r>
+              <w:t xml:space="preserve">    sleep 2</w:t>
+            </w:r>
+          </w:p>
+          <w:p>
+            <w:pPr>
+              <w:pStyle w:val="SourceCode"/>
+              <w:spacing w:before="0" w:after="0" w:line="200" w:lineRule="auto"/>
+            </w:pPr>
+            <w:r>
+              <w:t xml:space="preserve">    echo "Child: Now my PPID should be 1 (init/systemd)"</w:t>
+            </w:r>
+          </w:p>
+          <w:p>
+            <w:pPr>
+              <w:pStyle w:val="SourceCode"/>
+              <w:spacing w:before="0" w:after="0" w:line="200" w:lineRule="auto"/>
+            </w:pPr>
+            <w:r>
+              <w:t xml:space="preserve">    echo "Child: Checking... PPID = $(ps -o ppid= -p $$)"</w:t>
+            </w:r>
+          </w:p>
+          <w:p>
+            <w:pPr>
+              <w:pStyle w:val="SourceCode"/>
+              <w:spacing w:before="0" w:after="0" w:line="200" w:lineRule="auto"/>
+            </w:pPr>
+            <w:r>
+              <w:t xml:space="preserve">    sleep 30</w:t>
+            </w:r>
+          </w:p>
+          <w:p>
+            <w:pPr>
+              <w:pStyle w:val="SourceCode"/>
+              <w:spacing w:before="0" w:after="0" w:line="200" w:lineRule="auto"/>
+            </w:pPr>
+            <w:r>
+              <w:t xml:space="preserve">) &amp;</w:t>
+            </w:r>
+          </w:p>
+          <w:p>
+            <w:pPr>
+              <w:pStyle w:val="SourceCode"/>
+              <w:spacing w:before="0" w:after="0" w:line="200" w:lineRule="auto"/>
+            </w:pPr>
+          </w:p>
+          <w:p>
+            <w:pPr>
+              <w:pStyle w:val="SourceCode"/>
+              <w:spacing w:before="0" w:after="0" w:line="200" w:lineRule="auto"/>
+            </w:pPr>
+            <w:r>
+              <w:t xml:space="preserve">echo "Parent: I'm exiting immediately!"</w:t>
+            </w:r>
+          </w:p>
+          <w:p>
+            <w:pPr>
+              <w:pStyle w:val="SourceCode"/>
+              <w:spacing w:before="0" w:after="0" w:line="200" w:lineRule="auto"/>
+            </w:pPr>
+            <w:r>
+              <w:t xml:space="preserve">exit 0</w:t>
+            </w:r>
+          </w:p>
+          <w:p>
+            <w:pPr>
+              <w:pStyle w:val="SourceCode"/>
+              <w:spacing w:before="0" w:after="0" w:line="200" w:lineRule="auto"/>
+            </w:pPr>
+            <w:r>
+              <w:t xml:space="preserve">EOF</w:t>
+            </w:r>
+          </w:p>
+          <w:p>
+            <w:pPr>
+              <w:pStyle w:val="SourceCode"/>
+              <w:spacing w:before="0" w:after="0" w:line="200" w:lineRule="auto"/>
+            </w:pPr>
+            <w:r>
+              <w:t xml:space="preserve">chmod +x create_orphan.sh</w:t>
+            </w:r>
+          </w:p>
+          <w:p>
+            <w:pPr>
+              <w:pStyle w:val="SourceCode"/>
+              <w:spacing w:before="0" w:after="0" w:line="200" w:lineRule="auto"/>
+            </w:pPr>
+          </w:p>
+          <w:p>
+            <w:pPr>
+              <w:pStyle w:val="SourceCode"/>
+              <w:spacing w:before="0" w:after="0" w:line="200" w:lineRule="auto"/>
+            </w:pPr>
+            <w:r>
+              <w:t xml:space="preserve"># Запустіть</w:t>
+            </w:r>
+          </w:p>
+          <w:p>
+            <w:pPr>
+              <w:pStyle w:val="SourceCode"/>
+              <w:spacing w:before="0" w:after="0" w:line="200" w:lineRule="auto"/>
+            </w:pPr>
+            <w:r>
+              <w:t xml:space="preserve">./create_orphan.sh</w:t>
+            </w:r>
+          </w:p>
+          <w:p>
+            <w:pPr>
+              <w:pStyle w:val="SourceCode"/>
+              <w:spacing w:before="0" w:after="0" w:line="200" w:lineRule="auto"/>
+            </w:pPr>
+          </w:p>
+          <w:p>
+            <w:pPr>
+              <w:pStyle w:val="SourceCode"/>
+              <w:spacing w:before="0" w:after="0" w:line="200" w:lineRule="auto"/>
+            </w:pPr>
+            <w:r>
+              <w:t xml:space="preserve"># Через 3 секунди перевірте PPID дочірнього процесу</w:t>
+            </w:r>
+          </w:p>
+          <w:p>
+            <w:pPr>
+              <w:pStyle w:val="SourceCode"/>
+              <w:spacing w:before="0" w:after="0" w:line="200" w:lineRule="auto"/>
+            </w:pPr>
+            <w:r>
+              <w:t xml:space="preserve">sleep 3</w:t>
+            </w:r>
+          </w:p>
+          <w:p>
+            <w:pPr>
+              <w:pStyle w:val="SourceCode"/>
+              <w:spacing w:before="0" w:after="0" w:line="200" w:lineRule="auto"/>
+            </w:pPr>
+            <w:r>
+              <w:t xml:space="preserve">pgrep -a sleep | grep -v grep</w:t>
+            </w:r>
+          </w:p>
+          <w:p>
+            <w:pPr>
+              <w:pStyle w:val="SourceCode"/>
+              <w:spacing w:before="0" w:after="0" w:line="200" w:lineRule="auto"/>
+            </w:pPr>
+          </w:p>
+          <w:p>
+            <w:pPr>
+              <w:pStyle w:val="SourceCode"/>
+              <w:spacing w:before="0" w:after="0" w:line="200" w:lineRule="auto"/>
+            </w:pPr>
+            <w:r>
+              <w:t xml:space="preserve"># Знайдіть процес з PPID=1</w:t>
+            </w:r>
+          </w:p>
+          <w:p>
+            <w:pPr>
+              <w:pStyle w:val="SourceCode"/>
+              <w:spacing w:before="0" w:after="0" w:line="200" w:lineRule="auto"/>
+            </w:pPr>
+            <w:r>
+              <w:t xml:space="preserve">ps -eo pid,ppid,cmd | grep sleep</w:t>
+            </w:r>
+          </w:p>
+          <w:p>
+            <w:pPr>
+              <w:pStyle w:val="SourceCode"/>
+              <w:spacing w:before="0" w:after="0" w:line="200" w:lineRule="auto"/>
+            </w:pPr>
+          </w:p>
+          <w:p>
+            <w:pPr>
+              <w:pStyle w:val="SourceCode"/>
+              <w:spacing w:before="0" w:after="0" w:line="200" w:lineRule="auto"/>
+            </w:pPr>
+            <w:r>
+              <w:t xml:space="preserve"># Запишіть у звіт:</w:t>
+            </w:r>
+          </w:p>
+          <w:p>
+            <w:pPr>
+              <w:pStyle w:val="SourceCode"/>
+              <w:spacing w:before="0" w:after="0" w:line="200" w:lineRule="auto"/>
+            </w:pPr>
+            <w:r>
+              <w:t xml:space="preserve"># - Хто стає батьком orphan-процесу?</w:t>
+            </w:r>
+          </w:p>
+          <w:p>
+            <w:pPr>
+              <w:pStyle w:val="SourceCode"/>
+              <w:spacing w:before="0" w:after="0" w:line="200" w:lineRule="auto"/>
+            </w:pPr>
+            <w:r>
+              <w:t xml:space="preserve"># - Чи це проблема для системи?</w:t>
+            </w:r>
+          </w:p>
+        </w:tc>
+      </w:tr>
+    </w:tbl>
+    <w:p>
+      <w:pPr>
+        <w:spacing w:before="0" w:after="0" w:line="120" w:lineRule="exact"/>
+        <w:rPr>
+          <w:sz w:val="4"/>
+          <w:szCs w:val="4"/>
+        </w:rPr>
+      </w:pPr>
     </w:p>
     <w:bookmarkEnd w:id="30"/>
     <w:bookmarkEnd w:id="31"/>
@@ -6906,7 +8131,7 @@
     <w:basedOn w:val="Normal"/>
     <w:qFormat/>
     <w:pPr>
-      <w:spacing w:after="120" w:before="120" w:line="200" w:lineRule="auto"/>
+      <w:spacing w:after="0" w:before="0" w:line="200" w:lineRule="auto"/>
       <w:ind w:hanging="340" w:left="340" w:right="0"/>
       <w:jc w:val="left"/>
     </w:pPr>
@@ -6915,6 +8140,26 @@
       <w:sz w:val="18"/>
       <w:szCs w:val="18"/>
     </w:rPr>
+  </w:style>
+  <w:style w:customStyle="1" w:styleId="SourceCodeTable" w:type="table">
+    <w:name w:val="Source Code Table"/>
+    <w:basedOn w:val="TableNormal"/>
+    <w:qFormat/>
+    <w:tblPr>
+      <w:tblInd w:type="dxa" w:w="0"/>
+      <w:tblBorders>
+        <w:top w:color="BFBFBF" w:space="0" w:sz="4" w:val="single"/>
+        <w:left w:color="BFBFBF" w:space="0" w:sz="4" w:val="single"/>
+        <w:bottom w:color="BFBFBF" w:space="0" w:sz="4" w:val="single"/>
+        <w:right w:color="BFBFBF" w:space="0" w:sz="4" w:val="single"/>
+      </w:tblBorders>
+      <w:tblCellMar>
+        <w:top w:type="dxa" w:w="113"/>
+        <w:left w:type="dxa" w:w="113"/>
+        <w:bottom w:type="dxa" w:w="113"/>
+        <w:right w:type="dxa" w:w="113"/>
+      </w:tblCellMar>
+    </w:tblPr>
   </w:style>
 </w:styles>
 </file>

--- a/public/labs/os/kmp-23/ЛР5_ОС_Управління_процесами.docx
+++ b/public/labs/os/kmp-23/ЛР5_ОС_Управління_процесами.docx
@@ -110,6 +110,7 @@
           <w:bottom w:color="BFBFBF" w:space="0" w:sz="4" w:val="single"/>
           <w:right w:color="BFBFBF" w:space="0" w:sz="4" w:val="single"/>
         </w:tblBorders>
+        <w:shd w:color="auto" w:fill="F4F4F4" w:val="clear"/>
         <w:tblLayout w:type="fixed"/>
         <w:tblCellMar>
           <w:top w:type="dxa" w:w="113"/>
@@ -126,6 +127,7 @@
         <w:tc>
           <w:tcPr>
             <w:tcW w:type="dxa" w:w="9637"/>
+            <w:shd w:color="auto" w:fill="F4F4F4" w:val="clear"/>
           </w:tcPr>
           <w:p>
             <w:pPr>
@@ -484,6 +486,7 @@
           <w:bottom w:color="BFBFBF" w:space="0" w:sz="4" w:val="single"/>
           <w:right w:color="BFBFBF" w:space="0" w:sz="4" w:val="single"/>
         </w:tblBorders>
+        <w:shd w:color="auto" w:fill="F4F4F4" w:val="clear"/>
         <w:tblLayout w:type="fixed"/>
         <w:tblCellMar>
           <w:top w:type="dxa" w:w="113"/>
@@ -500,6 +503,7 @@
         <w:tc>
           <w:tcPr>
             <w:tcW w:type="dxa" w:w="9637"/>
+            <w:shd w:color="auto" w:fill="F4F4F4" w:val="clear"/>
           </w:tcPr>
           <w:p>
             <w:pPr>
@@ -814,6 +818,7 @@
           <w:bottom w:color="BFBFBF" w:space="0" w:sz="4" w:val="single"/>
           <w:right w:color="BFBFBF" w:space="0" w:sz="4" w:val="single"/>
         </w:tblBorders>
+        <w:shd w:color="auto" w:fill="F4F4F4" w:val="clear"/>
         <w:tblLayout w:type="fixed"/>
         <w:tblCellMar>
           <w:top w:type="dxa" w:w="113"/>
@@ -830,6 +835,7 @@
         <w:tc>
           <w:tcPr>
             <w:tcW w:type="dxa" w:w="9637"/>
+            <w:shd w:color="auto" w:fill="F4F4F4" w:val="clear"/>
           </w:tcPr>
           <w:p>
             <w:pPr>
@@ -956,6 +962,7 @@
           <w:bottom w:color="BFBFBF" w:space="0" w:sz="4" w:val="single"/>
           <w:right w:color="BFBFBF" w:space="0" w:sz="4" w:val="single"/>
         </w:tblBorders>
+        <w:shd w:color="auto" w:fill="F4F4F4" w:val="clear"/>
         <w:tblLayout w:type="fixed"/>
         <w:tblCellMar>
           <w:top w:type="dxa" w:w="113"/>
@@ -972,6 +979,7 @@
         <w:tc>
           <w:tcPr>
             <w:tcW w:type="dxa" w:w="9637"/>
+            <w:shd w:color="auto" w:fill="F4F4F4" w:val="clear"/>
           </w:tcPr>
           <w:p>
             <w:pPr>
@@ -1031,6 +1039,7 @@
           <w:bottom w:color="BFBFBF" w:space="0" w:sz="4" w:val="single"/>
           <w:right w:color="BFBFBF" w:space="0" w:sz="4" w:val="single"/>
         </w:tblBorders>
+        <w:shd w:color="auto" w:fill="F4F4F4" w:val="clear"/>
         <w:tblLayout w:type="fixed"/>
         <w:tblCellMar>
           <w:top w:type="dxa" w:w="113"/>
@@ -1047,6 +1056,7 @@
         <w:tc>
           <w:tcPr>
             <w:tcW w:type="dxa" w:w="9637"/>
+            <w:shd w:color="auto" w:fill="F4F4F4" w:val="clear"/>
           </w:tcPr>
           <w:p>
             <w:pPr>
@@ -1178,6 +1188,7 @@
           <w:bottom w:color="BFBFBF" w:space="0" w:sz="4" w:val="single"/>
           <w:right w:color="BFBFBF" w:space="0" w:sz="4" w:val="single"/>
         </w:tblBorders>
+        <w:shd w:color="auto" w:fill="F4F4F4" w:val="clear"/>
         <w:tblLayout w:type="fixed"/>
         <w:tblCellMar>
           <w:top w:type="dxa" w:w="113"/>
@@ -1194,6 +1205,7 @@
         <w:tc>
           <w:tcPr>
             <w:tcW w:type="dxa" w:w="9637"/>
+            <w:shd w:color="auto" w:fill="F4F4F4" w:val="clear"/>
           </w:tcPr>
           <w:p>
             <w:pPr>
@@ -1334,6 +1346,7 @@
           <w:bottom w:color="BFBFBF" w:space="0" w:sz="4" w:val="single"/>
           <w:right w:color="BFBFBF" w:space="0" w:sz="4" w:val="single"/>
         </w:tblBorders>
+        <w:shd w:color="auto" w:fill="F4F4F4" w:val="clear"/>
         <w:tblLayout w:type="fixed"/>
         <w:tblCellMar>
           <w:top w:type="dxa" w:w="113"/>
@@ -1350,6 +1363,7 @@
         <w:tc>
           <w:tcPr>
             <w:tcW w:type="dxa" w:w="9637"/>
+            <w:shd w:color="auto" w:fill="F4F4F4" w:val="clear"/>
           </w:tcPr>
           <w:p>
             <w:pPr>
@@ -1558,6 +1572,7 @@
           <w:bottom w:color="BFBFBF" w:space="0" w:sz="4" w:val="single"/>
           <w:right w:color="BFBFBF" w:space="0" w:sz="4" w:val="single"/>
         </w:tblBorders>
+        <w:shd w:color="auto" w:fill="F4F4F4" w:val="clear"/>
         <w:tblLayout w:type="fixed"/>
         <w:tblCellMar>
           <w:top w:type="dxa" w:w="113"/>
@@ -1574,6 +1589,7 @@
         <w:tc>
           <w:tcPr>
             <w:tcW w:type="dxa" w:w="9637"/>
+            <w:shd w:color="auto" w:fill="F4F4F4" w:val="clear"/>
           </w:tcPr>
           <w:p>
             <w:pPr>
@@ -1658,6 +1674,7 @@
           <w:bottom w:color="BFBFBF" w:space="0" w:sz="4" w:val="single"/>
           <w:right w:color="BFBFBF" w:space="0" w:sz="4" w:val="single"/>
         </w:tblBorders>
+        <w:shd w:color="auto" w:fill="F4F4F4" w:val="clear"/>
         <w:tblLayout w:type="fixed"/>
         <w:tblCellMar>
           <w:top w:type="dxa" w:w="113"/>
@@ -1674,6 +1691,7 @@
         <w:tc>
           <w:tcPr>
             <w:tcW w:type="dxa" w:w="9637"/>
+            <w:shd w:color="auto" w:fill="F4F4F4" w:val="clear"/>
           </w:tcPr>
           <w:p>
             <w:pPr>
@@ -1776,6 +1794,7 @@
           <w:bottom w:color="BFBFBF" w:space="0" w:sz="4" w:val="single"/>
           <w:right w:color="BFBFBF" w:space="0" w:sz="4" w:val="single"/>
         </w:tblBorders>
+        <w:shd w:color="auto" w:fill="F4F4F4" w:val="clear"/>
         <w:tblLayout w:type="fixed"/>
         <w:tblCellMar>
           <w:top w:type="dxa" w:w="113"/>
@@ -1792,6 +1811,7 @@
         <w:tc>
           <w:tcPr>
             <w:tcW w:type="dxa" w:w="9637"/>
+            <w:shd w:color="auto" w:fill="F4F4F4" w:val="clear"/>
           </w:tcPr>
           <w:p>
             <w:pPr>
@@ -1877,6 +1897,7 @@
           <w:bottom w:color="BFBFBF" w:space="0" w:sz="4" w:val="single"/>
           <w:right w:color="BFBFBF" w:space="0" w:sz="4" w:val="single"/>
         </w:tblBorders>
+        <w:shd w:color="auto" w:fill="F4F4F4" w:val="clear"/>
         <w:tblLayout w:type="fixed"/>
         <w:tblCellMar>
           <w:top w:type="dxa" w:w="113"/>
@@ -1893,6 +1914,7 @@
         <w:tc>
           <w:tcPr>
             <w:tcW w:type="dxa" w:w="9637"/>
+            <w:shd w:color="auto" w:fill="F4F4F4" w:val="clear"/>
           </w:tcPr>
           <w:p>
             <w:pPr>
@@ -1992,6 +2014,7 @@
           <w:bottom w:color="BFBFBF" w:space="0" w:sz="4" w:val="single"/>
           <w:right w:color="BFBFBF" w:space="0" w:sz="4" w:val="single"/>
         </w:tblBorders>
+        <w:shd w:color="auto" w:fill="F4F4F4" w:val="clear"/>
         <w:tblLayout w:type="fixed"/>
         <w:tblCellMar>
           <w:top w:type="dxa" w:w="113"/>
@@ -2008,6 +2031,7 @@
         <w:tc>
           <w:tcPr>
             <w:tcW w:type="dxa" w:w="9637"/>
+            <w:shd w:color="auto" w:fill="F4F4F4" w:val="clear"/>
           </w:tcPr>
           <w:p>
             <w:pPr>
@@ -2111,6 +2135,7 @@
           <w:bottom w:color="BFBFBF" w:space="0" w:sz="4" w:val="single"/>
           <w:right w:color="BFBFBF" w:space="0" w:sz="4" w:val="single"/>
         </w:tblBorders>
+        <w:shd w:color="auto" w:fill="F4F4F4" w:val="clear"/>
         <w:tblLayout w:type="fixed"/>
         <w:tblCellMar>
           <w:top w:type="dxa" w:w="113"/>
@@ -2127,6 +2152,7 @@
         <w:tc>
           <w:tcPr>
             <w:tcW w:type="dxa" w:w="9637"/>
+            <w:shd w:color="auto" w:fill="F4F4F4" w:val="clear"/>
           </w:tcPr>
           <w:p>
             <w:pPr>
@@ -2246,6 +2272,7 @@
           <w:bottom w:color="BFBFBF" w:space="0" w:sz="4" w:val="single"/>
           <w:right w:color="BFBFBF" w:space="0" w:sz="4" w:val="single"/>
         </w:tblBorders>
+        <w:shd w:color="auto" w:fill="F4F4F4" w:val="clear"/>
         <w:tblLayout w:type="fixed"/>
         <w:tblCellMar>
           <w:top w:type="dxa" w:w="113"/>
@@ -2262,6 +2289,7 @@
         <w:tc>
           <w:tcPr>
             <w:tcW w:type="dxa" w:w="9637"/>
+            <w:shd w:color="auto" w:fill="F4F4F4" w:val="clear"/>
           </w:tcPr>
           <w:p>
             <w:pPr>
@@ -2439,6 +2467,7 @@
           <w:bottom w:color="BFBFBF" w:space="0" w:sz="4" w:val="single"/>
           <w:right w:color="BFBFBF" w:space="0" w:sz="4" w:val="single"/>
         </w:tblBorders>
+        <w:shd w:color="auto" w:fill="F4F4F4" w:val="clear"/>
         <w:tblLayout w:type="fixed"/>
         <w:tblCellMar>
           <w:top w:type="dxa" w:w="113"/>
@@ -2455,6 +2484,7 @@
         <w:tc>
           <w:tcPr>
             <w:tcW w:type="dxa" w:w="9637"/>
+            <w:shd w:color="auto" w:fill="F4F4F4" w:val="clear"/>
           </w:tcPr>
           <w:p>
             <w:pPr>
@@ -2595,6 +2625,7 @@
           <w:bottom w:color="BFBFBF" w:space="0" w:sz="4" w:val="single"/>
           <w:right w:color="BFBFBF" w:space="0" w:sz="4" w:val="single"/>
         </w:tblBorders>
+        <w:shd w:color="auto" w:fill="F4F4F4" w:val="clear"/>
         <w:tblLayout w:type="fixed"/>
         <w:tblCellMar>
           <w:top w:type="dxa" w:w="113"/>
@@ -2611,6 +2642,7 @@
         <w:tc>
           <w:tcPr>
             <w:tcW w:type="dxa" w:w="9637"/>
+            <w:shd w:color="auto" w:fill="F4F4F4" w:val="clear"/>
           </w:tcPr>
           <w:p>
             <w:pPr>
@@ -2806,6 +2838,7 @@
           <w:bottom w:color="BFBFBF" w:space="0" w:sz="4" w:val="single"/>
           <w:right w:color="BFBFBF" w:space="0" w:sz="4" w:val="single"/>
         </w:tblBorders>
+        <w:shd w:color="auto" w:fill="F4F4F4" w:val="clear"/>
         <w:tblLayout w:type="fixed"/>
         <w:tblCellMar>
           <w:top w:type="dxa" w:w="113"/>
@@ -2822,6 +2855,7 @@
         <w:tc>
           <w:tcPr>
             <w:tcW w:type="dxa" w:w="9637"/>
+            <w:shd w:color="auto" w:fill="F4F4F4" w:val="clear"/>
           </w:tcPr>
           <w:p>
             <w:pPr>
@@ -2940,6 +2974,7 @@
           <w:bottom w:color="BFBFBF" w:space="0" w:sz="4" w:val="single"/>
           <w:right w:color="BFBFBF" w:space="0" w:sz="4" w:val="single"/>
         </w:tblBorders>
+        <w:shd w:color="auto" w:fill="F4F4F4" w:val="clear"/>
         <w:tblLayout w:type="fixed"/>
         <w:tblCellMar>
           <w:top w:type="dxa" w:w="113"/>
@@ -2956,6 +2991,7 @@
         <w:tc>
           <w:tcPr>
             <w:tcW w:type="dxa" w:w="9637"/>
+            <w:shd w:color="auto" w:fill="F4F4F4" w:val="clear"/>
           </w:tcPr>
           <w:p>
             <w:pPr>
@@ -3091,6 +3127,7 @@
           <w:bottom w:color="BFBFBF" w:space="0" w:sz="4" w:val="single"/>
           <w:right w:color="BFBFBF" w:space="0" w:sz="4" w:val="single"/>
         </w:tblBorders>
+        <w:shd w:color="auto" w:fill="F4F4F4" w:val="clear"/>
         <w:tblLayout w:type="fixed"/>
         <w:tblCellMar>
           <w:top w:type="dxa" w:w="113"/>
@@ -3107,6 +3144,7 @@
         <w:tc>
           <w:tcPr>
             <w:tcW w:type="dxa" w:w="9637"/>
+            <w:shd w:color="auto" w:fill="F4F4F4" w:val="clear"/>
           </w:tcPr>
           <w:p>
             <w:pPr>
@@ -3327,6 +3365,7 @@
           <w:bottom w:color="BFBFBF" w:space="0" w:sz="4" w:val="single"/>
           <w:right w:color="BFBFBF" w:space="0" w:sz="4" w:val="single"/>
         </w:tblBorders>
+        <w:shd w:color="auto" w:fill="F4F4F4" w:val="clear"/>
         <w:tblLayout w:type="fixed"/>
         <w:tblCellMar>
           <w:top w:type="dxa" w:w="113"/>
@@ -3343,6 +3382,7 @@
         <w:tc>
           <w:tcPr>
             <w:tcW w:type="dxa" w:w="9637"/>
+            <w:shd w:color="auto" w:fill="F4F4F4" w:val="clear"/>
           </w:tcPr>
           <w:p>
             <w:pPr>
@@ -3567,6 +3607,7 @@
           <w:bottom w:color="BFBFBF" w:space="0" w:sz="4" w:val="single"/>
           <w:right w:color="BFBFBF" w:space="0" w:sz="4" w:val="single"/>
         </w:tblBorders>
+        <w:shd w:color="auto" w:fill="F4F4F4" w:val="clear"/>
         <w:tblLayout w:type="fixed"/>
         <w:tblCellMar>
           <w:top w:type="dxa" w:w="113"/>
@@ -3583,6 +3624,7 @@
         <w:tc>
           <w:tcPr>
             <w:tcW w:type="dxa" w:w="9637"/>
+            <w:shd w:color="auto" w:fill="F4F4F4" w:val="clear"/>
           </w:tcPr>
           <w:p>
             <w:pPr>
@@ -3701,6 +3743,7 @@
           <w:bottom w:color="BFBFBF" w:space="0" w:sz="4" w:val="single"/>
           <w:right w:color="BFBFBF" w:space="0" w:sz="4" w:val="single"/>
         </w:tblBorders>
+        <w:shd w:color="auto" w:fill="F4F4F4" w:val="clear"/>
         <w:tblLayout w:type="fixed"/>
         <w:tblCellMar>
           <w:top w:type="dxa" w:w="113"/>
@@ -3717,6 +3760,7 @@
         <w:tc>
           <w:tcPr>
             <w:tcW w:type="dxa" w:w="9637"/>
+            <w:shd w:color="auto" w:fill="F4F4F4" w:val="clear"/>
           </w:tcPr>
           <w:p>
             <w:pPr>
@@ -3961,6 +4005,7 @@
           <w:bottom w:color="BFBFBF" w:space="0" w:sz="4" w:val="single"/>
           <w:right w:color="BFBFBF" w:space="0" w:sz="4" w:val="single"/>
         </w:tblBorders>
+        <w:shd w:color="auto" w:fill="F4F4F4" w:val="clear"/>
         <w:tblLayout w:type="fixed"/>
         <w:tblCellMar>
           <w:top w:type="dxa" w:w="113"/>
@@ -3977,6 +4022,7 @@
         <w:tc>
           <w:tcPr>
             <w:tcW w:type="dxa" w:w="9637"/>
+            <w:shd w:color="auto" w:fill="F4F4F4" w:val="clear"/>
           </w:tcPr>
           <w:p>
             <w:pPr>
@@ -4204,6 +4250,7 @@
           <w:bottom w:color="BFBFBF" w:space="0" w:sz="4" w:val="single"/>
           <w:right w:color="BFBFBF" w:space="0" w:sz="4" w:val="single"/>
         </w:tblBorders>
+        <w:shd w:color="auto" w:fill="F4F4F4" w:val="clear"/>
         <w:tblLayout w:type="fixed"/>
         <w:tblCellMar>
           <w:top w:type="dxa" w:w="113"/>
@@ -4220,6 +4267,7 @@
         <w:tc>
           <w:tcPr>
             <w:tcW w:type="dxa" w:w="9637"/>
+            <w:shd w:color="auto" w:fill="F4F4F4" w:val="clear"/>
           </w:tcPr>
           <w:p>
             <w:pPr>
@@ -4563,6 +4611,7 @@
           <w:bottom w:color="BFBFBF" w:space="0" w:sz="4" w:val="single"/>
           <w:right w:color="BFBFBF" w:space="0" w:sz="4" w:val="single"/>
         </w:tblBorders>
+        <w:shd w:color="auto" w:fill="F4F4F4" w:val="clear"/>
         <w:tblLayout w:type="fixed"/>
         <w:tblCellMar>
           <w:top w:type="dxa" w:w="113"/>
@@ -4579,6 +4628,7 @@
         <w:tc>
           <w:tcPr>
             <w:tcW w:type="dxa" w:w="9637"/>
+            <w:shd w:color="auto" w:fill="F4F4F4" w:val="clear"/>
           </w:tcPr>
           <w:p>
             <w:pPr>
@@ -8153,6 +8203,7 @@
         <w:bottom w:color="BFBFBF" w:space="0" w:sz="4" w:val="single"/>
         <w:right w:color="BFBFBF" w:space="0" w:sz="4" w:val="single"/>
       </w:tblBorders>
+      <w:shd w:color="auto" w:fill="F4F4F4" w:val="clear"/>
       <w:tblCellMar>
         <w:top w:type="dxa" w:w="113"/>
         <w:left w:type="dxa" w:w="113"/>

--- a/public/labs/os/kmp-23/ЛР5_ОС_Управління_процесами.docx
+++ b/public/labs/os/kmp-23/ЛР5_ОС_Управління_процесами.docx
@@ -92,320 +92,369 @@
     </w:p>
     <w:p>
       <w:pPr>
-        <w:pStyle w:val="SourceCode"/>
-      </w:pPr>
-      <w:r>
+        <w:spacing w:before="0" w:after="0" w:line="120" w:lineRule="exact"/>
         <w:rPr>
-          <w:rStyle w:val="VerbatimChar"/>
+          <w:sz w:val="4"/>
+          <w:szCs w:val="4"/>
         </w:rPr>
-        <w:t xml:space="preserve">┌───────────────────────────────────────────────────────────────────────┐</w:t>
-      </w:r>
-      <w:r>
-        <w:br/>
-      </w:r>
-      <w:r>
+      </w:pPr>
+    </w:p>
+    <w:tbl>
+      <w:tblPr>
+        <w:tblStyle w:val="SourceCodeTable"/>
+        <w:tblW w:type="dxa" w:w="9637"/>
+        <w:tblInd w:w="0" w:type="dxa"/>
+        <w:tblBorders>
+          <w:top w:color="BFBFBF" w:space="0" w:sz="4" w:val="single"/>
+          <w:left w:color="BFBFBF" w:space="0" w:sz="4" w:val="single"/>
+          <w:bottom w:color="BFBFBF" w:space="0" w:sz="4" w:val="single"/>
+          <w:right w:color="BFBFBF" w:space="0" w:sz="4" w:val="single"/>
+        </w:tblBorders>
+        <w:shd w:color="auto" w:fill="F4F4F4" w:val="clear"/>
+        <w:tblLayout w:type="fixed"/>
+        <w:tblCellMar>
+          <w:top w:type="dxa" w:w="113"/>
+          <w:left w:type="dxa" w:w="113"/>
+          <w:bottom w:type="dxa" w:w="113"/>
+          <w:right w:type="dxa" w:w="113"/>
+        </w:tblCellMar>
+        <w:tblLook w:val="0000" w:firstRow="0" w:lastRow="0" w:firstColumn="0" w:lastColumn="0" w:noHBand="1" w:noVBand="1"/>
+      </w:tblPr>
+      <w:tblGrid>
+        <w:gridCol w:w="9637"/>
+      </w:tblGrid>
+      <w:tr>
+        <w:tc>
+          <w:tcPr>
+            <w:tcW w:type="dxa" w:w="9637"/>
+            <w:shd w:color="auto" w:fill="F4F4F4" w:val="clear"/>
+          </w:tcPr>
+          <w:p>
+            <w:pPr>
+              <w:pStyle w:val="SourceCode"/>
+              <w:spacing w:before="0" w:after="0" w:line="200" w:lineRule="auto"/>
+            </w:pPr>
+            <w:r>
+              <w:t xml:space="preserve">┌───────────────────────────────────────────────────────────────────────┐</w:t>
+            </w:r>
+          </w:p>
+          <w:p>
+            <w:pPr>
+              <w:pStyle w:val="SourceCode"/>
+              <w:spacing w:before="0" w:after="0" w:line="200" w:lineRule="auto"/>
+            </w:pPr>
+            <w:r>
+              <w:t xml:space="preserve">│                    ІНСТРУМЕНТИ КЕРУВАННЯ ПРОЦЕСАМИ                    │</w:t>
+            </w:r>
+          </w:p>
+          <w:p>
+            <w:pPr>
+              <w:pStyle w:val="SourceCode"/>
+              <w:spacing w:before="0" w:after="0" w:line="200" w:lineRule="auto"/>
+            </w:pPr>
+            <w:r>
+              <w:t xml:space="preserve">├───────────────────────────────────────────────────────────────────────┤</w:t>
+            </w:r>
+          </w:p>
+          <w:p>
+            <w:pPr>
+              <w:pStyle w:val="SourceCode"/>
+              <w:spacing w:before="0" w:after="0" w:line="200" w:lineRule="auto"/>
+            </w:pPr>
+            <w:r>
+              <w:t xml:space="preserve">│                                                                       │</w:t>
+            </w:r>
+          </w:p>
+          <w:p>
+            <w:pPr>
+              <w:pStyle w:val="SourceCode"/>
+              <w:spacing w:before="0" w:after="0" w:line="200" w:lineRule="auto"/>
+            </w:pPr>
+            <w:r>
+              <w:t xml:space="preserve">│   ПЕРЕГЛЯД:                                                           │</w:t>
+            </w:r>
+          </w:p>
+          <w:p>
+            <w:pPr>
+              <w:pStyle w:val="SourceCode"/>
+              <w:spacing w:before="0" w:after="0" w:line="200" w:lineRule="auto"/>
+            </w:pPr>
+            <w:r>
+              <w:t xml:space="preserve">│   ┌─────────────────────────────────────────────────────────────────┐ │</w:t>
+            </w:r>
+          </w:p>
+          <w:p>
+            <w:pPr>
+              <w:pStyle w:val="SourceCode"/>
+              <w:spacing w:before="0" w:after="0" w:line="200" w:lineRule="auto"/>
+            </w:pPr>
+            <w:r>
+              <w:t xml:space="preserve">│   │ ps aux        → список всіх процесів (snapshot)                 │ │</w:t>
+            </w:r>
+          </w:p>
+          <w:p>
+            <w:pPr>
+              <w:pStyle w:val="SourceCode"/>
+              <w:spacing w:before="0" w:after="0" w:line="200" w:lineRule="auto"/>
+            </w:pPr>
+            <w:r>
+              <w:t xml:space="preserve">│   │ ps auxf       → дерево процесів                                 │ │</w:t>
+            </w:r>
+          </w:p>
+          <w:p>
+            <w:pPr>
+              <w:pStyle w:val="SourceCode"/>
+              <w:spacing w:before="0" w:after="0" w:line="200" w:lineRule="auto"/>
+            </w:pPr>
+            <w:r>
+              <w:t xml:space="preserve">│   │ top           → процеси в реальному часі                        │ │</w:t>
+            </w:r>
+          </w:p>
+          <w:p>
+            <w:pPr>
+              <w:pStyle w:val="SourceCode"/>
+              <w:spacing w:before="0" w:after="0" w:line="200" w:lineRule="auto"/>
+            </w:pPr>
+            <w:r>
+              <w:t xml:space="preserve">│   │ htop          → покращений top з кольорами                      │ │</w:t>
+            </w:r>
+          </w:p>
+          <w:p>
+            <w:pPr>
+              <w:pStyle w:val="SourceCode"/>
+              <w:spacing w:before="0" w:after="0" w:line="200" w:lineRule="auto"/>
+            </w:pPr>
+            <w:r>
+              <w:t xml:space="preserve">│   │ pstree        → ієрархія процесів у вигляді дерева              │ │</w:t>
+            </w:r>
+          </w:p>
+          <w:p>
+            <w:pPr>
+              <w:pStyle w:val="SourceCode"/>
+              <w:spacing w:before="0" w:after="0" w:line="200" w:lineRule="auto"/>
+            </w:pPr>
+            <w:r>
+              <w:t xml:space="preserve">│   │ pgrep         → пошук процесів за ім'ям/атрибутами              │ │</w:t>
+            </w:r>
+          </w:p>
+          <w:p>
+            <w:pPr>
+              <w:pStyle w:val="SourceCode"/>
+              <w:spacing w:before="0" w:after="0" w:line="200" w:lineRule="auto"/>
+            </w:pPr>
+            <w:r>
+              <w:t xml:space="preserve">│   └─────────────────────────────────────────────────────────────────┘ │</w:t>
+            </w:r>
+          </w:p>
+          <w:p>
+            <w:pPr>
+              <w:pStyle w:val="SourceCode"/>
+              <w:spacing w:before="0" w:after="0" w:line="200" w:lineRule="auto"/>
+            </w:pPr>
+            <w:r>
+              <w:t xml:space="preserve">│                                                                       │</w:t>
+            </w:r>
+          </w:p>
+          <w:p>
+            <w:pPr>
+              <w:pStyle w:val="SourceCode"/>
+              <w:spacing w:before="0" w:after="0" w:line="200" w:lineRule="auto"/>
+            </w:pPr>
+            <w:r>
+              <w:t xml:space="preserve">│   КЕРУВАННЯ:                                                          │</w:t>
+            </w:r>
+          </w:p>
+          <w:p>
+            <w:pPr>
+              <w:pStyle w:val="SourceCode"/>
+              <w:spacing w:before="0" w:after="0" w:line="200" w:lineRule="auto"/>
+            </w:pPr>
+            <w:r>
+              <w:t xml:space="preserve">│   ┌─────────────────────────────────────────────────────────────────┐ │</w:t>
+            </w:r>
+          </w:p>
+          <w:p>
+            <w:pPr>
+              <w:pStyle w:val="SourceCode"/>
+              <w:spacing w:before="0" w:after="0" w:line="200" w:lineRule="auto"/>
+            </w:pPr>
+            <w:r>
+              <w:t xml:space="preserve">│   │ kill PID      → надіслати сигнал (default: SIGTERM)             │ │</w:t>
+            </w:r>
+          </w:p>
+          <w:p>
+            <w:pPr>
+              <w:pStyle w:val="SourceCode"/>
+              <w:spacing w:before="0" w:after="0" w:line="200" w:lineRule="auto"/>
+            </w:pPr>
+            <w:r>
+              <w:t xml:space="preserve">│   │ kill -9 PID   → примусово завершити (SIGKILL)                   │ │</w:t>
+            </w:r>
+          </w:p>
+          <w:p>
+            <w:pPr>
+              <w:pStyle w:val="SourceCode"/>
+              <w:spacing w:before="0" w:after="0" w:line="200" w:lineRule="auto"/>
+            </w:pPr>
+            <w:r>
+              <w:t xml:space="preserve">│   │ killall name  → завершити за ім'ям                              │ │</w:t>
+            </w:r>
+          </w:p>
+          <w:p>
+            <w:pPr>
+              <w:pStyle w:val="SourceCode"/>
+              <w:spacing w:before="0" w:after="0" w:line="200" w:lineRule="auto"/>
+            </w:pPr>
+            <w:r>
+              <w:t xml:space="preserve">│   │ pkill pattern → завершити за шаблоном                           │ │</w:t>
+            </w:r>
+          </w:p>
+          <w:p>
+            <w:pPr>
+              <w:pStyle w:val="SourceCode"/>
+              <w:spacing w:before="0" w:after="0" w:line="200" w:lineRule="auto"/>
+            </w:pPr>
+            <w:r>
+              <w:t xml:space="preserve">│   │ nice          → запустити з пріоритетом                         │ │</w:t>
+            </w:r>
+          </w:p>
+          <w:p>
+            <w:pPr>
+              <w:pStyle w:val="SourceCode"/>
+              <w:spacing w:before="0" w:after="0" w:line="200" w:lineRule="auto"/>
+            </w:pPr>
+            <w:r>
+              <w:t xml:space="preserve">│   │ renice        → змінити пріоритет                               │ │</w:t>
+            </w:r>
+          </w:p>
+          <w:p>
+            <w:pPr>
+              <w:pStyle w:val="SourceCode"/>
+              <w:spacing w:before="0" w:after="0" w:line="200" w:lineRule="auto"/>
+            </w:pPr>
+            <w:r>
+              <w:t xml:space="preserve">│   └─────────────────────────────────────────────────────────────────┘ │</w:t>
+            </w:r>
+          </w:p>
+          <w:p>
+            <w:pPr>
+              <w:pStyle w:val="SourceCode"/>
+              <w:spacing w:before="0" w:after="0" w:line="200" w:lineRule="auto"/>
+            </w:pPr>
+            <w:r>
+              <w:t xml:space="preserve">│                                                                       │</w:t>
+            </w:r>
+          </w:p>
+          <w:p>
+            <w:pPr>
+              <w:pStyle w:val="SourceCode"/>
+              <w:spacing w:before="0" w:after="0" w:line="200" w:lineRule="auto"/>
+            </w:pPr>
+            <w:r>
+              <w:t xml:space="preserve">│   ФОНОВІ ПРОЦЕСИ:                                                     │</w:t>
+            </w:r>
+          </w:p>
+          <w:p>
+            <w:pPr>
+              <w:pStyle w:val="SourceCode"/>
+              <w:spacing w:before="0" w:after="0" w:line="200" w:lineRule="auto"/>
+            </w:pPr>
+            <w:r>
+              <w:t xml:space="preserve">│   ┌─────────────────────────────────────────────────────────────────┐ │</w:t>
+            </w:r>
+          </w:p>
+          <w:p>
+            <w:pPr>
+              <w:pStyle w:val="SourceCode"/>
+              <w:spacing w:before="0" w:after="0" w:line="200" w:lineRule="auto"/>
+            </w:pPr>
+            <w:r>
+              <w:t xml:space="preserve">│   │ command &amp;     → запустити у фоні                                │ │</w:t>
+            </w:r>
+          </w:p>
+          <w:p>
+            <w:pPr>
+              <w:pStyle w:val="SourceCode"/>
+              <w:spacing w:before="0" w:after="0" w:line="200" w:lineRule="auto"/>
+            </w:pPr>
+            <w:r>
+              <w:t xml:space="preserve">│   │ jobs          → список фонових задач                            │ │</w:t>
+            </w:r>
+          </w:p>
+          <w:p>
+            <w:pPr>
+              <w:pStyle w:val="SourceCode"/>
+              <w:spacing w:before="0" w:after="0" w:line="200" w:lineRule="auto"/>
+            </w:pPr>
+            <w:r>
+              <w:t xml:space="preserve">│   │ fg %N         → повернути задачу N на передній план             │ │</w:t>
+            </w:r>
+          </w:p>
+          <w:p>
+            <w:pPr>
+              <w:pStyle w:val="SourceCode"/>
+              <w:spacing w:before="0" w:after="0" w:line="200" w:lineRule="auto"/>
+            </w:pPr>
+            <w:r>
+              <w:t xml:space="preserve">│   │ bg %N         → відновити задачу N у фоні                       │ │</w:t>
+            </w:r>
+          </w:p>
+          <w:p>
+            <w:pPr>
+              <w:pStyle w:val="SourceCode"/>
+              <w:spacing w:before="0" w:after="0" w:line="200" w:lineRule="auto"/>
+            </w:pPr>
+            <w:r>
+              <w:t xml:space="preserve">│   │ Ctrl+Z        → призупинити поточний процес                     │ │</w:t>
+            </w:r>
+          </w:p>
+          <w:p>
+            <w:pPr>
+              <w:pStyle w:val="SourceCode"/>
+              <w:spacing w:before="0" w:after="0" w:line="200" w:lineRule="auto"/>
+            </w:pPr>
+            <w:r>
+              <w:t xml:space="preserve">│   │ Ctrl+C        → перервати (SIGINT)                              │ │</w:t>
+            </w:r>
+          </w:p>
+          <w:p>
+            <w:pPr>
+              <w:pStyle w:val="SourceCode"/>
+              <w:spacing w:before="0" w:after="0" w:line="200" w:lineRule="auto"/>
+            </w:pPr>
+            <w:r>
+              <w:t xml:space="preserve">│   └─────────────────────────────────────────────────────────────────┘ │</w:t>
+            </w:r>
+          </w:p>
+          <w:p>
+            <w:pPr>
+              <w:pStyle w:val="SourceCode"/>
+              <w:spacing w:before="0" w:after="0" w:line="200" w:lineRule="auto"/>
+            </w:pPr>
+            <w:r>
+              <w:t xml:space="preserve">│                                                                       │</w:t>
+            </w:r>
+          </w:p>
+          <w:p>
+            <w:pPr>
+              <w:pStyle w:val="SourceCode"/>
+              <w:spacing w:before="0" w:after="0" w:line="200" w:lineRule="auto"/>
+            </w:pPr>
+            <w:r>
+              <w:t xml:space="preserve">└───────────────────────────────────────────────────────────────────────┘</w:t>
+            </w:r>
+          </w:p>
+        </w:tc>
+      </w:tr>
+    </w:tbl>
+    <w:p>
+      <w:pPr>
+        <w:spacing w:before="0" w:after="0" w:line="120" w:lineRule="exact"/>
         <w:rPr>
-          <w:rStyle w:val="VerbatimChar"/>
+          <w:sz w:val="4"/>
+          <w:szCs w:val="4"/>
         </w:rPr>
-        <w:t xml:space="preserve">│                    ІНСТРУМЕНТИ КЕРУВАННЯ ПРОЦЕСАМИ                    │</w:t>
-      </w:r>
-      <w:r>
-        <w:br/>
-      </w:r>
-      <w:r>
-        <w:rPr>
-          <w:rStyle w:val="VerbatimChar"/>
-        </w:rPr>
-        <w:t xml:space="preserve">├───────────────────────────────────────────────────────────────────────┤</w:t>
-      </w:r>
-      <w:r>
-        <w:br/>
-      </w:r>
-      <w:r>
-        <w:rPr>
-          <w:rStyle w:val="VerbatimChar"/>
-        </w:rPr>
-        <w:t xml:space="preserve">│                                                                       │</w:t>
-      </w:r>
-      <w:r>
-        <w:br/>
-      </w:r>
-      <w:r>
-        <w:rPr>
-          <w:rStyle w:val="VerbatimChar"/>
-        </w:rPr>
-        <w:t xml:space="preserve">│   ПЕРЕГЛЯД:                                                           │</w:t>
-      </w:r>
-      <w:r>
-        <w:br/>
-      </w:r>
-      <w:r>
-        <w:rPr>
-          <w:rStyle w:val="VerbatimChar"/>
-        </w:rPr>
-        <w:t xml:space="preserve">│   ┌─────────────────────────────────────────────────────────────────┐ │</w:t>
-      </w:r>
-      <w:r>
-        <w:br/>
-      </w:r>
-      <w:r>
-        <w:rPr>
-          <w:rStyle w:val="VerbatimChar"/>
-        </w:rPr>
-        <w:t xml:space="preserve">│   │ ps aux        → список всіх процесів (snapshot)                 │ │</w:t>
-      </w:r>
-      <w:r>
-        <w:br/>
-      </w:r>
-      <w:r>
-        <w:rPr>
-          <w:rStyle w:val="VerbatimChar"/>
-        </w:rPr>
-        <w:t xml:space="preserve">│   │ ps auxf       → дерево процесів                                 │ │</w:t>
-      </w:r>
-      <w:r>
-        <w:br/>
-      </w:r>
-      <w:r>
-        <w:rPr>
-          <w:rStyle w:val="VerbatimChar"/>
-        </w:rPr>
-        <w:t xml:space="preserve">│   │ top           → процеси в реальному часі                        │ │</w:t>
-      </w:r>
-      <w:r>
-        <w:br/>
-      </w:r>
-      <w:r>
-        <w:rPr>
-          <w:rStyle w:val="VerbatimChar"/>
-        </w:rPr>
-        <w:t xml:space="preserve">│   │ htop          → покращений top з кольорами                      │ │</w:t>
-      </w:r>
-      <w:r>
-        <w:br/>
-      </w:r>
-      <w:r>
-        <w:rPr>
-          <w:rStyle w:val="VerbatimChar"/>
-        </w:rPr>
-        <w:t xml:space="preserve">│   │ pstree        → ієрархія процесів у вигляді дерева              │ │</w:t>
-      </w:r>
-      <w:r>
-        <w:br/>
-      </w:r>
-      <w:r>
-        <w:rPr>
-          <w:rStyle w:val="VerbatimChar"/>
-        </w:rPr>
-        <w:t xml:space="preserve">│   │ pgrep         → пошук процесів за ім'ям/атрибутами              │ │</w:t>
-      </w:r>
-      <w:r>
-        <w:br/>
-      </w:r>
-      <w:r>
-        <w:rPr>
-          <w:rStyle w:val="VerbatimChar"/>
-        </w:rPr>
-        <w:t xml:space="preserve">│   └─────────────────────────────────────────────────────────────────┘ │</w:t>
-      </w:r>
-      <w:r>
-        <w:br/>
-      </w:r>
-      <w:r>
-        <w:rPr>
-          <w:rStyle w:val="VerbatimChar"/>
-        </w:rPr>
-        <w:t xml:space="preserve">│                                                                       │</w:t>
-      </w:r>
-      <w:r>
-        <w:br/>
-      </w:r>
-      <w:r>
-        <w:rPr>
-          <w:rStyle w:val="VerbatimChar"/>
-        </w:rPr>
-        <w:t xml:space="preserve">│   КЕРУВАННЯ:                                                          │</w:t>
-      </w:r>
-      <w:r>
-        <w:br/>
-      </w:r>
-      <w:r>
-        <w:rPr>
-          <w:rStyle w:val="VerbatimChar"/>
-        </w:rPr>
-        <w:t xml:space="preserve">│   ┌─────────────────────────────────────────────────────────────────┐ │</w:t>
-      </w:r>
-      <w:r>
-        <w:br/>
-      </w:r>
-      <w:r>
-        <w:rPr>
-          <w:rStyle w:val="VerbatimChar"/>
-        </w:rPr>
-        <w:t xml:space="preserve">│   │ kill PID      → надіслати сигнал (default: SIGTERM)             │ │</w:t>
-      </w:r>
-      <w:r>
-        <w:br/>
-      </w:r>
-      <w:r>
-        <w:rPr>
-          <w:rStyle w:val="VerbatimChar"/>
-        </w:rPr>
-        <w:t xml:space="preserve">│   │ kill -9 PID   → примусово завершити (SIGKILL)                   │ │</w:t>
-      </w:r>
-      <w:r>
-        <w:br/>
-      </w:r>
-      <w:r>
-        <w:rPr>
-          <w:rStyle w:val="VerbatimChar"/>
-        </w:rPr>
-        <w:t xml:space="preserve">│   │ killall name  → завершити за ім'ям                              │ │</w:t>
-      </w:r>
-      <w:r>
-        <w:br/>
-      </w:r>
-      <w:r>
-        <w:rPr>
-          <w:rStyle w:val="VerbatimChar"/>
-        </w:rPr>
-        <w:t xml:space="preserve">│   │ pkill pattern → завершити за шаблоном                           │ │</w:t>
-      </w:r>
-      <w:r>
-        <w:br/>
-      </w:r>
-      <w:r>
-        <w:rPr>
-          <w:rStyle w:val="VerbatimChar"/>
-        </w:rPr>
-        <w:t xml:space="preserve">│   │ nice          → запустити з пріоритетом                         │ │</w:t>
-      </w:r>
-      <w:r>
-        <w:br/>
-      </w:r>
-      <w:r>
-        <w:rPr>
-          <w:rStyle w:val="VerbatimChar"/>
-        </w:rPr>
-        <w:t xml:space="preserve">│   │ renice        → змінити пріоритет                               │ │</w:t>
-      </w:r>
-      <w:r>
-        <w:br/>
-      </w:r>
-      <w:r>
-        <w:rPr>
-          <w:rStyle w:val="VerbatimChar"/>
-        </w:rPr>
-        <w:t xml:space="preserve">│   └─────────────────────────────────────────────────────────────────┘ │</w:t>
-      </w:r>
-      <w:r>
-        <w:br/>
-      </w:r>
-      <w:r>
-        <w:rPr>
-          <w:rStyle w:val="VerbatimChar"/>
-        </w:rPr>
-        <w:t xml:space="preserve">│                                                                       │</w:t>
-      </w:r>
-      <w:r>
-        <w:br/>
-      </w:r>
-      <w:r>
-        <w:rPr>
-          <w:rStyle w:val="VerbatimChar"/>
-        </w:rPr>
-        <w:t xml:space="preserve">│   ФОНОВІ ПРОЦЕСИ:                                                     │</w:t>
-      </w:r>
-      <w:r>
-        <w:br/>
-      </w:r>
-      <w:r>
-        <w:rPr>
-          <w:rStyle w:val="VerbatimChar"/>
-        </w:rPr>
-        <w:t xml:space="preserve">│   ┌─────────────────────────────────────────────────────────────────┐ │</w:t>
-      </w:r>
-      <w:r>
-        <w:br/>
-      </w:r>
-      <w:r>
-        <w:rPr>
-          <w:rStyle w:val="VerbatimChar"/>
-        </w:rPr>
-        <w:t xml:space="preserve">│   │ command &amp;     → запустити у фоні                                │ │</w:t>
-      </w:r>
-      <w:r>
-        <w:br/>
-      </w:r>
-      <w:r>
-        <w:rPr>
-          <w:rStyle w:val="VerbatimChar"/>
-        </w:rPr>
-        <w:t xml:space="preserve">│   │ jobs          → список фонових задач                            │ │</w:t>
-      </w:r>
-      <w:r>
-        <w:br/>
-      </w:r>
-      <w:r>
-        <w:rPr>
-          <w:rStyle w:val="VerbatimChar"/>
-        </w:rPr>
-        <w:t xml:space="preserve">│   │ fg %N         → повернути задачу N на передній план             │ │</w:t>
-      </w:r>
-      <w:r>
-        <w:br/>
-      </w:r>
-      <w:r>
-        <w:rPr>
-          <w:rStyle w:val="VerbatimChar"/>
-        </w:rPr>
-        <w:t xml:space="preserve">│   │ bg %N         → відновити задачу N у фоні                       │ │</w:t>
-      </w:r>
-      <w:r>
-        <w:br/>
-      </w:r>
-      <w:r>
-        <w:rPr>
-          <w:rStyle w:val="VerbatimChar"/>
-        </w:rPr>
-        <w:t xml:space="preserve">│   │ Ctrl+Z        → призупинити поточний процес                     │ │</w:t>
-      </w:r>
-      <w:r>
-        <w:br/>
-      </w:r>
-      <w:r>
-        <w:rPr>
-          <w:rStyle w:val="VerbatimChar"/>
-        </w:rPr>
-        <w:t xml:space="preserve">│   │ Ctrl+C        → перервати (SIGINT)                              │ │</w:t>
-      </w:r>
-      <w:r>
-        <w:br/>
-      </w:r>
-      <w:r>
-        <w:rPr>
-          <w:rStyle w:val="VerbatimChar"/>
-        </w:rPr>
-        <w:t xml:space="preserve">│   └─────────────────────────────────────────────────────────────────┘ │</w:t>
-      </w:r>
-      <w:r>
-        <w:br/>
-      </w:r>
-      <w:r>
-        <w:rPr>
-          <w:rStyle w:val="VerbatimChar"/>
-        </w:rPr>
-        <w:t xml:space="preserve">│                                                                       │</w:t>
-      </w:r>
-      <w:r>
-        <w:br/>
-      </w:r>
-      <w:r>
-        <w:rPr>
-          <w:rStyle w:val="VerbatimChar"/>
-        </w:rPr>
-        <w:t xml:space="preserve">└───────────────────────────────────────────────────────────────────────┘</w:t>
-      </w:r>
+      </w:pPr>
     </w:p>
     <w:bookmarkEnd w:id="9"/>
     <w:bookmarkStart w:id="10" w:name="стани-процесів"/>
@@ -419,266 +468,315 @@
     </w:p>
     <w:p>
       <w:pPr>
-        <w:pStyle w:val="SourceCode"/>
-      </w:pPr>
-      <w:r>
+        <w:spacing w:before="0" w:after="0" w:line="120" w:lineRule="exact"/>
         <w:rPr>
-          <w:rStyle w:val="VerbatimChar"/>
+          <w:sz w:val="4"/>
+          <w:szCs w:val="4"/>
         </w:rPr>
-        <w:t xml:space="preserve">┌───────────────────────────────────────────────────────────────────────┐</w:t>
-      </w:r>
-      <w:r>
-        <w:br/>
-      </w:r>
-      <w:r>
+      </w:pPr>
+    </w:p>
+    <w:tbl>
+      <w:tblPr>
+        <w:tblStyle w:val="SourceCodeTable"/>
+        <w:tblW w:type="dxa" w:w="9637"/>
+        <w:tblInd w:w="0" w:type="dxa"/>
+        <w:tblBorders>
+          <w:top w:color="BFBFBF" w:space="0" w:sz="4" w:val="single"/>
+          <w:left w:color="BFBFBF" w:space="0" w:sz="4" w:val="single"/>
+          <w:bottom w:color="BFBFBF" w:space="0" w:sz="4" w:val="single"/>
+          <w:right w:color="BFBFBF" w:space="0" w:sz="4" w:val="single"/>
+        </w:tblBorders>
+        <w:shd w:color="auto" w:fill="F4F4F4" w:val="clear"/>
+        <w:tblLayout w:type="fixed"/>
+        <w:tblCellMar>
+          <w:top w:type="dxa" w:w="113"/>
+          <w:left w:type="dxa" w:w="113"/>
+          <w:bottom w:type="dxa" w:w="113"/>
+          <w:right w:type="dxa" w:w="113"/>
+        </w:tblCellMar>
+        <w:tblLook w:val="0000" w:firstRow="0" w:lastRow="0" w:firstColumn="0" w:lastColumn="0" w:noHBand="1" w:noVBand="1"/>
+      </w:tblPr>
+      <w:tblGrid>
+        <w:gridCol w:w="9637"/>
+      </w:tblGrid>
+      <w:tr>
+        <w:tc>
+          <w:tcPr>
+            <w:tcW w:type="dxa" w:w="9637"/>
+            <w:shd w:color="auto" w:fill="F4F4F4" w:val="clear"/>
+          </w:tcPr>
+          <w:p>
+            <w:pPr>
+              <w:pStyle w:val="SourceCode"/>
+              <w:spacing w:before="0" w:after="0" w:line="200" w:lineRule="auto"/>
+            </w:pPr>
+            <w:r>
+              <w:t xml:space="preserve">┌───────────────────────────────────────────────────────────────────────┐</w:t>
+            </w:r>
+          </w:p>
+          <w:p>
+            <w:pPr>
+              <w:pStyle w:val="SourceCode"/>
+              <w:spacing w:before="0" w:after="0" w:line="200" w:lineRule="auto"/>
+            </w:pPr>
+            <w:r>
+              <w:t xml:space="preserve">│                    СТАНИ ПРОЦЕСІВ (STAT у ps)                         │</w:t>
+            </w:r>
+          </w:p>
+          <w:p>
+            <w:pPr>
+              <w:pStyle w:val="SourceCode"/>
+              <w:spacing w:before="0" w:after="0" w:line="200" w:lineRule="auto"/>
+            </w:pPr>
+            <w:r>
+              <w:t xml:space="preserve">├───────────────────────────────────────────────────────────────────────┤</w:t>
+            </w:r>
+          </w:p>
+          <w:p>
+            <w:pPr>
+              <w:pStyle w:val="SourceCode"/>
+              <w:spacing w:before="0" w:after="0" w:line="200" w:lineRule="auto"/>
+            </w:pPr>
+            <w:r>
+              <w:t xml:space="preserve">│                                                                       │</w:t>
+            </w:r>
+          </w:p>
+          <w:p>
+            <w:pPr>
+              <w:pStyle w:val="SourceCode"/>
+              <w:spacing w:before="0" w:after="0" w:line="200" w:lineRule="auto"/>
+            </w:pPr>
+            <w:r>
+              <w:t xml:space="preserve">│   ОСНОВНІ СТАНИ:                                                      │</w:t>
+            </w:r>
+          </w:p>
+          <w:p>
+            <w:pPr>
+              <w:pStyle w:val="SourceCode"/>
+              <w:spacing w:before="0" w:after="0" w:line="200" w:lineRule="auto"/>
+            </w:pPr>
+            <w:r>
+              <w:t xml:space="preserve">│   ┌─────────────────────────────────────────────────────────────────┐ │</w:t>
+            </w:r>
+          </w:p>
+          <w:p>
+            <w:pPr>
+              <w:pStyle w:val="SourceCode"/>
+              <w:spacing w:before="0" w:after="0" w:line="200" w:lineRule="auto"/>
+            </w:pPr>
+            <w:r>
+              <w:t xml:space="preserve">│   │ R → Running    → виконується або готовий                        │ │</w:t>
+            </w:r>
+          </w:p>
+          <w:p>
+            <w:pPr>
+              <w:pStyle w:val="SourceCode"/>
+              <w:spacing w:before="0" w:after="0" w:line="200" w:lineRule="auto"/>
+            </w:pPr>
+            <w:r>
+              <w:t xml:space="preserve">│   │ S → Sleeping   → очікує події (interruptible)                   │ │</w:t>
+            </w:r>
+          </w:p>
+          <w:p>
+            <w:pPr>
+              <w:pStyle w:val="SourceCode"/>
+              <w:spacing w:before="0" w:after="0" w:line="200" w:lineRule="auto"/>
+            </w:pPr>
+            <w:r>
+              <w:t xml:space="preserve">│   │ D → Disk sleep → очікує I/O (uninterruptible)                   │ │</w:t>
+            </w:r>
+          </w:p>
+          <w:p>
+            <w:pPr>
+              <w:pStyle w:val="SourceCode"/>
+              <w:spacing w:before="0" w:after="0" w:line="200" w:lineRule="auto"/>
+            </w:pPr>
+            <w:r>
+              <w:t xml:space="preserve">│   │ T → Stopped    → зупинений (Ctrl+Z або SIGSTOP)                 │ │</w:t>
+            </w:r>
+          </w:p>
+          <w:p>
+            <w:pPr>
+              <w:pStyle w:val="SourceCode"/>
+              <w:spacing w:before="0" w:after="0" w:line="200" w:lineRule="auto"/>
+            </w:pPr>
+            <w:r>
+              <w:t xml:space="preserve">│   │ Z → Zombie     → завершений, чекає wait() від батька            │ │</w:t>
+            </w:r>
+          </w:p>
+          <w:p>
+            <w:pPr>
+              <w:pStyle w:val="SourceCode"/>
+              <w:spacing w:before="0" w:after="0" w:line="200" w:lineRule="auto"/>
+            </w:pPr>
+            <w:r>
+              <w:t xml:space="preserve">│   └─────────────────────────────────────────────────────────────────┘ │</w:t>
+            </w:r>
+          </w:p>
+          <w:p>
+            <w:pPr>
+              <w:pStyle w:val="SourceCode"/>
+              <w:spacing w:before="0" w:after="0" w:line="200" w:lineRule="auto"/>
+            </w:pPr>
+            <w:r>
+              <w:t xml:space="preserve">│                                                                       │</w:t>
+            </w:r>
+          </w:p>
+          <w:p>
+            <w:pPr>
+              <w:pStyle w:val="SourceCode"/>
+              <w:spacing w:before="0" w:after="0" w:line="200" w:lineRule="auto"/>
+            </w:pPr>
+            <w:r>
+              <w:t xml:space="preserve">│   ДОДАТКОВІ СИМВОЛИ:                                                  │</w:t>
+            </w:r>
+          </w:p>
+          <w:p>
+            <w:pPr>
+              <w:pStyle w:val="SourceCode"/>
+              <w:spacing w:before="0" w:after="0" w:line="200" w:lineRule="auto"/>
+            </w:pPr>
+            <w:r>
+              <w:t xml:space="preserve">│   ┌─────────────────────────────────────────────────────────────────┐ │</w:t>
+            </w:r>
+          </w:p>
+          <w:p>
+            <w:pPr>
+              <w:pStyle w:val="SourceCode"/>
+              <w:spacing w:before="0" w:after="0" w:line="200" w:lineRule="auto"/>
+            </w:pPr>
+            <w:r>
+              <w:t xml:space="preserve">│   │ &lt; → high priority (low nice)                                    │ │</w:t>
+            </w:r>
+          </w:p>
+          <w:p>
+            <w:pPr>
+              <w:pStyle w:val="SourceCode"/>
+              <w:spacing w:before="0" w:after="0" w:line="200" w:lineRule="auto"/>
+            </w:pPr>
+            <w:r>
+              <w:t xml:space="preserve">│   │ N → low priority (high nice)                                    │ │</w:t>
+            </w:r>
+          </w:p>
+          <w:p>
+            <w:pPr>
+              <w:pStyle w:val="SourceCode"/>
+              <w:spacing w:before="0" w:after="0" w:line="200" w:lineRule="auto"/>
+            </w:pPr>
+            <w:r>
+              <w:t xml:space="preserve">│   │ s → session leader                                              │ │</w:t>
+            </w:r>
+          </w:p>
+          <w:p>
+            <w:pPr>
+              <w:pStyle w:val="SourceCode"/>
+              <w:spacing w:before="0" w:after="0" w:line="200" w:lineRule="auto"/>
+            </w:pPr>
+            <w:r>
+              <w:t xml:space="preserve">│   │ l → multi-threaded (uses CLONE_THREAD)                          │ │</w:t>
+            </w:r>
+          </w:p>
+          <w:p>
+            <w:pPr>
+              <w:pStyle w:val="SourceCode"/>
+              <w:spacing w:before="0" w:after="0" w:line="200" w:lineRule="auto"/>
+            </w:pPr>
+            <w:r>
+              <w:t xml:space="preserve">│   │ + → foreground process group                                    │ │</w:t>
+            </w:r>
+          </w:p>
+          <w:p>
+            <w:pPr>
+              <w:pStyle w:val="SourceCode"/>
+              <w:spacing w:before="0" w:after="0" w:line="200" w:lineRule="auto"/>
+            </w:pPr>
+            <w:r>
+              <w:t xml:space="preserve">│   └─────────────────────────────────────────────────────────────────┘ │</w:t>
+            </w:r>
+          </w:p>
+          <w:p>
+            <w:pPr>
+              <w:pStyle w:val="SourceCode"/>
+              <w:spacing w:before="0" w:after="0" w:line="200" w:lineRule="auto"/>
+            </w:pPr>
+            <w:r>
+              <w:t xml:space="preserve">│                                                                       │</w:t>
+            </w:r>
+          </w:p>
+          <w:p>
+            <w:pPr>
+              <w:pStyle w:val="SourceCode"/>
+              <w:spacing w:before="0" w:after="0" w:line="200" w:lineRule="auto"/>
+            </w:pPr>
+            <w:r>
+              <w:t xml:space="preserve">│   ПРИКЛАДИ:                                                           │</w:t>
+            </w:r>
+          </w:p>
+          <w:p>
+            <w:pPr>
+              <w:pStyle w:val="SourceCode"/>
+              <w:spacing w:before="0" w:after="0" w:line="200" w:lineRule="auto"/>
+            </w:pPr>
+            <w:r>
+              <w:t xml:space="preserve">│   Ss  → sleeping, session leader                                      │</w:t>
+            </w:r>
+          </w:p>
+          <w:p>
+            <w:pPr>
+              <w:pStyle w:val="SourceCode"/>
+              <w:spacing w:before="0" w:after="0" w:line="200" w:lineRule="auto"/>
+            </w:pPr>
+            <w:r>
+              <w:t xml:space="preserve">│   R+  → running, foreground                                           │</w:t>
+            </w:r>
+          </w:p>
+          <w:p>
+            <w:pPr>
+              <w:pStyle w:val="SourceCode"/>
+              <w:spacing w:before="0" w:after="0" w:line="200" w:lineRule="auto"/>
+            </w:pPr>
+            <w:r>
+              <w:t xml:space="preserve">│   SN  → sleeping, nice (low priority)                                 │</w:t>
+            </w:r>
+          </w:p>
+          <w:p>
+            <w:pPr>
+              <w:pStyle w:val="SourceCode"/>
+              <w:spacing w:before="0" w:after="0" w:line="200" w:lineRule="auto"/>
+            </w:pPr>
+            <w:r>
+              <w:t xml:space="preserve">│   Sl  → sleeping, multi-threaded                                      │</w:t>
+            </w:r>
+          </w:p>
+          <w:p>
+            <w:pPr>
+              <w:pStyle w:val="SourceCode"/>
+              <w:spacing w:before="0" w:after="0" w:line="200" w:lineRule="auto"/>
+            </w:pPr>
+            <w:r>
+              <w:t xml:space="preserve">│                                                                       │</w:t>
+            </w:r>
+          </w:p>
+          <w:p>
+            <w:pPr>
+              <w:pStyle w:val="SourceCode"/>
+              <w:spacing w:before="0" w:after="0" w:line="200" w:lineRule="auto"/>
+            </w:pPr>
+            <w:r>
+              <w:t xml:space="preserve">└───────────────────────────────────────────────────────────────────────┘</w:t>
+            </w:r>
+          </w:p>
+        </w:tc>
+      </w:tr>
+    </w:tbl>
+    <w:p>
+      <w:pPr>
+        <w:spacing w:before="0" w:after="0" w:line="120" w:lineRule="exact"/>
         <w:rPr>
-          <w:rStyle w:val="VerbatimChar"/>
+          <w:sz w:val="4"/>
+          <w:szCs w:val="4"/>
         </w:rPr>
-        <w:t xml:space="preserve">│                    СТАНИ ПРОЦЕСІВ (STAT у ps)                         │</w:t>
-      </w:r>
-      <w:r>
-        <w:br/>
-      </w:r>
-      <w:r>
-        <w:rPr>
-          <w:rStyle w:val="VerbatimChar"/>
-        </w:rPr>
-        <w:t xml:space="preserve">├───────────────────────────────────────────────────────────────────────┤</w:t>
-      </w:r>
-      <w:r>
-        <w:br/>
-      </w:r>
-      <w:r>
-        <w:rPr>
-          <w:rStyle w:val="VerbatimChar"/>
-        </w:rPr>
-        <w:t xml:space="preserve">│                                                                       │</w:t>
-      </w:r>
-      <w:r>
-        <w:br/>
-      </w:r>
-      <w:r>
-        <w:rPr>
-          <w:rStyle w:val="VerbatimChar"/>
-        </w:rPr>
-        <w:t xml:space="preserve">│   ОСНОВНІ СТАНИ:                                                      │</w:t>
-      </w:r>
-      <w:r>
-        <w:br/>
-      </w:r>
-      <w:r>
-        <w:rPr>
-          <w:rStyle w:val="VerbatimChar"/>
-        </w:rPr>
-        <w:t xml:space="preserve">│   ┌─────────────────────────────────────────────────────────────────┐ │</w:t>
-      </w:r>
-      <w:r>
-        <w:br/>
-      </w:r>
-      <w:r>
-        <w:rPr>
-          <w:rStyle w:val="VerbatimChar"/>
-        </w:rPr>
-        <w:t xml:space="preserve">│   │ R → Running    → виконується або готовий                        │ │</w:t>
-      </w:r>
-      <w:r>
-        <w:br/>
-      </w:r>
-      <w:r>
-        <w:rPr>
-          <w:rStyle w:val="VerbatimChar"/>
-        </w:rPr>
-        <w:t xml:space="preserve">│   │ S → Sleeping   → очікує події (interruptible)                   │ │</w:t>
-      </w:r>
-      <w:r>
-        <w:br/>
-      </w:r>
-      <w:r>
-        <w:rPr>
-          <w:rStyle w:val="VerbatimChar"/>
-        </w:rPr>
-        <w:t xml:space="preserve">│   │ D → Disk sleep → очікує I/O (uninterruptible)                   │ │</w:t>
-      </w:r>
-      <w:r>
-        <w:br/>
-      </w:r>
-      <w:r>
-        <w:rPr>
-          <w:rStyle w:val="VerbatimChar"/>
-        </w:rPr>
-        <w:t xml:space="preserve">│   │ T → Stopped    → зупинений (Ctrl+Z або SIGSTOP)                 │ │</w:t>
-      </w:r>
-      <w:r>
-        <w:br/>
-      </w:r>
-      <w:r>
-        <w:rPr>
-          <w:rStyle w:val="VerbatimChar"/>
-        </w:rPr>
-        <w:t xml:space="preserve">│   │ Z → Zombie     → завершений, чекає wait() від батька            │ │</w:t>
-      </w:r>
-      <w:r>
-        <w:br/>
-      </w:r>
-      <w:r>
-        <w:rPr>
-          <w:rStyle w:val="VerbatimChar"/>
-        </w:rPr>
-        <w:t xml:space="preserve">│   └─────────────────────────────────────────────────────────────────┘ │</w:t>
-      </w:r>
-      <w:r>
-        <w:br/>
-      </w:r>
-      <w:r>
-        <w:rPr>
-          <w:rStyle w:val="VerbatimChar"/>
-        </w:rPr>
-        <w:t xml:space="preserve">│                                                                       │</w:t>
-      </w:r>
-      <w:r>
-        <w:br/>
-      </w:r>
-      <w:r>
-        <w:rPr>
-          <w:rStyle w:val="VerbatimChar"/>
-        </w:rPr>
-        <w:t xml:space="preserve">│   ДОДАТКОВІ СИМВОЛИ:                                                  │</w:t>
-      </w:r>
-      <w:r>
-        <w:br/>
-      </w:r>
-      <w:r>
-        <w:rPr>
-          <w:rStyle w:val="VerbatimChar"/>
-        </w:rPr>
-        <w:t xml:space="preserve">│   ┌─────────────────────────────────────────────────────────────────┐ │</w:t>
-      </w:r>
-      <w:r>
-        <w:br/>
-      </w:r>
-      <w:r>
-        <w:rPr>
-          <w:rStyle w:val="VerbatimChar"/>
-        </w:rPr>
-        <w:t xml:space="preserve">│   │ &lt; → high priority (low nice)                                    │ │</w:t>
-      </w:r>
-      <w:r>
-        <w:br/>
-      </w:r>
-      <w:r>
-        <w:rPr>
-          <w:rStyle w:val="VerbatimChar"/>
-        </w:rPr>
-        <w:t xml:space="preserve">│   │ N → low priority (high nice)                                    │ │</w:t>
-      </w:r>
-      <w:r>
-        <w:br/>
-      </w:r>
-      <w:r>
-        <w:rPr>
-          <w:rStyle w:val="VerbatimChar"/>
-        </w:rPr>
-        <w:t xml:space="preserve">│   │ s → session leader                                              │ │</w:t>
-      </w:r>
-      <w:r>
-        <w:br/>
-      </w:r>
-      <w:r>
-        <w:rPr>
-          <w:rStyle w:val="VerbatimChar"/>
-        </w:rPr>
-        <w:t xml:space="preserve">│   │ l → multi-threaded (uses CLONE_THREAD)                          │ │</w:t>
-      </w:r>
-      <w:r>
-        <w:br/>
-      </w:r>
-      <w:r>
-        <w:rPr>
-          <w:rStyle w:val="VerbatimChar"/>
-        </w:rPr>
-        <w:t xml:space="preserve">│   │ + → foreground process group                                    │ │</w:t>
-      </w:r>
-      <w:r>
-        <w:br/>
-      </w:r>
-      <w:r>
-        <w:rPr>
-          <w:rStyle w:val="VerbatimChar"/>
-        </w:rPr>
-        <w:t xml:space="preserve">│   └─────────────────────────────────────────────────────────────────┘ │</w:t>
-      </w:r>
-      <w:r>
-        <w:br/>
-      </w:r>
-      <w:r>
-        <w:rPr>
-          <w:rStyle w:val="VerbatimChar"/>
-        </w:rPr>
-        <w:t xml:space="preserve">│                                                                       │</w:t>
-      </w:r>
-      <w:r>
-        <w:br/>
-      </w:r>
-      <w:r>
-        <w:rPr>
-          <w:rStyle w:val="VerbatimChar"/>
-        </w:rPr>
-        <w:t xml:space="preserve">│   ПРИКЛАДИ:                                                           │</w:t>
-      </w:r>
-      <w:r>
-        <w:br/>
-      </w:r>
-      <w:r>
-        <w:rPr>
-          <w:rStyle w:val="VerbatimChar"/>
-        </w:rPr>
-        <w:t xml:space="preserve">│   Ss  → sleeping, session leader                                      │</w:t>
-      </w:r>
-      <w:r>
-        <w:br/>
-      </w:r>
-      <w:r>
-        <w:rPr>
-          <w:rStyle w:val="VerbatimChar"/>
-        </w:rPr>
-        <w:t xml:space="preserve">│   R+  → running, foreground                                           │</w:t>
-      </w:r>
-      <w:r>
-        <w:br/>
-      </w:r>
-      <w:r>
-        <w:rPr>
-          <w:rStyle w:val="VerbatimChar"/>
-        </w:rPr>
-        <w:t xml:space="preserve">│   SN  → sleeping, nice (low priority)                                 │</w:t>
-      </w:r>
-      <w:r>
-        <w:br/>
-      </w:r>
-      <w:r>
-        <w:rPr>
-          <w:rStyle w:val="VerbatimChar"/>
-        </w:rPr>
-        <w:t xml:space="preserve">│   Sl  → sleeping, multi-threaded                                      │</w:t>
-      </w:r>
-      <w:r>
-        <w:br/>
-      </w:r>
-      <w:r>
-        <w:rPr>
-          <w:rStyle w:val="VerbatimChar"/>
-        </w:rPr>
-        <w:t xml:space="preserve">│                                                                       │</w:t>
-      </w:r>
-      <w:r>
-        <w:br/>
-      </w:r>
-      <w:r>
-        <w:rPr>
-          <w:rStyle w:val="VerbatimChar"/>
-        </w:rPr>
-        <w:t xml:space="preserve">└───────────────────────────────────────────────────────────────────────┘</w:t>
-      </w:r>
+      </w:pPr>
     </w:p>
     <w:bookmarkEnd w:id="10"/>
     <w:bookmarkEnd w:id="11"/>
@@ -702,74 +800,129 @@
     </w:p>
     <w:p>
       <w:pPr>
-        <w:pStyle w:val="SourceCode"/>
-      </w:pPr>
-      <w:r>
+        <w:spacing w:before="0" w:after="0" w:line="120" w:lineRule="exact"/>
         <w:rPr>
-          <w:rStyle w:val="VerbatimChar"/>
+          <w:sz w:val="4"/>
+          <w:szCs w:val="4"/>
         </w:rPr>
-        <w:t xml:space="preserve"># Ubuntu/Debian</w:t>
-      </w:r>
-      <w:r>
-        <w:br/>
-      </w:r>
-      <w:r>
+      </w:pPr>
+    </w:p>
+    <w:tbl>
+      <w:tblPr>
+        <w:tblStyle w:val="SourceCodeTable"/>
+        <w:tblW w:type="dxa" w:w="9637"/>
+        <w:tblInd w:w="0" w:type="dxa"/>
+        <w:tblBorders>
+          <w:top w:color="BFBFBF" w:space="0" w:sz="4" w:val="single"/>
+          <w:left w:color="BFBFBF" w:space="0" w:sz="4" w:val="single"/>
+          <w:bottom w:color="BFBFBF" w:space="0" w:sz="4" w:val="single"/>
+          <w:right w:color="BFBFBF" w:space="0" w:sz="4" w:val="single"/>
+        </w:tblBorders>
+        <w:shd w:color="auto" w:fill="F4F4F4" w:val="clear"/>
+        <w:tblLayout w:type="fixed"/>
+        <w:tblCellMar>
+          <w:top w:type="dxa" w:w="113"/>
+          <w:left w:type="dxa" w:w="113"/>
+          <w:bottom w:type="dxa" w:w="113"/>
+          <w:right w:type="dxa" w:w="113"/>
+        </w:tblCellMar>
+        <w:tblLook w:val="0000" w:firstRow="0" w:lastRow="0" w:firstColumn="0" w:lastColumn="0" w:noHBand="1" w:noVBand="1"/>
+      </w:tblPr>
+      <w:tblGrid>
+        <w:gridCol w:w="9637"/>
+      </w:tblGrid>
+      <w:tr>
+        <w:tc>
+          <w:tcPr>
+            <w:tcW w:type="dxa" w:w="9637"/>
+            <w:shd w:color="auto" w:fill="F4F4F4" w:val="clear"/>
+          </w:tcPr>
+          <w:p>
+            <w:pPr>
+              <w:pStyle w:val="SourceCode"/>
+              <w:spacing w:before="0" w:after="0" w:line="200" w:lineRule="auto"/>
+            </w:pPr>
+            <w:r>
+              <w:t xml:space="preserve"># Ubuntu/Debian</w:t>
+            </w:r>
+          </w:p>
+          <w:p>
+            <w:pPr>
+              <w:pStyle w:val="SourceCode"/>
+              <w:spacing w:before="0" w:after="0" w:line="200" w:lineRule="auto"/>
+            </w:pPr>
+            <w:r>
+              <w:t xml:space="preserve">sudo apt update</w:t>
+            </w:r>
+          </w:p>
+          <w:p>
+            <w:pPr>
+              <w:pStyle w:val="SourceCode"/>
+              <w:spacing w:before="0" w:after="0" w:line="200" w:lineRule="auto"/>
+            </w:pPr>
+            <w:r>
+              <w:t xml:space="preserve">sudo apt install -y htop tree stress-ng procps psmisc</w:t>
+            </w:r>
+          </w:p>
+          <w:p>
+            <w:pPr>
+              <w:pStyle w:val="SourceCode"/>
+              <w:spacing w:before="0" w:after="0" w:line="200" w:lineRule="auto"/>
+            </w:pPr>
+          </w:p>
+          <w:p>
+            <w:pPr>
+              <w:pStyle w:val="SourceCode"/>
+              <w:spacing w:before="0" w:after="0" w:line="200" w:lineRule="auto"/>
+            </w:pPr>
+            <w:r>
+              <w:t xml:space="preserve"># Fedora/RHEL</w:t>
+            </w:r>
+          </w:p>
+          <w:p>
+            <w:pPr>
+              <w:pStyle w:val="SourceCode"/>
+              <w:spacing w:before="0" w:after="0" w:line="200" w:lineRule="auto"/>
+            </w:pPr>
+            <w:r>
+              <w:t xml:space="preserve">sudo dnf install -y htop tree stress-ng procps-ng psmisc</w:t>
+            </w:r>
+          </w:p>
+          <w:p>
+            <w:pPr>
+              <w:pStyle w:val="SourceCode"/>
+              <w:spacing w:before="0" w:after="0" w:line="200" w:lineRule="auto"/>
+            </w:pPr>
+          </w:p>
+          <w:p>
+            <w:pPr>
+              <w:pStyle w:val="SourceCode"/>
+              <w:spacing w:before="0" w:after="0" w:line="200" w:lineRule="auto"/>
+            </w:pPr>
+            <w:r>
+              <w:t xml:space="preserve"># Перевірка встановлення</w:t>
+            </w:r>
+          </w:p>
+          <w:p>
+            <w:pPr>
+              <w:pStyle w:val="SourceCode"/>
+              <w:spacing w:before="0" w:after="0" w:line="200" w:lineRule="auto"/>
+            </w:pPr>
+            <w:r>
+              <w:t xml:space="preserve">which htop top ps kill pstree nice renice</w:t>
+            </w:r>
+          </w:p>
+        </w:tc>
+      </w:tr>
+    </w:tbl>
+    <w:p>
+      <w:pPr>
+        <w:spacing w:before="0" w:after="0" w:line="120" w:lineRule="exact"/>
         <w:rPr>
-          <w:rStyle w:val="VerbatimChar"/>
+          <w:sz w:val="4"/>
+          <w:szCs w:val="4"/>
         </w:rPr>
-        <w:t xml:space="preserve">sudo apt update</w:t>
-      </w:r>
-      <w:r>
-        <w:br/>
-      </w:r>
-      <w:r>
-        <w:rPr>
-          <w:rStyle w:val="VerbatimChar"/>
-        </w:rPr>
-        <w:t xml:space="preserve">sudo apt install -y htop tree stress-ng procps psmisc</w:t>
-      </w:r>
-      <w:r>
-        <w:br/>
-      </w:r>
-      <w:r>
-        <w:br/>
-      </w:r>
-      <w:r>
-        <w:rPr>
-          <w:rStyle w:val="VerbatimChar"/>
-        </w:rPr>
-        <w:t xml:space="preserve"># Fedora/RHEL</w:t>
-      </w:r>
-      <w:r>
-        <w:br/>
-      </w:r>
-      <w:r>
-        <w:rPr>
-          <w:rStyle w:val="VerbatimChar"/>
-        </w:rPr>
-        <w:t xml:space="preserve">sudo dnf install -y htop tree stress-ng procps-ng psmisc</w:t>
-      </w:r>
-      <w:r>
-        <w:br/>
-      </w:r>
-      <w:r>
-        <w:br/>
-      </w:r>
-      <w:r>
-        <w:rPr>
-          <w:rStyle w:val="VerbatimChar"/>
-        </w:rPr>
-        <w:t xml:space="preserve"># Перевірка встановлення</w:t>
-      </w:r>
-      <w:r>
-        <w:br/>
-      </w:r>
-      <w:r>
-        <w:rPr>
-          <w:rStyle w:val="VerbatimChar"/>
-        </w:rPr>
-        <w:t xml:space="preserve">which htop top ps kill pstree nice renice</w:t>
-      </w:r>
+      </w:pPr>
     </w:p>
     <w:bookmarkEnd w:id="12"/>
     <w:bookmarkStart w:id="13" w:name="крок-2.-підготовка-тестових-скриптів"/>
@@ -791,23 +944,72 @@
     </w:p>
     <w:p>
       <w:pPr>
-        <w:pStyle w:val="SourceCode"/>
-      </w:pPr>
-      <w:r>
+        <w:spacing w:before="0" w:after="0" w:line="120" w:lineRule="exact"/>
         <w:rPr>
-          <w:rStyle w:val="VerbatimChar"/>
+          <w:sz w:val="4"/>
+          <w:szCs w:val="4"/>
         </w:rPr>
-        <w:t xml:space="preserve">mkdir -p ~/lab07_processes</w:t>
-      </w:r>
-      <w:r>
-        <w:br/>
-      </w:r>
-      <w:r>
+      </w:pPr>
+    </w:p>
+    <w:tbl>
+      <w:tblPr>
+        <w:tblStyle w:val="SourceCodeTable"/>
+        <w:tblW w:type="dxa" w:w="9637"/>
+        <w:tblInd w:w="0" w:type="dxa"/>
+        <w:tblBorders>
+          <w:top w:color="BFBFBF" w:space="0" w:sz="4" w:val="single"/>
+          <w:left w:color="BFBFBF" w:space="0" w:sz="4" w:val="single"/>
+          <w:bottom w:color="BFBFBF" w:space="0" w:sz="4" w:val="single"/>
+          <w:right w:color="BFBFBF" w:space="0" w:sz="4" w:val="single"/>
+        </w:tblBorders>
+        <w:shd w:color="auto" w:fill="F4F4F4" w:val="clear"/>
+        <w:tblLayout w:type="fixed"/>
+        <w:tblCellMar>
+          <w:top w:type="dxa" w:w="113"/>
+          <w:left w:type="dxa" w:w="113"/>
+          <w:bottom w:type="dxa" w:w="113"/>
+          <w:right w:type="dxa" w:w="113"/>
+        </w:tblCellMar>
+        <w:tblLook w:val="0000" w:firstRow="0" w:lastRow="0" w:firstColumn="0" w:lastColumn="0" w:noHBand="1" w:noVBand="1"/>
+      </w:tblPr>
+      <w:tblGrid>
+        <w:gridCol w:w="9637"/>
+      </w:tblGrid>
+      <w:tr>
+        <w:tc>
+          <w:tcPr>
+            <w:tcW w:type="dxa" w:w="9637"/>
+            <w:shd w:color="auto" w:fill="F4F4F4" w:val="clear"/>
+          </w:tcPr>
+          <w:p>
+            <w:pPr>
+              <w:pStyle w:val="SourceCode"/>
+              <w:spacing w:before="0" w:after="0" w:line="200" w:lineRule="auto"/>
+            </w:pPr>
+            <w:r>
+              <w:t xml:space="preserve">mkdir -p ~/lab07_processes</w:t>
+            </w:r>
+          </w:p>
+          <w:p>
+            <w:pPr>
+              <w:pStyle w:val="SourceCode"/>
+              <w:spacing w:before="0" w:after="0" w:line="200" w:lineRule="auto"/>
+            </w:pPr>
+            <w:r>
+              <w:t xml:space="preserve">cd ~/lab07_processes</w:t>
+            </w:r>
+          </w:p>
+        </w:tc>
+      </w:tr>
+    </w:tbl>
+    <w:p>
+      <w:pPr>
+        <w:spacing w:before="0" w:after="0" w:line="120" w:lineRule="exact"/>
         <w:rPr>
-          <w:rStyle w:val="VerbatimChar"/>
+          <w:sz w:val="4"/>
+          <w:szCs w:val="4"/>
         </w:rPr>
-        <w:t xml:space="preserve">cd ~/lab07_processes</w:t>
-      </w:r>
+      </w:pPr>
     </w:p>
     <w:p>
       <w:pPr>
@@ -819,364 +1021,517 @@
     </w:p>
     <w:p>
       <w:pPr>
-        <w:pStyle w:val="SourceCode"/>
-      </w:pPr>
-      <w:r>
+        <w:spacing w:before="0" w:after="0" w:line="120" w:lineRule="exact"/>
         <w:rPr>
-          <w:rStyle w:val="VerbatimChar"/>
+          <w:sz w:val="4"/>
+          <w:szCs w:val="4"/>
         </w:rPr>
-        <w:t xml:space="preserve">cat &gt; cpu_load.sh &lt;&lt; 'EOF'</w:t>
-      </w:r>
-      <w:r>
-        <w:br/>
-      </w:r>
-      <w:r>
+      </w:pPr>
+    </w:p>
+    <w:tbl>
+      <w:tblPr>
+        <w:tblStyle w:val="SourceCodeTable"/>
+        <w:tblW w:type="dxa" w:w="9637"/>
+        <w:tblInd w:w="0" w:type="dxa"/>
+        <w:tblBorders>
+          <w:top w:color="BFBFBF" w:space="0" w:sz="4" w:val="single"/>
+          <w:left w:color="BFBFBF" w:space="0" w:sz="4" w:val="single"/>
+          <w:bottom w:color="BFBFBF" w:space="0" w:sz="4" w:val="single"/>
+          <w:right w:color="BFBFBF" w:space="0" w:sz="4" w:val="single"/>
+        </w:tblBorders>
+        <w:shd w:color="auto" w:fill="F4F4F4" w:val="clear"/>
+        <w:tblLayout w:type="fixed"/>
+        <w:tblCellMar>
+          <w:top w:type="dxa" w:w="113"/>
+          <w:left w:type="dxa" w:w="113"/>
+          <w:bottom w:type="dxa" w:w="113"/>
+          <w:right w:type="dxa" w:w="113"/>
+        </w:tblCellMar>
+        <w:tblLook w:val="0000" w:firstRow="0" w:lastRow="0" w:firstColumn="0" w:lastColumn="0" w:noHBand="1" w:noVBand="1"/>
+      </w:tblPr>
+      <w:tblGrid>
+        <w:gridCol w:w="9637"/>
+      </w:tblGrid>
+      <w:tr>
+        <w:tc>
+          <w:tcPr>
+            <w:tcW w:type="dxa" w:w="9637"/>
+            <w:shd w:color="auto" w:fill="F4F4F4" w:val="clear"/>
+          </w:tcPr>
+          <w:p>
+            <w:pPr>
+              <w:pStyle w:val="SourceCode"/>
+              <w:spacing w:before="0" w:after="0" w:line="200" w:lineRule="auto"/>
+            </w:pPr>
+            <w:r>
+              <w:t xml:space="preserve">cat &gt; cpu_load.sh &lt;&lt; 'EOF'</w:t>
+            </w:r>
+          </w:p>
+          <w:p>
+            <w:pPr>
+              <w:pStyle w:val="SourceCode"/>
+              <w:spacing w:before="0" w:after="0" w:line="200" w:lineRule="auto"/>
+            </w:pPr>
+            <w:r>
+              <w:t xml:space="preserve">#!/bin/bash</w:t>
+            </w:r>
+          </w:p>
+          <w:p>
+            <w:pPr>
+              <w:pStyle w:val="SourceCode"/>
+              <w:spacing w:before="0" w:after="0" w:line="200" w:lineRule="auto"/>
+            </w:pPr>
+            <w:r>
+              <w:t xml:space="preserve"># cpu_load.sh - Скрипт для генерації CPU-навантаження</w:t>
+            </w:r>
+          </w:p>
+          <w:p>
+            <w:pPr>
+              <w:pStyle w:val="SourceCode"/>
+              <w:spacing w:before="0" w:after="0" w:line="200" w:lineRule="auto"/>
+            </w:pPr>
+            <w:r>
+              <w:t xml:space="preserve">echo "PID: $$ - CPU load started"</w:t>
+            </w:r>
+          </w:p>
+          <w:p>
+            <w:pPr>
+              <w:pStyle w:val="SourceCode"/>
+              <w:spacing w:before="0" w:after="0" w:line="200" w:lineRule="auto"/>
+            </w:pPr>
+            <w:r>
+              <w:t xml:space="preserve">while true; do</w:t>
+            </w:r>
+          </w:p>
+          <w:p>
+            <w:pPr>
+              <w:pStyle w:val="SourceCode"/>
+              <w:spacing w:before="0" w:after="0" w:line="200" w:lineRule="auto"/>
+            </w:pPr>
+            <w:r>
+              <w:t xml:space="preserve">    # Обчислення для навантаження CPU</w:t>
+            </w:r>
+          </w:p>
+          <w:p>
+            <w:pPr>
+              <w:pStyle w:val="SourceCode"/>
+              <w:spacing w:before="0" w:after="0" w:line="200" w:lineRule="auto"/>
+            </w:pPr>
+            <w:r>
+              <w:t xml:space="preserve">    echo "scale=5000; 4*a(1)" | bc -l &gt; /dev/null 2&gt;&amp;1</w:t>
+            </w:r>
+          </w:p>
+          <w:p>
+            <w:pPr>
+              <w:pStyle w:val="SourceCode"/>
+              <w:spacing w:before="0" w:after="0" w:line="200" w:lineRule="auto"/>
+            </w:pPr>
+            <w:r>
+              <w:t xml:space="preserve">done</w:t>
+            </w:r>
+          </w:p>
+          <w:p>
+            <w:pPr>
+              <w:pStyle w:val="SourceCode"/>
+              <w:spacing w:before="0" w:after="0" w:line="200" w:lineRule="auto"/>
+            </w:pPr>
+            <w:r>
+              <w:t xml:space="preserve">EOF</w:t>
+            </w:r>
+          </w:p>
+          <w:p>
+            <w:pPr>
+              <w:pStyle w:val="SourceCode"/>
+              <w:spacing w:before="0" w:after="0" w:line="200" w:lineRule="auto"/>
+            </w:pPr>
+            <w:r>
+              <w:t xml:space="preserve">chmod +x cpu_load.sh</w:t>
+            </w:r>
+          </w:p>
+        </w:tc>
+      </w:tr>
+    </w:tbl>
+    <w:p>
+      <w:pPr>
+        <w:spacing w:before="0" w:after="0" w:line="120" w:lineRule="exact"/>
         <w:rPr>
-          <w:rStyle w:val="VerbatimChar"/>
+          <w:sz w:val="4"/>
+          <w:szCs w:val="4"/>
         </w:rPr>
-        <w:t xml:space="preserve">#!/bin/bash</w:t>
-      </w:r>
-      <w:r>
-        <w:br/>
-      </w:r>
-      <w:r>
+      </w:pPr>
+    </w:p>
+    <w:p>
+      <w:pPr>
+        <w:pStyle w:val="FirstParagraph"/>
+      </w:pPr>
+      <w:r>
+        <w:t xml:space="preserve">Створіть скрипт з I/O-навантаженням:</w:t>
+      </w:r>
+    </w:p>
+    <w:p>
+      <w:pPr>
+        <w:spacing w:before="0" w:after="0" w:line="120" w:lineRule="exact"/>
         <w:rPr>
-          <w:rStyle w:val="VerbatimChar"/>
+          <w:sz w:val="4"/>
+          <w:szCs w:val="4"/>
         </w:rPr>
-        <w:t xml:space="preserve"># cpu_load.sh - Скрипт для генерації CPU-навантаження</w:t>
-      </w:r>
-      <w:r>
-        <w:br/>
-      </w:r>
-      <w:r>
+      </w:pPr>
+    </w:p>
+    <w:tbl>
+      <w:tblPr>
+        <w:tblStyle w:val="SourceCodeTable"/>
+        <w:tblW w:type="dxa" w:w="9637"/>
+        <w:tblInd w:w="0" w:type="dxa"/>
+        <w:tblBorders>
+          <w:top w:color="BFBFBF" w:space="0" w:sz="4" w:val="single"/>
+          <w:left w:color="BFBFBF" w:space="0" w:sz="4" w:val="single"/>
+          <w:bottom w:color="BFBFBF" w:space="0" w:sz="4" w:val="single"/>
+          <w:right w:color="BFBFBF" w:space="0" w:sz="4" w:val="single"/>
+        </w:tblBorders>
+        <w:shd w:color="auto" w:fill="F4F4F4" w:val="clear"/>
+        <w:tblLayout w:type="fixed"/>
+        <w:tblCellMar>
+          <w:top w:type="dxa" w:w="113"/>
+          <w:left w:type="dxa" w:w="113"/>
+          <w:bottom w:type="dxa" w:w="113"/>
+          <w:right w:type="dxa" w:w="113"/>
+        </w:tblCellMar>
+        <w:tblLook w:val="0000" w:firstRow="0" w:lastRow="0" w:firstColumn="0" w:lastColumn="0" w:noHBand="1" w:noVBand="1"/>
+      </w:tblPr>
+      <w:tblGrid>
+        <w:gridCol w:w="9637"/>
+      </w:tblGrid>
+      <w:tr>
+        <w:tc>
+          <w:tcPr>
+            <w:tcW w:type="dxa" w:w="9637"/>
+            <w:shd w:color="auto" w:fill="F4F4F4" w:val="clear"/>
+          </w:tcPr>
+          <w:p>
+            <w:pPr>
+              <w:pStyle w:val="SourceCode"/>
+              <w:spacing w:before="0" w:after="0" w:line="200" w:lineRule="auto"/>
+            </w:pPr>
+            <w:r>
+              <w:t xml:space="preserve">cat &gt; io_load.sh &lt;&lt; 'EOF'</w:t>
+            </w:r>
+          </w:p>
+          <w:p>
+            <w:pPr>
+              <w:pStyle w:val="SourceCode"/>
+              <w:spacing w:before="0" w:after="0" w:line="200" w:lineRule="auto"/>
+            </w:pPr>
+            <w:r>
+              <w:t xml:space="preserve">#!/bin/bash</w:t>
+            </w:r>
+          </w:p>
+          <w:p>
+            <w:pPr>
+              <w:pStyle w:val="SourceCode"/>
+              <w:spacing w:before="0" w:after="0" w:line="200" w:lineRule="auto"/>
+            </w:pPr>
+            <w:r>
+              <w:t xml:space="preserve"># io_load.sh - Скрипт для I/O-навантаження</w:t>
+            </w:r>
+          </w:p>
+          <w:p>
+            <w:pPr>
+              <w:pStyle w:val="SourceCode"/>
+              <w:spacing w:before="0" w:after="0" w:line="200" w:lineRule="auto"/>
+            </w:pPr>
+            <w:r>
+              <w:t xml:space="preserve">echo "PID: $$ - I/O load started"</w:t>
+            </w:r>
+          </w:p>
+          <w:p>
+            <w:pPr>
+              <w:pStyle w:val="SourceCode"/>
+              <w:spacing w:before="0" w:after="0" w:line="200" w:lineRule="auto"/>
+            </w:pPr>
+            <w:r>
+              <w:t xml:space="preserve">while true; do</w:t>
+            </w:r>
+          </w:p>
+          <w:p>
+            <w:pPr>
+              <w:pStyle w:val="SourceCode"/>
+              <w:spacing w:before="0" w:after="0" w:line="200" w:lineRule="auto"/>
+            </w:pPr>
+            <w:r>
+              <w:t xml:space="preserve">    dd if=/dev/zero of=/tmp/testfile_$$ bs=1M count=10 2&gt;/dev/null</w:t>
+            </w:r>
+          </w:p>
+          <w:p>
+            <w:pPr>
+              <w:pStyle w:val="SourceCode"/>
+              <w:spacing w:before="0" w:after="0" w:line="200" w:lineRule="auto"/>
+            </w:pPr>
+            <w:r>
+              <w:t xml:space="preserve">    rm -f /tmp/testfile_$$</w:t>
+            </w:r>
+          </w:p>
+          <w:p>
+            <w:pPr>
+              <w:pStyle w:val="SourceCode"/>
+              <w:spacing w:before="0" w:after="0" w:line="200" w:lineRule="auto"/>
+            </w:pPr>
+            <w:r>
+              <w:t xml:space="preserve">    sleep 1</w:t>
+            </w:r>
+          </w:p>
+          <w:p>
+            <w:pPr>
+              <w:pStyle w:val="SourceCode"/>
+              <w:spacing w:before="0" w:after="0" w:line="200" w:lineRule="auto"/>
+            </w:pPr>
+            <w:r>
+              <w:t xml:space="preserve">done</w:t>
+            </w:r>
+          </w:p>
+          <w:p>
+            <w:pPr>
+              <w:pStyle w:val="SourceCode"/>
+              <w:spacing w:before="0" w:after="0" w:line="200" w:lineRule="auto"/>
+            </w:pPr>
+            <w:r>
+              <w:t xml:space="preserve">EOF</w:t>
+            </w:r>
+          </w:p>
+          <w:p>
+            <w:pPr>
+              <w:pStyle w:val="SourceCode"/>
+              <w:spacing w:before="0" w:after="0" w:line="200" w:lineRule="auto"/>
+            </w:pPr>
+            <w:r>
+              <w:t xml:space="preserve">chmod +x io_load.sh</w:t>
+            </w:r>
+          </w:p>
+        </w:tc>
+      </w:tr>
+    </w:tbl>
+    <w:p>
+      <w:pPr>
+        <w:spacing w:before="0" w:after="0" w:line="120" w:lineRule="exact"/>
         <w:rPr>
-          <w:rStyle w:val="VerbatimChar"/>
+          <w:sz w:val="4"/>
+          <w:szCs w:val="4"/>
         </w:rPr>
-        <w:t xml:space="preserve">echo "PID: $$ - CPU load started"</w:t>
-      </w:r>
-      <w:r>
-        <w:br/>
-      </w:r>
-      <w:r>
+      </w:pPr>
+    </w:p>
+    <w:p>
+      <w:pPr>
+        <w:pStyle w:val="FirstParagraph"/>
+      </w:pPr>
+      <w:r>
+        <w:t xml:space="preserve">Створіть батьківський процес з дочірніми:</w:t>
+      </w:r>
+    </w:p>
+    <w:p>
+      <w:pPr>
+        <w:spacing w:before="0" w:after="0" w:line="120" w:lineRule="exact"/>
         <w:rPr>
-          <w:rStyle w:val="VerbatimChar"/>
+          <w:sz w:val="4"/>
+          <w:szCs w:val="4"/>
         </w:rPr>
-        <w:t xml:space="preserve">while true; do</w:t>
-      </w:r>
-      <w:r>
-        <w:br/>
-      </w:r>
-      <w:r>
+      </w:pPr>
+    </w:p>
+    <w:tbl>
+      <w:tblPr>
+        <w:tblStyle w:val="SourceCodeTable"/>
+        <w:tblW w:type="dxa" w:w="9637"/>
+        <w:tblInd w:w="0" w:type="dxa"/>
+        <w:tblBorders>
+          <w:top w:color="BFBFBF" w:space="0" w:sz="4" w:val="single"/>
+          <w:left w:color="BFBFBF" w:space="0" w:sz="4" w:val="single"/>
+          <w:bottom w:color="BFBFBF" w:space="0" w:sz="4" w:val="single"/>
+          <w:right w:color="BFBFBF" w:space="0" w:sz="4" w:val="single"/>
+        </w:tblBorders>
+        <w:shd w:color="auto" w:fill="F4F4F4" w:val="clear"/>
+        <w:tblLayout w:type="fixed"/>
+        <w:tblCellMar>
+          <w:top w:type="dxa" w:w="113"/>
+          <w:left w:type="dxa" w:w="113"/>
+          <w:bottom w:type="dxa" w:w="113"/>
+          <w:right w:type="dxa" w:w="113"/>
+        </w:tblCellMar>
+        <w:tblLook w:val="0000" w:firstRow="0" w:lastRow="0" w:firstColumn="0" w:lastColumn="0" w:noHBand="1" w:noVBand="1"/>
+      </w:tblPr>
+      <w:tblGrid>
+        <w:gridCol w:w="9637"/>
+      </w:tblGrid>
+      <w:tr>
+        <w:tc>
+          <w:tcPr>
+            <w:tcW w:type="dxa" w:w="9637"/>
+            <w:shd w:color="auto" w:fill="F4F4F4" w:val="clear"/>
+          </w:tcPr>
+          <w:p>
+            <w:pPr>
+              <w:pStyle w:val="SourceCode"/>
+              <w:spacing w:before="0" w:after="0" w:line="200" w:lineRule="auto"/>
+            </w:pPr>
+            <w:r>
+              <w:t xml:space="preserve">cat &gt; parent_child.sh &lt;&lt; 'EOF'</w:t>
+            </w:r>
+          </w:p>
+          <w:p>
+            <w:pPr>
+              <w:pStyle w:val="SourceCode"/>
+              <w:spacing w:before="0" w:after="0" w:line="200" w:lineRule="auto"/>
+            </w:pPr>
+            <w:r>
+              <w:t xml:space="preserve">#!/bin/bash</w:t>
+            </w:r>
+          </w:p>
+          <w:p>
+            <w:pPr>
+              <w:pStyle w:val="SourceCode"/>
+              <w:spacing w:before="0" w:after="0" w:line="200" w:lineRule="auto"/>
+            </w:pPr>
+            <w:r>
+              <w:t xml:space="preserve"># parent_child.sh - Демонстрація батьківсько-дочірніх зв'язків</w:t>
+            </w:r>
+          </w:p>
+          <w:p>
+            <w:pPr>
+              <w:pStyle w:val="SourceCode"/>
+              <w:spacing w:before="0" w:after="0" w:line="200" w:lineRule="auto"/>
+            </w:pPr>
+            <w:r>
+              <w:t xml:space="preserve">echo "Parent PID: $$"</w:t>
+            </w:r>
+          </w:p>
+          <w:p>
+            <w:pPr>
+              <w:pStyle w:val="SourceCode"/>
+              <w:spacing w:before="0" w:after="0" w:line="200" w:lineRule="auto"/>
+            </w:pPr>
+          </w:p>
+          <w:p>
+            <w:pPr>
+              <w:pStyle w:val="SourceCode"/>
+              <w:spacing w:before="0" w:after="0" w:line="200" w:lineRule="auto"/>
+            </w:pPr>
+            <w:r>
+              <w:t xml:space="preserve"># Створюємо дочірні процеси</w:t>
+            </w:r>
+          </w:p>
+          <w:p>
+            <w:pPr>
+              <w:pStyle w:val="SourceCode"/>
+              <w:spacing w:before="0" w:after="0" w:line="200" w:lineRule="auto"/>
+            </w:pPr>
+            <w:r>
+              <w:t xml:space="preserve">for i in 1 2 3; do</w:t>
+            </w:r>
+          </w:p>
+          <w:p>
+            <w:pPr>
+              <w:pStyle w:val="SourceCode"/>
+              <w:spacing w:before="0" w:after="0" w:line="200" w:lineRule="auto"/>
+            </w:pPr>
+            <w:r>
+              <w:t xml:space="preserve">    (</w:t>
+            </w:r>
+          </w:p>
+          <w:p>
+            <w:pPr>
+              <w:pStyle w:val="SourceCode"/>
+              <w:spacing w:before="0" w:after="0" w:line="200" w:lineRule="auto"/>
+            </w:pPr>
+            <w:r>
+              <w:t xml:space="preserve">        echo "Child $i PID: $$ (Parent: $PPID)"</w:t>
+            </w:r>
+          </w:p>
+          <w:p>
+            <w:pPr>
+              <w:pStyle w:val="SourceCode"/>
+              <w:spacing w:before="0" w:after="0" w:line="200" w:lineRule="auto"/>
+            </w:pPr>
+            <w:r>
+              <w:t xml:space="preserve">        sleep 300</w:t>
+            </w:r>
+          </w:p>
+          <w:p>
+            <w:pPr>
+              <w:pStyle w:val="SourceCode"/>
+              <w:spacing w:before="0" w:after="0" w:line="200" w:lineRule="auto"/>
+            </w:pPr>
+            <w:r>
+              <w:t xml:space="preserve">    ) &amp;</w:t>
+            </w:r>
+          </w:p>
+          <w:p>
+            <w:pPr>
+              <w:pStyle w:val="SourceCode"/>
+              <w:spacing w:before="0" w:after="0" w:line="200" w:lineRule="auto"/>
+            </w:pPr>
+            <w:r>
+              <w:t xml:space="preserve">done</w:t>
+            </w:r>
+          </w:p>
+          <w:p>
+            <w:pPr>
+              <w:pStyle w:val="SourceCode"/>
+              <w:spacing w:before="0" w:after="0" w:line="200" w:lineRule="auto"/>
+            </w:pPr>
+          </w:p>
+          <w:p>
+            <w:pPr>
+              <w:pStyle w:val="SourceCode"/>
+              <w:spacing w:before="0" w:after="0" w:line="200" w:lineRule="auto"/>
+            </w:pPr>
+            <w:r>
+              <w:t xml:space="preserve">echo "Parent waiting for children..."</w:t>
+            </w:r>
+          </w:p>
+          <w:p>
+            <w:pPr>
+              <w:pStyle w:val="SourceCode"/>
+              <w:spacing w:before="0" w:after="0" w:line="200" w:lineRule="auto"/>
+            </w:pPr>
+            <w:r>
+              <w:t xml:space="preserve">wait</w:t>
+            </w:r>
+          </w:p>
+          <w:p>
+            <w:pPr>
+              <w:pStyle w:val="SourceCode"/>
+              <w:spacing w:before="0" w:after="0" w:line="200" w:lineRule="auto"/>
+            </w:pPr>
+            <w:r>
+              <w:t xml:space="preserve">echo "All children finished"</w:t>
+            </w:r>
+          </w:p>
+          <w:p>
+            <w:pPr>
+              <w:pStyle w:val="SourceCode"/>
+              <w:spacing w:before="0" w:after="0" w:line="200" w:lineRule="auto"/>
+            </w:pPr>
+            <w:r>
+              <w:t xml:space="preserve">EOF</w:t>
+            </w:r>
+          </w:p>
+          <w:p>
+            <w:pPr>
+              <w:pStyle w:val="SourceCode"/>
+              <w:spacing w:before="0" w:after="0" w:line="200" w:lineRule="auto"/>
+            </w:pPr>
+            <w:r>
+              <w:t xml:space="preserve">chmod +x parent_child.sh</w:t>
+            </w:r>
+          </w:p>
+        </w:tc>
+      </w:tr>
+    </w:tbl>
+    <w:p>
+      <w:pPr>
+        <w:spacing w:before="0" w:after="0" w:line="120" w:lineRule="exact"/>
         <w:rPr>
-          <w:rStyle w:val="VerbatimChar"/>
+          <w:sz w:val="4"/>
+          <w:szCs w:val="4"/>
         </w:rPr>
-        <w:t xml:space="preserve">    # Обчислення для навантаження CPU</w:t>
-      </w:r>
-      <w:r>
-        <w:br/>
-      </w:r>
-      <w:r>
-        <w:rPr>
-          <w:rStyle w:val="VerbatimChar"/>
-        </w:rPr>
-        <w:t xml:space="preserve">    echo "scale=5000; 4*a(1)" | bc -l &gt; /dev/null 2&gt;&amp;1</w:t>
-      </w:r>
-      <w:r>
-        <w:br/>
-      </w:r>
-      <w:r>
-        <w:rPr>
-          <w:rStyle w:val="VerbatimChar"/>
-        </w:rPr>
-        <w:t xml:space="preserve">done</w:t>
-      </w:r>
-      <w:r>
-        <w:br/>
-      </w:r>
-      <w:r>
-        <w:rPr>
-          <w:rStyle w:val="VerbatimChar"/>
-        </w:rPr>
-        <w:t xml:space="preserve">EOF</w:t>
-      </w:r>
-      <w:r>
-        <w:br/>
-      </w:r>
-      <w:r>
-        <w:rPr>
-          <w:rStyle w:val="VerbatimChar"/>
-        </w:rPr>
-        <w:t xml:space="preserve">chmod +x cpu_load.sh</w:t>
-      </w:r>
-    </w:p>
-    <w:p>
-      <w:pPr>
-        <w:pStyle w:val="FirstParagraph"/>
-      </w:pPr>
-      <w:r>
-        <w:t xml:space="preserve">Створіть скрипт з I/O-навантаженням:</w:t>
-      </w:r>
-    </w:p>
-    <w:p>
-      <w:pPr>
-        <w:pStyle w:val="SourceCode"/>
-      </w:pPr>
-      <w:r>
-        <w:rPr>
-          <w:rStyle w:val="VerbatimChar"/>
-        </w:rPr>
-        <w:t xml:space="preserve">cat &gt; io_load.sh &lt;&lt; 'EOF'</w:t>
-      </w:r>
-      <w:r>
-        <w:br/>
-      </w:r>
-      <w:r>
-        <w:rPr>
-          <w:rStyle w:val="VerbatimChar"/>
-        </w:rPr>
-        <w:t xml:space="preserve">#!/bin/bash</w:t>
-      </w:r>
-      <w:r>
-        <w:br/>
-      </w:r>
-      <w:r>
-        <w:rPr>
-          <w:rStyle w:val="VerbatimChar"/>
-        </w:rPr>
-        <w:t xml:space="preserve"># io_load.sh - Скрипт для I/O-навантаження</w:t>
-      </w:r>
-      <w:r>
-        <w:br/>
-      </w:r>
-      <w:r>
-        <w:rPr>
-          <w:rStyle w:val="VerbatimChar"/>
-        </w:rPr>
-        <w:t xml:space="preserve">echo "PID: $$ - I/O load started"</w:t>
-      </w:r>
-      <w:r>
-        <w:br/>
-      </w:r>
-      <w:r>
-        <w:rPr>
-          <w:rStyle w:val="VerbatimChar"/>
-        </w:rPr>
-        <w:t xml:space="preserve">while true; do</w:t>
-      </w:r>
-      <w:r>
-        <w:br/>
-      </w:r>
-      <w:r>
-        <w:rPr>
-          <w:rStyle w:val="VerbatimChar"/>
-        </w:rPr>
-        <w:t xml:space="preserve">    dd if=/dev/zero of=/tmp/testfile_$$ bs=1M count=10 2&gt;/dev/null</w:t>
-      </w:r>
-      <w:r>
-        <w:br/>
-      </w:r>
-      <w:r>
-        <w:rPr>
-          <w:rStyle w:val="VerbatimChar"/>
-        </w:rPr>
-        <w:t xml:space="preserve">    rm -f /tmp/testfile_$$</w:t>
-      </w:r>
-      <w:r>
-        <w:br/>
-      </w:r>
-      <w:r>
-        <w:rPr>
-          <w:rStyle w:val="VerbatimChar"/>
-        </w:rPr>
-        <w:t xml:space="preserve">    sleep 1</w:t>
-      </w:r>
-      <w:r>
-        <w:br/>
-      </w:r>
-      <w:r>
-        <w:rPr>
-          <w:rStyle w:val="VerbatimChar"/>
-        </w:rPr>
-        <w:t xml:space="preserve">done</w:t>
-      </w:r>
-      <w:r>
-        <w:br/>
-      </w:r>
-      <w:r>
-        <w:rPr>
-          <w:rStyle w:val="VerbatimChar"/>
-        </w:rPr>
-        <w:t xml:space="preserve">EOF</w:t>
-      </w:r>
-      <w:r>
-        <w:br/>
-      </w:r>
-      <w:r>
-        <w:rPr>
-          <w:rStyle w:val="VerbatimChar"/>
-        </w:rPr>
-        <w:t xml:space="preserve">chmod +x io_load.sh</w:t>
-      </w:r>
-    </w:p>
-    <w:p>
-      <w:pPr>
-        <w:pStyle w:val="FirstParagraph"/>
-      </w:pPr>
-      <w:r>
-        <w:t xml:space="preserve">Створіть батьківський процес з дочірніми:</w:t>
-      </w:r>
-    </w:p>
-    <w:p>
-      <w:pPr>
-        <w:pStyle w:val="SourceCode"/>
-      </w:pPr>
-      <w:r>
-        <w:rPr>
-          <w:rStyle w:val="VerbatimChar"/>
-        </w:rPr>
-        <w:t xml:space="preserve">cat &gt; parent_child.sh &lt;&lt; 'EOF'</w:t>
-      </w:r>
-      <w:r>
-        <w:br/>
-      </w:r>
-      <w:r>
-        <w:rPr>
-          <w:rStyle w:val="VerbatimChar"/>
-        </w:rPr>
-        <w:t xml:space="preserve">#!/bin/bash</w:t>
-      </w:r>
-      <w:r>
-        <w:br/>
-      </w:r>
-      <w:r>
-        <w:rPr>
-          <w:rStyle w:val="VerbatimChar"/>
-        </w:rPr>
-        <w:t xml:space="preserve"># parent_child.sh - Демонстрація батьківсько-дочірніх зв'язків</w:t>
-      </w:r>
-      <w:r>
-        <w:br/>
-      </w:r>
-      <w:r>
-        <w:rPr>
-          <w:rStyle w:val="VerbatimChar"/>
-        </w:rPr>
-        <w:t xml:space="preserve">echo "Parent PID: $$"</w:t>
-      </w:r>
-      <w:r>
-        <w:br/>
-      </w:r>
-      <w:r>
-        <w:br/>
-      </w:r>
-      <w:r>
-        <w:rPr>
-          <w:rStyle w:val="VerbatimChar"/>
-        </w:rPr>
-        <w:t xml:space="preserve"># Створюємо дочірні процеси</w:t>
-      </w:r>
-      <w:r>
-        <w:br/>
-      </w:r>
-      <w:r>
-        <w:rPr>
-          <w:rStyle w:val="VerbatimChar"/>
-        </w:rPr>
-        <w:t xml:space="preserve">for i in 1 2 3; do</w:t>
-      </w:r>
-      <w:r>
-        <w:br/>
-      </w:r>
-      <w:r>
-        <w:rPr>
-          <w:rStyle w:val="VerbatimChar"/>
-        </w:rPr>
-        <w:t xml:space="preserve">    (</w:t>
-      </w:r>
-      <w:r>
-        <w:br/>
-      </w:r>
-      <w:r>
-        <w:rPr>
-          <w:rStyle w:val="VerbatimChar"/>
-        </w:rPr>
-        <w:t xml:space="preserve">        echo "Child $i PID: $$ (Parent: $PPID)"</w:t>
-      </w:r>
-      <w:r>
-        <w:br/>
-      </w:r>
-      <w:r>
-        <w:rPr>
-          <w:rStyle w:val="VerbatimChar"/>
-        </w:rPr>
-        <w:t xml:space="preserve">        sleep 300</w:t>
-      </w:r>
-      <w:r>
-        <w:br/>
-      </w:r>
-      <w:r>
-        <w:rPr>
-          <w:rStyle w:val="VerbatimChar"/>
-        </w:rPr>
-        <w:t xml:space="preserve">    ) &amp;</w:t>
-      </w:r>
-      <w:r>
-        <w:br/>
-      </w:r>
-      <w:r>
-        <w:rPr>
-          <w:rStyle w:val="VerbatimChar"/>
-        </w:rPr>
-        <w:t xml:space="preserve">done</w:t>
-      </w:r>
-      <w:r>
-        <w:br/>
-      </w:r>
-      <w:r>
-        <w:br/>
-      </w:r>
-      <w:r>
-        <w:rPr>
-          <w:rStyle w:val="VerbatimChar"/>
-        </w:rPr>
-        <w:t xml:space="preserve">echo "Parent waiting for children..."</w:t>
-      </w:r>
-      <w:r>
-        <w:br/>
-      </w:r>
-      <w:r>
-        <w:rPr>
-          <w:rStyle w:val="VerbatimChar"/>
-        </w:rPr>
-        <w:t xml:space="preserve">wait</w:t>
-      </w:r>
-      <w:r>
-        <w:br/>
-      </w:r>
-      <w:r>
-        <w:rPr>
-          <w:rStyle w:val="VerbatimChar"/>
-        </w:rPr>
-        <w:t xml:space="preserve">echo "All children finished"</w:t>
-      </w:r>
-      <w:r>
-        <w:br/>
-      </w:r>
-      <w:r>
-        <w:rPr>
-          <w:rStyle w:val="VerbatimChar"/>
-        </w:rPr>
-        <w:t xml:space="preserve">EOF</w:t>
-      </w:r>
-      <w:r>
-        <w:br/>
-      </w:r>
-      <w:r>
-        <w:rPr>
-          <w:rStyle w:val="VerbatimChar"/>
-        </w:rPr>
-        <w:t xml:space="preserve">chmod +x parent_child.sh</w:t>
-      </w:r>
+      </w:pPr>
     </w:p>
     <w:bookmarkEnd w:id="13"/>
     <w:bookmarkStart w:id="17" w:name="крок-3.-перегляд-процесів"/>
@@ -1199,162 +1554,318 @@
     </w:p>
     <w:p>
       <w:pPr>
-        <w:pStyle w:val="SourceCode"/>
-      </w:pPr>
-      <w:r>
+        <w:spacing w:before="0" w:after="0" w:line="120" w:lineRule="exact"/>
         <w:rPr>
-          <w:rStyle w:val="VerbatimChar"/>
+          <w:sz w:val="4"/>
+          <w:szCs w:val="4"/>
         </w:rPr>
-        <w:t xml:space="preserve"># 1. Подивіться процеси поточного терміналу</w:t>
-      </w:r>
-      <w:r>
-        <w:br/>
-      </w:r>
-      <w:r>
+      </w:pPr>
+    </w:p>
+    <w:tbl>
+      <w:tblPr>
+        <w:tblStyle w:val="SourceCodeTable"/>
+        <w:tblW w:type="dxa" w:w="9637"/>
+        <w:tblInd w:w="0" w:type="dxa"/>
+        <w:tblBorders>
+          <w:top w:color="BFBFBF" w:space="0" w:sz="4" w:val="single"/>
+          <w:left w:color="BFBFBF" w:space="0" w:sz="4" w:val="single"/>
+          <w:bottom w:color="BFBFBF" w:space="0" w:sz="4" w:val="single"/>
+          <w:right w:color="BFBFBF" w:space="0" w:sz="4" w:val="single"/>
+        </w:tblBorders>
+        <w:shd w:color="auto" w:fill="F4F4F4" w:val="clear"/>
+        <w:tblLayout w:type="fixed"/>
+        <w:tblCellMar>
+          <w:top w:type="dxa" w:w="113"/>
+          <w:left w:type="dxa" w:w="113"/>
+          <w:bottom w:type="dxa" w:w="113"/>
+          <w:right w:type="dxa" w:w="113"/>
+        </w:tblCellMar>
+        <w:tblLook w:val="0000" w:firstRow="0" w:lastRow="0" w:firstColumn="0" w:lastColumn="0" w:noHBand="1" w:noVBand="1"/>
+      </w:tblPr>
+      <w:tblGrid>
+        <w:gridCol w:w="9637"/>
+      </w:tblGrid>
+      <w:tr>
+        <w:tc>
+          <w:tcPr>
+            <w:tcW w:type="dxa" w:w="9637"/>
+            <w:shd w:color="auto" w:fill="F4F4F4" w:val="clear"/>
+          </w:tcPr>
+          <w:p>
+            <w:pPr>
+              <w:pStyle w:val="SourceCode"/>
+              <w:spacing w:before="0" w:after="0" w:line="200" w:lineRule="auto"/>
+            </w:pPr>
+            <w:r>
+              <w:t xml:space="preserve"># 1. Подивіться процеси поточного терміналу</w:t>
+            </w:r>
+          </w:p>
+          <w:p>
+            <w:pPr>
+              <w:pStyle w:val="SourceCode"/>
+              <w:spacing w:before="0" w:after="0" w:line="200" w:lineRule="auto"/>
+            </w:pPr>
+            <w:r>
+              <w:t xml:space="preserve">ps</w:t>
+            </w:r>
+          </w:p>
+          <w:p>
+            <w:pPr>
+              <w:pStyle w:val="SourceCode"/>
+              <w:spacing w:before="0" w:after="0" w:line="200" w:lineRule="auto"/>
+            </w:pPr>
+          </w:p>
+          <w:p>
+            <w:pPr>
+              <w:pStyle w:val="SourceCode"/>
+              <w:spacing w:before="0" w:after="0" w:line="200" w:lineRule="auto"/>
+            </w:pPr>
+            <w:r>
+              <w:t xml:space="preserve"># Запишіть у звіт:</w:t>
+            </w:r>
+          </w:p>
+          <w:p>
+            <w:pPr>
+              <w:pStyle w:val="SourceCode"/>
+              <w:spacing w:before="0" w:after="0" w:line="200" w:lineRule="auto"/>
+            </w:pPr>
+            <w:r>
+              <w:t xml:space="preserve"># - Що означають колонки PID, TTY, TIME, CMD?</w:t>
+            </w:r>
+          </w:p>
+          <w:p>
+            <w:pPr>
+              <w:pStyle w:val="SourceCode"/>
+              <w:spacing w:before="0" w:after="0" w:line="200" w:lineRule="auto"/>
+            </w:pPr>
+            <w:r>
+              <w:t xml:space="preserve"># - Який PID у вашого bash/zsh процесу?</w:t>
+            </w:r>
+          </w:p>
+        </w:tc>
+      </w:tr>
+    </w:tbl>
+    <w:p>
+      <w:pPr>
+        <w:spacing w:before="0" w:after="0" w:line="120" w:lineRule="exact"/>
         <w:rPr>
-          <w:rStyle w:val="VerbatimChar"/>
+          <w:sz w:val="4"/>
+          <w:szCs w:val="4"/>
         </w:rPr>
-        <w:t xml:space="preserve">ps</w:t>
-      </w:r>
-      <w:r>
-        <w:br/>
-      </w:r>
-      <w:r>
-        <w:br/>
-      </w:r>
-      <w:r>
+      </w:pPr>
+    </w:p>
+    <w:p>
+      <w:pPr>
+        <w:spacing w:before="0" w:after="0" w:line="120" w:lineRule="exact"/>
         <w:rPr>
-          <w:rStyle w:val="VerbatimChar"/>
+          <w:sz w:val="4"/>
+          <w:szCs w:val="4"/>
         </w:rPr>
-        <w:t xml:space="preserve"># Запишіть у звіт:</w:t>
-      </w:r>
-      <w:r>
-        <w:br/>
-      </w:r>
-      <w:r>
+      </w:pPr>
+    </w:p>
+    <w:tbl>
+      <w:tblPr>
+        <w:tblStyle w:val="SourceCodeTable"/>
+        <w:tblW w:type="dxa" w:w="9637"/>
+        <w:tblInd w:w="0" w:type="dxa"/>
+        <w:tblBorders>
+          <w:top w:color="BFBFBF" w:space="0" w:sz="4" w:val="single"/>
+          <w:left w:color="BFBFBF" w:space="0" w:sz="4" w:val="single"/>
+          <w:bottom w:color="BFBFBF" w:space="0" w:sz="4" w:val="single"/>
+          <w:right w:color="BFBFBF" w:space="0" w:sz="4" w:val="single"/>
+        </w:tblBorders>
+        <w:shd w:color="auto" w:fill="F4F4F4" w:val="clear"/>
+        <w:tblLayout w:type="fixed"/>
+        <w:tblCellMar>
+          <w:top w:type="dxa" w:w="113"/>
+          <w:left w:type="dxa" w:w="113"/>
+          <w:bottom w:type="dxa" w:w="113"/>
+          <w:right w:type="dxa" w:w="113"/>
+        </w:tblCellMar>
+        <w:tblLook w:val="0000" w:firstRow="0" w:lastRow="0" w:firstColumn="0" w:lastColumn="0" w:noHBand="1" w:noVBand="1"/>
+      </w:tblPr>
+      <w:tblGrid>
+        <w:gridCol w:w="9637"/>
+      </w:tblGrid>
+      <w:tr>
+        <w:tc>
+          <w:tcPr>
+            <w:tcW w:type="dxa" w:w="9637"/>
+            <w:shd w:color="auto" w:fill="F4F4F4" w:val="clear"/>
+          </w:tcPr>
+          <w:p>
+            <w:pPr>
+              <w:pStyle w:val="SourceCode"/>
+              <w:spacing w:before="0" w:after="0" w:line="200" w:lineRule="auto"/>
+            </w:pPr>
+            <w:r>
+              <w:t xml:space="preserve"># 2. Подивіться ВСІ процеси в системі</w:t>
+            </w:r>
+          </w:p>
+          <w:p>
+            <w:pPr>
+              <w:pStyle w:val="SourceCode"/>
+              <w:spacing w:before="0" w:after="0" w:line="200" w:lineRule="auto"/>
+            </w:pPr>
+            <w:r>
+              <w:t xml:space="preserve">ps aux</w:t>
+            </w:r>
+          </w:p>
+          <w:p>
+            <w:pPr>
+              <w:pStyle w:val="SourceCode"/>
+              <w:spacing w:before="0" w:after="0" w:line="200" w:lineRule="auto"/>
+            </w:pPr>
+          </w:p>
+          <w:p>
+            <w:pPr>
+              <w:pStyle w:val="SourceCode"/>
+              <w:spacing w:before="0" w:after="0" w:line="200" w:lineRule="auto"/>
+            </w:pPr>
+            <w:r>
+              <w:t xml:space="preserve"># Знайдіть і запишіть:</w:t>
+            </w:r>
+          </w:p>
+          <w:p>
+            <w:pPr>
+              <w:pStyle w:val="SourceCode"/>
+              <w:spacing w:before="0" w:after="0" w:line="200" w:lineRule="auto"/>
+            </w:pPr>
+            <w:r>
+              <w:t xml:space="preserve"># - Загальну кількість процесів (підказка: ps aux | wc -l)</w:t>
+            </w:r>
+          </w:p>
+          <w:p>
+            <w:pPr>
+              <w:pStyle w:val="SourceCode"/>
+              <w:spacing w:before="0" w:after="0" w:line="200" w:lineRule="auto"/>
+            </w:pPr>
+            <w:r>
+              <w:t xml:space="preserve"># - Процес з найбільшим %MEM</w:t>
+            </w:r>
+          </w:p>
+          <w:p>
+            <w:pPr>
+              <w:pStyle w:val="SourceCode"/>
+              <w:spacing w:before="0" w:after="0" w:line="200" w:lineRule="auto"/>
+            </w:pPr>
+            <w:r>
+              <w:t xml:space="preserve"># - Процес з найбільшим %CPU</w:t>
+            </w:r>
+          </w:p>
+          <w:p>
+            <w:pPr>
+              <w:pStyle w:val="SourceCode"/>
+              <w:spacing w:before="0" w:after="0" w:line="200" w:lineRule="auto"/>
+            </w:pPr>
+            <w:r>
+              <w:t xml:space="preserve"># - Процеси користувача root (скільки їх?)</w:t>
+            </w:r>
+          </w:p>
+        </w:tc>
+      </w:tr>
+    </w:tbl>
+    <w:p>
+      <w:pPr>
+        <w:spacing w:before="0" w:after="0" w:line="120" w:lineRule="exact"/>
         <w:rPr>
-          <w:rStyle w:val="VerbatimChar"/>
+          <w:sz w:val="4"/>
+          <w:szCs w:val="4"/>
         </w:rPr>
-        <w:t xml:space="preserve"># - Що означають колонки PID, TTY, TIME, CMD?</w:t>
-      </w:r>
-      <w:r>
-        <w:br/>
-      </w:r>
-      <w:r>
+      </w:pPr>
+    </w:p>
+    <w:p>
+      <w:pPr>
+        <w:spacing w:before="0" w:after="0" w:line="120" w:lineRule="exact"/>
         <w:rPr>
-          <w:rStyle w:val="VerbatimChar"/>
+          <w:sz w:val="4"/>
+          <w:szCs w:val="4"/>
         </w:rPr>
-        <w:t xml:space="preserve"># - Який PID у вашого bash/zsh процесу?</w:t>
-      </w:r>
-    </w:p>
-    <w:p>
-      <w:pPr>
-        <w:pStyle w:val="SourceCode"/>
-      </w:pPr>
-      <w:r>
+      </w:pPr>
+    </w:p>
+    <w:tbl>
+      <w:tblPr>
+        <w:tblStyle w:val="SourceCodeTable"/>
+        <w:tblW w:type="dxa" w:w="9637"/>
+        <w:tblInd w:w="0" w:type="dxa"/>
+        <w:tblBorders>
+          <w:top w:color="BFBFBF" w:space="0" w:sz="4" w:val="single"/>
+          <w:left w:color="BFBFBF" w:space="0" w:sz="4" w:val="single"/>
+          <w:bottom w:color="BFBFBF" w:space="0" w:sz="4" w:val="single"/>
+          <w:right w:color="BFBFBF" w:space="0" w:sz="4" w:val="single"/>
+        </w:tblBorders>
+        <w:shd w:color="auto" w:fill="F4F4F4" w:val="clear"/>
+        <w:tblLayout w:type="fixed"/>
+        <w:tblCellMar>
+          <w:top w:type="dxa" w:w="113"/>
+          <w:left w:type="dxa" w:w="113"/>
+          <w:bottom w:type="dxa" w:w="113"/>
+          <w:right w:type="dxa" w:w="113"/>
+        </w:tblCellMar>
+        <w:tblLook w:val="0000" w:firstRow="0" w:lastRow="0" w:firstColumn="0" w:lastColumn="0" w:noHBand="1" w:noVBand="1"/>
+      </w:tblPr>
+      <w:tblGrid>
+        <w:gridCol w:w="9637"/>
+      </w:tblGrid>
+      <w:tr>
+        <w:tc>
+          <w:tcPr>
+            <w:tcW w:type="dxa" w:w="9637"/>
+            <w:shd w:color="auto" w:fill="F4F4F4" w:val="clear"/>
+          </w:tcPr>
+          <w:p>
+            <w:pPr>
+              <w:pStyle w:val="SourceCode"/>
+              <w:spacing w:before="0" w:after="0" w:line="200" w:lineRule="auto"/>
+            </w:pPr>
+            <w:r>
+              <w:t xml:space="preserve"># 3. Відфільтруйте процеси за користувачем</w:t>
+            </w:r>
+          </w:p>
+          <w:p>
+            <w:pPr>
+              <w:pStyle w:val="SourceCode"/>
+              <w:spacing w:before="0" w:after="0" w:line="200" w:lineRule="auto"/>
+            </w:pPr>
+            <w:r>
+              <w:t xml:space="preserve">ps -u $USER</w:t>
+            </w:r>
+          </w:p>
+          <w:p>
+            <w:pPr>
+              <w:pStyle w:val="SourceCode"/>
+              <w:spacing w:before="0" w:after="0" w:line="200" w:lineRule="auto"/>
+            </w:pPr>
+          </w:p>
+          <w:p>
+            <w:pPr>
+              <w:pStyle w:val="SourceCode"/>
+              <w:spacing w:before="0" w:after="0" w:line="200" w:lineRule="auto"/>
+            </w:pPr>
+            <w:r>
+              <w:t xml:space="preserve"># Підрахуйте кількість ваших процесів</w:t>
+            </w:r>
+          </w:p>
+          <w:p>
+            <w:pPr>
+              <w:pStyle w:val="SourceCode"/>
+              <w:spacing w:before="0" w:after="0" w:line="200" w:lineRule="auto"/>
+            </w:pPr>
+            <w:r>
+              <w:t xml:space="preserve">ps -u $USER | wc -l</w:t>
+            </w:r>
+          </w:p>
+        </w:tc>
+      </w:tr>
+    </w:tbl>
+    <w:p>
+      <w:pPr>
+        <w:spacing w:before="0" w:after="0" w:line="120" w:lineRule="exact"/>
         <w:rPr>
-          <w:rStyle w:val="VerbatimChar"/>
+          <w:sz w:val="4"/>
+          <w:szCs w:val="4"/>
         </w:rPr>
-        <w:t xml:space="preserve"># 2. Подивіться ВСІ процеси в системі</w:t>
-      </w:r>
-      <w:r>
-        <w:br/>
-      </w:r>
-      <w:r>
-        <w:rPr>
-          <w:rStyle w:val="VerbatimChar"/>
-        </w:rPr>
-        <w:t xml:space="preserve">ps aux</w:t>
-      </w:r>
-      <w:r>
-        <w:br/>
-      </w:r>
-      <w:r>
-        <w:br/>
-      </w:r>
-      <w:r>
-        <w:rPr>
-          <w:rStyle w:val="VerbatimChar"/>
-        </w:rPr>
-        <w:t xml:space="preserve"># Знайдіть і запишіть:</w:t>
-      </w:r>
-      <w:r>
-        <w:br/>
-      </w:r>
-      <w:r>
-        <w:rPr>
-          <w:rStyle w:val="VerbatimChar"/>
-        </w:rPr>
-        <w:t xml:space="preserve"># - Загальну кількість процесів (підказка: ps aux | wc -l)</w:t>
-      </w:r>
-      <w:r>
-        <w:br/>
-      </w:r>
-      <w:r>
-        <w:rPr>
-          <w:rStyle w:val="VerbatimChar"/>
-        </w:rPr>
-        <w:t xml:space="preserve"># - Процес з найбільшим %MEM</w:t>
-      </w:r>
-      <w:r>
-        <w:br/>
-      </w:r>
-      <w:r>
-        <w:rPr>
-          <w:rStyle w:val="VerbatimChar"/>
-        </w:rPr>
-        <w:t xml:space="preserve"># - Процес з найбільшим %CPU</w:t>
-      </w:r>
-      <w:r>
-        <w:br/>
-      </w:r>
-      <w:r>
-        <w:rPr>
-          <w:rStyle w:val="VerbatimChar"/>
-        </w:rPr>
-        <w:t xml:space="preserve"># - Процеси користувача root (скільки їх?)</w:t>
-      </w:r>
-    </w:p>
-    <w:p>
-      <w:pPr>
-        <w:pStyle w:val="SourceCode"/>
-      </w:pPr>
-      <w:r>
-        <w:rPr>
-          <w:rStyle w:val="VerbatimChar"/>
-        </w:rPr>
-        <w:t xml:space="preserve"># 3. Відфільтруйте процеси за користувачем</w:t>
-      </w:r>
-      <w:r>
-        <w:br/>
-      </w:r>
-      <w:r>
-        <w:rPr>
-          <w:rStyle w:val="VerbatimChar"/>
-        </w:rPr>
-        <w:t xml:space="preserve">ps -u $USER</w:t>
-      </w:r>
-      <w:r>
-        <w:br/>
-      </w:r>
-      <w:r>
-        <w:br/>
-      </w:r>
-      <w:r>
-        <w:rPr>
-          <w:rStyle w:val="VerbatimChar"/>
-        </w:rPr>
-        <w:t xml:space="preserve"># Підрахуйте кількість ваших процесів</w:t>
-      </w:r>
-      <w:r>
-        <w:br/>
-      </w:r>
-      <w:r>
-        <w:rPr>
-          <w:rStyle w:val="VerbatimChar"/>
-        </w:rPr>
-        <w:t xml:space="preserve">ps -u $USER | wc -l</w:t>
-      </w:r>
+      </w:pPr>
     </w:p>
     <w:bookmarkEnd w:id="14"/>
     <w:bookmarkStart w:id="15" w:name="дерево-процесів"/>
@@ -1368,124 +1879,231 @@
     </w:p>
     <w:p>
       <w:pPr>
-        <w:pStyle w:val="SourceCode"/>
-      </w:pPr>
-      <w:r>
+        <w:spacing w:before="0" w:after="0" w:line="120" w:lineRule="exact"/>
         <w:rPr>
-          <w:rStyle w:val="VerbatimChar"/>
+          <w:sz w:val="4"/>
+          <w:szCs w:val="4"/>
         </w:rPr>
-        <w:t xml:space="preserve"># 1. Подивіться дерево всіх процесів</w:t>
-      </w:r>
-      <w:r>
-        <w:br/>
-      </w:r>
-      <w:r>
+      </w:pPr>
+    </w:p>
+    <w:tbl>
+      <w:tblPr>
+        <w:tblStyle w:val="SourceCodeTable"/>
+        <w:tblW w:type="dxa" w:w="9637"/>
+        <w:tblInd w:w="0" w:type="dxa"/>
+        <w:tblBorders>
+          <w:top w:color="BFBFBF" w:space="0" w:sz="4" w:val="single"/>
+          <w:left w:color="BFBFBF" w:space="0" w:sz="4" w:val="single"/>
+          <w:bottom w:color="BFBFBF" w:space="0" w:sz="4" w:val="single"/>
+          <w:right w:color="BFBFBF" w:space="0" w:sz="4" w:val="single"/>
+        </w:tblBorders>
+        <w:shd w:color="auto" w:fill="F4F4F4" w:val="clear"/>
+        <w:tblLayout w:type="fixed"/>
+        <w:tblCellMar>
+          <w:top w:type="dxa" w:w="113"/>
+          <w:left w:type="dxa" w:w="113"/>
+          <w:bottom w:type="dxa" w:w="113"/>
+          <w:right w:type="dxa" w:w="113"/>
+        </w:tblCellMar>
+        <w:tblLook w:val="0000" w:firstRow="0" w:lastRow="0" w:firstColumn="0" w:lastColumn="0" w:noHBand="1" w:noVBand="1"/>
+      </w:tblPr>
+      <w:tblGrid>
+        <w:gridCol w:w="9637"/>
+      </w:tblGrid>
+      <w:tr>
+        <w:tc>
+          <w:tcPr>
+            <w:tcW w:type="dxa" w:w="9637"/>
+            <w:shd w:color="auto" w:fill="F4F4F4" w:val="clear"/>
+          </w:tcPr>
+          <w:p>
+            <w:pPr>
+              <w:pStyle w:val="SourceCode"/>
+              <w:spacing w:before="0" w:after="0" w:line="200" w:lineRule="auto"/>
+            </w:pPr>
+            <w:r>
+              <w:t xml:space="preserve"># 1. Подивіться дерево всіх процесів</w:t>
+            </w:r>
+          </w:p>
+          <w:p>
+            <w:pPr>
+              <w:pStyle w:val="SourceCode"/>
+              <w:spacing w:before="0" w:after="0" w:line="200" w:lineRule="auto"/>
+            </w:pPr>
+            <w:r>
+              <w:t xml:space="preserve">pstree</w:t>
+            </w:r>
+          </w:p>
+          <w:p>
+            <w:pPr>
+              <w:pStyle w:val="SourceCode"/>
+              <w:spacing w:before="0" w:after="0" w:line="200" w:lineRule="auto"/>
+            </w:pPr>
+          </w:p>
+          <w:p>
+            <w:pPr>
+              <w:pStyle w:val="SourceCode"/>
+              <w:spacing w:before="0" w:after="0" w:line="200" w:lineRule="auto"/>
+            </w:pPr>
+            <w:r>
+              <w:t xml:space="preserve"># 2. Подивіться дерево з PID</w:t>
+            </w:r>
+          </w:p>
+          <w:p>
+            <w:pPr>
+              <w:pStyle w:val="SourceCode"/>
+              <w:spacing w:before="0" w:after="0" w:line="200" w:lineRule="auto"/>
+            </w:pPr>
+            <w:r>
+              <w:t xml:space="preserve">pstree -p</w:t>
+            </w:r>
+          </w:p>
+          <w:p>
+            <w:pPr>
+              <w:pStyle w:val="SourceCode"/>
+              <w:spacing w:before="0" w:after="0" w:line="200" w:lineRule="auto"/>
+            </w:pPr>
+          </w:p>
+          <w:p>
+            <w:pPr>
+              <w:pStyle w:val="SourceCode"/>
+              <w:spacing w:before="0" w:after="0" w:line="200" w:lineRule="auto"/>
+            </w:pPr>
+            <w:r>
+              <w:t xml:space="preserve"># 3. Подивіться дерево від конкретного процесу (systemd або init)</w:t>
+            </w:r>
+          </w:p>
+          <w:p>
+            <w:pPr>
+              <w:pStyle w:val="SourceCode"/>
+              <w:spacing w:before="0" w:after="0" w:line="200" w:lineRule="auto"/>
+            </w:pPr>
+            <w:r>
+              <w:t xml:space="preserve">pstree -p 1</w:t>
+            </w:r>
+          </w:p>
+        </w:tc>
+      </w:tr>
+    </w:tbl>
+    <w:p>
+      <w:pPr>
+        <w:spacing w:before="0" w:after="0" w:line="120" w:lineRule="exact"/>
         <w:rPr>
-          <w:rStyle w:val="VerbatimChar"/>
+          <w:sz w:val="4"/>
+          <w:szCs w:val="4"/>
         </w:rPr>
-        <w:t xml:space="preserve">pstree</w:t>
-      </w:r>
-      <w:r>
-        <w:br/>
-      </w:r>
-      <w:r>
-        <w:br/>
-      </w:r>
-      <w:r>
+      </w:pPr>
+    </w:p>
+    <w:p>
+      <w:pPr>
+        <w:spacing w:before="0" w:after="0" w:line="120" w:lineRule="exact"/>
         <w:rPr>
-          <w:rStyle w:val="VerbatimChar"/>
+          <w:sz w:val="4"/>
+          <w:szCs w:val="4"/>
         </w:rPr>
-        <w:t xml:space="preserve"># 2. Подивіться дерево з PID</w:t>
-      </w:r>
-      <w:r>
-        <w:br/>
-      </w:r>
-      <w:r>
+      </w:pPr>
+    </w:p>
+    <w:tbl>
+      <w:tblPr>
+        <w:tblStyle w:val="SourceCodeTable"/>
+        <w:tblW w:type="dxa" w:w="9637"/>
+        <w:tblInd w:w="0" w:type="dxa"/>
+        <w:tblBorders>
+          <w:top w:color="BFBFBF" w:space="0" w:sz="4" w:val="single"/>
+          <w:left w:color="BFBFBF" w:space="0" w:sz="4" w:val="single"/>
+          <w:bottom w:color="BFBFBF" w:space="0" w:sz="4" w:val="single"/>
+          <w:right w:color="BFBFBF" w:space="0" w:sz="4" w:val="single"/>
+        </w:tblBorders>
+        <w:shd w:color="auto" w:fill="F4F4F4" w:val="clear"/>
+        <w:tblLayout w:type="fixed"/>
+        <w:tblCellMar>
+          <w:top w:type="dxa" w:w="113"/>
+          <w:left w:type="dxa" w:w="113"/>
+          <w:bottom w:type="dxa" w:w="113"/>
+          <w:right w:type="dxa" w:w="113"/>
+        </w:tblCellMar>
+        <w:tblLook w:val="0000" w:firstRow="0" w:lastRow="0" w:firstColumn="0" w:lastColumn="0" w:noHBand="1" w:noVBand="1"/>
+      </w:tblPr>
+      <w:tblGrid>
+        <w:gridCol w:w="9637"/>
+      </w:tblGrid>
+      <w:tr>
+        <w:tc>
+          <w:tcPr>
+            <w:tcW w:type="dxa" w:w="9637"/>
+            <w:shd w:color="auto" w:fill="F4F4F4" w:val="clear"/>
+          </w:tcPr>
+          <w:p>
+            <w:pPr>
+              <w:pStyle w:val="SourceCode"/>
+              <w:spacing w:before="0" w:after="0" w:line="200" w:lineRule="auto"/>
+            </w:pPr>
+            <w:r>
+              <w:t xml:space="preserve"># 4. Запустіть тестовий скрипт і подивіться ієрархію</w:t>
+            </w:r>
+          </w:p>
+          <w:p>
+            <w:pPr>
+              <w:pStyle w:val="SourceCode"/>
+              <w:spacing w:before="0" w:after="0" w:line="200" w:lineRule="auto"/>
+            </w:pPr>
+            <w:r>
+              <w:t xml:space="preserve">./parent_child.sh &amp;</w:t>
+            </w:r>
+          </w:p>
+          <w:p>
+            <w:pPr>
+              <w:pStyle w:val="SourceCode"/>
+              <w:spacing w:before="0" w:after="0" w:line="200" w:lineRule="auto"/>
+            </w:pPr>
+            <w:r>
+              <w:t xml:space="preserve">sleep 2</w:t>
+            </w:r>
+          </w:p>
+          <w:p>
+            <w:pPr>
+              <w:pStyle w:val="SourceCode"/>
+              <w:spacing w:before="0" w:after="0" w:line="200" w:lineRule="auto"/>
+            </w:pPr>
+            <w:r>
+              <w:t xml:space="preserve">pstree -p $$</w:t>
+            </w:r>
+          </w:p>
+          <w:p>
+            <w:pPr>
+              <w:pStyle w:val="SourceCode"/>
+              <w:spacing w:before="0" w:after="0" w:line="200" w:lineRule="auto"/>
+            </w:pPr>
+          </w:p>
+          <w:p>
+            <w:pPr>
+              <w:pStyle w:val="SourceCode"/>
+              <w:spacing w:before="0" w:after="0" w:line="200" w:lineRule="auto"/>
+            </w:pPr>
+            <w:r>
+              <w:t xml:space="preserve"># Знайдіть в дереві ваш скрипт та його дочірні процеси</w:t>
+            </w:r>
+          </w:p>
+          <w:p>
+            <w:pPr>
+              <w:pStyle w:val="SourceCode"/>
+              <w:spacing w:before="0" w:after="0" w:line="200" w:lineRule="auto"/>
+            </w:pPr>
+            <w:r>
+              <w:t xml:space="preserve"># Запишіть PID батьківського та дочірніх процесів</w:t>
+            </w:r>
+          </w:p>
+        </w:tc>
+      </w:tr>
+    </w:tbl>
+    <w:p>
+      <w:pPr>
+        <w:spacing w:before="0" w:after="0" w:line="120" w:lineRule="exact"/>
         <w:rPr>
-          <w:rStyle w:val="VerbatimChar"/>
+          <w:sz w:val="4"/>
+          <w:szCs w:val="4"/>
         </w:rPr>
-        <w:t xml:space="preserve">pstree -p</w:t>
-      </w:r>
-      <w:r>
-        <w:br/>
-      </w:r>
-      <w:r>
-        <w:br/>
-      </w:r>
-      <w:r>
-        <w:rPr>
-          <w:rStyle w:val="VerbatimChar"/>
-        </w:rPr>
-        <w:t xml:space="preserve"># 3. Подивіться дерево від конкретного процесу (systemd або init)</w:t>
-      </w:r>
-      <w:r>
-        <w:br/>
-      </w:r>
-      <w:r>
-        <w:rPr>
-          <w:rStyle w:val="VerbatimChar"/>
-        </w:rPr>
-        <w:t xml:space="preserve">pstree -p 1</w:t>
-      </w:r>
-    </w:p>
-    <w:p>
-      <w:pPr>
-        <w:pStyle w:val="SourceCode"/>
-      </w:pPr>
-      <w:r>
-        <w:rPr>
-          <w:rStyle w:val="VerbatimChar"/>
-        </w:rPr>
-        <w:t xml:space="preserve"># 4. Запустіть тестовий скрипт і подивіться ієрархію</w:t>
-      </w:r>
-      <w:r>
-        <w:br/>
-      </w:r>
-      <w:r>
-        <w:rPr>
-          <w:rStyle w:val="VerbatimChar"/>
-        </w:rPr>
-        <w:t xml:space="preserve">./parent_child.sh &amp;</w:t>
-      </w:r>
-      <w:r>
-        <w:br/>
-      </w:r>
-      <w:r>
-        <w:rPr>
-          <w:rStyle w:val="VerbatimChar"/>
-        </w:rPr>
-        <w:t xml:space="preserve">sleep 2</w:t>
-      </w:r>
-      <w:r>
-        <w:br/>
-      </w:r>
-      <w:r>
-        <w:rPr>
-          <w:rStyle w:val="VerbatimChar"/>
-        </w:rPr>
-        <w:t xml:space="preserve">pstree -p $$</w:t>
-      </w:r>
-      <w:r>
-        <w:br/>
-      </w:r>
-      <w:r>
-        <w:br/>
-      </w:r>
-      <w:r>
-        <w:rPr>
-          <w:rStyle w:val="VerbatimChar"/>
-        </w:rPr>
-        <w:t xml:space="preserve"># Знайдіть в дереві ваш скрипт та його дочірні процеси</w:t>
-      </w:r>
-      <w:r>
-        <w:br/>
-      </w:r>
-      <w:r>
-        <w:rPr>
-          <w:rStyle w:val="VerbatimChar"/>
-        </w:rPr>
-        <w:t xml:space="preserve"># Запишіть PID батьківського та дочірніх процесів</w:t>
-      </w:r>
+      </w:pPr>
     </w:p>
     <w:bookmarkEnd w:id="15"/>
     <w:bookmarkStart w:id="16" w:name="фільтрація-та-пошук-процесів"/>
@@ -1499,65 +2117,120 @@
     </w:p>
     <w:p>
       <w:pPr>
-        <w:pStyle w:val="SourceCode"/>
-      </w:pPr>
-      <w:r>
+        <w:spacing w:before="0" w:after="0" w:line="120" w:lineRule="exact"/>
         <w:rPr>
-          <w:rStyle w:val="VerbatimChar"/>
+          <w:sz w:val="4"/>
+          <w:szCs w:val="4"/>
         </w:rPr>
-        <w:t xml:space="preserve"># 1. Знайдіть процеси за ім'ям</w:t>
-      </w:r>
-      <w:r>
-        <w:br/>
-      </w:r>
-      <w:r>
+      </w:pPr>
+    </w:p>
+    <w:tbl>
+      <w:tblPr>
+        <w:tblStyle w:val="SourceCodeTable"/>
+        <w:tblW w:type="dxa" w:w="9637"/>
+        <w:tblInd w:w="0" w:type="dxa"/>
+        <w:tblBorders>
+          <w:top w:color="BFBFBF" w:space="0" w:sz="4" w:val="single"/>
+          <w:left w:color="BFBFBF" w:space="0" w:sz="4" w:val="single"/>
+          <w:bottom w:color="BFBFBF" w:space="0" w:sz="4" w:val="single"/>
+          <w:right w:color="BFBFBF" w:space="0" w:sz="4" w:val="single"/>
+        </w:tblBorders>
+        <w:shd w:color="auto" w:fill="F4F4F4" w:val="clear"/>
+        <w:tblLayout w:type="fixed"/>
+        <w:tblCellMar>
+          <w:top w:type="dxa" w:w="113"/>
+          <w:left w:type="dxa" w:w="113"/>
+          <w:bottom w:type="dxa" w:w="113"/>
+          <w:right w:type="dxa" w:w="113"/>
+        </w:tblCellMar>
+        <w:tblLook w:val="0000" w:firstRow="0" w:lastRow="0" w:firstColumn="0" w:lastColumn="0" w:noHBand="1" w:noVBand="1"/>
+      </w:tblPr>
+      <w:tblGrid>
+        <w:gridCol w:w="9637"/>
+      </w:tblGrid>
+      <w:tr>
+        <w:tc>
+          <w:tcPr>
+            <w:tcW w:type="dxa" w:w="9637"/>
+            <w:shd w:color="auto" w:fill="F4F4F4" w:val="clear"/>
+          </w:tcPr>
+          <w:p>
+            <w:pPr>
+              <w:pStyle w:val="SourceCode"/>
+              <w:spacing w:before="0" w:after="0" w:line="200" w:lineRule="auto"/>
+            </w:pPr>
+            <w:r>
+              <w:t xml:space="preserve"># 1. Знайдіть процеси за ім'ям</w:t>
+            </w:r>
+          </w:p>
+          <w:p>
+            <w:pPr>
+              <w:pStyle w:val="SourceCode"/>
+              <w:spacing w:before="0" w:after="0" w:line="200" w:lineRule="auto"/>
+            </w:pPr>
+            <w:r>
+              <w:t xml:space="preserve">pgrep -a bash</w:t>
+            </w:r>
+          </w:p>
+          <w:p>
+            <w:pPr>
+              <w:pStyle w:val="SourceCode"/>
+              <w:spacing w:before="0" w:after="0" w:line="200" w:lineRule="auto"/>
+            </w:pPr>
+          </w:p>
+          <w:p>
+            <w:pPr>
+              <w:pStyle w:val="SourceCode"/>
+              <w:spacing w:before="0" w:after="0" w:line="200" w:lineRule="auto"/>
+            </w:pPr>
+            <w:r>
+              <w:t xml:space="preserve"># 2. Знайдіть процеси за користувачем</w:t>
+            </w:r>
+          </w:p>
+          <w:p>
+            <w:pPr>
+              <w:pStyle w:val="SourceCode"/>
+              <w:spacing w:before="0" w:after="0" w:line="200" w:lineRule="auto"/>
+            </w:pPr>
+            <w:r>
+              <w:t xml:space="preserve">pgrep -u $USER -l</w:t>
+            </w:r>
+          </w:p>
+          <w:p>
+            <w:pPr>
+              <w:pStyle w:val="SourceCode"/>
+              <w:spacing w:before="0" w:after="0" w:line="200" w:lineRule="auto"/>
+            </w:pPr>
+          </w:p>
+          <w:p>
+            <w:pPr>
+              <w:pStyle w:val="SourceCode"/>
+              <w:spacing w:before="0" w:after="0" w:line="200" w:lineRule="auto"/>
+            </w:pPr>
+            <w:r>
+              <w:t xml:space="preserve"># 3. Знайдіть процеси за шаблоном</w:t>
+            </w:r>
+          </w:p>
+          <w:p>
+            <w:pPr>
+              <w:pStyle w:val="SourceCode"/>
+              <w:spacing w:before="0" w:after="0" w:line="200" w:lineRule="auto"/>
+            </w:pPr>
+            <w:r>
+              <w:t xml:space="preserve">pgrep -f "parent_child"</w:t>
+            </w:r>
+          </w:p>
+        </w:tc>
+      </w:tr>
+    </w:tbl>
+    <w:p>
+      <w:pPr>
+        <w:spacing w:before="0" w:after="0" w:line="120" w:lineRule="exact"/>
         <w:rPr>
-          <w:rStyle w:val="VerbatimChar"/>
+          <w:sz w:val="4"/>
+          <w:szCs w:val="4"/>
         </w:rPr>
-        <w:t xml:space="preserve">pgrep -a bash</w:t>
-      </w:r>
-      <w:r>
-        <w:br/>
-      </w:r>
-      <w:r>
-        <w:br/>
-      </w:r>
-      <w:r>
-        <w:rPr>
-          <w:rStyle w:val="VerbatimChar"/>
-        </w:rPr>
-        <w:t xml:space="preserve"># 2. Знайдіть процеси за користувачем</w:t>
-      </w:r>
-      <w:r>
-        <w:br/>
-      </w:r>
-      <w:r>
-        <w:rPr>
-          <w:rStyle w:val="VerbatimChar"/>
-        </w:rPr>
-        <w:t xml:space="preserve">pgrep -u $USER -l</w:t>
-      </w:r>
-      <w:r>
-        <w:br/>
-      </w:r>
-      <w:r>
-        <w:br/>
-      </w:r>
-      <w:r>
-        <w:rPr>
-          <w:rStyle w:val="VerbatimChar"/>
-        </w:rPr>
-        <w:t xml:space="preserve"># 3. Знайдіть процеси за шаблоном</w:t>
-      </w:r>
-      <w:r>
-        <w:br/>
-      </w:r>
-      <w:r>
-        <w:rPr>
-          <w:rStyle w:val="VerbatimChar"/>
-        </w:rPr>
-        <w:t xml:space="preserve">pgrep -f "parent_child"</w:t>
-      </w:r>
+      </w:pPr>
     </w:p>
     <w:bookmarkEnd w:id="16"/>
     <w:bookmarkEnd w:id="17"/>
@@ -1581,89 +2254,141 @@
     </w:p>
     <w:p>
       <w:pPr>
-        <w:pStyle w:val="SourceCode"/>
-      </w:pPr>
-      <w:r>
+        <w:spacing w:before="0" w:after="0" w:line="120" w:lineRule="exact"/>
         <w:rPr>
-          <w:rStyle w:val="VerbatimChar"/>
+          <w:sz w:val="4"/>
+          <w:szCs w:val="4"/>
         </w:rPr>
-        <w:t xml:space="preserve"># Запустіть top</w:t>
-      </w:r>
-      <w:r>
-        <w:br/>
-      </w:r>
-      <w:r>
+      </w:pPr>
+    </w:p>
+    <w:tbl>
+      <w:tblPr>
+        <w:tblStyle w:val="SourceCodeTable"/>
+        <w:tblW w:type="dxa" w:w="9637"/>
+        <w:tblInd w:w="0" w:type="dxa"/>
+        <w:tblBorders>
+          <w:top w:color="BFBFBF" w:space="0" w:sz="4" w:val="single"/>
+          <w:left w:color="BFBFBF" w:space="0" w:sz="4" w:val="single"/>
+          <w:bottom w:color="BFBFBF" w:space="0" w:sz="4" w:val="single"/>
+          <w:right w:color="BFBFBF" w:space="0" w:sz="4" w:val="single"/>
+        </w:tblBorders>
+        <w:shd w:color="auto" w:fill="F4F4F4" w:val="clear"/>
+        <w:tblLayout w:type="fixed"/>
+        <w:tblCellMar>
+          <w:top w:type="dxa" w:w="113"/>
+          <w:left w:type="dxa" w:w="113"/>
+          <w:bottom w:type="dxa" w:w="113"/>
+          <w:right w:type="dxa" w:w="113"/>
+        </w:tblCellMar>
+        <w:tblLook w:val="0000" w:firstRow="0" w:lastRow="0" w:firstColumn="0" w:lastColumn="0" w:noHBand="1" w:noVBand="1"/>
+      </w:tblPr>
+      <w:tblGrid>
+        <w:gridCol w:w="9637"/>
+      </w:tblGrid>
+      <w:tr>
+        <w:tc>
+          <w:tcPr>
+            <w:tcW w:type="dxa" w:w="9637"/>
+            <w:shd w:color="auto" w:fill="F4F4F4" w:val="clear"/>
+          </w:tcPr>
+          <w:p>
+            <w:pPr>
+              <w:pStyle w:val="SourceCode"/>
+              <w:spacing w:before="0" w:after="0" w:line="200" w:lineRule="auto"/>
+            </w:pPr>
+            <w:r>
+              <w:t xml:space="preserve"># Запустіть top</w:t>
+            </w:r>
+          </w:p>
+          <w:p>
+            <w:pPr>
+              <w:pStyle w:val="SourceCode"/>
+              <w:spacing w:before="0" w:after="0" w:line="200" w:lineRule="auto"/>
+            </w:pPr>
+            <w:r>
+              <w:t xml:space="preserve">top</w:t>
+            </w:r>
+          </w:p>
+          <w:p>
+            <w:pPr>
+              <w:pStyle w:val="SourceCode"/>
+              <w:spacing w:before="0" w:after="0" w:line="200" w:lineRule="auto"/>
+            </w:pPr>
+          </w:p>
+          <w:p>
+            <w:pPr>
+              <w:pStyle w:val="SourceCode"/>
+              <w:spacing w:before="0" w:after="0" w:line="200" w:lineRule="auto"/>
+            </w:pPr>
+            <w:r>
+              <w:t xml:space="preserve"># ЗАВДАННЯ (виконуйте в top):</w:t>
+            </w:r>
+          </w:p>
+          <w:p>
+            <w:pPr>
+              <w:pStyle w:val="SourceCode"/>
+              <w:spacing w:before="0" w:after="0" w:line="200" w:lineRule="auto"/>
+            </w:pPr>
+            <w:r>
+              <w:t xml:space="preserve"># 1. Натисніть '1' - подивіться окремі ядра CPU</w:t>
+            </w:r>
+          </w:p>
+          <w:p>
+            <w:pPr>
+              <w:pStyle w:val="SourceCode"/>
+              <w:spacing w:before="0" w:after="0" w:line="200" w:lineRule="auto"/>
+            </w:pPr>
+            <w:r>
+              <w:t xml:space="preserve"># 2. Натисніть 'M' - відсортуйте за пам'яттю</w:t>
+            </w:r>
+          </w:p>
+          <w:p>
+            <w:pPr>
+              <w:pStyle w:val="SourceCode"/>
+              <w:spacing w:before="0" w:after="0" w:line="200" w:lineRule="auto"/>
+            </w:pPr>
+            <w:r>
+              <w:t xml:space="preserve"># 3. Натисніть 'P' - відсортуйте за CPU</w:t>
+            </w:r>
+          </w:p>
+          <w:p>
+            <w:pPr>
+              <w:pStyle w:val="SourceCode"/>
+              <w:spacing w:before="0" w:after="0" w:line="200" w:lineRule="auto"/>
+            </w:pPr>
+            <w:r>
+              <w:t xml:space="preserve"># 4. Натисніть 'u', введіть ваш username - фільтр за користувачем</w:t>
+            </w:r>
+          </w:p>
+          <w:p>
+            <w:pPr>
+              <w:pStyle w:val="SourceCode"/>
+              <w:spacing w:before="0" w:after="0" w:line="200" w:lineRule="auto"/>
+            </w:pPr>
+            <w:r>
+              <w:t xml:space="preserve"># 5. Натисніть 'h' - подивіться довідку</w:t>
+            </w:r>
+          </w:p>
+          <w:p>
+            <w:pPr>
+              <w:pStyle w:val="SourceCode"/>
+              <w:spacing w:before="0" w:after="0" w:line="200" w:lineRule="auto"/>
+            </w:pPr>
+            <w:r>
+              <w:t xml:space="preserve"># 6. Натисніть 'q' - вийдіть</w:t>
+            </w:r>
+          </w:p>
+        </w:tc>
+      </w:tr>
+    </w:tbl>
+    <w:p>
+      <w:pPr>
+        <w:spacing w:before="0" w:after="0" w:line="120" w:lineRule="exact"/>
         <w:rPr>
-          <w:rStyle w:val="VerbatimChar"/>
+          <w:sz w:val="4"/>
+          <w:szCs w:val="4"/>
         </w:rPr>
-        <w:t xml:space="preserve">top</w:t>
-      </w:r>
-      <w:r>
-        <w:br/>
-      </w:r>
-      <w:r>
-        <w:br/>
-      </w:r>
-      <w:r>
-        <w:rPr>
-          <w:rStyle w:val="VerbatimChar"/>
-        </w:rPr>
-        <w:t xml:space="preserve"># ЗАВДАННЯ (виконуйте в top):</w:t>
-      </w:r>
-      <w:r>
-        <w:br/>
-      </w:r>
-      <w:r>
-        <w:rPr>
-          <w:rStyle w:val="VerbatimChar"/>
-        </w:rPr>
-        <w:t xml:space="preserve"># 1. Натисніть '1' - подивіться окремі ядра CPU</w:t>
-      </w:r>
-      <w:r>
-        <w:br/>
-      </w:r>
-      <w:r>
-        <w:rPr>
-          <w:rStyle w:val="VerbatimChar"/>
-        </w:rPr>
-        <w:t xml:space="preserve"># 2. Натисніть 'M' - відсортуйте за пам'яттю</w:t>
-      </w:r>
-      <w:r>
-        <w:br/>
-      </w:r>
-      <w:r>
-        <w:rPr>
-          <w:rStyle w:val="VerbatimChar"/>
-        </w:rPr>
-        <w:t xml:space="preserve"># 3. Натисніть 'P' - відсортуйте за CPU</w:t>
-      </w:r>
-      <w:r>
-        <w:br/>
-      </w:r>
-      <w:r>
-        <w:rPr>
-          <w:rStyle w:val="VerbatimChar"/>
-        </w:rPr>
-        <w:t xml:space="preserve"># 4. Натисніть 'u', введіть ваш username - фільтр за користувачем</w:t>
-      </w:r>
-      <w:r>
-        <w:br/>
-      </w:r>
-      <w:r>
-        <w:rPr>
-          <w:rStyle w:val="VerbatimChar"/>
-        </w:rPr>
-        <w:t xml:space="preserve"># 5. Натисніть 'h' - подивіться довідку</w:t>
-      </w:r>
-      <w:r>
-        <w:br/>
-      </w:r>
-      <w:r>
-        <w:rPr>
-          <w:rStyle w:val="VerbatimChar"/>
-        </w:rPr>
-        <w:t xml:space="preserve"># 6. Натисніть 'q' - вийдіть</w:t>
-      </w:r>
+      </w:pPr>
     </w:p>
     <w:p>
       <w:pPr>
@@ -1724,89 +2449,141 @@
     </w:p>
     <w:p>
       <w:pPr>
-        <w:pStyle w:val="SourceCode"/>
-      </w:pPr>
-      <w:r>
+        <w:spacing w:before="0" w:after="0" w:line="120" w:lineRule="exact"/>
         <w:rPr>
-          <w:rStyle w:val="VerbatimChar"/>
+          <w:sz w:val="4"/>
+          <w:szCs w:val="4"/>
         </w:rPr>
-        <w:t xml:space="preserve"># Запустіть htop</w:t>
-      </w:r>
-      <w:r>
-        <w:br/>
-      </w:r>
-      <w:r>
+      </w:pPr>
+    </w:p>
+    <w:tbl>
+      <w:tblPr>
+        <w:tblStyle w:val="SourceCodeTable"/>
+        <w:tblW w:type="dxa" w:w="9637"/>
+        <w:tblInd w:w="0" w:type="dxa"/>
+        <w:tblBorders>
+          <w:top w:color="BFBFBF" w:space="0" w:sz="4" w:val="single"/>
+          <w:left w:color="BFBFBF" w:space="0" w:sz="4" w:val="single"/>
+          <w:bottom w:color="BFBFBF" w:space="0" w:sz="4" w:val="single"/>
+          <w:right w:color="BFBFBF" w:space="0" w:sz="4" w:val="single"/>
+        </w:tblBorders>
+        <w:shd w:color="auto" w:fill="F4F4F4" w:val="clear"/>
+        <w:tblLayout w:type="fixed"/>
+        <w:tblCellMar>
+          <w:top w:type="dxa" w:w="113"/>
+          <w:left w:type="dxa" w:w="113"/>
+          <w:bottom w:type="dxa" w:w="113"/>
+          <w:right w:type="dxa" w:w="113"/>
+        </w:tblCellMar>
+        <w:tblLook w:val="0000" w:firstRow="0" w:lastRow="0" w:firstColumn="0" w:lastColumn="0" w:noHBand="1" w:noVBand="1"/>
+      </w:tblPr>
+      <w:tblGrid>
+        <w:gridCol w:w="9637"/>
+      </w:tblGrid>
+      <w:tr>
+        <w:tc>
+          <w:tcPr>
+            <w:tcW w:type="dxa" w:w="9637"/>
+            <w:shd w:color="auto" w:fill="F4F4F4" w:val="clear"/>
+          </w:tcPr>
+          <w:p>
+            <w:pPr>
+              <w:pStyle w:val="SourceCode"/>
+              <w:spacing w:before="0" w:after="0" w:line="200" w:lineRule="auto"/>
+            </w:pPr>
+            <w:r>
+              <w:t xml:space="preserve"># Запустіть htop</w:t>
+            </w:r>
+          </w:p>
+          <w:p>
+            <w:pPr>
+              <w:pStyle w:val="SourceCode"/>
+              <w:spacing w:before="0" w:after="0" w:line="200" w:lineRule="auto"/>
+            </w:pPr>
+            <w:r>
+              <w:t xml:space="preserve">htop</w:t>
+            </w:r>
+          </w:p>
+          <w:p>
+            <w:pPr>
+              <w:pStyle w:val="SourceCode"/>
+              <w:spacing w:before="0" w:after="0" w:line="200" w:lineRule="auto"/>
+            </w:pPr>
+          </w:p>
+          <w:p>
+            <w:pPr>
+              <w:pStyle w:val="SourceCode"/>
+              <w:spacing w:before="0" w:after="0" w:line="200" w:lineRule="auto"/>
+            </w:pPr>
+            <w:r>
+              <w:t xml:space="preserve"># ЗАВДАННЯ (виконуйте в htop):</w:t>
+            </w:r>
+          </w:p>
+          <w:p>
+            <w:pPr>
+              <w:pStyle w:val="SourceCode"/>
+              <w:spacing w:before="0" w:after="0" w:line="200" w:lineRule="auto"/>
+            </w:pPr>
+            <w:r>
+              <w:t xml:space="preserve"># 1. F5 - перемкніть на режим дерева</w:t>
+            </w:r>
+          </w:p>
+          <w:p>
+            <w:pPr>
+              <w:pStyle w:val="SourceCode"/>
+              <w:spacing w:before="0" w:after="0" w:line="200" w:lineRule="auto"/>
+            </w:pPr>
+            <w:r>
+              <w:t xml:space="preserve"># 2. F4 - введіть фільтр "bash"</w:t>
+            </w:r>
+          </w:p>
+          <w:p>
+            <w:pPr>
+              <w:pStyle w:val="SourceCode"/>
+              <w:spacing w:before="0" w:after="0" w:line="200" w:lineRule="auto"/>
+            </w:pPr>
+            <w:r>
+              <w:t xml:space="preserve"># 3. F6 - змініть сортування</w:t>
+            </w:r>
+          </w:p>
+          <w:p>
+            <w:pPr>
+              <w:pStyle w:val="SourceCode"/>
+              <w:spacing w:before="0" w:after="0" w:line="200" w:lineRule="auto"/>
+            </w:pPr>
+            <w:r>
+              <w:t xml:space="preserve"># 4. Виберіть процес стрілками та натисніть F7/F8 - змініть nice</w:t>
+            </w:r>
+          </w:p>
+          <w:p>
+            <w:pPr>
+              <w:pStyle w:val="SourceCode"/>
+              <w:spacing w:before="0" w:after="0" w:line="200" w:lineRule="auto"/>
+            </w:pPr>
+            <w:r>
+              <w:t xml:space="preserve"># 5. F3 - знайдіть процес</w:t>
+            </w:r>
+          </w:p>
+          <w:p>
+            <w:pPr>
+              <w:pStyle w:val="SourceCode"/>
+              <w:spacing w:before="0" w:after="0" w:line="200" w:lineRule="auto"/>
+            </w:pPr>
+            <w:r>
+              <w:t xml:space="preserve"># 6. F10 або q - вийдіть</w:t>
+            </w:r>
+          </w:p>
+        </w:tc>
+      </w:tr>
+    </w:tbl>
+    <w:p>
+      <w:pPr>
+        <w:spacing w:before="0" w:after="0" w:line="120" w:lineRule="exact"/>
         <w:rPr>
-          <w:rStyle w:val="VerbatimChar"/>
+          <w:sz w:val="4"/>
+          <w:szCs w:val="4"/>
         </w:rPr>
-        <w:t xml:space="preserve">htop</w:t>
-      </w:r>
-      <w:r>
-        <w:br/>
-      </w:r>
-      <w:r>
-        <w:br/>
-      </w:r>
-      <w:r>
-        <w:rPr>
-          <w:rStyle w:val="VerbatimChar"/>
-        </w:rPr>
-        <w:t xml:space="preserve"># ЗАВДАННЯ (виконуйте в htop):</w:t>
-      </w:r>
-      <w:r>
-        <w:br/>
-      </w:r>
-      <w:r>
-        <w:rPr>
-          <w:rStyle w:val="VerbatimChar"/>
-        </w:rPr>
-        <w:t xml:space="preserve"># 1. F5 - перемкніть на режим дерева</w:t>
-      </w:r>
-      <w:r>
-        <w:br/>
-      </w:r>
-      <w:r>
-        <w:rPr>
-          <w:rStyle w:val="VerbatimChar"/>
-        </w:rPr>
-        <w:t xml:space="preserve"># 2. F4 - введіть фільтр "bash"</w:t>
-      </w:r>
-      <w:r>
-        <w:br/>
-      </w:r>
-      <w:r>
-        <w:rPr>
-          <w:rStyle w:val="VerbatimChar"/>
-        </w:rPr>
-        <w:t xml:space="preserve"># 3. F6 - змініть сортування</w:t>
-      </w:r>
-      <w:r>
-        <w:br/>
-      </w:r>
-      <w:r>
-        <w:rPr>
-          <w:rStyle w:val="VerbatimChar"/>
-        </w:rPr>
-        <w:t xml:space="preserve"># 4. Виберіть процес стрілками та натисніть F7/F8 - змініть nice</w:t>
-      </w:r>
-      <w:r>
-        <w:br/>
-      </w:r>
-      <w:r>
-        <w:rPr>
-          <w:rStyle w:val="VerbatimChar"/>
-        </w:rPr>
-        <w:t xml:space="preserve"># 5. F3 - знайдіть процес</w:t>
-      </w:r>
-      <w:r>
-        <w:br/>
-      </w:r>
-      <w:r>
-        <w:rPr>
-          <w:rStyle w:val="VerbatimChar"/>
-        </w:rPr>
-        <w:t xml:space="preserve"># 6. F10 або q - вийдіть</w:t>
-      </w:r>
+      </w:pPr>
     </w:p>
     <w:bookmarkEnd w:id="19"/>
     <w:bookmarkEnd w:id="20"/>
@@ -1830,220 +2607,342 @@
     </w:p>
     <w:p>
       <w:pPr>
-        <w:pStyle w:val="SourceCode"/>
-      </w:pPr>
-      <w:r>
+        <w:spacing w:before="0" w:after="0" w:line="120" w:lineRule="exact"/>
         <w:rPr>
-          <w:rStyle w:val="VerbatimChar"/>
+          <w:sz w:val="4"/>
+          <w:szCs w:val="4"/>
         </w:rPr>
-        <w:t xml:space="preserve"># 1. Запустіть процес на передньому плані</w:t>
-      </w:r>
-      <w:r>
-        <w:br/>
-      </w:r>
-      <w:r>
+      </w:pPr>
+    </w:p>
+    <w:tbl>
+      <w:tblPr>
+        <w:tblStyle w:val="SourceCodeTable"/>
+        <w:tblW w:type="dxa" w:w="9637"/>
+        <w:tblInd w:w="0" w:type="dxa"/>
+        <w:tblBorders>
+          <w:top w:color="BFBFBF" w:space="0" w:sz="4" w:val="single"/>
+          <w:left w:color="BFBFBF" w:space="0" w:sz="4" w:val="single"/>
+          <w:bottom w:color="BFBFBF" w:space="0" w:sz="4" w:val="single"/>
+          <w:right w:color="BFBFBF" w:space="0" w:sz="4" w:val="single"/>
+        </w:tblBorders>
+        <w:shd w:color="auto" w:fill="F4F4F4" w:val="clear"/>
+        <w:tblLayout w:type="fixed"/>
+        <w:tblCellMar>
+          <w:top w:type="dxa" w:w="113"/>
+          <w:left w:type="dxa" w:w="113"/>
+          <w:bottom w:type="dxa" w:w="113"/>
+          <w:right w:type="dxa" w:w="113"/>
+        </w:tblCellMar>
+        <w:tblLook w:val="0000" w:firstRow="0" w:lastRow="0" w:firstColumn="0" w:lastColumn="0" w:noHBand="1" w:noVBand="1"/>
+      </w:tblPr>
+      <w:tblGrid>
+        <w:gridCol w:w="9637"/>
+      </w:tblGrid>
+      <w:tr>
+        <w:tc>
+          <w:tcPr>
+            <w:tcW w:type="dxa" w:w="9637"/>
+            <w:shd w:color="auto" w:fill="F4F4F4" w:val="clear"/>
+          </w:tcPr>
+          <w:p>
+            <w:pPr>
+              <w:pStyle w:val="SourceCode"/>
+              <w:spacing w:before="0" w:after="0" w:line="200" w:lineRule="auto"/>
+            </w:pPr>
+            <w:r>
+              <w:t xml:space="preserve"># 1. Запустіть процес на передньому плані</w:t>
+            </w:r>
+          </w:p>
+          <w:p>
+            <w:pPr>
+              <w:pStyle w:val="SourceCode"/>
+              <w:spacing w:before="0" w:after="0" w:line="200" w:lineRule="auto"/>
+            </w:pPr>
+            <w:r>
+              <w:t xml:space="preserve">./cpu_load.sh</w:t>
+            </w:r>
+          </w:p>
+          <w:p>
+            <w:pPr>
+              <w:pStyle w:val="SourceCode"/>
+              <w:spacing w:before="0" w:after="0" w:line="200" w:lineRule="auto"/>
+            </w:pPr>
+          </w:p>
+          <w:p>
+            <w:pPr>
+              <w:pStyle w:val="SourceCode"/>
+              <w:spacing w:before="0" w:after="0" w:line="200" w:lineRule="auto"/>
+            </w:pPr>
+            <w:r>
+              <w:t xml:space="preserve"># Натисніть Ctrl+Z щоб призупинити</w:t>
+            </w:r>
+          </w:p>
+          <w:p>
+            <w:pPr>
+              <w:pStyle w:val="SourceCode"/>
+              <w:spacing w:before="0" w:after="0" w:line="200" w:lineRule="auto"/>
+            </w:pPr>
+            <w:r>
+              <w:t xml:space="preserve"># Ви побачите: [1]+ Stopped ./cpu_load.sh</w:t>
+            </w:r>
+          </w:p>
+          <w:p>
+            <w:pPr>
+              <w:pStyle w:val="SourceCode"/>
+              <w:spacing w:before="0" w:after="0" w:line="200" w:lineRule="auto"/>
+            </w:pPr>
+          </w:p>
+          <w:p>
+            <w:pPr>
+              <w:pStyle w:val="SourceCode"/>
+              <w:spacing w:before="0" w:after="0" w:line="200" w:lineRule="auto"/>
+            </w:pPr>
+            <w:r>
+              <w:t xml:space="preserve"># 2. Подивіться список jobs</w:t>
+            </w:r>
+          </w:p>
+          <w:p>
+            <w:pPr>
+              <w:pStyle w:val="SourceCode"/>
+              <w:spacing w:before="0" w:after="0" w:line="200" w:lineRule="auto"/>
+            </w:pPr>
+            <w:r>
+              <w:t xml:space="preserve">jobs -l</w:t>
+            </w:r>
+          </w:p>
+          <w:p>
+            <w:pPr>
+              <w:pStyle w:val="SourceCode"/>
+              <w:spacing w:before="0" w:after="0" w:line="200" w:lineRule="auto"/>
+            </w:pPr>
+          </w:p>
+          <w:p>
+            <w:pPr>
+              <w:pStyle w:val="SourceCode"/>
+              <w:spacing w:before="0" w:after="0" w:line="200" w:lineRule="auto"/>
+            </w:pPr>
+            <w:r>
+              <w:t xml:space="preserve"># 3. Переведіть процес у фоновий режим</w:t>
+            </w:r>
+          </w:p>
+          <w:p>
+            <w:pPr>
+              <w:pStyle w:val="SourceCode"/>
+              <w:spacing w:before="0" w:after="0" w:line="200" w:lineRule="auto"/>
+            </w:pPr>
+            <w:r>
+              <w:t xml:space="preserve">bg %1</w:t>
+            </w:r>
+          </w:p>
+          <w:p>
+            <w:pPr>
+              <w:pStyle w:val="SourceCode"/>
+              <w:spacing w:before="0" w:after="0" w:line="200" w:lineRule="auto"/>
+            </w:pPr>
+          </w:p>
+          <w:p>
+            <w:pPr>
+              <w:pStyle w:val="SourceCode"/>
+              <w:spacing w:before="0" w:after="0" w:line="200" w:lineRule="auto"/>
+            </w:pPr>
+            <w:r>
+              <w:t xml:space="preserve"># 4. Перевірте статус</w:t>
+            </w:r>
+          </w:p>
+          <w:p>
+            <w:pPr>
+              <w:pStyle w:val="SourceCode"/>
+              <w:spacing w:before="0" w:after="0" w:line="200" w:lineRule="auto"/>
+            </w:pPr>
+            <w:r>
+              <w:t xml:space="preserve">jobs -l</w:t>
+            </w:r>
+          </w:p>
+          <w:p>
+            <w:pPr>
+              <w:pStyle w:val="SourceCode"/>
+              <w:spacing w:before="0" w:after="0" w:line="200" w:lineRule="auto"/>
+            </w:pPr>
+            <w:r>
+              <w:t xml:space="preserve">ps aux | grep cpu_load</w:t>
+            </w:r>
+          </w:p>
+          <w:p>
+            <w:pPr>
+              <w:pStyle w:val="SourceCode"/>
+              <w:spacing w:before="0" w:after="0" w:line="200" w:lineRule="auto"/>
+            </w:pPr>
+          </w:p>
+          <w:p>
+            <w:pPr>
+              <w:pStyle w:val="SourceCode"/>
+              <w:spacing w:before="0" w:after="0" w:line="200" w:lineRule="auto"/>
+            </w:pPr>
+            <w:r>
+              <w:t xml:space="preserve"># 5. Поверніть на передній план</w:t>
+            </w:r>
+          </w:p>
+          <w:p>
+            <w:pPr>
+              <w:pStyle w:val="SourceCode"/>
+              <w:spacing w:before="0" w:after="0" w:line="200" w:lineRule="auto"/>
+            </w:pPr>
+            <w:r>
+              <w:t xml:space="preserve">fg %1</w:t>
+            </w:r>
+          </w:p>
+          <w:p>
+            <w:pPr>
+              <w:pStyle w:val="SourceCode"/>
+              <w:spacing w:before="0" w:after="0" w:line="200" w:lineRule="auto"/>
+            </w:pPr>
+          </w:p>
+          <w:p>
+            <w:pPr>
+              <w:pStyle w:val="SourceCode"/>
+              <w:spacing w:before="0" w:after="0" w:line="200" w:lineRule="auto"/>
+            </w:pPr>
+            <w:r>
+              <w:t xml:space="preserve"># 6. Завершіть процес: Ctrl+C</w:t>
+            </w:r>
+          </w:p>
+        </w:tc>
+      </w:tr>
+    </w:tbl>
+    <w:p>
+      <w:pPr>
+        <w:spacing w:before="0" w:after="0" w:line="120" w:lineRule="exact"/>
         <w:rPr>
-          <w:rStyle w:val="VerbatimChar"/>
+          <w:sz w:val="4"/>
+          <w:szCs w:val="4"/>
         </w:rPr>
-        <w:t xml:space="preserve">./cpu_load.sh</w:t>
-      </w:r>
-      <w:r>
-        <w:br/>
-      </w:r>
-      <w:r>
-        <w:br/>
-      </w:r>
-      <w:r>
+      </w:pPr>
+    </w:p>
+    <w:p>
+      <w:pPr>
+        <w:spacing w:before="0" w:after="0" w:line="120" w:lineRule="exact"/>
         <w:rPr>
-          <w:rStyle w:val="VerbatimChar"/>
+          <w:sz w:val="4"/>
+          <w:szCs w:val="4"/>
         </w:rPr>
-        <w:t xml:space="preserve"># Натисніть Ctrl+Z щоб призупинити</w:t>
-      </w:r>
-      <w:r>
-        <w:br/>
-      </w:r>
-      <w:r>
+      </w:pPr>
+    </w:p>
+    <w:tbl>
+      <w:tblPr>
+        <w:tblStyle w:val="SourceCodeTable"/>
+        <w:tblW w:type="dxa" w:w="9637"/>
+        <w:tblInd w:w="0" w:type="dxa"/>
+        <w:tblBorders>
+          <w:top w:color="BFBFBF" w:space="0" w:sz="4" w:val="single"/>
+          <w:left w:color="BFBFBF" w:space="0" w:sz="4" w:val="single"/>
+          <w:bottom w:color="BFBFBF" w:space="0" w:sz="4" w:val="single"/>
+          <w:right w:color="BFBFBF" w:space="0" w:sz="4" w:val="single"/>
+        </w:tblBorders>
+        <w:shd w:color="auto" w:fill="F4F4F4" w:val="clear"/>
+        <w:tblLayout w:type="fixed"/>
+        <w:tblCellMar>
+          <w:top w:type="dxa" w:w="113"/>
+          <w:left w:type="dxa" w:w="113"/>
+          <w:bottom w:type="dxa" w:w="113"/>
+          <w:right w:type="dxa" w:w="113"/>
+        </w:tblCellMar>
+        <w:tblLook w:val="0000" w:firstRow="0" w:lastRow="0" w:firstColumn="0" w:lastColumn="0" w:noHBand="1" w:noVBand="1"/>
+      </w:tblPr>
+      <w:tblGrid>
+        <w:gridCol w:w="9637"/>
+      </w:tblGrid>
+      <w:tr>
+        <w:tc>
+          <w:tcPr>
+            <w:tcW w:type="dxa" w:w="9637"/>
+            <w:shd w:color="auto" w:fill="F4F4F4" w:val="clear"/>
+          </w:tcPr>
+          <w:p>
+            <w:pPr>
+              <w:pStyle w:val="SourceCode"/>
+              <w:spacing w:before="0" w:after="0" w:line="200" w:lineRule="auto"/>
+            </w:pPr>
+            <w:r>
+              <w:t xml:space="preserve"># 7. Запустіть кілька фонових процесів</w:t>
+            </w:r>
+          </w:p>
+          <w:p>
+            <w:pPr>
+              <w:pStyle w:val="SourceCode"/>
+              <w:spacing w:before="0" w:after="0" w:line="200" w:lineRule="auto"/>
+            </w:pPr>
+            <w:r>
+              <w:t xml:space="preserve">./cpu_load.sh &amp;</w:t>
+            </w:r>
+          </w:p>
+          <w:p>
+            <w:pPr>
+              <w:pStyle w:val="SourceCode"/>
+              <w:spacing w:before="0" w:after="0" w:line="200" w:lineRule="auto"/>
+            </w:pPr>
+            <w:r>
+              <w:t xml:space="preserve">./io_load.sh &amp;</w:t>
+            </w:r>
+          </w:p>
+          <w:p>
+            <w:pPr>
+              <w:pStyle w:val="SourceCode"/>
+              <w:spacing w:before="0" w:after="0" w:line="200" w:lineRule="auto"/>
+            </w:pPr>
+            <w:r>
+              <w:t xml:space="preserve">sleep 1000 &amp;</w:t>
+            </w:r>
+          </w:p>
+          <w:p>
+            <w:pPr>
+              <w:pStyle w:val="SourceCode"/>
+              <w:spacing w:before="0" w:after="0" w:line="200" w:lineRule="auto"/>
+            </w:pPr>
+          </w:p>
+          <w:p>
+            <w:pPr>
+              <w:pStyle w:val="SourceCode"/>
+              <w:spacing w:before="0" w:after="0" w:line="200" w:lineRule="auto"/>
+            </w:pPr>
+            <w:r>
+              <w:t xml:space="preserve"># 8. Подивіться всі jobs</w:t>
+            </w:r>
+          </w:p>
+          <w:p>
+            <w:pPr>
+              <w:pStyle w:val="SourceCode"/>
+              <w:spacing w:before="0" w:after="0" w:line="200" w:lineRule="auto"/>
+            </w:pPr>
+            <w:r>
+              <w:t xml:space="preserve">jobs -l</w:t>
+            </w:r>
+          </w:p>
+          <w:p>
+            <w:pPr>
+              <w:pStyle w:val="SourceCode"/>
+              <w:spacing w:before="0" w:after="0" w:line="200" w:lineRule="auto"/>
+            </w:pPr>
+          </w:p>
+          <w:p>
+            <w:pPr>
+              <w:pStyle w:val="SourceCode"/>
+              <w:spacing w:before="0" w:after="0" w:line="200" w:lineRule="auto"/>
+            </w:pPr>
+            <w:r>
+              <w:t xml:space="preserve"># Запишіть PID кожного процесу</w:t>
+            </w:r>
+          </w:p>
+        </w:tc>
+      </w:tr>
+    </w:tbl>
+    <w:p>
+      <w:pPr>
+        <w:spacing w:before="0" w:after="0" w:line="120" w:lineRule="exact"/>
         <w:rPr>
-          <w:rStyle w:val="VerbatimChar"/>
+          <w:sz w:val="4"/>
+          <w:szCs w:val="4"/>
         </w:rPr>
-        <w:t xml:space="preserve"># Ви побачите: [1]+ Stopped ./cpu_load.sh</w:t>
-      </w:r>
-      <w:r>
-        <w:br/>
-      </w:r>
-      <w:r>
-        <w:br/>
-      </w:r>
-      <w:r>
-        <w:rPr>
-          <w:rStyle w:val="VerbatimChar"/>
-        </w:rPr>
-        <w:t xml:space="preserve"># 2. Подивіться список jobs</w:t>
-      </w:r>
-      <w:r>
-        <w:br/>
-      </w:r>
-      <w:r>
-        <w:rPr>
-          <w:rStyle w:val="VerbatimChar"/>
-        </w:rPr>
-        <w:t xml:space="preserve">jobs -l</w:t>
-      </w:r>
-      <w:r>
-        <w:br/>
-      </w:r>
-      <w:r>
-        <w:br/>
-      </w:r>
-      <w:r>
-        <w:rPr>
-          <w:rStyle w:val="VerbatimChar"/>
-        </w:rPr>
-        <w:t xml:space="preserve"># 3. Переведіть процес у фоновий режим</w:t>
-      </w:r>
-      <w:r>
-        <w:br/>
-      </w:r>
-      <w:r>
-        <w:rPr>
-          <w:rStyle w:val="VerbatimChar"/>
-        </w:rPr>
-        <w:t xml:space="preserve">bg %1</w:t>
-      </w:r>
-      <w:r>
-        <w:br/>
-      </w:r>
-      <w:r>
-        <w:br/>
-      </w:r>
-      <w:r>
-        <w:rPr>
-          <w:rStyle w:val="VerbatimChar"/>
-        </w:rPr>
-        <w:t xml:space="preserve"># 4. Перевірте статус</w:t>
-      </w:r>
-      <w:r>
-        <w:br/>
-      </w:r>
-      <w:r>
-        <w:rPr>
-          <w:rStyle w:val="VerbatimChar"/>
-        </w:rPr>
-        <w:t xml:space="preserve">jobs -l</w:t>
-      </w:r>
-      <w:r>
-        <w:br/>
-      </w:r>
-      <w:r>
-        <w:rPr>
-          <w:rStyle w:val="VerbatimChar"/>
-        </w:rPr>
-        <w:t xml:space="preserve">ps aux | grep cpu_load</w:t>
-      </w:r>
-      <w:r>
-        <w:br/>
-      </w:r>
-      <w:r>
-        <w:br/>
-      </w:r>
-      <w:r>
-        <w:rPr>
-          <w:rStyle w:val="VerbatimChar"/>
-        </w:rPr>
-        <w:t xml:space="preserve"># 5. Поверніть на передній план</w:t>
-      </w:r>
-      <w:r>
-        <w:br/>
-      </w:r>
-      <w:r>
-        <w:rPr>
-          <w:rStyle w:val="VerbatimChar"/>
-        </w:rPr>
-        <w:t xml:space="preserve">fg %1</w:t>
-      </w:r>
-      <w:r>
-        <w:br/>
-      </w:r>
-      <w:r>
-        <w:br/>
-      </w:r>
-      <w:r>
-        <w:rPr>
-          <w:rStyle w:val="VerbatimChar"/>
-        </w:rPr>
-        <w:t xml:space="preserve"># 6. Завершіть процес: Ctrl+C</w:t>
-      </w:r>
-    </w:p>
-    <w:p>
-      <w:pPr>
-        <w:pStyle w:val="SourceCode"/>
-      </w:pPr>
-      <w:r>
-        <w:rPr>
-          <w:rStyle w:val="VerbatimChar"/>
-        </w:rPr>
-        <w:t xml:space="preserve"># 7. Запустіть кілька фонових процесів</w:t>
-      </w:r>
-      <w:r>
-        <w:br/>
-      </w:r>
-      <w:r>
-        <w:rPr>
-          <w:rStyle w:val="VerbatimChar"/>
-        </w:rPr>
-        <w:t xml:space="preserve">./cpu_load.sh &amp;</w:t>
-      </w:r>
-      <w:r>
-        <w:br/>
-      </w:r>
-      <w:r>
-        <w:rPr>
-          <w:rStyle w:val="VerbatimChar"/>
-        </w:rPr>
-        <w:t xml:space="preserve">./io_load.sh &amp;</w:t>
-      </w:r>
-      <w:r>
-        <w:br/>
-      </w:r>
-      <w:r>
-        <w:rPr>
-          <w:rStyle w:val="VerbatimChar"/>
-        </w:rPr>
-        <w:t xml:space="preserve">sleep 1000 &amp;</w:t>
-      </w:r>
-      <w:r>
-        <w:br/>
-      </w:r>
-      <w:r>
-        <w:br/>
-      </w:r>
-      <w:r>
-        <w:rPr>
-          <w:rStyle w:val="VerbatimChar"/>
-        </w:rPr>
-        <w:t xml:space="preserve"># 8. Подивіться всі jobs</w:t>
-      </w:r>
-      <w:r>
-        <w:br/>
-      </w:r>
-      <w:r>
-        <w:rPr>
-          <w:rStyle w:val="VerbatimChar"/>
-        </w:rPr>
-        <w:t xml:space="preserve">jobs -l</w:t>
-      </w:r>
-      <w:r>
-        <w:br/>
-      </w:r>
-      <w:r>
-        <w:br/>
-      </w:r>
-      <w:r>
-        <w:rPr>
-          <w:rStyle w:val="VerbatimChar"/>
-        </w:rPr>
-        <w:t xml:space="preserve"># Запишіть PID кожного процесу</w:t>
-      </w:r>
+      </w:pPr>
     </w:p>
     <w:bookmarkEnd w:id="21"/>
     <w:bookmarkStart w:id="22" w:name="завершення-процесів"/>
@@ -2057,268 +2956,384 @@
     </w:p>
     <w:p>
       <w:pPr>
-        <w:pStyle w:val="SourceCode"/>
-      </w:pPr>
-      <w:r>
+        <w:spacing w:before="0" w:after="0" w:line="120" w:lineRule="exact"/>
         <w:rPr>
-          <w:rStyle w:val="VerbatimChar"/>
+          <w:sz w:val="4"/>
+          <w:szCs w:val="4"/>
         </w:rPr>
-        <w:t xml:space="preserve"># 1. Запустіть тестовий процес</w:t>
-      </w:r>
-      <w:r>
-        <w:br/>
-      </w:r>
-      <w:r>
+      </w:pPr>
+    </w:p>
+    <w:tbl>
+      <w:tblPr>
+        <w:tblStyle w:val="SourceCodeTable"/>
+        <w:tblW w:type="dxa" w:w="9637"/>
+        <w:tblInd w:w="0" w:type="dxa"/>
+        <w:tblBorders>
+          <w:top w:color="BFBFBF" w:space="0" w:sz="4" w:val="single"/>
+          <w:left w:color="BFBFBF" w:space="0" w:sz="4" w:val="single"/>
+          <w:bottom w:color="BFBFBF" w:space="0" w:sz="4" w:val="single"/>
+          <w:right w:color="BFBFBF" w:space="0" w:sz="4" w:val="single"/>
+        </w:tblBorders>
+        <w:shd w:color="auto" w:fill="F4F4F4" w:val="clear"/>
+        <w:tblLayout w:type="fixed"/>
+        <w:tblCellMar>
+          <w:top w:type="dxa" w:w="113"/>
+          <w:left w:type="dxa" w:w="113"/>
+          <w:bottom w:type="dxa" w:w="113"/>
+          <w:right w:type="dxa" w:w="113"/>
+        </w:tblCellMar>
+        <w:tblLook w:val="0000" w:firstRow="0" w:lastRow="0" w:firstColumn="0" w:lastColumn="0" w:noHBand="1" w:noVBand="1"/>
+      </w:tblPr>
+      <w:tblGrid>
+        <w:gridCol w:w="9637"/>
+      </w:tblGrid>
+      <w:tr>
+        <w:tc>
+          <w:tcPr>
+            <w:tcW w:type="dxa" w:w="9637"/>
+            <w:shd w:color="auto" w:fill="F4F4F4" w:val="clear"/>
+          </w:tcPr>
+          <w:p>
+            <w:pPr>
+              <w:pStyle w:val="SourceCode"/>
+              <w:spacing w:before="0" w:after="0" w:line="200" w:lineRule="auto"/>
+            </w:pPr>
+            <w:r>
+              <w:t xml:space="preserve"># 1. Запустіть тестовий процес</w:t>
+            </w:r>
+          </w:p>
+          <w:p>
+            <w:pPr>
+              <w:pStyle w:val="SourceCode"/>
+              <w:spacing w:before="0" w:after="0" w:line="200" w:lineRule="auto"/>
+            </w:pPr>
+            <w:r>
+              <w:t xml:space="preserve">./cpu_load.sh &amp;</w:t>
+            </w:r>
+          </w:p>
+          <w:p>
+            <w:pPr>
+              <w:pStyle w:val="SourceCode"/>
+              <w:spacing w:before="0" w:after="0" w:line="200" w:lineRule="auto"/>
+            </w:pPr>
+            <w:r>
+              <w:t xml:space="preserve">CPU_PID=$!</w:t>
+            </w:r>
+          </w:p>
+          <w:p>
+            <w:pPr>
+              <w:pStyle w:val="SourceCode"/>
+              <w:spacing w:before="0" w:after="0" w:line="200" w:lineRule="auto"/>
+            </w:pPr>
+            <w:r>
+              <w:t xml:space="preserve">echo "CPU load PID: $CPU_PID"</w:t>
+            </w:r>
+          </w:p>
+          <w:p>
+            <w:pPr>
+              <w:pStyle w:val="SourceCode"/>
+              <w:spacing w:before="0" w:after="0" w:line="200" w:lineRule="auto"/>
+            </w:pPr>
+          </w:p>
+          <w:p>
+            <w:pPr>
+              <w:pStyle w:val="SourceCode"/>
+              <w:spacing w:before="0" w:after="0" w:line="200" w:lineRule="auto"/>
+            </w:pPr>
+            <w:r>
+              <w:t xml:space="preserve"># 2. Перевірте, що він працює</w:t>
+            </w:r>
+          </w:p>
+          <w:p>
+            <w:pPr>
+              <w:pStyle w:val="SourceCode"/>
+              <w:spacing w:before="0" w:after="0" w:line="200" w:lineRule="auto"/>
+            </w:pPr>
+            <w:r>
+              <w:t xml:space="preserve">ps -p $CPU_PID</w:t>
+            </w:r>
+          </w:p>
+          <w:p>
+            <w:pPr>
+              <w:pStyle w:val="SourceCode"/>
+              <w:spacing w:before="0" w:after="0" w:line="200" w:lineRule="auto"/>
+            </w:pPr>
+          </w:p>
+          <w:p>
+            <w:pPr>
+              <w:pStyle w:val="SourceCode"/>
+              <w:spacing w:before="0" w:after="0" w:line="200" w:lineRule="auto"/>
+            </w:pPr>
+            <w:r>
+              <w:t xml:space="preserve"># 3. Надішліть SIGTERM (коректне завершення)</w:t>
+            </w:r>
+          </w:p>
+          <w:p>
+            <w:pPr>
+              <w:pStyle w:val="SourceCode"/>
+              <w:spacing w:before="0" w:after="0" w:line="200" w:lineRule="auto"/>
+            </w:pPr>
+            <w:r>
+              <w:t xml:space="preserve">kill $CPU_PID</w:t>
+            </w:r>
+          </w:p>
+          <w:p>
+            <w:pPr>
+              <w:pStyle w:val="SourceCode"/>
+              <w:spacing w:before="0" w:after="0" w:line="200" w:lineRule="auto"/>
+            </w:pPr>
+            <w:r>
+              <w:t xml:space="preserve">sleep 1</w:t>
+            </w:r>
+          </w:p>
+          <w:p>
+            <w:pPr>
+              <w:pStyle w:val="SourceCode"/>
+              <w:spacing w:before="0" w:after="0" w:line="200" w:lineRule="auto"/>
+            </w:pPr>
+            <w:r>
+              <w:t xml:space="preserve">ps -p $CPU_PID  # Має показати, що процес відсутній</w:t>
+            </w:r>
+          </w:p>
+        </w:tc>
+      </w:tr>
+    </w:tbl>
+    <w:p>
+      <w:pPr>
+        <w:spacing w:before="0" w:after="0" w:line="120" w:lineRule="exact"/>
         <w:rPr>
-          <w:rStyle w:val="VerbatimChar"/>
+          <w:sz w:val="4"/>
+          <w:szCs w:val="4"/>
         </w:rPr>
-        <w:t xml:space="preserve">./cpu_load.sh &amp;</w:t>
-      </w:r>
-      <w:r>
-        <w:br/>
-      </w:r>
-      <w:r>
+      </w:pPr>
+    </w:p>
+    <w:p>
+      <w:pPr>
+        <w:spacing w:before="0" w:after="0" w:line="120" w:lineRule="exact"/>
         <w:rPr>
-          <w:rStyle w:val="VerbatimChar"/>
+          <w:sz w:val="4"/>
+          <w:szCs w:val="4"/>
         </w:rPr>
-        <w:t xml:space="preserve">CPU_PID=$!</w:t>
-      </w:r>
-      <w:r>
-        <w:br/>
-      </w:r>
-      <w:r>
+      </w:pPr>
+    </w:p>
+    <w:tbl>
+      <w:tblPr>
+        <w:tblStyle w:val="SourceCodeTable"/>
+        <w:tblW w:type="dxa" w:w="9637"/>
+        <w:tblInd w:w="0" w:type="dxa"/>
+        <w:tblBorders>
+          <w:top w:color="BFBFBF" w:space="0" w:sz="4" w:val="single"/>
+          <w:left w:color="BFBFBF" w:space="0" w:sz="4" w:val="single"/>
+          <w:bottom w:color="BFBFBF" w:space="0" w:sz="4" w:val="single"/>
+          <w:right w:color="BFBFBF" w:space="0" w:sz="4" w:val="single"/>
+        </w:tblBorders>
+        <w:shd w:color="auto" w:fill="F4F4F4" w:val="clear"/>
+        <w:tblLayout w:type="fixed"/>
+        <w:tblCellMar>
+          <w:top w:type="dxa" w:w="113"/>
+          <w:left w:type="dxa" w:w="113"/>
+          <w:bottom w:type="dxa" w:w="113"/>
+          <w:right w:type="dxa" w:w="113"/>
+        </w:tblCellMar>
+        <w:tblLook w:val="0000" w:firstRow="0" w:lastRow="0" w:firstColumn="0" w:lastColumn="0" w:noHBand="1" w:noVBand="1"/>
+      </w:tblPr>
+      <w:tblGrid>
+        <w:gridCol w:w="9637"/>
+      </w:tblGrid>
+      <w:tr>
+        <w:tc>
+          <w:tcPr>
+            <w:tcW w:type="dxa" w:w="9637"/>
+            <w:shd w:color="auto" w:fill="F4F4F4" w:val="clear"/>
+          </w:tcPr>
+          <w:p>
+            <w:pPr>
+              <w:pStyle w:val="SourceCode"/>
+              <w:spacing w:before="0" w:after="0" w:line="200" w:lineRule="auto"/>
+            </w:pPr>
+            <w:r>
+              <w:t xml:space="preserve"># 4. Запустіть процес, що ігнорує SIGTERM</w:t>
+            </w:r>
+          </w:p>
+          <w:p>
+            <w:pPr>
+              <w:pStyle w:val="SourceCode"/>
+              <w:spacing w:before="0" w:after="0" w:line="200" w:lineRule="auto"/>
+            </w:pPr>
+            <w:r>
+              <w:t xml:space="preserve">cat &gt; stubborn.sh &lt;&lt; 'EOF'</w:t>
+            </w:r>
+          </w:p>
+          <w:p>
+            <w:pPr>
+              <w:pStyle w:val="SourceCode"/>
+              <w:spacing w:before="0" w:after="0" w:line="200" w:lineRule="auto"/>
+            </w:pPr>
+            <w:r>
+              <w:t xml:space="preserve">#!/bin/bash</w:t>
+            </w:r>
+          </w:p>
+          <w:p>
+            <w:pPr>
+              <w:pStyle w:val="SourceCode"/>
+              <w:spacing w:before="0" w:after="0" w:line="200" w:lineRule="auto"/>
+            </w:pPr>
+            <w:r>
+              <w:t xml:space="preserve">trap '' SIGTERM  # Ігноруємо SIGTERM</w:t>
+            </w:r>
+          </w:p>
+          <w:p>
+            <w:pPr>
+              <w:pStyle w:val="SourceCode"/>
+              <w:spacing w:before="0" w:after="0" w:line="200" w:lineRule="auto"/>
+            </w:pPr>
+            <w:r>
+              <w:t xml:space="preserve">echo "PID: $$ - I ignore SIGTERM! Use SIGKILL to stop me."</w:t>
+            </w:r>
+          </w:p>
+          <w:p>
+            <w:pPr>
+              <w:pStyle w:val="SourceCode"/>
+              <w:spacing w:before="0" w:after="0" w:line="200" w:lineRule="auto"/>
+            </w:pPr>
+            <w:r>
+              <w:t xml:space="preserve">while true; do sleep 1; done</w:t>
+            </w:r>
+          </w:p>
+          <w:p>
+            <w:pPr>
+              <w:pStyle w:val="SourceCode"/>
+              <w:spacing w:before="0" w:after="0" w:line="200" w:lineRule="auto"/>
+            </w:pPr>
+            <w:r>
+              <w:t xml:space="preserve">EOF</w:t>
+            </w:r>
+          </w:p>
+          <w:p>
+            <w:pPr>
+              <w:pStyle w:val="SourceCode"/>
+              <w:spacing w:before="0" w:after="0" w:line="200" w:lineRule="auto"/>
+            </w:pPr>
+            <w:r>
+              <w:t xml:space="preserve">chmod +x stubborn.sh</w:t>
+            </w:r>
+          </w:p>
+          <w:p>
+            <w:pPr>
+              <w:pStyle w:val="SourceCode"/>
+              <w:spacing w:before="0" w:after="0" w:line="200" w:lineRule="auto"/>
+            </w:pPr>
+          </w:p>
+          <w:p>
+            <w:pPr>
+              <w:pStyle w:val="SourceCode"/>
+              <w:spacing w:before="0" w:after="0" w:line="200" w:lineRule="auto"/>
+            </w:pPr>
+            <w:r>
+              <w:t xml:space="preserve">./stubborn.sh &amp;</w:t>
+            </w:r>
+          </w:p>
+          <w:p>
+            <w:pPr>
+              <w:pStyle w:val="SourceCode"/>
+              <w:spacing w:before="0" w:after="0" w:line="200" w:lineRule="auto"/>
+            </w:pPr>
+            <w:r>
+              <w:t xml:space="preserve">STUBBORN_PID=$!</w:t>
+            </w:r>
+          </w:p>
+          <w:p>
+            <w:pPr>
+              <w:pStyle w:val="SourceCode"/>
+              <w:spacing w:before="0" w:after="0" w:line="200" w:lineRule="auto"/>
+            </w:pPr>
+          </w:p>
+          <w:p>
+            <w:pPr>
+              <w:pStyle w:val="SourceCode"/>
+              <w:spacing w:before="0" w:after="0" w:line="200" w:lineRule="auto"/>
+            </w:pPr>
+            <w:r>
+              <w:t xml:space="preserve"># 5. Спробуйте SIGTERM</w:t>
+            </w:r>
+          </w:p>
+          <w:p>
+            <w:pPr>
+              <w:pStyle w:val="SourceCode"/>
+              <w:spacing w:before="0" w:after="0" w:line="200" w:lineRule="auto"/>
+            </w:pPr>
+            <w:r>
+              <w:t xml:space="preserve">kill $STUBBORN_PID</w:t>
+            </w:r>
+          </w:p>
+          <w:p>
+            <w:pPr>
+              <w:pStyle w:val="SourceCode"/>
+              <w:spacing w:before="0" w:after="0" w:line="200" w:lineRule="auto"/>
+            </w:pPr>
+            <w:r>
+              <w:t xml:space="preserve">ps -p $STUBBORN_PID  # Ще працює!</w:t>
+            </w:r>
+          </w:p>
+          <w:p>
+            <w:pPr>
+              <w:pStyle w:val="SourceCode"/>
+              <w:spacing w:before="0" w:after="0" w:line="200" w:lineRule="auto"/>
+            </w:pPr>
+          </w:p>
+          <w:p>
+            <w:pPr>
+              <w:pStyle w:val="SourceCode"/>
+              <w:spacing w:before="0" w:after="0" w:line="200" w:lineRule="auto"/>
+            </w:pPr>
+            <w:r>
+              <w:t xml:space="preserve"># 6. Використайте SIGKILL</w:t>
+            </w:r>
+          </w:p>
+          <w:p>
+            <w:pPr>
+              <w:pStyle w:val="SourceCode"/>
+              <w:spacing w:before="0" w:after="0" w:line="200" w:lineRule="auto"/>
+            </w:pPr>
+            <w:r>
+              <w:t xml:space="preserve">kill -9 $STUBBORN_PID</w:t>
+            </w:r>
+          </w:p>
+          <w:p>
+            <w:pPr>
+              <w:pStyle w:val="SourceCode"/>
+              <w:spacing w:before="0" w:after="0" w:line="200" w:lineRule="auto"/>
+            </w:pPr>
+            <w:r>
+              <w:t xml:space="preserve">ps -p $STUBBORN_PID  # Тепер завершено</w:t>
+            </w:r>
+          </w:p>
+          <w:p>
+            <w:pPr>
+              <w:pStyle w:val="SourceCode"/>
+              <w:spacing w:before="0" w:after="0" w:line="200" w:lineRule="auto"/>
+            </w:pPr>
+          </w:p>
+          <w:p>
+            <w:pPr>
+              <w:pStyle w:val="SourceCode"/>
+              <w:spacing w:before="0" w:after="0" w:line="200" w:lineRule="auto"/>
+            </w:pPr>
+            <w:r>
+              <w:t xml:space="preserve"># Запишіть у звіт: чому SIGKILL завжди працює?</w:t>
+            </w:r>
+          </w:p>
+        </w:tc>
+      </w:tr>
+    </w:tbl>
+    <w:p>
+      <w:pPr>
+        <w:spacing w:before="0" w:after="0" w:line="120" w:lineRule="exact"/>
         <w:rPr>
-          <w:rStyle w:val="VerbatimChar"/>
+          <w:sz w:val="4"/>
+          <w:szCs w:val="4"/>
         </w:rPr>
-        <w:t xml:space="preserve">echo "CPU load PID: $CPU_PID"</w:t>
-      </w:r>
-      <w:r>
-        <w:br/>
-      </w:r>
-      <w:r>
-        <w:br/>
-      </w:r>
-      <w:r>
-        <w:rPr>
-          <w:rStyle w:val="VerbatimChar"/>
-        </w:rPr>
-        <w:t xml:space="preserve"># 2. Перевірте, що він працює</w:t>
-      </w:r>
-      <w:r>
-        <w:br/>
-      </w:r>
-      <w:r>
-        <w:rPr>
-          <w:rStyle w:val="VerbatimChar"/>
-        </w:rPr>
-        <w:t xml:space="preserve">ps -p $CPU_PID</w:t>
-      </w:r>
-      <w:r>
-        <w:br/>
-      </w:r>
-      <w:r>
-        <w:br/>
-      </w:r>
-      <w:r>
-        <w:rPr>
-          <w:rStyle w:val="VerbatimChar"/>
-        </w:rPr>
-        <w:t xml:space="preserve"># 3. Надішліть SIGTERM (коректне завершення)</w:t>
-      </w:r>
-      <w:r>
-        <w:br/>
-      </w:r>
-      <w:r>
-        <w:rPr>
-          <w:rStyle w:val="VerbatimChar"/>
-        </w:rPr>
-        <w:t xml:space="preserve">kill $CPU_PID</w:t>
-      </w:r>
-      <w:r>
-        <w:br/>
-      </w:r>
-      <w:r>
-        <w:rPr>
-          <w:rStyle w:val="VerbatimChar"/>
-        </w:rPr>
-        <w:t xml:space="preserve">sleep 1</w:t>
-      </w:r>
-      <w:r>
-        <w:br/>
-      </w:r>
-      <w:r>
-        <w:rPr>
-          <w:rStyle w:val="VerbatimChar"/>
-        </w:rPr>
-        <w:t xml:space="preserve">ps -p $CPU_PID  # Має показати, що процес відсутній</w:t>
-      </w:r>
-    </w:p>
-    <w:p>
-      <w:pPr>
-        <w:pStyle w:val="SourceCode"/>
-      </w:pPr>
-      <w:r>
-        <w:rPr>
-          <w:rStyle w:val="VerbatimChar"/>
-        </w:rPr>
-        <w:t xml:space="preserve"># 4. Запустіть процес, що ігнорує SIGTERM</w:t>
-      </w:r>
-      <w:r>
-        <w:br/>
-      </w:r>
-      <w:r>
-        <w:rPr>
-          <w:rStyle w:val="VerbatimChar"/>
-        </w:rPr>
-        <w:t xml:space="preserve">cat &gt; stubborn.sh &lt;&lt; 'EOF'</w:t>
-      </w:r>
-      <w:r>
-        <w:br/>
-      </w:r>
-      <w:r>
-        <w:rPr>
-          <w:rStyle w:val="VerbatimChar"/>
-        </w:rPr>
-        <w:t xml:space="preserve">#!/bin/bash</w:t>
-      </w:r>
-      <w:r>
-        <w:br/>
-      </w:r>
-      <w:r>
-        <w:rPr>
-          <w:rStyle w:val="VerbatimChar"/>
-        </w:rPr>
-        <w:t xml:space="preserve">trap '' SIGTERM  # Ігноруємо SIGTERM</w:t>
-      </w:r>
-      <w:r>
-        <w:br/>
-      </w:r>
-      <w:r>
-        <w:rPr>
-          <w:rStyle w:val="VerbatimChar"/>
-        </w:rPr>
-        <w:t xml:space="preserve">echo "PID: $$ - I ignore SIGTERM! Use SIGKILL to stop me."</w:t>
-      </w:r>
-      <w:r>
-        <w:br/>
-      </w:r>
-      <w:r>
-        <w:rPr>
-          <w:rStyle w:val="VerbatimChar"/>
-        </w:rPr>
-        <w:t xml:space="preserve">while true; do sleep 1; done</w:t>
-      </w:r>
-      <w:r>
-        <w:br/>
-      </w:r>
-      <w:r>
-        <w:rPr>
-          <w:rStyle w:val="VerbatimChar"/>
-        </w:rPr>
-        <w:t xml:space="preserve">EOF</w:t>
-      </w:r>
-      <w:r>
-        <w:br/>
-      </w:r>
-      <w:r>
-        <w:rPr>
-          <w:rStyle w:val="VerbatimChar"/>
-        </w:rPr>
-        <w:t xml:space="preserve">chmod +x stubborn.sh</w:t>
-      </w:r>
-      <w:r>
-        <w:br/>
-      </w:r>
-      <w:r>
-        <w:br/>
-      </w:r>
-      <w:r>
-        <w:rPr>
-          <w:rStyle w:val="VerbatimChar"/>
-        </w:rPr>
-        <w:t xml:space="preserve">./stubborn.sh &amp;</w:t>
-      </w:r>
-      <w:r>
-        <w:br/>
-      </w:r>
-      <w:r>
-        <w:rPr>
-          <w:rStyle w:val="VerbatimChar"/>
-        </w:rPr>
-        <w:t xml:space="preserve">STUBBORN_PID=$!</w:t>
-      </w:r>
-      <w:r>
-        <w:br/>
-      </w:r>
-      <w:r>
-        <w:br/>
-      </w:r>
-      <w:r>
-        <w:rPr>
-          <w:rStyle w:val="VerbatimChar"/>
-        </w:rPr>
-        <w:t xml:space="preserve"># 5. Спробуйте SIGTERM</w:t>
-      </w:r>
-      <w:r>
-        <w:br/>
-      </w:r>
-      <w:r>
-        <w:rPr>
-          <w:rStyle w:val="VerbatimChar"/>
-        </w:rPr>
-        <w:t xml:space="preserve">kill $STUBBORN_PID</w:t>
-      </w:r>
-      <w:r>
-        <w:br/>
-      </w:r>
-      <w:r>
-        <w:rPr>
-          <w:rStyle w:val="VerbatimChar"/>
-        </w:rPr>
-        <w:t xml:space="preserve">ps -p $STUBBORN_PID  # Ще працює!</w:t>
-      </w:r>
-      <w:r>
-        <w:br/>
-      </w:r>
-      <w:r>
-        <w:br/>
-      </w:r>
-      <w:r>
-        <w:rPr>
-          <w:rStyle w:val="VerbatimChar"/>
-        </w:rPr>
-        <w:t xml:space="preserve"># 6. Використайте SIGKILL</w:t>
-      </w:r>
-      <w:r>
-        <w:br/>
-      </w:r>
-      <w:r>
-        <w:rPr>
-          <w:rStyle w:val="VerbatimChar"/>
-        </w:rPr>
-        <w:t xml:space="preserve">kill -9 $STUBBORN_PID</w:t>
-      </w:r>
-      <w:r>
-        <w:br/>
-      </w:r>
-      <w:r>
-        <w:rPr>
-          <w:rStyle w:val="VerbatimChar"/>
-        </w:rPr>
-        <w:t xml:space="preserve">ps -p $STUBBORN_PID  # Тепер завершено</w:t>
-      </w:r>
-      <w:r>
-        <w:br/>
-      </w:r>
-      <w:r>
-        <w:br/>
-      </w:r>
-      <w:r>
-        <w:rPr>
-          <w:rStyle w:val="VerbatimChar"/>
-        </w:rPr>
-        <w:t xml:space="preserve"># Запишіть у звіт: чому SIGKILL завжди працює?</w:t>
-      </w:r>
+      </w:pPr>
     </w:p>
     <w:bookmarkEnd w:id="22"/>
     <w:bookmarkStart w:id="23" w:name="сигнали-stop-та-cont"/>
@@ -2332,158 +3347,225 @@
     </w:p>
     <w:p>
       <w:pPr>
-        <w:pStyle w:val="SourceCode"/>
-      </w:pPr>
-      <w:r>
+        <w:spacing w:before="0" w:after="0" w:line="120" w:lineRule="exact"/>
         <w:rPr>
-          <w:rStyle w:val="VerbatimChar"/>
+          <w:sz w:val="4"/>
+          <w:szCs w:val="4"/>
         </w:rPr>
-        <w:t xml:space="preserve"># 1. Запустіть процес</w:t>
-      </w:r>
-      <w:r>
-        <w:br/>
-      </w:r>
-      <w:r>
+      </w:pPr>
+    </w:p>
+    <w:tbl>
+      <w:tblPr>
+        <w:tblStyle w:val="SourceCodeTable"/>
+        <w:tblW w:type="dxa" w:w="9637"/>
+        <w:tblInd w:w="0" w:type="dxa"/>
+        <w:tblBorders>
+          <w:top w:color="BFBFBF" w:space="0" w:sz="4" w:val="single"/>
+          <w:left w:color="BFBFBF" w:space="0" w:sz="4" w:val="single"/>
+          <w:bottom w:color="BFBFBF" w:space="0" w:sz="4" w:val="single"/>
+          <w:right w:color="BFBFBF" w:space="0" w:sz="4" w:val="single"/>
+        </w:tblBorders>
+        <w:shd w:color="auto" w:fill="F4F4F4" w:val="clear"/>
+        <w:tblLayout w:type="fixed"/>
+        <w:tblCellMar>
+          <w:top w:type="dxa" w:w="113"/>
+          <w:left w:type="dxa" w:w="113"/>
+          <w:bottom w:type="dxa" w:w="113"/>
+          <w:right w:type="dxa" w:w="113"/>
+        </w:tblCellMar>
+        <w:tblLook w:val="0000" w:firstRow="0" w:lastRow="0" w:firstColumn="0" w:lastColumn="0" w:noHBand="1" w:noVBand="1"/>
+      </w:tblPr>
+      <w:tblGrid>
+        <w:gridCol w:w="9637"/>
+      </w:tblGrid>
+      <w:tr>
+        <w:tc>
+          <w:tcPr>
+            <w:tcW w:type="dxa" w:w="9637"/>
+            <w:shd w:color="auto" w:fill="F4F4F4" w:val="clear"/>
+          </w:tcPr>
+          <w:p>
+            <w:pPr>
+              <w:pStyle w:val="SourceCode"/>
+              <w:spacing w:before="0" w:after="0" w:line="200" w:lineRule="auto"/>
+            </w:pPr>
+            <w:r>
+              <w:t xml:space="preserve"># 1. Запустіть процес</w:t>
+            </w:r>
+          </w:p>
+          <w:p>
+            <w:pPr>
+              <w:pStyle w:val="SourceCode"/>
+              <w:spacing w:before="0" w:after="0" w:line="200" w:lineRule="auto"/>
+            </w:pPr>
+            <w:r>
+              <w:t xml:space="preserve">./cpu_load.sh &amp;</w:t>
+            </w:r>
+          </w:p>
+          <w:p>
+            <w:pPr>
+              <w:pStyle w:val="SourceCode"/>
+              <w:spacing w:before="0" w:after="0" w:line="200" w:lineRule="auto"/>
+            </w:pPr>
+            <w:r>
+              <w:t xml:space="preserve">PID=$!</w:t>
+            </w:r>
+          </w:p>
+          <w:p>
+            <w:pPr>
+              <w:pStyle w:val="SourceCode"/>
+              <w:spacing w:before="0" w:after="0" w:line="200" w:lineRule="auto"/>
+            </w:pPr>
+          </w:p>
+          <w:p>
+            <w:pPr>
+              <w:pStyle w:val="SourceCode"/>
+              <w:spacing w:before="0" w:after="0" w:line="200" w:lineRule="auto"/>
+            </w:pPr>
+            <w:r>
+              <w:t xml:space="preserve"># 2. Подивіться його стан в top (R - running)</w:t>
+            </w:r>
+          </w:p>
+          <w:p>
+            <w:pPr>
+              <w:pStyle w:val="SourceCode"/>
+              <w:spacing w:before="0" w:after="0" w:line="200" w:lineRule="auto"/>
+            </w:pPr>
+            <w:r>
+              <w:t xml:space="preserve">ps -o pid,stat,cmd -p $PID</w:t>
+            </w:r>
+          </w:p>
+          <w:p>
+            <w:pPr>
+              <w:pStyle w:val="SourceCode"/>
+              <w:spacing w:before="0" w:after="0" w:line="200" w:lineRule="auto"/>
+            </w:pPr>
+          </w:p>
+          <w:p>
+            <w:pPr>
+              <w:pStyle w:val="SourceCode"/>
+              <w:spacing w:before="0" w:after="0" w:line="200" w:lineRule="auto"/>
+            </w:pPr>
+            <w:r>
+              <w:t xml:space="preserve"># 3. Призупиніть процес</w:t>
+            </w:r>
+          </w:p>
+          <w:p>
+            <w:pPr>
+              <w:pStyle w:val="SourceCode"/>
+              <w:spacing w:before="0" w:after="0" w:line="200" w:lineRule="auto"/>
+            </w:pPr>
+            <w:r>
+              <w:t xml:space="preserve">kill -STOP $PID</w:t>
+            </w:r>
+          </w:p>
+          <w:p>
+            <w:pPr>
+              <w:pStyle w:val="SourceCode"/>
+              <w:spacing w:before="0" w:after="0" w:line="200" w:lineRule="auto"/>
+            </w:pPr>
+          </w:p>
+          <w:p>
+            <w:pPr>
+              <w:pStyle w:val="SourceCode"/>
+              <w:spacing w:before="0" w:after="0" w:line="200" w:lineRule="auto"/>
+            </w:pPr>
+            <w:r>
+              <w:t xml:space="preserve"># 4. Перевірте стан (T - stopped)</w:t>
+            </w:r>
+          </w:p>
+          <w:p>
+            <w:pPr>
+              <w:pStyle w:val="SourceCode"/>
+              <w:spacing w:before="0" w:after="0" w:line="200" w:lineRule="auto"/>
+            </w:pPr>
+            <w:r>
+              <w:t xml:space="preserve">ps -o pid,stat,cmd -p $PID</w:t>
+            </w:r>
+          </w:p>
+          <w:p>
+            <w:pPr>
+              <w:pStyle w:val="SourceCode"/>
+              <w:spacing w:before="0" w:after="0" w:line="200" w:lineRule="auto"/>
+            </w:pPr>
+          </w:p>
+          <w:p>
+            <w:pPr>
+              <w:pStyle w:val="SourceCode"/>
+              <w:spacing w:before="0" w:after="0" w:line="200" w:lineRule="auto"/>
+            </w:pPr>
+            <w:r>
+              <w:t xml:space="preserve"># 5. Продовжіть виконання</w:t>
+            </w:r>
+          </w:p>
+          <w:p>
+            <w:pPr>
+              <w:pStyle w:val="SourceCode"/>
+              <w:spacing w:before="0" w:after="0" w:line="200" w:lineRule="auto"/>
+            </w:pPr>
+            <w:r>
+              <w:t xml:space="preserve">kill -CONT $PID</w:t>
+            </w:r>
+          </w:p>
+          <w:p>
+            <w:pPr>
+              <w:pStyle w:val="SourceCode"/>
+              <w:spacing w:before="0" w:after="0" w:line="200" w:lineRule="auto"/>
+            </w:pPr>
+          </w:p>
+          <w:p>
+            <w:pPr>
+              <w:pStyle w:val="SourceCode"/>
+              <w:spacing w:before="0" w:after="0" w:line="200" w:lineRule="auto"/>
+            </w:pPr>
+            <w:r>
+              <w:t xml:space="preserve"># 6. Перевірте стан знову (R - running)</w:t>
+            </w:r>
+          </w:p>
+          <w:p>
+            <w:pPr>
+              <w:pStyle w:val="SourceCode"/>
+              <w:spacing w:before="0" w:after="0" w:line="200" w:lineRule="auto"/>
+            </w:pPr>
+            <w:r>
+              <w:t xml:space="preserve">ps -o pid,stat,cmd -p $PID</w:t>
+            </w:r>
+          </w:p>
+          <w:p>
+            <w:pPr>
+              <w:pStyle w:val="SourceCode"/>
+              <w:spacing w:before="0" w:after="0" w:line="200" w:lineRule="auto"/>
+            </w:pPr>
+          </w:p>
+          <w:p>
+            <w:pPr>
+              <w:pStyle w:val="SourceCode"/>
+              <w:spacing w:before="0" w:after="0" w:line="200" w:lineRule="auto"/>
+            </w:pPr>
+            <w:r>
+              <w:t xml:space="preserve"># 7. Завершіть</w:t>
+            </w:r>
+          </w:p>
+          <w:p>
+            <w:pPr>
+              <w:pStyle w:val="SourceCode"/>
+              <w:spacing w:before="0" w:after="0" w:line="200" w:lineRule="auto"/>
+            </w:pPr>
+            <w:r>
+              <w:t xml:space="preserve">kill $PID</w:t>
+            </w:r>
+          </w:p>
+        </w:tc>
+      </w:tr>
+    </w:tbl>
+    <w:p>
+      <w:pPr>
+        <w:spacing w:before="0" w:after="0" w:line="120" w:lineRule="exact"/>
         <w:rPr>
-          <w:rStyle w:val="VerbatimChar"/>
+          <w:sz w:val="4"/>
+          <w:szCs w:val="4"/>
         </w:rPr>
-        <w:t xml:space="preserve">./cpu_load.sh &amp;</w:t>
-      </w:r>
-      <w:r>
-        <w:br/>
-      </w:r>
-      <w:r>
-        <w:rPr>
-          <w:rStyle w:val="VerbatimChar"/>
-        </w:rPr>
-        <w:t xml:space="preserve">PID=$!</w:t>
-      </w:r>
-      <w:r>
-        <w:br/>
-      </w:r>
-      <w:r>
-        <w:br/>
-      </w:r>
-      <w:r>
-        <w:rPr>
-          <w:rStyle w:val="VerbatimChar"/>
-        </w:rPr>
-        <w:t xml:space="preserve"># 2. Подивіться його стан в top (R - running)</w:t>
-      </w:r>
-      <w:r>
-        <w:br/>
-      </w:r>
-      <w:r>
-        <w:rPr>
-          <w:rStyle w:val="VerbatimChar"/>
-        </w:rPr>
-        <w:t xml:space="preserve">ps -o pid,stat,cmd -p $PID</w:t>
-      </w:r>
-      <w:r>
-        <w:br/>
-      </w:r>
-      <w:r>
-        <w:br/>
-      </w:r>
-      <w:r>
-        <w:rPr>
-          <w:rStyle w:val="VerbatimChar"/>
-        </w:rPr>
-        <w:t xml:space="preserve"># 3. Призупиніть процес</w:t>
-      </w:r>
-      <w:r>
-        <w:br/>
-      </w:r>
-      <w:r>
-        <w:rPr>
-          <w:rStyle w:val="VerbatimChar"/>
-        </w:rPr>
-        <w:t xml:space="preserve">kill -STOP $PID</w:t>
-      </w:r>
-      <w:r>
-        <w:br/>
-      </w:r>
-      <w:r>
-        <w:br/>
-      </w:r>
-      <w:r>
-        <w:rPr>
-          <w:rStyle w:val="VerbatimChar"/>
-        </w:rPr>
-        <w:t xml:space="preserve"># 4. Перевірте стан (T - stopped)</w:t>
-      </w:r>
-      <w:r>
-        <w:br/>
-      </w:r>
-      <w:r>
-        <w:rPr>
-          <w:rStyle w:val="VerbatimChar"/>
-        </w:rPr>
-        <w:t xml:space="preserve">ps -o pid,stat,cmd -p $PID</w:t>
-      </w:r>
-      <w:r>
-        <w:br/>
-      </w:r>
-      <w:r>
-        <w:br/>
-      </w:r>
-      <w:r>
-        <w:rPr>
-          <w:rStyle w:val="VerbatimChar"/>
-        </w:rPr>
-        <w:t xml:space="preserve"># 5. Продовжіть виконання</w:t>
-      </w:r>
-      <w:r>
-        <w:br/>
-      </w:r>
-      <w:r>
-        <w:rPr>
-          <w:rStyle w:val="VerbatimChar"/>
-        </w:rPr>
-        <w:t xml:space="preserve">kill -CONT $PID</w:t>
-      </w:r>
-      <w:r>
-        <w:br/>
-      </w:r>
-      <w:r>
-        <w:br/>
-      </w:r>
-      <w:r>
-        <w:rPr>
-          <w:rStyle w:val="VerbatimChar"/>
-        </w:rPr>
-        <w:t xml:space="preserve"># 6. Перевірте стан знову (R - running)</w:t>
-      </w:r>
-      <w:r>
-        <w:br/>
-      </w:r>
-      <w:r>
-        <w:rPr>
-          <w:rStyle w:val="VerbatimChar"/>
-        </w:rPr>
-        <w:t xml:space="preserve">ps -o pid,stat,cmd -p $PID</w:t>
-      </w:r>
-      <w:r>
-        <w:br/>
-      </w:r>
-      <w:r>
-        <w:br/>
-      </w:r>
-      <w:r>
-        <w:rPr>
-          <w:rStyle w:val="VerbatimChar"/>
-        </w:rPr>
-        <w:t xml:space="preserve"># 7. Завершіть</w:t>
-      </w:r>
-      <w:r>
-        <w:br/>
-      </w:r>
-      <w:r>
-        <w:rPr>
-          <w:rStyle w:val="VerbatimChar"/>
-        </w:rPr>
-        <w:t xml:space="preserve">kill $PID</w:t>
-      </w:r>
+      </w:pPr>
     </w:p>
     <w:bookmarkEnd w:id="23"/>
     <w:bookmarkEnd w:id="24"/>
@@ -2507,74 +3589,129 @@
     </w:p>
     <w:p>
       <w:pPr>
-        <w:pStyle w:val="SourceCode"/>
-      </w:pPr>
-      <w:r>
+        <w:spacing w:before="0" w:after="0" w:line="120" w:lineRule="exact"/>
         <w:rPr>
-          <w:rStyle w:val="VerbatimChar"/>
+          <w:sz w:val="4"/>
+          <w:szCs w:val="4"/>
         </w:rPr>
-        <w:t xml:space="preserve"># 1. Подивіться nice values процесів</w:t>
-      </w:r>
-      <w:r>
-        <w:br/>
-      </w:r>
-      <w:r>
+      </w:pPr>
+    </w:p>
+    <w:tbl>
+      <w:tblPr>
+        <w:tblStyle w:val="SourceCodeTable"/>
+        <w:tblW w:type="dxa" w:w="9637"/>
+        <w:tblInd w:w="0" w:type="dxa"/>
+        <w:tblBorders>
+          <w:top w:color="BFBFBF" w:space="0" w:sz="4" w:val="single"/>
+          <w:left w:color="BFBFBF" w:space="0" w:sz="4" w:val="single"/>
+          <w:bottom w:color="BFBFBF" w:space="0" w:sz="4" w:val="single"/>
+          <w:right w:color="BFBFBF" w:space="0" w:sz="4" w:val="single"/>
+        </w:tblBorders>
+        <w:shd w:color="auto" w:fill="F4F4F4" w:val="clear"/>
+        <w:tblLayout w:type="fixed"/>
+        <w:tblCellMar>
+          <w:top w:type="dxa" w:w="113"/>
+          <w:left w:type="dxa" w:w="113"/>
+          <w:bottom w:type="dxa" w:w="113"/>
+          <w:right w:type="dxa" w:w="113"/>
+        </w:tblCellMar>
+        <w:tblLook w:val="0000" w:firstRow="0" w:lastRow="0" w:firstColumn="0" w:lastColumn="0" w:noHBand="1" w:noVBand="1"/>
+      </w:tblPr>
+      <w:tblGrid>
+        <w:gridCol w:w="9637"/>
+      </w:tblGrid>
+      <w:tr>
+        <w:tc>
+          <w:tcPr>
+            <w:tcW w:type="dxa" w:w="9637"/>
+            <w:shd w:color="auto" w:fill="F4F4F4" w:val="clear"/>
+          </w:tcPr>
+          <w:p>
+            <w:pPr>
+              <w:pStyle w:val="SourceCode"/>
+              <w:spacing w:before="0" w:after="0" w:line="200" w:lineRule="auto"/>
+            </w:pPr>
+            <w:r>
+              <w:t xml:space="preserve"># 1. Подивіться nice values процесів</w:t>
+            </w:r>
+          </w:p>
+          <w:p>
+            <w:pPr>
+              <w:pStyle w:val="SourceCode"/>
+              <w:spacing w:before="0" w:after="0" w:line="200" w:lineRule="auto"/>
+            </w:pPr>
+            <w:r>
+              <w:t xml:space="preserve">ps -eo pid,ni,cmd | head -20</w:t>
+            </w:r>
+          </w:p>
+          <w:p>
+            <w:pPr>
+              <w:pStyle w:val="SourceCode"/>
+              <w:spacing w:before="0" w:after="0" w:line="200" w:lineRule="auto"/>
+            </w:pPr>
+          </w:p>
+          <w:p>
+            <w:pPr>
+              <w:pStyle w:val="SourceCode"/>
+              <w:spacing w:before="0" w:after="0" w:line="200" w:lineRule="auto"/>
+            </w:pPr>
+            <w:r>
+              <w:t xml:space="preserve"># 2. Подивіться пріоритет конкретного процесу</w:t>
+            </w:r>
+          </w:p>
+          <w:p>
+            <w:pPr>
+              <w:pStyle w:val="SourceCode"/>
+              <w:spacing w:before="0" w:after="0" w:line="200" w:lineRule="auto"/>
+            </w:pPr>
+            <w:r>
+              <w:t xml:space="preserve">ps -o pid,ni,pri,cmd -p 1</w:t>
+            </w:r>
+          </w:p>
+          <w:p>
+            <w:pPr>
+              <w:pStyle w:val="SourceCode"/>
+              <w:spacing w:before="0" w:after="0" w:line="200" w:lineRule="auto"/>
+            </w:pPr>
+          </w:p>
+          <w:p>
+            <w:pPr>
+              <w:pStyle w:val="SourceCode"/>
+              <w:spacing w:before="0" w:after="0" w:line="200" w:lineRule="auto"/>
+            </w:pPr>
+            <w:r>
+              <w:t xml:space="preserve"># Запишіть у звіт:</w:t>
+            </w:r>
+          </w:p>
+          <w:p>
+            <w:pPr>
+              <w:pStyle w:val="SourceCode"/>
+              <w:spacing w:before="0" w:after="0" w:line="200" w:lineRule="auto"/>
+            </w:pPr>
+            <w:r>
+              <w:t xml:space="preserve"># - Який nice value у процесу init/systemd?</w:t>
+            </w:r>
+          </w:p>
+          <w:p>
+            <w:pPr>
+              <w:pStyle w:val="SourceCode"/>
+              <w:spacing w:before="0" w:after="0" w:line="200" w:lineRule="auto"/>
+            </w:pPr>
+            <w:r>
+              <w:t xml:space="preserve"># - Що означають колонки NI та PRI?</w:t>
+            </w:r>
+          </w:p>
+        </w:tc>
+      </w:tr>
+    </w:tbl>
+    <w:p>
+      <w:pPr>
+        <w:spacing w:before="0" w:after="0" w:line="120" w:lineRule="exact"/>
         <w:rPr>
-          <w:rStyle w:val="VerbatimChar"/>
+          <w:sz w:val="4"/>
+          <w:szCs w:val="4"/>
         </w:rPr>
-        <w:t xml:space="preserve">ps -eo pid,ni,cmd | head -20</w:t>
-      </w:r>
-      <w:r>
-        <w:br/>
-      </w:r>
-      <w:r>
-        <w:br/>
-      </w:r>
-      <w:r>
-        <w:rPr>
-          <w:rStyle w:val="VerbatimChar"/>
-        </w:rPr>
-        <w:t xml:space="preserve"># 2. Подивіться пріоритет конкретного процесу</w:t>
-      </w:r>
-      <w:r>
-        <w:br/>
-      </w:r>
-      <w:r>
-        <w:rPr>
-          <w:rStyle w:val="VerbatimChar"/>
-        </w:rPr>
-        <w:t xml:space="preserve">ps -o pid,ni,pri,cmd -p 1</w:t>
-      </w:r>
-      <w:r>
-        <w:br/>
-      </w:r>
-      <w:r>
-        <w:br/>
-      </w:r>
-      <w:r>
-        <w:rPr>
-          <w:rStyle w:val="VerbatimChar"/>
-        </w:rPr>
-        <w:t xml:space="preserve"># Запишіть у звіт:</w:t>
-      </w:r>
-      <w:r>
-        <w:br/>
-      </w:r>
-      <w:r>
-        <w:rPr>
-          <w:rStyle w:val="VerbatimChar"/>
-        </w:rPr>
-        <w:t xml:space="preserve"># - Який nice value у процесу init/systemd?</w:t>
-      </w:r>
-      <w:r>
-        <w:br/>
-      </w:r>
-      <w:r>
-        <w:rPr>
-          <w:rStyle w:val="VerbatimChar"/>
-        </w:rPr>
-        <w:t xml:space="preserve"># - Що означають колонки NI та PRI?</w:t>
-      </w:r>
+      </w:pPr>
     </w:p>
     <w:bookmarkEnd w:id="25"/>
     <w:bookmarkStart w:id="26" w:name="запуск-з-різними-пріоритетами"/>
@@ -2588,191 +3725,255 @@
     </w:p>
     <w:p>
       <w:pPr>
-        <w:pStyle w:val="SourceCode"/>
-      </w:pPr>
-      <w:r>
+        <w:spacing w:before="0" w:after="0" w:line="120" w:lineRule="exact"/>
         <w:rPr>
-          <w:rStyle w:val="VerbatimChar"/>
+          <w:sz w:val="4"/>
+          <w:szCs w:val="4"/>
         </w:rPr>
-        <w:t xml:space="preserve"># 1. Запустіть процес зі звичайним пріоритетом</w:t>
-      </w:r>
-      <w:r>
-        <w:br/>
-      </w:r>
-      <w:r>
+      </w:pPr>
+    </w:p>
+    <w:tbl>
+      <w:tblPr>
+        <w:tblStyle w:val="SourceCodeTable"/>
+        <w:tblW w:type="dxa" w:w="9637"/>
+        <w:tblInd w:w="0" w:type="dxa"/>
+        <w:tblBorders>
+          <w:top w:color="BFBFBF" w:space="0" w:sz="4" w:val="single"/>
+          <w:left w:color="BFBFBF" w:space="0" w:sz="4" w:val="single"/>
+          <w:bottom w:color="BFBFBF" w:space="0" w:sz="4" w:val="single"/>
+          <w:right w:color="BFBFBF" w:space="0" w:sz="4" w:val="single"/>
+        </w:tblBorders>
+        <w:shd w:color="auto" w:fill="F4F4F4" w:val="clear"/>
+        <w:tblLayout w:type="fixed"/>
+        <w:tblCellMar>
+          <w:top w:type="dxa" w:w="113"/>
+          <w:left w:type="dxa" w:w="113"/>
+          <w:bottom w:type="dxa" w:w="113"/>
+          <w:right w:type="dxa" w:w="113"/>
+        </w:tblCellMar>
+        <w:tblLook w:val="0000" w:firstRow="0" w:lastRow="0" w:firstColumn="0" w:lastColumn="0" w:noHBand="1" w:noVBand="1"/>
+      </w:tblPr>
+      <w:tblGrid>
+        <w:gridCol w:w="9637"/>
+      </w:tblGrid>
+      <w:tr>
+        <w:tc>
+          <w:tcPr>
+            <w:tcW w:type="dxa" w:w="9637"/>
+            <w:shd w:color="auto" w:fill="F4F4F4" w:val="clear"/>
+          </w:tcPr>
+          <w:p>
+            <w:pPr>
+              <w:pStyle w:val="SourceCode"/>
+              <w:spacing w:before="0" w:after="0" w:line="200" w:lineRule="auto"/>
+            </w:pPr>
+            <w:r>
+              <w:t xml:space="preserve"># 1. Запустіть процес зі звичайним пріоритетом</w:t>
+            </w:r>
+          </w:p>
+          <w:p>
+            <w:pPr>
+              <w:pStyle w:val="SourceCode"/>
+              <w:spacing w:before="0" w:after="0" w:line="200" w:lineRule="auto"/>
+            </w:pPr>
+            <w:r>
+              <w:t xml:space="preserve">./cpu_load.sh &amp;</w:t>
+            </w:r>
+          </w:p>
+          <w:p>
+            <w:pPr>
+              <w:pStyle w:val="SourceCode"/>
+              <w:spacing w:before="0" w:after="0" w:line="200" w:lineRule="auto"/>
+            </w:pPr>
+            <w:r>
+              <w:t xml:space="preserve">PID_NORMAL=$!</w:t>
+            </w:r>
+          </w:p>
+          <w:p>
+            <w:pPr>
+              <w:pStyle w:val="SourceCode"/>
+              <w:spacing w:before="0" w:after="0" w:line="200" w:lineRule="auto"/>
+            </w:pPr>
+            <w:r>
+              <w:t xml:space="preserve">echo "Normal priority PID: $PID_NORMAL"</w:t>
+            </w:r>
+          </w:p>
+          <w:p>
+            <w:pPr>
+              <w:pStyle w:val="SourceCode"/>
+              <w:spacing w:before="0" w:after="0" w:line="200" w:lineRule="auto"/>
+            </w:pPr>
+          </w:p>
+          <w:p>
+            <w:pPr>
+              <w:pStyle w:val="SourceCode"/>
+              <w:spacing w:before="0" w:after="0" w:line="200" w:lineRule="auto"/>
+            </w:pPr>
+            <w:r>
+              <w:t xml:space="preserve"># 2. Запустіть процес з низьким пріоритетом (nice = 19)</w:t>
+            </w:r>
+          </w:p>
+          <w:p>
+            <w:pPr>
+              <w:pStyle w:val="SourceCode"/>
+              <w:spacing w:before="0" w:after="0" w:line="200" w:lineRule="auto"/>
+            </w:pPr>
+            <w:r>
+              <w:t xml:space="preserve">nice -n 19 ./cpu_load.sh &amp;</w:t>
+            </w:r>
+          </w:p>
+          <w:p>
+            <w:pPr>
+              <w:pStyle w:val="SourceCode"/>
+              <w:spacing w:before="0" w:after="0" w:line="200" w:lineRule="auto"/>
+            </w:pPr>
+            <w:r>
+              <w:t xml:space="preserve">PID_LOW=$!</w:t>
+            </w:r>
+          </w:p>
+          <w:p>
+            <w:pPr>
+              <w:pStyle w:val="SourceCode"/>
+              <w:spacing w:before="0" w:after="0" w:line="200" w:lineRule="auto"/>
+            </w:pPr>
+            <w:r>
+              <w:t xml:space="preserve">echo "Low priority PID: $PID_LOW"</w:t>
+            </w:r>
+          </w:p>
+          <w:p>
+            <w:pPr>
+              <w:pStyle w:val="SourceCode"/>
+              <w:spacing w:before="0" w:after="0" w:line="200" w:lineRule="auto"/>
+            </w:pPr>
+          </w:p>
+          <w:p>
+            <w:pPr>
+              <w:pStyle w:val="SourceCode"/>
+              <w:spacing w:before="0" w:after="0" w:line="200" w:lineRule="auto"/>
+            </w:pPr>
+            <w:r>
+              <w:t xml:space="preserve"># 3. Запустіть процес з високим пріоритетом (потрібен sudo)</w:t>
+            </w:r>
+          </w:p>
+          <w:p>
+            <w:pPr>
+              <w:pStyle w:val="SourceCode"/>
+              <w:spacing w:before="0" w:after="0" w:line="200" w:lineRule="auto"/>
+            </w:pPr>
+            <w:r>
+              <w:t xml:space="preserve">sudo nice -n -10 ./cpu_load.sh &amp;</w:t>
+            </w:r>
+          </w:p>
+          <w:p>
+            <w:pPr>
+              <w:pStyle w:val="SourceCode"/>
+              <w:spacing w:before="0" w:after="0" w:line="200" w:lineRule="auto"/>
+            </w:pPr>
+            <w:r>
+              <w:t xml:space="preserve">PID_HIGH=$!</w:t>
+            </w:r>
+          </w:p>
+          <w:p>
+            <w:pPr>
+              <w:pStyle w:val="SourceCode"/>
+              <w:spacing w:before="0" w:after="0" w:line="200" w:lineRule="auto"/>
+            </w:pPr>
+            <w:r>
+              <w:t xml:space="preserve">echo "High priority PID: $PID_HIGH"</w:t>
+            </w:r>
+          </w:p>
+          <w:p>
+            <w:pPr>
+              <w:pStyle w:val="SourceCode"/>
+              <w:spacing w:before="0" w:after="0" w:line="200" w:lineRule="auto"/>
+            </w:pPr>
+          </w:p>
+          <w:p>
+            <w:pPr>
+              <w:pStyle w:val="SourceCode"/>
+              <w:spacing w:before="0" w:after="0" w:line="200" w:lineRule="auto"/>
+            </w:pPr>
+            <w:r>
+              <w:t xml:space="preserve"># 4. Порівняйте в top</w:t>
+            </w:r>
+          </w:p>
+          <w:p>
+            <w:pPr>
+              <w:pStyle w:val="SourceCode"/>
+              <w:spacing w:before="0" w:after="0" w:line="200" w:lineRule="auto"/>
+            </w:pPr>
+            <w:r>
+              <w:t xml:space="preserve">top -p $PID_NORMAL,$PID_LOW,$PID_HIGH</w:t>
+            </w:r>
+          </w:p>
+          <w:p>
+            <w:pPr>
+              <w:pStyle w:val="SourceCode"/>
+              <w:spacing w:before="0" w:after="0" w:line="200" w:lineRule="auto"/>
+            </w:pPr>
+          </w:p>
+          <w:p>
+            <w:pPr>
+              <w:pStyle w:val="SourceCode"/>
+              <w:spacing w:before="0" w:after="0" w:line="200" w:lineRule="auto"/>
+            </w:pPr>
+            <w:r>
+              <w:t xml:space="preserve"># Зверніть увагу на колонку NI та %CPU</w:t>
+            </w:r>
+          </w:p>
+          <w:p>
+            <w:pPr>
+              <w:pStyle w:val="SourceCode"/>
+              <w:spacing w:before="0" w:after="0" w:line="200" w:lineRule="auto"/>
+            </w:pPr>
+            <w:r>
+              <w:t xml:space="preserve"># Процес з вищим пріоритетом отримує більше CPU</w:t>
+            </w:r>
+          </w:p>
+          <w:p>
+            <w:pPr>
+              <w:pStyle w:val="SourceCode"/>
+              <w:spacing w:before="0" w:after="0" w:line="200" w:lineRule="auto"/>
+            </w:pPr>
+          </w:p>
+          <w:p>
+            <w:pPr>
+              <w:pStyle w:val="SourceCode"/>
+              <w:spacing w:before="0" w:after="0" w:line="200" w:lineRule="auto"/>
+            </w:pPr>
+            <w:r>
+              <w:t xml:space="preserve"># 5. Завершіть всі</w:t>
+            </w:r>
+          </w:p>
+          <w:p>
+            <w:pPr>
+              <w:pStyle w:val="SourceCode"/>
+              <w:spacing w:before="0" w:after="0" w:line="200" w:lineRule="auto"/>
+            </w:pPr>
+            <w:r>
+              <w:t xml:space="preserve">kill $PID_NORMAL $PID_LOW</w:t>
+            </w:r>
+          </w:p>
+          <w:p>
+            <w:pPr>
+              <w:pStyle w:val="SourceCode"/>
+              <w:spacing w:before="0" w:after="0" w:line="200" w:lineRule="auto"/>
+            </w:pPr>
+            <w:r>
+              <w:t xml:space="preserve">sudo kill $PID_HIGH</w:t>
+            </w:r>
+          </w:p>
+        </w:tc>
+      </w:tr>
+    </w:tbl>
+    <w:p>
+      <w:pPr>
+        <w:spacing w:before="0" w:after="0" w:line="120" w:lineRule="exact"/>
         <w:rPr>
-          <w:rStyle w:val="VerbatimChar"/>
+          <w:sz w:val="4"/>
+          <w:szCs w:val="4"/>
         </w:rPr>
-        <w:t xml:space="preserve">./cpu_load.sh &amp;</w:t>
-      </w:r>
-      <w:r>
-        <w:br/>
-      </w:r>
-      <w:r>
-        <w:rPr>
-          <w:rStyle w:val="VerbatimChar"/>
-        </w:rPr>
-        <w:t xml:space="preserve">PID_NORMAL=$!</w:t>
-      </w:r>
-      <w:r>
-        <w:br/>
-      </w:r>
-      <w:r>
-        <w:rPr>
-          <w:rStyle w:val="VerbatimChar"/>
-        </w:rPr>
-        <w:t xml:space="preserve">echo "Normal priority PID: $PID_NORMAL"</w:t>
-      </w:r>
-      <w:r>
-        <w:br/>
-      </w:r>
-      <w:r>
-        <w:br/>
-      </w:r>
-      <w:r>
-        <w:rPr>
-          <w:rStyle w:val="VerbatimChar"/>
-        </w:rPr>
-        <w:t xml:space="preserve"># 2. Запустіть процес з низьким пріоритетом (nice = 19)</w:t>
-      </w:r>
-      <w:r>
-        <w:br/>
-      </w:r>
-      <w:r>
-        <w:rPr>
-          <w:rStyle w:val="VerbatimChar"/>
-        </w:rPr>
-        <w:t xml:space="preserve">nice -n 19 ./cpu_load.sh &amp;</w:t>
-      </w:r>
-      <w:r>
-        <w:br/>
-      </w:r>
-      <w:r>
-        <w:rPr>
-          <w:rStyle w:val="VerbatimChar"/>
-        </w:rPr>
-        <w:t xml:space="preserve">PID_LOW=$!</w:t>
-      </w:r>
-      <w:r>
-        <w:br/>
-      </w:r>
-      <w:r>
-        <w:rPr>
-          <w:rStyle w:val="VerbatimChar"/>
-        </w:rPr>
-        <w:t xml:space="preserve">echo "Low priority PID: $PID_LOW"</w:t>
-      </w:r>
-      <w:r>
-        <w:br/>
-      </w:r>
-      <w:r>
-        <w:br/>
-      </w:r>
-      <w:r>
-        <w:rPr>
-          <w:rStyle w:val="VerbatimChar"/>
-        </w:rPr>
-        <w:t xml:space="preserve"># 3. Запустіть процес з високим пріоритетом (потрібен sudo)</w:t>
-      </w:r>
-      <w:r>
-        <w:br/>
-      </w:r>
-      <w:r>
-        <w:rPr>
-          <w:rStyle w:val="VerbatimChar"/>
-        </w:rPr>
-        <w:t xml:space="preserve">sudo nice -n -10 ./cpu_load.sh &amp;</w:t>
-      </w:r>
-      <w:r>
-        <w:br/>
-      </w:r>
-      <w:r>
-        <w:rPr>
-          <w:rStyle w:val="VerbatimChar"/>
-        </w:rPr>
-        <w:t xml:space="preserve">PID_HIGH=$!</w:t>
-      </w:r>
-      <w:r>
-        <w:br/>
-      </w:r>
-      <w:r>
-        <w:rPr>
-          <w:rStyle w:val="VerbatimChar"/>
-        </w:rPr>
-        <w:t xml:space="preserve">echo "High priority PID: $PID_HIGH"</w:t>
-      </w:r>
-      <w:r>
-        <w:br/>
-      </w:r>
-      <w:r>
-        <w:br/>
-      </w:r>
-      <w:r>
-        <w:rPr>
-          <w:rStyle w:val="VerbatimChar"/>
-        </w:rPr>
-        <w:t xml:space="preserve"># 4. Порівняйте в top</w:t>
-      </w:r>
-      <w:r>
-        <w:br/>
-      </w:r>
-      <w:r>
-        <w:rPr>
-          <w:rStyle w:val="VerbatimChar"/>
-        </w:rPr>
-        <w:t xml:space="preserve">top -p $PID_NORMAL,$PID_LOW,$PID_HIGH</w:t>
-      </w:r>
-      <w:r>
-        <w:br/>
-      </w:r>
-      <w:r>
-        <w:br/>
-      </w:r>
-      <w:r>
-        <w:rPr>
-          <w:rStyle w:val="VerbatimChar"/>
-        </w:rPr>
-        <w:t xml:space="preserve"># Зверніть увагу на колонку NI та %CPU</w:t>
-      </w:r>
-      <w:r>
-        <w:br/>
-      </w:r>
-      <w:r>
-        <w:rPr>
-          <w:rStyle w:val="VerbatimChar"/>
-        </w:rPr>
-        <w:t xml:space="preserve"># Процес з вищим пріоритетом отримує більше CPU</w:t>
-      </w:r>
-      <w:r>
-        <w:br/>
-      </w:r>
-      <w:r>
-        <w:br/>
-      </w:r>
-      <w:r>
-        <w:rPr>
-          <w:rStyle w:val="VerbatimChar"/>
-        </w:rPr>
-        <w:t xml:space="preserve"># 5. Завершіть всі</w:t>
-      </w:r>
-      <w:r>
-        <w:br/>
-      </w:r>
-      <w:r>
-        <w:rPr>
-          <w:rStyle w:val="VerbatimChar"/>
-        </w:rPr>
-        <w:t xml:space="preserve">kill $PID_NORMAL $PID_LOW</w:t>
-      </w:r>
-      <w:r>
-        <w:br/>
-      </w:r>
-      <w:r>
-        <w:rPr>
-          <w:rStyle w:val="VerbatimChar"/>
-        </w:rPr>
-        <w:t xml:space="preserve">sudo kill $PID_HIGH</w:t>
-      </w:r>
+      </w:pPr>
     </w:p>
     <w:bookmarkEnd w:id="26"/>
     <w:bookmarkStart w:id="27" w:name="зміна-пріоритету-існуючого-процесу"/>
@@ -2786,164 +3987,228 @@
     </w:p>
     <w:p>
       <w:pPr>
-        <w:pStyle w:val="SourceCode"/>
-      </w:pPr>
-      <w:r>
+        <w:spacing w:before="0" w:after="0" w:line="120" w:lineRule="exact"/>
         <w:rPr>
-          <w:rStyle w:val="VerbatimChar"/>
+          <w:sz w:val="4"/>
+          <w:szCs w:val="4"/>
         </w:rPr>
-        <w:t xml:space="preserve"># 1. Запустіть процес</w:t>
-      </w:r>
-      <w:r>
-        <w:br/>
-      </w:r>
-      <w:r>
+      </w:pPr>
+    </w:p>
+    <w:tbl>
+      <w:tblPr>
+        <w:tblStyle w:val="SourceCodeTable"/>
+        <w:tblW w:type="dxa" w:w="9637"/>
+        <w:tblInd w:w="0" w:type="dxa"/>
+        <w:tblBorders>
+          <w:top w:color="BFBFBF" w:space="0" w:sz="4" w:val="single"/>
+          <w:left w:color="BFBFBF" w:space="0" w:sz="4" w:val="single"/>
+          <w:bottom w:color="BFBFBF" w:space="0" w:sz="4" w:val="single"/>
+          <w:right w:color="BFBFBF" w:space="0" w:sz="4" w:val="single"/>
+        </w:tblBorders>
+        <w:shd w:color="auto" w:fill="F4F4F4" w:val="clear"/>
+        <w:tblLayout w:type="fixed"/>
+        <w:tblCellMar>
+          <w:top w:type="dxa" w:w="113"/>
+          <w:left w:type="dxa" w:w="113"/>
+          <w:bottom w:type="dxa" w:w="113"/>
+          <w:right w:type="dxa" w:w="113"/>
+        </w:tblCellMar>
+        <w:tblLook w:val="0000" w:firstRow="0" w:lastRow="0" w:firstColumn="0" w:lastColumn="0" w:noHBand="1" w:noVBand="1"/>
+      </w:tblPr>
+      <w:tblGrid>
+        <w:gridCol w:w="9637"/>
+      </w:tblGrid>
+      <w:tr>
+        <w:tc>
+          <w:tcPr>
+            <w:tcW w:type="dxa" w:w="9637"/>
+            <w:shd w:color="auto" w:fill="F4F4F4" w:val="clear"/>
+          </w:tcPr>
+          <w:p>
+            <w:pPr>
+              <w:pStyle w:val="SourceCode"/>
+              <w:spacing w:before="0" w:after="0" w:line="200" w:lineRule="auto"/>
+            </w:pPr>
+            <w:r>
+              <w:t xml:space="preserve"># 1. Запустіть процес</w:t>
+            </w:r>
+          </w:p>
+          <w:p>
+            <w:pPr>
+              <w:pStyle w:val="SourceCode"/>
+              <w:spacing w:before="0" w:after="0" w:line="200" w:lineRule="auto"/>
+            </w:pPr>
+            <w:r>
+              <w:t xml:space="preserve">./cpu_load.sh &amp;</w:t>
+            </w:r>
+          </w:p>
+          <w:p>
+            <w:pPr>
+              <w:pStyle w:val="SourceCode"/>
+              <w:spacing w:before="0" w:after="0" w:line="200" w:lineRule="auto"/>
+            </w:pPr>
+            <w:r>
+              <w:t xml:space="preserve">PID=$!</w:t>
+            </w:r>
+          </w:p>
+          <w:p>
+            <w:pPr>
+              <w:pStyle w:val="SourceCode"/>
+              <w:spacing w:before="0" w:after="0" w:line="200" w:lineRule="auto"/>
+            </w:pPr>
+          </w:p>
+          <w:p>
+            <w:pPr>
+              <w:pStyle w:val="SourceCode"/>
+              <w:spacing w:before="0" w:after="0" w:line="200" w:lineRule="auto"/>
+            </w:pPr>
+            <w:r>
+              <w:t xml:space="preserve"># 2. Подивіться поточний nice</w:t>
+            </w:r>
+          </w:p>
+          <w:p>
+            <w:pPr>
+              <w:pStyle w:val="SourceCode"/>
+              <w:spacing w:before="0" w:after="0" w:line="200" w:lineRule="auto"/>
+            </w:pPr>
+            <w:r>
+              <w:t xml:space="preserve">ps -o pid,ni,cmd -p $PID</w:t>
+            </w:r>
+          </w:p>
+          <w:p>
+            <w:pPr>
+              <w:pStyle w:val="SourceCode"/>
+              <w:spacing w:before="0" w:after="0" w:line="200" w:lineRule="auto"/>
+            </w:pPr>
+          </w:p>
+          <w:p>
+            <w:pPr>
+              <w:pStyle w:val="SourceCode"/>
+              <w:spacing w:before="0" w:after="0" w:line="200" w:lineRule="auto"/>
+            </w:pPr>
+            <w:r>
+              <w:t xml:space="preserve"># 3. Знизьте пріоритет (збільште nice)</w:t>
+            </w:r>
+          </w:p>
+          <w:p>
+            <w:pPr>
+              <w:pStyle w:val="SourceCode"/>
+              <w:spacing w:before="0" w:after="0" w:line="200" w:lineRule="auto"/>
+            </w:pPr>
+            <w:r>
+              <w:t xml:space="preserve">renice 10 -p $PID</w:t>
+            </w:r>
+          </w:p>
+          <w:p>
+            <w:pPr>
+              <w:pStyle w:val="SourceCode"/>
+              <w:spacing w:before="0" w:after="0" w:line="200" w:lineRule="auto"/>
+            </w:pPr>
+            <w:r>
+              <w:t xml:space="preserve">ps -o pid,ni,cmd -p $PID</w:t>
+            </w:r>
+          </w:p>
+          <w:p>
+            <w:pPr>
+              <w:pStyle w:val="SourceCode"/>
+              <w:spacing w:before="0" w:after="0" w:line="200" w:lineRule="auto"/>
+            </w:pPr>
+          </w:p>
+          <w:p>
+            <w:pPr>
+              <w:pStyle w:val="SourceCode"/>
+              <w:spacing w:before="0" w:after="0" w:line="200" w:lineRule="auto"/>
+            </w:pPr>
+            <w:r>
+              <w:t xml:space="preserve"># 4. Спробуйте підвищити пріоритет (без sudo - помилка!)</w:t>
+            </w:r>
+          </w:p>
+          <w:p>
+            <w:pPr>
+              <w:pStyle w:val="SourceCode"/>
+              <w:spacing w:before="0" w:after="0" w:line="200" w:lineRule="auto"/>
+            </w:pPr>
+            <w:r>
+              <w:t xml:space="preserve">renice 0 -p $PID</w:t>
+            </w:r>
+          </w:p>
+          <w:p>
+            <w:pPr>
+              <w:pStyle w:val="SourceCode"/>
+              <w:spacing w:before="0" w:after="0" w:line="200" w:lineRule="auto"/>
+            </w:pPr>
+            <w:r>
+              <w:t xml:space="preserve"># renice: failed to set priority for 1234 (process ID): Permission denied</w:t>
+            </w:r>
+          </w:p>
+          <w:p>
+            <w:pPr>
+              <w:pStyle w:val="SourceCode"/>
+              <w:spacing w:before="0" w:after="0" w:line="200" w:lineRule="auto"/>
+            </w:pPr>
+          </w:p>
+          <w:p>
+            <w:pPr>
+              <w:pStyle w:val="SourceCode"/>
+              <w:spacing w:before="0" w:after="0" w:line="200" w:lineRule="auto"/>
+            </w:pPr>
+            <w:r>
+              <w:t xml:space="preserve"># 5. Підвищіть з sudo</w:t>
+            </w:r>
+          </w:p>
+          <w:p>
+            <w:pPr>
+              <w:pStyle w:val="SourceCode"/>
+              <w:spacing w:before="0" w:after="0" w:line="200" w:lineRule="auto"/>
+            </w:pPr>
+            <w:r>
+              <w:t xml:space="preserve">sudo renice -5 -p $PID</w:t>
+            </w:r>
+          </w:p>
+          <w:p>
+            <w:pPr>
+              <w:pStyle w:val="SourceCode"/>
+              <w:spacing w:before="0" w:after="0" w:line="200" w:lineRule="auto"/>
+            </w:pPr>
+            <w:r>
+              <w:t xml:space="preserve">ps -o pid,ni,cmd -p $PID</w:t>
+            </w:r>
+          </w:p>
+          <w:p>
+            <w:pPr>
+              <w:pStyle w:val="SourceCode"/>
+              <w:spacing w:before="0" w:after="0" w:line="200" w:lineRule="auto"/>
+            </w:pPr>
+          </w:p>
+          <w:p>
+            <w:pPr>
+              <w:pStyle w:val="SourceCode"/>
+              <w:spacing w:before="0" w:after="0" w:line="200" w:lineRule="auto"/>
+            </w:pPr>
+            <w:r>
+              <w:t xml:space="preserve"># 6. Завершіть</w:t>
+            </w:r>
+          </w:p>
+          <w:p>
+            <w:pPr>
+              <w:pStyle w:val="SourceCode"/>
+              <w:spacing w:before="0" w:after="0" w:line="200" w:lineRule="auto"/>
+            </w:pPr>
+            <w:r>
+              <w:t xml:space="preserve">kill $PID</w:t>
+            </w:r>
+          </w:p>
+        </w:tc>
+      </w:tr>
+    </w:tbl>
+    <w:p>
+      <w:pPr>
+        <w:spacing w:before="0" w:after="0" w:line="120" w:lineRule="exact"/>
         <w:rPr>
-          <w:rStyle w:val="VerbatimChar"/>
+          <w:sz w:val="4"/>
+          <w:szCs w:val="4"/>
         </w:rPr>
-        <w:t xml:space="preserve">./cpu_load.sh &amp;</w:t>
-      </w:r>
-      <w:r>
-        <w:br/>
-      </w:r>
-      <w:r>
-        <w:rPr>
-          <w:rStyle w:val="VerbatimChar"/>
-        </w:rPr>
-        <w:t xml:space="preserve">PID=$!</w:t>
-      </w:r>
-      <w:r>
-        <w:br/>
-      </w:r>
-      <w:r>
-        <w:br/>
-      </w:r>
-      <w:r>
-        <w:rPr>
-          <w:rStyle w:val="VerbatimChar"/>
-        </w:rPr>
-        <w:t xml:space="preserve"># 2. Подивіться поточний nice</w:t>
-      </w:r>
-      <w:r>
-        <w:br/>
-      </w:r>
-      <w:r>
-        <w:rPr>
-          <w:rStyle w:val="VerbatimChar"/>
-        </w:rPr>
-        <w:t xml:space="preserve">ps -o pid,ni,cmd -p $PID</w:t>
-      </w:r>
-      <w:r>
-        <w:br/>
-      </w:r>
-      <w:r>
-        <w:br/>
-      </w:r>
-      <w:r>
-        <w:rPr>
-          <w:rStyle w:val="VerbatimChar"/>
-        </w:rPr>
-        <w:t xml:space="preserve"># 3. Знизьте пріоритет (збільште nice)</w:t>
-      </w:r>
-      <w:r>
-        <w:br/>
-      </w:r>
-      <w:r>
-        <w:rPr>
-          <w:rStyle w:val="VerbatimChar"/>
-        </w:rPr>
-        <w:t xml:space="preserve">renice 10 -p $PID</w:t>
-      </w:r>
-      <w:r>
-        <w:br/>
-      </w:r>
-      <w:r>
-        <w:rPr>
-          <w:rStyle w:val="VerbatimChar"/>
-        </w:rPr>
-        <w:t xml:space="preserve">ps -o pid,ni,cmd -p $PID</w:t>
-      </w:r>
-      <w:r>
-        <w:br/>
-      </w:r>
-      <w:r>
-        <w:br/>
-      </w:r>
-      <w:r>
-        <w:rPr>
-          <w:rStyle w:val="VerbatimChar"/>
-        </w:rPr>
-        <w:t xml:space="preserve"># 4. Спробуйте підвищити пріоритет (без sudo - помилка!)</w:t>
-      </w:r>
-      <w:r>
-        <w:br/>
-      </w:r>
-      <w:r>
-        <w:rPr>
-          <w:rStyle w:val="VerbatimChar"/>
-        </w:rPr>
-        <w:t xml:space="preserve">renice 0 -p $PID</w:t>
-      </w:r>
-      <w:r>
-        <w:br/>
-      </w:r>
-      <w:r>
-        <w:rPr>
-          <w:rStyle w:val="VerbatimChar"/>
-        </w:rPr>
-        <w:t xml:space="preserve"># renice: failed to set priority for 1234 (process ID): Permission denied</w:t>
-      </w:r>
-      <w:r>
-        <w:br/>
-      </w:r>
-      <w:r>
-        <w:br/>
-      </w:r>
-      <w:r>
-        <w:rPr>
-          <w:rStyle w:val="VerbatimChar"/>
-        </w:rPr>
-        <w:t xml:space="preserve"># 5. Підвищіть з sudo</w:t>
-      </w:r>
-      <w:r>
-        <w:br/>
-      </w:r>
-      <w:r>
-        <w:rPr>
-          <w:rStyle w:val="VerbatimChar"/>
-        </w:rPr>
-        <w:t xml:space="preserve">sudo renice -5 -p $PID</w:t>
-      </w:r>
-      <w:r>
-        <w:br/>
-      </w:r>
-      <w:r>
-        <w:rPr>
-          <w:rStyle w:val="VerbatimChar"/>
-        </w:rPr>
-        <w:t xml:space="preserve">ps -o pid,ni,cmd -p $PID</w:t>
-      </w:r>
-      <w:r>
-        <w:br/>
-      </w:r>
-      <w:r>
-        <w:br/>
-      </w:r>
-      <w:r>
-        <w:rPr>
-          <w:rStyle w:val="VerbatimChar"/>
-        </w:rPr>
-        <w:t xml:space="preserve"># 6. Завершіть</w:t>
-      </w:r>
-      <w:r>
-        <w:br/>
-      </w:r>
-      <w:r>
-        <w:rPr>
-          <w:rStyle w:val="VerbatimChar"/>
-        </w:rPr>
-        <w:t xml:space="preserve">kill $PID</w:t>
-      </w:r>
+      </w:pPr>
     </w:p>
     <w:bookmarkEnd w:id="27"/>
     <w:bookmarkEnd w:id="28"/>
@@ -2967,281 +4232,354 @@
     </w:p>
     <w:p>
       <w:pPr>
-        <w:pStyle w:val="SourceCode"/>
-      </w:pPr>
-      <w:r>
+        <w:spacing w:before="0" w:after="0" w:line="120" w:lineRule="exact"/>
         <w:rPr>
-          <w:rStyle w:val="VerbatimChar"/>
+          <w:sz w:val="4"/>
+          <w:szCs w:val="4"/>
         </w:rPr>
-        <w:t xml:space="preserve"># Створіть скрипт, що створює zombie</w:t>
-      </w:r>
-      <w:r>
-        <w:br/>
-      </w:r>
-      <w:r>
+      </w:pPr>
+    </w:p>
+    <w:tbl>
+      <w:tblPr>
+        <w:tblStyle w:val="SourceCodeTable"/>
+        <w:tblW w:type="dxa" w:w="9637"/>
+        <w:tblInd w:w="0" w:type="dxa"/>
+        <w:tblBorders>
+          <w:top w:color="BFBFBF" w:space="0" w:sz="4" w:val="single"/>
+          <w:left w:color="BFBFBF" w:space="0" w:sz="4" w:val="single"/>
+          <w:bottom w:color="BFBFBF" w:space="0" w:sz="4" w:val="single"/>
+          <w:right w:color="BFBFBF" w:space="0" w:sz="4" w:val="single"/>
+        </w:tblBorders>
+        <w:shd w:color="auto" w:fill="F4F4F4" w:val="clear"/>
+        <w:tblLayout w:type="fixed"/>
+        <w:tblCellMar>
+          <w:top w:type="dxa" w:w="113"/>
+          <w:left w:type="dxa" w:w="113"/>
+          <w:bottom w:type="dxa" w:w="113"/>
+          <w:right w:type="dxa" w:w="113"/>
+        </w:tblCellMar>
+        <w:tblLook w:val="0000" w:firstRow="0" w:lastRow="0" w:firstColumn="0" w:lastColumn="0" w:noHBand="1" w:noVBand="1"/>
+      </w:tblPr>
+      <w:tblGrid>
+        <w:gridCol w:w="9637"/>
+      </w:tblGrid>
+      <w:tr>
+        <w:tc>
+          <w:tcPr>
+            <w:tcW w:type="dxa" w:w="9637"/>
+            <w:shd w:color="auto" w:fill="F4F4F4" w:val="clear"/>
+          </w:tcPr>
+          <w:p>
+            <w:pPr>
+              <w:pStyle w:val="SourceCode"/>
+              <w:spacing w:before="0" w:after="0" w:line="200" w:lineRule="auto"/>
+            </w:pPr>
+            <w:r>
+              <w:t xml:space="preserve"># Створіть скрипт, що створює zombie</w:t>
+            </w:r>
+          </w:p>
+          <w:p>
+            <w:pPr>
+              <w:pStyle w:val="SourceCode"/>
+              <w:spacing w:before="0" w:after="0" w:line="200" w:lineRule="auto"/>
+            </w:pPr>
+            <w:r>
+              <w:t xml:space="preserve">cat &gt; create_zombie.sh &lt;&lt; 'EOF'</w:t>
+            </w:r>
+          </w:p>
+          <w:p>
+            <w:pPr>
+              <w:pStyle w:val="SourceCode"/>
+              <w:spacing w:before="0" w:after="0" w:line="200" w:lineRule="auto"/>
+            </w:pPr>
+            <w:r>
+              <w:t xml:space="preserve">#!/bin/bash</w:t>
+            </w:r>
+          </w:p>
+          <w:p>
+            <w:pPr>
+              <w:pStyle w:val="SourceCode"/>
+              <w:spacing w:before="0" w:after="0" w:line="200" w:lineRule="auto"/>
+            </w:pPr>
+            <w:r>
+              <w:t xml:space="preserve"># Батьківський процес НЕ викликає wait()</w:t>
+            </w:r>
+          </w:p>
+          <w:p>
+            <w:pPr>
+              <w:pStyle w:val="SourceCode"/>
+              <w:spacing w:before="0" w:after="0" w:line="200" w:lineRule="auto"/>
+            </w:pPr>
+          </w:p>
+          <w:p>
+            <w:pPr>
+              <w:pStyle w:val="SourceCode"/>
+              <w:spacing w:before="0" w:after="0" w:line="200" w:lineRule="auto"/>
+            </w:pPr>
+            <w:r>
+              <w:t xml:space="preserve">echo "Parent PID: $$"</w:t>
+            </w:r>
+          </w:p>
+          <w:p>
+            <w:pPr>
+              <w:pStyle w:val="SourceCode"/>
+              <w:spacing w:before="0" w:after="0" w:line="200" w:lineRule="auto"/>
+            </w:pPr>
+          </w:p>
+          <w:p>
+            <w:pPr>
+              <w:pStyle w:val="SourceCode"/>
+              <w:spacing w:before="0" w:after="0" w:line="200" w:lineRule="auto"/>
+            </w:pPr>
+            <w:r>
+              <w:t xml:space="preserve"># Форкаємо дочірній процес</w:t>
+            </w:r>
+          </w:p>
+          <w:p>
+            <w:pPr>
+              <w:pStyle w:val="SourceCode"/>
+              <w:spacing w:before="0" w:after="0" w:line="200" w:lineRule="auto"/>
+            </w:pPr>
+            <w:r>
+              <w:t xml:space="preserve">(</w:t>
+            </w:r>
+          </w:p>
+          <w:p>
+            <w:pPr>
+              <w:pStyle w:val="SourceCode"/>
+              <w:spacing w:before="0" w:after="0" w:line="200" w:lineRule="auto"/>
+            </w:pPr>
+            <w:r>
+              <w:t xml:space="preserve">    echo "Child PID: $$ - I will become zombie!"</w:t>
+            </w:r>
+          </w:p>
+          <w:p>
+            <w:pPr>
+              <w:pStyle w:val="SourceCode"/>
+              <w:spacing w:before="0" w:after="0" w:line="200" w:lineRule="auto"/>
+            </w:pPr>
+            <w:r>
+              <w:t xml:space="preserve">    exit 0  # Дочірній завершується</w:t>
+            </w:r>
+          </w:p>
+          <w:p>
+            <w:pPr>
+              <w:pStyle w:val="SourceCode"/>
+              <w:spacing w:before="0" w:after="0" w:line="200" w:lineRule="auto"/>
+            </w:pPr>
+            <w:r>
+              <w:t xml:space="preserve">) &amp;</w:t>
+            </w:r>
+          </w:p>
+          <w:p>
+            <w:pPr>
+              <w:pStyle w:val="SourceCode"/>
+              <w:spacing w:before="0" w:after="0" w:line="200" w:lineRule="auto"/>
+            </w:pPr>
+          </w:p>
+          <w:p>
+            <w:pPr>
+              <w:pStyle w:val="SourceCode"/>
+              <w:spacing w:before="0" w:after="0" w:line="200" w:lineRule="auto"/>
+            </w:pPr>
+            <w:r>
+              <w:t xml:space="preserve">CHILD_PID=$!</w:t>
+            </w:r>
+          </w:p>
+          <w:p>
+            <w:pPr>
+              <w:pStyle w:val="SourceCode"/>
+              <w:spacing w:before="0" w:after="0" w:line="200" w:lineRule="auto"/>
+            </w:pPr>
+            <w:r>
+              <w:t xml:space="preserve">echo "Child PID: $CHILD_PID"</w:t>
+            </w:r>
+          </w:p>
+          <w:p>
+            <w:pPr>
+              <w:pStyle w:val="SourceCode"/>
+              <w:spacing w:before="0" w:after="0" w:line="200" w:lineRule="auto"/>
+            </w:pPr>
+          </w:p>
+          <w:p>
+            <w:pPr>
+              <w:pStyle w:val="SourceCode"/>
+              <w:spacing w:before="0" w:after="0" w:line="200" w:lineRule="auto"/>
+            </w:pPr>
+            <w:r>
+              <w:t xml:space="preserve"># Батько НЕ викликає wait(), просто спить</w:t>
+            </w:r>
+          </w:p>
+          <w:p>
+            <w:pPr>
+              <w:pStyle w:val="SourceCode"/>
+              <w:spacing w:before="0" w:after="0" w:line="200" w:lineRule="auto"/>
+            </w:pPr>
+            <w:r>
+              <w:t xml:space="preserve">echo "Parent sleeping... Child will become zombie"</w:t>
+            </w:r>
+          </w:p>
+          <w:p>
+            <w:pPr>
+              <w:pStyle w:val="SourceCode"/>
+              <w:spacing w:before="0" w:after="0" w:line="200" w:lineRule="auto"/>
+            </w:pPr>
+            <w:r>
+              <w:t xml:space="preserve">sleep 60</w:t>
+            </w:r>
+          </w:p>
+          <w:p>
+            <w:pPr>
+              <w:pStyle w:val="SourceCode"/>
+              <w:spacing w:before="0" w:after="0" w:line="200" w:lineRule="auto"/>
+            </w:pPr>
+            <w:r>
+              <w:t xml:space="preserve">EOF</w:t>
+            </w:r>
+          </w:p>
+          <w:p>
+            <w:pPr>
+              <w:pStyle w:val="SourceCode"/>
+              <w:spacing w:before="0" w:after="0" w:line="200" w:lineRule="auto"/>
+            </w:pPr>
+            <w:r>
+              <w:t xml:space="preserve">chmod +x create_zombie.sh</w:t>
+            </w:r>
+          </w:p>
+          <w:p>
+            <w:pPr>
+              <w:pStyle w:val="SourceCode"/>
+              <w:spacing w:before="0" w:after="0" w:line="200" w:lineRule="auto"/>
+            </w:pPr>
+          </w:p>
+          <w:p>
+            <w:pPr>
+              <w:pStyle w:val="SourceCode"/>
+              <w:spacing w:before="0" w:after="0" w:line="200" w:lineRule="auto"/>
+            </w:pPr>
+            <w:r>
+              <w:t xml:space="preserve"># Запустіть</w:t>
+            </w:r>
+          </w:p>
+          <w:p>
+            <w:pPr>
+              <w:pStyle w:val="SourceCode"/>
+              <w:spacing w:before="0" w:after="0" w:line="200" w:lineRule="auto"/>
+            </w:pPr>
+            <w:r>
+              <w:t xml:space="preserve">./create_zombie.sh &amp;</w:t>
+            </w:r>
+          </w:p>
+          <w:p>
+            <w:pPr>
+              <w:pStyle w:val="SourceCode"/>
+              <w:spacing w:before="0" w:after="0" w:line="200" w:lineRule="auto"/>
+            </w:pPr>
+            <w:r>
+              <w:t xml:space="preserve">sleep 2</w:t>
+            </w:r>
+          </w:p>
+          <w:p>
+            <w:pPr>
+              <w:pStyle w:val="SourceCode"/>
+              <w:spacing w:before="0" w:after="0" w:line="200" w:lineRule="auto"/>
+            </w:pPr>
+          </w:p>
+          <w:p>
+            <w:pPr>
+              <w:pStyle w:val="SourceCode"/>
+              <w:spacing w:before="0" w:after="0" w:line="200" w:lineRule="auto"/>
+            </w:pPr>
+            <w:r>
+              <w:t xml:space="preserve"># Знайдіть zombie процес</w:t>
+            </w:r>
+          </w:p>
+          <w:p>
+            <w:pPr>
+              <w:pStyle w:val="SourceCode"/>
+              <w:spacing w:before="0" w:after="0" w:line="200" w:lineRule="auto"/>
+            </w:pPr>
+            <w:r>
+              <w:t xml:space="preserve">ps aux | grep -E 'Z|defunct'</w:t>
+            </w:r>
+          </w:p>
+          <w:p>
+            <w:pPr>
+              <w:pStyle w:val="SourceCode"/>
+              <w:spacing w:before="0" w:after="0" w:line="200" w:lineRule="auto"/>
+            </w:pPr>
+          </w:p>
+          <w:p>
+            <w:pPr>
+              <w:pStyle w:val="SourceCode"/>
+              <w:spacing w:before="0" w:after="0" w:line="200" w:lineRule="auto"/>
+            </w:pPr>
+            <w:r>
+              <w:t xml:space="preserve"># Запишіть у звіт:</w:t>
+            </w:r>
+          </w:p>
+          <w:p>
+            <w:pPr>
+              <w:pStyle w:val="SourceCode"/>
+              <w:spacing w:before="0" w:after="0" w:line="200" w:lineRule="auto"/>
+            </w:pPr>
+            <w:r>
+              <w:t xml:space="preserve"># - Який статус має zombie? (Z)</w:t>
+            </w:r>
+          </w:p>
+          <w:p>
+            <w:pPr>
+              <w:pStyle w:val="SourceCode"/>
+              <w:spacing w:before="0" w:after="0" w:line="200" w:lineRule="auto"/>
+            </w:pPr>
+            <w:r>
+              <w:t xml:space="preserve"># - Чи споживає zombie CPU/Memory?</w:t>
+            </w:r>
+          </w:p>
+          <w:p>
+            <w:pPr>
+              <w:pStyle w:val="SourceCode"/>
+              <w:spacing w:before="0" w:after="0" w:line="200" w:lineRule="auto"/>
+            </w:pPr>
+            <w:r>
+              <w:t xml:space="preserve"># - Як "вбити" zombie?</w:t>
+            </w:r>
+          </w:p>
+          <w:p>
+            <w:pPr>
+              <w:pStyle w:val="SourceCode"/>
+              <w:spacing w:before="0" w:after="0" w:line="200" w:lineRule="auto"/>
+            </w:pPr>
+          </w:p>
+          <w:p>
+            <w:pPr>
+              <w:pStyle w:val="SourceCode"/>
+              <w:spacing w:before="0" w:after="0" w:line="200" w:lineRule="auto"/>
+            </w:pPr>
+            <w:r>
+              <w:t xml:space="preserve"># Завершіть батьківський процес - zombie зникне</w:t>
+            </w:r>
+          </w:p>
+          <w:p>
+            <w:pPr>
+              <w:pStyle w:val="SourceCode"/>
+              <w:spacing w:before="0" w:after="0" w:line="200" w:lineRule="auto"/>
+            </w:pPr>
+            <w:r>
+              <w:t xml:space="preserve">killall create_zombie.sh</w:t>
+            </w:r>
+          </w:p>
+        </w:tc>
+      </w:tr>
+    </w:tbl>
+    <w:p>
+      <w:pPr>
+        <w:spacing w:before="0" w:after="0" w:line="120" w:lineRule="exact"/>
         <w:rPr>
-          <w:rStyle w:val="VerbatimChar"/>
+          <w:sz w:val="4"/>
+          <w:szCs w:val="4"/>
         </w:rPr>
-        <w:t xml:space="preserve">cat &gt; create_zombie.sh &lt;&lt; 'EOF'</w:t>
-      </w:r>
-      <w:r>
-        <w:br/>
-      </w:r>
-      <w:r>
-        <w:rPr>
-          <w:rStyle w:val="VerbatimChar"/>
-        </w:rPr>
-        <w:t xml:space="preserve">#!/bin/bash</w:t>
-      </w:r>
-      <w:r>
-        <w:br/>
-      </w:r>
-      <w:r>
-        <w:rPr>
-          <w:rStyle w:val="VerbatimChar"/>
-        </w:rPr>
-        <w:t xml:space="preserve"># Батьківський процес НЕ викликає wait()</w:t>
-      </w:r>
-      <w:r>
-        <w:br/>
-      </w:r>
-      <w:r>
-        <w:br/>
-      </w:r>
-      <w:r>
-        <w:rPr>
-          <w:rStyle w:val="VerbatimChar"/>
-        </w:rPr>
-        <w:t xml:space="preserve">echo "Parent PID: $$"</w:t>
-      </w:r>
-      <w:r>
-        <w:br/>
-      </w:r>
-      <w:r>
-        <w:br/>
-      </w:r>
-      <w:r>
-        <w:rPr>
-          <w:rStyle w:val="VerbatimChar"/>
-        </w:rPr>
-        <w:t xml:space="preserve"># Форкаємо дочірній процес</w:t>
-      </w:r>
-      <w:r>
-        <w:br/>
-      </w:r>
-      <w:r>
-        <w:rPr>
-          <w:rStyle w:val="VerbatimChar"/>
-        </w:rPr>
-        <w:t xml:space="preserve">(</w:t>
-      </w:r>
-      <w:r>
-        <w:br/>
-      </w:r>
-      <w:r>
-        <w:rPr>
-          <w:rStyle w:val="VerbatimChar"/>
-        </w:rPr>
-        <w:t xml:space="preserve">    echo "Child PID: $$ - I will become zombie!"</w:t>
-      </w:r>
-      <w:r>
-        <w:br/>
-      </w:r>
-      <w:r>
-        <w:rPr>
-          <w:rStyle w:val="VerbatimChar"/>
-        </w:rPr>
-        <w:t xml:space="preserve">    exit 0  # Дочірній завершується</w:t>
-      </w:r>
-      <w:r>
-        <w:br/>
-      </w:r>
-      <w:r>
-        <w:rPr>
-          <w:rStyle w:val="VerbatimChar"/>
-        </w:rPr>
-        <w:t xml:space="preserve">) &amp;</w:t>
-      </w:r>
-      <w:r>
-        <w:br/>
-      </w:r>
-      <w:r>
-        <w:br/>
-      </w:r>
-      <w:r>
-        <w:rPr>
-          <w:rStyle w:val="VerbatimChar"/>
-        </w:rPr>
-        <w:t xml:space="preserve">CHILD_PID=$!</w:t>
-      </w:r>
-      <w:r>
-        <w:br/>
-      </w:r>
-      <w:r>
-        <w:rPr>
-          <w:rStyle w:val="VerbatimChar"/>
-        </w:rPr>
-        <w:t xml:space="preserve">echo "Child PID: $CHILD_PID"</w:t>
-      </w:r>
-      <w:r>
-        <w:br/>
-      </w:r>
-      <w:r>
-        <w:br/>
-      </w:r>
-      <w:r>
-        <w:rPr>
-          <w:rStyle w:val="VerbatimChar"/>
-        </w:rPr>
-        <w:t xml:space="preserve"># Батько НЕ викликає wait(), просто спить</w:t>
-      </w:r>
-      <w:r>
-        <w:br/>
-      </w:r>
-      <w:r>
-        <w:rPr>
-          <w:rStyle w:val="VerbatimChar"/>
-        </w:rPr>
-        <w:t xml:space="preserve">echo "Parent sleeping... Child will become zombie"</w:t>
-      </w:r>
-      <w:r>
-        <w:br/>
-      </w:r>
-      <w:r>
-        <w:rPr>
-          <w:rStyle w:val="VerbatimChar"/>
-        </w:rPr>
-        <w:t xml:space="preserve">sleep 60</w:t>
-      </w:r>
-      <w:r>
-        <w:br/>
-      </w:r>
-      <w:r>
-        <w:rPr>
-          <w:rStyle w:val="VerbatimChar"/>
-        </w:rPr>
-        <w:t xml:space="preserve">EOF</w:t>
-      </w:r>
-      <w:r>
-        <w:br/>
-      </w:r>
-      <w:r>
-        <w:rPr>
-          <w:rStyle w:val="VerbatimChar"/>
-        </w:rPr>
-        <w:t xml:space="preserve">chmod +x create_zombie.sh</w:t>
-      </w:r>
-      <w:r>
-        <w:br/>
-      </w:r>
-      <w:r>
-        <w:br/>
-      </w:r>
-      <w:r>
-        <w:rPr>
-          <w:rStyle w:val="VerbatimChar"/>
-        </w:rPr>
-        <w:t xml:space="preserve"># Запустіть</w:t>
-      </w:r>
-      <w:r>
-        <w:br/>
-      </w:r>
-      <w:r>
-        <w:rPr>
-          <w:rStyle w:val="VerbatimChar"/>
-        </w:rPr>
-        <w:t xml:space="preserve">./create_zombie.sh &amp;</w:t>
-      </w:r>
-      <w:r>
-        <w:br/>
-      </w:r>
-      <w:r>
-        <w:rPr>
-          <w:rStyle w:val="VerbatimChar"/>
-        </w:rPr>
-        <w:t xml:space="preserve">sleep 2</w:t>
-      </w:r>
-      <w:r>
-        <w:br/>
-      </w:r>
-      <w:r>
-        <w:br/>
-      </w:r>
-      <w:r>
-        <w:rPr>
-          <w:rStyle w:val="VerbatimChar"/>
-        </w:rPr>
-        <w:t xml:space="preserve"># Знайдіть zombie процес</w:t>
-      </w:r>
-      <w:r>
-        <w:br/>
-      </w:r>
-      <w:r>
-        <w:rPr>
-          <w:rStyle w:val="VerbatimChar"/>
-        </w:rPr>
-        <w:t xml:space="preserve">ps aux | grep -E 'Z|defunct'</w:t>
-      </w:r>
-      <w:r>
-        <w:br/>
-      </w:r>
-      <w:r>
-        <w:br/>
-      </w:r>
-      <w:r>
-        <w:rPr>
-          <w:rStyle w:val="VerbatimChar"/>
-        </w:rPr>
-        <w:t xml:space="preserve"># Запишіть у звіт:</w:t>
-      </w:r>
-      <w:r>
-        <w:br/>
-      </w:r>
-      <w:r>
-        <w:rPr>
-          <w:rStyle w:val="VerbatimChar"/>
-        </w:rPr>
-        <w:t xml:space="preserve"># - Який статус має zombie? (Z)</w:t>
-      </w:r>
-      <w:r>
-        <w:br/>
-      </w:r>
-      <w:r>
-        <w:rPr>
-          <w:rStyle w:val="VerbatimChar"/>
-        </w:rPr>
-        <w:t xml:space="preserve"># - Чи споживає zombie CPU/Memory?</w:t>
-      </w:r>
-      <w:r>
-        <w:br/>
-      </w:r>
-      <w:r>
-        <w:rPr>
-          <w:rStyle w:val="VerbatimChar"/>
-        </w:rPr>
-        <w:t xml:space="preserve"># - Як "вбити" zombie?</w:t>
-      </w:r>
-      <w:r>
-        <w:br/>
-      </w:r>
-      <w:r>
-        <w:br/>
-      </w:r>
-      <w:r>
-        <w:rPr>
-          <w:rStyle w:val="VerbatimChar"/>
-        </w:rPr>
-        <w:t xml:space="preserve"># Завершіть батьківський процес - zombie зникне</w:t>
-      </w:r>
-      <w:r>
-        <w:br/>
-      </w:r>
-      <w:r>
-        <w:rPr>
-          <w:rStyle w:val="VerbatimChar"/>
-        </w:rPr>
-        <w:t xml:space="preserve">killall create_zombie.sh</w:t>
-      </w:r>
+      </w:pPr>
     </w:p>
     <w:bookmarkEnd w:id="29"/>
     <w:bookmarkStart w:id="30" w:name="orphan-процес"/>
@@ -3255,257 +4593,324 @@
     </w:p>
     <w:p>
       <w:pPr>
-        <w:pStyle w:val="SourceCode"/>
-      </w:pPr>
-      <w:r>
+        <w:spacing w:before="0" w:after="0" w:line="120" w:lineRule="exact"/>
         <w:rPr>
-          <w:rStyle w:val="VerbatimChar"/>
+          <w:sz w:val="4"/>
+          <w:szCs w:val="4"/>
         </w:rPr>
-        <w:t xml:space="preserve"># Створіть скрипт</w:t>
-      </w:r>
-      <w:r>
-        <w:br/>
-      </w:r>
-      <w:r>
+      </w:pPr>
+    </w:p>
+    <w:tbl>
+      <w:tblPr>
+        <w:tblStyle w:val="SourceCodeTable"/>
+        <w:tblW w:type="dxa" w:w="9637"/>
+        <w:tblInd w:w="0" w:type="dxa"/>
+        <w:tblBorders>
+          <w:top w:color="BFBFBF" w:space="0" w:sz="4" w:val="single"/>
+          <w:left w:color="BFBFBF" w:space="0" w:sz="4" w:val="single"/>
+          <w:bottom w:color="BFBFBF" w:space="0" w:sz="4" w:val="single"/>
+          <w:right w:color="BFBFBF" w:space="0" w:sz="4" w:val="single"/>
+        </w:tblBorders>
+        <w:shd w:color="auto" w:fill="F4F4F4" w:val="clear"/>
+        <w:tblLayout w:type="fixed"/>
+        <w:tblCellMar>
+          <w:top w:type="dxa" w:w="113"/>
+          <w:left w:type="dxa" w:w="113"/>
+          <w:bottom w:type="dxa" w:w="113"/>
+          <w:right w:type="dxa" w:w="113"/>
+        </w:tblCellMar>
+        <w:tblLook w:val="0000" w:firstRow="0" w:lastRow="0" w:firstColumn="0" w:lastColumn="0" w:noHBand="1" w:noVBand="1"/>
+      </w:tblPr>
+      <w:tblGrid>
+        <w:gridCol w:w="9637"/>
+      </w:tblGrid>
+      <w:tr>
+        <w:tc>
+          <w:tcPr>
+            <w:tcW w:type="dxa" w:w="9637"/>
+            <w:shd w:color="auto" w:fill="F4F4F4" w:val="clear"/>
+          </w:tcPr>
+          <w:p>
+            <w:pPr>
+              <w:pStyle w:val="SourceCode"/>
+              <w:spacing w:before="0" w:after="0" w:line="200" w:lineRule="auto"/>
+            </w:pPr>
+            <w:r>
+              <w:t xml:space="preserve"># Створіть скрипт</w:t>
+            </w:r>
+          </w:p>
+          <w:p>
+            <w:pPr>
+              <w:pStyle w:val="SourceCode"/>
+              <w:spacing w:before="0" w:after="0" w:line="200" w:lineRule="auto"/>
+            </w:pPr>
+            <w:r>
+              <w:t xml:space="preserve">cat &gt; create_orphan.sh &lt;&lt; 'EOF'</w:t>
+            </w:r>
+          </w:p>
+          <w:p>
+            <w:pPr>
+              <w:pStyle w:val="SourceCode"/>
+              <w:spacing w:before="0" w:after="0" w:line="200" w:lineRule="auto"/>
+            </w:pPr>
+            <w:r>
+              <w:t xml:space="preserve">#!/bin/bash</w:t>
+            </w:r>
+          </w:p>
+          <w:p>
+            <w:pPr>
+              <w:pStyle w:val="SourceCode"/>
+              <w:spacing w:before="0" w:after="0" w:line="200" w:lineRule="auto"/>
+            </w:pPr>
+            <w:r>
+              <w:t xml:space="preserve">echo "Parent PID: $$"</w:t>
+            </w:r>
+          </w:p>
+          <w:p>
+            <w:pPr>
+              <w:pStyle w:val="SourceCode"/>
+              <w:spacing w:before="0" w:after="0" w:line="200" w:lineRule="auto"/>
+            </w:pPr>
+          </w:p>
+          <w:p>
+            <w:pPr>
+              <w:pStyle w:val="SourceCode"/>
+              <w:spacing w:before="0" w:after="0" w:line="200" w:lineRule="auto"/>
+            </w:pPr>
+            <w:r>
+              <w:t xml:space="preserve"># Створюємо дочірній процес</w:t>
+            </w:r>
+          </w:p>
+          <w:p>
+            <w:pPr>
+              <w:pStyle w:val="SourceCode"/>
+              <w:spacing w:before="0" w:after="0" w:line="200" w:lineRule="auto"/>
+            </w:pPr>
+            <w:r>
+              <w:t xml:space="preserve">(</w:t>
+            </w:r>
+          </w:p>
+          <w:p>
+            <w:pPr>
+              <w:pStyle w:val="SourceCode"/>
+              <w:spacing w:before="0" w:after="0" w:line="200" w:lineRule="auto"/>
+            </w:pPr>
+            <w:r>
+              <w:t xml:space="preserve">    echo "Child PID: $$ - My parent is $$, PPID: $PPID"</w:t>
+            </w:r>
+          </w:p>
+          <w:p>
+            <w:pPr>
+              <w:pStyle w:val="SourceCode"/>
+              <w:spacing w:before="0" w:after="0" w:line="200" w:lineRule="auto"/>
+            </w:pPr>
+            <w:r>
+              <w:t xml:space="preserve">    sleep 2</w:t>
+            </w:r>
+          </w:p>
+          <w:p>
+            <w:pPr>
+              <w:pStyle w:val="SourceCode"/>
+              <w:spacing w:before="0" w:after="0" w:line="200" w:lineRule="auto"/>
+            </w:pPr>
+            <w:r>
+              <w:t xml:space="preserve">    echo "Child: Now my PPID should be 1 (init/systemd)"</w:t>
+            </w:r>
+          </w:p>
+          <w:p>
+            <w:pPr>
+              <w:pStyle w:val="SourceCode"/>
+              <w:spacing w:before="0" w:after="0" w:line="200" w:lineRule="auto"/>
+            </w:pPr>
+            <w:r>
+              <w:t xml:space="preserve">    echo "Child: Checking... PPID = $(ps -o ppid= -p $$)"</w:t>
+            </w:r>
+          </w:p>
+          <w:p>
+            <w:pPr>
+              <w:pStyle w:val="SourceCode"/>
+              <w:spacing w:before="0" w:after="0" w:line="200" w:lineRule="auto"/>
+            </w:pPr>
+            <w:r>
+              <w:t xml:space="preserve">    sleep 30</w:t>
+            </w:r>
+          </w:p>
+          <w:p>
+            <w:pPr>
+              <w:pStyle w:val="SourceCode"/>
+              <w:spacing w:before="0" w:after="0" w:line="200" w:lineRule="auto"/>
+            </w:pPr>
+            <w:r>
+              <w:t xml:space="preserve">) &amp;</w:t>
+            </w:r>
+          </w:p>
+          <w:p>
+            <w:pPr>
+              <w:pStyle w:val="SourceCode"/>
+              <w:spacing w:before="0" w:after="0" w:line="200" w:lineRule="auto"/>
+            </w:pPr>
+          </w:p>
+          <w:p>
+            <w:pPr>
+              <w:pStyle w:val="SourceCode"/>
+              <w:spacing w:before="0" w:after="0" w:line="200" w:lineRule="auto"/>
+            </w:pPr>
+            <w:r>
+              <w:t xml:space="preserve">echo "Parent: I'm exiting immediately!"</w:t>
+            </w:r>
+          </w:p>
+          <w:p>
+            <w:pPr>
+              <w:pStyle w:val="SourceCode"/>
+              <w:spacing w:before="0" w:after="0" w:line="200" w:lineRule="auto"/>
+            </w:pPr>
+            <w:r>
+              <w:t xml:space="preserve">exit 0</w:t>
+            </w:r>
+          </w:p>
+          <w:p>
+            <w:pPr>
+              <w:pStyle w:val="SourceCode"/>
+              <w:spacing w:before="0" w:after="0" w:line="200" w:lineRule="auto"/>
+            </w:pPr>
+            <w:r>
+              <w:t xml:space="preserve">EOF</w:t>
+            </w:r>
+          </w:p>
+          <w:p>
+            <w:pPr>
+              <w:pStyle w:val="SourceCode"/>
+              <w:spacing w:before="0" w:after="0" w:line="200" w:lineRule="auto"/>
+            </w:pPr>
+            <w:r>
+              <w:t xml:space="preserve">chmod +x create_orphan.sh</w:t>
+            </w:r>
+          </w:p>
+          <w:p>
+            <w:pPr>
+              <w:pStyle w:val="SourceCode"/>
+              <w:spacing w:before="0" w:after="0" w:line="200" w:lineRule="auto"/>
+            </w:pPr>
+          </w:p>
+          <w:p>
+            <w:pPr>
+              <w:pStyle w:val="SourceCode"/>
+              <w:spacing w:before="0" w:after="0" w:line="200" w:lineRule="auto"/>
+            </w:pPr>
+            <w:r>
+              <w:t xml:space="preserve"># Запустіть</w:t>
+            </w:r>
+          </w:p>
+          <w:p>
+            <w:pPr>
+              <w:pStyle w:val="SourceCode"/>
+              <w:spacing w:before="0" w:after="0" w:line="200" w:lineRule="auto"/>
+            </w:pPr>
+            <w:r>
+              <w:t xml:space="preserve">./create_orphan.sh</w:t>
+            </w:r>
+          </w:p>
+          <w:p>
+            <w:pPr>
+              <w:pStyle w:val="SourceCode"/>
+              <w:spacing w:before="0" w:after="0" w:line="200" w:lineRule="auto"/>
+            </w:pPr>
+          </w:p>
+          <w:p>
+            <w:pPr>
+              <w:pStyle w:val="SourceCode"/>
+              <w:spacing w:before="0" w:after="0" w:line="200" w:lineRule="auto"/>
+            </w:pPr>
+            <w:r>
+              <w:t xml:space="preserve"># Через 3 секунди перевірте PPID дочірнього процесу</w:t>
+            </w:r>
+          </w:p>
+          <w:p>
+            <w:pPr>
+              <w:pStyle w:val="SourceCode"/>
+              <w:spacing w:before="0" w:after="0" w:line="200" w:lineRule="auto"/>
+            </w:pPr>
+            <w:r>
+              <w:t xml:space="preserve">sleep 3</w:t>
+            </w:r>
+          </w:p>
+          <w:p>
+            <w:pPr>
+              <w:pStyle w:val="SourceCode"/>
+              <w:spacing w:before="0" w:after="0" w:line="200" w:lineRule="auto"/>
+            </w:pPr>
+            <w:r>
+              <w:t xml:space="preserve">pgrep -a sleep | grep -v grep</w:t>
+            </w:r>
+          </w:p>
+          <w:p>
+            <w:pPr>
+              <w:pStyle w:val="SourceCode"/>
+              <w:spacing w:before="0" w:after="0" w:line="200" w:lineRule="auto"/>
+            </w:pPr>
+          </w:p>
+          <w:p>
+            <w:pPr>
+              <w:pStyle w:val="SourceCode"/>
+              <w:spacing w:before="0" w:after="0" w:line="200" w:lineRule="auto"/>
+            </w:pPr>
+            <w:r>
+              <w:t xml:space="preserve"># Знайдіть процес з PPID=1</w:t>
+            </w:r>
+          </w:p>
+          <w:p>
+            <w:pPr>
+              <w:pStyle w:val="SourceCode"/>
+              <w:spacing w:before="0" w:after="0" w:line="200" w:lineRule="auto"/>
+            </w:pPr>
+            <w:r>
+              <w:t xml:space="preserve">ps -eo pid,ppid,cmd | grep sleep</w:t>
+            </w:r>
+          </w:p>
+          <w:p>
+            <w:pPr>
+              <w:pStyle w:val="SourceCode"/>
+              <w:spacing w:before="0" w:after="0" w:line="200" w:lineRule="auto"/>
+            </w:pPr>
+          </w:p>
+          <w:p>
+            <w:pPr>
+              <w:pStyle w:val="SourceCode"/>
+              <w:spacing w:before="0" w:after="0" w:line="200" w:lineRule="auto"/>
+            </w:pPr>
+            <w:r>
+              <w:t xml:space="preserve"># Запишіть у звіт:</w:t>
+            </w:r>
+          </w:p>
+          <w:p>
+            <w:pPr>
+              <w:pStyle w:val="SourceCode"/>
+              <w:spacing w:before="0" w:after="0" w:line="200" w:lineRule="auto"/>
+            </w:pPr>
+            <w:r>
+              <w:t xml:space="preserve"># - Хто стає батьком orphan-процесу?</w:t>
+            </w:r>
+          </w:p>
+          <w:p>
+            <w:pPr>
+              <w:pStyle w:val="SourceCode"/>
+              <w:spacing w:before="0" w:after="0" w:line="200" w:lineRule="auto"/>
+            </w:pPr>
+            <w:r>
+              <w:t xml:space="preserve"># - Чи це проблема для системи?</w:t>
+            </w:r>
+          </w:p>
+        </w:tc>
+      </w:tr>
+    </w:tbl>
+    <w:p>
+      <w:pPr>
+        <w:spacing w:before="0" w:after="0" w:line="120" w:lineRule="exact"/>
         <w:rPr>
-          <w:rStyle w:val="VerbatimChar"/>
+          <w:sz w:val="4"/>
+          <w:szCs w:val="4"/>
         </w:rPr>
-        <w:t xml:space="preserve">cat &gt; create_orphan.sh &lt;&lt; 'EOF'</w:t>
-      </w:r>
-      <w:r>
-        <w:br/>
-      </w:r>
-      <w:r>
-        <w:rPr>
-          <w:rStyle w:val="VerbatimChar"/>
-        </w:rPr>
-        <w:t xml:space="preserve">#!/bin/bash</w:t>
-      </w:r>
-      <w:r>
-        <w:br/>
-      </w:r>
-      <w:r>
-        <w:rPr>
-          <w:rStyle w:val="VerbatimChar"/>
-        </w:rPr>
-        <w:t xml:space="preserve">echo "Parent PID: $$"</w:t>
-      </w:r>
-      <w:r>
-        <w:br/>
-      </w:r>
-      <w:r>
-        <w:br/>
-      </w:r>
-      <w:r>
-        <w:rPr>
-          <w:rStyle w:val="VerbatimChar"/>
-        </w:rPr>
-        <w:t xml:space="preserve"># Створюємо дочірній процес</w:t>
-      </w:r>
-      <w:r>
-        <w:br/>
-      </w:r>
-      <w:r>
-        <w:rPr>
-          <w:rStyle w:val="VerbatimChar"/>
-        </w:rPr>
-        <w:t xml:space="preserve">(</w:t>
-      </w:r>
-      <w:r>
-        <w:br/>
-      </w:r>
-      <w:r>
-        <w:rPr>
-          <w:rStyle w:val="VerbatimChar"/>
-        </w:rPr>
-        <w:t xml:space="preserve">    echo "Child PID: $$ - My parent is $$, PPID: $PPID"</w:t>
-      </w:r>
-      <w:r>
-        <w:br/>
-      </w:r>
-      <w:r>
-        <w:rPr>
-          <w:rStyle w:val="VerbatimChar"/>
-        </w:rPr>
-        <w:t xml:space="preserve">    sleep 2</w:t>
-      </w:r>
-      <w:r>
-        <w:br/>
-      </w:r>
-      <w:r>
-        <w:rPr>
-          <w:rStyle w:val="VerbatimChar"/>
-        </w:rPr>
-        <w:t xml:space="preserve">    echo "Child: Now my PPID should be 1 (init/systemd)"</w:t>
-      </w:r>
-      <w:r>
-        <w:br/>
-      </w:r>
-      <w:r>
-        <w:rPr>
-          <w:rStyle w:val="VerbatimChar"/>
-        </w:rPr>
-        <w:t xml:space="preserve">    echo "Child: Checking... PPID = $(ps -o ppid= -p $$)"</w:t>
-      </w:r>
-      <w:r>
-        <w:br/>
-      </w:r>
-      <w:r>
-        <w:rPr>
-          <w:rStyle w:val="VerbatimChar"/>
-        </w:rPr>
-        <w:t xml:space="preserve">    sleep 30</w:t>
-      </w:r>
-      <w:r>
-        <w:br/>
-      </w:r>
-      <w:r>
-        <w:rPr>
-          <w:rStyle w:val="VerbatimChar"/>
-        </w:rPr>
-        <w:t xml:space="preserve">) &amp;</w:t>
-      </w:r>
-      <w:r>
-        <w:br/>
-      </w:r>
-      <w:r>
-        <w:br/>
-      </w:r>
-      <w:r>
-        <w:rPr>
-          <w:rStyle w:val="VerbatimChar"/>
-        </w:rPr>
-        <w:t xml:space="preserve">echo "Parent: I'm exiting immediately!"</w:t>
-      </w:r>
-      <w:r>
-        <w:br/>
-      </w:r>
-      <w:r>
-        <w:rPr>
-          <w:rStyle w:val="VerbatimChar"/>
-        </w:rPr>
-        <w:t xml:space="preserve">exit 0</w:t>
-      </w:r>
-      <w:r>
-        <w:br/>
-      </w:r>
-      <w:r>
-        <w:rPr>
-          <w:rStyle w:val="VerbatimChar"/>
-        </w:rPr>
-        <w:t xml:space="preserve">EOF</w:t>
-      </w:r>
-      <w:r>
-        <w:br/>
-      </w:r>
-      <w:r>
-        <w:rPr>
-          <w:rStyle w:val="VerbatimChar"/>
-        </w:rPr>
-        <w:t xml:space="preserve">chmod +x create_orphan.sh</w:t>
-      </w:r>
-      <w:r>
-        <w:br/>
-      </w:r>
-      <w:r>
-        <w:br/>
-      </w:r>
-      <w:r>
-        <w:rPr>
-          <w:rStyle w:val="VerbatimChar"/>
-        </w:rPr>
-        <w:t xml:space="preserve"># Запустіть</w:t>
-      </w:r>
-      <w:r>
-        <w:br/>
-      </w:r>
-      <w:r>
-        <w:rPr>
-          <w:rStyle w:val="VerbatimChar"/>
-        </w:rPr>
-        <w:t xml:space="preserve">./create_orphan.sh</w:t>
-      </w:r>
-      <w:r>
-        <w:br/>
-      </w:r>
-      <w:r>
-        <w:br/>
-      </w:r>
-      <w:r>
-        <w:rPr>
-          <w:rStyle w:val="VerbatimChar"/>
-        </w:rPr>
-        <w:t xml:space="preserve"># Через 3 секунди перевірте PPID дочірнього процесу</w:t>
-      </w:r>
-      <w:r>
-        <w:br/>
-      </w:r>
-      <w:r>
-        <w:rPr>
-          <w:rStyle w:val="VerbatimChar"/>
-        </w:rPr>
-        <w:t xml:space="preserve">sleep 3</w:t>
-      </w:r>
-      <w:r>
-        <w:br/>
-      </w:r>
-      <w:r>
-        <w:rPr>
-          <w:rStyle w:val="VerbatimChar"/>
-        </w:rPr>
-        <w:t xml:space="preserve">pgrep -a sleep | grep -v grep</w:t>
-      </w:r>
-      <w:r>
-        <w:br/>
-      </w:r>
-      <w:r>
-        <w:br/>
-      </w:r>
-      <w:r>
-        <w:rPr>
-          <w:rStyle w:val="VerbatimChar"/>
-        </w:rPr>
-        <w:t xml:space="preserve"># Знайдіть процес з PPID=1</w:t>
-      </w:r>
-      <w:r>
-        <w:br/>
-      </w:r>
-      <w:r>
-        <w:rPr>
-          <w:rStyle w:val="VerbatimChar"/>
-        </w:rPr>
-        <w:t xml:space="preserve">ps -eo pid,ppid,cmd | grep sleep</w:t>
-      </w:r>
-      <w:r>
-        <w:br/>
-      </w:r>
-      <w:r>
-        <w:br/>
-      </w:r>
-      <w:r>
-        <w:rPr>
-          <w:rStyle w:val="VerbatimChar"/>
-        </w:rPr>
-        <w:t xml:space="preserve"># Запишіть у звіт:</w:t>
-      </w:r>
-      <w:r>
-        <w:br/>
-      </w:r>
-      <w:r>
-        <w:rPr>
-          <w:rStyle w:val="VerbatimChar"/>
-        </w:rPr>
-        <w:t xml:space="preserve"># - Хто стає батьком orphan-процесу?</w:t>
-      </w:r>
-      <w:r>
-        <w:br/>
-      </w:r>
-      <w:r>
-        <w:rPr>
-          <w:rStyle w:val="VerbatimChar"/>
-        </w:rPr>
-        <w:t xml:space="preserve"># - Чи це проблема для системи?</w:t>
-      </w:r>
+      </w:pPr>
     </w:p>
     <w:bookmarkEnd w:id="30"/>
     <w:bookmarkEnd w:id="31"/>
@@ -6776,15 +8181,8 @@
     <w:basedOn w:val="Normal"/>
     <w:qFormat/>
     <w:pPr>
-      <w:pBdr>
-        <w:top w:color="BFBFBF" w:space="4" w:sz="4" w:val="single"/>
-        <w:left w:color="BFBFBF" w:space="4" w:sz="4" w:val="single"/>
-        <w:bottom w:color="BFBFBF" w:space="4" w:sz="4" w:val="single"/>
-        <w:right w:color="BFBFBF" w:space="4" w:sz="4" w:val="single"/>
-      </w:pBdr>
-      <w:shd w:color="auto" w:fill="F4F4F4" w:val="clear"/>
-      <w:spacing w:after="120" w:before="120" w:line="200" w:lineRule="auto"/>
-      <w:ind w:firstLine="0" w:left="284" w:right="284"/>
+      <w:spacing w:after="0" w:before="0" w:line="200" w:lineRule="auto"/>
+      <w:ind w:hanging="340" w:left="340" w:right="0"/>
       <w:jc w:val="left"/>
     </w:pPr>
     <w:rPr>
@@ -6792,6 +8190,27 @@
       <w:sz w:val="18"/>
       <w:szCs w:val="18"/>
     </w:rPr>
+  </w:style>
+  <w:style w:customStyle="1" w:styleId="SourceCodeTable" w:type="table">
+    <w:name w:val="Source Code Table"/>
+    <w:basedOn w:val="TableNormal"/>
+    <w:qFormat/>
+    <w:tblPr>
+      <w:tblInd w:type="dxa" w:w="0"/>
+      <w:tblBorders>
+        <w:top w:color="BFBFBF" w:space="0" w:sz="4" w:val="single"/>
+        <w:left w:color="BFBFBF" w:space="0" w:sz="4" w:val="single"/>
+        <w:bottom w:color="BFBFBF" w:space="0" w:sz="4" w:val="single"/>
+        <w:right w:color="BFBFBF" w:space="0" w:sz="4" w:val="single"/>
+      </w:tblBorders>
+      <w:shd w:color="auto" w:fill="F4F4F4" w:val="clear"/>
+      <w:tblCellMar>
+        <w:top w:type="dxa" w:w="113"/>
+        <w:left w:type="dxa" w:w="113"/>
+        <w:bottom w:type="dxa" w:w="113"/>
+        <w:right w:type="dxa" w:w="113"/>
+      </w:tblCellMar>
+    </w:tblPr>
   </w:style>
 </w:styles>
 </file>
